--- a/files/CV Fong Chi Shun.docx
+++ b/files/CV Fong Chi Shun.docx
@@ -216,6 +216,16 @@
         </w:rPr>
         <w:t xml:space="preserve"> (PSU)</w:t>
       </w:r>
+      <w:r>
+        <w:rPr>
+          <w:rFonts w:asciiTheme="minorHAnsi" w:hAnsiTheme="minorHAnsi" w:cstheme="minorHAnsi"/>
+          <w:b/>
+          <w:bCs/>
+          <w:sz w:val="21"/>
+          <w:szCs w:val="20"/>
+        </w:rPr>
+        <w:t>, USA</w:t>
+      </w:r>
     </w:p>
     <w:p>
       <w:pPr>
@@ -252,7 +262,25 @@
           <w:szCs w:val="20"/>
           <w:lang w:eastAsia="zh-HK"/>
         </w:rPr>
-        <w:t xml:space="preserve"> in Political Science and Social Data Analytics (expected 202</w:t>
+        <w:t xml:space="preserve"> in Political Science and Social Data Analytics (expected </w:t>
+      </w:r>
+      <w:r>
+        <w:rPr>
+          <w:rFonts w:asciiTheme="minorHAnsi" w:hAnsiTheme="minorHAnsi" w:cstheme="minorHAnsi"/>
+          <w:sz w:val="21"/>
+          <w:szCs w:val="20"/>
+          <w:lang w:eastAsia="zh-HK"/>
+        </w:rPr>
+        <w:t xml:space="preserve">Spring </w:t>
+      </w:r>
+      <w:r>
+        <w:rPr>
+          <w:rFonts w:asciiTheme="minorHAnsi" w:hAnsiTheme="minorHAnsi" w:cstheme="minorHAnsi"/>
+          <w:sz w:val="21"/>
+          <w:szCs w:val="20"/>
+          <w:lang w:eastAsia="zh-HK"/>
+        </w:rPr>
+        <w:t>202</w:t>
       </w:r>
       <w:r>
         <w:rPr>
@@ -343,23 +371,7 @@
           <w:sz w:val="21"/>
           <w:szCs w:val="21"/>
         </w:rPr>
-        <w:t xml:space="preserve"> (Co-chair), Daniel </w:t>
-      </w:r>
-      <w:proofErr w:type="spellStart"/>
-      <w:r>
-        <w:rPr>
-          <w:sz w:val="21"/>
-          <w:szCs w:val="21"/>
-        </w:rPr>
-        <w:t>Tavana</w:t>
-      </w:r>
-      <w:proofErr w:type="spellEnd"/>
-      <w:r>
-        <w:rPr>
-          <w:sz w:val="21"/>
-          <w:szCs w:val="21"/>
-        </w:rPr>
-        <w:t>, and Charles Seguin</w:t>
+        <w:t xml:space="preserve"> (Co-chair), Daniel Tavana, and Charles Seguin</w:t>
       </w:r>
     </w:p>
     <w:p>
@@ -901,7 +913,16 @@
           <w:szCs w:val="21"/>
           <w:lang w:eastAsia="zh-HK"/>
         </w:rPr>
-        <w:t>, Politics of Greater China</w:t>
+        <w:t xml:space="preserve">, </w:t>
+      </w:r>
+      <w:r>
+        <w:rPr>
+          <w:rFonts w:asciiTheme="minorHAnsi" w:hAnsiTheme="minorHAnsi" w:cstheme="minorHAnsi"/>
+          <w:sz w:val="21"/>
+          <w:szCs w:val="21"/>
+          <w:lang w:eastAsia="zh-HK"/>
+        </w:rPr>
+        <w:t>Chinese Politics and Hong Kong Politics</w:t>
       </w:r>
     </w:p>
     <w:p>
@@ -1056,7 +1077,27 @@
           <w:sz w:val="21"/>
           <w:szCs w:val="21"/>
         </w:rPr>
-        <w:t xml:space="preserve">Ho, Lawrence Ka-Ki, </w:t>
+        <w:t>Ho, Lawrence Ka-Ki</w:t>
+      </w:r>
+      <w:r>
+        <w:rPr>
+          <w:rFonts w:asciiTheme="minorHAnsi" w:hAnsiTheme="minorHAnsi" w:cstheme="minorHAnsi"/>
+          <w:color w:val="000000"/>
+          <w:kern w:val="0"/>
+          <w:sz w:val="21"/>
+          <w:szCs w:val="21"/>
+        </w:rPr>
+        <w:t>.</w:t>
+      </w:r>
+      <w:r>
+        <w:rPr>
+          <w:rFonts w:asciiTheme="minorHAnsi" w:hAnsiTheme="minorHAnsi" w:cstheme="minorHAnsi"/>
+          <w:color w:val="000000"/>
+          <w:kern w:val="0"/>
+          <w:sz w:val="21"/>
+          <w:szCs w:val="21"/>
+        </w:rPr>
+        <w:t xml:space="preserve">, </w:t>
       </w:r>
       <w:r>
         <w:rPr>
@@ -1069,6 +1110,18 @@
           <w:szCs w:val="21"/>
         </w:rPr>
         <w:t>Fong, Chi Shun</w:t>
+      </w:r>
+      <w:r>
+        <w:rPr>
+          <w:rFonts w:asciiTheme="minorHAnsi" w:hAnsiTheme="minorHAnsi" w:cstheme="minorHAnsi"/>
+          <w:b/>
+          <w:bCs/>
+          <w:color w:val="000000"/>
+          <w:kern w:val="0"/>
+          <w:sz w:val="21"/>
+          <w:szCs w:val="21"/>
+        </w:rPr>
+        <w:t>.</w:t>
       </w:r>
       <w:r>
         <w:rPr>
@@ -1182,20 +1235,18 @@
           <w:sz w:val="21"/>
           <w:szCs w:val="21"/>
         </w:rPr>
-        <w:t xml:space="preserve">Fung, Chi Keung </w:t>
-      </w:r>
-      <w:proofErr w:type="gramStart"/>
-      <w:r>
-        <w:rPr>
-          <w:rFonts w:asciiTheme="minorHAnsi" w:hAnsiTheme="minorHAnsi" w:cstheme="minorHAnsi"/>
-          <w:color w:val="000000"/>
-          <w:kern w:val="0"/>
-          <w:sz w:val="21"/>
-          <w:szCs w:val="21"/>
-        </w:rPr>
-        <w:t>Charles</w:t>
-      </w:r>
-      <w:proofErr w:type="gramEnd"/>
+        <w:t>Fung, Chi Keung Charles</w:t>
+      </w:r>
+      <w:r>
+        <w:rPr>
+          <w:rFonts w:asciiTheme="minorHAnsi" w:hAnsiTheme="minorHAnsi" w:cstheme="minorHAnsi"/>
+          <w:color w:val="000000"/>
+          <w:kern w:val="0"/>
+          <w:sz w:val="21"/>
+          <w:szCs w:val="21"/>
+        </w:rPr>
+        <w:t>.,</w:t>
+      </w:r>
       <w:r>
         <w:rPr>
           <w:rFonts w:asciiTheme="minorHAnsi" w:hAnsiTheme="minorHAnsi" w:cstheme="minorHAnsi"/>
@@ -1247,7 +1298,27 @@
           <w:sz w:val="21"/>
           <w:szCs w:val="21"/>
         </w:rPr>
-        <w:t xml:space="preserve">) The 1967 Riots and Hong Kong’s Tortuous Internationalization, </w:t>
+        <w:t>)</w:t>
+      </w:r>
+      <w:r>
+        <w:rPr>
+          <w:rFonts w:asciiTheme="minorHAnsi" w:hAnsiTheme="minorHAnsi" w:cstheme="minorHAnsi"/>
+          <w:color w:val="000000"/>
+          <w:kern w:val="0"/>
+          <w:sz w:val="21"/>
+          <w:szCs w:val="21"/>
+        </w:rPr>
+        <w:t>.</w:t>
+      </w:r>
+      <w:r>
+        <w:rPr>
+          <w:rFonts w:asciiTheme="minorHAnsi" w:hAnsiTheme="minorHAnsi" w:cstheme="minorHAnsi"/>
+          <w:color w:val="000000"/>
+          <w:kern w:val="0"/>
+          <w:sz w:val="21"/>
+          <w:szCs w:val="21"/>
+        </w:rPr>
+        <w:t xml:space="preserve"> The 1967 Riots and Hong Kong’s Tortuous Internationalization, </w:t>
       </w:r>
       <w:r>
         <w:rPr>
@@ -1552,7 +1623,27 @@
             <w:sz w:val="21"/>
             <w:szCs w:val="21"/>
           </w:rPr>
-          <w:t>https://doi.org/10.1007/978-3-030-75754-0_6</w:t>
+          <w:t>https://doi.org/10.1007/978-3</w:t>
+        </w:r>
+        <w:r>
+          <w:rPr>
+            <w:rStyle w:val="Hyperlink"/>
+            <w:rFonts w:asciiTheme="minorHAnsi" w:hAnsiTheme="minorHAnsi" w:cstheme="minorHAnsi"/>
+            <w:kern w:val="0"/>
+            <w:sz w:val="21"/>
+            <w:szCs w:val="21"/>
+          </w:rPr>
+          <w:t>-</w:t>
+        </w:r>
+        <w:r>
+          <w:rPr>
+            <w:rStyle w:val="Hyperlink"/>
+            <w:rFonts w:asciiTheme="minorHAnsi" w:hAnsiTheme="minorHAnsi" w:cstheme="minorHAnsi"/>
+            <w:kern w:val="0"/>
+            <w:sz w:val="21"/>
+            <w:szCs w:val="21"/>
+          </w:rPr>
+          <w:t>030-75754-0_6</w:t>
         </w:r>
       </w:hyperlink>
       <w:r>
@@ -1599,7 +1690,7 @@
           <w:sz w:val="21"/>
           <w:szCs w:val="21"/>
         </w:rPr>
-        <w:t>Manuscript and w</w:t>
+        <w:t>W</w:t>
       </w:r>
       <w:r>
         <w:rPr>
@@ -1654,16 +1745,7 @@
           <w:sz w:val="21"/>
           <w:szCs w:val="21"/>
         </w:rPr>
-        <w:t>Fong,</w:t>
-      </w:r>
-      <w:r>
-        <w:rPr>
-          <w:rFonts w:asciiTheme="minorHAnsi" w:hAnsiTheme="minorHAnsi" w:cstheme="minorHAnsi"/>
-          <w:color w:val="000000"/>
-          <w:sz w:val="21"/>
-          <w:szCs w:val="21"/>
-        </w:rPr>
-        <w:t xml:space="preserve"> </w:t>
+        <w:t>Fong</w:t>
       </w:r>
       <w:r>
         <w:rPr>
@@ -1675,44 +1757,7 @@
           <w:sz w:val="21"/>
           <w:szCs w:val="21"/>
         </w:rPr>
-        <w:t>Chi Shun</w:t>
-      </w:r>
-      <w:r>
-        <w:rPr>
-          <w:rFonts w:asciiTheme="minorHAnsi" w:hAnsiTheme="minorHAnsi" w:cstheme="minorHAnsi"/>
-          <w:color w:val="000000"/>
-          <w:sz w:val="21"/>
-          <w:szCs w:val="21"/>
-        </w:rPr>
-        <w:t xml:space="preserve"> </w:t>
-      </w:r>
-      <w:r>
-        <w:rPr>
-          <w:rFonts w:asciiTheme="minorHAnsi" w:eastAsia="Times New Roman" w:hAnsiTheme="minorHAnsi" w:cstheme="minorHAnsi"/>
-          <w:kern w:val="0"/>
-          <w:sz w:val="21"/>
-          <w:szCs w:val="21"/>
-          <w:lang w:eastAsia="zh-CN"/>
-        </w:rPr>
-        <w:t>and</w:t>
-      </w:r>
-      <w:r>
-        <w:rPr>
-          <w:rFonts w:asciiTheme="minorHAnsi" w:hAnsiTheme="minorHAnsi" w:cstheme="minorHAnsi"/>
-          <w:color w:val="000000"/>
-          <w:sz w:val="21"/>
-          <w:szCs w:val="21"/>
-        </w:rPr>
-        <w:t xml:space="preserve"> </w:t>
-      </w:r>
-      <w:r>
-        <w:rPr>
-          <w:rFonts w:asciiTheme="minorHAnsi" w:hAnsiTheme="minorHAnsi" w:cstheme="minorHAnsi"/>
-          <w:color w:val="000000"/>
-          <w:sz w:val="21"/>
-          <w:szCs w:val="21"/>
-        </w:rPr>
-        <w:t>Yuen, Samson</w:t>
+        <w:t>,</w:t>
       </w:r>
       <w:r>
         <w:rPr>
@@ -1724,6 +1769,16 @@
           <w:sz w:val="21"/>
           <w:szCs w:val="21"/>
         </w:rPr>
+        <w:t xml:space="preserve"> Chi Shun</w:t>
+      </w:r>
+      <w:r>
+        <w:rPr>
+          <w:rFonts w:asciiTheme="minorHAnsi" w:hAnsiTheme="minorHAnsi" w:cstheme="minorHAnsi"/>
+          <w:color w:val="000000"/>
+          <w:kern w:val="0"/>
+          <w:sz w:val="21"/>
+          <w:szCs w:val="21"/>
+        </w:rPr>
         <w:t xml:space="preserve">. </w:t>
       </w:r>
       <w:r>
@@ -1734,17 +1789,94 @@
           <w:sz w:val="21"/>
           <w:szCs w:val="21"/>
         </w:rPr>
-        <w:t>Disaggregating Repression: A Study on the Individual Effects of Repression in Hong Kong’s Anti-Extradition Bill Protests</w:t>
-      </w:r>
-      <w:r>
-        <w:rPr>
-          <w:rFonts w:asciiTheme="minorHAnsi" w:hAnsiTheme="minorHAnsi" w:cstheme="minorHAnsi"/>
-          <w:color w:val="000000"/>
-          <w:kern w:val="0"/>
-          <w:sz w:val="21"/>
-          <w:szCs w:val="21"/>
-        </w:rPr>
-        <w:t xml:space="preserve"> (presented at MPSA 2022)</w:t>
+        <w:t xml:space="preserve">Borrowing Credibility from influencers: The </w:t>
+      </w:r>
+      <w:r>
+        <w:rPr>
+          <w:rFonts w:asciiTheme="minorHAnsi" w:hAnsiTheme="minorHAnsi" w:cstheme="minorHAnsi"/>
+          <w:color w:val="000000"/>
+          <w:kern w:val="0"/>
+          <w:sz w:val="21"/>
+          <w:szCs w:val="21"/>
+        </w:rPr>
+        <w:t>C</w:t>
+      </w:r>
+      <w:r>
+        <w:rPr>
+          <w:rFonts w:asciiTheme="minorHAnsi" w:hAnsiTheme="minorHAnsi" w:cstheme="minorHAnsi"/>
+          <w:color w:val="000000"/>
+          <w:kern w:val="0"/>
+          <w:sz w:val="21"/>
+          <w:szCs w:val="21"/>
+        </w:rPr>
+        <w:t>ase of Chinese Foreign Propaganda</w:t>
+      </w:r>
+      <w:r>
+        <w:rPr>
+          <w:rFonts w:asciiTheme="minorHAnsi" w:hAnsiTheme="minorHAnsi" w:cstheme="minorHAnsi"/>
+          <w:color w:val="000000"/>
+          <w:kern w:val="0"/>
+          <w:sz w:val="21"/>
+          <w:szCs w:val="21"/>
+        </w:rPr>
+        <w:t xml:space="preserve"> </w:t>
+      </w:r>
+      <w:r>
+        <w:rPr>
+          <w:rFonts w:asciiTheme="minorHAnsi" w:eastAsia="Times New Roman" w:hAnsiTheme="minorHAnsi" w:cstheme="minorHAnsi"/>
+          <w:color w:val="000000"/>
+          <w:kern w:val="0"/>
+          <w:sz w:val="21"/>
+          <w:szCs w:val="21"/>
+          <w:shd w:val="clear" w:color="auto" w:fill="FFFFFF"/>
+        </w:rPr>
+        <w:t>(</w:t>
+      </w:r>
+      <w:r>
+        <w:rPr>
+          <w:rFonts w:asciiTheme="minorHAnsi" w:eastAsia="Times New Roman" w:hAnsiTheme="minorHAnsi" w:cstheme="minorHAnsi"/>
+          <w:color w:val="000000"/>
+          <w:kern w:val="0"/>
+          <w:sz w:val="21"/>
+          <w:szCs w:val="21"/>
+          <w:shd w:val="clear" w:color="auto" w:fill="FFFFFF"/>
+        </w:rPr>
+        <w:t xml:space="preserve">accepted by </w:t>
+      </w:r>
+      <w:r>
+        <w:rPr>
+          <w:rFonts w:asciiTheme="minorHAnsi" w:eastAsia="Times New Roman" w:hAnsiTheme="minorHAnsi" w:cstheme="minorHAnsi"/>
+          <w:b/>
+          <w:bCs/>
+          <w:color w:val="000000"/>
+          <w:kern w:val="0"/>
+          <w:sz w:val="21"/>
+          <w:szCs w:val="21"/>
+          <w:shd w:val="clear" w:color="auto" w:fill="FFFFFF"/>
+        </w:rPr>
+        <w:t>APSA 2025</w:t>
+      </w:r>
+      <w:r>
+        <w:rPr>
+          <w:rFonts w:asciiTheme="minorHAnsi" w:eastAsia="Times New Roman" w:hAnsiTheme="minorHAnsi" w:cstheme="minorHAnsi"/>
+          <w:color w:val="000000"/>
+          <w:kern w:val="0"/>
+          <w:sz w:val="21"/>
+          <w:szCs w:val="21"/>
+          <w:shd w:val="clear" w:color="auto" w:fill="FFFFFF"/>
+        </w:rPr>
+        <w:t>)</w:t>
+      </w:r>
+      <w:r>
+        <w:rPr>
+          <w:rFonts w:asciiTheme="minorHAnsi" w:eastAsia="Times New Roman" w:hAnsiTheme="minorHAnsi" w:cstheme="minorHAnsi"/>
+          <w:color w:val="000000"/>
+          <w:kern w:val="0"/>
+          <w:sz w:val="21"/>
+          <w:szCs w:val="21"/>
+          <w:shd w:val="clear" w:color="auto" w:fill="FFFFFF"/>
+        </w:rPr>
+        <w:t>.</w:t>
       </w:r>
     </w:p>
     <w:p>
@@ -1772,27 +1904,7 @@
           <w:sz w:val="21"/>
           <w:szCs w:val="21"/>
         </w:rPr>
-        <w:t>Liu</w:t>
-      </w:r>
-      <w:r>
-        <w:rPr>
-          <w:rFonts w:asciiTheme="minorHAnsi" w:hAnsiTheme="minorHAnsi" w:cstheme="minorHAnsi"/>
-          <w:color w:val="000000"/>
-          <w:kern w:val="0"/>
-          <w:sz w:val="21"/>
-          <w:szCs w:val="21"/>
-        </w:rPr>
-        <w:t>,</w:t>
-      </w:r>
-      <w:r>
-        <w:rPr>
-          <w:rFonts w:asciiTheme="minorHAnsi" w:hAnsiTheme="minorHAnsi" w:cstheme="minorHAnsi"/>
-          <w:color w:val="000000"/>
-          <w:kern w:val="0"/>
-          <w:sz w:val="21"/>
-          <w:szCs w:val="21"/>
-        </w:rPr>
-        <w:t xml:space="preserve"> </w:t>
+        <w:t xml:space="preserve">Liu, </w:t>
       </w:r>
       <w:proofErr w:type="spellStart"/>
       <w:r>
@@ -1803,17 +1915,7 @@
           <w:sz w:val="21"/>
           <w:szCs w:val="21"/>
         </w:rPr>
-        <w:t>J</w:t>
-      </w:r>
-      <w:r>
-        <w:rPr>
-          <w:rFonts w:asciiTheme="minorHAnsi" w:hAnsiTheme="minorHAnsi" w:cstheme="minorHAnsi"/>
-          <w:color w:val="000000"/>
-          <w:kern w:val="0"/>
-          <w:sz w:val="21"/>
-          <w:szCs w:val="21"/>
-        </w:rPr>
-        <w:t>ingping</w:t>
+        <w:t>Jingping</w:t>
       </w:r>
       <w:proofErr w:type="spellEnd"/>
       <w:r>
@@ -1824,27 +1926,7 @@
           <w:sz w:val="21"/>
           <w:szCs w:val="21"/>
         </w:rPr>
-        <w:t xml:space="preserve"> </w:t>
-      </w:r>
-      <w:r>
-        <w:rPr>
-          <w:rFonts w:asciiTheme="minorHAnsi" w:eastAsia="Times New Roman" w:hAnsiTheme="minorHAnsi" w:cstheme="minorHAnsi"/>
-          <w:kern w:val="0"/>
-          <w:sz w:val="21"/>
-          <w:szCs w:val="21"/>
-          <w:lang w:eastAsia="zh-CN"/>
-        </w:rPr>
-        <w:t>and</w:t>
-      </w:r>
-      <w:r>
-        <w:rPr>
-          <w:rFonts w:asciiTheme="minorHAnsi" w:hAnsiTheme="minorHAnsi" w:cstheme="minorHAnsi"/>
-          <w:color w:val="000000"/>
-          <w:kern w:val="0"/>
-          <w:sz w:val="21"/>
-          <w:szCs w:val="21"/>
-        </w:rPr>
-        <w:t xml:space="preserve"> </w:t>
+        <w:t xml:space="preserve">., and </w:t>
       </w:r>
       <w:r>
         <w:rPr>
@@ -1856,7 +1938,7 @@
           <w:sz w:val="21"/>
           <w:szCs w:val="21"/>
         </w:rPr>
-        <w:t>Fong Chi Shun</w:t>
+        <w:t>Fong, Chi Shun</w:t>
       </w:r>
       <w:r>
         <w:rPr>
@@ -1868,127 +1950,80 @@
         </w:rPr>
         <w:t xml:space="preserve">. </w:t>
       </w:r>
-      <w:r>
-        <w:rPr>
-          <w:sz w:val="21"/>
-          <w:szCs w:val="21"/>
-        </w:rPr>
-        <w:t xml:space="preserve">Implementation matters: discursive strategies of authoritarian states to prevent upwards scale-shift of social protests </w:t>
-      </w:r>
+      <w:proofErr w:type="spellStart"/>
       <w:r>
         <w:rPr>
           <w:rFonts w:asciiTheme="minorHAnsi" w:eastAsia="Times New Roman" w:hAnsiTheme="minorHAnsi" w:cstheme="minorHAnsi"/>
-          <w:color w:val="000000"/>
+          <w:color w:val="222222"/>
           <w:kern w:val="0"/>
           <w:sz w:val="21"/>
           <w:szCs w:val="21"/>
           <w:shd w:val="clear" w:color="auto" w:fill="FFFFFF"/>
           <w:lang w:eastAsia="zh-CN"/>
         </w:rPr>
-        <w:t>(</w:t>
-      </w:r>
+        <w:t>Channelling</w:t>
+      </w:r>
+      <w:proofErr w:type="spellEnd"/>
       <w:r>
         <w:rPr>
           <w:rFonts w:asciiTheme="minorHAnsi" w:eastAsia="Times New Roman" w:hAnsiTheme="minorHAnsi" w:cstheme="minorHAnsi"/>
-          <w:color w:val="000000"/>
+          <w:color w:val="222222"/>
           <w:kern w:val="0"/>
           <w:sz w:val="21"/>
           <w:szCs w:val="21"/>
           <w:shd w:val="clear" w:color="auto" w:fill="FFFFFF"/>
           <w:lang w:eastAsia="zh-CN"/>
         </w:rPr>
-        <w:t xml:space="preserve">presented at AAS 2023, </w:t>
+        <w:t xml:space="preserve"> protest claims: How Chinese official newspapers responded to anti-waste incineration protests from Hu Jintao to Xi Jinping</w:t>
       </w:r>
       <w:r>
         <w:rPr>
           <w:rFonts w:asciiTheme="minorHAnsi" w:eastAsia="Times New Roman" w:hAnsiTheme="minorHAnsi" w:cstheme="minorHAnsi"/>
-          <w:color w:val="000000"/>
+          <w:color w:val="222222"/>
           <w:kern w:val="0"/>
           <w:sz w:val="21"/>
           <w:szCs w:val="21"/>
           <w:shd w:val="clear" w:color="auto" w:fill="FFFFFF"/>
           <w:lang w:eastAsia="zh-CN"/>
         </w:rPr>
-        <w:t xml:space="preserve">presented </w:t>
-      </w:r>
-      <w:r>
-        <w:rPr>
-          <w:rFonts w:asciiTheme="minorHAnsi" w:eastAsia="Times New Roman" w:hAnsiTheme="minorHAnsi" w:cstheme="minorHAnsi" w:hint="eastAsia"/>
-          <w:color w:val="000000"/>
+        <w:t xml:space="preserve"> (</w:t>
+      </w:r>
+      <w:r>
+        <w:rPr>
+          <w:rFonts w:asciiTheme="minorHAnsi" w:eastAsia="Times New Roman" w:hAnsiTheme="minorHAnsi" w:cstheme="minorHAnsi"/>
+          <w:b/>
+          <w:bCs/>
+          <w:color w:val="222222"/>
           <w:kern w:val="0"/>
           <w:sz w:val="21"/>
           <w:szCs w:val="21"/>
           <w:shd w:val="clear" w:color="auto" w:fill="FFFFFF"/>
-        </w:rPr>
-        <w:t>by</w:t>
+          <w:lang w:eastAsia="zh-CN"/>
+        </w:rPr>
+        <w:t>under review</w:t>
       </w:r>
       <w:r>
         <w:rPr>
           <w:rFonts w:asciiTheme="minorHAnsi" w:eastAsia="Times New Roman" w:hAnsiTheme="minorHAnsi" w:cstheme="minorHAnsi"/>
-          <w:color w:val="000000"/>
+          <w:color w:val="222222"/>
           <w:kern w:val="0"/>
           <w:sz w:val="21"/>
           <w:szCs w:val="21"/>
           <w:shd w:val="clear" w:color="auto" w:fill="FFFFFF"/>
-        </w:rPr>
-        <w:t xml:space="preserve"> </w:t>
-      </w:r>
-      <w:r>
-        <w:rPr>
-          <w:rFonts w:asciiTheme="minorHAnsi" w:eastAsia="Times New Roman" w:hAnsiTheme="minorHAnsi" w:cstheme="minorHAnsi" w:hint="eastAsia"/>
+          <w:lang w:eastAsia="zh-CN"/>
+        </w:rPr>
+        <w:t>)</w:t>
+      </w:r>
+      <w:r>
+        <w:rPr>
+          <w:rFonts w:asciiTheme="minorHAnsi" w:eastAsia="Times New Roman" w:hAnsiTheme="minorHAnsi" w:cstheme="minorHAnsi"/>
           <w:color w:val="000000"/>
           <w:kern w:val="0"/>
           <w:sz w:val="21"/>
           <w:szCs w:val="21"/>
           <w:shd w:val="clear" w:color="auto" w:fill="FFFFFF"/>
         </w:rPr>
-        <w:t>APSA</w:t>
-      </w:r>
-      <w:r>
-        <w:rPr>
-          <w:rFonts w:asciiTheme="minorHAnsi" w:eastAsia="Times New Roman" w:hAnsiTheme="minorHAnsi" w:cstheme="minorHAnsi"/>
-          <w:color w:val="000000"/>
-          <w:kern w:val="0"/>
-          <w:sz w:val="21"/>
-          <w:szCs w:val="21"/>
-          <w:shd w:val="clear" w:color="auto" w:fill="FFFFFF"/>
-        </w:rPr>
-        <w:t xml:space="preserve"> 2024</w:t>
-      </w:r>
-      <w:r>
-        <w:rPr>
-          <w:rFonts w:asciiTheme="minorHAnsi" w:eastAsia="Times New Roman" w:hAnsiTheme="minorHAnsi" w:cstheme="minorHAnsi"/>
-          <w:color w:val="000000"/>
-          <w:kern w:val="0"/>
-          <w:sz w:val="21"/>
-          <w:szCs w:val="21"/>
-          <w:shd w:val="clear" w:color="auto" w:fill="FFFFFF"/>
-        </w:rPr>
-        <w:t xml:space="preserve">, currently under review at </w:t>
-      </w:r>
-      <w:r>
-        <w:rPr>
-          <w:rFonts w:asciiTheme="minorHAnsi" w:eastAsia="Times New Roman" w:hAnsiTheme="minorHAnsi" w:cstheme="minorHAnsi"/>
-          <w:i/>
-          <w:iCs/>
-          <w:color w:val="000000"/>
-          <w:kern w:val="0"/>
-          <w:sz w:val="21"/>
-          <w:szCs w:val="21"/>
-          <w:shd w:val="clear" w:color="auto" w:fill="FFFFFF"/>
-        </w:rPr>
-        <w:t>Social Movement Studies</w:t>
-      </w:r>
-      <w:r>
-        <w:rPr>
-          <w:rFonts w:asciiTheme="minorHAnsi" w:eastAsia="Times New Roman" w:hAnsiTheme="minorHAnsi" w:cstheme="minorHAnsi"/>
-          <w:color w:val="000000"/>
-          <w:kern w:val="0"/>
-          <w:sz w:val="21"/>
-          <w:szCs w:val="21"/>
-          <w:shd w:val="clear" w:color="auto" w:fill="FFFFFF"/>
-        </w:rPr>
-        <w:t>)</w:t>
+        <w:t>.</w:t>
       </w:r>
     </w:p>
     <w:p>
@@ -2032,6 +2067,7 @@
         </w:rPr>
         <w:t xml:space="preserve">, </w:t>
       </w:r>
+      <w:proofErr w:type="spellStart"/>
       <w:r>
         <w:rPr>
           <w:rFonts w:asciiTheme="minorHAnsi" w:hAnsiTheme="minorHAnsi" w:cstheme="minorHAnsi"/>
@@ -2039,7 +2075,26 @@
           <w:szCs w:val="21"/>
           <w:shd w:val="clear" w:color="auto" w:fill="FFFFFF"/>
         </w:rPr>
-        <w:t>I.</w:t>
+        <w:t>I</w:t>
+      </w:r>
+      <w:r>
+        <w:rPr>
+          <w:rFonts w:asciiTheme="minorHAnsi" w:hAnsiTheme="minorHAnsi" w:cstheme="minorHAnsi"/>
+          <w:sz w:val="21"/>
+          <w:szCs w:val="21"/>
+          <w:shd w:val="clear" w:color="auto" w:fill="FFFFFF"/>
+        </w:rPr>
+        <w:t>ssac</w:t>
+      </w:r>
+      <w:proofErr w:type="spellEnd"/>
+      <w:r>
+        <w:rPr>
+          <w:rFonts w:asciiTheme="minorHAnsi" w:hAnsiTheme="minorHAnsi" w:cstheme="minorHAnsi"/>
+          <w:sz w:val="21"/>
+          <w:szCs w:val="21"/>
+          <w:shd w:val="clear" w:color="auto" w:fill="FFFFFF"/>
+        </w:rPr>
+        <w:t>.</w:t>
       </w:r>
       <w:r>
         <w:rPr>
@@ -2050,7 +2105,75 @@
           <w:shd w:val="clear" w:color="auto" w:fill="FFFFFF"/>
           <w:lang w:eastAsia="zh-CN"/>
         </w:rPr>
-        <w:t xml:space="preserve">, Desmarais, B., Cifci, M., </w:t>
+        <w:t>, Desmarais, B</w:t>
+      </w:r>
+      <w:r>
+        <w:rPr>
+          <w:rFonts w:asciiTheme="minorHAnsi" w:eastAsia="Times New Roman" w:hAnsiTheme="minorHAnsi" w:cstheme="minorHAnsi"/>
+          <w:kern w:val="0"/>
+          <w:sz w:val="21"/>
+          <w:szCs w:val="21"/>
+          <w:shd w:val="clear" w:color="auto" w:fill="FFFFFF"/>
+          <w:lang w:eastAsia="zh-CN"/>
+        </w:rPr>
+        <w:t>ruce</w:t>
+      </w:r>
+      <w:r>
+        <w:rPr>
+          <w:rFonts w:asciiTheme="minorHAnsi" w:eastAsia="Times New Roman" w:hAnsiTheme="minorHAnsi" w:cstheme="minorHAnsi"/>
+          <w:kern w:val="0"/>
+          <w:sz w:val="21"/>
+          <w:szCs w:val="21"/>
+          <w:shd w:val="clear" w:color="auto" w:fill="FFFFFF"/>
+          <w:lang w:eastAsia="zh-CN"/>
+        </w:rPr>
+        <w:t xml:space="preserve">., </w:t>
+      </w:r>
+      <w:proofErr w:type="spellStart"/>
+      <w:r>
+        <w:rPr>
+          <w:rFonts w:asciiTheme="minorHAnsi" w:eastAsia="Times New Roman" w:hAnsiTheme="minorHAnsi" w:cstheme="minorHAnsi"/>
+          <w:kern w:val="0"/>
+          <w:sz w:val="21"/>
+          <w:szCs w:val="21"/>
+          <w:shd w:val="clear" w:color="auto" w:fill="FFFFFF"/>
+          <w:lang w:eastAsia="zh-CN"/>
+        </w:rPr>
+        <w:t>Cifci</w:t>
+      </w:r>
+      <w:proofErr w:type="spellEnd"/>
+      <w:r>
+        <w:rPr>
+          <w:rFonts w:asciiTheme="minorHAnsi" w:eastAsia="Times New Roman" w:hAnsiTheme="minorHAnsi" w:cstheme="minorHAnsi"/>
+          <w:kern w:val="0"/>
+          <w:sz w:val="21"/>
+          <w:szCs w:val="21"/>
+          <w:shd w:val="clear" w:color="auto" w:fill="FFFFFF"/>
+          <w:lang w:eastAsia="zh-CN"/>
+        </w:rPr>
+        <w:t>, M</w:t>
+      </w:r>
+      <w:r>
+        <w:rPr>
+          <w:rFonts w:asciiTheme="minorHAnsi" w:eastAsia="Times New Roman" w:hAnsiTheme="minorHAnsi" w:cstheme="minorHAnsi"/>
+          <w:kern w:val="0"/>
+          <w:sz w:val="21"/>
+          <w:szCs w:val="21"/>
+          <w:shd w:val="clear" w:color="auto" w:fill="FFFFFF"/>
+          <w:lang w:eastAsia="zh-CN"/>
+        </w:rPr>
+        <w:t>uhammed</w:t>
+      </w:r>
+      <w:r>
+        <w:rPr>
+          <w:rFonts w:asciiTheme="minorHAnsi" w:eastAsia="Times New Roman" w:hAnsiTheme="minorHAnsi" w:cstheme="minorHAnsi"/>
+          <w:kern w:val="0"/>
+          <w:sz w:val="21"/>
+          <w:szCs w:val="21"/>
+          <w:shd w:val="clear" w:color="auto" w:fill="FFFFFF"/>
+          <w:lang w:eastAsia="zh-CN"/>
+        </w:rPr>
+        <w:t xml:space="preserve">., </w:t>
       </w:r>
       <w:r>
         <w:rPr>
@@ -2063,18 +2186,20 @@
           <w:shd w:val="clear" w:color="auto" w:fill="FFFFFF"/>
           <w:lang w:eastAsia="zh-CN"/>
         </w:rPr>
-        <w:t>Fong, CS</w:t>
+        <w:t>Fong, C</w:t>
       </w:r>
       <w:r>
         <w:rPr>
           <w:rFonts w:asciiTheme="minorHAnsi" w:eastAsia="Times New Roman" w:hAnsiTheme="minorHAnsi" w:cstheme="minorHAnsi"/>
+          <w:b/>
+          <w:bCs/>
           <w:kern w:val="0"/>
           <w:sz w:val="21"/>
           <w:szCs w:val="21"/>
           <w:shd w:val="clear" w:color="auto" w:fill="FFFFFF"/>
           <w:lang w:eastAsia="zh-CN"/>
         </w:rPr>
-        <w:t xml:space="preserve">., </w:t>
+        <w:t>hi Shun</w:t>
       </w:r>
       <w:r>
         <w:rPr>
@@ -2085,7 +2210,7 @@
           <w:shd w:val="clear" w:color="auto" w:fill="FFFFFF"/>
           <w:lang w:eastAsia="zh-CN"/>
         </w:rPr>
-        <w:t xml:space="preserve">and </w:t>
+        <w:t xml:space="preserve">., </w:t>
       </w:r>
       <w:r>
         <w:rPr>
@@ -2096,17 +2221,7 @@
           <w:shd w:val="clear" w:color="auto" w:fill="FFFFFF"/>
           <w:lang w:eastAsia="zh-CN"/>
         </w:rPr>
-        <w:t>Gopal, I.,</w:t>
-      </w:r>
-      <w:r>
-        <w:rPr>
-          <w:rFonts w:asciiTheme="minorHAnsi" w:eastAsia="Times New Roman" w:hAnsiTheme="minorHAnsi" w:cstheme="minorHAnsi"/>
-          <w:kern w:val="0"/>
-          <w:sz w:val="21"/>
-          <w:szCs w:val="21"/>
-          <w:lang w:eastAsia="zh-CN"/>
-        </w:rPr>
-        <w:t xml:space="preserve"> </w:t>
+        <w:t xml:space="preserve">and </w:t>
       </w:r>
       <w:r>
         <w:rPr>
@@ -2117,17 +2232,7 @@
           <w:shd w:val="clear" w:color="auto" w:fill="FFFFFF"/>
           <w:lang w:eastAsia="zh-CN"/>
         </w:rPr>
-        <w:t>Fraud, Fairness, and Framing: How State Legislators</w:t>
-      </w:r>
-      <w:r>
-        <w:rPr>
-          <w:rFonts w:asciiTheme="minorHAnsi" w:eastAsia="Times New Roman" w:hAnsiTheme="minorHAnsi" w:cstheme="minorHAnsi"/>
-          <w:kern w:val="0"/>
-          <w:sz w:val="21"/>
-          <w:szCs w:val="21"/>
-          <w:lang w:eastAsia="zh-CN"/>
-        </w:rPr>
-        <w:t xml:space="preserve"> </w:t>
+        <w:t>Gopal, I</w:t>
       </w:r>
       <w:r>
         <w:rPr>
@@ -2138,6 +2243,59 @@
           <w:shd w:val="clear" w:color="auto" w:fill="FFFFFF"/>
           <w:lang w:eastAsia="zh-CN"/>
         </w:rPr>
+        <w:t>shita</w:t>
+      </w:r>
+      <w:r>
+        <w:rPr>
+          <w:rFonts w:asciiTheme="minorHAnsi" w:eastAsia="Times New Roman" w:hAnsiTheme="minorHAnsi" w:cstheme="minorHAnsi"/>
+          <w:kern w:val="0"/>
+          <w:sz w:val="21"/>
+          <w:szCs w:val="21"/>
+          <w:shd w:val="clear" w:color="auto" w:fill="FFFFFF"/>
+          <w:lang w:eastAsia="zh-CN"/>
+        </w:rPr>
+        <w:t>.</w:t>
+      </w:r>
+      <w:r>
+        <w:rPr>
+          <w:rFonts w:asciiTheme="minorHAnsi" w:eastAsia="Times New Roman" w:hAnsiTheme="minorHAnsi" w:cstheme="minorHAnsi"/>
+          <w:kern w:val="0"/>
+          <w:sz w:val="21"/>
+          <w:szCs w:val="21"/>
+          <w:lang w:eastAsia="zh-CN"/>
+        </w:rPr>
+        <w:t xml:space="preserve"> </w:t>
+      </w:r>
+      <w:r>
+        <w:rPr>
+          <w:rFonts w:asciiTheme="minorHAnsi" w:eastAsia="Times New Roman" w:hAnsiTheme="minorHAnsi" w:cstheme="minorHAnsi"/>
+          <w:kern w:val="0"/>
+          <w:sz w:val="21"/>
+          <w:szCs w:val="21"/>
+          <w:shd w:val="clear" w:color="auto" w:fill="FFFFFF"/>
+          <w:lang w:eastAsia="zh-CN"/>
+        </w:rPr>
+        <w:t>Fraud, Fairness, and Framing: How State Legislators</w:t>
+      </w:r>
+      <w:r>
+        <w:rPr>
+          <w:rFonts w:asciiTheme="minorHAnsi" w:eastAsia="Times New Roman" w:hAnsiTheme="minorHAnsi" w:cstheme="minorHAnsi"/>
+          <w:kern w:val="0"/>
+          <w:sz w:val="21"/>
+          <w:szCs w:val="21"/>
+          <w:lang w:eastAsia="zh-CN"/>
+        </w:rPr>
+        <w:t xml:space="preserve"> </w:t>
+      </w:r>
+      <w:r>
+        <w:rPr>
+          <w:rFonts w:asciiTheme="minorHAnsi" w:eastAsia="Times New Roman" w:hAnsiTheme="minorHAnsi" w:cstheme="minorHAnsi"/>
+          <w:kern w:val="0"/>
+          <w:sz w:val="21"/>
+          <w:szCs w:val="21"/>
+          <w:shd w:val="clear" w:color="auto" w:fill="FFFFFF"/>
+          <w:lang w:eastAsia="zh-CN"/>
+        </w:rPr>
         <w:t>Tweet about Elections</w:t>
       </w:r>
       <w:r>
@@ -2147,7 +2305,283 @@
           <w:szCs w:val="21"/>
           <w:shd w:val="clear" w:color="auto" w:fill="FFFFFF"/>
         </w:rPr>
-        <w:t xml:space="preserve"> (presented at APSA 2023).</w:t>
+        <w:t xml:space="preserve"> (presented at </w:t>
+      </w:r>
+      <w:r>
+        <w:rPr>
+          <w:rFonts w:asciiTheme="minorHAnsi" w:hAnsiTheme="minorHAnsi" w:cstheme="minorHAnsi"/>
+          <w:b/>
+          <w:bCs/>
+          <w:sz w:val="21"/>
+          <w:szCs w:val="21"/>
+          <w:shd w:val="clear" w:color="auto" w:fill="FFFFFF"/>
+        </w:rPr>
+        <w:t>APSA 2023</w:t>
+      </w:r>
+      <w:r>
+        <w:rPr>
+          <w:rFonts w:asciiTheme="minorHAnsi" w:hAnsiTheme="minorHAnsi" w:cstheme="minorHAnsi"/>
+          <w:sz w:val="21"/>
+          <w:szCs w:val="21"/>
+          <w:shd w:val="clear" w:color="auto" w:fill="FFFFFF"/>
+        </w:rPr>
+        <w:t xml:space="preserve"> and </w:t>
+      </w:r>
+      <w:r>
+        <w:rPr>
+          <w:rFonts w:asciiTheme="minorHAnsi" w:hAnsiTheme="minorHAnsi" w:cstheme="minorHAnsi"/>
+          <w:b/>
+          <w:bCs/>
+          <w:sz w:val="21"/>
+          <w:szCs w:val="21"/>
+          <w:shd w:val="clear" w:color="auto" w:fill="FFFFFF"/>
+        </w:rPr>
+        <w:t>SPPC 2025</w:t>
+      </w:r>
+      <w:r>
+        <w:rPr>
+          <w:rFonts w:asciiTheme="minorHAnsi" w:hAnsiTheme="minorHAnsi" w:cstheme="minorHAnsi"/>
+          <w:sz w:val="21"/>
+          <w:szCs w:val="21"/>
+          <w:shd w:val="clear" w:color="auto" w:fill="FFFFFF"/>
+        </w:rPr>
+        <w:t>)</w:t>
+      </w:r>
+      <w:r>
+        <w:rPr>
+          <w:rFonts w:asciiTheme="minorHAnsi" w:eastAsia="Times New Roman" w:hAnsiTheme="minorHAnsi" w:cstheme="minorHAnsi"/>
+          <w:color w:val="000000"/>
+          <w:kern w:val="0"/>
+          <w:sz w:val="21"/>
+          <w:szCs w:val="21"/>
+          <w:shd w:val="clear" w:color="auto" w:fill="FFFFFF"/>
+        </w:rPr>
+        <w:t>.</w:t>
+      </w:r>
+    </w:p>
+    <w:p>
+      <w:pPr>
+        <w:pStyle w:val="ListParagraph"/>
+        <w:numPr>
+          <w:ilvl w:val="0"/>
+          <w:numId w:val="21"/>
+        </w:numPr>
+        <w:spacing w:line="276" w:lineRule="auto"/>
+        <w:ind w:leftChars="0"/>
+        <w:rPr>
+          <w:rFonts w:asciiTheme="minorHAnsi" w:hAnsiTheme="minorHAnsi" w:cstheme="minorHAnsi"/>
+          <w:color w:val="000000"/>
+          <w:kern w:val="0"/>
+          <w:sz w:val="21"/>
+          <w:szCs w:val="21"/>
+        </w:rPr>
+      </w:pPr>
+      <w:r>
+        <w:rPr>
+          <w:rFonts w:asciiTheme="minorHAnsi" w:hAnsiTheme="minorHAnsi" w:cstheme="minorHAnsi"/>
+          <w:b/>
+          <w:bCs/>
+          <w:color w:val="000000"/>
+          <w:kern w:val="0"/>
+          <w:sz w:val="21"/>
+          <w:szCs w:val="21"/>
+        </w:rPr>
+        <w:t>Fong,</w:t>
+      </w:r>
+      <w:r>
+        <w:rPr>
+          <w:rFonts w:asciiTheme="minorHAnsi" w:hAnsiTheme="minorHAnsi" w:cstheme="minorHAnsi"/>
+          <w:color w:val="000000"/>
+          <w:sz w:val="21"/>
+          <w:szCs w:val="21"/>
+        </w:rPr>
+        <w:t xml:space="preserve"> </w:t>
+      </w:r>
+      <w:r>
+        <w:rPr>
+          <w:rFonts w:asciiTheme="minorHAnsi" w:hAnsiTheme="minorHAnsi" w:cstheme="minorHAnsi"/>
+          <w:b/>
+          <w:bCs/>
+          <w:color w:val="000000"/>
+          <w:kern w:val="0"/>
+          <w:sz w:val="21"/>
+          <w:szCs w:val="21"/>
+        </w:rPr>
+        <w:t>Chi Shun</w:t>
+      </w:r>
+      <w:r>
+        <w:rPr>
+          <w:rFonts w:asciiTheme="minorHAnsi" w:hAnsiTheme="minorHAnsi" w:cstheme="minorHAnsi"/>
+          <w:color w:val="000000"/>
+          <w:kern w:val="0"/>
+          <w:sz w:val="21"/>
+          <w:szCs w:val="21"/>
+        </w:rPr>
+        <w:t>.,</w:t>
+      </w:r>
+      <w:r>
+        <w:rPr>
+          <w:rFonts w:asciiTheme="minorHAnsi" w:hAnsiTheme="minorHAnsi" w:cstheme="minorHAnsi"/>
+          <w:color w:val="000000"/>
+          <w:sz w:val="21"/>
+          <w:szCs w:val="21"/>
+        </w:rPr>
+        <w:t xml:space="preserve"> </w:t>
+      </w:r>
+      <w:r>
+        <w:rPr>
+          <w:rFonts w:asciiTheme="minorHAnsi" w:eastAsia="Times New Roman" w:hAnsiTheme="minorHAnsi" w:cstheme="minorHAnsi"/>
+          <w:kern w:val="0"/>
+          <w:sz w:val="21"/>
+          <w:szCs w:val="21"/>
+          <w:lang w:eastAsia="zh-CN"/>
+        </w:rPr>
+        <w:t>and</w:t>
+      </w:r>
+      <w:r>
+        <w:rPr>
+          <w:rFonts w:asciiTheme="minorHAnsi" w:hAnsiTheme="minorHAnsi" w:cstheme="minorHAnsi"/>
+          <w:color w:val="000000"/>
+          <w:sz w:val="21"/>
+          <w:szCs w:val="21"/>
+        </w:rPr>
+        <w:t xml:space="preserve"> Yuen, Samson</w:t>
+      </w:r>
+      <w:r>
+        <w:rPr>
+          <w:rFonts w:asciiTheme="minorHAnsi" w:hAnsiTheme="minorHAnsi" w:cstheme="minorHAnsi"/>
+          <w:color w:val="000000"/>
+          <w:sz w:val="21"/>
+          <w:szCs w:val="21"/>
+        </w:rPr>
+        <w:t xml:space="preserve">. </w:t>
+      </w:r>
+      <w:r>
+        <w:rPr>
+          <w:rFonts w:asciiTheme="minorHAnsi" w:hAnsiTheme="minorHAnsi" w:cstheme="minorHAnsi"/>
+          <w:color w:val="000000"/>
+          <w:kern w:val="0"/>
+          <w:sz w:val="21"/>
+          <w:szCs w:val="21"/>
+        </w:rPr>
+        <w:t>Disaggregating Repression: A Study on the Individual Effects of Repression in Hong Kong’s Anti-Extradition Bill Protests</w:t>
+      </w:r>
+      <w:r>
+        <w:rPr>
+          <w:rFonts w:asciiTheme="minorHAnsi" w:hAnsiTheme="minorHAnsi" w:cstheme="minorHAnsi"/>
+          <w:color w:val="000000"/>
+          <w:kern w:val="0"/>
+          <w:sz w:val="21"/>
+          <w:szCs w:val="21"/>
+        </w:rPr>
+        <w:t xml:space="preserve"> (presented at </w:t>
+      </w:r>
+      <w:r>
+        <w:rPr>
+          <w:rFonts w:asciiTheme="minorHAnsi" w:hAnsiTheme="minorHAnsi" w:cstheme="minorHAnsi"/>
+          <w:b/>
+          <w:bCs/>
+          <w:color w:val="000000"/>
+          <w:kern w:val="0"/>
+          <w:sz w:val="21"/>
+          <w:szCs w:val="21"/>
+        </w:rPr>
+        <w:t>MPSA 2022</w:t>
+      </w:r>
+      <w:r>
+        <w:rPr>
+          <w:rFonts w:asciiTheme="minorHAnsi" w:hAnsiTheme="minorHAnsi" w:cstheme="minorHAnsi"/>
+          <w:color w:val="000000"/>
+          <w:kern w:val="0"/>
+          <w:sz w:val="21"/>
+          <w:szCs w:val="21"/>
+        </w:rPr>
+        <w:t>)</w:t>
+      </w:r>
+      <w:r>
+        <w:rPr>
+          <w:rFonts w:asciiTheme="minorHAnsi" w:eastAsia="Times New Roman" w:hAnsiTheme="minorHAnsi" w:cstheme="minorHAnsi"/>
+          <w:color w:val="000000"/>
+          <w:kern w:val="0"/>
+          <w:sz w:val="21"/>
+          <w:szCs w:val="21"/>
+          <w:shd w:val="clear" w:color="auto" w:fill="FFFFFF"/>
+        </w:rPr>
+        <w:t>.</w:t>
+      </w:r>
+    </w:p>
+    <w:p>
+      <w:pPr>
+        <w:widowControl/>
+        <w:rPr>
+          <w:rFonts w:asciiTheme="minorHAnsi" w:eastAsia="Times New Roman" w:hAnsiTheme="minorHAnsi" w:cstheme="minorHAnsi"/>
+          <w:kern w:val="0"/>
+          <w:sz w:val="21"/>
+          <w:szCs w:val="21"/>
+          <w:lang w:eastAsia="zh-CN"/>
+        </w:rPr>
+      </w:pPr>
+    </w:p>
+    <w:p>
+      <w:pPr>
+        <w:widowControl/>
+        <w:rPr>
+          <w:rFonts w:asciiTheme="minorHAnsi" w:eastAsia="Times New Roman" w:hAnsiTheme="minorHAnsi" w:cstheme="minorHAnsi"/>
+          <w:kern w:val="0"/>
+          <w:sz w:val="21"/>
+          <w:szCs w:val="21"/>
+          <w:lang w:eastAsia="zh-CN"/>
+        </w:rPr>
+      </w:pPr>
+    </w:p>
+    <w:p>
+      <w:pPr>
+        <w:spacing w:line="276" w:lineRule="auto"/>
+        <w:rPr>
+          <w:rFonts w:asciiTheme="minorHAnsi" w:hAnsiTheme="minorHAnsi" w:cstheme="minorHAnsi"/>
+          <w:b/>
+          <w:bCs/>
+          <w:color w:val="000000"/>
+          <w:kern w:val="0"/>
+          <w:sz w:val="21"/>
+          <w:szCs w:val="21"/>
+        </w:rPr>
+      </w:pPr>
+      <w:r>
+        <w:rPr>
+          <w:rFonts w:asciiTheme="minorHAnsi" w:hAnsiTheme="minorHAnsi" w:cstheme="minorHAnsi"/>
+          <w:b/>
+          <w:bCs/>
+          <w:color w:val="000000"/>
+          <w:kern w:val="0"/>
+          <w:sz w:val="21"/>
+          <w:szCs w:val="21"/>
+        </w:rPr>
+        <w:t>W</w:t>
+      </w:r>
+      <w:r>
+        <w:rPr>
+          <w:rFonts w:asciiTheme="minorHAnsi" w:hAnsiTheme="minorHAnsi" w:cstheme="minorHAnsi"/>
+          <w:b/>
+          <w:bCs/>
+          <w:color w:val="000000"/>
+          <w:kern w:val="0"/>
+          <w:sz w:val="21"/>
+          <w:szCs w:val="21"/>
+        </w:rPr>
+        <w:t xml:space="preserve">orking </w:t>
+      </w:r>
+      <w:r>
+        <w:rPr>
+          <w:rFonts w:asciiTheme="minorHAnsi" w:hAnsiTheme="minorHAnsi" w:cstheme="minorHAnsi"/>
+          <w:b/>
+          <w:bCs/>
+          <w:color w:val="000000"/>
+          <w:kern w:val="0"/>
+          <w:sz w:val="21"/>
+          <w:szCs w:val="21"/>
+        </w:rPr>
+        <w:t>in progress</w:t>
       </w:r>
     </w:p>
     <w:p>
@@ -2156,7 +2590,7 @@
         <w:widowControl/>
         <w:numPr>
           <w:ilvl w:val="0"/>
-          <w:numId w:val="21"/>
+          <w:numId w:val="48"/>
         </w:numPr>
         <w:ind w:leftChars="0"/>
         <w:rPr>
@@ -2197,9 +2631,8 @@
           <w:szCs w:val="21"/>
           <w:lang w:eastAsia="zh-CN"/>
         </w:rPr>
-        <w:t xml:space="preserve">, Kevan Harris, Amir </w:t>
-      </w:r>
-      <w:proofErr w:type="spellStart"/>
+        <w:t>, Harris</w:t>
+      </w:r>
       <w:r>
         <w:rPr>
           <w:rFonts w:asciiTheme="minorHAnsi" w:eastAsia="Times New Roman" w:hAnsiTheme="minorHAnsi" w:cstheme="minorHAnsi"/>
@@ -2208,9 +2641,8 @@
           <w:szCs w:val="21"/>
           <w:lang w:eastAsia="zh-CN"/>
         </w:rPr>
-        <w:t>Farmanesh</w:t>
-      </w:r>
-      <w:proofErr w:type="spellEnd"/>
+        <w:t xml:space="preserve">, </w:t>
+      </w:r>
       <w:r>
         <w:rPr>
           <w:rFonts w:asciiTheme="minorHAnsi" w:eastAsia="Times New Roman" w:hAnsiTheme="minorHAnsi" w:cstheme="minorHAnsi"/>
@@ -2219,7 +2651,27 @@
           <w:szCs w:val="21"/>
           <w:lang w:eastAsia="zh-CN"/>
         </w:rPr>
-        <w:t xml:space="preserve">, and </w:t>
+        <w:t>Kevan</w:t>
+      </w:r>
+      <w:r>
+        <w:rPr>
+          <w:rFonts w:asciiTheme="minorHAnsi" w:eastAsia="Times New Roman" w:hAnsiTheme="minorHAnsi" w:cstheme="minorHAnsi"/>
+          <w:kern w:val="0"/>
+          <w:sz w:val="21"/>
+          <w:szCs w:val="21"/>
+          <w:lang w:eastAsia="zh-CN"/>
+        </w:rPr>
+        <w:t>.</w:t>
+      </w:r>
+      <w:r>
+        <w:rPr>
+          <w:rFonts w:asciiTheme="minorHAnsi" w:eastAsia="Times New Roman" w:hAnsiTheme="minorHAnsi" w:cstheme="minorHAnsi"/>
+          <w:kern w:val="0"/>
+          <w:sz w:val="21"/>
+          <w:szCs w:val="21"/>
+          <w:lang w:eastAsia="zh-CN"/>
+        </w:rPr>
+        <w:t xml:space="preserve">, </w:t>
       </w:r>
       <w:r>
         <w:rPr>
@@ -2231,7 +2683,41 @@
           <w:szCs w:val="21"/>
           <w:lang w:eastAsia="zh-CN"/>
         </w:rPr>
-        <w:t>Chi Shun (Gary) Fong</w:t>
+        <w:t xml:space="preserve">Fong, </w:t>
+      </w:r>
+      <w:r>
+        <w:rPr>
+          <w:rFonts w:asciiTheme="minorHAnsi" w:hAnsiTheme="minorHAnsi" w:cstheme="minorHAnsi"/>
+          <w:b/>
+          <w:bCs/>
+          <w:color w:val="000000"/>
+          <w:kern w:val="0"/>
+          <w:sz w:val="21"/>
+          <w:szCs w:val="21"/>
+        </w:rPr>
+        <w:t>Chi Shun</w:t>
+      </w:r>
+      <w:r>
+        <w:rPr>
+          <w:rFonts w:asciiTheme="minorHAnsi" w:hAnsiTheme="minorHAnsi" w:cstheme="minorHAnsi"/>
+          <w:color w:val="000000"/>
+          <w:kern w:val="0"/>
+          <w:sz w:val="21"/>
+          <w:szCs w:val="21"/>
+        </w:rPr>
+        <w:t>.,</w:t>
+      </w:r>
+      <w:r>
+        <w:rPr>
+          <w:rFonts w:asciiTheme="minorHAnsi" w:hAnsiTheme="minorHAnsi" w:cstheme="minorHAnsi"/>
+          <w:b/>
+          <w:bCs/>
+          <w:color w:val="000000"/>
+          <w:kern w:val="0"/>
+          <w:sz w:val="21"/>
+          <w:szCs w:val="21"/>
+        </w:rPr>
+        <w:t xml:space="preserve"> </w:t>
       </w:r>
       <w:r>
         <w:rPr>
@@ -2241,8 +2727,9 @@
           <w:szCs w:val="21"/>
           <w:lang w:eastAsia="zh-CN"/>
         </w:rPr>
-        <w:t>. “Regime Support and</w:t>
-      </w:r>
+        <w:t xml:space="preserve">and </w:t>
+      </w:r>
+      <w:proofErr w:type="spellStart"/>
       <w:r>
         <w:rPr>
           <w:rFonts w:asciiTheme="minorHAnsi" w:eastAsia="Times New Roman" w:hAnsiTheme="minorHAnsi" w:cstheme="minorHAnsi"/>
@@ -2251,8 +2738,63 @@
           <w:szCs w:val="21"/>
           <w:lang w:eastAsia="zh-CN"/>
         </w:rPr>
+        <w:t>Farmanesh</w:t>
+      </w:r>
+      <w:proofErr w:type="spellEnd"/>
+      <w:r>
+        <w:rPr>
+          <w:rFonts w:asciiTheme="minorHAnsi" w:eastAsia="Times New Roman" w:hAnsiTheme="minorHAnsi" w:cstheme="minorHAnsi"/>
+          <w:kern w:val="0"/>
+          <w:sz w:val="21"/>
+          <w:szCs w:val="21"/>
+          <w:lang w:eastAsia="zh-CN"/>
+        </w:rPr>
+        <w:t xml:space="preserve">, </w:t>
+      </w:r>
+      <w:r>
+        <w:rPr>
+          <w:rFonts w:asciiTheme="minorHAnsi" w:eastAsia="Times New Roman" w:hAnsiTheme="minorHAnsi" w:cstheme="minorHAnsi"/>
+          <w:kern w:val="0"/>
+          <w:sz w:val="21"/>
+          <w:szCs w:val="21"/>
+          <w:lang w:eastAsia="zh-CN"/>
+        </w:rPr>
+        <w:t xml:space="preserve">Amir. </w:t>
+      </w:r>
+      <w:bookmarkStart w:id="2" w:name="OLE_LINK1"/>
+      <w:r>
+        <w:rPr>
+          <w:rFonts w:asciiTheme="minorHAnsi" w:eastAsia="Times New Roman" w:hAnsiTheme="minorHAnsi" w:cstheme="minorHAnsi"/>
+          <w:kern w:val="0"/>
+          <w:sz w:val="21"/>
+          <w:szCs w:val="21"/>
+          <w:lang w:eastAsia="zh-CN"/>
+        </w:rPr>
+        <w:t xml:space="preserve">Regime Support and Preference Falsification in Iran before and after the </w:t>
+      </w:r>
+      <w:proofErr w:type="spellStart"/>
+      <w:r>
+        <w:rPr>
+          <w:rFonts w:asciiTheme="minorHAnsi" w:eastAsia="Times New Roman" w:hAnsiTheme="minorHAnsi" w:cstheme="minorHAnsi"/>
+          <w:kern w:val="0"/>
+          <w:sz w:val="21"/>
+          <w:szCs w:val="21"/>
+          <w:lang w:eastAsia="zh-CN"/>
+        </w:rPr>
+        <w:t>Mahsa</w:t>
+      </w:r>
+      <w:proofErr w:type="spellEnd"/>
+      <w:r>
+        <w:rPr>
+          <w:rFonts w:asciiTheme="minorHAnsi" w:eastAsia="Times New Roman" w:hAnsiTheme="minorHAnsi" w:cstheme="minorHAnsi"/>
+          <w:kern w:val="0"/>
+          <w:sz w:val="21"/>
+          <w:szCs w:val="21"/>
+          <w:lang w:eastAsia="zh-CN"/>
+        </w:rPr>
         <w:t xml:space="preserve"> </w:t>
       </w:r>
+      <w:proofErr w:type="spellStart"/>
       <w:r>
         <w:rPr>
           <w:rFonts w:asciiTheme="minorHAnsi" w:eastAsia="Times New Roman" w:hAnsiTheme="minorHAnsi" w:cstheme="minorHAnsi"/>
@@ -2261,9 +2803,9 @@
           <w:szCs w:val="21"/>
           <w:lang w:eastAsia="zh-CN"/>
         </w:rPr>
-        <w:t xml:space="preserve">Preference Falsification in Iran before and after the </w:t>
-      </w:r>
-      <w:proofErr w:type="spellStart"/>
+        <w:t>Amini</w:t>
+      </w:r>
+      <w:proofErr w:type="spellEnd"/>
       <w:r>
         <w:rPr>
           <w:rFonts w:asciiTheme="minorHAnsi" w:eastAsia="Times New Roman" w:hAnsiTheme="minorHAnsi" w:cstheme="minorHAnsi"/>
@@ -2272,54 +2814,961 @@
           <w:szCs w:val="21"/>
           <w:lang w:eastAsia="zh-CN"/>
         </w:rPr>
-        <w:t>Mahsa</w:t>
-      </w:r>
-      <w:proofErr w:type="spellEnd"/>
-      <w:r>
-        <w:rPr>
-          <w:rFonts w:asciiTheme="minorHAnsi" w:eastAsia="Times New Roman" w:hAnsiTheme="minorHAnsi" w:cstheme="minorHAnsi"/>
-          <w:kern w:val="0"/>
-          <w:sz w:val="21"/>
-          <w:szCs w:val="21"/>
-          <w:lang w:eastAsia="zh-CN"/>
-        </w:rPr>
-        <w:t xml:space="preserve"> </w:t>
-      </w:r>
-      <w:proofErr w:type="spellStart"/>
-      <w:r>
-        <w:rPr>
-          <w:rFonts w:asciiTheme="minorHAnsi" w:eastAsia="Times New Roman" w:hAnsiTheme="minorHAnsi" w:cstheme="minorHAnsi"/>
-          <w:kern w:val="0"/>
-          <w:sz w:val="21"/>
-          <w:szCs w:val="21"/>
-          <w:lang w:eastAsia="zh-CN"/>
-        </w:rPr>
-        <w:t>Amini</w:t>
-      </w:r>
-      <w:proofErr w:type="spellEnd"/>
-      <w:r>
-        <w:rPr>
-          <w:rFonts w:asciiTheme="minorHAnsi" w:eastAsia="Times New Roman" w:hAnsiTheme="minorHAnsi" w:cstheme="minorHAnsi"/>
-          <w:kern w:val="0"/>
-          <w:sz w:val="21"/>
-          <w:szCs w:val="21"/>
-          <w:lang w:eastAsia="zh-CN"/>
-        </w:rPr>
-        <w:t xml:space="preserve"> Protests.”</w:t>
-      </w:r>
+        <w:t xml:space="preserve"> Protests</w:t>
+      </w:r>
+      <w:bookmarkEnd w:id="2"/>
     </w:p>
     <w:p>
       <w:pPr>
+        <w:pStyle w:val="ListParagraph"/>
+        <w:widowControl/>
+        <w:numPr>
+          <w:ilvl w:val="0"/>
+          <w:numId w:val="48"/>
+        </w:numPr>
+        <w:ind w:leftChars="0"/>
+        <w:rPr>
+          <w:rFonts w:asciiTheme="minorHAnsi" w:eastAsia="Times New Roman" w:hAnsiTheme="minorHAnsi" w:cstheme="minorHAnsi"/>
+          <w:kern w:val="0"/>
+          <w:sz w:val="21"/>
+          <w:szCs w:val="21"/>
+          <w:lang w:eastAsia="zh-CN"/>
+        </w:rPr>
+      </w:pPr>
+      <w:r>
+        <w:rPr>
+          <w:rFonts w:asciiTheme="minorHAnsi" w:eastAsia="Times New Roman" w:hAnsiTheme="minorHAnsi" w:cstheme="minorHAnsi"/>
+          <w:kern w:val="0"/>
+          <w:sz w:val="21"/>
+          <w:szCs w:val="21"/>
+          <w:lang w:eastAsia="zh-CN"/>
+        </w:rPr>
+        <w:t xml:space="preserve">Daniel L. </w:t>
+      </w:r>
+      <w:proofErr w:type="spellStart"/>
+      <w:r>
+        <w:rPr>
+          <w:rFonts w:asciiTheme="minorHAnsi" w:eastAsia="Times New Roman" w:hAnsiTheme="minorHAnsi" w:cstheme="minorHAnsi"/>
+          <w:kern w:val="0"/>
+          <w:sz w:val="21"/>
+          <w:szCs w:val="21"/>
+          <w:lang w:eastAsia="zh-CN"/>
+        </w:rPr>
+        <w:t>Tavana</w:t>
+      </w:r>
+      <w:proofErr w:type="spellEnd"/>
+      <w:r>
+        <w:rPr>
+          <w:rFonts w:asciiTheme="minorHAnsi" w:eastAsia="Times New Roman" w:hAnsiTheme="minorHAnsi" w:cstheme="minorHAnsi"/>
+          <w:kern w:val="0"/>
+          <w:sz w:val="21"/>
+          <w:szCs w:val="21"/>
+          <w:lang w:eastAsia="zh-CN"/>
+        </w:rPr>
+        <w:t>, Harris</w:t>
+      </w:r>
+      <w:r>
+        <w:rPr>
+          <w:rFonts w:asciiTheme="minorHAnsi" w:eastAsia="Times New Roman" w:hAnsiTheme="minorHAnsi" w:cstheme="minorHAnsi"/>
+          <w:kern w:val="0"/>
+          <w:sz w:val="21"/>
+          <w:szCs w:val="21"/>
+          <w:lang w:eastAsia="zh-CN"/>
+        </w:rPr>
+        <w:t xml:space="preserve">, </w:t>
+      </w:r>
+      <w:r>
+        <w:rPr>
+          <w:rFonts w:asciiTheme="minorHAnsi" w:eastAsia="Times New Roman" w:hAnsiTheme="minorHAnsi" w:cstheme="minorHAnsi"/>
+          <w:kern w:val="0"/>
+          <w:sz w:val="21"/>
+          <w:szCs w:val="21"/>
+          <w:lang w:eastAsia="zh-CN"/>
+        </w:rPr>
+        <w:t>Kevan</w:t>
+      </w:r>
+      <w:r>
+        <w:rPr>
+          <w:rFonts w:asciiTheme="minorHAnsi" w:eastAsia="Times New Roman" w:hAnsiTheme="minorHAnsi" w:cstheme="minorHAnsi"/>
+          <w:kern w:val="0"/>
+          <w:sz w:val="21"/>
+          <w:szCs w:val="21"/>
+          <w:lang w:eastAsia="zh-CN"/>
+        </w:rPr>
+        <w:t>.</w:t>
+      </w:r>
+      <w:r>
+        <w:rPr>
+          <w:rFonts w:asciiTheme="minorHAnsi" w:eastAsia="Times New Roman" w:hAnsiTheme="minorHAnsi" w:cstheme="minorHAnsi"/>
+          <w:kern w:val="0"/>
+          <w:sz w:val="21"/>
+          <w:szCs w:val="21"/>
+          <w:lang w:eastAsia="zh-CN"/>
+        </w:rPr>
+        <w:t xml:space="preserve">, </w:t>
+      </w:r>
+      <w:r>
+        <w:rPr>
+          <w:rFonts w:asciiTheme="minorHAnsi" w:eastAsia="Times New Roman" w:hAnsiTheme="minorHAnsi" w:cstheme="minorHAnsi"/>
+          <w:b/>
+          <w:bCs/>
+          <w:kern w:val="0"/>
+          <w:sz w:val="21"/>
+          <w:szCs w:val="21"/>
+          <w:lang w:eastAsia="zh-CN"/>
+        </w:rPr>
+        <w:t xml:space="preserve">Fong, </w:t>
+      </w:r>
+      <w:r>
+        <w:rPr>
+          <w:rFonts w:asciiTheme="minorHAnsi" w:hAnsiTheme="minorHAnsi" w:cstheme="minorHAnsi"/>
+          <w:b/>
+          <w:bCs/>
+          <w:color w:val="000000"/>
+          <w:kern w:val="0"/>
+          <w:sz w:val="21"/>
+          <w:szCs w:val="21"/>
+        </w:rPr>
+        <w:t>Chi Shun</w:t>
+      </w:r>
+      <w:r>
+        <w:rPr>
+          <w:rFonts w:asciiTheme="minorHAnsi" w:hAnsiTheme="minorHAnsi" w:cstheme="minorHAnsi"/>
+          <w:color w:val="000000"/>
+          <w:kern w:val="0"/>
+          <w:sz w:val="21"/>
+          <w:szCs w:val="21"/>
+        </w:rPr>
+        <w:t>.</w:t>
+      </w:r>
+      <w:r>
+        <w:rPr>
+          <w:rFonts w:asciiTheme="minorHAnsi" w:eastAsia="Times New Roman" w:hAnsiTheme="minorHAnsi" w:cstheme="minorHAnsi"/>
+          <w:kern w:val="0"/>
+          <w:sz w:val="21"/>
+          <w:szCs w:val="21"/>
+          <w:lang w:eastAsia="zh-CN"/>
+        </w:rPr>
+        <w:t xml:space="preserve">, and </w:t>
+      </w:r>
+      <w:proofErr w:type="spellStart"/>
+      <w:r>
+        <w:rPr>
+          <w:rFonts w:asciiTheme="minorHAnsi" w:eastAsia="Times New Roman" w:hAnsiTheme="minorHAnsi" w:cstheme="minorHAnsi"/>
+          <w:kern w:val="0"/>
+          <w:sz w:val="21"/>
+          <w:szCs w:val="21"/>
+          <w:lang w:eastAsia="zh-CN"/>
+        </w:rPr>
+        <w:t>Farmanesh</w:t>
+      </w:r>
+      <w:proofErr w:type="spellEnd"/>
+      <w:r>
+        <w:rPr>
+          <w:rFonts w:asciiTheme="minorHAnsi" w:eastAsia="Times New Roman" w:hAnsiTheme="minorHAnsi" w:cstheme="minorHAnsi"/>
+          <w:kern w:val="0"/>
+          <w:sz w:val="21"/>
+          <w:szCs w:val="21"/>
+          <w:lang w:eastAsia="zh-CN"/>
+        </w:rPr>
+        <w:t xml:space="preserve">, </w:t>
+      </w:r>
+      <w:r>
+        <w:rPr>
+          <w:rFonts w:asciiTheme="minorHAnsi" w:eastAsia="Times New Roman" w:hAnsiTheme="minorHAnsi" w:cstheme="minorHAnsi"/>
+          <w:i/>
+          <w:iCs/>
+          <w:kern w:val="0"/>
+          <w:sz w:val="21"/>
+          <w:szCs w:val="21"/>
+          <w:lang w:eastAsia="zh-CN"/>
+        </w:rPr>
+        <w:t>Amir</w:t>
+      </w:r>
+      <w:r>
+        <w:rPr>
+          <w:rFonts w:asciiTheme="minorHAnsi" w:eastAsia="Times New Roman" w:hAnsiTheme="minorHAnsi" w:cstheme="minorHAnsi"/>
+          <w:kern w:val="0"/>
+          <w:sz w:val="21"/>
+          <w:szCs w:val="21"/>
+          <w:lang w:eastAsia="zh-CN"/>
+        </w:rPr>
+        <w:t xml:space="preserve">. </w:t>
+      </w:r>
+      <w:r>
+        <w:rPr>
+          <w:rFonts w:asciiTheme="minorHAnsi" w:eastAsia="Times New Roman" w:hAnsiTheme="minorHAnsi" w:cstheme="minorHAnsi"/>
+          <w:kern w:val="0"/>
+          <w:sz w:val="21"/>
+          <w:szCs w:val="21"/>
+          <w:lang w:eastAsia="zh-CN"/>
+        </w:rPr>
+        <w:t xml:space="preserve">Acquiescence Bias </w:t>
+      </w:r>
+      <w:proofErr w:type="gramStart"/>
+      <w:r>
+        <w:rPr>
+          <w:rFonts w:asciiTheme="minorHAnsi" w:eastAsia="Times New Roman" w:hAnsiTheme="minorHAnsi" w:cstheme="minorHAnsi"/>
+          <w:kern w:val="0"/>
+          <w:sz w:val="21"/>
+          <w:szCs w:val="21"/>
+          <w:lang w:eastAsia="zh-CN"/>
+        </w:rPr>
+        <w:t>In</w:t>
+      </w:r>
+      <w:proofErr w:type="gramEnd"/>
+      <w:r>
+        <w:rPr>
+          <w:rFonts w:asciiTheme="minorHAnsi" w:eastAsia="Times New Roman" w:hAnsiTheme="minorHAnsi" w:cstheme="minorHAnsi"/>
+          <w:kern w:val="0"/>
+          <w:sz w:val="21"/>
+          <w:szCs w:val="21"/>
+          <w:lang w:eastAsia="zh-CN"/>
+        </w:rPr>
+        <w:t xml:space="preserve"> Authoritarian Regimes</w:t>
+      </w:r>
+    </w:p>
+    <w:p>
+      <w:pPr>
+        <w:pStyle w:val="ListParagraph"/>
+        <w:numPr>
+          <w:ilvl w:val="0"/>
+          <w:numId w:val="48"/>
+        </w:numPr>
         <w:spacing w:line="276" w:lineRule="auto"/>
-        <w:ind w:left="480"/>
-        <w:rPr>
-          <w:rFonts w:asciiTheme="minorHAnsi" w:hAnsiTheme="minorHAnsi" w:cstheme="minorHAnsi"/>
-          <w:color w:val="000000"/>
-          <w:kern w:val="0"/>
-          <w:sz w:val="21"/>
-          <w:szCs w:val="21"/>
-        </w:rPr>
-      </w:pPr>
+        <w:ind w:leftChars="0"/>
+        <w:rPr>
+          <w:rFonts w:asciiTheme="minorHAnsi" w:hAnsiTheme="minorHAnsi" w:cstheme="minorHAnsi"/>
+          <w:color w:val="000000"/>
+          <w:kern w:val="0"/>
+          <w:sz w:val="21"/>
+          <w:szCs w:val="21"/>
+        </w:rPr>
+      </w:pPr>
+      <w:r>
+        <w:rPr>
+          <w:rFonts w:asciiTheme="minorHAnsi" w:hAnsiTheme="minorHAnsi" w:cstheme="minorHAnsi"/>
+          <w:color w:val="000000"/>
+          <w:kern w:val="0"/>
+          <w:sz w:val="21"/>
+          <w:szCs w:val="21"/>
+        </w:rPr>
+        <w:t xml:space="preserve">Liu, </w:t>
+      </w:r>
+      <w:proofErr w:type="spellStart"/>
+      <w:r>
+        <w:rPr>
+          <w:rFonts w:asciiTheme="minorHAnsi" w:hAnsiTheme="minorHAnsi" w:cstheme="minorHAnsi"/>
+          <w:color w:val="000000"/>
+          <w:kern w:val="0"/>
+          <w:sz w:val="21"/>
+          <w:szCs w:val="21"/>
+        </w:rPr>
+        <w:t>Jingping</w:t>
+      </w:r>
+      <w:proofErr w:type="spellEnd"/>
+      <w:r>
+        <w:rPr>
+          <w:rFonts w:asciiTheme="minorHAnsi" w:hAnsiTheme="minorHAnsi" w:cstheme="minorHAnsi"/>
+          <w:color w:val="000000"/>
+          <w:kern w:val="0"/>
+          <w:sz w:val="21"/>
+          <w:szCs w:val="21"/>
+        </w:rPr>
+        <w:t>.</w:t>
+      </w:r>
+      <w:r>
+        <w:rPr>
+          <w:rFonts w:asciiTheme="minorHAnsi" w:eastAsia="Times New Roman" w:hAnsiTheme="minorHAnsi" w:cstheme="minorHAnsi"/>
+          <w:kern w:val="0"/>
+          <w:sz w:val="21"/>
+          <w:szCs w:val="21"/>
+          <w:lang w:eastAsia="zh-CN"/>
+        </w:rPr>
+        <w:t xml:space="preserve">, </w:t>
+      </w:r>
+      <w:r>
+        <w:rPr>
+          <w:rFonts w:asciiTheme="minorHAnsi" w:eastAsia="Times New Roman" w:hAnsiTheme="minorHAnsi" w:cstheme="minorHAnsi"/>
+          <w:b/>
+          <w:bCs/>
+          <w:kern w:val="0"/>
+          <w:sz w:val="21"/>
+          <w:szCs w:val="21"/>
+          <w:lang w:eastAsia="zh-CN"/>
+        </w:rPr>
+        <w:t xml:space="preserve">Fong, </w:t>
+      </w:r>
+      <w:r>
+        <w:rPr>
+          <w:rFonts w:asciiTheme="minorHAnsi" w:hAnsiTheme="minorHAnsi" w:cstheme="minorHAnsi"/>
+          <w:b/>
+          <w:bCs/>
+          <w:color w:val="000000"/>
+          <w:kern w:val="0"/>
+          <w:sz w:val="21"/>
+          <w:szCs w:val="21"/>
+        </w:rPr>
+        <w:t>Chi Shun</w:t>
+      </w:r>
+      <w:r>
+        <w:rPr>
+          <w:rFonts w:asciiTheme="minorHAnsi" w:hAnsiTheme="minorHAnsi" w:cstheme="minorHAnsi"/>
+          <w:color w:val="000000"/>
+          <w:kern w:val="0"/>
+          <w:sz w:val="21"/>
+          <w:szCs w:val="21"/>
+        </w:rPr>
+        <w:t>.,</w:t>
+      </w:r>
+      <w:r>
+        <w:rPr>
+          <w:rFonts w:asciiTheme="minorHAnsi" w:hAnsiTheme="minorHAnsi" w:cstheme="minorHAnsi"/>
+          <w:b/>
+          <w:bCs/>
+          <w:color w:val="000000"/>
+          <w:kern w:val="0"/>
+          <w:sz w:val="21"/>
+          <w:szCs w:val="21"/>
+        </w:rPr>
+        <w:t xml:space="preserve"> </w:t>
+      </w:r>
+      <w:r>
+        <w:rPr>
+          <w:rFonts w:asciiTheme="minorHAnsi" w:hAnsiTheme="minorHAnsi" w:cstheme="minorHAnsi"/>
+          <w:color w:val="000000"/>
+          <w:kern w:val="0"/>
+          <w:sz w:val="21"/>
+          <w:szCs w:val="21"/>
+        </w:rPr>
+        <w:t xml:space="preserve">and </w:t>
+      </w:r>
+      <w:r>
+        <w:rPr>
+          <w:rFonts w:asciiTheme="minorHAnsi" w:hAnsiTheme="minorHAnsi" w:cstheme="minorHAnsi"/>
+          <w:color w:val="000000"/>
+          <w:kern w:val="0"/>
+          <w:sz w:val="21"/>
+          <w:szCs w:val="21"/>
+        </w:rPr>
+        <w:t>Hu</w:t>
+      </w:r>
+      <w:r>
+        <w:rPr>
+          <w:rFonts w:asciiTheme="minorHAnsi" w:hAnsiTheme="minorHAnsi" w:cstheme="minorHAnsi"/>
+          <w:color w:val="000000"/>
+          <w:kern w:val="0"/>
+          <w:sz w:val="21"/>
+          <w:szCs w:val="21"/>
+        </w:rPr>
+        <w:t xml:space="preserve">, </w:t>
+      </w:r>
+      <w:proofErr w:type="spellStart"/>
+      <w:r>
+        <w:rPr>
+          <w:rFonts w:asciiTheme="minorHAnsi" w:hAnsiTheme="minorHAnsi" w:cstheme="minorHAnsi"/>
+          <w:color w:val="000000"/>
+          <w:kern w:val="0"/>
+          <w:sz w:val="21"/>
+          <w:szCs w:val="21"/>
+        </w:rPr>
+        <w:t>Yuhan</w:t>
+      </w:r>
+      <w:proofErr w:type="spellEnd"/>
+      <w:r>
+        <w:rPr>
+          <w:rFonts w:asciiTheme="minorHAnsi" w:hAnsiTheme="minorHAnsi" w:cstheme="minorHAnsi"/>
+          <w:color w:val="000000"/>
+          <w:kern w:val="0"/>
+          <w:sz w:val="21"/>
+          <w:szCs w:val="21"/>
+        </w:rPr>
+        <w:t xml:space="preserve">. </w:t>
+      </w:r>
+      <w:r>
+        <w:rPr>
+          <w:sz w:val="21"/>
+          <w:szCs w:val="21"/>
+        </w:rPr>
+        <w:t xml:space="preserve">Implementation </w:t>
+      </w:r>
+      <w:r>
+        <w:rPr>
+          <w:sz w:val="21"/>
+          <w:szCs w:val="21"/>
+        </w:rPr>
+        <w:t>M</w:t>
+      </w:r>
+      <w:r>
+        <w:rPr>
+          <w:sz w:val="21"/>
+          <w:szCs w:val="21"/>
+        </w:rPr>
+        <w:t xml:space="preserve">atters: </w:t>
+      </w:r>
+      <w:r>
+        <w:rPr>
+          <w:sz w:val="21"/>
+          <w:szCs w:val="21"/>
+        </w:rPr>
+        <w:t>D</w:t>
+      </w:r>
+      <w:r>
+        <w:rPr>
+          <w:sz w:val="21"/>
+          <w:szCs w:val="21"/>
+        </w:rPr>
+        <w:t xml:space="preserve">iscursive </w:t>
+      </w:r>
+      <w:r>
+        <w:rPr>
+          <w:sz w:val="21"/>
+          <w:szCs w:val="21"/>
+        </w:rPr>
+        <w:t>S</w:t>
+      </w:r>
+      <w:r>
+        <w:rPr>
+          <w:sz w:val="21"/>
+          <w:szCs w:val="21"/>
+        </w:rPr>
+        <w:t xml:space="preserve">trategies of </w:t>
+      </w:r>
+      <w:r>
+        <w:rPr>
+          <w:sz w:val="21"/>
+          <w:szCs w:val="21"/>
+        </w:rPr>
+        <w:t>A</w:t>
+      </w:r>
+      <w:r>
+        <w:rPr>
+          <w:sz w:val="21"/>
+          <w:szCs w:val="21"/>
+        </w:rPr>
+        <w:t xml:space="preserve">uthoritarian </w:t>
+      </w:r>
+      <w:r>
+        <w:rPr>
+          <w:sz w:val="21"/>
+          <w:szCs w:val="21"/>
+        </w:rPr>
+        <w:t>S</w:t>
+      </w:r>
+      <w:r>
+        <w:rPr>
+          <w:sz w:val="21"/>
+          <w:szCs w:val="21"/>
+        </w:rPr>
+        <w:t xml:space="preserve">tates to </w:t>
+      </w:r>
+      <w:r>
+        <w:rPr>
+          <w:sz w:val="21"/>
+          <w:szCs w:val="21"/>
+        </w:rPr>
+        <w:t>P</w:t>
+      </w:r>
+      <w:r>
+        <w:rPr>
+          <w:sz w:val="21"/>
+          <w:szCs w:val="21"/>
+        </w:rPr>
+        <w:t xml:space="preserve">revent </w:t>
+      </w:r>
+      <w:r>
+        <w:rPr>
+          <w:sz w:val="21"/>
+          <w:szCs w:val="21"/>
+        </w:rPr>
+        <w:t>U</w:t>
+      </w:r>
+      <w:r>
+        <w:rPr>
+          <w:sz w:val="21"/>
+          <w:szCs w:val="21"/>
+        </w:rPr>
+        <w:t xml:space="preserve">pwards </w:t>
+      </w:r>
+      <w:r>
+        <w:rPr>
+          <w:sz w:val="21"/>
+          <w:szCs w:val="21"/>
+        </w:rPr>
+        <w:t>S</w:t>
+      </w:r>
+      <w:r>
+        <w:rPr>
+          <w:sz w:val="21"/>
+          <w:szCs w:val="21"/>
+        </w:rPr>
+        <w:t xml:space="preserve">cale-shift of </w:t>
+      </w:r>
+      <w:r>
+        <w:rPr>
+          <w:sz w:val="21"/>
+          <w:szCs w:val="21"/>
+        </w:rPr>
+        <w:t>S</w:t>
+      </w:r>
+      <w:r>
+        <w:rPr>
+          <w:sz w:val="21"/>
+          <w:szCs w:val="21"/>
+        </w:rPr>
+        <w:t xml:space="preserve">ocial </w:t>
+      </w:r>
+      <w:r>
+        <w:rPr>
+          <w:sz w:val="21"/>
+          <w:szCs w:val="21"/>
+        </w:rPr>
+        <w:t>P</w:t>
+      </w:r>
+      <w:r>
+        <w:rPr>
+          <w:sz w:val="21"/>
+          <w:szCs w:val="21"/>
+        </w:rPr>
+        <w:t xml:space="preserve">rotests </w:t>
+      </w:r>
+      <w:r>
+        <w:rPr>
+          <w:rFonts w:asciiTheme="minorHAnsi" w:eastAsia="Times New Roman" w:hAnsiTheme="minorHAnsi" w:cstheme="minorHAnsi"/>
+          <w:color w:val="000000"/>
+          <w:kern w:val="0"/>
+          <w:sz w:val="21"/>
+          <w:szCs w:val="21"/>
+          <w:shd w:val="clear" w:color="auto" w:fill="FFFFFF"/>
+          <w:lang w:eastAsia="zh-CN"/>
+        </w:rPr>
+        <w:t>(</w:t>
+      </w:r>
+      <w:r>
+        <w:rPr>
+          <w:rFonts w:asciiTheme="minorHAnsi" w:eastAsia="Times New Roman" w:hAnsiTheme="minorHAnsi" w:cstheme="minorHAnsi"/>
+          <w:color w:val="000000"/>
+          <w:kern w:val="0"/>
+          <w:sz w:val="21"/>
+          <w:szCs w:val="21"/>
+          <w:shd w:val="clear" w:color="auto" w:fill="FFFFFF"/>
+        </w:rPr>
+        <w:t xml:space="preserve">accepted by </w:t>
+      </w:r>
+      <w:r>
+        <w:rPr>
+          <w:rFonts w:asciiTheme="minorHAnsi" w:eastAsia="Times New Roman" w:hAnsiTheme="minorHAnsi" w:cstheme="minorHAnsi"/>
+          <w:b/>
+          <w:bCs/>
+          <w:color w:val="000000"/>
+          <w:kern w:val="0"/>
+          <w:sz w:val="21"/>
+          <w:szCs w:val="21"/>
+          <w:shd w:val="clear" w:color="auto" w:fill="FFFFFF"/>
+        </w:rPr>
+        <w:t>APSA 2025</w:t>
+      </w:r>
+      <w:r>
+        <w:rPr>
+          <w:rFonts w:asciiTheme="minorHAnsi" w:eastAsia="Times New Roman" w:hAnsiTheme="minorHAnsi" w:cstheme="minorHAnsi"/>
+          <w:color w:val="000000"/>
+          <w:kern w:val="0"/>
+          <w:sz w:val="21"/>
+          <w:szCs w:val="21"/>
+          <w:shd w:val="clear" w:color="auto" w:fill="FFFFFF"/>
+        </w:rPr>
+        <w:t>)</w:t>
+      </w:r>
+    </w:p>
+    <w:p>
+      <w:pPr>
+        <w:pStyle w:val="ListParagraph"/>
+        <w:numPr>
+          <w:ilvl w:val="0"/>
+          <w:numId w:val="48"/>
+        </w:numPr>
+        <w:spacing w:line="276" w:lineRule="auto"/>
+        <w:ind w:leftChars="0"/>
+        <w:rPr>
+          <w:rFonts w:asciiTheme="minorHAnsi" w:hAnsiTheme="minorHAnsi" w:cstheme="minorHAnsi"/>
+          <w:i/>
+          <w:iCs/>
+          <w:color w:val="000000"/>
+          <w:kern w:val="0"/>
+          <w:sz w:val="21"/>
+          <w:szCs w:val="21"/>
+        </w:rPr>
+      </w:pPr>
+      <w:r>
+        <w:rPr>
+          <w:rFonts w:asciiTheme="minorHAnsi" w:eastAsia="Times New Roman" w:hAnsiTheme="minorHAnsi" w:cstheme="minorHAnsi"/>
+          <w:b/>
+          <w:bCs/>
+          <w:color w:val="000000"/>
+          <w:kern w:val="0"/>
+          <w:sz w:val="21"/>
+          <w:szCs w:val="21"/>
+          <w:shd w:val="clear" w:color="auto" w:fill="FFFFFF"/>
+        </w:rPr>
+        <w:t>Fong, Chi Shun</w:t>
+      </w:r>
+      <w:r>
+        <w:rPr>
+          <w:rFonts w:asciiTheme="minorHAnsi" w:eastAsia="Times New Roman" w:hAnsiTheme="minorHAnsi" w:cstheme="minorHAnsi"/>
+          <w:color w:val="000000"/>
+          <w:kern w:val="0"/>
+          <w:sz w:val="21"/>
+          <w:szCs w:val="21"/>
+          <w:shd w:val="clear" w:color="auto" w:fill="FFFFFF"/>
+        </w:rPr>
+        <w:t>., and Fu, King-</w:t>
+      </w:r>
+      <w:proofErr w:type="spellStart"/>
+      <w:r>
+        <w:rPr>
+          <w:rFonts w:asciiTheme="minorHAnsi" w:eastAsia="Times New Roman" w:hAnsiTheme="minorHAnsi" w:cstheme="minorHAnsi"/>
+          <w:color w:val="000000"/>
+          <w:kern w:val="0"/>
+          <w:sz w:val="21"/>
+          <w:szCs w:val="21"/>
+          <w:shd w:val="clear" w:color="auto" w:fill="FFFFFF"/>
+        </w:rPr>
+        <w:t>wa</w:t>
+      </w:r>
+      <w:proofErr w:type="spellEnd"/>
+      <w:r>
+        <w:rPr>
+          <w:rFonts w:asciiTheme="minorHAnsi" w:eastAsia="Times New Roman" w:hAnsiTheme="minorHAnsi" w:cstheme="minorHAnsi"/>
+          <w:color w:val="000000"/>
+          <w:kern w:val="0"/>
+          <w:sz w:val="21"/>
+          <w:szCs w:val="21"/>
+          <w:shd w:val="clear" w:color="auto" w:fill="FFFFFF"/>
+        </w:rPr>
+        <w:t xml:space="preserve">. </w:t>
+      </w:r>
+      <w:r>
+        <w:rPr>
+          <w:rFonts w:asciiTheme="minorHAnsi" w:eastAsia="Times New Roman" w:hAnsiTheme="minorHAnsi" w:cstheme="minorHAnsi"/>
+          <w:color w:val="222222"/>
+          <w:kern w:val="0"/>
+          <w:sz w:val="21"/>
+          <w:szCs w:val="21"/>
+          <w:shd w:val="clear" w:color="auto" w:fill="FFFFFF"/>
+          <w:lang w:eastAsia="zh-CN"/>
+        </w:rPr>
+        <w:t xml:space="preserve">Visual as </w:t>
+      </w:r>
+      <w:r>
+        <w:rPr>
+          <w:rFonts w:asciiTheme="minorHAnsi" w:eastAsia="Times New Roman" w:hAnsiTheme="minorHAnsi" w:cstheme="minorHAnsi"/>
+          <w:color w:val="222222"/>
+          <w:kern w:val="0"/>
+          <w:sz w:val="21"/>
+          <w:szCs w:val="21"/>
+          <w:shd w:val="clear" w:color="auto" w:fill="FFFFFF"/>
+          <w:lang w:eastAsia="zh-CN"/>
+        </w:rPr>
+        <w:t>E</w:t>
+      </w:r>
+      <w:r>
+        <w:rPr>
+          <w:rFonts w:asciiTheme="minorHAnsi" w:eastAsia="Times New Roman" w:hAnsiTheme="minorHAnsi" w:cstheme="minorHAnsi"/>
+          <w:color w:val="222222"/>
+          <w:kern w:val="0"/>
+          <w:sz w:val="21"/>
+          <w:szCs w:val="21"/>
+          <w:shd w:val="clear" w:color="auto" w:fill="FFFFFF"/>
+          <w:lang w:eastAsia="zh-CN"/>
+        </w:rPr>
+        <w:t>motions: a (</w:t>
+      </w:r>
+      <w:r>
+        <w:rPr>
+          <w:rFonts w:asciiTheme="minorHAnsi" w:eastAsia="Times New Roman" w:hAnsiTheme="minorHAnsi" w:cstheme="minorHAnsi"/>
+          <w:color w:val="222222"/>
+          <w:kern w:val="0"/>
+          <w:sz w:val="21"/>
+          <w:szCs w:val="21"/>
+          <w:shd w:val="clear" w:color="auto" w:fill="FFFFFF"/>
+          <w:lang w:eastAsia="zh-CN"/>
+        </w:rPr>
+        <w:t>V</w:t>
+      </w:r>
+      <w:r>
+        <w:rPr>
+          <w:rFonts w:asciiTheme="minorHAnsi" w:eastAsia="Times New Roman" w:hAnsiTheme="minorHAnsi" w:cstheme="minorHAnsi"/>
+          <w:color w:val="222222"/>
+          <w:kern w:val="0"/>
+          <w:sz w:val="21"/>
+          <w:szCs w:val="21"/>
+          <w:shd w:val="clear" w:color="auto" w:fill="FFFFFF"/>
+          <w:lang w:eastAsia="zh-CN"/>
+        </w:rPr>
+        <w:t xml:space="preserve">isual) LLM </w:t>
+      </w:r>
+      <w:r>
+        <w:rPr>
+          <w:rFonts w:asciiTheme="minorHAnsi" w:eastAsia="Times New Roman" w:hAnsiTheme="minorHAnsi" w:cstheme="minorHAnsi"/>
+          <w:color w:val="222222"/>
+          <w:kern w:val="0"/>
+          <w:sz w:val="21"/>
+          <w:szCs w:val="21"/>
+          <w:shd w:val="clear" w:color="auto" w:fill="FFFFFF"/>
+          <w:lang w:eastAsia="zh-CN"/>
+        </w:rPr>
+        <w:t>A</w:t>
+      </w:r>
+      <w:r>
+        <w:rPr>
+          <w:rFonts w:asciiTheme="minorHAnsi" w:eastAsia="Times New Roman" w:hAnsiTheme="minorHAnsi" w:cstheme="minorHAnsi"/>
+          <w:color w:val="222222"/>
+          <w:kern w:val="0"/>
+          <w:sz w:val="21"/>
+          <w:szCs w:val="21"/>
+          <w:shd w:val="clear" w:color="auto" w:fill="FFFFFF"/>
+          <w:lang w:eastAsia="zh-CN"/>
+        </w:rPr>
+        <w:t xml:space="preserve">pproach to </w:t>
+      </w:r>
+      <w:r>
+        <w:rPr>
+          <w:rFonts w:asciiTheme="minorHAnsi" w:eastAsia="Times New Roman" w:hAnsiTheme="minorHAnsi" w:cstheme="minorHAnsi"/>
+          <w:color w:val="222222"/>
+          <w:kern w:val="0"/>
+          <w:sz w:val="21"/>
+          <w:szCs w:val="21"/>
+          <w:shd w:val="clear" w:color="auto" w:fill="FFFFFF"/>
+          <w:lang w:eastAsia="zh-CN"/>
+        </w:rPr>
+        <w:t>S</w:t>
+      </w:r>
+      <w:r>
+        <w:rPr>
+          <w:rFonts w:asciiTheme="minorHAnsi" w:eastAsia="Times New Roman" w:hAnsiTheme="minorHAnsi" w:cstheme="minorHAnsi"/>
+          <w:color w:val="222222"/>
+          <w:kern w:val="0"/>
+          <w:sz w:val="21"/>
+          <w:szCs w:val="21"/>
+          <w:shd w:val="clear" w:color="auto" w:fill="FFFFFF"/>
+          <w:lang w:eastAsia="zh-CN"/>
+        </w:rPr>
+        <w:t xml:space="preserve">tudy </w:t>
+      </w:r>
+      <w:r>
+        <w:rPr>
+          <w:rFonts w:asciiTheme="minorHAnsi" w:eastAsia="Times New Roman" w:hAnsiTheme="minorHAnsi" w:cstheme="minorHAnsi"/>
+          <w:color w:val="222222"/>
+          <w:kern w:val="0"/>
+          <w:sz w:val="21"/>
+          <w:szCs w:val="21"/>
+          <w:shd w:val="clear" w:color="auto" w:fill="FFFFFF"/>
+          <w:lang w:eastAsia="zh-CN"/>
+        </w:rPr>
+        <w:t>I</w:t>
+      </w:r>
+      <w:r>
+        <w:rPr>
+          <w:rFonts w:asciiTheme="minorHAnsi" w:eastAsia="Times New Roman" w:hAnsiTheme="minorHAnsi" w:cstheme="minorHAnsi"/>
+          <w:color w:val="222222"/>
+          <w:kern w:val="0"/>
+          <w:sz w:val="21"/>
+          <w:szCs w:val="21"/>
+          <w:shd w:val="clear" w:color="auto" w:fill="FFFFFF"/>
+          <w:lang w:eastAsia="zh-CN"/>
+        </w:rPr>
+        <w:t xml:space="preserve">mages and </w:t>
+      </w:r>
+      <w:r>
+        <w:rPr>
+          <w:rFonts w:asciiTheme="minorHAnsi" w:eastAsia="Times New Roman" w:hAnsiTheme="minorHAnsi" w:cstheme="minorHAnsi"/>
+          <w:color w:val="222222"/>
+          <w:kern w:val="0"/>
+          <w:sz w:val="21"/>
+          <w:szCs w:val="21"/>
+          <w:shd w:val="clear" w:color="auto" w:fill="FFFFFF"/>
+          <w:lang w:eastAsia="zh-CN"/>
+        </w:rPr>
+        <w:t>T</w:t>
+      </w:r>
+      <w:r>
+        <w:rPr>
+          <w:rFonts w:asciiTheme="minorHAnsi" w:eastAsia="Times New Roman" w:hAnsiTheme="minorHAnsi" w:cstheme="minorHAnsi"/>
+          <w:color w:val="222222"/>
+          <w:kern w:val="0"/>
+          <w:sz w:val="21"/>
+          <w:szCs w:val="21"/>
+          <w:shd w:val="clear" w:color="auto" w:fill="FFFFFF"/>
+          <w:lang w:eastAsia="zh-CN"/>
+        </w:rPr>
+        <w:t xml:space="preserve">exts of </w:t>
+      </w:r>
+      <w:r>
+        <w:rPr>
+          <w:rFonts w:asciiTheme="minorHAnsi" w:eastAsia="Times New Roman" w:hAnsiTheme="minorHAnsi" w:cstheme="minorHAnsi"/>
+          <w:color w:val="222222"/>
+          <w:kern w:val="0"/>
+          <w:sz w:val="21"/>
+          <w:szCs w:val="21"/>
+          <w:shd w:val="clear" w:color="auto" w:fill="FFFFFF"/>
+          <w:lang w:eastAsia="zh-CN"/>
+        </w:rPr>
+        <w:t>S</w:t>
+      </w:r>
+      <w:r>
+        <w:rPr>
+          <w:rFonts w:asciiTheme="minorHAnsi" w:eastAsia="Times New Roman" w:hAnsiTheme="minorHAnsi" w:cstheme="minorHAnsi"/>
+          <w:color w:val="222222"/>
+          <w:kern w:val="0"/>
+          <w:sz w:val="21"/>
+          <w:szCs w:val="21"/>
+          <w:shd w:val="clear" w:color="auto" w:fill="FFFFFF"/>
+          <w:lang w:eastAsia="zh-CN"/>
+        </w:rPr>
+        <w:t xml:space="preserve">ocial </w:t>
+      </w:r>
+      <w:r>
+        <w:rPr>
+          <w:rFonts w:asciiTheme="minorHAnsi" w:eastAsia="Times New Roman" w:hAnsiTheme="minorHAnsi" w:cstheme="minorHAnsi"/>
+          <w:color w:val="222222"/>
+          <w:kern w:val="0"/>
+          <w:sz w:val="21"/>
+          <w:szCs w:val="21"/>
+          <w:shd w:val="clear" w:color="auto" w:fill="FFFFFF"/>
+          <w:lang w:eastAsia="zh-CN"/>
+        </w:rPr>
+        <w:t>M</w:t>
+      </w:r>
+      <w:r>
+        <w:rPr>
+          <w:rFonts w:asciiTheme="minorHAnsi" w:eastAsia="Times New Roman" w:hAnsiTheme="minorHAnsi" w:cstheme="minorHAnsi"/>
+          <w:color w:val="222222"/>
+          <w:kern w:val="0"/>
+          <w:sz w:val="21"/>
+          <w:szCs w:val="21"/>
+          <w:shd w:val="clear" w:color="auto" w:fill="FFFFFF"/>
+          <w:lang w:eastAsia="zh-CN"/>
+        </w:rPr>
+        <w:t xml:space="preserve">edia </w:t>
+      </w:r>
+      <w:r>
+        <w:rPr>
+          <w:rFonts w:asciiTheme="minorHAnsi" w:eastAsia="Times New Roman" w:hAnsiTheme="minorHAnsi" w:cstheme="minorHAnsi"/>
+          <w:color w:val="222222"/>
+          <w:kern w:val="0"/>
+          <w:sz w:val="21"/>
+          <w:szCs w:val="21"/>
+          <w:shd w:val="clear" w:color="auto" w:fill="FFFFFF"/>
+          <w:lang w:eastAsia="zh-CN"/>
+        </w:rPr>
+        <w:t>M</w:t>
+      </w:r>
+      <w:r>
+        <w:rPr>
+          <w:rFonts w:asciiTheme="minorHAnsi" w:eastAsia="Times New Roman" w:hAnsiTheme="minorHAnsi" w:cstheme="minorHAnsi"/>
+          <w:color w:val="222222"/>
+          <w:kern w:val="0"/>
+          <w:sz w:val="21"/>
+          <w:szCs w:val="21"/>
+          <w:shd w:val="clear" w:color="auto" w:fill="FFFFFF"/>
+          <w:lang w:eastAsia="zh-CN"/>
+        </w:rPr>
+        <w:t>essages from the 2019 Hong Kong Protest</w:t>
+      </w:r>
+      <w:r>
+        <w:rPr>
+          <w:rFonts w:asciiTheme="minorHAnsi" w:eastAsia="Times New Roman" w:hAnsiTheme="minorHAnsi" w:cstheme="minorHAnsi"/>
+          <w:i/>
+          <w:iCs/>
+          <w:color w:val="222222"/>
+          <w:kern w:val="0"/>
+          <w:sz w:val="21"/>
+          <w:szCs w:val="21"/>
+          <w:shd w:val="clear" w:color="auto" w:fill="FFFFFF"/>
+          <w:lang w:eastAsia="zh-CN"/>
+        </w:rPr>
+        <w:t xml:space="preserve"> </w:t>
+      </w:r>
+      <w:r>
+        <w:rPr>
+          <w:rFonts w:asciiTheme="minorHAnsi" w:eastAsia="Times New Roman" w:hAnsiTheme="minorHAnsi" w:cstheme="minorHAnsi"/>
+          <w:color w:val="222222"/>
+          <w:kern w:val="0"/>
+          <w:sz w:val="21"/>
+          <w:szCs w:val="21"/>
+          <w:shd w:val="clear" w:color="auto" w:fill="FFFFFF"/>
+          <w:lang w:eastAsia="zh-CN"/>
+        </w:rPr>
+        <w:t xml:space="preserve">(accepted by </w:t>
+      </w:r>
+      <w:proofErr w:type="spellStart"/>
+      <w:r>
+        <w:rPr>
+          <w:rFonts w:asciiTheme="minorHAnsi" w:eastAsia="Times New Roman" w:hAnsiTheme="minorHAnsi" w:cstheme="minorHAnsi"/>
+          <w:b/>
+          <w:bCs/>
+          <w:color w:val="222222"/>
+          <w:kern w:val="0"/>
+          <w:sz w:val="21"/>
+          <w:szCs w:val="21"/>
+          <w:shd w:val="clear" w:color="auto" w:fill="FFFFFF"/>
+          <w:lang w:eastAsia="zh-CN"/>
+        </w:rPr>
+        <w:t>PolMeth</w:t>
+      </w:r>
+      <w:proofErr w:type="spellEnd"/>
+      <w:r>
+        <w:rPr>
+          <w:rFonts w:asciiTheme="minorHAnsi" w:eastAsia="Times New Roman" w:hAnsiTheme="minorHAnsi" w:cstheme="minorHAnsi"/>
+          <w:b/>
+          <w:bCs/>
+          <w:color w:val="222222"/>
+          <w:kern w:val="0"/>
+          <w:sz w:val="21"/>
+          <w:szCs w:val="21"/>
+          <w:shd w:val="clear" w:color="auto" w:fill="FFFFFF"/>
+          <w:lang w:eastAsia="zh-CN"/>
+        </w:rPr>
+        <w:t xml:space="preserve"> 2025</w:t>
+      </w:r>
+      <w:r>
+        <w:rPr>
+          <w:rFonts w:asciiTheme="minorHAnsi" w:eastAsia="Times New Roman" w:hAnsiTheme="minorHAnsi" w:cstheme="minorHAnsi"/>
+          <w:color w:val="222222"/>
+          <w:kern w:val="0"/>
+          <w:sz w:val="21"/>
+          <w:szCs w:val="21"/>
+          <w:shd w:val="clear" w:color="auto" w:fill="FFFFFF"/>
+          <w:lang w:eastAsia="zh-CN"/>
+        </w:rPr>
+        <w:t xml:space="preserve"> and abstract accepted by </w:t>
+      </w:r>
+      <w:r>
+        <w:rPr>
+          <w:rFonts w:asciiTheme="minorHAnsi" w:eastAsia="Times New Roman" w:hAnsiTheme="minorHAnsi" w:cstheme="minorHAnsi"/>
+          <w:b/>
+          <w:bCs/>
+          <w:color w:val="222222"/>
+          <w:kern w:val="0"/>
+          <w:sz w:val="21"/>
+          <w:szCs w:val="21"/>
+          <w:shd w:val="clear" w:color="auto" w:fill="FFFFFF"/>
+          <w:lang w:eastAsia="zh-CN"/>
+        </w:rPr>
+        <w:t>Computational Communication Research</w:t>
+      </w:r>
+      <w:r>
+        <w:rPr>
+          <w:rFonts w:asciiTheme="minorHAnsi" w:eastAsia="Times New Roman" w:hAnsiTheme="minorHAnsi" w:cstheme="minorHAnsi"/>
+          <w:color w:val="222222"/>
+          <w:kern w:val="0"/>
+          <w:sz w:val="21"/>
+          <w:szCs w:val="21"/>
+          <w:shd w:val="clear" w:color="auto" w:fill="FFFFFF"/>
+          <w:lang w:eastAsia="zh-CN"/>
+        </w:rPr>
+        <w:t>)</w:t>
+      </w:r>
     </w:p>
     <w:p>
       <w:pPr>
@@ -2334,321 +3783,722 @@
           <w:bCs/>
           <w:iCs/>
           <w:kern w:val="0"/>
-          <w:sz w:val="21"/>
-          <w:szCs w:val="21"/>
-        </w:rPr>
-      </w:pPr>
-      <w:r>
-        <w:rPr>
-          <w:rFonts w:asciiTheme="minorHAnsi" w:eastAsia="2cA" w:hAnsiTheme="minorHAnsi" w:cstheme="minorHAnsi" w:hint="eastAsia"/>
+        </w:rPr>
+      </w:pPr>
+    </w:p>
+    <w:p>
+      <w:pPr>
+        <w:spacing w:line="276" w:lineRule="auto"/>
+        <w:rPr>
+          <w:rFonts w:asciiTheme="minorHAnsi" w:hAnsiTheme="minorHAnsi" w:cstheme="minorHAnsi"/>
+          <w:color w:val="000000"/>
+          <w:kern w:val="0"/>
+          <w:szCs w:val="24"/>
+        </w:rPr>
+      </w:pPr>
+      <w:r>
+        <w:rPr>
+          <w:rFonts w:asciiTheme="minorHAnsi" w:hAnsiTheme="minorHAnsi" w:cstheme="minorHAnsi"/>
+          <w:b/>
+          <w:color w:val="000000"/>
+          <w:kern w:val="0"/>
+          <w:szCs w:val="24"/>
+        </w:rPr>
+        <w:t>Invited Presentations</w:t>
+      </w:r>
+    </w:p>
+    <w:p>
+      <w:pPr>
+        <w:pStyle w:val="ListParagraph"/>
+        <w:numPr>
+          <w:ilvl w:val="0"/>
+          <w:numId w:val="27"/>
+        </w:numPr>
+        <w:spacing w:line="276" w:lineRule="auto"/>
+        <w:ind w:leftChars="0"/>
+        <w:rPr>
+          <w:rFonts w:asciiTheme="minorHAnsi" w:hAnsiTheme="minorHAnsi" w:cstheme="minorHAnsi"/>
+          <w:color w:val="000000"/>
+          <w:kern w:val="0"/>
+          <w:sz w:val="21"/>
+          <w:szCs w:val="21"/>
+        </w:rPr>
+      </w:pPr>
+      <w:r>
+        <w:rPr>
+          <w:rFonts w:asciiTheme="minorHAnsi" w:hAnsiTheme="minorHAnsi" w:cstheme="minorHAnsi"/>
+          <w:color w:val="000000"/>
+          <w:kern w:val="0"/>
+          <w:sz w:val="21"/>
+          <w:szCs w:val="21"/>
+        </w:rPr>
+        <w:t>“Social Media in Social Movement: Studying Collective Actions in a Computational Approach)</w:t>
+      </w:r>
+      <w:r>
+        <w:rPr>
+          <w:rFonts w:asciiTheme="minorHAnsi" w:hAnsiTheme="minorHAnsi" w:cstheme="minorHAnsi"/>
+          <w:color w:val="000000"/>
+          <w:kern w:val="0"/>
+          <w:sz w:val="21"/>
+          <w:szCs w:val="21"/>
+        </w:rPr>
+        <w:t>,</w:t>
+      </w:r>
+      <w:r>
+        <w:rPr>
+          <w:rFonts w:asciiTheme="minorHAnsi" w:hAnsiTheme="minorHAnsi" w:cstheme="minorHAnsi"/>
+          <w:color w:val="000000"/>
+          <w:kern w:val="0"/>
+          <w:sz w:val="21"/>
+          <w:szCs w:val="21"/>
+        </w:rPr>
+        <w:t>”</w:t>
+      </w:r>
+      <w:r>
+        <w:rPr>
+          <w:rFonts w:asciiTheme="minorHAnsi" w:hAnsiTheme="minorHAnsi" w:cstheme="minorHAnsi"/>
+          <w:color w:val="000000"/>
+          <w:kern w:val="0"/>
+          <w:sz w:val="21"/>
+          <w:szCs w:val="21"/>
+        </w:rPr>
+        <w:t xml:space="preserve"> </w:t>
+      </w:r>
+      <w:r>
+        <w:rPr>
+          <w:rFonts w:asciiTheme="minorHAnsi" w:hAnsiTheme="minorHAnsi" w:cstheme="minorHAnsi"/>
+          <w:color w:val="000000"/>
+          <w:kern w:val="0"/>
+          <w:sz w:val="21"/>
+          <w:szCs w:val="21"/>
+        </w:rPr>
+        <w:t>The Hong Kong Studies Initiative of University of British Columbia, Apr 9, 2021</w:t>
+      </w:r>
+      <w:r>
+        <w:rPr>
+          <w:rFonts w:asciiTheme="minorHAnsi" w:hAnsiTheme="minorHAnsi" w:cstheme="minorHAnsi"/>
+          <w:color w:val="000000"/>
+          <w:kern w:val="0"/>
+          <w:sz w:val="21"/>
+          <w:szCs w:val="21"/>
+        </w:rPr>
+        <w:t xml:space="preserve"> (</w:t>
+      </w:r>
+      <w:r>
+        <w:rPr>
+          <w:rFonts w:asciiTheme="minorHAnsi" w:hAnsiTheme="minorHAnsi" w:cstheme="minorHAnsi"/>
+          <w:color w:val="000000"/>
+          <w:kern w:val="0"/>
+          <w:sz w:val="21"/>
+          <w:szCs w:val="21"/>
+        </w:rPr>
+        <w:t xml:space="preserve">with Elgar Teo). </w:t>
+      </w:r>
+    </w:p>
+    <w:p>
+      <w:pPr>
+        <w:pStyle w:val="ListParagraph"/>
+        <w:numPr>
+          <w:ilvl w:val="0"/>
+          <w:numId w:val="27"/>
+        </w:numPr>
+        <w:spacing w:line="276" w:lineRule="auto"/>
+        <w:ind w:leftChars="0"/>
+        <w:rPr>
+          <w:rFonts w:asciiTheme="minorHAnsi" w:hAnsiTheme="minorHAnsi" w:cstheme="minorHAnsi"/>
+          <w:color w:val="000000"/>
+          <w:kern w:val="0"/>
+          <w:sz w:val="21"/>
+          <w:szCs w:val="21"/>
+        </w:rPr>
+      </w:pPr>
+      <w:r>
+        <w:rPr>
+          <w:rFonts w:asciiTheme="minorHAnsi" w:hAnsiTheme="minorHAnsi" w:cstheme="minorHAnsi"/>
+          <w:color w:val="000000"/>
+          <w:kern w:val="0"/>
+          <w:sz w:val="21"/>
+          <w:szCs w:val="21"/>
+        </w:rPr>
+        <w:t>“Introducing the ANTI-Extradition Law Amendment Bill Research Data Archive</w:t>
+      </w:r>
+      <w:r>
+        <w:rPr>
+          <w:rFonts w:asciiTheme="minorHAnsi" w:hAnsiTheme="minorHAnsi" w:cstheme="minorHAnsi"/>
+          <w:color w:val="000000"/>
+          <w:kern w:val="0"/>
+          <w:sz w:val="21"/>
+          <w:szCs w:val="21"/>
+        </w:rPr>
+        <w:t>,</w:t>
+      </w:r>
+      <w:r>
+        <w:rPr>
+          <w:rFonts w:asciiTheme="minorHAnsi" w:hAnsiTheme="minorHAnsi" w:cstheme="minorHAnsi"/>
+          <w:color w:val="000000"/>
+          <w:kern w:val="0"/>
+          <w:sz w:val="21"/>
+          <w:szCs w:val="21"/>
+        </w:rPr>
+        <w:t xml:space="preserve">” </w:t>
+      </w:r>
+      <w:r>
+        <w:rPr>
+          <w:rFonts w:asciiTheme="minorHAnsi" w:hAnsiTheme="minorHAnsi" w:cstheme="minorHAnsi"/>
+          <w:color w:val="000000"/>
+          <w:kern w:val="0"/>
+          <w:sz w:val="21"/>
+          <w:szCs w:val="21"/>
+        </w:rPr>
+        <w:t>Analytic Approaches for International Studies (IS 830 G100), Simon Fraser University, Dec 3, 2020</w:t>
+      </w:r>
+      <w:r>
+        <w:rPr>
+          <w:rFonts w:asciiTheme="minorHAnsi" w:hAnsiTheme="minorHAnsi" w:cstheme="minorHAnsi"/>
+          <w:color w:val="000000"/>
+          <w:kern w:val="0"/>
+          <w:sz w:val="21"/>
+          <w:szCs w:val="21"/>
+        </w:rPr>
+        <w:t xml:space="preserve"> (</w:t>
+      </w:r>
+      <w:r>
+        <w:rPr>
+          <w:rFonts w:asciiTheme="minorHAnsi" w:hAnsiTheme="minorHAnsi" w:cstheme="minorHAnsi"/>
+          <w:color w:val="000000"/>
+          <w:kern w:val="0"/>
+          <w:sz w:val="21"/>
+          <w:szCs w:val="21"/>
+        </w:rPr>
+        <w:t>with Elgar Teo)</w:t>
+      </w:r>
+      <w:r>
+        <w:rPr>
+          <w:rFonts w:asciiTheme="minorHAnsi" w:hAnsiTheme="minorHAnsi" w:cstheme="minorHAnsi"/>
+          <w:color w:val="000000"/>
+          <w:kern w:val="0"/>
+          <w:sz w:val="21"/>
+          <w:szCs w:val="21"/>
+        </w:rPr>
+        <w:t>.</w:t>
+      </w:r>
+    </w:p>
+    <w:p>
+      <w:pPr>
+        <w:pStyle w:val="ListParagraph"/>
+        <w:numPr>
+          <w:ilvl w:val="0"/>
+          <w:numId w:val="27"/>
+        </w:numPr>
+        <w:spacing w:line="276" w:lineRule="auto"/>
+        <w:ind w:leftChars="0"/>
+        <w:rPr>
+          <w:rFonts w:asciiTheme="minorHAnsi" w:hAnsiTheme="minorHAnsi" w:cstheme="minorHAnsi"/>
+          <w:color w:val="000000"/>
+          <w:kern w:val="0"/>
+          <w:sz w:val="21"/>
+          <w:szCs w:val="21"/>
+        </w:rPr>
+      </w:pPr>
+      <w:r>
+        <w:rPr>
+          <w:rFonts w:asciiTheme="minorHAnsi" w:hAnsiTheme="minorHAnsi" w:cstheme="minorHAnsi"/>
+          <w:iCs/>
+          <w:color w:val="000000"/>
+          <w:kern w:val="0"/>
+          <w:sz w:val="21"/>
+          <w:szCs w:val="21"/>
+        </w:rPr>
+        <w:t>“How Financial Ties developed between Hong Kong and China</w:t>
+      </w:r>
+      <w:r>
+        <w:rPr>
+          <w:rFonts w:asciiTheme="minorHAnsi" w:hAnsiTheme="minorHAnsi" w:cstheme="minorHAnsi"/>
+          <w:color w:val="000000"/>
+          <w:kern w:val="0"/>
+          <w:sz w:val="21"/>
+          <w:szCs w:val="21"/>
+        </w:rPr>
+        <w:t xml:space="preserve">.” </w:t>
+      </w:r>
+      <w:proofErr w:type="spellStart"/>
+      <w:r>
+        <w:rPr>
+          <w:rFonts w:asciiTheme="minorHAnsi" w:hAnsiTheme="minorHAnsi" w:cstheme="minorHAnsi"/>
+          <w:color w:val="000000"/>
+          <w:kern w:val="0"/>
+          <w:sz w:val="21"/>
+          <w:szCs w:val="21"/>
+        </w:rPr>
+        <w:t>Labour</w:t>
+      </w:r>
+      <w:proofErr w:type="spellEnd"/>
+      <w:r>
+        <w:rPr>
+          <w:rFonts w:asciiTheme="minorHAnsi" w:hAnsiTheme="minorHAnsi" w:cstheme="minorHAnsi"/>
+          <w:color w:val="000000"/>
+          <w:kern w:val="0"/>
+          <w:sz w:val="21"/>
+          <w:szCs w:val="21"/>
+        </w:rPr>
+        <w:t xml:space="preserve"> Studies Network of the City University of Hong Kong, Sept 28, 2016.</w:t>
+      </w:r>
+    </w:p>
+    <w:p>
+      <w:pPr>
+        <w:spacing w:line="276" w:lineRule="auto"/>
+        <w:rPr>
+          <w:rFonts w:asciiTheme="minorHAnsi" w:hAnsiTheme="minorHAnsi" w:cstheme="minorHAnsi"/>
+          <w:color w:val="000000"/>
+          <w:kern w:val="0"/>
+          <w:sz w:val="21"/>
+          <w:szCs w:val="21"/>
+        </w:rPr>
+      </w:pPr>
+    </w:p>
+    <w:p>
+      <w:pPr>
+        <w:spacing w:line="276" w:lineRule="auto"/>
+        <w:rPr>
+          <w:rFonts w:asciiTheme="minorHAnsi" w:hAnsiTheme="minorHAnsi" w:cstheme="minorHAnsi"/>
           <w:b/>
           <w:bCs/>
-          <w:iCs/>
-          <w:kern w:val="0"/>
-          <w:sz w:val="21"/>
-          <w:szCs w:val="21"/>
-        </w:rPr>
-        <w:lastRenderedPageBreak/>
-        <w:t>Conference</w:t>
-      </w:r>
-      <w:r>
-        <w:rPr>
-          <w:rFonts w:asciiTheme="minorHAnsi" w:eastAsia="2cA" w:hAnsiTheme="minorHAnsi" w:cstheme="minorHAnsi"/>
+          <w:color w:val="000000"/>
+          <w:kern w:val="0"/>
+          <w:szCs w:val="24"/>
+        </w:rPr>
+      </w:pPr>
+      <w:r>
+        <w:rPr>
+          <w:rFonts w:asciiTheme="minorHAnsi" w:hAnsiTheme="minorHAnsi" w:cstheme="minorHAnsi"/>
           <w:b/>
           <w:bCs/>
-          <w:iCs/>
-          <w:kern w:val="0"/>
-          <w:sz w:val="21"/>
-          <w:szCs w:val="21"/>
-        </w:rPr>
-        <w:t xml:space="preserve"> </w:t>
-      </w:r>
-      <w:r>
-        <w:rPr>
-          <w:rFonts w:asciiTheme="minorHAnsi" w:eastAsia="2cA" w:hAnsiTheme="minorHAnsi" w:cstheme="minorHAnsi" w:hint="eastAsia"/>
-          <w:b/>
-          <w:bCs/>
-          <w:iCs/>
-          <w:kern w:val="0"/>
-          <w:sz w:val="21"/>
-          <w:szCs w:val="21"/>
-        </w:rPr>
-        <w:t>presentation</w:t>
+          <w:color w:val="000000"/>
+          <w:kern w:val="0"/>
+          <w:szCs w:val="24"/>
+        </w:rPr>
+        <w:t>Recent Media Exposure and Op-Ed</w:t>
       </w:r>
     </w:p>
     <w:p>
       <w:pPr>
-        <w:autoSpaceDE w:val="0"/>
-        <w:autoSpaceDN w:val="0"/>
-        <w:adjustRightInd w:val="0"/>
+        <w:pStyle w:val="ListParagraph"/>
+        <w:numPr>
+          <w:ilvl w:val="0"/>
+          <w:numId w:val="43"/>
+        </w:numPr>
         <w:spacing w:line="276" w:lineRule="auto"/>
-        <w:jc w:val="both"/>
-        <w:rPr>
-          <w:rFonts w:asciiTheme="minorHAnsi" w:eastAsia="2cA" w:hAnsiTheme="minorHAnsi" w:cstheme="minorHAnsi"/>
+        <w:ind w:leftChars="0"/>
+        <w:rPr>
+          <w:rFonts w:asciiTheme="minorHAnsi" w:hAnsiTheme="minorHAnsi" w:cstheme="minorHAnsi"/>
+          <w:color w:val="000000"/>
+          <w:kern w:val="0"/>
+          <w:szCs w:val="24"/>
+        </w:rPr>
+      </w:pPr>
+      <w:r>
+        <w:rPr>
+          <w:rStyle w:val="css-0"/>
+          <w:rFonts w:asciiTheme="minorHAnsi" w:hAnsiTheme="minorHAnsi" w:cstheme="minorHAnsi"/>
+          <w:color w:val="000000"/>
+          <w:sz w:val="21"/>
+          <w:szCs w:val="21"/>
+          <w:bdr w:val="none" w:sz="0" w:space="0" w:color="auto" w:frame="1"/>
+        </w:rPr>
+        <w:t>Hong Kong protests: police restrictions on land-reclamation demo ‘disproportionate and unnecessary’, critics say</w:t>
+      </w:r>
+      <w:r>
+        <w:rPr>
+          <w:rStyle w:val="css-0"/>
+          <w:rFonts w:asciiTheme="minorHAnsi" w:hAnsiTheme="minorHAnsi" w:cstheme="minorHAnsi"/>
+          <w:color w:val="000000"/>
+          <w:sz w:val="21"/>
+          <w:szCs w:val="21"/>
+          <w:bdr w:val="none" w:sz="0" w:space="0" w:color="auto" w:frame="1"/>
+        </w:rPr>
+        <w:t xml:space="preserve">, </w:t>
+      </w:r>
+      <w:r>
+        <w:rPr>
+          <w:rStyle w:val="css-0"/>
+          <w:rFonts w:asciiTheme="minorHAnsi" w:hAnsiTheme="minorHAnsi" w:cstheme="minorHAnsi"/>
+          <w:i/>
           <w:iCs/>
-          <w:kern w:val="0"/>
-          <w:sz w:val="21"/>
-          <w:szCs w:val="21"/>
-        </w:rPr>
-      </w:pPr>
-      <w:r>
-        <w:rPr>
-          <w:rFonts w:asciiTheme="minorHAnsi" w:hAnsiTheme="minorHAnsi" w:cstheme="minorHAnsi"/>
-          <w:color w:val="000000"/>
-          <w:sz w:val="21"/>
-          <w:szCs w:val="21"/>
-        </w:rPr>
-        <w:t>American Political Science Association (APSA)</w:t>
-      </w:r>
-      <w:r>
-        <w:rPr>
-          <w:rFonts w:asciiTheme="minorHAnsi" w:hAnsiTheme="minorHAnsi" w:cstheme="minorHAnsi"/>
-          <w:color w:val="000000"/>
-          <w:sz w:val="21"/>
-          <w:szCs w:val="21"/>
-        </w:rPr>
-        <w:t xml:space="preserve"> </w:t>
-      </w:r>
-      <w:r>
-        <w:rPr>
-          <w:rFonts w:asciiTheme="minorHAnsi" w:hAnsiTheme="minorHAnsi" w:cstheme="minorHAnsi" w:hint="eastAsia"/>
-          <w:color w:val="000000"/>
-          <w:sz w:val="21"/>
-          <w:szCs w:val="21"/>
-        </w:rPr>
-        <w:t>annual</w:t>
-      </w:r>
-      <w:r>
-        <w:rPr>
-          <w:rFonts w:asciiTheme="minorHAnsi" w:hAnsiTheme="minorHAnsi" w:cstheme="minorHAnsi"/>
-          <w:color w:val="000000"/>
-          <w:sz w:val="21"/>
-          <w:szCs w:val="21"/>
-        </w:rPr>
-        <w:t xml:space="preserve"> conference</w:t>
-      </w:r>
-      <w:r>
-        <w:rPr>
-          <w:rFonts w:asciiTheme="minorHAnsi" w:eastAsia="2cA" w:hAnsiTheme="minorHAnsi" w:cstheme="minorHAnsi"/>
-          <w:iCs/>
-          <w:kern w:val="0"/>
-          <w:sz w:val="21"/>
-          <w:szCs w:val="21"/>
-        </w:rPr>
-        <w:t>, 2022</w:t>
-      </w:r>
-      <w:r>
-        <w:rPr>
-          <w:rFonts w:asciiTheme="minorHAnsi" w:eastAsia="2cA" w:hAnsiTheme="minorHAnsi" w:cstheme="minorHAnsi"/>
-          <w:iCs/>
-          <w:kern w:val="0"/>
-          <w:sz w:val="21"/>
-          <w:szCs w:val="21"/>
-        </w:rPr>
-        <w:t>,2024</w:t>
+          <w:color w:val="000000"/>
+          <w:sz w:val="21"/>
+          <w:szCs w:val="21"/>
+          <w:bdr w:val="none" w:sz="0" w:space="0" w:color="auto" w:frame="1"/>
+        </w:rPr>
+        <w:t>South China Morning Post</w:t>
+      </w:r>
+      <w:r>
+        <w:rPr>
+          <w:rStyle w:val="css-0"/>
+          <w:rFonts w:asciiTheme="minorHAnsi" w:hAnsiTheme="minorHAnsi" w:cstheme="minorHAnsi"/>
+          <w:color w:val="000000"/>
+          <w:sz w:val="21"/>
+          <w:szCs w:val="21"/>
+          <w:bdr w:val="none" w:sz="0" w:space="0" w:color="auto" w:frame="1"/>
+        </w:rPr>
+        <w:t>, March 28, 2023.</w:t>
       </w:r>
     </w:p>
     <w:p>
       <w:pPr>
-        <w:autoSpaceDE w:val="0"/>
-        <w:autoSpaceDN w:val="0"/>
-        <w:adjustRightInd w:val="0"/>
+        <w:pStyle w:val="ListParagraph"/>
+        <w:numPr>
+          <w:ilvl w:val="0"/>
+          <w:numId w:val="20"/>
+        </w:numPr>
         <w:spacing w:line="276" w:lineRule="auto"/>
-        <w:jc w:val="both"/>
-        <w:rPr>
-          <w:rFonts w:asciiTheme="minorHAnsi" w:hAnsiTheme="minorHAnsi" w:cstheme="minorHAnsi"/>
-          <w:color w:val="000000"/>
-          <w:sz w:val="21"/>
-          <w:szCs w:val="21"/>
-        </w:rPr>
-      </w:pPr>
-      <w:r>
-        <w:rPr>
-          <w:rFonts w:asciiTheme="minorHAnsi" w:hAnsiTheme="minorHAnsi" w:cstheme="minorHAnsi"/>
-          <w:color w:val="000000"/>
-          <w:sz w:val="21"/>
-          <w:szCs w:val="21"/>
-        </w:rPr>
-        <w:t xml:space="preserve">Midwest Political Science Association </w:t>
-      </w:r>
-      <w:r>
-        <w:rPr>
-          <w:rFonts w:asciiTheme="minorHAnsi" w:eastAsia="2cA" w:hAnsiTheme="minorHAnsi" w:cstheme="minorHAnsi"/>
+        <w:ind w:leftChars="0"/>
+        <w:rPr>
+          <w:rFonts w:asciiTheme="minorHAnsi" w:hAnsiTheme="minorHAnsi" w:cstheme="minorHAnsi"/>
+          <w:color w:val="000000"/>
+          <w:kern w:val="0"/>
+          <w:sz w:val="21"/>
+          <w:szCs w:val="21"/>
+        </w:rPr>
+      </w:pPr>
+      <w:r>
+        <w:rPr>
+          <w:rFonts w:asciiTheme="minorHAnsi" w:hAnsiTheme="minorHAnsi" w:cstheme="minorHAnsi"/>
+          <w:color w:val="000000"/>
+          <w:kern w:val="0"/>
+          <w:sz w:val="21"/>
+          <w:szCs w:val="21"/>
+        </w:rPr>
+        <w:t>Who is the Comrade? Five Figures in Response to the Urban Legend during the 2019 Hong Kong Anti-ELAB Movement</w:t>
+      </w:r>
+      <w:r>
+        <w:rPr>
+          <w:rFonts w:asciiTheme="minorHAnsi" w:hAnsiTheme="minorHAnsi" w:cstheme="minorHAnsi"/>
+          <w:color w:val="000000"/>
+          <w:kern w:val="0"/>
+          <w:sz w:val="21"/>
+          <w:szCs w:val="21"/>
+        </w:rPr>
+        <w:t xml:space="preserve"> </w:t>
+      </w:r>
+      <w:r>
+        <w:rPr>
+          <w:rFonts w:asciiTheme="minorHAnsi" w:hAnsiTheme="minorHAnsi" w:cstheme="minorHAnsi"/>
+          <w:color w:val="000000"/>
+          <w:kern w:val="0"/>
+          <w:sz w:val="21"/>
+          <w:szCs w:val="21"/>
+        </w:rPr>
+        <w:t xml:space="preserve">(in Chinese), </w:t>
+      </w:r>
+      <w:proofErr w:type="spellStart"/>
+      <w:r>
+        <w:rPr>
+          <w:rFonts w:asciiTheme="minorHAnsi" w:hAnsiTheme="minorHAnsi" w:cstheme="minorHAnsi"/>
+          <w:i/>
           <w:iCs/>
-          <w:kern w:val="0"/>
-          <w:sz w:val="21"/>
-          <w:szCs w:val="21"/>
-        </w:rPr>
-        <w:t>(</w:t>
-      </w:r>
-      <w:r>
-        <w:rPr>
-          <w:rFonts w:asciiTheme="minorHAnsi" w:eastAsia="2cA" w:hAnsiTheme="minorHAnsi" w:cstheme="minorHAnsi" w:hint="eastAsia"/>
+          <w:color w:val="000000"/>
+          <w:kern w:val="0"/>
+          <w:sz w:val="21"/>
+          <w:szCs w:val="21"/>
+        </w:rPr>
+        <w:t>Mingpao</w:t>
+      </w:r>
+      <w:proofErr w:type="spellEnd"/>
+      <w:r>
+        <w:rPr>
+          <w:rFonts w:asciiTheme="minorHAnsi" w:hAnsiTheme="minorHAnsi" w:cstheme="minorHAnsi"/>
+          <w:i/>
           <w:iCs/>
-          <w:kern w:val="0"/>
-          <w:sz w:val="21"/>
-          <w:szCs w:val="21"/>
-        </w:rPr>
-        <w:t>MPSA</w:t>
-      </w:r>
-      <w:r>
-        <w:rPr>
-          <w:rFonts w:asciiTheme="minorHAnsi" w:eastAsia="2cA" w:hAnsiTheme="minorHAnsi" w:cstheme="minorHAnsi"/>
-          <w:iCs/>
-          <w:kern w:val="0"/>
-          <w:sz w:val="21"/>
-          <w:szCs w:val="21"/>
-        </w:rPr>
-        <w:t xml:space="preserve">) </w:t>
-      </w:r>
-      <w:r>
-        <w:rPr>
-          <w:rFonts w:asciiTheme="minorHAnsi" w:hAnsiTheme="minorHAnsi" w:cstheme="minorHAnsi" w:hint="eastAsia"/>
-          <w:color w:val="000000"/>
-          <w:sz w:val="21"/>
-          <w:szCs w:val="21"/>
-        </w:rPr>
-        <w:t>annual</w:t>
-      </w:r>
-      <w:r>
-        <w:rPr>
-          <w:rFonts w:asciiTheme="minorHAnsi" w:hAnsiTheme="minorHAnsi" w:cstheme="minorHAnsi"/>
-          <w:color w:val="000000"/>
-          <w:sz w:val="21"/>
-          <w:szCs w:val="21"/>
-        </w:rPr>
-        <w:t xml:space="preserve"> </w:t>
-      </w:r>
-      <w:r>
-        <w:rPr>
-          <w:rFonts w:asciiTheme="minorHAnsi" w:hAnsiTheme="minorHAnsi" w:cstheme="minorHAnsi" w:hint="eastAsia"/>
-          <w:color w:val="000000"/>
-          <w:sz w:val="21"/>
-          <w:szCs w:val="21"/>
-        </w:rPr>
-        <w:t>conference</w:t>
-      </w:r>
-      <w:r>
-        <w:rPr>
-          <w:rFonts w:asciiTheme="minorHAnsi" w:hAnsiTheme="minorHAnsi" w:cstheme="minorHAnsi"/>
-          <w:color w:val="000000"/>
-          <w:sz w:val="21"/>
-          <w:szCs w:val="21"/>
-        </w:rPr>
-        <w:t>, 2022</w:t>
+          <w:color w:val="000000"/>
+          <w:kern w:val="0"/>
+          <w:sz w:val="21"/>
+          <w:szCs w:val="21"/>
+        </w:rPr>
+        <w:t xml:space="preserve"> Daily</w:t>
+      </w:r>
+      <w:r>
+        <w:rPr>
+          <w:rFonts w:asciiTheme="minorHAnsi" w:hAnsiTheme="minorHAnsi" w:cstheme="minorHAnsi"/>
+          <w:color w:val="000000"/>
+          <w:kern w:val="0"/>
+          <w:sz w:val="21"/>
+          <w:szCs w:val="21"/>
+        </w:rPr>
+        <w:t>, May 3, 2021.</w:t>
       </w:r>
     </w:p>
     <w:p>
       <w:pPr>
-        <w:autoSpaceDE w:val="0"/>
-        <w:autoSpaceDN w:val="0"/>
-        <w:adjustRightInd w:val="0"/>
+        <w:pStyle w:val="ListParagraph"/>
+        <w:numPr>
+          <w:ilvl w:val="0"/>
+          <w:numId w:val="20"/>
+        </w:numPr>
         <w:spacing w:line="276" w:lineRule="auto"/>
-        <w:jc w:val="both"/>
-        <w:rPr>
-          <w:rFonts w:asciiTheme="minorHAnsi" w:hAnsiTheme="minorHAnsi" w:cstheme="minorHAnsi"/>
-          <w:color w:val="000000"/>
-          <w:sz w:val="21"/>
-          <w:szCs w:val="21"/>
-        </w:rPr>
-      </w:pPr>
-      <w:r>
-        <w:rPr>
-          <w:rFonts w:asciiTheme="minorHAnsi" w:hAnsiTheme="minorHAnsi" w:cstheme="minorHAnsi"/>
-          <w:color w:val="000000"/>
-          <w:kern w:val="0"/>
-          <w:sz w:val="21"/>
-          <w:szCs w:val="21"/>
-        </w:rPr>
-        <w:t xml:space="preserve">Association of Asian Studies </w:t>
-      </w:r>
-      <w:r>
-        <w:rPr>
-          <w:rFonts w:asciiTheme="minorHAnsi" w:hAnsiTheme="minorHAnsi" w:cstheme="minorHAnsi"/>
-          <w:color w:val="000000"/>
-          <w:kern w:val="0"/>
-          <w:sz w:val="21"/>
-          <w:szCs w:val="21"/>
-        </w:rPr>
-        <w:t>(</w:t>
-      </w:r>
-      <w:r>
-        <w:rPr>
-          <w:rFonts w:asciiTheme="minorHAnsi" w:hAnsiTheme="minorHAnsi" w:cstheme="minorHAnsi" w:hint="eastAsia"/>
-          <w:color w:val="000000"/>
-          <w:kern w:val="0"/>
-          <w:sz w:val="21"/>
-          <w:szCs w:val="21"/>
-        </w:rPr>
-        <w:t>AAS</w:t>
-      </w:r>
-      <w:r>
-        <w:rPr>
-          <w:rFonts w:asciiTheme="minorHAnsi" w:hAnsiTheme="minorHAnsi" w:cstheme="minorHAnsi"/>
-          <w:color w:val="000000"/>
-          <w:kern w:val="0"/>
-          <w:sz w:val="21"/>
-          <w:szCs w:val="21"/>
-        </w:rPr>
-        <w:t xml:space="preserve">) </w:t>
-      </w:r>
-      <w:r>
-        <w:rPr>
-          <w:rFonts w:asciiTheme="minorHAnsi" w:hAnsiTheme="minorHAnsi" w:cstheme="minorHAnsi" w:hint="eastAsia"/>
-          <w:color w:val="000000"/>
-          <w:sz w:val="21"/>
-          <w:szCs w:val="21"/>
-        </w:rPr>
-        <w:t>annual</w:t>
-      </w:r>
-      <w:r>
-        <w:rPr>
-          <w:rFonts w:asciiTheme="minorHAnsi" w:hAnsiTheme="minorHAnsi" w:cstheme="minorHAnsi"/>
-          <w:color w:val="000000"/>
+        <w:ind w:leftChars="0"/>
+        <w:rPr>
+          <w:rFonts w:asciiTheme="minorHAnsi" w:hAnsiTheme="minorHAnsi" w:cstheme="minorHAnsi"/>
+          <w:color w:val="000000"/>
+          <w:kern w:val="0"/>
+          <w:sz w:val="21"/>
+          <w:szCs w:val="21"/>
+        </w:rPr>
+      </w:pPr>
+      <w:r>
+        <w:rPr>
+          <w:rFonts w:asciiTheme="minorHAnsi" w:hAnsiTheme="minorHAnsi" w:cstheme="minorHAnsi"/>
+          <w:color w:val="000000"/>
+          <w:kern w:val="0"/>
+          <w:sz w:val="21"/>
+          <w:szCs w:val="21"/>
+        </w:rPr>
+        <w:t xml:space="preserve">Hong Kong Rallies Turn Violent After Thousands Defy Face Mask Ban, </w:t>
+      </w:r>
+      <w:r>
+        <w:rPr>
+          <w:rFonts w:asciiTheme="minorHAnsi" w:hAnsiTheme="minorHAnsi" w:cstheme="minorHAnsi"/>
+          <w:i/>
+          <w:iCs/>
+          <w:color w:val="000000"/>
+          <w:kern w:val="0"/>
+          <w:sz w:val="21"/>
+          <w:szCs w:val="21"/>
+        </w:rPr>
+        <w:t>The New York Times</w:t>
+      </w:r>
+      <w:r>
+        <w:rPr>
+          <w:rFonts w:asciiTheme="minorHAnsi" w:hAnsiTheme="minorHAnsi" w:cstheme="minorHAnsi"/>
+          <w:color w:val="000000"/>
+          <w:kern w:val="0"/>
+          <w:sz w:val="21"/>
+          <w:szCs w:val="21"/>
+        </w:rPr>
+        <w:t>, Oct 6, 2019.</w:t>
+      </w:r>
+    </w:p>
+    <w:p>
+      <w:pPr>
+        <w:pStyle w:val="ListParagraph"/>
+        <w:numPr>
+          <w:ilvl w:val="0"/>
+          <w:numId w:val="20"/>
+        </w:numPr>
+        <w:spacing w:line="276" w:lineRule="auto"/>
+        <w:ind w:leftChars="0"/>
+        <w:rPr>
+          <w:rFonts w:asciiTheme="minorHAnsi" w:hAnsiTheme="minorHAnsi" w:cstheme="minorHAnsi"/>
+          <w:color w:val="000000"/>
+          <w:kern w:val="0"/>
+          <w:sz w:val="21"/>
+          <w:szCs w:val="21"/>
+        </w:rPr>
+      </w:pPr>
+      <w:r>
+        <w:rPr>
+          <w:rFonts w:asciiTheme="minorHAnsi" w:hAnsiTheme="minorHAnsi" w:cstheme="minorHAnsi"/>
+          <w:color w:val="000000"/>
+          <w:kern w:val="0"/>
+          <w:sz w:val="21"/>
+          <w:szCs w:val="21"/>
+        </w:rPr>
+        <w:t xml:space="preserve">We Cannot only Rely on the Police to Maintain Law and Order (in Chinese), </w:t>
+      </w:r>
+      <w:proofErr w:type="spellStart"/>
+      <w:r>
+        <w:rPr>
+          <w:rFonts w:asciiTheme="minorHAnsi" w:hAnsiTheme="minorHAnsi" w:cstheme="minorHAnsi"/>
+          <w:i/>
+          <w:iCs/>
+          <w:color w:val="000000"/>
+          <w:kern w:val="0"/>
+          <w:sz w:val="21"/>
+          <w:szCs w:val="21"/>
+        </w:rPr>
+        <w:t>Mingpao</w:t>
+      </w:r>
+      <w:proofErr w:type="spellEnd"/>
+      <w:r>
+        <w:rPr>
+          <w:rFonts w:asciiTheme="minorHAnsi" w:hAnsiTheme="minorHAnsi" w:cstheme="minorHAnsi"/>
+          <w:i/>
+          <w:iCs/>
+          <w:color w:val="000000"/>
+          <w:kern w:val="0"/>
+          <w:sz w:val="21"/>
+          <w:szCs w:val="21"/>
+        </w:rPr>
+        <w:t xml:space="preserve"> Daily</w:t>
+      </w:r>
+      <w:r>
+        <w:rPr>
+          <w:rFonts w:asciiTheme="minorHAnsi" w:hAnsiTheme="minorHAnsi" w:cstheme="minorHAnsi"/>
+          <w:color w:val="000000"/>
+          <w:kern w:val="0"/>
+          <w:sz w:val="21"/>
+          <w:szCs w:val="21"/>
+        </w:rPr>
+        <w:t>, July 14, 2019.</w:t>
+      </w:r>
+    </w:p>
+    <w:p>
+      <w:pPr>
+        <w:pStyle w:val="ListParagraph"/>
+        <w:numPr>
+          <w:ilvl w:val="0"/>
+          <w:numId w:val="20"/>
+        </w:numPr>
+        <w:spacing w:line="276" w:lineRule="auto"/>
+        <w:ind w:leftChars="0"/>
+        <w:rPr>
+          <w:rFonts w:asciiTheme="minorHAnsi" w:hAnsiTheme="minorHAnsi" w:cstheme="minorHAnsi"/>
+          <w:color w:val="000000"/>
+          <w:kern w:val="0"/>
+          <w:sz w:val="21"/>
+          <w:szCs w:val="21"/>
+        </w:rPr>
+      </w:pPr>
+      <w:r>
+        <w:rPr>
+          <w:rFonts w:asciiTheme="minorHAnsi" w:hAnsiTheme="minorHAnsi" w:cstheme="minorHAnsi"/>
+          <w:color w:val="000000"/>
+          <w:kern w:val="0"/>
+          <w:sz w:val="21"/>
+          <w:szCs w:val="21"/>
+        </w:rPr>
+        <w:t xml:space="preserve">Hong Kong Police, Once Called ‘Asia’s Finest,’ Are Now a Focus of Anger, </w:t>
+      </w:r>
+      <w:r>
+        <w:rPr>
+          <w:rFonts w:asciiTheme="minorHAnsi" w:hAnsiTheme="minorHAnsi" w:cstheme="minorHAnsi"/>
+          <w:i/>
+          <w:iCs/>
+          <w:color w:val="000000"/>
+          <w:kern w:val="0"/>
+          <w:sz w:val="21"/>
+          <w:szCs w:val="21"/>
+        </w:rPr>
+        <w:t>The New York Times</w:t>
+      </w:r>
+      <w:r>
+        <w:rPr>
+          <w:rFonts w:asciiTheme="minorHAnsi" w:hAnsiTheme="minorHAnsi" w:cstheme="minorHAnsi"/>
+          <w:color w:val="000000"/>
+          <w:kern w:val="0"/>
+          <w:sz w:val="21"/>
+          <w:szCs w:val="21"/>
+        </w:rPr>
+        <w:t>, Jun 24, 2019.</w:t>
+      </w:r>
+    </w:p>
+    <w:p>
+      <w:pPr>
+        <w:pStyle w:val="ListParagraph"/>
+        <w:numPr>
+          <w:ilvl w:val="0"/>
+          <w:numId w:val="20"/>
+        </w:numPr>
+        <w:spacing w:line="276" w:lineRule="auto"/>
+        <w:ind w:leftChars="0"/>
+        <w:rPr>
+          <w:rFonts w:asciiTheme="minorHAnsi" w:hAnsiTheme="minorHAnsi" w:cstheme="minorHAnsi"/>
+          <w:color w:val="000000"/>
+          <w:kern w:val="0"/>
+          <w:sz w:val="21"/>
+          <w:szCs w:val="21"/>
+        </w:rPr>
+      </w:pPr>
+      <w:r>
+        <w:rPr>
+          <w:rFonts w:asciiTheme="minorHAnsi" w:hAnsiTheme="minorHAnsi" w:cstheme="minorHAnsi"/>
+          <w:color w:val="000000"/>
+          <w:kern w:val="0"/>
+          <w:sz w:val="21"/>
+          <w:szCs w:val="21"/>
+        </w:rPr>
+        <w:t xml:space="preserve">Hong Kong Official Defends Police’s Use of Force Against Protesters, </w:t>
+      </w:r>
+      <w:r>
+        <w:rPr>
+          <w:rFonts w:asciiTheme="minorHAnsi" w:hAnsiTheme="minorHAnsi" w:cstheme="minorHAnsi"/>
+          <w:i/>
+          <w:iCs/>
+          <w:color w:val="000000"/>
+          <w:kern w:val="0"/>
+          <w:sz w:val="21"/>
+          <w:szCs w:val="21"/>
+        </w:rPr>
+        <w:t>The New York Times</w:t>
+      </w:r>
+      <w:r>
+        <w:rPr>
+          <w:rFonts w:asciiTheme="minorHAnsi" w:hAnsiTheme="minorHAnsi" w:cstheme="minorHAnsi"/>
+          <w:color w:val="000000"/>
+          <w:kern w:val="0"/>
+          <w:sz w:val="21"/>
+          <w:szCs w:val="21"/>
+        </w:rPr>
+        <w:t>, Jun 19, 2019.</w:t>
+      </w:r>
+    </w:p>
+    <w:p>
+      <w:pPr>
+        <w:pStyle w:val="ListParagraph"/>
+        <w:numPr>
+          <w:ilvl w:val="0"/>
+          <w:numId w:val="20"/>
+        </w:numPr>
+        <w:spacing w:line="276" w:lineRule="auto"/>
+        <w:ind w:leftChars="0"/>
+        <w:rPr>
+          <w:rFonts w:asciiTheme="minorHAnsi" w:hAnsiTheme="minorHAnsi" w:cstheme="minorHAnsi"/>
+          <w:color w:val="000000"/>
+          <w:kern w:val="0"/>
+          <w:sz w:val="21"/>
+          <w:szCs w:val="21"/>
+        </w:rPr>
+      </w:pPr>
+      <w:r>
+        <w:rPr>
+          <w:rFonts w:asciiTheme="minorHAnsi" w:hAnsiTheme="minorHAnsi" w:cstheme="minorHAnsi"/>
+          <w:color w:val="000000"/>
+          <w:kern w:val="0"/>
+          <w:sz w:val="21"/>
+          <w:szCs w:val="21"/>
+        </w:rPr>
+        <w:t xml:space="preserve">The Strategical and Tactical Mistake of the Hong Kong Police in the 612 Incidents (in Chinese), </w:t>
+      </w:r>
+      <w:r>
+        <w:rPr>
+          <w:rFonts w:asciiTheme="minorHAnsi" w:hAnsiTheme="minorHAnsi" w:cstheme="minorHAnsi"/>
+          <w:i/>
+          <w:iCs/>
+          <w:color w:val="000000"/>
+          <w:kern w:val="0"/>
+          <w:sz w:val="21"/>
+          <w:szCs w:val="21"/>
+        </w:rPr>
+        <w:t>Initium</w:t>
+      </w:r>
+      <w:r>
+        <w:rPr>
+          <w:rFonts w:asciiTheme="minorHAnsi" w:hAnsiTheme="minorHAnsi" w:cstheme="minorHAnsi"/>
+          <w:color w:val="000000"/>
+          <w:kern w:val="0"/>
+          <w:sz w:val="21"/>
+          <w:szCs w:val="21"/>
+        </w:rPr>
+        <w:t>, June 16, 2019.</w:t>
+      </w:r>
+      <w:r>
+        <w:rPr>
+          <w:rFonts w:asciiTheme="minorHAnsi" w:hAnsiTheme="minorHAnsi" w:cstheme="minorHAnsi"/>
+          <w:color w:val="000000"/>
+          <w:kern w:val="0"/>
           <w:sz w:val="21"/>
           <w:szCs w:val="21"/>
         </w:rPr>
         <w:t xml:space="preserve"> </w:t>
-      </w:r>
-      <w:r>
-        <w:rPr>
-          <w:rFonts w:asciiTheme="minorHAnsi" w:hAnsiTheme="minorHAnsi" w:cstheme="minorHAnsi" w:hint="eastAsia"/>
-          <w:color w:val="000000"/>
-          <w:kern w:val="0"/>
-          <w:sz w:val="21"/>
-          <w:szCs w:val="21"/>
-        </w:rPr>
-        <w:t>c</w:t>
-      </w:r>
-      <w:r>
-        <w:rPr>
-          <w:rFonts w:asciiTheme="minorHAnsi" w:hAnsiTheme="minorHAnsi" w:cstheme="minorHAnsi"/>
-          <w:color w:val="000000"/>
-          <w:kern w:val="0"/>
-          <w:sz w:val="21"/>
-          <w:szCs w:val="21"/>
-        </w:rPr>
-        <w:t>onference</w:t>
-      </w:r>
-      <w:r>
-        <w:rPr>
-          <w:rFonts w:asciiTheme="minorHAnsi" w:hAnsiTheme="minorHAnsi" w:cstheme="minorHAnsi"/>
-          <w:color w:val="000000"/>
-          <w:kern w:val="0"/>
-          <w:sz w:val="21"/>
-          <w:szCs w:val="21"/>
-        </w:rPr>
-        <w:t>, 202</w:t>
-      </w:r>
-      <w:r>
-        <w:rPr>
-          <w:rFonts w:asciiTheme="minorHAnsi" w:hAnsiTheme="minorHAnsi" w:cstheme="minorHAnsi"/>
-          <w:color w:val="000000"/>
-          <w:kern w:val="0"/>
-          <w:sz w:val="21"/>
-          <w:szCs w:val="21"/>
-        </w:rPr>
-        <w:t>3</w:t>
       </w:r>
     </w:p>
     <w:p>
@@ -2762,31 +4612,7 @@
           <w:sz w:val="21"/>
           <w:szCs w:val="21"/>
         </w:rPr>
-        <w:t>The Hang Seng University: Introduction to Social Data Analytics for Public Affairs (PG level,</w:t>
-      </w:r>
-      <w:r>
-        <w:rPr>
-          <w:rFonts w:asciiTheme="minorHAnsi" w:hAnsiTheme="minorHAnsi" w:cstheme="minorHAnsi"/>
-          <w:sz w:val="21"/>
-          <w:szCs w:val="21"/>
-        </w:rPr>
-        <w:t xml:space="preserve"> Fall 20</w:t>
-      </w:r>
-      <w:r>
-        <w:rPr>
-          <w:rFonts w:asciiTheme="minorHAnsi" w:hAnsiTheme="minorHAnsi" w:cstheme="minorHAnsi"/>
-          <w:sz w:val="21"/>
-          <w:szCs w:val="21"/>
-        </w:rPr>
-        <w:t>23</w:t>
-      </w:r>
-      <w:r>
-        <w:rPr>
-          <w:rFonts w:asciiTheme="minorHAnsi" w:hAnsiTheme="minorHAnsi" w:cstheme="minorHAnsi"/>
-          <w:sz w:val="21"/>
-          <w:szCs w:val="21"/>
-        </w:rPr>
-        <w:t>)</w:t>
+        <w:t>PSU: Introduction to Comparative Politics (UG level, Summer 2025)</w:t>
       </w:r>
     </w:p>
     <w:p>
@@ -2814,6 +4640,74 @@
           <w:sz w:val="21"/>
           <w:szCs w:val="21"/>
         </w:rPr>
+        <w:t>The Hang Seng University: Introduction to Social Data Analytics for Public Affairs (</w:t>
+      </w:r>
+      <w:r>
+        <w:rPr>
+          <w:rFonts w:asciiTheme="minorHAnsi" w:hAnsiTheme="minorHAnsi" w:cstheme="minorHAnsi"/>
+          <w:sz w:val="21"/>
+          <w:szCs w:val="21"/>
+        </w:rPr>
+        <w:t>UG/</w:t>
+      </w:r>
+      <w:r>
+        <w:rPr>
+          <w:rFonts w:asciiTheme="minorHAnsi" w:hAnsiTheme="minorHAnsi" w:cstheme="minorHAnsi"/>
+          <w:sz w:val="21"/>
+          <w:szCs w:val="21"/>
+        </w:rPr>
+        <w:t>PG level,</w:t>
+      </w:r>
+      <w:r>
+        <w:rPr>
+          <w:rFonts w:asciiTheme="minorHAnsi" w:hAnsiTheme="minorHAnsi" w:cstheme="minorHAnsi"/>
+          <w:sz w:val="21"/>
+          <w:szCs w:val="21"/>
+        </w:rPr>
+        <w:t xml:space="preserve"> Fall 20</w:t>
+      </w:r>
+      <w:r>
+        <w:rPr>
+          <w:rFonts w:asciiTheme="minorHAnsi" w:hAnsiTheme="minorHAnsi" w:cstheme="minorHAnsi"/>
+          <w:sz w:val="21"/>
+          <w:szCs w:val="21"/>
+        </w:rPr>
+        <w:t>23</w:t>
+      </w:r>
+      <w:r>
+        <w:rPr>
+          <w:rFonts w:asciiTheme="minorHAnsi" w:hAnsiTheme="minorHAnsi" w:cstheme="minorHAnsi"/>
+          <w:sz w:val="21"/>
+          <w:szCs w:val="21"/>
+        </w:rPr>
+        <w:t>)</w:t>
+      </w:r>
+    </w:p>
+    <w:p>
+      <w:pPr>
+        <w:pStyle w:val="ListParagraph"/>
+        <w:numPr>
+          <w:ilvl w:val="0"/>
+          <w:numId w:val="24"/>
+        </w:numPr>
+        <w:autoSpaceDE w:val="0"/>
+        <w:autoSpaceDN w:val="0"/>
+        <w:adjustRightInd w:val="0"/>
+        <w:spacing w:line="276" w:lineRule="auto"/>
+        <w:ind w:leftChars="0"/>
+        <w:jc w:val="both"/>
+        <w:rPr>
+          <w:rFonts w:asciiTheme="minorHAnsi" w:hAnsiTheme="minorHAnsi" w:cstheme="minorHAnsi"/>
+          <w:sz w:val="21"/>
+          <w:szCs w:val="21"/>
+        </w:rPr>
+      </w:pPr>
+      <w:r>
+        <w:rPr>
+          <w:rFonts w:asciiTheme="minorHAnsi" w:hAnsiTheme="minorHAnsi" w:cstheme="minorHAnsi"/>
+          <w:sz w:val="21"/>
+          <w:szCs w:val="21"/>
+        </w:rPr>
         <w:t>Hong Kong Community</w:t>
       </w:r>
       <w:r>
@@ -3098,7 +4992,33 @@
           <w:szCs w:val="21"/>
           <w:lang w:eastAsia="zh-HK"/>
         </w:rPr>
-        <w:t xml:space="preserve"> (Undergraduate)</w:t>
+        <w:t xml:space="preserve"> (U</w:t>
+      </w:r>
+      <w:r>
+        <w:rPr>
+          <w:rFonts w:asciiTheme="minorHAnsi" w:eastAsia="2cA" w:hAnsiTheme="minorHAnsi" w:cstheme="minorHAnsi"/>
+          <w:b/>
+          <w:bCs/>
+          <w:iCs/>
+          <w:kern w:val="0"/>
+          <w:sz w:val="21"/>
+          <w:szCs w:val="21"/>
+          <w:lang w:eastAsia="zh-HK"/>
+        </w:rPr>
+        <w:t>G level</w:t>
+      </w:r>
+      <w:r>
+        <w:rPr>
+          <w:rFonts w:asciiTheme="minorHAnsi" w:eastAsia="2cA" w:hAnsiTheme="minorHAnsi" w:cstheme="minorHAnsi"/>
+          <w:b/>
+          <w:bCs/>
+          <w:iCs/>
+          <w:kern w:val="0"/>
+          <w:sz w:val="21"/>
+          <w:szCs w:val="21"/>
+          <w:lang w:eastAsia="zh-HK"/>
+        </w:rPr>
+        <w:t>)</w:t>
       </w:r>
     </w:p>
     <w:p>
@@ -3866,7 +5786,19 @@
           <w:szCs w:val="21"/>
           <w:lang w:eastAsia="zh-HK"/>
         </w:rPr>
-        <w:t>Spring 2018</w:t>
+        <w:t xml:space="preserve">Spring </w:t>
+      </w:r>
+      <w:r>
+        <w:rPr>
+          <w:rFonts w:asciiTheme="minorHAnsi" w:eastAsia="2cA" w:hAnsiTheme="minorHAnsi" w:cstheme="minorHAnsi"/>
+          <w:iCs/>
+          <w:kern w:val="0"/>
+          <w:sz w:val="21"/>
+          <w:szCs w:val="21"/>
+          <w:lang w:eastAsia="zh-HK"/>
+        </w:rPr>
+        <w:lastRenderedPageBreak/>
+        <w:t>2018</w:t>
       </w:r>
       <w:r>
         <w:rPr>
@@ -3965,23 +5897,7 @@
           <w:sz w:val="21"/>
           <w:szCs w:val="21"/>
         </w:rPr>
-        <w:t xml:space="preserve">Prof. Daniel L. </w:t>
-      </w:r>
-      <w:proofErr w:type="spellStart"/>
-      <w:r>
-        <w:rPr>
-          <w:sz w:val="21"/>
-          <w:szCs w:val="21"/>
-        </w:rPr>
-        <w:t>Tavana</w:t>
-      </w:r>
-      <w:proofErr w:type="spellEnd"/>
-      <w:r>
-        <w:rPr>
-          <w:sz w:val="21"/>
-          <w:szCs w:val="21"/>
-        </w:rPr>
-        <w:t>, PSU (Summer &amp; Fall 2024)</w:t>
+        <w:t>Prof. Daniel L. Tavana, PSU (Summer &amp; Fall 2024)</w:t>
       </w:r>
     </w:p>
     <w:p>
@@ -4314,7 +6230,14 @@
           <w:sz w:val="21"/>
           <w:szCs w:val="21"/>
         </w:rPr>
-        <w:t xml:space="preserve">University of California, Los Angeles </w:t>
+        <w:t>UCLA</w:t>
+      </w:r>
+      <w:r>
+        <w:rPr>
+          <w:sz w:val="21"/>
+          <w:szCs w:val="21"/>
+        </w:rPr>
+        <w:t xml:space="preserve"> </w:t>
       </w:r>
       <w:r>
         <w:rPr>
@@ -4457,35 +6380,58 @@
     </w:p>
     <w:p>
       <w:pPr>
-        <w:autoSpaceDE w:val="0"/>
-        <w:autoSpaceDN w:val="0"/>
-        <w:adjustRightInd w:val="0"/>
         <w:spacing w:line="276" w:lineRule="auto"/>
         <w:jc w:val="both"/>
         <w:rPr>
           <w:rFonts w:asciiTheme="minorHAnsi" w:hAnsiTheme="minorHAnsi" w:cstheme="minorHAnsi"/>
+          <w:b/>
+          <w:bCs/>
+          <w:szCs w:val="20"/>
+          <w:u w:val="single"/>
+          <w:lang w:eastAsia="zh-HK"/>
         </w:rPr>
       </w:pPr>
     </w:p>
     <w:p>
       <w:pPr>
         <w:spacing w:line="276" w:lineRule="auto"/>
-        <w:rPr>
-          <w:rFonts w:asciiTheme="minorHAnsi" w:hAnsiTheme="minorHAnsi" w:cstheme="minorHAnsi"/>
-          <w:color w:val="000000"/>
-          <w:kern w:val="0"/>
-          <w:szCs w:val="24"/>
-        </w:rPr>
-      </w:pPr>
-      <w:r>
+        <w:jc w:val="both"/>
         <w:rPr>
           <w:rFonts w:asciiTheme="minorHAnsi" w:hAnsiTheme="minorHAnsi" w:cstheme="minorHAnsi"/>
           <w:b/>
-          <w:color w:val="000000"/>
-          <w:kern w:val="0"/>
-          <w:szCs w:val="24"/>
-        </w:rPr>
-        <w:t>Invited Presentations</w:t>
+          <w:bCs/>
+          <w:szCs w:val="20"/>
+          <w:lang w:eastAsia="zh-HK"/>
+        </w:rPr>
+      </w:pPr>
+      <w:r>
+        <w:rPr>
+          <w:rFonts w:asciiTheme="minorHAnsi" w:hAnsiTheme="minorHAnsi" w:cstheme="minorHAnsi"/>
+          <w:b/>
+          <w:bCs/>
+          <w:szCs w:val="20"/>
+        </w:rPr>
+        <w:t>Grants</w:t>
+      </w:r>
+      <w:r>
+        <w:rPr>
+          <w:rFonts w:asciiTheme="minorHAnsi" w:hAnsiTheme="minorHAnsi" w:cstheme="minorHAnsi"/>
+          <w:b/>
+          <w:bCs/>
+          <w:szCs w:val="20"/>
+          <w:lang w:eastAsia="zh-CN"/>
+        </w:rPr>
+        <w:t xml:space="preserve">, </w:t>
+      </w:r>
+      <w:r>
+        <w:rPr>
+          <w:rFonts w:asciiTheme="minorHAnsi" w:hAnsiTheme="minorHAnsi" w:cstheme="minorHAnsi"/>
+          <w:b/>
+          <w:bCs/>
+          <w:szCs w:val="20"/>
+          <w:lang w:eastAsia="zh-HK"/>
+        </w:rPr>
+        <w:t>Awards and Honors</w:t>
       </w:r>
     </w:p>
     <w:p>
@@ -4493,167 +6439,58 @@
         <w:pStyle w:val="ListParagraph"/>
         <w:numPr>
           <w:ilvl w:val="0"/>
-          <w:numId w:val="27"/>
+          <w:numId w:val="35"/>
         </w:numPr>
         <w:spacing w:line="276" w:lineRule="auto"/>
         <w:ind w:leftChars="0"/>
-        <w:rPr>
-          <w:rFonts w:asciiTheme="minorHAnsi" w:hAnsiTheme="minorHAnsi" w:cstheme="minorHAnsi"/>
-          <w:color w:val="000000"/>
-          <w:kern w:val="0"/>
-          <w:sz w:val="21"/>
-          <w:szCs w:val="21"/>
-        </w:rPr>
-      </w:pPr>
-      <w:r>
-        <w:rPr>
-          <w:rFonts w:asciiTheme="minorHAnsi" w:hAnsiTheme="minorHAnsi" w:cstheme="minorHAnsi"/>
-          <w:color w:val="000000"/>
-          <w:kern w:val="0"/>
-          <w:sz w:val="21"/>
-          <w:szCs w:val="21"/>
-        </w:rPr>
-        <w:t>“</w:t>
-      </w:r>
-      <w:r>
-        <w:rPr>
-          <w:rFonts w:asciiTheme="minorHAnsi" w:hAnsiTheme="minorHAnsi" w:cstheme="minorHAnsi"/>
-          <w:color w:val="000000"/>
-          <w:kern w:val="0"/>
-          <w:sz w:val="21"/>
-          <w:szCs w:val="21"/>
-        </w:rPr>
-        <w:t>Social Media in Social Movement: Studying Collective Actions in a Computational Approach</w:t>
-      </w:r>
-      <w:r>
-        <w:rPr>
-          <w:rFonts w:asciiTheme="minorHAnsi" w:hAnsiTheme="minorHAnsi" w:cstheme="minorHAnsi"/>
-          <w:color w:val="000000"/>
-          <w:kern w:val="0"/>
-          <w:sz w:val="21"/>
-          <w:szCs w:val="21"/>
-        </w:rPr>
-        <w:t>)</w:t>
-      </w:r>
-      <w:r>
-        <w:rPr>
-          <w:rFonts w:asciiTheme="minorHAnsi" w:hAnsiTheme="minorHAnsi" w:cstheme="minorHAnsi"/>
-          <w:color w:val="000000"/>
-          <w:kern w:val="0"/>
-          <w:sz w:val="21"/>
-          <w:szCs w:val="21"/>
-        </w:rPr>
-        <w:t>,</w:t>
-      </w:r>
-      <w:r>
-        <w:rPr>
-          <w:rFonts w:asciiTheme="minorHAnsi" w:hAnsiTheme="minorHAnsi" w:cstheme="minorHAnsi"/>
-          <w:color w:val="000000"/>
-          <w:kern w:val="0"/>
-          <w:sz w:val="21"/>
-          <w:szCs w:val="21"/>
-        </w:rPr>
-        <w:t>”</w:t>
-      </w:r>
-      <w:r>
-        <w:rPr>
-          <w:rFonts w:asciiTheme="minorHAnsi" w:hAnsiTheme="minorHAnsi" w:cstheme="minorHAnsi"/>
-          <w:color w:val="000000"/>
-          <w:kern w:val="0"/>
-          <w:sz w:val="21"/>
-          <w:szCs w:val="21"/>
-        </w:rPr>
-        <w:t xml:space="preserve"> </w:t>
-      </w:r>
-      <w:r>
-        <w:rPr>
-          <w:rFonts w:asciiTheme="minorHAnsi" w:hAnsiTheme="minorHAnsi" w:cstheme="minorHAnsi"/>
-          <w:color w:val="000000"/>
-          <w:kern w:val="0"/>
-          <w:sz w:val="21"/>
-          <w:szCs w:val="21"/>
-        </w:rPr>
-        <w:t>T</w:t>
-      </w:r>
-      <w:r>
-        <w:rPr>
-          <w:rFonts w:asciiTheme="minorHAnsi" w:hAnsiTheme="minorHAnsi" w:cstheme="minorHAnsi"/>
-          <w:color w:val="000000"/>
-          <w:kern w:val="0"/>
-          <w:sz w:val="21"/>
-          <w:szCs w:val="21"/>
-        </w:rPr>
-        <w:t>he Hong Kong Studies Initiative</w:t>
-      </w:r>
-      <w:r>
-        <w:rPr>
-          <w:rFonts w:asciiTheme="minorHAnsi" w:hAnsiTheme="minorHAnsi" w:cstheme="minorHAnsi"/>
-          <w:color w:val="000000"/>
-          <w:kern w:val="0"/>
-          <w:sz w:val="21"/>
-          <w:szCs w:val="21"/>
-        </w:rPr>
-        <w:t xml:space="preserve"> of </w:t>
-      </w:r>
-      <w:r>
-        <w:rPr>
-          <w:rFonts w:asciiTheme="minorHAnsi" w:hAnsiTheme="minorHAnsi" w:cstheme="minorHAnsi"/>
-          <w:color w:val="000000"/>
-          <w:kern w:val="0"/>
-          <w:sz w:val="21"/>
-          <w:szCs w:val="21"/>
-        </w:rPr>
-        <w:t>University of British Columbia</w:t>
-      </w:r>
-      <w:r>
-        <w:rPr>
-          <w:rFonts w:asciiTheme="minorHAnsi" w:hAnsiTheme="minorHAnsi" w:cstheme="minorHAnsi"/>
-          <w:color w:val="000000"/>
-          <w:kern w:val="0"/>
-          <w:sz w:val="21"/>
-          <w:szCs w:val="21"/>
-        </w:rPr>
-        <w:t>, Apr 9, 2021</w:t>
-      </w:r>
-      <w:r>
-        <w:rPr>
-          <w:rFonts w:asciiTheme="minorHAnsi" w:hAnsiTheme="minorHAnsi" w:cstheme="minorHAnsi"/>
-          <w:color w:val="000000"/>
-          <w:kern w:val="0"/>
-          <w:sz w:val="21"/>
-          <w:szCs w:val="21"/>
-        </w:rPr>
-        <w:t xml:space="preserve"> (</w:t>
-      </w:r>
-      <w:r>
-        <w:rPr>
-          <w:rFonts w:asciiTheme="minorHAnsi" w:hAnsiTheme="minorHAnsi" w:cstheme="minorHAnsi"/>
-          <w:color w:val="000000"/>
-          <w:kern w:val="0"/>
-          <w:sz w:val="21"/>
-          <w:szCs w:val="21"/>
-        </w:rPr>
-        <w:t>with Elgar Teo)</w:t>
-      </w:r>
-      <w:r>
-        <w:rPr>
-          <w:rFonts w:asciiTheme="minorHAnsi" w:hAnsiTheme="minorHAnsi" w:cstheme="minorHAnsi"/>
-          <w:color w:val="000000"/>
-          <w:kern w:val="0"/>
-          <w:sz w:val="21"/>
-          <w:szCs w:val="21"/>
-        </w:rPr>
-        <w:t>.</w:t>
-      </w:r>
-      <w:r>
-        <w:rPr>
-          <w:rFonts w:asciiTheme="minorHAnsi" w:hAnsiTheme="minorHAnsi" w:cstheme="minorHAnsi"/>
-          <w:color w:val="000000"/>
-          <w:kern w:val="0"/>
-          <w:sz w:val="21"/>
-          <w:szCs w:val="21"/>
-        </w:rPr>
-        <w:t xml:space="preserve"> </w:t>
+        <w:jc w:val="both"/>
+        <w:rPr>
+          <w:rFonts w:asciiTheme="minorHAnsi" w:hAnsiTheme="minorHAnsi" w:cstheme="minorHAnsi"/>
+          <w:color w:val="000000" w:themeColor="text1"/>
+          <w:sz w:val="21"/>
+          <w:szCs w:val="21"/>
+          <w:lang w:eastAsia="zh-HK"/>
+        </w:rPr>
+      </w:pPr>
+      <w:r>
+        <w:rPr>
+          <w:rFonts w:asciiTheme="minorHAnsi" w:hAnsiTheme="minorHAnsi" w:cstheme="minorHAnsi"/>
+          <w:color w:val="000000" w:themeColor="text1"/>
+          <w:sz w:val="21"/>
+          <w:szCs w:val="21"/>
+          <w:lang w:eastAsia="zh-HK"/>
+        </w:rPr>
+        <w:t>Graduate Research Support Program (GA duty relief</w:t>
+      </w:r>
+      <w:r>
+        <w:rPr>
+          <w:rFonts w:asciiTheme="minorHAnsi" w:hAnsiTheme="minorHAnsi" w:cstheme="minorHAnsi"/>
+          <w:color w:val="000000" w:themeColor="text1"/>
+          <w:sz w:val="21"/>
+          <w:szCs w:val="21"/>
+          <w:lang w:eastAsia="zh-HK"/>
+        </w:rPr>
+        <w:t>, ~</w:t>
+      </w:r>
+      <w:r>
+        <w:rPr>
+          <w:rFonts w:asciiTheme="minorHAnsi" w:hAnsiTheme="minorHAnsi" w:cstheme="minorHAnsi"/>
+          <w:color w:val="000000" w:themeColor="text1"/>
+          <w:sz w:val="21"/>
+          <w:szCs w:val="21"/>
+          <w:lang w:eastAsia="zh-HK"/>
+        </w:rPr>
+        <w:t xml:space="preserve">$7500), </w:t>
+      </w:r>
+      <w:r>
+        <w:rPr>
+          <w:rFonts w:asciiTheme="minorHAnsi" w:hAnsiTheme="minorHAnsi" w:cstheme="minorHAnsi"/>
+          <w:color w:val="000000" w:themeColor="text1"/>
+          <w:sz w:val="21"/>
+          <w:szCs w:val="21"/>
+          <w:lang w:eastAsia="zh-HK"/>
+        </w:rPr>
+        <w:t>PSU College of Liberal Art (Fall 2025)</w:t>
       </w:r>
     </w:p>
     <w:p>
@@ -4661,137 +6498,28 @@
         <w:pStyle w:val="ListParagraph"/>
         <w:numPr>
           <w:ilvl w:val="0"/>
-          <w:numId w:val="27"/>
+          <w:numId w:val="35"/>
         </w:numPr>
         <w:spacing w:line="276" w:lineRule="auto"/>
         <w:ind w:leftChars="0"/>
-        <w:rPr>
-          <w:rFonts w:asciiTheme="minorHAnsi" w:hAnsiTheme="minorHAnsi" w:cstheme="minorHAnsi"/>
-          <w:color w:val="000000"/>
-          <w:kern w:val="0"/>
-          <w:sz w:val="21"/>
-          <w:szCs w:val="21"/>
-        </w:rPr>
-      </w:pPr>
-      <w:r>
-        <w:rPr>
-          <w:rFonts w:asciiTheme="minorHAnsi" w:hAnsiTheme="minorHAnsi" w:cstheme="minorHAnsi"/>
-          <w:color w:val="000000"/>
-          <w:kern w:val="0"/>
-          <w:sz w:val="21"/>
-          <w:szCs w:val="21"/>
-        </w:rPr>
-        <w:t>“</w:t>
-      </w:r>
-      <w:r>
-        <w:rPr>
-          <w:rFonts w:asciiTheme="minorHAnsi" w:hAnsiTheme="minorHAnsi" w:cstheme="minorHAnsi"/>
-          <w:color w:val="000000"/>
-          <w:kern w:val="0"/>
-          <w:sz w:val="21"/>
-          <w:szCs w:val="21"/>
-        </w:rPr>
-        <w:t>Introducing the ANTI-Extradition Law Amendment Bill Research Data Archive</w:t>
-      </w:r>
-      <w:r>
-        <w:rPr>
-          <w:rFonts w:asciiTheme="minorHAnsi" w:hAnsiTheme="minorHAnsi" w:cstheme="minorHAnsi"/>
-          <w:color w:val="000000"/>
-          <w:kern w:val="0"/>
-          <w:sz w:val="21"/>
-          <w:szCs w:val="21"/>
-        </w:rPr>
-        <w:t>,</w:t>
-      </w:r>
-      <w:r>
-        <w:rPr>
-          <w:rFonts w:asciiTheme="minorHAnsi" w:hAnsiTheme="minorHAnsi" w:cstheme="minorHAnsi"/>
-          <w:color w:val="000000"/>
-          <w:kern w:val="0"/>
-          <w:sz w:val="21"/>
-          <w:szCs w:val="21"/>
-        </w:rPr>
-        <w:t>”</w:t>
-      </w:r>
-      <w:r>
-        <w:rPr>
-          <w:rFonts w:asciiTheme="minorHAnsi" w:hAnsiTheme="minorHAnsi" w:cstheme="minorHAnsi"/>
-          <w:color w:val="000000"/>
-          <w:kern w:val="0"/>
-          <w:sz w:val="21"/>
-          <w:szCs w:val="21"/>
-        </w:rPr>
-        <w:t xml:space="preserve"> </w:t>
-      </w:r>
-      <w:r>
-        <w:rPr>
-          <w:rFonts w:asciiTheme="minorHAnsi" w:hAnsiTheme="minorHAnsi" w:cstheme="minorHAnsi"/>
-          <w:color w:val="000000"/>
-          <w:kern w:val="0"/>
-          <w:sz w:val="21"/>
-          <w:szCs w:val="21"/>
-        </w:rPr>
-        <w:t>Analytic Approaches for International Studies</w:t>
-      </w:r>
-      <w:r>
-        <w:rPr>
-          <w:rFonts w:asciiTheme="minorHAnsi" w:hAnsiTheme="minorHAnsi" w:cstheme="minorHAnsi"/>
-          <w:color w:val="000000"/>
-          <w:kern w:val="0"/>
-          <w:sz w:val="21"/>
-          <w:szCs w:val="21"/>
-        </w:rPr>
-        <w:t xml:space="preserve"> (IS 830 G100)</w:t>
-      </w:r>
-      <w:r>
-        <w:rPr>
-          <w:rFonts w:asciiTheme="minorHAnsi" w:hAnsiTheme="minorHAnsi" w:cstheme="minorHAnsi"/>
-          <w:color w:val="000000"/>
-          <w:kern w:val="0"/>
-          <w:sz w:val="21"/>
-          <w:szCs w:val="21"/>
-        </w:rPr>
-        <w:t>, Simon Fraser University</w:t>
-      </w:r>
-      <w:r>
-        <w:rPr>
-          <w:rFonts w:asciiTheme="minorHAnsi" w:hAnsiTheme="minorHAnsi" w:cstheme="minorHAnsi"/>
-          <w:color w:val="000000"/>
-          <w:kern w:val="0"/>
-          <w:sz w:val="21"/>
-          <w:szCs w:val="21"/>
-        </w:rPr>
-        <w:t>, Dec 3, 2020</w:t>
-      </w:r>
-      <w:r>
-        <w:rPr>
-          <w:rFonts w:asciiTheme="minorHAnsi" w:hAnsiTheme="minorHAnsi" w:cstheme="minorHAnsi"/>
-          <w:color w:val="000000"/>
-          <w:kern w:val="0"/>
-          <w:sz w:val="21"/>
-          <w:szCs w:val="21"/>
-        </w:rPr>
-        <w:t xml:space="preserve"> (</w:t>
-      </w:r>
-      <w:r>
-        <w:rPr>
-          <w:rFonts w:asciiTheme="minorHAnsi" w:hAnsiTheme="minorHAnsi" w:cstheme="minorHAnsi"/>
-          <w:color w:val="000000"/>
-          <w:kern w:val="0"/>
-          <w:sz w:val="21"/>
-          <w:szCs w:val="21"/>
-        </w:rPr>
-        <w:t>with Elgar Teo)</w:t>
-      </w:r>
-      <w:r>
-        <w:rPr>
-          <w:rFonts w:asciiTheme="minorHAnsi" w:hAnsiTheme="minorHAnsi" w:cstheme="minorHAnsi"/>
-          <w:color w:val="000000"/>
-          <w:kern w:val="0"/>
-          <w:sz w:val="21"/>
-          <w:szCs w:val="21"/>
-        </w:rPr>
-        <w:t>.</w:t>
+        <w:jc w:val="both"/>
+        <w:rPr>
+          <w:rFonts w:asciiTheme="minorHAnsi" w:hAnsiTheme="minorHAnsi" w:cstheme="minorHAnsi"/>
+          <w:color w:val="000000" w:themeColor="text1"/>
+          <w:sz w:val="21"/>
+          <w:szCs w:val="21"/>
+          <w:lang w:eastAsia="zh-HK"/>
+        </w:rPr>
+      </w:pPr>
+      <w:r>
+        <w:rPr>
+          <w:rFonts w:asciiTheme="minorHAnsi" w:hAnsiTheme="minorHAnsi" w:cstheme="minorHAnsi"/>
+          <w:color w:val="000000" w:themeColor="text1"/>
+          <w:sz w:val="21"/>
+          <w:szCs w:val="21"/>
+          <w:lang w:eastAsia="zh-HK"/>
+        </w:rPr>
+        <w:t>Travel Grant ($1000), The Society for Political Methodology (Summer 2025)</w:t>
       </w:r>
     </w:p>
     <w:p>
@@ -4799,191 +6527,220 @@
         <w:pStyle w:val="ListParagraph"/>
         <w:numPr>
           <w:ilvl w:val="0"/>
-          <w:numId w:val="27"/>
+          <w:numId w:val="35"/>
         </w:numPr>
         <w:spacing w:line="276" w:lineRule="auto"/>
         <w:ind w:leftChars="0"/>
-        <w:rPr>
-          <w:rFonts w:asciiTheme="minorHAnsi" w:hAnsiTheme="minorHAnsi" w:cstheme="minorHAnsi"/>
-          <w:color w:val="000000"/>
-          <w:kern w:val="0"/>
-          <w:sz w:val="21"/>
-          <w:szCs w:val="21"/>
-        </w:rPr>
-      </w:pPr>
-      <w:r>
-        <w:rPr>
-          <w:rFonts w:asciiTheme="minorHAnsi" w:hAnsiTheme="minorHAnsi" w:cstheme="minorHAnsi"/>
-          <w:iCs/>
-          <w:color w:val="000000"/>
-          <w:kern w:val="0"/>
-          <w:sz w:val="21"/>
-          <w:szCs w:val="21"/>
-        </w:rPr>
-        <w:t>“</w:t>
-      </w:r>
-      <w:r>
-        <w:rPr>
-          <w:rFonts w:asciiTheme="minorHAnsi" w:hAnsiTheme="minorHAnsi" w:cstheme="minorHAnsi"/>
-          <w:iCs/>
-          <w:color w:val="000000"/>
-          <w:kern w:val="0"/>
-          <w:sz w:val="21"/>
-          <w:szCs w:val="21"/>
-        </w:rPr>
-        <w:t xml:space="preserve">How Financial Ties </w:t>
-      </w:r>
-      <w:r>
-        <w:rPr>
-          <w:rFonts w:asciiTheme="minorHAnsi" w:hAnsiTheme="minorHAnsi" w:cstheme="minorHAnsi"/>
-          <w:iCs/>
-          <w:color w:val="000000"/>
-          <w:kern w:val="0"/>
-          <w:sz w:val="21"/>
-          <w:szCs w:val="21"/>
-        </w:rPr>
-        <w:t>d</w:t>
-      </w:r>
-      <w:r>
-        <w:rPr>
-          <w:rFonts w:asciiTheme="minorHAnsi" w:hAnsiTheme="minorHAnsi" w:cstheme="minorHAnsi"/>
-          <w:iCs/>
-          <w:color w:val="000000"/>
-          <w:kern w:val="0"/>
-          <w:sz w:val="21"/>
-          <w:szCs w:val="21"/>
-        </w:rPr>
-        <w:t xml:space="preserve">eveloped </w:t>
-      </w:r>
-      <w:r>
-        <w:rPr>
-          <w:rFonts w:asciiTheme="minorHAnsi" w:hAnsiTheme="minorHAnsi" w:cstheme="minorHAnsi"/>
-          <w:iCs/>
-          <w:color w:val="000000"/>
-          <w:kern w:val="0"/>
-          <w:sz w:val="21"/>
-          <w:szCs w:val="21"/>
-        </w:rPr>
-        <w:t>b</w:t>
-      </w:r>
-      <w:r>
-        <w:rPr>
-          <w:rFonts w:asciiTheme="minorHAnsi" w:hAnsiTheme="minorHAnsi" w:cstheme="minorHAnsi"/>
-          <w:iCs/>
-          <w:color w:val="000000"/>
-          <w:kern w:val="0"/>
-          <w:sz w:val="21"/>
-          <w:szCs w:val="21"/>
-        </w:rPr>
-        <w:t>etween Hong Kong and China</w:t>
-      </w:r>
-      <w:r>
-        <w:rPr>
-          <w:rFonts w:asciiTheme="minorHAnsi" w:hAnsiTheme="minorHAnsi" w:cstheme="minorHAnsi"/>
-          <w:color w:val="000000"/>
-          <w:kern w:val="0"/>
-          <w:sz w:val="21"/>
-          <w:szCs w:val="21"/>
-        </w:rPr>
-        <w:t>.”</w:t>
-      </w:r>
-      <w:r>
-        <w:rPr>
-          <w:rFonts w:asciiTheme="minorHAnsi" w:hAnsiTheme="minorHAnsi" w:cstheme="minorHAnsi"/>
-          <w:color w:val="000000"/>
-          <w:kern w:val="0"/>
-          <w:sz w:val="21"/>
-          <w:szCs w:val="21"/>
+        <w:jc w:val="both"/>
+        <w:rPr>
+          <w:rFonts w:asciiTheme="minorHAnsi" w:hAnsiTheme="minorHAnsi" w:cstheme="minorHAnsi"/>
+          <w:color w:val="000000" w:themeColor="text1"/>
+          <w:sz w:val="21"/>
+          <w:szCs w:val="21"/>
+          <w:lang w:eastAsia="zh-HK"/>
+        </w:rPr>
+      </w:pPr>
+      <w:r>
+        <w:rPr>
+          <w:rFonts w:asciiTheme="minorHAnsi" w:hAnsiTheme="minorHAnsi" w:cstheme="minorHAnsi"/>
+          <w:color w:val="000000" w:themeColor="text1"/>
+          <w:sz w:val="21"/>
+          <w:szCs w:val="21"/>
+          <w:lang w:eastAsia="zh-HK"/>
+        </w:rPr>
+        <w:t>P</w:t>
+      </w:r>
+      <w:r>
+        <w:rPr>
+          <w:rFonts w:asciiTheme="minorHAnsi" w:hAnsiTheme="minorHAnsi" w:cstheme="minorHAnsi"/>
+          <w:color w:val="000000" w:themeColor="text1"/>
+          <w:sz w:val="21"/>
+          <w:szCs w:val="21"/>
+          <w:lang w:eastAsia="zh-HK"/>
+        </w:rPr>
+        <w:t xml:space="preserve">rogram in </w:t>
+      </w:r>
+      <w:r>
+        <w:rPr>
+          <w:rFonts w:asciiTheme="minorHAnsi" w:hAnsiTheme="minorHAnsi" w:cstheme="minorHAnsi"/>
+          <w:color w:val="000000" w:themeColor="text1"/>
+          <w:sz w:val="21"/>
+          <w:szCs w:val="21"/>
+          <w:lang w:eastAsia="zh-HK"/>
+        </w:rPr>
+        <w:t>C</w:t>
+      </w:r>
+      <w:r>
+        <w:rPr>
+          <w:rFonts w:asciiTheme="minorHAnsi" w:hAnsiTheme="minorHAnsi" w:cstheme="minorHAnsi"/>
+          <w:color w:val="000000" w:themeColor="text1"/>
+          <w:sz w:val="21"/>
+          <w:szCs w:val="21"/>
+          <w:lang w:eastAsia="zh-HK"/>
+        </w:rPr>
+        <w:t xml:space="preserve">omparative </w:t>
+      </w:r>
+      <w:r>
+        <w:rPr>
+          <w:rFonts w:asciiTheme="minorHAnsi" w:hAnsiTheme="minorHAnsi" w:cstheme="minorHAnsi"/>
+          <w:color w:val="000000" w:themeColor="text1"/>
+          <w:sz w:val="21"/>
+          <w:szCs w:val="21"/>
+          <w:lang w:eastAsia="zh-HK"/>
+        </w:rPr>
+        <w:t>P</w:t>
+      </w:r>
+      <w:r>
+        <w:rPr>
+          <w:rFonts w:asciiTheme="minorHAnsi" w:hAnsiTheme="minorHAnsi" w:cstheme="minorHAnsi"/>
+          <w:color w:val="000000" w:themeColor="text1"/>
+          <w:sz w:val="21"/>
+          <w:szCs w:val="21"/>
+          <w:lang w:eastAsia="zh-HK"/>
+        </w:rPr>
+        <w:t>olitics</w:t>
+      </w:r>
+      <w:r>
+        <w:rPr>
+          <w:rFonts w:asciiTheme="minorHAnsi" w:hAnsiTheme="minorHAnsi" w:cstheme="minorHAnsi"/>
+          <w:color w:val="000000" w:themeColor="text1"/>
+          <w:sz w:val="21"/>
+          <w:szCs w:val="21"/>
+          <w:lang w:eastAsia="zh-HK"/>
         </w:rPr>
         <w:t xml:space="preserve"> </w:t>
       </w:r>
+      <w:r>
+        <w:rPr>
+          <w:rFonts w:asciiTheme="minorHAnsi" w:hAnsiTheme="minorHAnsi" w:cstheme="minorHAnsi"/>
+          <w:color w:val="000000" w:themeColor="text1"/>
+          <w:sz w:val="21"/>
+          <w:szCs w:val="21"/>
+          <w:lang w:eastAsia="zh-HK"/>
+        </w:rPr>
+        <w:t>(</w:t>
+      </w:r>
       <w:proofErr w:type="spellStart"/>
       <w:r>
         <w:rPr>
           <w:rFonts w:asciiTheme="minorHAnsi" w:hAnsiTheme="minorHAnsi" w:cstheme="minorHAnsi"/>
-          <w:color w:val="000000"/>
-          <w:kern w:val="0"/>
-          <w:sz w:val="21"/>
-          <w:szCs w:val="21"/>
-        </w:rPr>
-        <w:t>Labour</w:t>
+          <w:color w:val="000000" w:themeColor="text1"/>
+          <w:sz w:val="21"/>
+          <w:szCs w:val="21"/>
+          <w:lang w:eastAsia="zh-HK"/>
+        </w:rPr>
+        <w:t>PiCP</w:t>
       </w:r>
       <w:proofErr w:type="spellEnd"/>
       <w:r>
         <w:rPr>
           <w:rFonts w:asciiTheme="minorHAnsi" w:hAnsiTheme="minorHAnsi" w:cstheme="minorHAnsi"/>
-          <w:color w:val="000000"/>
-          <w:kern w:val="0"/>
-          <w:sz w:val="21"/>
-          <w:szCs w:val="21"/>
-        </w:rPr>
-        <w:t xml:space="preserve"> Studies Network</w:t>
-      </w:r>
-      <w:r>
-        <w:rPr>
-          <w:rFonts w:asciiTheme="minorHAnsi" w:hAnsiTheme="minorHAnsi" w:cstheme="minorHAnsi"/>
-          <w:color w:val="000000"/>
-          <w:kern w:val="0"/>
-          <w:sz w:val="21"/>
-          <w:szCs w:val="21"/>
-        </w:rPr>
-        <w:t xml:space="preserve"> of the</w:t>
-      </w:r>
-      <w:r>
-        <w:rPr>
-          <w:rFonts w:asciiTheme="minorHAnsi" w:hAnsiTheme="minorHAnsi" w:cstheme="minorHAnsi"/>
-          <w:color w:val="000000"/>
-          <w:kern w:val="0"/>
-          <w:sz w:val="21"/>
-          <w:szCs w:val="21"/>
-        </w:rPr>
-        <w:t xml:space="preserve"> City University of Hong Kong</w:t>
-      </w:r>
-      <w:r>
-        <w:rPr>
-          <w:rFonts w:asciiTheme="minorHAnsi" w:hAnsiTheme="minorHAnsi" w:cstheme="minorHAnsi"/>
-          <w:color w:val="000000"/>
-          <w:kern w:val="0"/>
-          <w:sz w:val="21"/>
-          <w:szCs w:val="21"/>
-        </w:rPr>
-        <w:t>, Sept 28, 2016.</w:t>
-      </w:r>
-    </w:p>
-    <w:p>
-      <w:pPr>
-        <w:spacing w:line="276" w:lineRule="auto"/>
-        <w:rPr>
-          <w:rFonts w:asciiTheme="minorHAnsi" w:hAnsiTheme="minorHAnsi" w:cstheme="minorHAnsi"/>
-          <w:color w:val="000000"/>
-          <w:kern w:val="0"/>
-          <w:sz w:val="21"/>
-          <w:szCs w:val="21"/>
-        </w:rPr>
-      </w:pPr>
-    </w:p>
-    <w:p>
-      <w:pPr>
-        <w:spacing w:line="276" w:lineRule="auto"/>
-        <w:rPr>
-          <w:rFonts w:asciiTheme="minorHAnsi" w:hAnsiTheme="minorHAnsi" w:cstheme="minorHAnsi"/>
-          <w:b/>
-          <w:bCs/>
-          <w:color w:val="000000"/>
-          <w:kern w:val="0"/>
-          <w:szCs w:val="24"/>
-        </w:rPr>
-      </w:pPr>
-      <w:r>
-        <w:rPr>
-          <w:rFonts w:asciiTheme="minorHAnsi" w:hAnsiTheme="minorHAnsi" w:cstheme="minorHAnsi"/>
-          <w:b/>
-          <w:bCs/>
-          <w:color w:val="000000"/>
-          <w:kern w:val="0"/>
-          <w:szCs w:val="24"/>
-        </w:rPr>
-        <w:t>Recent Media Exposure and Op-Ed</w:t>
+          <w:color w:val="000000" w:themeColor="text1"/>
+          <w:sz w:val="21"/>
+          <w:szCs w:val="21"/>
+          <w:lang w:eastAsia="zh-HK"/>
+        </w:rPr>
+        <w:t xml:space="preserve">) </w:t>
+      </w:r>
+      <w:r>
+        <w:rPr>
+          <w:rFonts w:asciiTheme="minorHAnsi" w:hAnsiTheme="minorHAnsi" w:cstheme="minorHAnsi"/>
+          <w:color w:val="000000" w:themeColor="text1"/>
+          <w:sz w:val="21"/>
+          <w:szCs w:val="21"/>
+          <w:lang w:eastAsia="zh-HK"/>
+        </w:rPr>
+        <w:t>Research Grant (</w:t>
+      </w:r>
+      <w:r>
+        <w:rPr>
+          <w:rFonts w:asciiTheme="minorHAnsi" w:hAnsiTheme="minorHAnsi" w:cstheme="minorHAnsi"/>
+          <w:color w:val="000000" w:themeColor="text1"/>
+          <w:sz w:val="21"/>
+          <w:szCs w:val="21"/>
+          <w:lang w:eastAsia="zh-HK"/>
+        </w:rPr>
+        <w:t>$900</w:t>
+      </w:r>
+      <w:r>
+        <w:rPr>
+          <w:rFonts w:asciiTheme="minorHAnsi" w:hAnsiTheme="minorHAnsi" w:cstheme="minorHAnsi"/>
+          <w:color w:val="000000" w:themeColor="text1"/>
+          <w:sz w:val="21"/>
+          <w:szCs w:val="21"/>
+          <w:lang w:eastAsia="zh-HK"/>
+        </w:rPr>
+        <w:t>), PSU</w:t>
+      </w:r>
+      <w:r>
+        <w:rPr>
+          <w:rFonts w:asciiTheme="minorHAnsi" w:hAnsiTheme="minorHAnsi" w:cstheme="minorHAnsi"/>
+          <w:color w:val="000000" w:themeColor="text1"/>
+          <w:sz w:val="21"/>
+          <w:szCs w:val="21"/>
+          <w:lang w:eastAsia="zh-HK"/>
+        </w:rPr>
+        <w:t xml:space="preserve"> Political Science</w:t>
+      </w:r>
+      <w:r>
+        <w:rPr>
+          <w:rFonts w:asciiTheme="minorHAnsi" w:hAnsiTheme="minorHAnsi" w:cstheme="minorHAnsi"/>
+          <w:color w:val="000000" w:themeColor="text1"/>
+          <w:sz w:val="21"/>
+          <w:szCs w:val="21"/>
+          <w:lang w:eastAsia="zh-HK"/>
+        </w:rPr>
+        <w:t xml:space="preserve"> (</w:t>
+      </w:r>
+      <w:r>
+        <w:rPr>
+          <w:rFonts w:asciiTheme="minorHAnsi" w:hAnsiTheme="minorHAnsi" w:cstheme="minorHAnsi"/>
+          <w:color w:val="000000" w:themeColor="text1"/>
+          <w:sz w:val="21"/>
+          <w:szCs w:val="21"/>
+          <w:lang w:eastAsia="zh-HK"/>
+        </w:rPr>
+        <w:t>Spring</w:t>
+      </w:r>
+      <w:r>
+        <w:rPr>
+          <w:rFonts w:asciiTheme="minorHAnsi" w:hAnsiTheme="minorHAnsi" w:cstheme="minorHAnsi"/>
+          <w:color w:val="000000" w:themeColor="text1"/>
+          <w:sz w:val="21"/>
+          <w:szCs w:val="21"/>
+          <w:lang w:eastAsia="zh-HK"/>
+        </w:rPr>
+        <w:t xml:space="preserve"> </w:t>
+      </w:r>
+      <w:r>
+        <w:rPr>
+          <w:rFonts w:asciiTheme="minorHAnsi" w:hAnsiTheme="minorHAnsi" w:cstheme="minorHAnsi"/>
+          <w:color w:val="000000" w:themeColor="text1"/>
+          <w:sz w:val="21"/>
+          <w:szCs w:val="21"/>
+          <w:lang w:eastAsia="zh-HK"/>
+        </w:rPr>
+        <w:t>202</w:t>
+      </w:r>
+      <w:r>
+        <w:rPr>
+          <w:rFonts w:asciiTheme="minorHAnsi" w:hAnsiTheme="minorHAnsi" w:cstheme="minorHAnsi"/>
+          <w:color w:val="000000" w:themeColor="text1"/>
+          <w:sz w:val="21"/>
+          <w:szCs w:val="21"/>
+          <w:lang w:eastAsia="zh-HK"/>
+        </w:rPr>
+        <w:t>5</w:t>
+      </w:r>
+      <w:r>
+        <w:rPr>
+          <w:rFonts w:asciiTheme="minorHAnsi" w:hAnsiTheme="minorHAnsi" w:cstheme="minorHAnsi"/>
+          <w:color w:val="000000" w:themeColor="text1"/>
+          <w:sz w:val="21"/>
+          <w:szCs w:val="21"/>
+          <w:lang w:eastAsia="zh-HK"/>
+        </w:rPr>
+        <w:t>)</w:t>
       </w:r>
     </w:p>
     <w:p>
@@ -4991,62 +6748,50 @@
         <w:pStyle w:val="ListParagraph"/>
         <w:numPr>
           <w:ilvl w:val="0"/>
-          <w:numId w:val="43"/>
+          <w:numId w:val="35"/>
         </w:numPr>
         <w:spacing w:line="276" w:lineRule="auto"/>
         <w:ind w:leftChars="0"/>
-        <w:rPr>
-          <w:rFonts w:asciiTheme="minorHAnsi" w:hAnsiTheme="minorHAnsi" w:cstheme="minorHAnsi"/>
-          <w:color w:val="000000"/>
-          <w:kern w:val="0"/>
-          <w:szCs w:val="24"/>
-        </w:rPr>
-      </w:pPr>
-      <w:r>
-        <w:rPr>
-          <w:rStyle w:val="css-0"/>
-          <w:rFonts w:asciiTheme="minorHAnsi" w:hAnsiTheme="minorHAnsi" w:cstheme="minorHAnsi"/>
-          <w:color w:val="000000"/>
-          <w:sz w:val="21"/>
-          <w:szCs w:val="21"/>
-          <w:bdr w:val="none" w:sz="0" w:space="0" w:color="auto" w:frame="1"/>
-        </w:rPr>
-        <w:t>Hong Kong protests: police restrictions on land-reclamation demo ‘disproportionate and unnecessary’, critics say</w:t>
-      </w:r>
-      <w:r>
-        <w:rPr>
-          <w:rStyle w:val="css-0"/>
-          <w:rFonts w:asciiTheme="minorHAnsi" w:hAnsiTheme="minorHAnsi" w:cstheme="minorHAnsi"/>
-          <w:color w:val="000000"/>
-          <w:sz w:val="21"/>
-          <w:szCs w:val="21"/>
-          <w:bdr w:val="none" w:sz="0" w:space="0" w:color="auto" w:frame="1"/>
-        </w:rPr>
-        <w:t xml:space="preserve">, </w:t>
-      </w:r>
-      <w:r>
-        <w:rPr>
-          <w:rStyle w:val="css-0"/>
-          <w:rFonts w:asciiTheme="minorHAnsi" w:hAnsiTheme="minorHAnsi" w:cstheme="minorHAnsi"/>
-          <w:i/>
-          <w:iCs/>
-          <w:color w:val="000000"/>
-          <w:sz w:val="21"/>
-          <w:szCs w:val="21"/>
-          <w:bdr w:val="none" w:sz="0" w:space="0" w:color="auto" w:frame="1"/>
-        </w:rPr>
-        <w:t>South China Morning Post</w:t>
-      </w:r>
-      <w:r>
-        <w:rPr>
-          <w:rStyle w:val="css-0"/>
-          <w:rFonts w:asciiTheme="minorHAnsi" w:hAnsiTheme="minorHAnsi" w:cstheme="minorHAnsi"/>
-          <w:color w:val="000000"/>
-          <w:sz w:val="21"/>
-          <w:szCs w:val="21"/>
-          <w:bdr w:val="none" w:sz="0" w:space="0" w:color="auto" w:frame="1"/>
-        </w:rPr>
-        <w:t>, March 28, 2023.</w:t>
+        <w:jc w:val="both"/>
+        <w:rPr>
+          <w:rFonts w:asciiTheme="minorHAnsi" w:hAnsiTheme="minorHAnsi" w:cstheme="minorHAnsi"/>
+          <w:color w:val="000000" w:themeColor="text1"/>
+          <w:sz w:val="21"/>
+          <w:szCs w:val="21"/>
+          <w:lang w:eastAsia="zh-HK"/>
+        </w:rPr>
+      </w:pPr>
+      <w:proofErr w:type="spellStart"/>
+      <w:r>
+        <w:rPr>
+          <w:rFonts w:asciiTheme="minorHAnsi" w:hAnsiTheme="minorHAnsi" w:cstheme="minorHAnsi"/>
+          <w:color w:val="000000" w:themeColor="text1"/>
+          <w:sz w:val="21"/>
+          <w:szCs w:val="21"/>
+          <w:lang w:eastAsia="zh-HK"/>
+        </w:rPr>
+        <w:t>PiCP</w:t>
+      </w:r>
+      <w:proofErr w:type="spellEnd"/>
+      <w:r>
+        <w:rPr>
+          <w:rFonts w:asciiTheme="minorHAnsi" w:hAnsiTheme="minorHAnsi" w:cstheme="minorHAnsi"/>
+          <w:color w:val="000000" w:themeColor="text1"/>
+          <w:sz w:val="21"/>
+          <w:szCs w:val="21"/>
+          <w:lang w:eastAsia="zh-HK"/>
+        </w:rPr>
+        <w:t xml:space="preserve"> </w:t>
+      </w:r>
+      <w:r>
+        <w:rPr>
+          <w:rFonts w:asciiTheme="minorHAnsi" w:hAnsiTheme="minorHAnsi" w:cstheme="minorHAnsi"/>
+          <w:color w:val="000000" w:themeColor="text1"/>
+          <w:sz w:val="21"/>
+          <w:szCs w:val="21"/>
+          <w:lang w:eastAsia="zh-HK"/>
+        </w:rPr>
+        <w:t>Fellowship (GA duty relief, ~7,500), PSU Political Science (Spring 2025)</w:t>
       </w:r>
     </w:p>
     <w:p>
@@ -5054,94 +6799,38 @@
         <w:pStyle w:val="ListParagraph"/>
         <w:numPr>
           <w:ilvl w:val="0"/>
-          <w:numId w:val="20"/>
+          <w:numId w:val="35"/>
         </w:numPr>
         <w:spacing w:line="276" w:lineRule="auto"/>
         <w:ind w:leftChars="0"/>
-        <w:rPr>
-          <w:rFonts w:asciiTheme="minorHAnsi" w:hAnsiTheme="minorHAnsi" w:cstheme="minorHAnsi"/>
-          <w:color w:val="000000"/>
-          <w:kern w:val="0"/>
-          <w:sz w:val="21"/>
-          <w:szCs w:val="21"/>
-        </w:rPr>
-      </w:pPr>
-      <w:r>
-        <w:rPr>
-          <w:rFonts w:asciiTheme="minorHAnsi" w:hAnsiTheme="minorHAnsi" w:cstheme="minorHAnsi"/>
-          <w:color w:val="000000"/>
-          <w:kern w:val="0"/>
-          <w:sz w:val="21"/>
-          <w:szCs w:val="21"/>
-        </w:rPr>
-        <w:t xml:space="preserve">Who is the Comrade? Five Figures in Response to the Urban Legend during the 2019 Hong Kong Anti-ELAB </w:t>
-      </w:r>
-      <w:r>
-        <w:rPr>
-          <w:rFonts w:asciiTheme="minorHAnsi" w:hAnsiTheme="minorHAnsi" w:cstheme="minorHAnsi"/>
-          <w:color w:val="000000"/>
-          <w:kern w:val="0"/>
-          <w:sz w:val="21"/>
-          <w:szCs w:val="21"/>
-        </w:rPr>
-        <w:lastRenderedPageBreak/>
-        <w:t>Movement</w:t>
-      </w:r>
-      <w:r>
-        <w:rPr>
-          <w:rFonts w:asciiTheme="minorHAnsi" w:hAnsiTheme="minorHAnsi" w:cstheme="minorHAnsi"/>
-          <w:color w:val="000000"/>
-          <w:kern w:val="0"/>
-          <w:sz w:val="21"/>
-          <w:szCs w:val="21"/>
-        </w:rPr>
-        <w:t xml:space="preserve"> </w:t>
-      </w:r>
-      <w:r>
-        <w:rPr>
-          <w:rFonts w:asciiTheme="minorHAnsi" w:hAnsiTheme="minorHAnsi" w:cstheme="minorHAnsi"/>
-          <w:color w:val="000000"/>
-          <w:kern w:val="0"/>
-          <w:sz w:val="21"/>
-          <w:szCs w:val="21"/>
-        </w:rPr>
-        <w:t xml:space="preserve">(in Chinese), </w:t>
-      </w:r>
-      <w:proofErr w:type="spellStart"/>
-      <w:r>
-        <w:rPr>
-          <w:rFonts w:asciiTheme="minorHAnsi" w:hAnsiTheme="minorHAnsi" w:cstheme="minorHAnsi"/>
-          <w:i/>
-          <w:iCs/>
-          <w:color w:val="000000"/>
-          <w:kern w:val="0"/>
-          <w:sz w:val="21"/>
-          <w:szCs w:val="21"/>
-        </w:rPr>
-        <w:t>Mingpao</w:t>
-      </w:r>
-      <w:proofErr w:type="spellEnd"/>
-      <w:r>
-        <w:rPr>
-          <w:rFonts w:asciiTheme="minorHAnsi" w:hAnsiTheme="minorHAnsi" w:cstheme="minorHAnsi"/>
-          <w:i/>
-          <w:iCs/>
-          <w:color w:val="000000"/>
-          <w:kern w:val="0"/>
-          <w:sz w:val="21"/>
-          <w:szCs w:val="21"/>
-        </w:rPr>
-        <w:t xml:space="preserve"> Daily</w:t>
-      </w:r>
-      <w:r>
-        <w:rPr>
-          <w:rFonts w:asciiTheme="minorHAnsi" w:hAnsiTheme="minorHAnsi" w:cstheme="minorHAnsi"/>
-          <w:color w:val="000000"/>
-          <w:kern w:val="0"/>
-          <w:sz w:val="21"/>
-          <w:szCs w:val="21"/>
-        </w:rPr>
-        <w:t>, May 3, 2021.</w:t>
+        <w:jc w:val="both"/>
+        <w:rPr>
+          <w:rFonts w:asciiTheme="minorHAnsi" w:hAnsiTheme="minorHAnsi" w:cstheme="minorHAnsi"/>
+          <w:color w:val="000000" w:themeColor="text1"/>
+          <w:sz w:val="21"/>
+          <w:szCs w:val="21"/>
+          <w:lang w:eastAsia="zh-HK"/>
+        </w:rPr>
+      </w:pPr>
+      <w:r>
+        <w:rPr>
+          <w:rFonts w:asciiTheme="minorHAnsi" w:hAnsiTheme="minorHAnsi" w:cstheme="minorHAnsi"/>
+          <w:color w:val="000000" w:themeColor="text1"/>
+          <w:sz w:val="21"/>
+          <w:szCs w:val="21"/>
+          <w:lang w:eastAsia="zh-HK"/>
+        </w:rPr>
+        <w:t>Graduate Research Support Program</w:t>
+      </w:r>
+      <w:r>
+        <w:rPr>
+          <w:rFonts w:asciiTheme="minorHAnsi" w:hAnsiTheme="minorHAnsi" w:cstheme="minorHAnsi"/>
+          <w:color w:val="000000" w:themeColor="text1"/>
+          <w:sz w:val="21"/>
+          <w:szCs w:val="21"/>
+          <w:lang w:eastAsia="zh-HK"/>
+        </w:rPr>
+        <w:t xml:space="preserve"> ($2000), PSU College of Liberal Art (Spring 2025)</w:t>
       </w:r>
     </w:p>
     <w:p>
@@ -5149,49 +6838,150 @@
         <w:pStyle w:val="ListParagraph"/>
         <w:numPr>
           <w:ilvl w:val="0"/>
-          <w:numId w:val="20"/>
+          <w:numId w:val="35"/>
         </w:numPr>
         <w:spacing w:line="276" w:lineRule="auto"/>
         <w:ind w:leftChars="0"/>
-        <w:rPr>
-          <w:rFonts w:asciiTheme="minorHAnsi" w:hAnsiTheme="minorHAnsi" w:cstheme="minorHAnsi"/>
-          <w:color w:val="000000"/>
-          <w:kern w:val="0"/>
-          <w:sz w:val="21"/>
-          <w:szCs w:val="21"/>
-        </w:rPr>
-      </w:pPr>
-      <w:r>
-        <w:rPr>
-          <w:rFonts w:asciiTheme="minorHAnsi" w:hAnsiTheme="minorHAnsi" w:cstheme="minorHAnsi"/>
-          <w:color w:val="000000"/>
-          <w:kern w:val="0"/>
-          <w:sz w:val="21"/>
-          <w:szCs w:val="21"/>
-        </w:rPr>
-        <w:t xml:space="preserve">Hong Kong Rallies Turn Violent After Thousands Defy Face Mask Ban, </w:t>
-      </w:r>
-      <w:r>
-        <w:rPr>
-          <w:rFonts w:asciiTheme="minorHAnsi" w:hAnsiTheme="minorHAnsi" w:cstheme="minorHAnsi"/>
-          <w:i/>
-          <w:iCs/>
-          <w:color w:val="000000"/>
-          <w:kern w:val="0"/>
-          <w:sz w:val="21"/>
-          <w:szCs w:val="21"/>
-        </w:rPr>
-        <w:t>The New York Times</w:t>
-      </w:r>
-      <w:r>
-        <w:rPr>
-          <w:rFonts w:asciiTheme="minorHAnsi" w:hAnsiTheme="minorHAnsi" w:cstheme="minorHAnsi"/>
-          <w:color w:val="000000"/>
-          <w:kern w:val="0"/>
-          <w:sz w:val="21"/>
-          <w:szCs w:val="21"/>
-        </w:rPr>
-        <w:t>, Oct 6, 2019.</w:t>
+        <w:jc w:val="both"/>
+        <w:rPr>
+          <w:rFonts w:asciiTheme="minorHAnsi" w:hAnsiTheme="minorHAnsi" w:cstheme="minorHAnsi"/>
+          <w:color w:val="000000" w:themeColor="text1"/>
+          <w:sz w:val="21"/>
+          <w:szCs w:val="21"/>
+          <w:lang w:eastAsia="zh-HK"/>
+        </w:rPr>
+      </w:pPr>
+      <w:proofErr w:type="spellStart"/>
+      <w:r>
+        <w:rPr>
+          <w:rFonts w:asciiTheme="minorHAnsi" w:hAnsiTheme="minorHAnsi" w:cstheme="minorHAnsi"/>
+          <w:color w:val="000000" w:themeColor="text1"/>
+          <w:sz w:val="21"/>
+          <w:szCs w:val="21"/>
+          <w:lang w:eastAsia="zh-HK"/>
+        </w:rPr>
+        <w:t>PiCP</w:t>
+      </w:r>
+      <w:proofErr w:type="spellEnd"/>
+      <w:r>
+        <w:rPr>
+          <w:rFonts w:asciiTheme="minorHAnsi" w:hAnsiTheme="minorHAnsi" w:cstheme="minorHAnsi"/>
+          <w:color w:val="000000" w:themeColor="text1"/>
+          <w:sz w:val="21"/>
+          <w:szCs w:val="21"/>
+          <w:lang w:eastAsia="zh-HK"/>
+        </w:rPr>
+        <w:t xml:space="preserve"> Research Grant (</w:t>
+      </w:r>
+      <w:r>
+        <w:rPr>
+          <w:rFonts w:asciiTheme="minorHAnsi" w:hAnsiTheme="minorHAnsi" w:cstheme="minorHAnsi"/>
+          <w:color w:val="000000" w:themeColor="text1"/>
+          <w:sz w:val="21"/>
+          <w:szCs w:val="21"/>
+          <w:lang w:eastAsia="zh-HK"/>
+        </w:rPr>
+        <w:t>$</w:t>
+      </w:r>
+      <w:r>
+        <w:rPr>
+          <w:rFonts w:asciiTheme="minorHAnsi" w:hAnsiTheme="minorHAnsi" w:cstheme="minorHAnsi"/>
+          <w:color w:val="000000" w:themeColor="text1"/>
+          <w:sz w:val="21"/>
+          <w:szCs w:val="21"/>
+          <w:lang w:eastAsia="zh-HK"/>
+        </w:rPr>
+        <w:t>2</w:t>
+      </w:r>
+      <w:r>
+        <w:rPr>
+          <w:rFonts w:asciiTheme="minorHAnsi" w:hAnsiTheme="minorHAnsi" w:cstheme="minorHAnsi"/>
+          <w:color w:val="000000" w:themeColor="text1"/>
+          <w:sz w:val="21"/>
+          <w:szCs w:val="21"/>
+          <w:lang w:eastAsia="zh-HK"/>
+        </w:rPr>
+        <w:t>,</w:t>
+      </w:r>
+      <w:r>
+        <w:rPr>
+          <w:rFonts w:asciiTheme="minorHAnsi" w:hAnsiTheme="minorHAnsi" w:cstheme="minorHAnsi"/>
+          <w:color w:val="000000" w:themeColor="text1"/>
+          <w:sz w:val="21"/>
+          <w:szCs w:val="21"/>
+          <w:lang w:eastAsia="zh-HK"/>
+        </w:rPr>
+        <w:t>4</w:t>
+      </w:r>
+      <w:r>
+        <w:rPr>
+          <w:rFonts w:asciiTheme="minorHAnsi" w:hAnsiTheme="minorHAnsi" w:cstheme="minorHAnsi"/>
+          <w:color w:val="000000" w:themeColor="text1"/>
+          <w:sz w:val="21"/>
+          <w:szCs w:val="21"/>
+          <w:lang w:eastAsia="zh-HK"/>
+        </w:rPr>
+        <w:t>00), PSU</w:t>
+      </w:r>
+      <w:r>
+        <w:rPr>
+          <w:rFonts w:asciiTheme="minorHAnsi" w:hAnsiTheme="minorHAnsi" w:cstheme="minorHAnsi"/>
+          <w:color w:val="000000" w:themeColor="text1"/>
+          <w:sz w:val="21"/>
+          <w:szCs w:val="21"/>
+          <w:lang w:eastAsia="zh-HK"/>
+        </w:rPr>
+        <w:t xml:space="preserve"> Political Science</w:t>
+      </w:r>
+      <w:r>
+        <w:rPr>
+          <w:rFonts w:asciiTheme="minorHAnsi" w:hAnsiTheme="minorHAnsi" w:cstheme="minorHAnsi"/>
+          <w:color w:val="000000" w:themeColor="text1"/>
+          <w:sz w:val="21"/>
+          <w:szCs w:val="21"/>
+          <w:lang w:eastAsia="zh-HK"/>
+        </w:rPr>
+        <w:t xml:space="preserve"> (</w:t>
+      </w:r>
+      <w:r>
+        <w:rPr>
+          <w:rFonts w:asciiTheme="minorHAnsi" w:hAnsiTheme="minorHAnsi" w:cstheme="minorHAnsi"/>
+          <w:color w:val="000000" w:themeColor="text1"/>
+          <w:sz w:val="21"/>
+          <w:szCs w:val="21"/>
+          <w:lang w:eastAsia="zh-HK"/>
+        </w:rPr>
+        <w:t>Fall</w:t>
+      </w:r>
+      <w:r>
+        <w:rPr>
+          <w:rFonts w:asciiTheme="minorHAnsi" w:hAnsiTheme="minorHAnsi" w:cstheme="minorHAnsi"/>
+          <w:color w:val="000000" w:themeColor="text1"/>
+          <w:sz w:val="21"/>
+          <w:szCs w:val="21"/>
+          <w:lang w:eastAsia="zh-HK"/>
+        </w:rPr>
+        <w:t xml:space="preserve"> 202</w:t>
+      </w:r>
+      <w:r>
+        <w:rPr>
+          <w:rFonts w:asciiTheme="minorHAnsi" w:hAnsiTheme="minorHAnsi" w:cstheme="minorHAnsi"/>
+          <w:color w:val="000000" w:themeColor="text1"/>
+          <w:sz w:val="21"/>
+          <w:szCs w:val="21"/>
+          <w:lang w:eastAsia="zh-HK"/>
+        </w:rPr>
+        <w:t>4</w:t>
+      </w:r>
+      <w:r>
+        <w:rPr>
+          <w:rFonts w:asciiTheme="minorHAnsi" w:hAnsiTheme="minorHAnsi" w:cstheme="minorHAnsi"/>
+          <w:color w:val="000000" w:themeColor="text1"/>
+          <w:sz w:val="21"/>
+          <w:szCs w:val="21"/>
+          <w:lang w:eastAsia="zh-HK"/>
+        </w:rPr>
+        <w:t>)</w:t>
       </w:r>
     </w:p>
     <w:p>
@@ -5199,63 +6989,428 @@
         <w:pStyle w:val="ListParagraph"/>
         <w:numPr>
           <w:ilvl w:val="0"/>
-          <w:numId w:val="20"/>
+          <w:numId w:val="35"/>
         </w:numPr>
         <w:spacing w:line="276" w:lineRule="auto"/>
         <w:ind w:leftChars="0"/>
-        <w:rPr>
-          <w:rFonts w:asciiTheme="minorHAnsi" w:hAnsiTheme="minorHAnsi" w:cstheme="minorHAnsi"/>
-          <w:color w:val="000000"/>
-          <w:kern w:val="0"/>
-          <w:sz w:val="21"/>
-          <w:szCs w:val="21"/>
-        </w:rPr>
-      </w:pPr>
-      <w:r>
-        <w:rPr>
-          <w:rFonts w:asciiTheme="minorHAnsi" w:hAnsiTheme="minorHAnsi" w:cstheme="minorHAnsi"/>
-          <w:color w:val="000000"/>
-          <w:kern w:val="0"/>
-          <w:sz w:val="21"/>
-          <w:szCs w:val="21"/>
-        </w:rPr>
-        <w:t xml:space="preserve">We Cannot only Rely on the Police to Maintain Law and Order (in Chinese), </w:t>
-      </w:r>
+        <w:jc w:val="both"/>
+        <w:rPr>
+          <w:rFonts w:asciiTheme="minorHAnsi" w:hAnsiTheme="minorHAnsi" w:cstheme="minorHAnsi"/>
+          <w:color w:val="000000" w:themeColor="text1"/>
+          <w:sz w:val="21"/>
+          <w:szCs w:val="21"/>
+          <w:lang w:eastAsia="zh-HK"/>
+        </w:rPr>
+      </w:pPr>
       <w:proofErr w:type="spellStart"/>
       <w:r>
         <w:rPr>
           <w:rFonts w:asciiTheme="minorHAnsi" w:hAnsiTheme="minorHAnsi" w:cstheme="minorHAnsi"/>
-          <w:i/>
-          <w:iCs/>
-          <w:color w:val="000000"/>
-          <w:kern w:val="0"/>
-          <w:sz w:val="21"/>
-          <w:szCs w:val="21"/>
-        </w:rPr>
-        <w:t>Mingpao</w:t>
+          <w:color w:val="000000" w:themeColor="text1"/>
+          <w:sz w:val="21"/>
+          <w:szCs w:val="21"/>
+          <w:lang w:eastAsia="zh-HK"/>
+        </w:rPr>
+        <w:t>PiCP</w:t>
       </w:r>
       <w:proofErr w:type="spellEnd"/>
       <w:r>
         <w:rPr>
           <w:rFonts w:asciiTheme="minorHAnsi" w:hAnsiTheme="minorHAnsi" w:cstheme="minorHAnsi"/>
-          <w:i/>
-          <w:iCs/>
-          <w:color w:val="000000"/>
-          <w:kern w:val="0"/>
-          <w:sz w:val="21"/>
-          <w:szCs w:val="21"/>
-        </w:rPr>
-        <w:t xml:space="preserve"> Daily</w:t>
-      </w:r>
-      <w:r>
-        <w:rPr>
-          <w:rFonts w:asciiTheme="minorHAnsi" w:hAnsiTheme="minorHAnsi" w:cstheme="minorHAnsi"/>
-          <w:color w:val="000000"/>
-          <w:kern w:val="0"/>
-          <w:sz w:val="21"/>
-          <w:szCs w:val="21"/>
-        </w:rPr>
-        <w:t>, July 14, 2019.</w:t>
+          <w:color w:val="000000" w:themeColor="text1"/>
+          <w:sz w:val="21"/>
+          <w:szCs w:val="21"/>
+          <w:lang w:eastAsia="zh-HK"/>
+        </w:rPr>
+        <w:t xml:space="preserve"> </w:t>
+      </w:r>
+      <w:r>
+        <w:rPr>
+          <w:rFonts w:asciiTheme="minorHAnsi" w:hAnsiTheme="minorHAnsi" w:cstheme="minorHAnsi"/>
+          <w:color w:val="000000" w:themeColor="text1"/>
+          <w:sz w:val="21"/>
+          <w:szCs w:val="21"/>
+          <w:lang w:eastAsia="zh-HK"/>
+        </w:rPr>
+        <w:t>Research Grant (</w:t>
+      </w:r>
+      <w:r>
+        <w:rPr>
+          <w:rFonts w:asciiTheme="minorHAnsi" w:hAnsiTheme="minorHAnsi" w:cstheme="minorHAnsi"/>
+          <w:color w:val="000000" w:themeColor="text1"/>
+          <w:sz w:val="21"/>
+          <w:szCs w:val="21"/>
+          <w:lang w:eastAsia="zh-HK"/>
+        </w:rPr>
+        <w:t>$</w:t>
+      </w:r>
+      <w:r>
+        <w:rPr>
+          <w:rFonts w:asciiTheme="minorHAnsi" w:hAnsiTheme="minorHAnsi" w:cstheme="minorHAnsi"/>
+          <w:color w:val="000000" w:themeColor="text1"/>
+          <w:sz w:val="21"/>
+          <w:szCs w:val="21"/>
+          <w:lang w:eastAsia="zh-HK"/>
+        </w:rPr>
+        <w:t>1</w:t>
+      </w:r>
+      <w:r>
+        <w:rPr>
+          <w:rFonts w:asciiTheme="minorHAnsi" w:hAnsiTheme="minorHAnsi" w:cstheme="minorHAnsi"/>
+          <w:color w:val="000000" w:themeColor="text1"/>
+          <w:sz w:val="21"/>
+          <w:szCs w:val="21"/>
+          <w:lang w:eastAsia="zh-HK"/>
+        </w:rPr>
+        <w:t>,</w:t>
+      </w:r>
+      <w:r>
+        <w:rPr>
+          <w:rFonts w:asciiTheme="minorHAnsi" w:hAnsiTheme="minorHAnsi" w:cstheme="minorHAnsi"/>
+          <w:color w:val="000000" w:themeColor="text1"/>
+          <w:sz w:val="21"/>
+          <w:szCs w:val="21"/>
+          <w:lang w:eastAsia="zh-HK"/>
+        </w:rPr>
+        <w:t>2</w:t>
+      </w:r>
+      <w:r>
+        <w:rPr>
+          <w:rFonts w:asciiTheme="minorHAnsi" w:hAnsiTheme="minorHAnsi" w:cstheme="minorHAnsi"/>
+          <w:color w:val="000000" w:themeColor="text1"/>
+          <w:sz w:val="21"/>
+          <w:szCs w:val="21"/>
+          <w:lang w:eastAsia="zh-HK"/>
+        </w:rPr>
+        <w:t>00), PSU</w:t>
+      </w:r>
+      <w:r>
+        <w:rPr>
+          <w:rFonts w:asciiTheme="minorHAnsi" w:hAnsiTheme="minorHAnsi" w:cstheme="minorHAnsi"/>
+          <w:color w:val="000000" w:themeColor="text1"/>
+          <w:sz w:val="21"/>
+          <w:szCs w:val="21"/>
+          <w:lang w:eastAsia="zh-HK"/>
+        </w:rPr>
+        <w:t xml:space="preserve"> Political Science</w:t>
+      </w:r>
+      <w:r>
+        <w:rPr>
+          <w:rFonts w:asciiTheme="minorHAnsi" w:hAnsiTheme="minorHAnsi" w:cstheme="minorHAnsi"/>
+          <w:color w:val="000000" w:themeColor="text1"/>
+          <w:sz w:val="21"/>
+          <w:szCs w:val="21"/>
+          <w:lang w:eastAsia="zh-HK"/>
+        </w:rPr>
+        <w:t xml:space="preserve"> (</w:t>
+      </w:r>
+      <w:r>
+        <w:rPr>
+          <w:rFonts w:asciiTheme="minorHAnsi" w:hAnsiTheme="minorHAnsi" w:cstheme="minorHAnsi"/>
+          <w:color w:val="000000" w:themeColor="text1"/>
+          <w:sz w:val="21"/>
+          <w:szCs w:val="21"/>
+          <w:lang w:eastAsia="zh-HK"/>
+        </w:rPr>
+        <w:t>Spring</w:t>
+      </w:r>
+      <w:r>
+        <w:rPr>
+          <w:rFonts w:asciiTheme="minorHAnsi" w:hAnsiTheme="minorHAnsi" w:cstheme="minorHAnsi"/>
+          <w:color w:val="000000" w:themeColor="text1"/>
+          <w:sz w:val="21"/>
+          <w:szCs w:val="21"/>
+          <w:lang w:eastAsia="zh-HK"/>
+        </w:rPr>
+        <w:t xml:space="preserve"> 202</w:t>
+      </w:r>
+      <w:r>
+        <w:rPr>
+          <w:rFonts w:asciiTheme="minorHAnsi" w:hAnsiTheme="minorHAnsi" w:cstheme="minorHAnsi"/>
+          <w:color w:val="000000" w:themeColor="text1"/>
+          <w:sz w:val="21"/>
+          <w:szCs w:val="21"/>
+          <w:lang w:eastAsia="zh-HK"/>
+        </w:rPr>
+        <w:t>4</w:t>
+      </w:r>
+      <w:r>
+        <w:rPr>
+          <w:rFonts w:asciiTheme="minorHAnsi" w:hAnsiTheme="minorHAnsi" w:cstheme="minorHAnsi"/>
+          <w:color w:val="000000" w:themeColor="text1"/>
+          <w:sz w:val="21"/>
+          <w:szCs w:val="21"/>
+          <w:lang w:eastAsia="zh-HK"/>
+        </w:rPr>
+        <w:t>)</w:t>
+      </w:r>
+    </w:p>
+    <w:p>
+      <w:pPr>
+        <w:pStyle w:val="ListParagraph"/>
+        <w:widowControl/>
+        <w:numPr>
+          <w:ilvl w:val="0"/>
+          <w:numId w:val="35"/>
+        </w:numPr>
+        <w:shd w:val="clear" w:color="auto" w:fill="FFFFFF"/>
+        <w:spacing w:line="276" w:lineRule="auto"/>
+        <w:ind w:leftChars="0"/>
+        <w:outlineLvl w:val="1"/>
+        <w:rPr>
+          <w:rFonts w:asciiTheme="minorHAnsi" w:eastAsia="Times New Roman" w:hAnsiTheme="minorHAnsi" w:cstheme="minorHAnsi"/>
+          <w:color w:val="000000" w:themeColor="text1"/>
+          <w:kern w:val="0"/>
+          <w:sz w:val="21"/>
+          <w:szCs w:val="21"/>
+          <w:lang w:eastAsia="zh-CN"/>
+        </w:rPr>
+      </w:pPr>
+      <w:r>
+        <w:rPr>
+          <w:rFonts w:asciiTheme="minorHAnsi" w:eastAsia="Times New Roman" w:hAnsiTheme="minorHAnsi" w:cstheme="minorHAnsi"/>
+          <w:color w:val="000000" w:themeColor="text1"/>
+          <w:kern w:val="0"/>
+          <w:sz w:val="21"/>
+          <w:szCs w:val="21"/>
+          <w:lang w:eastAsia="zh-CN"/>
+        </w:rPr>
+        <w:t xml:space="preserve">Departmental </w:t>
+      </w:r>
+      <w:r>
+        <w:rPr>
+          <w:rFonts w:asciiTheme="minorHAnsi" w:eastAsia="Times New Roman" w:hAnsiTheme="minorHAnsi" w:cstheme="minorHAnsi"/>
+          <w:color w:val="000000" w:themeColor="text1"/>
+          <w:kern w:val="0"/>
+          <w:sz w:val="21"/>
+          <w:szCs w:val="21"/>
+          <w:lang w:eastAsia="zh-CN"/>
+        </w:rPr>
+        <w:t xml:space="preserve">Research Grant, Department of Applied Social Sciences, (100,000 HKD, with </w:t>
+      </w:r>
+      <w:proofErr w:type="spellStart"/>
+      <w:r>
+        <w:rPr>
+          <w:rFonts w:asciiTheme="minorHAnsi" w:eastAsia="Times New Roman" w:hAnsiTheme="minorHAnsi" w:cstheme="minorHAnsi"/>
+          <w:color w:val="000000" w:themeColor="text1"/>
+          <w:kern w:val="0"/>
+          <w:sz w:val="21"/>
+          <w:szCs w:val="21"/>
+          <w:lang w:eastAsia="zh-CN"/>
+        </w:rPr>
+        <w:t>Jingping</w:t>
+      </w:r>
+      <w:proofErr w:type="spellEnd"/>
+      <w:r>
+        <w:rPr>
+          <w:rFonts w:asciiTheme="minorHAnsi" w:eastAsia="Times New Roman" w:hAnsiTheme="minorHAnsi" w:cstheme="minorHAnsi"/>
+          <w:color w:val="000000" w:themeColor="text1"/>
+          <w:kern w:val="0"/>
+          <w:sz w:val="21"/>
+          <w:szCs w:val="21"/>
+          <w:lang w:eastAsia="zh-CN"/>
+        </w:rPr>
+        <w:t xml:space="preserve"> Liu), The Hong Kong Polytechnic University (2023-202</w:t>
+      </w:r>
+      <w:r>
+        <w:rPr>
+          <w:rFonts w:asciiTheme="minorHAnsi" w:eastAsia="Times New Roman" w:hAnsiTheme="minorHAnsi" w:cstheme="minorHAnsi"/>
+          <w:color w:val="000000" w:themeColor="text1"/>
+          <w:kern w:val="0"/>
+          <w:sz w:val="21"/>
+          <w:szCs w:val="21"/>
+          <w:lang w:eastAsia="zh-CN"/>
+        </w:rPr>
+        <w:t>5</w:t>
+      </w:r>
+      <w:r>
+        <w:rPr>
+          <w:rFonts w:asciiTheme="minorHAnsi" w:eastAsia="Times New Roman" w:hAnsiTheme="minorHAnsi" w:cstheme="minorHAnsi"/>
+          <w:color w:val="000000" w:themeColor="text1"/>
+          <w:kern w:val="0"/>
+          <w:sz w:val="21"/>
+          <w:szCs w:val="21"/>
+          <w:lang w:eastAsia="zh-CN"/>
+        </w:rPr>
+        <w:t>)</w:t>
+      </w:r>
+    </w:p>
+    <w:p>
+      <w:pPr>
+        <w:pStyle w:val="ListParagraph"/>
+        <w:widowControl/>
+        <w:numPr>
+          <w:ilvl w:val="0"/>
+          <w:numId w:val="35"/>
+        </w:numPr>
+        <w:shd w:val="clear" w:color="auto" w:fill="FFFFFF"/>
+        <w:spacing w:line="276" w:lineRule="auto"/>
+        <w:ind w:leftChars="0"/>
+        <w:outlineLvl w:val="1"/>
+        <w:rPr>
+          <w:rFonts w:asciiTheme="minorHAnsi" w:eastAsia="Times New Roman" w:hAnsiTheme="minorHAnsi" w:cstheme="minorHAnsi"/>
+          <w:color w:val="000000" w:themeColor="text1"/>
+          <w:kern w:val="0"/>
+          <w:sz w:val="21"/>
+          <w:szCs w:val="21"/>
+          <w:lang w:eastAsia="zh-CN"/>
+        </w:rPr>
+      </w:pPr>
+      <w:r>
+        <w:rPr>
+          <w:rFonts w:asciiTheme="minorHAnsi" w:eastAsia="Times New Roman" w:hAnsiTheme="minorHAnsi" w:cstheme="minorHAnsi"/>
+          <w:color w:val="000000" w:themeColor="text1"/>
+          <w:kern w:val="0"/>
+          <w:sz w:val="21"/>
+          <w:szCs w:val="21"/>
+          <w:lang w:eastAsia="zh-CN"/>
+        </w:rPr>
+        <w:t>First Generation Scholar Travel and Accessibility Grant ($300), APSA (2022)</w:t>
+      </w:r>
+    </w:p>
+    <w:p>
+      <w:pPr>
+        <w:pStyle w:val="ListParagraph"/>
+        <w:widowControl/>
+        <w:numPr>
+          <w:ilvl w:val="0"/>
+          <w:numId w:val="35"/>
+        </w:numPr>
+        <w:shd w:val="clear" w:color="auto" w:fill="FFFFFF"/>
+        <w:spacing w:line="276" w:lineRule="auto"/>
+        <w:ind w:leftChars="0"/>
+        <w:outlineLvl w:val="1"/>
+        <w:rPr>
+          <w:rFonts w:asciiTheme="minorHAnsi" w:eastAsia="Times New Roman" w:hAnsiTheme="minorHAnsi" w:cstheme="minorHAnsi"/>
+          <w:color w:val="000000" w:themeColor="text1"/>
+          <w:kern w:val="0"/>
+          <w:sz w:val="21"/>
+          <w:szCs w:val="21"/>
+          <w:lang w:eastAsia="zh-CN"/>
+        </w:rPr>
+      </w:pPr>
+      <w:r>
+        <w:rPr>
+          <w:rFonts w:asciiTheme="minorHAnsi" w:eastAsia="Times New Roman" w:hAnsiTheme="minorHAnsi" w:cstheme="minorHAnsi"/>
+          <w:color w:val="000000" w:themeColor="text1"/>
+          <w:kern w:val="0"/>
+          <w:sz w:val="21"/>
+          <w:szCs w:val="21"/>
+          <w:lang w:eastAsia="zh-CN"/>
+        </w:rPr>
+        <w:t>Research in Democracy Support Grant</w:t>
+      </w:r>
+      <w:r>
+        <w:rPr>
+          <w:rFonts w:asciiTheme="minorHAnsi" w:eastAsia="Times New Roman" w:hAnsiTheme="minorHAnsi" w:cstheme="minorHAnsi"/>
+          <w:color w:val="000000" w:themeColor="text1"/>
+          <w:kern w:val="0"/>
+          <w:sz w:val="21"/>
+          <w:szCs w:val="21"/>
+          <w:lang w:eastAsia="zh-CN"/>
+        </w:rPr>
+        <w:t xml:space="preserve">, </w:t>
+      </w:r>
+      <w:r>
+        <w:rPr>
+          <w:rFonts w:asciiTheme="minorHAnsi" w:eastAsia="Times New Roman" w:hAnsiTheme="minorHAnsi" w:cstheme="minorHAnsi"/>
+          <w:color w:val="000000" w:themeColor="text1"/>
+          <w:kern w:val="0"/>
+          <w:sz w:val="21"/>
+          <w:szCs w:val="21"/>
+          <w:lang w:eastAsia="zh-CN"/>
+        </w:rPr>
+        <w:t>The McCourtney Institute for Democracy (</w:t>
+      </w:r>
+      <w:r>
+        <w:rPr>
+          <w:rFonts w:asciiTheme="minorHAnsi" w:eastAsia="Times New Roman" w:hAnsiTheme="minorHAnsi" w:cstheme="minorHAnsi"/>
+          <w:color w:val="000000" w:themeColor="text1"/>
+          <w:kern w:val="0"/>
+          <w:sz w:val="21"/>
+          <w:szCs w:val="21"/>
+          <w:lang w:eastAsia="zh-CN"/>
+        </w:rPr>
+        <w:t>$</w:t>
+      </w:r>
+      <w:r>
+        <w:rPr>
+          <w:rFonts w:asciiTheme="minorHAnsi" w:eastAsia="Times New Roman" w:hAnsiTheme="minorHAnsi" w:cstheme="minorHAnsi"/>
+          <w:color w:val="000000" w:themeColor="text1"/>
+          <w:kern w:val="0"/>
+          <w:sz w:val="21"/>
+          <w:szCs w:val="21"/>
+          <w:lang w:eastAsia="zh-CN"/>
+        </w:rPr>
+        <w:t>3,500</w:t>
+      </w:r>
+      <w:r>
+        <w:rPr>
+          <w:rFonts w:asciiTheme="minorHAnsi" w:eastAsia="Times New Roman" w:hAnsiTheme="minorHAnsi" w:cstheme="minorHAnsi"/>
+          <w:color w:val="000000" w:themeColor="text1"/>
+          <w:kern w:val="0"/>
+          <w:sz w:val="21"/>
+          <w:szCs w:val="21"/>
+          <w:lang w:eastAsia="zh-CN"/>
+        </w:rPr>
+        <w:t>, with</w:t>
+      </w:r>
+      <w:r>
+        <w:rPr>
+          <w:rFonts w:asciiTheme="minorHAnsi" w:eastAsia="Times New Roman" w:hAnsiTheme="minorHAnsi" w:cstheme="minorHAnsi"/>
+          <w:color w:val="000000" w:themeColor="text1"/>
+          <w:kern w:val="0"/>
+          <w:sz w:val="21"/>
+          <w:szCs w:val="21"/>
+          <w:lang w:eastAsia="zh-CN"/>
+        </w:rPr>
+        <w:t xml:space="preserve"> </w:t>
+      </w:r>
+      <w:r>
+        <w:rPr>
+          <w:rFonts w:asciiTheme="minorHAnsi" w:eastAsia="Times New Roman" w:hAnsiTheme="minorHAnsi" w:cstheme="minorHAnsi"/>
+          <w:color w:val="000000" w:themeColor="text1"/>
+          <w:kern w:val="0"/>
+          <w:sz w:val="21"/>
+          <w:szCs w:val="21"/>
+          <w:lang w:eastAsia="zh-CN"/>
+        </w:rPr>
+        <w:t>Ka-</w:t>
+      </w:r>
+      <w:proofErr w:type="spellStart"/>
+      <w:r>
+        <w:rPr>
+          <w:rFonts w:asciiTheme="minorHAnsi" w:eastAsia="Times New Roman" w:hAnsiTheme="minorHAnsi" w:cstheme="minorHAnsi"/>
+          <w:color w:val="000000" w:themeColor="text1"/>
+          <w:kern w:val="0"/>
+          <w:sz w:val="21"/>
+          <w:szCs w:val="21"/>
+          <w:lang w:eastAsia="zh-CN"/>
+        </w:rPr>
+        <w:t>ming</w:t>
+      </w:r>
+      <w:proofErr w:type="spellEnd"/>
+      <w:r>
+        <w:rPr>
+          <w:rFonts w:asciiTheme="minorHAnsi" w:eastAsia="Times New Roman" w:hAnsiTheme="minorHAnsi" w:cstheme="minorHAnsi"/>
+          <w:color w:val="000000" w:themeColor="text1"/>
+          <w:kern w:val="0"/>
+          <w:sz w:val="21"/>
+          <w:szCs w:val="21"/>
+          <w:lang w:eastAsia="zh-CN"/>
+        </w:rPr>
+        <w:t xml:space="preserve"> Chan</w:t>
+      </w:r>
+      <w:r>
+        <w:rPr>
+          <w:rFonts w:asciiTheme="minorHAnsi" w:eastAsia="Times New Roman" w:hAnsiTheme="minorHAnsi" w:cstheme="minorHAnsi"/>
+          <w:color w:val="000000" w:themeColor="text1"/>
+          <w:kern w:val="0"/>
+          <w:sz w:val="21"/>
+          <w:szCs w:val="21"/>
+          <w:lang w:eastAsia="zh-CN"/>
+        </w:rPr>
+        <w:t>), PSU (Summer 2022)</w:t>
       </w:r>
     </w:p>
     <w:p>
@@ -5263,49 +7418,78 @@
         <w:pStyle w:val="ListParagraph"/>
         <w:numPr>
           <w:ilvl w:val="0"/>
-          <w:numId w:val="20"/>
+          <w:numId w:val="35"/>
         </w:numPr>
         <w:spacing w:line="276" w:lineRule="auto"/>
         <w:ind w:leftChars="0"/>
-        <w:rPr>
-          <w:rFonts w:asciiTheme="minorHAnsi" w:hAnsiTheme="minorHAnsi" w:cstheme="minorHAnsi"/>
-          <w:color w:val="000000"/>
-          <w:kern w:val="0"/>
-          <w:sz w:val="21"/>
-          <w:szCs w:val="21"/>
-        </w:rPr>
-      </w:pPr>
-      <w:r>
-        <w:rPr>
-          <w:rFonts w:asciiTheme="minorHAnsi" w:hAnsiTheme="minorHAnsi" w:cstheme="minorHAnsi"/>
-          <w:color w:val="000000"/>
-          <w:kern w:val="0"/>
-          <w:sz w:val="21"/>
-          <w:szCs w:val="21"/>
-        </w:rPr>
-        <w:t xml:space="preserve">Hong Kong Police, Once Called ‘Asia’s Finest,’ Are Now a Focus of Anger, </w:t>
-      </w:r>
-      <w:r>
-        <w:rPr>
-          <w:rFonts w:asciiTheme="minorHAnsi" w:hAnsiTheme="minorHAnsi" w:cstheme="minorHAnsi"/>
-          <w:i/>
-          <w:iCs/>
-          <w:color w:val="000000"/>
-          <w:kern w:val="0"/>
-          <w:sz w:val="21"/>
-          <w:szCs w:val="21"/>
-        </w:rPr>
-        <w:t>The New York Times</w:t>
-      </w:r>
-      <w:r>
-        <w:rPr>
-          <w:rFonts w:asciiTheme="minorHAnsi" w:hAnsiTheme="minorHAnsi" w:cstheme="minorHAnsi"/>
-          <w:color w:val="000000"/>
-          <w:kern w:val="0"/>
-          <w:sz w:val="21"/>
-          <w:szCs w:val="21"/>
-        </w:rPr>
-        <w:t>, Jun 24, 2019.</w:t>
+        <w:jc w:val="both"/>
+        <w:rPr>
+          <w:rFonts w:asciiTheme="minorHAnsi" w:hAnsiTheme="minorHAnsi" w:cstheme="minorHAnsi"/>
+          <w:color w:val="000000" w:themeColor="text1"/>
+          <w:sz w:val="21"/>
+          <w:szCs w:val="21"/>
+          <w:lang w:eastAsia="zh-HK"/>
+        </w:rPr>
+      </w:pPr>
+      <w:r>
+        <w:rPr>
+          <w:rFonts w:asciiTheme="minorHAnsi" w:hAnsiTheme="minorHAnsi" w:cstheme="minorHAnsi"/>
+          <w:color w:val="000000" w:themeColor="text1"/>
+          <w:sz w:val="21"/>
+          <w:szCs w:val="21"/>
+          <w:lang w:eastAsia="zh-HK"/>
+        </w:rPr>
+        <w:t>Graduate Research Support Program (</w:t>
+      </w:r>
+      <w:r>
+        <w:rPr>
+          <w:rFonts w:asciiTheme="minorHAnsi" w:hAnsiTheme="minorHAnsi" w:cstheme="minorHAnsi"/>
+          <w:color w:val="000000" w:themeColor="text1"/>
+          <w:sz w:val="21"/>
+          <w:szCs w:val="21"/>
+          <w:lang w:eastAsia="zh-HK"/>
+        </w:rPr>
+        <w:t>$</w:t>
+      </w:r>
+      <w:r>
+        <w:rPr>
+          <w:rFonts w:asciiTheme="minorHAnsi" w:hAnsiTheme="minorHAnsi" w:cstheme="minorHAnsi"/>
+          <w:color w:val="000000" w:themeColor="text1"/>
+          <w:sz w:val="21"/>
+          <w:szCs w:val="21"/>
+          <w:lang w:eastAsia="zh-HK"/>
+        </w:rPr>
+        <w:t xml:space="preserve">1,700), PSU </w:t>
+      </w:r>
+      <w:r>
+        <w:rPr>
+          <w:rFonts w:asciiTheme="minorHAnsi" w:hAnsiTheme="minorHAnsi" w:cstheme="minorHAnsi"/>
+          <w:color w:val="000000" w:themeColor="text1"/>
+          <w:sz w:val="21"/>
+          <w:szCs w:val="21"/>
+          <w:lang w:eastAsia="zh-HK"/>
+        </w:rPr>
+        <w:t>Political Science</w:t>
+      </w:r>
+      <w:r>
+        <w:rPr>
+          <w:rFonts w:asciiTheme="minorHAnsi" w:hAnsiTheme="minorHAnsi" w:cstheme="minorHAnsi"/>
+          <w:color w:val="000000" w:themeColor="text1"/>
+          <w:sz w:val="21"/>
+          <w:szCs w:val="21"/>
+          <w:lang w:eastAsia="zh-HK"/>
+        </w:rPr>
+        <w:t xml:space="preserve"> </w:t>
+      </w:r>
+      <w:r>
+        <w:rPr>
+          <w:rFonts w:asciiTheme="minorHAnsi" w:hAnsiTheme="minorHAnsi" w:cstheme="minorHAnsi"/>
+          <w:color w:val="000000" w:themeColor="text1"/>
+          <w:sz w:val="21"/>
+          <w:szCs w:val="21"/>
+          <w:lang w:eastAsia="zh-HK"/>
+        </w:rPr>
+        <w:t>(Summer 2022)</w:t>
       </w:r>
     </w:p>
     <w:p>
@@ -5313,49 +7497,90 @@
         <w:pStyle w:val="ListParagraph"/>
         <w:numPr>
           <w:ilvl w:val="0"/>
-          <w:numId w:val="20"/>
+          <w:numId w:val="35"/>
         </w:numPr>
         <w:spacing w:line="276" w:lineRule="auto"/>
         <w:ind w:leftChars="0"/>
-        <w:rPr>
-          <w:rFonts w:asciiTheme="minorHAnsi" w:hAnsiTheme="minorHAnsi" w:cstheme="minorHAnsi"/>
-          <w:color w:val="000000"/>
-          <w:kern w:val="0"/>
-          <w:sz w:val="21"/>
-          <w:szCs w:val="21"/>
-        </w:rPr>
-      </w:pPr>
-      <w:r>
-        <w:rPr>
-          <w:rFonts w:asciiTheme="minorHAnsi" w:hAnsiTheme="minorHAnsi" w:cstheme="minorHAnsi"/>
-          <w:color w:val="000000"/>
-          <w:kern w:val="0"/>
-          <w:sz w:val="21"/>
-          <w:szCs w:val="21"/>
-        </w:rPr>
-        <w:t xml:space="preserve">Hong Kong Official Defends Police’s Use of Force Against Protesters, </w:t>
-      </w:r>
-      <w:r>
-        <w:rPr>
-          <w:rFonts w:asciiTheme="minorHAnsi" w:hAnsiTheme="minorHAnsi" w:cstheme="minorHAnsi"/>
-          <w:i/>
-          <w:iCs/>
-          <w:color w:val="000000"/>
-          <w:kern w:val="0"/>
-          <w:sz w:val="21"/>
-          <w:szCs w:val="21"/>
-        </w:rPr>
-        <w:t>The New York Times</w:t>
-      </w:r>
-      <w:r>
-        <w:rPr>
-          <w:rFonts w:asciiTheme="minorHAnsi" w:hAnsiTheme="minorHAnsi" w:cstheme="minorHAnsi"/>
-          <w:color w:val="000000"/>
-          <w:kern w:val="0"/>
-          <w:sz w:val="21"/>
-          <w:szCs w:val="21"/>
-        </w:rPr>
-        <w:t>, Jun 19, 2019.</w:t>
+        <w:jc w:val="both"/>
+        <w:rPr>
+          <w:rFonts w:asciiTheme="minorHAnsi" w:hAnsiTheme="minorHAnsi" w:cstheme="minorHAnsi"/>
+          <w:color w:val="000000" w:themeColor="text1"/>
+          <w:sz w:val="21"/>
+          <w:szCs w:val="21"/>
+          <w:lang w:eastAsia="zh-HK"/>
+        </w:rPr>
+      </w:pPr>
+      <w:proofErr w:type="spellStart"/>
+      <w:r>
+        <w:rPr>
+          <w:rFonts w:asciiTheme="minorHAnsi" w:hAnsiTheme="minorHAnsi" w:cstheme="minorHAnsi"/>
+          <w:color w:val="000000" w:themeColor="text1"/>
+          <w:sz w:val="21"/>
+          <w:szCs w:val="21"/>
+          <w:lang w:eastAsia="zh-HK"/>
+        </w:rPr>
+        <w:t>PiCP</w:t>
+      </w:r>
+      <w:proofErr w:type="spellEnd"/>
+      <w:r>
+        <w:rPr>
+          <w:rFonts w:asciiTheme="minorHAnsi" w:hAnsiTheme="minorHAnsi" w:cstheme="minorHAnsi"/>
+          <w:color w:val="000000" w:themeColor="text1"/>
+          <w:sz w:val="21"/>
+          <w:szCs w:val="21"/>
+          <w:lang w:eastAsia="zh-HK"/>
+        </w:rPr>
+        <w:t xml:space="preserve"> </w:t>
+      </w:r>
+      <w:r>
+        <w:rPr>
+          <w:rFonts w:asciiTheme="minorHAnsi" w:hAnsiTheme="minorHAnsi" w:cstheme="minorHAnsi"/>
+          <w:color w:val="000000" w:themeColor="text1"/>
+          <w:sz w:val="21"/>
+          <w:szCs w:val="21"/>
+          <w:lang w:eastAsia="zh-HK"/>
+        </w:rPr>
+        <w:t>Research Grant (</w:t>
+      </w:r>
+      <w:r>
+        <w:rPr>
+          <w:rFonts w:asciiTheme="minorHAnsi" w:hAnsiTheme="minorHAnsi" w:cstheme="minorHAnsi"/>
+          <w:color w:val="000000" w:themeColor="text1"/>
+          <w:sz w:val="21"/>
+          <w:szCs w:val="21"/>
+          <w:lang w:eastAsia="zh-HK"/>
+        </w:rPr>
+        <w:t>$</w:t>
+      </w:r>
+      <w:r>
+        <w:rPr>
+          <w:rFonts w:asciiTheme="minorHAnsi" w:hAnsiTheme="minorHAnsi" w:cstheme="minorHAnsi"/>
+          <w:color w:val="000000" w:themeColor="text1"/>
+          <w:sz w:val="21"/>
+          <w:szCs w:val="21"/>
+          <w:lang w:eastAsia="zh-HK"/>
+        </w:rPr>
+        <w:t xml:space="preserve">3,000), PSU </w:t>
+      </w:r>
+      <w:r>
+        <w:rPr>
+          <w:rFonts w:asciiTheme="minorHAnsi" w:hAnsiTheme="minorHAnsi" w:cstheme="minorHAnsi"/>
+          <w:color w:val="000000" w:themeColor="text1"/>
+          <w:sz w:val="21"/>
+          <w:szCs w:val="21"/>
+          <w:lang w:eastAsia="zh-HK"/>
+        </w:rPr>
+        <w:t xml:space="preserve">Political Science </w:t>
+      </w:r>
+      <w:r>
+        <w:rPr>
+          <w:rFonts w:asciiTheme="minorHAnsi" w:hAnsiTheme="minorHAnsi" w:cstheme="minorHAnsi"/>
+          <w:color w:val="000000" w:themeColor="text1"/>
+          <w:sz w:val="21"/>
+          <w:szCs w:val="21"/>
+          <w:lang w:eastAsia="zh-HK"/>
+        </w:rPr>
+        <w:t>(Summer 2022)</w:t>
       </w:r>
     </w:p>
     <w:p>
@@ -5363,72 +7588,185 @@
         <w:pStyle w:val="ListParagraph"/>
         <w:numPr>
           <w:ilvl w:val="0"/>
-          <w:numId w:val="20"/>
+          <w:numId w:val="35"/>
         </w:numPr>
         <w:spacing w:line="276" w:lineRule="auto"/>
         <w:ind w:leftChars="0"/>
-        <w:rPr>
-          <w:rFonts w:asciiTheme="minorHAnsi" w:hAnsiTheme="minorHAnsi" w:cstheme="minorHAnsi"/>
-          <w:color w:val="000000"/>
-          <w:kern w:val="0"/>
-          <w:sz w:val="21"/>
-          <w:szCs w:val="21"/>
-        </w:rPr>
-      </w:pPr>
-      <w:r>
-        <w:rPr>
-          <w:rFonts w:asciiTheme="minorHAnsi" w:hAnsiTheme="minorHAnsi" w:cstheme="minorHAnsi"/>
-          <w:color w:val="000000"/>
-          <w:kern w:val="0"/>
-          <w:sz w:val="21"/>
-          <w:szCs w:val="21"/>
-        </w:rPr>
-        <w:t xml:space="preserve">The Strategical and Tactical Mistake of the Hong Kong Police in the 612 Incidents (in Chinese), </w:t>
-      </w:r>
-      <w:r>
-        <w:rPr>
-          <w:rFonts w:asciiTheme="minorHAnsi" w:hAnsiTheme="minorHAnsi" w:cstheme="minorHAnsi"/>
-          <w:i/>
-          <w:iCs/>
-          <w:color w:val="000000"/>
-          <w:kern w:val="0"/>
-          <w:sz w:val="21"/>
-          <w:szCs w:val="21"/>
-        </w:rPr>
-        <w:t>Initium</w:t>
-      </w:r>
-      <w:r>
-        <w:rPr>
-          <w:rFonts w:asciiTheme="minorHAnsi" w:hAnsiTheme="minorHAnsi" w:cstheme="minorHAnsi"/>
-          <w:color w:val="000000"/>
-          <w:kern w:val="0"/>
-          <w:sz w:val="21"/>
-          <w:szCs w:val="21"/>
-        </w:rPr>
-        <w:t>, June 16, 2019.</w:t>
-      </w:r>
-      <w:r>
-        <w:rPr>
-          <w:rFonts w:asciiTheme="minorHAnsi" w:hAnsiTheme="minorHAnsi" w:cstheme="minorHAnsi"/>
-          <w:color w:val="000000"/>
-          <w:kern w:val="0"/>
-          <w:sz w:val="21"/>
-          <w:szCs w:val="21"/>
-        </w:rPr>
-        <w:t xml:space="preserve"> </w:t>
+        <w:jc w:val="both"/>
+        <w:rPr>
+          <w:rFonts w:asciiTheme="minorHAnsi" w:hAnsiTheme="minorHAnsi" w:cstheme="minorHAnsi"/>
+          <w:color w:val="000000" w:themeColor="text1"/>
+          <w:sz w:val="21"/>
+          <w:szCs w:val="21"/>
+          <w:lang w:eastAsia="zh-HK"/>
+        </w:rPr>
+      </w:pPr>
+      <w:r>
+        <w:rPr>
+          <w:rFonts w:asciiTheme="minorHAnsi" w:hAnsiTheme="minorHAnsi" w:cstheme="minorHAnsi"/>
+          <w:color w:val="000000" w:themeColor="text1"/>
+          <w:sz w:val="21"/>
+          <w:szCs w:val="21"/>
+          <w:lang w:eastAsia="zh-HK"/>
+        </w:rPr>
+        <w:t>Exemplary Teaching Assistant Award, CUHK</w:t>
+      </w:r>
+      <w:r>
+        <w:rPr>
+          <w:rFonts w:asciiTheme="minorHAnsi" w:hAnsiTheme="minorHAnsi" w:cstheme="minorHAnsi"/>
+          <w:color w:val="000000" w:themeColor="text1"/>
+          <w:sz w:val="21"/>
+          <w:szCs w:val="21"/>
+          <w:lang w:eastAsia="zh-HK"/>
+        </w:rPr>
+        <w:t xml:space="preserve"> (</w:t>
+      </w:r>
+      <w:r>
+        <w:rPr>
+          <w:rFonts w:asciiTheme="minorHAnsi" w:eastAsia="2cA" w:hAnsiTheme="minorHAnsi" w:cstheme="minorHAnsi"/>
+          <w:color w:val="000000" w:themeColor="text1"/>
+          <w:kern w:val="0"/>
+          <w:sz w:val="21"/>
+          <w:szCs w:val="21"/>
+          <w:lang w:eastAsia="zh-HK"/>
+        </w:rPr>
+        <w:t>Spring 2018</w:t>
+      </w:r>
+      <w:r>
+        <w:rPr>
+          <w:rFonts w:asciiTheme="minorHAnsi" w:eastAsia="2cA" w:hAnsiTheme="minorHAnsi" w:cstheme="minorHAnsi"/>
+          <w:color w:val="000000" w:themeColor="text1"/>
+          <w:kern w:val="0"/>
+          <w:sz w:val="21"/>
+          <w:szCs w:val="21"/>
+          <w:lang w:eastAsia="zh-HK"/>
+        </w:rPr>
+        <w:t>)</w:t>
       </w:r>
     </w:p>
     <w:p>
       <w:pPr>
         <w:pStyle w:val="ListParagraph"/>
+        <w:numPr>
+          <w:ilvl w:val="0"/>
+          <w:numId w:val="35"/>
+        </w:numPr>
         <w:spacing w:line="276" w:lineRule="auto"/>
-        <w:ind w:leftChars="0" w:left="840"/>
-        <w:rPr>
-          <w:rFonts w:asciiTheme="minorHAnsi" w:hAnsiTheme="minorHAnsi" w:cstheme="minorHAnsi"/>
-          <w:color w:val="000000"/>
-          <w:kern w:val="0"/>
-          <w:sz w:val="21"/>
-          <w:szCs w:val="21"/>
+        <w:ind w:leftChars="0"/>
+        <w:jc w:val="both"/>
+        <w:rPr>
+          <w:rFonts w:asciiTheme="minorHAnsi" w:hAnsiTheme="minorHAnsi" w:cstheme="minorHAnsi"/>
+          <w:color w:val="000000" w:themeColor="text1"/>
+          <w:sz w:val="21"/>
+          <w:szCs w:val="21"/>
+          <w:lang w:eastAsia="zh-HK"/>
+        </w:rPr>
+      </w:pPr>
+      <w:r>
+        <w:rPr>
+          <w:rFonts w:asciiTheme="minorHAnsi" w:eastAsia="2cA" w:hAnsiTheme="minorHAnsi" w:cstheme="minorHAnsi"/>
+          <w:iCs/>
+          <w:color w:val="000000" w:themeColor="text1"/>
+          <w:kern w:val="0"/>
+          <w:sz w:val="21"/>
+          <w:szCs w:val="21"/>
+          <w:lang w:eastAsia="zh-HK"/>
+        </w:rPr>
+        <w:t>Admission Scholarship (5</w:t>
+      </w:r>
+      <w:r>
+        <w:rPr>
+          <w:rFonts w:asciiTheme="minorHAnsi" w:eastAsia="2cA" w:hAnsiTheme="minorHAnsi" w:cstheme="minorHAnsi"/>
+          <w:iCs/>
+          <w:color w:val="000000" w:themeColor="text1"/>
+          <w:kern w:val="0"/>
+          <w:sz w:val="21"/>
+          <w:szCs w:val="21"/>
+          <w:lang w:eastAsia="zh-HK"/>
+        </w:rPr>
+        <w:t>,</w:t>
+      </w:r>
+      <w:r>
+        <w:rPr>
+          <w:rFonts w:asciiTheme="minorHAnsi" w:eastAsia="2cA" w:hAnsiTheme="minorHAnsi" w:cstheme="minorHAnsi"/>
+          <w:iCs/>
+          <w:color w:val="000000" w:themeColor="text1"/>
+          <w:kern w:val="0"/>
+          <w:sz w:val="21"/>
+          <w:szCs w:val="21"/>
+          <w:lang w:eastAsia="zh-HK"/>
+        </w:rPr>
+        <w:t xml:space="preserve">000 HKD), </w:t>
+      </w:r>
+      <w:r>
+        <w:rPr>
+          <w:rFonts w:asciiTheme="minorHAnsi" w:hAnsiTheme="minorHAnsi" w:cstheme="minorHAnsi"/>
+          <w:color w:val="000000" w:themeColor="text1"/>
+          <w:sz w:val="21"/>
+          <w:szCs w:val="21"/>
+          <w:lang w:eastAsia="zh-HK"/>
+        </w:rPr>
+        <w:t>CUHK</w:t>
+      </w:r>
+      <w:r>
+        <w:rPr>
+          <w:rFonts w:asciiTheme="minorHAnsi" w:eastAsia="2cA" w:hAnsiTheme="minorHAnsi" w:cstheme="minorHAnsi"/>
+          <w:iCs/>
+          <w:color w:val="000000" w:themeColor="text1"/>
+          <w:kern w:val="0"/>
+          <w:sz w:val="21"/>
+          <w:szCs w:val="21"/>
+          <w:lang w:eastAsia="zh-HK"/>
+        </w:rPr>
+        <w:t xml:space="preserve"> </w:t>
+      </w:r>
+      <w:r>
+        <w:rPr>
+          <w:rFonts w:asciiTheme="minorHAnsi" w:eastAsia="2cA" w:hAnsiTheme="minorHAnsi" w:cstheme="minorHAnsi"/>
+          <w:iCs/>
+          <w:color w:val="000000" w:themeColor="text1"/>
+          <w:kern w:val="0"/>
+          <w:sz w:val="21"/>
+          <w:szCs w:val="21"/>
+          <w:lang w:eastAsia="zh-HK"/>
+        </w:rPr>
+        <w:t>(</w:t>
+      </w:r>
+      <w:r>
+        <w:rPr>
+          <w:rFonts w:asciiTheme="minorHAnsi" w:eastAsia="2cA" w:hAnsiTheme="minorHAnsi" w:cstheme="minorHAnsi"/>
+          <w:iCs/>
+          <w:color w:val="000000" w:themeColor="text1"/>
+          <w:kern w:val="0"/>
+          <w:sz w:val="21"/>
+          <w:szCs w:val="21"/>
+          <w:lang w:eastAsia="zh-HK"/>
+        </w:rPr>
+        <w:t>Fall 2011</w:t>
+      </w:r>
+      <w:r>
+        <w:rPr>
+          <w:rFonts w:asciiTheme="minorHAnsi" w:eastAsia="2cA" w:hAnsiTheme="minorHAnsi" w:cstheme="minorHAnsi"/>
+          <w:iCs/>
+          <w:color w:val="000000" w:themeColor="text1"/>
+          <w:kern w:val="0"/>
+          <w:sz w:val="21"/>
+          <w:szCs w:val="21"/>
+          <w:lang w:eastAsia="zh-HK"/>
+        </w:rPr>
+        <w:t>)</w:t>
+      </w:r>
+    </w:p>
+    <w:p>
+      <w:pPr>
+        <w:spacing w:line="276" w:lineRule="auto"/>
+        <w:jc w:val="both"/>
+        <w:rPr>
+          <w:rFonts w:asciiTheme="minorHAnsi" w:hAnsiTheme="minorHAnsi" w:cstheme="minorHAnsi"/>
+          <w:color w:val="000000" w:themeColor="text1"/>
+          <w:sz w:val="21"/>
+          <w:szCs w:val="21"/>
+          <w:lang w:eastAsia="zh-HK"/>
         </w:rPr>
       </w:pPr>
     </w:p>
@@ -5622,16 +7960,7 @@
           <w:szCs w:val="21"/>
           <w:lang w:eastAsia="zh-HK"/>
         </w:rPr>
-        <w:t>Editor</w:t>
-      </w:r>
-      <w:r>
-        <w:rPr>
-          <w:rFonts w:asciiTheme="minorHAnsi" w:hAnsiTheme="minorHAnsi" w:cstheme="minorHAnsi"/>
-          <w:sz w:val="21"/>
-          <w:szCs w:val="21"/>
-          <w:lang w:eastAsia="zh-HK"/>
-        </w:rPr>
-        <w:t xml:space="preserve">ial Board, </w:t>
+        <w:t xml:space="preserve">Editorial Board, </w:t>
       </w:r>
       <w:proofErr w:type="spellStart"/>
       <w:r>
@@ -5662,16 +7991,7 @@
           <w:szCs w:val="21"/>
           <w:lang w:eastAsia="zh-HK"/>
         </w:rPr>
-        <w:t>(the</w:t>
-      </w:r>
-      <w:r>
-        <w:rPr>
-          <w:rFonts w:asciiTheme="minorHAnsi" w:hAnsiTheme="minorHAnsi" w:cstheme="minorHAnsi"/>
-          <w:sz w:val="21"/>
-          <w:szCs w:val="21"/>
-          <w:lang w:eastAsia="zh-HK"/>
-        </w:rPr>
-        <w:t xml:space="preserve"> </w:t>
+        <w:t xml:space="preserve">(the </w:t>
       </w:r>
       <w:r>
         <w:rPr>
@@ -5717,61 +8037,24 @@
           <w:szCs w:val="21"/>
           <w:lang w:eastAsia="zh-HK"/>
         </w:rPr>
-        <w:t>GPAD</w:t>
-      </w:r>
-      <w:r>
-        <w:rPr>
-          <w:rFonts w:asciiTheme="minorHAnsi" w:hAnsiTheme="minorHAnsi" w:cstheme="minorHAnsi"/>
-          <w:bCs/>
-          <w:sz w:val="21"/>
-          <w:szCs w:val="21"/>
-          <w:lang w:eastAsia="zh-HK"/>
-        </w:rPr>
-        <w:t>),</w:t>
-      </w:r>
-      <w:r>
-        <w:rPr>
-          <w:rFonts w:asciiTheme="minorHAnsi" w:hAnsiTheme="minorHAnsi" w:cstheme="minorHAnsi"/>
-          <w:bCs/>
-          <w:sz w:val="21"/>
-          <w:szCs w:val="21"/>
-          <w:lang w:eastAsia="zh-HK"/>
-        </w:rPr>
-        <w:t xml:space="preserve"> </w:t>
-      </w:r>
-      <w:r>
-        <w:rPr>
-          <w:rFonts w:asciiTheme="minorHAnsi" w:hAnsiTheme="minorHAnsi" w:cstheme="minorHAnsi"/>
-          <w:sz w:val="21"/>
-          <w:szCs w:val="21"/>
-          <w:lang w:eastAsia="zh-HK"/>
-        </w:rPr>
-        <w:t>CUHK</w:t>
-      </w:r>
-      <w:r>
-        <w:rPr>
-          <w:rFonts w:asciiTheme="minorHAnsi" w:hAnsiTheme="minorHAnsi" w:cstheme="minorHAnsi"/>
-          <w:sz w:val="21"/>
-          <w:szCs w:val="21"/>
-          <w:lang w:eastAsia="zh-HK"/>
-        </w:rPr>
-        <w:t xml:space="preserve"> (</w:t>
-      </w:r>
-      <w:r>
-        <w:rPr>
-          <w:rFonts w:asciiTheme="minorHAnsi" w:hAnsiTheme="minorHAnsi" w:cstheme="minorHAnsi"/>
-          <w:sz w:val="21"/>
-          <w:szCs w:val="21"/>
-        </w:rPr>
-        <w:t>Jan 2012 – Dec 2014</w:t>
-      </w:r>
-      <w:r>
-        <w:rPr>
-          <w:rFonts w:asciiTheme="minorHAnsi" w:hAnsiTheme="minorHAnsi" w:cstheme="minorHAnsi"/>
-          <w:sz w:val="21"/>
-          <w:szCs w:val="21"/>
-        </w:rPr>
-        <w:t>)</w:t>
+        <w:t xml:space="preserve">GPAD), </w:t>
+      </w:r>
+      <w:r>
+        <w:rPr>
+          <w:rFonts w:asciiTheme="minorHAnsi" w:hAnsiTheme="minorHAnsi" w:cstheme="minorHAnsi"/>
+          <w:sz w:val="21"/>
+          <w:szCs w:val="21"/>
+          <w:lang w:eastAsia="zh-HK"/>
+        </w:rPr>
+        <w:t>CUHK (</w:t>
+      </w:r>
+      <w:r>
+        <w:rPr>
+          <w:rFonts w:asciiTheme="minorHAnsi" w:hAnsiTheme="minorHAnsi" w:cstheme="minorHAnsi"/>
+          <w:sz w:val="21"/>
+          <w:szCs w:val="21"/>
+        </w:rPr>
+        <w:t>Jan 2012 – Dec 2014)</w:t>
       </w:r>
     </w:p>
     <w:p>
@@ -5844,16 +8127,7 @@
           <w:szCs w:val="21"/>
           <w:shd w:val="clear" w:color="auto" w:fill="FFFFFF"/>
         </w:rPr>
-        <w:t>Organizing Committee Member, The Global Research Association of Politics in Hong Kong</w:t>
-      </w:r>
-      <w:r>
-        <w:rPr>
-          <w:rFonts w:asciiTheme="minorHAnsi" w:hAnsiTheme="minorHAnsi" w:cstheme="minorHAnsi"/>
-          <w:sz w:val="21"/>
-          <w:szCs w:val="21"/>
-          <w:shd w:val="clear" w:color="auto" w:fill="FFFFFF"/>
-        </w:rPr>
-        <w:t xml:space="preserve"> (2023)</w:t>
+        <w:t>Organizing Committee Member, The Global Research Association of Politics in Hong Kong (2023)</w:t>
       </w:r>
     </w:p>
     <w:p>
@@ -5885,244 +8159,15 @@
     </w:p>
     <w:p>
       <w:pPr>
-        <w:pStyle w:val="ListParagraph"/>
-        <w:numPr>
-          <w:ilvl w:val="0"/>
-          <w:numId w:val="34"/>
-        </w:numPr>
         <w:spacing w:line="276" w:lineRule="auto"/>
-        <w:ind w:leftChars="0"/>
         <w:jc w:val="both"/>
         <w:rPr>
           <w:rFonts w:asciiTheme="minorHAnsi" w:hAnsiTheme="minorHAnsi" w:cstheme="minorHAnsi"/>
           <w:sz w:val="21"/>
           <w:szCs w:val="21"/>
-          <w:shd w:val="clear" w:color="auto" w:fill="FFFFFF"/>
-        </w:rPr>
-      </w:pPr>
-      <w:r>
-        <w:rPr>
-          <w:rFonts w:asciiTheme="minorHAnsi" w:hAnsiTheme="minorHAnsi" w:cstheme="minorHAnsi"/>
-          <w:sz w:val="21"/>
-          <w:szCs w:val="21"/>
-          <w:lang w:eastAsia="zh-HK"/>
-        </w:rPr>
-        <w:t>Standing Committee Member, Hong Kong Federation of Students (</w:t>
-      </w:r>
-      <w:r>
-        <w:rPr>
-          <w:rFonts w:asciiTheme="minorHAnsi" w:hAnsiTheme="minorHAnsi" w:cstheme="minorHAnsi"/>
-          <w:sz w:val="21"/>
-          <w:szCs w:val="21"/>
-        </w:rPr>
-        <w:t>Apr 2014 – Mar 2015)</w:t>
-      </w:r>
-    </w:p>
-    <w:p>
-      <w:pPr>
-        <w:pStyle w:val="ListParagraph"/>
-        <w:numPr>
-          <w:ilvl w:val="0"/>
-          <w:numId w:val="34"/>
-        </w:numPr>
-        <w:spacing w:line="276" w:lineRule="auto"/>
-        <w:ind w:leftChars="0"/>
-        <w:jc w:val="both"/>
-        <w:rPr>
-          <w:rFonts w:asciiTheme="minorHAnsi" w:hAnsiTheme="minorHAnsi" w:cstheme="minorHAnsi"/>
-          <w:sz w:val="21"/>
-          <w:szCs w:val="21"/>
-          <w:shd w:val="clear" w:color="auto" w:fill="FFFFFF"/>
-        </w:rPr>
-      </w:pPr>
-      <w:r>
-        <w:rPr>
-          <w:rFonts w:asciiTheme="minorHAnsi" w:hAnsiTheme="minorHAnsi" w:cstheme="minorHAnsi"/>
-          <w:sz w:val="21"/>
-          <w:szCs w:val="21"/>
-          <w:lang w:eastAsia="zh-HK"/>
-        </w:rPr>
-        <w:t xml:space="preserve">External Vice-President, The Executive Council of </w:t>
-      </w:r>
-      <w:r>
-        <w:rPr>
-          <w:rFonts w:asciiTheme="minorHAnsi" w:hAnsiTheme="minorHAnsi" w:cstheme="minorHAnsi"/>
-          <w:sz w:val="21"/>
-          <w:szCs w:val="21"/>
-        </w:rPr>
-        <w:t xml:space="preserve">the </w:t>
-      </w:r>
-      <w:r>
-        <w:rPr>
-          <w:rFonts w:asciiTheme="minorHAnsi" w:hAnsiTheme="minorHAnsi" w:cstheme="minorHAnsi"/>
-          <w:sz w:val="21"/>
-          <w:szCs w:val="21"/>
-          <w:lang w:eastAsia="zh-HK"/>
-        </w:rPr>
-        <w:t xml:space="preserve">Students’ Union of </w:t>
-      </w:r>
-      <w:r>
-        <w:rPr>
-          <w:rFonts w:asciiTheme="minorHAnsi" w:hAnsiTheme="minorHAnsi" w:cstheme="minorHAnsi"/>
-          <w:bCs/>
-          <w:sz w:val="21"/>
-          <w:szCs w:val="21"/>
-          <w:lang w:eastAsia="zh-HK"/>
-        </w:rPr>
-        <w:t>CUHK</w:t>
-      </w:r>
-      <w:r>
-        <w:rPr>
-          <w:rFonts w:asciiTheme="minorHAnsi" w:hAnsiTheme="minorHAnsi" w:cstheme="minorHAnsi"/>
-          <w:sz w:val="21"/>
-          <w:szCs w:val="21"/>
-          <w:lang w:eastAsia="zh-HK"/>
-        </w:rPr>
-        <w:t xml:space="preserve"> (</w:t>
-      </w:r>
-      <w:r>
-        <w:rPr>
-          <w:rFonts w:asciiTheme="minorHAnsi" w:hAnsiTheme="minorHAnsi" w:cstheme="minorHAnsi"/>
-          <w:sz w:val="21"/>
-          <w:szCs w:val="21"/>
-        </w:rPr>
-        <w:t>Mar 2014 – Feb 2015)</w:t>
-      </w:r>
-    </w:p>
-    <w:p>
-      <w:pPr>
-        <w:pStyle w:val="ListParagraph"/>
-        <w:numPr>
-          <w:ilvl w:val="0"/>
-          <w:numId w:val="34"/>
-        </w:numPr>
-        <w:spacing w:line="276" w:lineRule="auto"/>
-        <w:ind w:leftChars="0"/>
-        <w:jc w:val="both"/>
-        <w:rPr>
-          <w:rFonts w:asciiTheme="minorHAnsi" w:hAnsiTheme="minorHAnsi" w:cstheme="minorHAnsi"/>
-          <w:sz w:val="21"/>
-          <w:szCs w:val="21"/>
-          <w:shd w:val="clear" w:color="auto" w:fill="FFFFFF"/>
-        </w:rPr>
-      </w:pPr>
-      <w:r>
-        <w:rPr>
-          <w:rFonts w:asciiTheme="minorHAnsi" w:hAnsiTheme="minorHAnsi" w:cstheme="minorHAnsi"/>
-          <w:sz w:val="21"/>
-          <w:szCs w:val="21"/>
-          <w:lang w:eastAsia="zh-HK"/>
-        </w:rPr>
-        <w:t>Vice-President, Campus Radio</w:t>
-      </w:r>
-      <w:r>
-        <w:rPr>
-          <w:rFonts w:asciiTheme="minorHAnsi" w:hAnsiTheme="minorHAnsi" w:cstheme="minorHAnsi"/>
-          <w:sz w:val="21"/>
-          <w:szCs w:val="21"/>
-        </w:rPr>
-        <w:t xml:space="preserve"> of the </w:t>
-      </w:r>
-      <w:r>
-        <w:rPr>
-          <w:rFonts w:asciiTheme="minorHAnsi" w:hAnsiTheme="minorHAnsi" w:cstheme="minorHAnsi"/>
-          <w:sz w:val="21"/>
-          <w:szCs w:val="21"/>
-          <w:lang w:eastAsia="zh-HK"/>
-        </w:rPr>
-        <w:t xml:space="preserve">Students’ Union of </w:t>
-      </w:r>
-      <w:r>
-        <w:rPr>
-          <w:rFonts w:asciiTheme="minorHAnsi" w:hAnsiTheme="minorHAnsi" w:cstheme="minorHAnsi"/>
-          <w:bCs/>
-          <w:sz w:val="21"/>
-          <w:szCs w:val="21"/>
-          <w:lang w:eastAsia="zh-HK"/>
-        </w:rPr>
-        <w:t>CUHK (</w:t>
-      </w:r>
-      <w:r>
-        <w:rPr>
-          <w:rFonts w:asciiTheme="minorHAnsi" w:hAnsiTheme="minorHAnsi" w:cstheme="minorHAnsi"/>
-          <w:sz w:val="21"/>
-          <w:szCs w:val="21"/>
-        </w:rPr>
-        <w:t>Apr 2012 – Mar 2013)</w:t>
-      </w:r>
-    </w:p>
-    <w:p>
-      <w:pPr>
-        <w:pStyle w:val="ListParagraph"/>
-        <w:numPr>
-          <w:ilvl w:val="0"/>
-          <w:numId w:val="34"/>
-        </w:numPr>
-        <w:spacing w:line="276" w:lineRule="auto"/>
-        <w:ind w:leftChars="0"/>
-        <w:jc w:val="both"/>
-        <w:rPr>
-          <w:rFonts w:asciiTheme="minorHAnsi" w:hAnsiTheme="minorHAnsi" w:cstheme="minorHAnsi"/>
-          <w:sz w:val="21"/>
-          <w:szCs w:val="21"/>
-          <w:shd w:val="clear" w:color="auto" w:fill="FFFFFF"/>
-        </w:rPr>
-      </w:pPr>
-      <w:r>
-        <w:rPr>
-          <w:rFonts w:asciiTheme="minorHAnsi" w:hAnsiTheme="minorHAnsi" w:cstheme="minorHAnsi"/>
-          <w:sz w:val="21"/>
-          <w:szCs w:val="21"/>
-          <w:lang w:val="en-GB"/>
-        </w:rPr>
-        <w:t xml:space="preserve">President, Hong Kong Joint School Electronics and Computer Society </w:t>
-      </w:r>
-      <w:r>
-        <w:rPr>
-          <w:rFonts w:asciiTheme="minorHAnsi" w:hAnsiTheme="minorHAnsi" w:cstheme="minorHAnsi"/>
-          <w:bCs/>
-          <w:sz w:val="21"/>
-          <w:szCs w:val="21"/>
-          <w:lang w:eastAsia="zh-HK"/>
-        </w:rPr>
-        <w:t>(</w:t>
-      </w:r>
-      <w:r>
-        <w:rPr>
-          <w:rFonts w:asciiTheme="minorHAnsi" w:hAnsiTheme="minorHAnsi" w:cstheme="minorHAnsi"/>
-          <w:sz w:val="21"/>
-          <w:szCs w:val="21"/>
-          <w:lang w:val="en-GB"/>
-        </w:rPr>
-        <w:t>Sep</w:t>
-      </w:r>
-      <w:r>
-        <w:rPr>
-          <w:rFonts w:asciiTheme="minorHAnsi" w:hAnsiTheme="minorHAnsi" w:cstheme="minorHAnsi" w:hint="eastAsia"/>
-          <w:sz w:val="21"/>
-          <w:szCs w:val="21"/>
-          <w:lang w:val="en-GB"/>
-        </w:rPr>
-        <w:t xml:space="preserve"> </w:t>
-      </w:r>
-      <w:r>
-        <w:rPr>
-          <w:rFonts w:asciiTheme="minorHAnsi" w:hAnsiTheme="minorHAnsi" w:cstheme="minorHAnsi"/>
-          <w:sz w:val="21"/>
-          <w:szCs w:val="21"/>
-          <w:lang w:val="en-GB"/>
-        </w:rPr>
-        <w:t>2010 – Aug 2011</w:t>
-      </w:r>
-      <w:r>
-        <w:rPr>
-          <w:rFonts w:asciiTheme="minorHAnsi" w:hAnsiTheme="minorHAnsi" w:cstheme="minorHAnsi" w:hint="eastAsia"/>
-          <w:sz w:val="21"/>
-          <w:szCs w:val="21"/>
-          <w:lang w:val="en-GB"/>
-        </w:rPr>
-        <w:t>)</w:t>
-      </w:r>
+          <w:lang w:eastAsia="zh-HK"/>
+        </w:rPr>
+      </w:pPr>
     </w:p>
     <w:p>
       <w:pPr>
@@ -6133,15 +8178,10 @@
           <w:b/>
           <w:bCs/>
           <w:szCs w:val="20"/>
-          <w:u w:val="single"/>
-          <w:lang w:eastAsia="zh-HK"/>
-        </w:rPr>
-      </w:pPr>
-    </w:p>
-    <w:p>
-      <w:pPr>
-        <w:spacing w:line="276" w:lineRule="auto"/>
-        <w:jc w:val="both"/>
+          <w:lang w:eastAsia="zh-HK"/>
+        </w:rPr>
+      </w:pPr>
+      <w:r>
         <w:rPr>
           <w:rFonts w:asciiTheme="minorHAnsi" w:hAnsiTheme="minorHAnsi" w:cstheme="minorHAnsi"/>
           <w:b/>
@@ -6149,15 +8189,17 @@
           <w:szCs w:val="20"/>
           <w:lang w:eastAsia="zh-HK"/>
         </w:rPr>
-      </w:pPr>
+        <w:t xml:space="preserve">Skills </w:t>
+      </w:r>
       <w:r>
         <w:rPr>
           <w:rFonts w:asciiTheme="minorHAnsi" w:hAnsiTheme="minorHAnsi" w:cstheme="minorHAnsi"/>
           <w:b/>
           <w:bCs/>
           <w:szCs w:val="20"/>
-        </w:rPr>
-        <w:t>Grants</w:t>
+          <w:lang w:eastAsia="zh-HK"/>
+        </w:rPr>
+        <w:t>a</w:t>
       </w:r>
       <w:r>
         <w:rPr>
@@ -6165,585 +8207,530 @@
           <w:b/>
           <w:bCs/>
           <w:szCs w:val="20"/>
-          <w:lang w:eastAsia="zh-CN"/>
-        </w:rPr>
-        <w:t xml:space="preserve">, </w:t>
-      </w:r>
+          <w:lang w:eastAsia="zh-HK"/>
+        </w:rPr>
+        <w:t>nd Additional Training</w:t>
+      </w:r>
+    </w:p>
+    <w:p>
+      <w:pPr>
+        <w:spacing w:line="276" w:lineRule="auto"/>
+        <w:jc w:val="both"/>
+        <w:rPr>
+          <w:rFonts w:asciiTheme="minorHAnsi" w:hAnsiTheme="minorHAnsi" w:cstheme="minorHAnsi"/>
+          <w:sz w:val="21"/>
+          <w:szCs w:val="21"/>
+        </w:rPr>
+      </w:pPr>
+      <w:bookmarkStart w:id="3" w:name="_Hlk63465129"/>
       <w:r>
         <w:rPr>
           <w:rFonts w:asciiTheme="minorHAnsi" w:hAnsiTheme="minorHAnsi" w:cstheme="minorHAnsi"/>
           <w:b/>
           <w:bCs/>
-          <w:szCs w:val="20"/>
-          <w:lang w:eastAsia="zh-HK"/>
-        </w:rPr>
-        <w:t>Awards and Honors</w:t>
-      </w:r>
+          <w:sz w:val="21"/>
+          <w:szCs w:val="21"/>
+        </w:rPr>
+        <w:t>Computation</w:t>
+      </w:r>
+      <w:bookmarkEnd w:id="3"/>
     </w:p>
     <w:p>
       <w:pPr>
-        <w:pStyle w:val="ListParagraph"/>
-        <w:numPr>
-          <w:ilvl w:val="0"/>
-          <w:numId w:val="35"/>
-        </w:numPr>
         <w:spacing w:line="276" w:lineRule="auto"/>
-        <w:ind w:leftChars="0"/>
         <w:jc w:val="both"/>
         <w:rPr>
           <w:rFonts w:asciiTheme="minorHAnsi" w:hAnsiTheme="minorHAnsi" w:cstheme="minorHAnsi"/>
-          <w:color w:val="000000" w:themeColor="text1"/>
-          <w:sz w:val="21"/>
-          <w:szCs w:val="21"/>
-          <w:lang w:eastAsia="zh-HK"/>
-        </w:rPr>
-      </w:pPr>
-      <w:r>
-        <w:rPr>
-          <w:rFonts w:asciiTheme="minorHAnsi" w:hAnsiTheme="minorHAnsi" w:cstheme="minorHAnsi"/>
-          <w:color w:val="000000" w:themeColor="text1"/>
-          <w:sz w:val="21"/>
-          <w:szCs w:val="21"/>
-          <w:lang w:eastAsia="zh-HK"/>
-        </w:rPr>
-        <w:t>Program in Comparative Politics (PiCP) Research Grant (</w:t>
-      </w:r>
-      <w:r>
-        <w:rPr>
-          <w:rFonts w:asciiTheme="minorHAnsi" w:hAnsiTheme="minorHAnsi" w:cstheme="minorHAnsi"/>
-          <w:color w:val="000000" w:themeColor="text1"/>
-          <w:sz w:val="21"/>
-          <w:szCs w:val="21"/>
-          <w:lang w:eastAsia="zh-HK"/>
-        </w:rPr>
-        <w:t>1</w:t>
-      </w:r>
-      <w:r>
-        <w:rPr>
-          <w:rFonts w:asciiTheme="minorHAnsi" w:hAnsiTheme="minorHAnsi" w:cstheme="minorHAnsi"/>
-          <w:color w:val="000000" w:themeColor="text1"/>
-          <w:sz w:val="21"/>
-          <w:szCs w:val="21"/>
-          <w:lang w:eastAsia="zh-HK"/>
-        </w:rPr>
-        <w:t>,</w:t>
-      </w:r>
-      <w:r>
-        <w:rPr>
-          <w:rFonts w:asciiTheme="minorHAnsi" w:hAnsiTheme="minorHAnsi" w:cstheme="minorHAnsi"/>
-          <w:color w:val="000000" w:themeColor="text1"/>
-          <w:sz w:val="21"/>
-          <w:szCs w:val="21"/>
-          <w:lang w:eastAsia="zh-HK"/>
-        </w:rPr>
-        <w:t>2</w:t>
-      </w:r>
-      <w:r>
-        <w:rPr>
-          <w:rFonts w:asciiTheme="minorHAnsi" w:hAnsiTheme="minorHAnsi" w:cstheme="minorHAnsi"/>
-          <w:color w:val="000000" w:themeColor="text1"/>
-          <w:sz w:val="21"/>
-          <w:szCs w:val="21"/>
-          <w:lang w:eastAsia="zh-HK"/>
-        </w:rPr>
-        <w:t>00 USD), PSU (Summer 202</w:t>
-      </w:r>
-      <w:r>
-        <w:rPr>
-          <w:rFonts w:asciiTheme="minorHAnsi" w:hAnsiTheme="minorHAnsi" w:cstheme="minorHAnsi"/>
-          <w:color w:val="000000" w:themeColor="text1"/>
-          <w:sz w:val="21"/>
-          <w:szCs w:val="21"/>
-          <w:lang w:eastAsia="zh-HK"/>
-        </w:rPr>
-        <w:t>4</w:t>
-      </w:r>
-      <w:r>
-        <w:rPr>
-          <w:rFonts w:asciiTheme="minorHAnsi" w:hAnsiTheme="minorHAnsi" w:cstheme="minorHAnsi"/>
-          <w:color w:val="000000" w:themeColor="text1"/>
-          <w:sz w:val="21"/>
-          <w:szCs w:val="21"/>
-          <w:lang w:eastAsia="zh-HK"/>
+          <w:sz w:val="21"/>
+          <w:szCs w:val="21"/>
+        </w:rPr>
+      </w:pPr>
+      <w:r>
+        <w:rPr>
+          <w:rFonts w:asciiTheme="minorHAnsi" w:hAnsiTheme="minorHAnsi" w:cstheme="minorHAnsi"/>
+          <w:sz w:val="21"/>
+          <w:szCs w:val="21"/>
+        </w:rPr>
+        <w:t xml:space="preserve">Stata, SAS, </w:t>
+      </w:r>
+      <w:r>
+        <w:rPr>
+          <w:rFonts w:asciiTheme="minorHAnsi" w:hAnsiTheme="minorHAnsi" w:cstheme="minorHAnsi"/>
+          <w:sz w:val="21"/>
+          <w:szCs w:val="21"/>
+        </w:rPr>
+        <w:t>Arc</w:t>
+      </w:r>
+      <w:r>
+        <w:rPr>
+          <w:rFonts w:asciiTheme="minorHAnsi" w:hAnsiTheme="minorHAnsi" w:cstheme="minorHAnsi"/>
+          <w:sz w:val="21"/>
+          <w:szCs w:val="21"/>
+        </w:rPr>
+        <w:t>GIS</w:t>
+      </w:r>
+      <w:r>
+        <w:rPr>
+          <w:rFonts w:asciiTheme="minorHAnsi" w:hAnsiTheme="minorHAnsi" w:cstheme="minorHAnsi"/>
+          <w:sz w:val="21"/>
+          <w:szCs w:val="21"/>
+        </w:rPr>
+        <w:t>, R</w:t>
+      </w:r>
+      <w:r>
+        <w:rPr>
+          <w:rFonts w:asciiTheme="minorHAnsi" w:hAnsiTheme="minorHAnsi" w:cstheme="minorHAnsi"/>
+          <w:sz w:val="21"/>
+          <w:szCs w:val="21"/>
+        </w:rPr>
+        <w:t xml:space="preserve"> (</w:t>
+      </w:r>
+      <w:r>
+        <w:rPr>
+          <w:rFonts w:asciiTheme="minorHAnsi" w:hAnsiTheme="minorHAnsi" w:cstheme="minorHAnsi"/>
+          <w:sz w:val="21"/>
+          <w:szCs w:val="21"/>
+        </w:rPr>
+        <w:t xml:space="preserve">Quantitative </w:t>
+      </w:r>
+      <w:r>
+        <w:rPr>
+          <w:rFonts w:asciiTheme="minorHAnsi" w:hAnsiTheme="minorHAnsi" w:cstheme="minorHAnsi"/>
+          <w:sz w:val="21"/>
+          <w:szCs w:val="21"/>
+        </w:rPr>
+        <w:t xml:space="preserve">Text-Analysis </w:t>
+      </w:r>
+      <w:r>
+        <w:rPr>
+          <w:rFonts w:asciiTheme="minorHAnsi" w:hAnsiTheme="minorHAnsi" w:cstheme="minorHAnsi"/>
+          <w:sz w:val="21"/>
+          <w:szCs w:val="21"/>
+        </w:rPr>
+        <w:t>I</w:t>
+      </w:r>
+      <w:r>
+        <w:rPr>
+          <w:rFonts w:asciiTheme="minorHAnsi" w:hAnsiTheme="minorHAnsi" w:cstheme="minorHAnsi"/>
+          <w:sz w:val="21"/>
+          <w:szCs w:val="21"/>
+        </w:rPr>
+        <w:t xml:space="preserve"> &amp; </w:t>
+      </w:r>
+      <w:r>
+        <w:rPr>
+          <w:rFonts w:asciiTheme="minorHAnsi" w:hAnsiTheme="minorHAnsi" w:cstheme="minorHAnsi"/>
+          <w:sz w:val="21"/>
+          <w:szCs w:val="21"/>
+        </w:rPr>
+        <w:t>II</w:t>
+      </w:r>
+      <w:r>
+        <w:rPr>
+          <w:rFonts w:asciiTheme="minorHAnsi" w:hAnsiTheme="minorHAnsi" w:cstheme="minorHAnsi"/>
+          <w:sz w:val="21"/>
+          <w:szCs w:val="21"/>
+        </w:rPr>
+        <w:t xml:space="preserve">, </w:t>
+      </w:r>
+      <w:r>
+        <w:rPr>
+          <w:rFonts w:asciiTheme="minorHAnsi" w:hAnsiTheme="minorHAnsi" w:cstheme="minorHAnsi"/>
+          <w:sz w:val="21"/>
+          <w:szCs w:val="21"/>
+        </w:rPr>
+        <w:t xml:space="preserve">IPSA-NUS </w:t>
+      </w:r>
+      <w:r>
+        <w:rPr>
+          <w:rFonts w:asciiTheme="minorHAnsi" w:hAnsiTheme="minorHAnsi" w:cstheme="minorHAnsi"/>
+          <w:sz w:val="21"/>
+          <w:szCs w:val="21"/>
+        </w:rPr>
+        <w:t>Methods</w:t>
+      </w:r>
+      <w:r>
+        <w:rPr>
+          <w:rFonts w:asciiTheme="minorHAnsi" w:hAnsiTheme="minorHAnsi" w:cstheme="minorHAnsi"/>
+          <w:sz w:val="21"/>
+          <w:szCs w:val="21"/>
+        </w:rPr>
+        <w:t xml:space="preserve"> school</w:t>
+      </w:r>
+      <w:r>
+        <w:rPr>
+          <w:rFonts w:asciiTheme="minorHAnsi" w:hAnsiTheme="minorHAnsi" w:cstheme="minorHAnsi"/>
+          <w:sz w:val="21"/>
+          <w:szCs w:val="21"/>
+        </w:rPr>
+        <w:t>, Summer 2021</w:t>
+      </w:r>
+      <w:r>
+        <w:rPr>
+          <w:rFonts w:asciiTheme="minorHAnsi" w:hAnsiTheme="minorHAnsi" w:cstheme="minorHAnsi"/>
+          <w:sz w:val="21"/>
+          <w:szCs w:val="21"/>
         </w:rPr>
         <w:t>)</w:t>
+      </w:r>
+      <w:r>
+        <w:rPr>
+          <w:rFonts w:asciiTheme="minorHAnsi" w:hAnsiTheme="minorHAnsi" w:cstheme="minorHAnsi"/>
+          <w:sz w:val="21"/>
+          <w:szCs w:val="21"/>
+        </w:rPr>
+        <w:t>, Python</w:t>
       </w:r>
     </w:p>
     <w:p>
       <w:pPr>
-        <w:pStyle w:val="ListParagraph"/>
-        <w:widowControl/>
-        <w:numPr>
-          <w:ilvl w:val="0"/>
-          <w:numId w:val="35"/>
-        </w:numPr>
-        <w:shd w:val="clear" w:color="auto" w:fill="FFFFFF"/>
         <w:spacing w:line="276" w:lineRule="auto"/>
-        <w:ind w:leftChars="0"/>
-        <w:outlineLvl w:val="1"/>
-        <w:rPr>
-          <w:rFonts w:asciiTheme="minorHAnsi" w:eastAsia="Times New Roman" w:hAnsiTheme="minorHAnsi" w:cstheme="minorHAnsi"/>
-          <w:color w:val="000000" w:themeColor="text1"/>
-          <w:kern w:val="0"/>
-          <w:sz w:val="21"/>
-          <w:szCs w:val="21"/>
-          <w:lang w:eastAsia="zh-CN"/>
-        </w:rPr>
-      </w:pPr>
-      <w:r>
-        <w:rPr>
-          <w:rFonts w:asciiTheme="minorHAnsi" w:eastAsia="Times New Roman" w:hAnsiTheme="minorHAnsi" w:cstheme="minorHAnsi"/>
-          <w:color w:val="000000" w:themeColor="text1"/>
-          <w:kern w:val="0"/>
-          <w:sz w:val="21"/>
-          <w:szCs w:val="21"/>
-          <w:lang w:eastAsia="zh-CN"/>
-        </w:rPr>
-        <w:t xml:space="preserve">Departmental </w:t>
-      </w:r>
-      <w:r>
-        <w:rPr>
-          <w:rFonts w:asciiTheme="minorHAnsi" w:eastAsia="Times New Roman" w:hAnsiTheme="minorHAnsi" w:cstheme="minorHAnsi"/>
-          <w:color w:val="000000" w:themeColor="text1"/>
-          <w:kern w:val="0"/>
-          <w:sz w:val="21"/>
-          <w:szCs w:val="21"/>
-          <w:lang w:eastAsia="zh-CN"/>
-        </w:rPr>
-        <w:t xml:space="preserve">Research Grant, Department of Applied Social Sciences, (100,000 HKD, with </w:t>
-      </w:r>
-      <w:r>
-        <w:rPr>
-          <w:rFonts w:asciiTheme="minorHAnsi" w:eastAsia="Times New Roman" w:hAnsiTheme="minorHAnsi" w:cstheme="minorHAnsi"/>
-          <w:color w:val="000000" w:themeColor="text1"/>
-          <w:kern w:val="0"/>
-          <w:sz w:val="21"/>
-          <w:szCs w:val="21"/>
-          <w:lang w:eastAsia="zh-CN"/>
-        </w:rPr>
-        <w:t xml:space="preserve">Prof. </w:t>
-      </w:r>
-      <w:r>
-        <w:rPr>
-          <w:rFonts w:asciiTheme="minorHAnsi" w:eastAsia="Times New Roman" w:hAnsiTheme="minorHAnsi" w:cstheme="minorHAnsi"/>
-          <w:color w:val="000000" w:themeColor="text1"/>
-          <w:kern w:val="0"/>
-          <w:sz w:val="21"/>
-          <w:szCs w:val="21"/>
-          <w:lang w:eastAsia="zh-CN"/>
-        </w:rPr>
-        <w:t>Jingping Liu), The Hong Kong Polytechnic University (2023-2024)</w:t>
-      </w:r>
+        <w:jc w:val="both"/>
+        <w:rPr>
+          <w:rFonts w:asciiTheme="minorHAnsi" w:hAnsiTheme="minorHAnsi" w:cstheme="minorHAnsi"/>
+        </w:rPr>
+      </w:pPr>
     </w:p>
     <w:p>
       <w:pPr>
-        <w:pStyle w:val="ListParagraph"/>
-        <w:widowControl/>
-        <w:numPr>
-          <w:ilvl w:val="0"/>
-          <w:numId w:val="35"/>
-        </w:numPr>
-        <w:shd w:val="clear" w:color="auto" w:fill="FFFFFF"/>
         <w:spacing w:line="276" w:lineRule="auto"/>
-        <w:ind w:leftChars="0"/>
-        <w:outlineLvl w:val="1"/>
-        <w:rPr>
-          <w:rFonts w:asciiTheme="minorHAnsi" w:eastAsia="Times New Roman" w:hAnsiTheme="minorHAnsi" w:cstheme="minorHAnsi"/>
-          <w:color w:val="000000" w:themeColor="text1"/>
-          <w:kern w:val="0"/>
-          <w:sz w:val="21"/>
-          <w:szCs w:val="21"/>
-          <w:lang w:eastAsia="zh-CN"/>
-        </w:rPr>
-      </w:pPr>
-      <w:r>
-        <w:rPr>
-          <w:rFonts w:asciiTheme="minorHAnsi" w:eastAsia="Times New Roman" w:hAnsiTheme="minorHAnsi" w:cstheme="minorHAnsi"/>
-          <w:color w:val="000000" w:themeColor="text1"/>
-          <w:kern w:val="0"/>
-          <w:sz w:val="21"/>
-          <w:szCs w:val="21"/>
-          <w:lang w:eastAsia="zh-CN"/>
-        </w:rPr>
-        <w:t>Research in Democracy Support Grants</w:t>
-      </w:r>
-      <w:r>
-        <w:rPr>
-          <w:rFonts w:asciiTheme="minorHAnsi" w:eastAsia="Times New Roman" w:hAnsiTheme="minorHAnsi" w:cstheme="minorHAnsi"/>
-          <w:color w:val="000000" w:themeColor="text1"/>
-          <w:kern w:val="0"/>
-          <w:sz w:val="21"/>
-          <w:szCs w:val="21"/>
-          <w:lang w:eastAsia="zh-CN"/>
-        </w:rPr>
-        <w:t xml:space="preserve">, </w:t>
-      </w:r>
-      <w:r>
-        <w:rPr>
-          <w:rFonts w:asciiTheme="minorHAnsi" w:eastAsia="Times New Roman" w:hAnsiTheme="minorHAnsi" w:cstheme="minorHAnsi"/>
-          <w:color w:val="000000" w:themeColor="text1"/>
-          <w:kern w:val="0"/>
-          <w:sz w:val="21"/>
-          <w:szCs w:val="21"/>
-          <w:lang w:eastAsia="zh-CN"/>
-        </w:rPr>
-        <w:t xml:space="preserve">The </w:t>
-      </w:r>
-      <w:proofErr w:type="spellStart"/>
-      <w:r>
-        <w:rPr>
-          <w:rFonts w:asciiTheme="minorHAnsi" w:eastAsia="Times New Roman" w:hAnsiTheme="minorHAnsi" w:cstheme="minorHAnsi"/>
-          <w:color w:val="000000" w:themeColor="text1"/>
-          <w:kern w:val="0"/>
-          <w:sz w:val="21"/>
-          <w:szCs w:val="21"/>
-          <w:lang w:eastAsia="zh-CN"/>
-        </w:rPr>
-        <w:t>McCourtney</w:t>
-      </w:r>
-      <w:proofErr w:type="spellEnd"/>
-      <w:r>
-        <w:rPr>
-          <w:rFonts w:asciiTheme="minorHAnsi" w:eastAsia="Times New Roman" w:hAnsiTheme="minorHAnsi" w:cstheme="minorHAnsi"/>
-          <w:color w:val="000000" w:themeColor="text1"/>
-          <w:kern w:val="0"/>
-          <w:sz w:val="21"/>
-          <w:szCs w:val="21"/>
-          <w:lang w:eastAsia="zh-CN"/>
-        </w:rPr>
-        <w:t xml:space="preserve"> Institute for Democracy (3,500 USD</w:t>
-      </w:r>
-      <w:r>
-        <w:rPr>
-          <w:rFonts w:asciiTheme="minorHAnsi" w:eastAsia="Times New Roman" w:hAnsiTheme="minorHAnsi" w:cstheme="minorHAnsi"/>
-          <w:color w:val="000000" w:themeColor="text1"/>
-          <w:kern w:val="0"/>
-          <w:sz w:val="21"/>
-          <w:szCs w:val="21"/>
-          <w:lang w:eastAsia="zh-CN"/>
-        </w:rPr>
-        <w:t xml:space="preserve">, with </w:t>
-      </w:r>
-      <w:r>
-        <w:rPr>
-          <w:rFonts w:asciiTheme="minorHAnsi" w:eastAsia="Times New Roman" w:hAnsiTheme="minorHAnsi" w:cstheme="minorHAnsi"/>
-          <w:color w:val="000000" w:themeColor="text1"/>
-          <w:kern w:val="0"/>
-          <w:sz w:val="21"/>
-          <w:szCs w:val="21"/>
-          <w:lang w:eastAsia="zh-CN"/>
-        </w:rPr>
-        <w:t xml:space="preserve">Dr. </w:t>
-      </w:r>
-      <w:r>
-        <w:rPr>
-          <w:rFonts w:asciiTheme="minorHAnsi" w:eastAsia="Times New Roman" w:hAnsiTheme="minorHAnsi" w:cstheme="minorHAnsi"/>
-          <w:color w:val="000000" w:themeColor="text1"/>
-          <w:kern w:val="0"/>
-          <w:sz w:val="21"/>
-          <w:szCs w:val="21"/>
-          <w:lang w:eastAsia="zh-CN"/>
-        </w:rPr>
-        <w:t>Ka-</w:t>
-      </w:r>
-      <w:proofErr w:type="spellStart"/>
-      <w:r>
-        <w:rPr>
-          <w:rFonts w:asciiTheme="minorHAnsi" w:eastAsia="Times New Roman" w:hAnsiTheme="minorHAnsi" w:cstheme="minorHAnsi"/>
-          <w:color w:val="000000" w:themeColor="text1"/>
-          <w:kern w:val="0"/>
-          <w:sz w:val="21"/>
-          <w:szCs w:val="21"/>
-          <w:lang w:eastAsia="zh-CN"/>
-        </w:rPr>
-        <w:t>ming</w:t>
-      </w:r>
-      <w:proofErr w:type="spellEnd"/>
-      <w:r>
-        <w:rPr>
-          <w:rFonts w:asciiTheme="minorHAnsi" w:eastAsia="Times New Roman" w:hAnsiTheme="minorHAnsi" w:cstheme="minorHAnsi"/>
-          <w:color w:val="000000" w:themeColor="text1"/>
-          <w:kern w:val="0"/>
-          <w:sz w:val="21"/>
-          <w:szCs w:val="21"/>
-          <w:lang w:eastAsia="zh-CN"/>
-        </w:rPr>
-        <w:t xml:space="preserve"> Chan</w:t>
-      </w:r>
-      <w:r>
-        <w:rPr>
-          <w:rFonts w:asciiTheme="minorHAnsi" w:eastAsia="Times New Roman" w:hAnsiTheme="minorHAnsi" w:cstheme="minorHAnsi"/>
-          <w:color w:val="000000" w:themeColor="text1"/>
-          <w:kern w:val="0"/>
-          <w:sz w:val="21"/>
-          <w:szCs w:val="21"/>
-          <w:lang w:eastAsia="zh-CN"/>
-        </w:rPr>
-        <w:t>), PSU (Summer 2022)</w:t>
+        <w:jc w:val="both"/>
+        <w:rPr>
+          <w:rFonts w:asciiTheme="minorHAnsi" w:hAnsiTheme="minorHAnsi" w:cstheme="minorHAnsi"/>
+          <w:sz w:val="21"/>
+          <w:szCs w:val="21"/>
+        </w:rPr>
+      </w:pPr>
+      <w:r>
+        <w:rPr>
+          <w:rFonts w:asciiTheme="minorHAnsi" w:hAnsiTheme="minorHAnsi" w:cstheme="minorHAnsi"/>
+          <w:b/>
+          <w:bCs/>
+          <w:sz w:val="21"/>
+          <w:szCs w:val="21"/>
+        </w:rPr>
+        <w:t>Language</w:t>
       </w:r>
     </w:p>
     <w:p>
       <w:pPr>
-        <w:pStyle w:val="ListParagraph"/>
-        <w:numPr>
-          <w:ilvl w:val="0"/>
-          <w:numId w:val="35"/>
-        </w:numPr>
         <w:spacing w:line="276" w:lineRule="auto"/>
-        <w:ind w:leftChars="0"/>
         <w:jc w:val="both"/>
         <w:rPr>
           <w:rFonts w:asciiTheme="minorHAnsi" w:hAnsiTheme="minorHAnsi" w:cstheme="minorHAnsi"/>
-          <w:color w:val="000000" w:themeColor="text1"/>
-          <w:sz w:val="21"/>
-          <w:szCs w:val="21"/>
-          <w:lang w:eastAsia="zh-HK"/>
-        </w:rPr>
-      </w:pPr>
-      <w:r>
-        <w:rPr>
-          <w:rFonts w:asciiTheme="minorHAnsi" w:hAnsiTheme="minorHAnsi" w:cstheme="minorHAnsi"/>
-          <w:color w:val="000000" w:themeColor="text1"/>
-          <w:sz w:val="21"/>
-          <w:szCs w:val="21"/>
-          <w:lang w:eastAsia="zh-HK"/>
-        </w:rPr>
-        <w:t xml:space="preserve">Graduate Research Support Program (1,700 USD), PSU </w:t>
-      </w:r>
-      <w:r>
-        <w:rPr>
-          <w:rFonts w:asciiTheme="minorHAnsi" w:hAnsiTheme="minorHAnsi" w:cstheme="minorHAnsi"/>
-          <w:color w:val="000000" w:themeColor="text1"/>
-          <w:sz w:val="21"/>
-          <w:szCs w:val="21"/>
-          <w:lang w:eastAsia="zh-HK"/>
-        </w:rPr>
-        <w:t>(Summer 2022)</w:t>
+          <w:sz w:val="21"/>
+          <w:szCs w:val="21"/>
+        </w:rPr>
+      </w:pPr>
+      <w:r>
+        <w:rPr>
+          <w:rFonts w:asciiTheme="minorHAnsi" w:hAnsiTheme="minorHAnsi" w:cstheme="minorHAnsi"/>
+          <w:sz w:val="21"/>
+          <w:szCs w:val="21"/>
+        </w:rPr>
+        <w:t>Cantonese (</w:t>
+      </w:r>
+      <w:r>
+        <w:rPr>
+          <w:rFonts w:asciiTheme="minorHAnsi" w:hAnsiTheme="minorHAnsi" w:cstheme="minorHAnsi"/>
+          <w:sz w:val="21"/>
+          <w:szCs w:val="21"/>
+        </w:rPr>
+        <w:t>n</w:t>
+      </w:r>
+      <w:r>
+        <w:rPr>
+          <w:rFonts w:asciiTheme="minorHAnsi" w:hAnsiTheme="minorHAnsi" w:cstheme="minorHAnsi"/>
+          <w:sz w:val="21"/>
+          <w:szCs w:val="21"/>
+        </w:rPr>
+        <w:t>ative), Mandarin (</w:t>
+      </w:r>
+      <w:r>
+        <w:rPr>
+          <w:rFonts w:asciiTheme="minorHAnsi" w:hAnsiTheme="minorHAnsi" w:cstheme="minorHAnsi"/>
+          <w:sz w:val="21"/>
+          <w:szCs w:val="21"/>
+        </w:rPr>
+        <w:t>p</w:t>
+      </w:r>
+      <w:r>
+        <w:rPr>
+          <w:rFonts w:asciiTheme="minorHAnsi" w:hAnsiTheme="minorHAnsi" w:cstheme="minorHAnsi"/>
+          <w:sz w:val="21"/>
+          <w:szCs w:val="21"/>
+        </w:rPr>
+        <w:t xml:space="preserve">roficient), </w:t>
+      </w:r>
+      <w:r>
+        <w:rPr>
+          <w:rFonts w:asciiTheme="minorHAnsi" w:hAnsiTheme="minorHAnsi" w:cstheme="minorHAnsi"/>
+          <w:sz w:val="21"/>
+          <w:szCs w:val="21"/>
+        </w:rPr>
+        <w:t>English (</w:t>
+      </w:r>
+      <w:r>
+        <w:rPr>
+          <w:rFonts w:asciiTheme="minorHAnsi" w:hAnsiTheme="minorHAnsi" w:cstheme="minorHAnsi"/>
+          <w:sz w:val="21"/>
+          <w:szCs w:val="21"/>
+        </w:rPr>
+        <w:t>p</w:t>
+      </w:r>
+      <w:r>
+        <w:rPr>
+          <w:rFonts w:asciiTheme="minorHAnsi" w:hAnsiTheme="minorHAnsi" w:cstheme="minorHAnsi"/>
+          <w:sz w:val="21"/>
+          <w:szCs w:val="21"/>
+        </w:rPr>
+        <w:t xml:space="preserve">roficient), </w:t>
+      </w:r>
+      <w:r>
+        <w:rPr>
+          <w:rFonts w:asciiTheme="minorHAnsi" w:hAnsiTheme="minorHAnsi" w:cstheme="minorHAnsi"/>
+          <w:sz w:val="21"/>
+          <w:szCs w:val="21"/>
+        </w:rPr>
+        <w:t>German (</w:t>
+      </w:r>
+      <w:r>
+        <w:rPr>
+          <w:rFonts w:asciiTheme="minorHAnsi" w:hAnsiTheme="minorHAnsi" w:cstheme="minorHAnsi"/>
+          <w:sz w:val="21"/>
+          <w:szCs w:val="21"/>
+        </w:rPr>
+        <w:t>intermediate</w:t>
+      </w:r>
+      <w:r>
+        <w:rPr>
+          <w:rFonts w:asciiTheme="minorHAnsi" w:hAnsiTheme="minorHAnsi" w:cstheme="minorHAnsi"/>
+          <w:sz w:val="21"/>
+          <w:szCs w:val="21"/>
+        </w:rPr>
+        <w:t xml:space="preserve">, </w:t>
+      </w:r>
+      <w:r>
+        <w:rPr>
+          <w:rFonts w:asciiTheme="minorHAnsi" w:hAnsiTheme="minorHAnsi" w:cstheme="minorHAnsi"/>
+          <w:sz w:val="21"/>
+          <w:szCs w:val="21"/>
+        </w:rPr>
+        <w:t>s</w:t>
+      </w:r>
+      <w:r>
+        <w:rPr>
+          <w:rFonts w:asciiTheme="minorHAnsi" w:hAnsiTheme="minorHAnsi" w:cstheme="minorHAnsi"/>
+          <w:sz w:val="21"/>
+          <w:szCs w:val="21"/>
+        </w:rPr>
+        <w:t xml:space="preserve">ummer </w:t>
+      </w:r>
+      <w:r>
+        <w:rPr>
+          <w:rFonts w:asciiTheme="minorHAnsi" w:hAnsiTheme="minorHAnsi" w:cstheme="minorHAnsi"/>
+          <w:sz w:val="21"/>
+          <w:szCs w:val="21"/>
+        </w:rPr>
+        <w:t>i</w:t>
+      </w:r>
+      <w:r>
+        <w:rPr>
+          <w:rFonts w:asciiTheme="minorHAnsi" w:hAnsiTheme="minorHAnsi" w:cstheme="minorHAnsi"/>
+          <w:sz w:val="21"/>
+          <w:szCs w:val="21"/>
+        </w:rPr>
+        <w:t>mmersion in Heidelberg, Germany, 201</w:t>
+      </w:r>
+      <w:r>
+        <w:rPr>
+          <w:rFonts w:asciiTheme="minorHAnsi" w:hAnsiTheme="minorHAnsi" w:cstheme="minorHAnsi"/>
+          <w:sz w:val="21"/>
+          <w:szCs w:val="21"/>
+        </w:rPr>
+        <w:t>3</w:t>
+      </w:r>
+      <w:r>
+        <w:rPr>
+          <w:rFonts w:asciiTheme="minorHAnsi" w:hAnsiTheme="minorHAnsi" w:cstheme="minorHAnsi"/>
+          <w:sz w:val="21"/>
+          <w:szCs w:val="21"/>
+        </w:rPr>
+        <w:t>)</w:t>
+      </w:r>
+      <w:r>
+        <w:rPr>
+          <w:rFonts w:asciiTheme="minorHAnsi" w:hAnsiTheme="minorHAnsi" w:cstheme="minorHAnsi"/>
+          <w:sz w:val="21"/>
+          <w:szCs w:val="21"/>
+        </w:rPr>
+        <w:t>, Russian (elementary)</w:t>
+      </w:r>
+      <w:r>
+        <w:rPr>
+          <w:rFonts w:asciiTheme="minorHAnsi" w:hAnsiTheme="minorHAnsi" w:cstheme="minorHAnsi"/>
+          <w:sz w:val="21"/>
+          <w:szCs w:val="21"/>
+        </w:rPr>
+        <w:t>, Latin (</w:t>
+      </w:r>
+      <w:r>
+        <w:rPr>
+          <w:rFonts w:asciiTheme="minorHAnsi" w:hAnsiTheme="minorHAnsi" w:cstheme="minorHAnsi" w:hint="eastAsia"/>
+          <w:sz w:val="21"/>
+          <w:szCs w:val="21"/>
+        </w:rPr>
+        <w:t>elementary</w:t>
+      </w:r>
+      <w:r>
+        <w:rPr>
+          <w:rFonts w:asciiTheme="minorHAnsi" w:hAnsiTheme="minorHAnsi" w:cstheme="minorHAnsi"/>
+          <w:sz w:val="21"/>
+          <w:szCs w:val="21"/>
+          <w:lang w:eastAsia="zh-CN"/>
+        </w:rPr>
+        <w:t>, summer intensive course provided by Centre for Catholic Studies, CUHK, 2013)</w:t>
       </w:r>
     </w:p>
     <w:p>
       <w:pPr>
-        <w:pStyle w:val="ListParagraph"/>
-        <w:numPr>
-          <w:ilvl w:val="0"/>
-          <w:numId w:val="35"/>
-        </w:numPr>
         <w:spacing w:line="276" w:lineRule="auto"/>
-        <w:ind w:leftChars="0"/>
         <w:jc w:val="both"/>
         <w:rPr>
           <w:rFonts w:asciiTheme="minorHAnsi" w:hAnsiTheme="minorHAnsi" w:cstheme="minorHAnsi"/>
-          <w:color w:val="000000" w:themeColor="text1"/>
-          <w:sz w:val="21"/>
-          <w:szCs w:val="21"/>
-          <w:lang w:eastAsia="zh-HK"/>
-        </w:rPr>
-      </w:pPr>
-      <w:r>
-        <w:rPr>
-          <w:rFonts w:asciiTheme="minorHAnsi" w:hAnsiTheme="minorHAnsi" w:cstheme="minorHAnsi"/>
-          <w:color w:val="000000" w:themeColor="text1"/>
-          <w:sz w:val="21"/>
-          <w:szCs w:val="21"/>
-          <w:lang w:eastAsia="zh-HK"/>
-        </w:rPr>
-        <w:t>Program in Comparative Politics</w:t>
-      </w:r>
-      <w:r>
-        <w:rPr>
-          <w:rFonts w:asciiTheme="minorHAnsi" w:hAnsiTheme="minorHAnsi" w:cstheme="minorHAnsi"/>
-          <w:color w:val="000000" w:themeColor="text1"/>
-          <w:sz w:val="21"/>
-          <w:szCs w:val="21"/>
-          <w:lang w:eastAsia="zh-HK"/>
-        </w:rPr>
-        <w:t xml:space="preserve"> (PiCP) Research Grant (3,000 USD), PSU (Summer 2022)</w:t>
-      </w:r>
+        </w:rPr>
+      </w:pPr>
     </w:p>
     <w:p>
       <w:pPr>
-        <w:pStyle w:val="ListParagraph"/>
-        <w:numPr>
-          <w:ilvl w:val="0"/>
-          <w:numId w:val="35"/>
-        </w:numPr>
         <w:spacing w:line="276" w:lineRule="auto"/>
-        <w:ind w:leftChars="0"/>
         <w:jc w:val="both"/>
         <w:rPr>
           <w:rFonts w:asciiTheme="minorHAnsi" w:hAnsiTheme="minorHAnsi" w:cstheme="minorHAnsi"/>
-          <w:color w:val="000000" w:themeColor="text1"/>
-          <w:sz w:val="21"/>
-          <w:szCs w:val="21"/>
-          <w:lang w:eastAsia="zh-HK"/>
-        </w:rPr>
-      </w:pPr>
-      <w:r>
-        <w:rPr>
-          <w:rFonts w:asciiTheme="minorHAnsi" w:hAnsiTheme="minorHAnsi" w:cstheme="minorHAnsi"/>
-          <w:color w:val="000000" w:themeColor="text1"/>
-          <w:sz w:val="21"/>
-          <w:szCs w:val="21"/>
-          <w:lang w:eastAsia="zh-HK"/>
-        </w:rPr>
-        <w:t>Exemplary Teaching Assistant Award, CUHK</w:t>
-      </w:r>
-      <w:r>
-        <w:rPr>
-          <w:rFonts w:asciiTheme="minorHAnsi" w:hAnsiTheme="minorHAnsi" w:cstheme="minorHAnsi"/>
-          <w:color w:val="000000" w:themeColor="text1"/>
-          <w:sz w:val="21"/>
-          <w:szCs w:val="21"/>
-          <w:lang w:eastAsia="zh-HK"/>
-        </w:rPr>
-        <w:t xml:space="preserve"> (</w:t>
-      </w:r>
-      <w:r>
-        <w:rPr>
-          <w:rFonts w:asciiTheme="minorHAnsi" w:eastAsia="2cA" w:hAnsiTheme="minorHAnsi" w:cstheme="minorHAnsi"/>
-          <w:color w:val="000000" w:themeColor="text1"/>
-          <w:kern w:val="0"/>
-          <w:sz w:val="21"/>
-          <w:szCs w:val="21"/>
-          <w:lang w:eastAsia="zh-HK"/>
-        </w:rPr>
-        <w:t>Spring 2018</w:t>
-      </w:r>
-      <w:r>
-        <w:rPr>
-          <w:rFonts w:asciiTheme="minorHAnsi" w:eastAsia="2cA" w:hAnsiTheme="minorHAnsi" w:cstheme="minorHAnsi"/>
-          <w:color w:val="000000" w:themeColor="text1"/>
-          <w:kern w:val="0"/>
-          <w:sz w:val="21"/>
-          <w:szCs w:val="21"/>
-          <w:lang w:eastAsia="zh-HK"/>
-        </w:rPr>
-        <w:t>)</w:t>
+          <w:b/>
+          <w:bCs/>
+        </w:rPr>
+      </w:pPr>
+      <w:r>
+        <w:rPr>
+          <w:rFonts w:asciiTheme="minorHAnsi" w:hAnsiTheme="minorHAnsi" w:cstheme="minorHAnsi"/>
+          <w:b/>
+          <w:bCs/>
+        </w:rPr>
+        <w:t>Professional Affiliation</w:t>
       </w:r>
     </w:p>
     <w:p>
       <w:pPr>
-        <w:pStyle w:val="ListParagraph"/>
-        <w:numPr>
-          <w:ilvl w:val="0"/>
-          <w:numId w:val="35"/>
-        </w:numPr>
         <w:spacing w:line="276" w:lineRule="auto"/>
-        <w:ind w:leftChars="0"/>
         <w:jc w:val="both"/>
         <w:rPr>
           <w:rFonts w:asciiTheme="minorHAnsi" w:hAnsiTheme="minorHAnsi" w:cstheme="minorHAnsi"/>
-          <w:color w:val="000000" w:themeColor="text1"/>
-          <w:sz w:val="21"/>
-          <w:szCs w:val="21"/>
-          <w:lang w:eastAsia="zh-HK"/>
-        </w:rPr>
-      </w:pPr>
-      <w:r>
-        <w:rPr>
-          <w:rFonts w:asciiTheme="minorHAnsi" w:eastAsia="2cA" w:hAnsiTheme="minorHAnsi" w:cstheme="minorHAnsi"/>
-          <w:iCs/>
-          <w:color w:val="000000" w:themeColor="text1"/>
-          <w:kern w:val="0"/>
-          <w:sz w:val="21"/>
-          <w:szCs w:val="21"/>
-          <w:lang w:eastAsia="zh-HK"/>
-        </w:rPr>
-        <w:t>Admission Scholarship (5</w:t>
-      </w:r>
-      <w:r>
-        <w:rPr>
-          <w:rFonts w:asciiTheme="minorHAnsi" w:eastAsia="2cA" w:hAnsiTheme="minorHAnsi" w:cstheme="minorHAnsi"/>
-          <w:iCs/>
-          <w:color w:val="000000" w:themeColor="text1"/>
-          <w:kern w:val="0"/>
-          <w:sz w:val="21"/>
-          <w:szCs w:val="21"/>
-          <w:lang w:eastAsia="zh-HK"/>
-        </w:rPr>
-        <w:t>,</w:t>
-      </w:r>
-      <w:r>
-        <w:rPr>
-          <w:rFonts w:asciiTheme="minorHAnsi" w:eastAsia="2cA" w:hAnsiTheme="minorHAnsi" w:cstheme="minorHAnsi"/>
-          <w:iCs/>
-          <w:color w:val="000000" w:themeColor="text1"/>
-          <w:kern w:val="0"/>
-          <w:sz w:val="21"/>
-          <w:szCs w:val="21"/>
-          <w:lang w:eastAsia="zh-HK"/>
-        </w:rPr>
-        <w:t xml:space="preserve">000 HKD), </w:t>
-      </w:r>
-      <w:r>
-        <w:rPr>
-          <w:rFonts w:asciiTheme="minorHAnsi" w:hAnsiTheme="minorHAnsi" w:cstheme="minorHAnsi"/>
-          <w:color w:val="000000" w:themeColor="text1"/>
-          <w:sz w:val="21"/>
-          <w:szCs w:val="21"/>
-          <w:lang w:eastAsia="zh-HK"/>
-        </w:rPr>
-        <w:t>CUHK</w:t>
-      </w:r>
-      <w:r>
-        <w:rPr>
-          <w:rFonts w:asciiTheme="minorHAnsi" w:eastAsia="2cA" w:hAnsiTheme="minorHAnsi" w:cstheme="minorHAnsi"/>
-          <w:iCs/>
-          <w:color w:val="000000" w:themeColor="text1"/>
-          <w:kern w:val="0"/>
-          <w:sz w:val="21"/>
-          <w:szCs w:val="21"/>
-          <w:lang w:eastAsia="zh-HK"/>
-        </w:rPr>
-        <w:t xml:space="preserve"> </w:t>
-      </w:r>
-      <w:r>
-        <w:rPr>
-          <w:rFonts w:asciiTheme="minorHAnsi" w:eastAsia="2cA" w:hAnsiTheme="minorHAnsi" w:cstheme="minorHAnsi"/>
-          <w:iCs/>
-          <w:color w:val="000000" w:themeColor="text1"/>
-          <w:kern w:val="0"/>
-          <w:sz w:val="21"/>
-          <w:szCs w:val="21"/>
-          <w:lang w:eastAsia="zh-HK"/>
-        </w:rPr>
-        <w:t>(</w:t>
-      </w:r>
-      <w:r>
-        <w:rPr>
-          <w:rFonts w:asciiTheme="minorHAnsi" w:eastAsia="2cA" w:hAnsiTheme="minorHAnsi" w:cstheme="minorHAnsi"/>
-          <w:iCs/>
-          <w:color w:val="000000" w:themeColor="text1"/>
-          <w:kern w:val="0"/>
-          <w:sz w:val="21"/>
-          <w:szCs w:val="21"/>
-          <w:lang w:eastAsia="zh-HK"/>
-        </w:rPr>
-        <w:t>Fall 2011</w:t>
-      </w:r>
-      <w:r>
-        <w:rPr>
-          <w:rFonts w:asciiTheme="minorHAnsi" w:eastAsia="2cA" w:hAnsiTheme="minorHAnsi" w:cstheme="minorHAnsi"/>
-          <w:iCs/>
-          <w:color w:val="000000" w:themeColor="text1"/>
-          <w:kern w:val="0"/>
-          <w:sz w:val="21"/>
-          <w:szCs w:val="21"/>
-          <w:lang w:eastAsia="zh-HK"/>
-        </w:rPr>
-        <w:t>)</w:t>
+          <w:sz w:val="21"/>
+          <w:szCs w:val="20"/>
+        </w:rPr>
+      </w:pPr>
+      <w:r>
+        <w:rPr>
+          <w:rFonts w:asciiTheme="minorHAnsi" w:hAnsiTheme="minorHAnsi" w:cstheme="minorHAnsi"/>
+          <w:sz w:val="21"/>
+          <w:szCs w:val="20"/>
+        </w:rPr>
+        <w:t xml:space="preserve">Member: </w:t>
+      </w:r>
+      <w:r>
+        <w:rPr>
+          <w:rFonts w:asciiTheme="minorHAnsi" w:hAnsiTheme="minorHAnsi" w:cstheme="minorHAnsi"/>
+          <w:color w:val="000000"/>
+          <w:kern w:val="0"/>
+          <w:sz w:val="21"/>
+          <w:szCs w:val="21"/>
+        </w:rPr>
+        <w:t>American Political Science Association</w:t>
+      </w:r>
+      <w:r>
+        <w:rPr>
+          <w:rFonts w:asciiTheme="minorHAnsi" w:hAnsiTheme="minorHAnsi" w:cstheme="minorHAnsi"/>
+          <w:sz w:val="21"/>
+          <w:szCs w:val="20"/>
+        </w:rPr>
+        <w:t xml:space="preserve">, </w:t>
+      </w:r>
+      <w:r>
+        <w:rPr>
+          <w:rFonts w:asciiTheme="minorHAnsi" w:hAnsiTheme="minorHAnsi" w:cstheme="minorHAnsi"/>
+          <w:color w:val="000000"/>
+          <w:kern w:val="0"/>
+          <w:sz w:val="21"/>
+          <w:szCs w:val="21"/>
+        </w:rPr>
+        <w:t>Midwest Political Science Association</w:t>
+      </w:r>
+      <w:r>
+        <w:rPr>
+          <w:rFonts w:asciiTheme="minorHAnsi" w:hAnsiTheme="minorHAnsi" w:cstheme="minorHAnsi"/>
+          <w:sz w:val="21"/>
+          <w:szCs w:val="20"/>
+        </w:rPr>
+        <w:t xml:space="preserve">, </w:t>
+      </w:r>
+      <w:r>
+        <w:rPr>
+          <w:rFonts w:asciiTheme="minorHAnsi" w:hAnsiTheme="minorHAnsi" w:cstheme="minorHAnsi"/>
+          <w:sz w:val="21"/>
+          <w:szCs w:val="20"/>
+        </w:rPr>
+        <w:t>Peace Science Society</w:t>
+      </w:r>
+      <w:r>
+        <w:rPr>
+          <w:rFonts w:asciiTheme="minorHAnsi" w:hAnsiTheme="minorHAnsi" w:cstheme="minorHAnsi"/>
+          <w:sz w:val="21"/>
+          <w:szCs w:val="20"/>
+        </w:rPr>
+        <w:t xml:space="preserve">, </w:t>
+      </w:r>
+      <w:r>
+        <w:rPr>
+          <w:rFonts w:asciiTheme="minorHAnsi" w:hAnsiTheme="minorHAnsi" w:cstheme="minorHAnsi"/>
+          <w:sz w:val="21"/>
+          <w:szCs w:val="20"/>
+        </w:rPr>
+        <w:t>Society of Hong Kong Studies</w:t>
+      </w:r>
+      <w:r>
+        <w:rPr>
+          <w:rFonts w:asciiTheme="minorHAnsi" w:hAnsiTheme="minorHAnsi" w:cstheme="minorHAnsi"/>
+          <w:sz w:val="21"/>
+          <w:szCs w:val="20"/>
+        </w:rPr>
+        <w:t xml:space="preserve">, </w:t>
+      </w:r>
+      <w:r>
+        <w:rPr>
+          <w:rFonts w:asciiTheme="minorHAnsi" w:hAnsiTheme="minorHAnsi" w:cstheme="minorHAnsi"/>
+          <w:sz w:val="21"/>
+          <w:szCs w:val="20"/>
+        </w:rPr>
+        <w:t>Global Research Association of Politics in Hong Kong</w:t>
+      </w:r>
+      <w:r>
+        <w:rPr>
+          <w:rFonts w:asciiTheme="minorHAnsi" w:hAnsiTheme="minorHAnsi" w:cstheme="minorHAnsi"/>
+          <w:sz w:val="21"/>
+          <w:szCs w:val="20"/>
+        </w:rPr>
+        <w:t xml:space="preserve"> (founding member)</w:t>
       </w:r>
     </w:p>
     <w:p>
       <w:pPr>
         <w:spacing w:line="276" w:lineRule="auto"/>
-        <w:ind w:left="360"/>
         <w:jc w:val="both"/>
         <w:rPr>
           <w:rFonts w:asciiTheme="minorHAnsi" w:hAnsiTheme="minorHAnsi" w:cstheme="minorHAnsi"/>
           <w:sz w:val="21"/>
-          <w:szCs w:val="21"/>
-          <w:lang w:eastAsia="zh-HK"/>
+          <w:szCs w:val="20"/>
         </w:rPr>
       </w:pPr>
     </w:p>
@@ -6755,8 +8742,8 @@
           <w:rFonts w:asciiTheme="minorHAnsi" w:hAnsiTheme="minorHAnsi" w:cstheme="minorHAnsi"/>
           <w:b/>
           <w:bCs/>
+          <w:sz w:val="21"/>
           <w:szCs w:val="20"/>
-          <w:lang w:eastAsia="zh-HK"/>
         </w:rPr>
       </w:pPr>
       <w:r>
@@ -6764,31 +8751,684 @@
           <w:rFonts w:asciiTheme="minorHAnsi" w:hAnsiTheme="minorHAnsi" w:cstheme="minorHAnsi"/>
           <w:b/>
           <w:bCs/>
+          <w:sz w:val="21"/>
           <w:szCs w:val="20"/>
-          <w:lang w:eastAsia="zh-HK"/>
-        </w:rPr>
-        <w:t xml:space="preserve">Skills </w:t>
-      </w:r>
-      <w:r>
+        </w:rPr>
+        <w:t>Referee</w:t>
+      </w:r>
+    </w:p>
+    <w:p>
+      <w:pPr>
+        <w:spacing w:line="276" w:lineRule="auto"/>
+        <w:jc w:val="both"/>
         <w:rPr>
           <w:rFonts w:asciiTheme="minorHAnsi" w:hAnsiTheme="minorHAnsi" w:cstheme="minorHAnsi"/>
           <w:b/>
           <w:bCs/>
+          <w:sz w:val="21"/>
           <w:szCs w:val="20"/>
-          <w:lang w:eastAsia="zh-HK"/>
-        </w:rPr>
-        <w:t>a</w:t>
-      </w:r>
-      <w:r>
+        </w:rPr>
+      </w:pPr>
+    </w:p>
+    <w:tbl>
+      <w:tblPr>
+        <w:tblStyle w:val="TableGrid"/>
+        <w:tblW w:w="9214" w:type="dxa"/>
+        <w:tblBorders>
+          <w:top w:val="none" w:sz="0" w:space="0" w:color="auto"/>
+          <w:left w:val="none" w:sz="0" w:space="0" w:color="auto"/>
+          <w:bottom w:val="none" w:sz="0" w:space="0" w:color="auto"/>
+          <w:right w:val="none" w:sz="0" w:space="0" w:color="auto"/>
+          <w:insideH w:val="none" w:sz="0" w:space="0" w:color="auto"/>
+          <w:insideV w:val="none" w:sz="0" w:space="0" w:color="auto"/>
+        </w:tblBorders>
+        <w:tblLook w:val="04A0" w:firstRow="1" w:lastRow="0" w:firstColumn="1" w:lastColumn="0" w:noHBand="0" w:noVBand="1"/>
+      </w:tblPr>
+      <w:tblGrid>
+        <w:gridCol w:w="4868"/>
+        <w:gridCol w:w="4346"/>
+      </w:tblGrid>
+      <w:tr>
+        <w:tc>
+          <w:tcPr>
+            <w:tcW w:w="4868" w:type="dxa"/>
+          </w:tcPr>
+          <w:p>
+            <w:pPr>
+              <w:spacing w:line="276" w:lineRule="auto"/>
+              <w:jc w:val="both"/>
+              <w:rPr>
+                <w:rFonts w:asciiTheme="minorHAnsi" w:hAnsiTheme="minorHAnsi" w:cstheme="minorHAnsi"/>
+                <w:b/>
+                <w:bCs/>
+                <w:color w:val="000000" w:themeColor="text1"/>
+                <w:sz w:val="21"/>
+                <w:szCs w:val="21"/>
+              </w:rPr>
+            </w:pPr>
+            <w:r>
+              <w:rPr>
+                <w:rFonts w:asciiTheme="minorHAnsi" w:hAnsiTheme="minorHAnsi" w:cstheme="minorHAnsi"/>
+                <w:b/>
+                <w:bCs/>
+                <w:color w:val="000000" w:themeColor="text1"/>
+                <w:sz w:val="21"/>
+                <w:szCs w:val="21"/>
+              </w:rPr>
+              <w:t>Joseph Wright</w:t>
+            </w:r>
+          </w:p>
+          <w:p>
+            <w:pPr>
+              <w:widowControl/>
+              <w:shd w:val="clear" w:color="auto" w:fill="FFFFFF"/>
+              <w:rPr>
+                <w:rFonts w:asciiTheme="minorHAnsi" w:eastAsia="Times New Roman" w:hAnsiTheme="minorHAnsi" w:cstheme="minorHAnsi"/>
+                <w:color w:val="000000" w:themeColor="text1"/>
+                <w:sz w:val="21"/>
+                <w:szCs w:val="21"/>
+              </w:rPr>
+            </w:pPr>
+            <w:r>
+              <w:rPr>
+                <w:rFonts w:asciiTheme="minorHAnsi" w:hAnsiTheme="minorHAnsi" w:cstheme="minorHAnsi"/>
+                <w:color w:val="000000" w:themeColor="text1"/>
+                <w:sz w:val="21"/>
+                <w:szCs w:val="21"/>
+              </w:rPr>
+              <w:t>Professor of Political Science</w:t>
+            </w:r>
+            <w:r>
+              <w:rPr>
+                <w:rFonts w:asciiTheme="minorHAnsi" w:hAnsiTheme="minorHAnsi" w:cstheme="minorHAnsi"/>
+                <w:color w:val="000000" w:themeColor="text1"/>
+                <w:sz w:val="21"/>
+                <w:szCs w:val="21"/>
+              </w:rPr>
+              <w:t>, PSU</w:t>
+            </w:r>
+          </w:p>
+          <w:p>
+            <w:pPr>
+              <w:widowControl/>
+              <w:rPr>
+                <w:rFonts w:asciiTheme="minorHAnsi" w:eastAsia="Times New Roman" w:hAnsiTheme="minorHAnsi" w:cstheme="minorHAnsi"/>
+                <w:color w:val="000000" w:themeColor="text1"/>
+                <w:sz w:val="21"/>
+                <w:szCs w:val="21"/>
+              </w:rPr>
+            </w:pPr>
+            <w:r>
+              <w:rPr>
+                <w:rFonts w:asciiTheme="minorHAnsi" w:hAnsiTheme="minorHAnsi" w:cstheme="minorHAnsi"/>
+                <w:color w:val="000000" w:themeColor="text1"/>
+                <w:sz w:val="21"/>
+                <w:szCs w:val="21"/>
+                <w:shd w:val="clear" w:color="auto" w:fill="FFFFFF"/>
+              </w:rPr>
+              <w:t>424 Susan Welch Liberal Arts Building</w:t>
+            </w:r>
+            <w:r>
+              <w:rPr>
+                <w:rFonts w:asciiTheme="minorHAnsi" w:hAnsiTheme="minorHAnsi" w:cstheme="minorHAnsi"/>
+                <w:color w:val="000000" w:themeColor="text1"/>
+                <w:sz w:val="21"/>
+                <w:szCs w:val="21"/>
+                <w:shd w:val="clear" w:color="auto" w:fill="FFFFFF"/>
+              </w:rPr>
+              <w:t>,</w:t>
+            </w:r>
+            <w:r>
+              <w:rPr>
+                <w:rFonts w:asciiTheme="minorHAnsi" w:hAnsiTheme="minorHAnsi" w:cstheme="minorHAnsi"/>
+                <w:color w:val="000000" w:themeColor="text1"/>
+                <w:sz w:val="21"/>
+                <w:szCs w:val="21"/>
+                <w:shd w:val="clear" w:color="auto" w:fill="FFFFFF"/>
+              </w:rPr>
+              <w:t xml:space="preserve"> University Park, PA 16802</w:t>
+            </w:r>
+          </w:p>
+          <w:p>
+            <w:pPr>
+              <w:widowControl/>
+              <w:rPr>
+                <w:rFonts w:asciiTheme="minorHAnsi" w:eastAsia="Times New Roman" w:hAnsiTheme="minorHAnsi" w:cstheme="minorHAnsi"/>
+                <w:color w:val="000000" w:themeColor="text1"/>
+                <w:sz w:val="21"/>
+                <w:szCs w:val="21"/>
+              </w:rPr>
+            </w:pPr>
+            <w:hyperlink r:id="rId12" w:history="1">
+              <w:r>
+                <w:rPr>
+                  <w:rStyle w:val="jet-listing-dynamic-linklabel"/>
+                  <w:rFonts w:asciiTheme="minorHAnsi" w:hAnsiTheme="minorHAnsi" w:cstheme="minorHAnsi"/>
+                  <w:color w:val="000000" w:themeColor="text1"/>
+                  <w:sz w:val="21"/>
+                  <w:szCs w:val="21"/>
+                  <w:shd w:val="clear" w:color="auto" w:fill="FFFFFF"/>
+                </w:rPr>
+                <w:t>joseph</w:t>
+              </w:r>
+              <w:r>
+                <w:rPr>
+                  <w:rStyle w:val="jet-listing-dynamic-linklabel"/>
+                  <w:rFonts w:asciiTheme="minorHAnsi" w:hAnsiTheme="minorHAnsi" w:cstheme="minorHAnsi"/>
+                  <w:color w:val="000000" w:themeColor="text1"/>
+                  <w:sz w:val="21"/>
+                  <w:szCs w:val="21"/>
+                  <w:shd w:val="clear" w:color="auto" w:fill="FFFFFF"/>
+                </w:rPr>
+                <w:t>G</w:t>
+              </w:r>
+              <w:r>
+                <w:rPr>
+                  <w:rStyle w:val="jet-listing-dynamic-linklabel"/>
+                  <w:rFonts w:asciiTheme="minorHAnsi" w:hAnsiTheme="minorHAnsi" w:cstheme="minorHAnsi"/>
+                  <w:color w:val="000000" w:themeColor="text1"/>
+                  <w:sz w:val="21"/>
+                  <w:szCs w:val="21"/>
+                  <w:shd w:val="clear" w:color="auto" w:fill="FFFFFF"/>
+                </w:rPr>
+                <w:t>wright@gmail.com</w:t>
+              </w:r>
+            </w:hyperlink>
+          </w:p>
+          <w:p>
+            <w:pPr>
+              <w:spacing w:line="276" w:lineRule="auto"/>
+              <w:jc w:val="both"/>
+              <w:rPr>
+                <w:rFonts w:asciiTheme="minorHAnsi" w:hAnsiTheme="minorHAnsi" w:cstheme="minorHAnsi"/>
+                <w:color w:val="000000" w:themeColor="text1"/>
+                <w:sz w:val="21"/>
+                <w:szCs w:val="21"/>
+              </w:rPr>
+            </w:pPr>
+          </w:p>
+        </w:tc>
+        <w:tc>
+          <w:tcPr>
+            <w:tcW w:w="4346" w:type="dxa"/>
+          </w:tcPr>
+          <w:p>
+            <w:pPr>
+              <w:pStyle w:val="Heading1"/>
+              <w:shd w:val="clear" w:color="auto" w:fill="FFFFFF"/>
+              <w:spacing w:before="0"/>
+              <w:rPr>
+                <w:rFonts w:asciiTheme="minorHAnsi" w:eastAsia="Times New Roman" w:hAnsiTheme="minorHAnsi" w:cstheme="minorHAnsi"/>
+                <w:b/>
+                <w:bCs/>
+                <w:color w:val="000000" w:themeColor="text1"/>
+                <w:sz w:val="21"/>
+                <w:szCs w:val="21"/>
+              </w:rPr>
+            </w:pPr>
+            <w:r>
+              <w:rPr>
+                <w:rFonts w:asciiTheme="minorHAnsi" w:hAnsiTheme="minorHAnsi" w:cstheme="minorHAnsi"/>
+                <w:b/>
+                <w:bCs/>
+                <w:color w:val="000000" w:themeColor="text1"/>
+                <w:sz w:val="21"/>
+                <w:szCs w:val="21"/>
+              </w:rPr>
+              <w:t xml:space="preserve">Bruce </w:t>
+            </w:r>
+            <w:r>
+              <w:rPr>
+                <w:rFonts w:asciiTheme="minorHAnsi" w:hAnsiTheme="minorHAnsi" w:cstheme="minorHAnsi"/>
+                <w:b/>
+                <w:bCs/>
+                <w:color w:val="000000" w:themeColor="text1"/>
+                <w:sz w:val="21"/>
+                <w:szCs w:val="21"/>
+              </w:rPr>
+              <w:t>Desmarais</w:t>
+            </w:r>
+          </w:p>
+          <w:p>
+            <w:pPr>
+              <w:widowControl/>
+              <w:shd w:val="clear" w:color="auto" w:fill="FFFFFF"/>
+              <w:rPr>
+                <w:rFonts w:asciiTheme="minorHAnsi" w:hAnsiTheme="minorHAnsi" w:cstheme="minorHAnsi"/>
+                <w:color w:val="000000" w:themeColor="text1"/>
+                <w:sz w:val="21"/>
+                <w:szCs w:val="21"/>
+              </w:rPr>
+            </w:pPr>
+            <w:r>
+              <w:rPr>
+                <w:rFonts w:asciiTheme="minorHAnsi" w:hAnsiTheme="minorHAnsi" w:cstheme="minorHAnsi"/>
+                <w:color w:val="000000" w:themeColor="text1"/>
+                <w:sz w:val="21"/>
+                <w:szCs w:val="21"/>
+              </w:rPr>
+              <w:t>Professor of Political Science</w:t>
+            </w:r>
+            <w:r>
+              <w:rPr>
+                <w:rFonts w:asciiTheme="minorHAnsi" w:hAnsiTheme="minorHAnsi" w:cstheme="minorHAnsi"/>
+                <w:color w:val="000000" w:themeColor="text1"/>
+                <w:sz w:val="21"/>
+                <w:szCs w:val="21"/>
+              </w:rPr>
+              <w:t xml:space="preserve"> and</w:t>
+            </w:r>
+            <w:r>
+              <w:rPr>
+                <w:rFonts w:asciiTheme="minorHAnsi" w:hAnsiTheme="minorHAnsi" w:cstheme="minorHAnsi"/>
+                <w:color w:val="000000" w:themeColor="text1"/>
+                <w:sz w:val="21"/>
+                <w:szCs w:val="21"/>
+              </w:rPr>
+              <w:t xml:space="preserve"> Social Data Analytics</w:t>
+            </w:r>
+            <w:r>
+              <w:rPr>
+                <w:rFonts w:asciiTheme="minorHAnsi" w:hAnsiTheme="minorHAnsi" w:cstheme="minorHAnsi"/>
+                <w:color w:val="000000" w:themeColor="text1"/>
+                <w:sz w:val="21"/>
+                <w:szCs w:val="21"/>
+              </w:rPr>
+              <w:t>,</w:t>
+            </w:r>
+            <w:r>
+              <w:rPr>
+                <w:rFonts w:asciiTheme="minorHAnsi" w:hAnsiTheme="minorHAnsi" w:cstheme="minorHAnsi"/>
+                <w:color w:val="000000" w:themeColor="text1"/>
+                <w:sz w:val="21"/>
+                <w:szCs w:val="21"/>
+              </w:rPr>
+              <w:t xml:space="preserve"> </w:t>
+            </w:r>
+            <w:r>
+              <w:rPr>
+                <w:rFonts w:asciiTheme="minorHAnsi" w:hAnsiTheme="minorHAnsi" w:cstheme="minorHAnsi"/>
+                <w:color w:val="000000" w:themeColor="text1"/>
+                <w:sz w:val="21"/>
+                <w:szCs w:val="21"/>
+              </w:rPr>
+              <w:t>PSU</w:t>
+            </w:r>
+          </w:p>
+          <w:p>
+            <w:pPr>
+              <w:widowControl/>
+              <w:rPr>
+                <w:rFonts w:asciiTheme="minorHAnsi" w:hAnsiTheme="minorHAnsi" w:cstheme="minorHAnsi"/>
+                <w:color w:val="000000" w:themeColor="text1"/>
+                <w:sz w:val="21"/>
+                <w:szCs w:val="21"/>
+                <w:shd w:val="clear" w:color="auto" w:fill="FFFFFF"/>
+              </w:rPr>
+            </w:pPr>
+            <w:r>
+              <w:rPr>
+                <w:rFonts w:asciiTheme="minorHAnsi" w:hAnsiTheme="minorHAnsi" w:cstheme="minorHAnsi"/>
+                <w:color w:val="000000" w:themeColor="text1"/>
+                <w:sz w:val="21"/>
+                <w:szCs w:val="21"/>
+                <w:shd w:val="clear" w:color="auto" w:fill="FFFFFF"/>
+              </w:rPr>
+              <w:t>419 Susan Welch Liberal Arts Building</w:t>
+            </w:r>
+            <w:r>
+              <w:rPr>
+                <w:rFonts w:asciiTheme="minorHAnsi" w:hAnsiTheme="minorHAnsi" w:cstheme="minorHAnsi"/>
+                <w:color w:val="000000" w:themeColor="text1"/>
+                <w:sz w:val="21"/>
+                <w:szCs w:val="21"/>
+                <w:shd w:val="clear" w:color="auto" w:fill="FFFFFF"/>
+              </w:rPr>
+              <w:t>,</w:t>
+            </w:r>
+            <w:r>
+              <w:rPr>
+                <w:rFonts w:asciiTheme="minorHAnsi" w:hAnsiTheme="minorHAnsi" w:cstheme="minorHAnsi"/>
+                <w:color w:val="000000" w:themeColor="text1"/>
+                <w:sz w:val="21"/>
+                <w:szCs w:val="21"/>
+                <w:shd w:val="clear" w:color="auto" w:fill="FFFFFF"/>
+              </w:rPr>
+              <w:t xml:space="preserve"> University Park, PA 16802</w:t>
+            </w:r>
+          </w:p>
+          <w:p>
+            <w:pPr>
+              <w:widowControl/>
+              <w:rPr>
+                <w:rFonts w:asciiTheme="minorHAnsi" w:eastAsia="Times New Roman" w:hAnsiTheme="minorHAnsi" w:cstheme="minorHAnsi"/>
+                <w:color w:val="000000" w:themeColor="text1"/>
+                <w:sz w:val="21"/>
+                <w:szCs w:val="21"/>
+              </w:rPr>
+            </w:pPr>
+            <w:hyperlink r:id="rId13" w:history="1">
+              <w:r>
+                <w:rPr>
+                  <w:rStyle w:val="jet-listing-dynamic-linklabel"/>
+                  <w:rFonts w:asciiTheme="minorHAnsi" w:hAnsiTheme="minorHAnsi" w:cstheme="minorHAnsi"/>
+                  <w:color w:val="000000" w:themeColor="text1"/>
+                  <w:sz w:val="21"/>
+                  <w:szCs w:val="21"/>
+                  <w:shd w:val="clear" w:color="auto" w:fill="FFFFFF"/>
+                </w:rPr>
+                <w:t>bdesmarais@psu.edu</w:t>
+              </w:r>
+            </w:hyperlink>
+          </w:p>
+          <w:p>
+            <w:pPr>
+              <w:spacing w:line="276" w:lineRule="auto"/>
+              <w:jc w:val="both"/>
+              <w:rPr>
+                <w:rFonts w:asciiTheme="minorHAnsi" w:hAnsiTheme="minorHAnsi" w:cstheme="minorHAnsi"/>
+                <w:color w:val="000000" w:themeColor="text1"/>
+                <w:sz w:val="21"/>
+                <w:szCs w:val="21"/>
+              </w:rPr>
+            </w:pPr>
+          </w:p>
+        </w:tc>
+      </w:tr>
+      <w:tr>
+        <w:tc>
+          <w:tcPr>
+            <w:tcW w:w="4868" w:type="dxa"/>
+          </w:tcPr>
+          <w:p>
+            <w:pPr>
+              <w:pStyle w:val="Heading1"/>
+              <w:spacing w:before="0"/>
+              <w:rPr>
+                <w:rFonts w:asciiTheme="minorHAnsi" w:hAnsiTheme="minorHAnsi" w:cstheme="minorHAnsi"/>
+                <w:b/>
+                <w:bCs/>
+                <w:color w:val="000000" w:themeColor="text1"/>
+                <w:sz w:val="21"/>
+                <w:szCs w:val="21"/>
+              </w:rPr>
+            </w:pPr>
+            <w:r>
+              <w:rPr>
+                <w:rFonts w:asciiTheme="minorHAnsi" w:hAnsiTheme="minorHAnsi" w:cstheme="minorHAnsi"/>
+                <w:b/>
+                <w:bCs/>
+                <w:color w:val="000000" w:themeColor="text1"/>
+                <w:sz w:val="21"/>
+                <w:szCs w:val="21"/>
+              </w:rPr>
+              <w:t xml:space="preserve">Daniel </w:t>
+            </w:r>
+            <w:proofErr w:type="spellStart"/>
+            <w:r>
+              <w:rPr>
+                <w:rFonts w:asciiTheme="minorHAnsi" w:hAnsiTheme="minorHAnsi" w:cstheme="minorHAnsi"/>
+                <w:b/>
+                <w:bCs/>
+                <w:color w:val="000000" w:themeColor="text1"/>
+                <w:sz w:val="21"/>
+                <w:szCs w:val="21"/>
+              </w:rPr>
+              <w:t>Tavana</w:t>
+            </w:r>
+            <w:proofErr w:type="spellEnd"/>
+          </w:p>
+          <w:p>
+            <w:pPr>
+              <w:widowControl/>
+              <w:rPr>
+                <w:rFonts w:asciiTheme="minorHAnsi" w:eastAsia="Times New Roman" w:hAnsiTheme="minorHAnsi" w:cstheme="minorHAnsi"/>
+                <w:color w:val="000000" w:themeColor="text1"/>
+                <w:sz w:val="21"/>
+                <w:szCs w:val="21"/>
+              </w:rPr>
+            </w:pPr>
+            <w:r>
+              <w:rPr>
+                <w:rFonts w:asciiTheme="minorHAnsi" w:hAnsiTheme="minorHAnsi" w:cstheme="minorHAnsi"/>
+                <w:color w:val="000000" w:themeColor="text1"/>
+                <w:sz w:val="21"/>
+                <w:szCs w:val="21"/>
+                <w:shd w:val="clear" w:color="auto" w:fill="FFFFFF"/>
+              </w:rPr>
+              <w:t>Assistant Professor of Political Science</w:t>
+            </w:r>
+            <w:r>
+              <w:rPr>
+                <w:rFonts w:asciiTheme="minorHAnsi" w:hAnsiTheme="minorHAnsi" w:cstheme="minorHAnsi"/>
+                <w:color w:val="000000" w:themeColor="text1"/>
+                <w:sz w:val="21"/>
+                <w:szCs w:val="21"/>
+                <w:shd w:val="clear" w:color="auto" w:fill="FFFFFF"/>
+              </w:rPr>
+              <w:t>, PSU</w:t>
+            </w:r>
+          </w:p>
+          <w:p>
+            <w:pPr>
+              <w:widowControl/>
+              <w:rPr>
+                <w:rFonts w:asciiTheme="minorHAnsi" w:eastAsia="Times New Roman" w:hAnsiTheme="minorHAnsi" w:cstheme="minorHAnsi"/>
+                <w:color w:val="000000" w:themeColor="text1"/>
+                <w:sz w:val="21"/>
+                <w:szCs w:val="21"/>
+              </w:rPr>
+            </w:pPr>
+            <w:r>
+              <w:rPr>
+                <w:rFonts w:asciiTheme="minorHAnsi" w:hAnsiTheme="minorHAnsi" w:cstheme="minorHAnsi"/>
+                <w:color w:val="000000" w:themeColor="text1"/>
+                <w:sz w:val="21"/>
+                <w:szCs w:val="21"/>
+                <w:shd w:val="clear" w:color="auto" w:fill="FFFFFF"/>
+              </w:rPr>
+              <w:t>450 Susan Welch Liberal Arts Building University Park, PA 16802</w:t>
+            </w:r>
+          </w:p>
+          <w:p>
+            <w:pPr>
+              <w:widowControl/>
+              <w:rPr>
+                <w:rFonts w:asciiTheme="minorHAnsi" w:eastAsia="Times New Roman" w:hAnsiTheme="minorHAnsi" w:cstheme="minorHAnsi"/>
+                <w:color w:val="000000" w:themeColor="text1"/>
+                <w:sz w:val="21"/>
+                <w:szCs w:val="21"/>
+              </w:rPr>
+            </w:pPr>
+            <w:hyperlink r:id="rId14" w:history="1">
+              <w:r>
+                <w:rPr>
+                  <w:rStyle w:val="jet-listing-dynamic-linklabel"/>
+                  <w:rFonts w:asciiTheme="minorHAnsi" w:hAnsiTheme="minorHAnsi" w:cstheme="minorHAnsi"/>
+                  <w:color w:val="000000" w:themeColor="text1"/>
+                  <w:sz w:val="21"/>
+                  <w:szCs w:val="21"/>
+                  <w:shd w:val="clear" w:color="auto" w:fill="FFFFFF"/>
+                </w:rPr>
+                <w:t>tavana@psu.edu</w:t>
+              </w:r>
+            </w:hyperlink>
+          </w:p>
+        </w:tc>
+        <w:tc>
+          <w:tcPr>
+            <w:tcW w:w="4346" w:type="dxa"/>
+          </w:tcPr>
+          <w:p>
+            <w:pPr>
+              <w:spacing w:line="276" w:lineRule="auto"/>
+              <w:jc w:val="both"/>
+              <w:rPr>
+                <w:rFonts w:asciiTheme="minorHAnsi" w:hAnsiTheme="minorHAnsi" w:cstheme="minorHAnsi"/>
+                <w:b/>
+                <w:bCs/>
+                <w:color w:val="000000" w:themeColor="text1"/>
+                <w:sz w:val="21"/>
+                <w:szCs w:val="21"/>
+              </w:rPr>
+            </w:pPr>
+            <w:r>
+              <w:rPr>
+                <w:rFonts w:asciiTheme="minorHAnsi" w:hAnsiTheme="minorHAnsi" w:cstheme="minorHAnsi"/>
+                <w:b/>
+                <w:bCs/>
+                <w:color w:val="000000" w:themeColor="text1"/>
+                <w:sz w:val="21"/>
+                <w:szCs w:val="21"/>
+              </w:rPr>
+              <w:t>King-</w:t>
+            </w:r>
+            <w:proofErr w:type="spellStart"/>
+            <w:r>
+              <w:rPr>
+                <w:rFonts w:asciiTheme="minorHAnsi" w:hAnsiTheme="minorHAnsi" w:cstheme="minorHAnsi"/>
+                <w:b/>
+                <w:bCs/>
+                <w:color w:val="000000" w:themeColor="text1"/>
+                <w:sz w:val="21"/>
+                <w:szCs w:val="21"/>
+              </w:rPr>
+              <w:t>Wa</w:t>
+            </w:r>
+            <w:proofErr w:type="spellEnd"/>
+            <w:r>
+              <w:rPr>
+                <w:rFonts w:asciiTheme="minorHAnsi" w:hAnsiTheme="minorHAnsi" w:cstheme="minorHAnsi"/>
+                <w:b/>
+                <w:bCs/>
+                <w:color w:val="000000" w:themeColor="text1"/>
+                <w:sz w:val="21"/>
+                <w:szCs w:val="21"/>
+              </w:rPr>
+              <w:t xml:space="preserve"> Fu</w:t>
+            </w:r>
+          </w:p>
+          <w:p>
+            <w:pPr>
+              <w:spacing w:line="276" w:lineRule="auto"/>
+              <w:jc w:val="both"/>
+              <w:rPr>
+                <w:rFonts w:asciiTheme="minorHAnsi" w:hAnsiTheme="minorHAnsi" w:cstheme="minorHAnsi"/>
+                <w:color w:val="000000" w:themeColor="text1"/>
+                <w:sz w:val="21"/>
+                <w:szCs w:val="21"/>
+              </w:rPr>
+            </w:pPr>
+            <w:r>
+              <w:rPr>
+                <w:rFonts w:asciiTheme="minorHAnsi" w:hAnsiTheme="minorHAnsi" w:cstheme="minorHAnsi"/>
+                <w:color w:val="000000" w:themeColor="text1"/>
+                <w:sz w:val="21"/>
+                <w:szCs w:val="21"/>
+              </w:rPr>
+              <w:t>Professor, Journalism and Media Studies Centre, HKU</w:t>
+            </w:r>
+          </w:p>
+          <w:p>
+            <w:pPr>
+              <w:widowControl/>
+              <w:rPr>
+                <w:rFonts w:asciiTheme="minorHAnsi" w:hAnsiTheme="minorHAnsi" w:cstheme="minorHAnsi"/>
+                <w:color w:val="000000" w:themeColor="text1"/>
+                <w:sz w:val="21"/>
+                <w:szCs w:val="21"/>
+              </w:rPr>
+            </w:pPr>
+            <w:r>
+              <w:rPr>
+                <w:rFonts w:asciiTheme="minorHAnsi" w:hAnsiTheme="minorHAnsi" w:cstheme="minorHAnsi"/>
+                <w:color w:val="000000" w:themeColor="text1"/>
+                <w:sz w:val="21"/>
+                <w:szCs w:val="21"/>
+              </w:rPr>
+              <w:t xml:space="preserve">Room 206, Eliot Hall, </w:t>
+            </w:r>
+            <w:proofErr w:type="spellStart"/>
+            <w:r>
+              <w:rPr>
+                <w:rFonts w:asciiTheme="minorHAnsi" w:hAnsiTheme="minorHAnsi" w:cstheme="minorHAnsi"/>
+                <w:color w:val="000000" w:themeColor="text1"/>
+                <w:sz w:val="21"/>
+                <w:szCs w:val="21"/>
+              </w:rPr>
+              <w:t>Pokfulam</w:t>
+            </w:r>
+            <w:proofErr w:type="spellEnd"/>
+            <w:r>
+              <w:rPr>
+                <w:rFonts w:asciiTheme="minorHAnsi" w:hAnsiTheme="minorHAnsi" w:cstheme="minorHAnsi"/>
+                <w:color w:val="000000" w:themeColor="text1"/>
+                <w:sz w:val="21"/>
+                <w:szCs w:val="21"/>
+              </w:rPr>
+              <w:t xml:space="preserve"> Road, Hong Kon</w:t>
+            </w:r>
+            <w:r>
+              <w:rPr>
+                <w:rFonts w:asciiTheme="minorHAnsi" w:hAnsiTheme="minorHAnsi" w:cstheme="minorHAnsi"/>
+                <w:color w:val="000000" w:themeColor="text1"/>
+                <w:sz w:val="21"/>
+                <w:szCs w:val="21"/>
+              </w:rPr>
+              <w:t xml:space="preserve">g </w:t>
+            </w:r>
+          </w:p>
+          <w:p>
+            <w:pPr>
+              <w:widowControl/>
+              <w:rPr>
+                <w:rFonts w:asciiTheme="minorHAnsi" w:eastAsia="Times New Roman" w:hAnsiTheme="minorHAnsi" w:cstheme="minorHAnsi"/>
+                <w:color w:val="000000" w:themeColor="text1"/>
+                <w:sz w:val="21"/>
+                <w:szCs w:val="21"/>
+              </w:rPr>
+            </w:pPr>
+            <w:hyperlink r:id="rId15" w:history="1">
+              <w:r>
+                <w:rPr>
+                  <w:rStyle w:val="Hyperlink"/>
+                  <w:rFonts w:asciiTheme="minorHAnsi" w:hAnsiTheme="minorHAnsi" w:cstheme="minorHAnsi"/>
+                  <w:color w:val="000000" w:themeColor="text1"/>
+                  <w:sz w:val="21"/>
+                  <w:szCs w:val="21"/>
+                  <w:u w:val="none"/>
+                </w:rPr>
+                <w:t>kwfu@hku.hk</w:t>
+              </w:r>
+            </w:hyperlink>
+          </w:p>
+          <w:p>
+            <w:pPr>
+              <w:spacing w:line="276" w:lineRule="auto"/>
+              <w:jc w:val="both"/>
+              <w:rPr>
+                <w:rFonts w:asciiTheme="minorHAnsi" w:hAnsiTheme="minorHAnsi" w:cstheme="minorHAnsi"/>
+                <w:color w:val="000000" w:themeColor="text1"/>
+                <w:sz w:val="21"/>
+                <w:szCs w:val="21"/>
+              </w:rPr>
+            </w:pPr>
+          </w:p>
+        </w:tc>
+      </w:tr>
+    </w:tbl>
+    <w:p>
+      <w:pPr>
+        <w:spacing w:line="276" w:lineRule="auto"/>
+        <w:jc w:val="both"/>
         <w:rPr>
           <w:rFonts w:asciiTheme="minorHAnsi" w:hAnsiTheme="minorHAnsi" w:cstheme="minorHAnsi"/>
           <w:b/>
           <w:bCs/>
+          <w:sz w:val="21"/>
           <w:szCs w:val="20"/>
-          <w:lang w:eastAsia="zh-HK"/>
-        </w:rPr>
-        <w:t>nd Additional Training</w:t>
-      </w:r>
+        </w:rPr>
+      </w:pPr>
     </w:p>
     <w:p>
       <w:pPr>
@@ -6796,512 +9436,16 @@
         <w:jc w:val="both"/>
         <w:rPr>
           <w:rFonts w:asciiTheme="minorHAnsi" w:hAnsiTheme="minorHAnsi" w:cstheme="minorHAnsi"/>
-          <w:sz w:val="21"/>
-          <w:szCs w:val="21"/>
-        </w:rPr>
-      </w:pPr>
-      <w:bookmarkStart w:id="2" w:name="_Hlk63465129"/>
-      <w:r>
-        <w:rPr>
-          <w:rFonts w:asciiTheme="minorHAnsi" w:hAnsiTheme="minorHAnsi" w:cstheme="minorHAnsi"/>
-          <w:b/>
-          <w:bCs/>
-          <w:sz w:val="21"/>
-          <w:szCs w:val="21"/>
-        </w:rPr>
-        <w:t>Computation</w:t>
-      </w:r>
-      <w:bookmarkEnd w:id="2"/>
-    </w:p>
-    <w:p>
-      <w:pPr>
-        <w:spacing w:line="276" w:lineRule="auto"/>
-        <w:jc w:val="both"/>
-        <w:rPr>
-          <w:rFonts w:asciiTheme="minorHAnsi" w:hAnsiTheme="minorHAnsi" w:cstheme="minorHAnsi"/>
-          <w:sz w:val="21"/>
-          <w:szCs w:val="21"/>
-        </w:rPr>
-      </w:pPr>
-      <w:r>
-        <w:rPr>
-          <w:rFonts w:asciiTheme="minorHAnsi" w:hAnsiTheme="minorHAnsi" w:cstheme="minorHAnsi"/>
-          <w:sz w:val="21"/>
-          <w:szCs w:val="21"/>
-        </w:rPr>
-        <w:t xml:space="preserve">Stata, SAS, </w:t>
-      </w:r>
-      <w:r>
-        <w:rPr>
-          <w:rFonts w:asciiTheme="minorHAnsi" w:hAnsiTheme="minorHAnsi" w:cstheme="minorHAnsi"/>
-          <w:sz w:val="21"/>
-          <w:szCs w:val="21"/>
-        </w:rPr>
-        <w:t>Arc</w:t>
-      </w:r>
-      <w:r>
-        <w:rPr>
-          <w:rFonts w:asciiTheme="minorHAnsi" w:hAnsiTheme="minorHAnsi" w:cstheme="minorHAnsi"/>
-          <w:sz w:val="21"/>
-          <w:szCs w:val="21"/>
-        </w:rPr>
-        <w:t>GIS</w:t>
-      </w:r>
-      <w:r>
-        <w:rPr>
-          <w:rFonts w:asciiTheme="minorHAnsi" w:hAnsiTheme="minorHAnsi" w:cstheme="minorHAnsi"/>
-          <w:sz w:val="21"/>
-          <w:szCs w:val="21"/>
-        </w:rPr>
-        <w:t>, R</w:t>
-      </w:r>
-      <w:r>
-        <w:rPr>
-          <w:rFonts w:asciiTheme="minorHAnsi" w:hAnsiTheme="minorHAnsi" w:cstheme="minorHAnsi"/>
-          <w:sz w:val="21"/>
-          <w:szCs w:val="21"/>
-        </w:rPr>
-        <w:t xml:space="preserve"> (</w:t>
-      </w:r>
-      <w:r>
-        <w:rPr>
-          <w:rFonts w:asciiTheme="minorHAnsi" w:hAnsiTheme="minorHAnsi" w:cstheme="minorHAnsi"/>
-          <w:sz w:val="21"/>
-          <w:szCs w:val="21"/>
-        </w:rPr>
-        <w:t xml:space="preserve">Quantitative </w:t>
-      </w:r>
-      <w:r>
-        <w:rPr>
-          <w:rFonts w:asciiTheme="minorHAnsi" w:hAnsiTheme="minorHAnsi" w:cstheme="minorHAnsi"/>
-          <w:sz w:val="21"/>
-          <w:szCs w:val="21"/>
-        </w:rPr>
-        <w:t xml:space="preserve">Text-Analysis </w:t>
-      </w:r>
-      <w:r>
-        <w:rPr>
-          <w:rFonts w:asciiTheme="minorHAnsi" w:hAnsiTheme="minorHAnsi" w:cstheme="minorHAnsi"/>
-          <w:sz w:val="21"/>
-          <w:szCs w:val="21"/>
-        </w:rPr>
-        <w:t>I</w:t>
-      </w:r>
-      <w:r>
-        <w:rPr>
-          <w:rFonts w:asciiTheme="minorHAnsi" w:hAnsiTheme="minorHAnsi" w:cstheme="minorHAnsi"/>
-          <w:sz w:val="21"/>
-          <w:szCs w:val="21"/>
-        </w:rPr>
-        <w:t xml:space="preserve"> &amp; </w:t>
-      </w:r>
-      <w:r>
-        <w:rPr>
-          <w:rFonts w:asciiTheme="minorHAnsi" w:hAnsiTheme="minorHAnsi" w:cstheme="minorHAnsi"/>
-          <w:sz w:val="21"/>
-          <w:szCs w:val="21"/>
-        </w:rPr>
-        <w:t>II</w:t>
-      </w:r>
-      <w:r>
-        <w:rPr>
-          <w:rFonts w:asciiTheme="minorHAnsi" w:hAnsiTheme="minorHAnsi" w:cstheme="minorHAnsi"/>
-          <w:sz w:val="21"/>
-          <w:szCs w:val="21"/>
-        </w:rPr>
-        <w:t xml:space="preserve">, </w:t>
-      </w:r>
-      <w:r>
-        <w:rPr>
-          <w:rFonts w:asciiTheme="minorHAnsi" w:hAnsiTheme="minorHAnsi" w:cstheme="minorHAnsi"/>
-          <w:sz w:val="21"/>
-          <w:szCs w:val="21"/>
-        </w:rPr>
-        <w:t xml:space="preserve">IPSA-NUS </w:t>
-      </w:r>
-      <w:r>
-        <w:rPr>
-          <w:rFonts w:asciiTheme="minorHAnsi" w:hAnsiTheme="minorHAnsi" w:cstheme="minorHAnsi"/>
-          <w:sz w:val="21"/>
-          <w:szCs w:val="21"/>
-        </w:rPr>
-        <w:t>Methods</w:t>
-      </w:r>
-      <w:r>
-        <w:rPr>
-          <w:rFonts w:asciiTheme="minorHAnsi" w:hAnsiTheme="minorHAnsi" w:cstheme="minorHAnsi"/>
-          <w:sz w:val="21"/>
-          <w:szCs w:val="21"/>
-        </w:rPr>
-        <w:t xml:space="preserve"> school</w:t>
-      </w:r>
-      <w:r>
-        <w:rPr>
-          <w:rFonts w:asciiTheme="minorHAnsi" w:hAnsiTheme="minorHAnsi" w:cstheme="minorHAnsi"/>
-          <w:sz w:val="21"/>
-          <w:szCs w:val="21"/>
-        </w:rPr>
-        <w:t>, Summer 2021</w:t>
-      </w:r>
-      <w:r>
-        <w:rPr>
-          <w:rFonts w:asciiTheme="minorHAnsi" w:hAnsiTheme="minorHAnsi" w:cstheme="minorHAnsi"/>
-          <w:sz w:val="21"/>
-          <w:szCs w:val="21"/>
-        </w:rPr>
-        <w:t>)</w:t>
-      </w:r>
-      <w:r>
-        <w:rPr>
-          <w:rFonts w:asciiTheme="minorHAnsi" w:hAnsiTheme="minorHAnsi" w:cstheme="minorHAnsi"/>
-          <w:sz w:val="21"/>
-          <w:szCs w:val="21"/>
-        </w:rPr>
-        <w:t>, Python</w:t>
-      </w:r>
-    </w:p>
-    <w:p>
-      <w:pPr>
-        <w:spacing w:line="276" w:lineRule="auto"/>
-        <w:jc w:val="both"/>
-        <w:rPr>
-          <w:rFonts w:asciiTheme="minorHAnsi" w:hAnsiTheme="minorHAnsi" w:cstheme="minorHAnsi"/>
-        </w:rPr>
-      </w:pPr>
-    </w:p>
-    <w:p>
-      <w:pPr>
-        <w:spacing w:line="276" w:lineRule="auto"/>
-        <w:jc w:val="both"/>
-        <w:rPr>
-          <w:rFonts w:asciiTheme="minorHAnsi" w:hAnsiTheme="minorHAnsi" w:cstheme="minorHAnsi"/>
-          <w:sz w:val="21"/>
-          <w:szCs w:val="21"/>
-        </w:rPr>
-      </w:pPr>
-      <w:r>
-        <w:rPr>
-          <w:rFonts w:asciiTheme="minorHAnsi" w:hAnsiTheme="minorHAnsi" w:cstheme="minorHAnsi"/>
-          <w:b/>
-          <w:bCs/>
-          <w:sz w:val="21"/>
-          <w:szCs w:val="21"/>
-        </w:rPr>
-        <w:t>Language</w:t>
-      </w:r>
-    </w:p>
-    <w:p>
-      <w:pPr>
-        <w:spacing w:line="276" w:lineRule="auto"/>
-        <w:jc w:val="both"/>
-        <w:rPr>
-          <w:rFonts w:asciiTheme="minorHAnsi" w:hAnsiTheme="minorHAnsi" w:cstheme="minorHAnsi"/>
-          <w:sz w:val="21"/>
-          <w:szCs w:val="21"/>
-        </w:rPr>
-      </w:pPr>
-      <w:r>
-        <w:rPr>
-          <w:rFonts w:asciiTheme="minorHAnsi" w:hAnsiTheme="minorHAnsi" w:cstheme="minorHAnsi"/>
-          <w:sz w:val="21"/>
-          <w:szCs w:val="21"/>
-        </w:rPr>
-        <w:t>Cantonese (</w:t>
-      </w:r>
-      <w:r>
-        <w:rPr>
-          <w:rFonts w:asciiTheme="minorHAnsi" w:hAnsiTheme="minorHAnsi" w:cstheme="minorHAnsi"/>
-          <w:sz w:val="21"/>
-          <w:szCs w:val="21"/>
-        </w:rPr>
-        <w:t>n</w:t>
-      </w:r>
-      <w:r>
-        <w:rPr>
-          <w:rFonts w:asciiTheme="minorHAnsi" w:hAnsiTheme="minorHAnsi" w:cstheme="minorHAnsi"/>
-          <w:sz w:val="21"/>
-          <w:szCs w:val="21"/>
-        </w:rPr>
-        <w:t>ative), Mandarin (</w:t>
-      </w:r>
-      <w:r>
-        <w:rPr>
-          <w:rFonts w:asciiTheme="minorHAnsi" w:hAnsiTheme="minorHAnsi" w:cstheme="minorHAnsi"/>
-          <w:sz w:val="21"/>
-          <w:szCs w:val="21"/>
-        </w:rPr>
-        <w:t>p</w:t>
-      </w:r>
-      <w:r>
-        <w:rPr>
-          <w:rFonts w:asciiTheme="minorHAnsi" w:hAnsiTheme="minorHAnsi" w:cstheme="minorHAnsi"/>
-          <w:sz w:val="21"/>
-          <w:szCs w:val="21"/>
-        </w:rPr>
-        <w:t xml:space="preserve">roficient), </w:t>
-      </w:r>
-      <w:r>
-        <w:rPr>
-          <w:rFonts w:asciiTheme="minorHAnsi" w:hAnsiTheme="minorHAnsi" w:cstheme="minorHAnsi"/>
-          <w:sz w:val="21"/>
-          <w:szCs w:val="21"/>
-        </w:rPr>
-        <w:t>English (</w:t>
-      </w:r>
-      <w:r>
-        <w:rPr>
-          <w:rFonts w:asciiTheme="minorHAnsi" w:hAnsiTheme="minorHAnsi" w:cstheme="minorHAnsi"/>
-          <w:sz w:val="21"/>
-          <w:szCs w:val="21"/>
-        </w:rPr>
-        <w:t>p</w:t>
-      </w:r>
-      <w:r>
-        <w:rPr>
-          <w:rFonts w:asciiTheme="minorHAnsi" w:hAnsiTheme="minorHAnsi" w:cstheme="minorHAnsi"/>
-          <w:sz w:val="21"/>
-          <w:szCs w:val="21"/>
-        </w:rPr>
-        <w:t xml:space="preserve">roficient), </w:t>
-      </w:r>
-      <w:r>
-        <w:rPr>
-          <w:rFonts w:asciiTheme="minorHAnsi" w:hAnsiTheme="minorHAnsi" w:cstheme="minorHAnsi"/>
-          <w:sz w:val="21"/>
-          <w:szCs w:val="21"/>
-        </w:rPr>
-        <w:t>German (</w:t>
-      </w:r>
-      <w:r>
-        <w:rPr>
-          <w:rFonts w:asciiTheme="minorHAnsi" w:hAnsiTheme="minorHAnsi" w:cstheme="minorHAnsi"/>
-          <w:sz w:val="21"/>
-          <w:szCs w:val="21"/>
-        </w:rPr>
-        <w:t>intermediate</w:t>
-      </w:r>
-      <w:r>
-        <w:rPr>
-          <w:rFonts w:asciiTheme="minorHAnsi" w:hAnsiTheme="minorHAnsi" w:cstheme="minorHAnsi"/>
-          <w:sz w:val="21"/>
-          <w:szCs w:val="21"/>
-        </w:rPr>
-        <w:t xml:space="preserve">, </w:t>
-      </w:r>
-      <w:r>
-        <w:rPr>
-          <w:rFonts w:asciiTheme="minorHAnsi" w:hAnsiTheme="minorHAnsi" w:cstheme="minorHAnsi"/>
-          <w:sz w:val="21"/>
-          <w:szCs w:val="21"/>
-        </w:rPr>
-        <w:t>s</w:t>
-      </w:r>
-      <w:r>
-        <w:rPr>
-          <w:rFonts w:asciiTheme="minorHAnsi" w:hAnsiTheme="minorHAnsi" w:cstheme="minorHAnsi"/>
-          <w:sz w:val="21"/>
-          <w:szCs w:val="21"/>
-        </w:rPr>
-        <w:t xml:space="preserve">ummer </w:t>
-      </w:r>
-      <w:r>
-        <w:rPr>
-          <w:rFonts w:asciiTheme="minorHAnsi" w:hAnsiTheme="minorHAnsi" w:cstheme="minorHAnsi"/>
-          <w:sz w:val="21"/>
-          <w:szCs w:val="21"/>
-        </w:rPr>
-        <w:t>i</w:t>
-      </w:r>
-      <w:r>
-        <w:rPr>
-          <w:rFonts w:asciiTheme="minorHAnsi" w:hAnsiTheme="minorHAnsi" w:cstheme="minorHAnsi"/>
-          <w:sz w:val="21"/>
-          <w:szCs w:val="21"/>
-        </w:rPr>
-        <w:t>mmersion in Heidelberg, Germany, 201</w:t>
-      </w:r>
-      <w:r>
-        <w:rPr>
-          <w:rFonts w:asciiTheme="minorHAnsi" w:hAnsiTheme="minorHAnsi" w:cstheme="minorHAnsi"/>
-          <w:sz w:val="21"/>
-          <w:szCs w:val="21"/>
-        </w:rPr>
-        <w:t>3</w:t>
-      </w:r>
-      <w:r>
-        <w:rPr>
-          <w:rFonts w:asciiTheme="minorHAnsi" w:hAnsiTheme="minorHAnsi" w:cstheme="minorHAnsi"/>
-          <w:sz w:val="21"/>
-          <w:szCs w:val="21"/>
-        </w:rPr>
-        <w:t>)</w:t>
-      </w:r>
-      <w:r>
-        <w:rPr>
-          <w:rFonts w:asciiTheme="minorHAnsi" w:hAnsiTheme="minorHAnsi" w:cstheme="minorHAnsi"/>
-          <w:sz w:val="21"/>
-          <w:szCs w:val="21"/>
-        </w:rPr>
-        <w:t>, Russian (elementary)</w:t>
-      </w:r>
-      <w:r>
-        <w:rPr>
-          <w:rFonts w:asciiTheme="minorHAnsi" w:hAnsiTheme="minorHAnsi" w:cstheme="minorHAnsi"/>
-          <w:sz w:val="21"/>
-          <w:szCs w:val="21"/>
-        </w:rPr>
-        <w:t>, Latin (</w:t>
-      </w:r>
-      <w:r>
-        <w:rPr>
-          <w:rFonts w:asciiTheme="minorHAnsi" w:hAnsiTheme="minorHAnsi" w:cstheme="minorHAnsi" w:hint="eastAsia"/>
-          <w:sz w:val="21"/>
-          <w:szCs w:val="21"/>
-        </w:rPr>
-        <w:t>elementary</w:t>
-      </w:r>
-      <w:r>
-        <w:rPr>
-          <w:rFonts w:asciiTheme="minorHAnsi" w:hAnsiTheme="minorHAnsi" w:cstheme="minorHAnsi"/>
-          <w:sz w:val="21"/>
-          <w:szCs w:val="21"/>
-          <w:lang w:eastAsia="zh-CN"/>
-        </w:rPr>
-        <w:t>, summer intensive course provided by Centre for Catholic Studies, CUHK, 2013)</w:t>
-      </w:r>
-    </w:p>
-    <w:p>
-      <w:pPr>
-        <w:spacing w:line="276" w:lineRule="auto"/>
-        <w:jc w:val="both"/>
-        <w:rPr>
-          <w:rFonts w:asciiTheme="minorHAnsi" w:hAnsiTheme="minorHAnsi" w:cstheme="minorHAnsi"/>
-        </w:rPr>
-      </w:pPr>
-    </w:p>
-    <w:p>
-      <w:pPr>
-        <w:spacing w:line="276" w:lineRule="auto"/>
-        <w:jc w:val="both"/>
-        <w:rPr>
-          <w:rFonts w:asciiTheme="minorHAnsi" w:hAnsiTheme="minorHAnsi" w:cstheme="minorHAnsi"/>
-          <w:b/>
-          <w:bCs/>
-        </w:rPr>
-      </w:pPr>
-      <w:r>
-        <w:rPr>
-          <w:rFonts w:asciiTheme="minorHAnsi" w:hAnsiTheme="minorHAnsi" w:cstheme="minorHAnsi"/>
-          <w:b/>
-          <w:bCs/>
-        </w:rPr>
-        <w:t>Professional Affiliation</w:t>
-      </w:r>
-    </w:p>
-    <w:p>
-      <w:pPr>
-        <w:spacing w:line="276" w:lineRule="auto"/>
-        <w:jc w:val="both"/>
-        <w:rPr>
-          <w:rFonts w:asciiTheme="minorHAnsi" w:hAnsiTheme="minorHAnsi" w:cstheme="minorHAnsi"/>
-          <w:color w:val="000000"/>
-          <w:kern w:val="0"/>
-          <w:sz w:val="21"/>
-          <w:szCs w:val="21"/>
-        </w:rPr>
-      </w:pPr>
-      <w:r>
-        <w:rPr>
-          <w:rFonts w:asciiTheme="minorHAnsi" w:hAnsiTheme="minorHAnsi" w:cstheme="minorHAnsi"/>
-          <w:sz w:val="21"/>
-          <w:szCs w:val="20"/>
-        </w:rPr>
-        <w:t xml:space="preserve">Member: </w:t>
-      </w:r>
-      <w:r>
-        <w:rPr>
-          <w:rFonts w:asciiTheme="minorHAnsi" w:hAnsiTheme="minorHAnsi" w:cstheme="minorHAnsi"/>
-          <w:color w:val="000000"/>
-          <w:kern w:val="0"/>
-          <w:sz w:val="21"/>
-          <w:szCs w:val="21"/>
-        </w:rPr>
-        <w:t>American Political Science Association</w:t>
-      </w:r>
-      <w:r>
-        <w:rPr>
-          <w:rFonts w:asciiTheme="minorHAnsi" w:hAnsiTheme="minorHAnsi" w:cstheme="minorHAnsi"/>
-          <w:sz w:val="21"/>
-          <w:szCs w:val="20"/>
-        </w:rPr>
-        <w:t xml:space="preserve">, </w:t>
-      </w:r>
-      <w:r>
-        <w:rPr>
-          <w:rFonts w:asciiTheme="minorHAnsi" w:hAnsiTheme="minorHAnsi" w:cstheme="minorHAnsi"/>
-          <w:color w:val="000000"/>
-          <w:kern w:val="0"/>
-          <w:sz w:val="21"/>
-          <w:szCs w:val="21"/>
-        </w:rPr>
-        <w:t>Midwest Political Science Association</w:t>
-      </w:r>
-      <w:r>
-        <w:rPr>
-          <w:rFonts w:asciiTheme="minorHAnsi" w:hAnsiTheme="minorHAnsi" w:cstheme="minorHAnsi"/>
-          <w:sz w:val="21"/>
-          <w:szCs w:val="20"/>
-        </w:rPr>
-        <w:t xml:space="preserve">, </w:t>
-      </w:r>
-      <w:r>
-        <w:rPr>
-          <w:rFonts w:asciiTheme="minorHAnsi" w:hAnsiTheme="minorHAnsi" w:cstheme="minorHAnsi"/>
-          <w:sz w:val="21"/>
-          <w:szCs w:val="20"/>
-        </w:rPr>
-        <w:t>Peace Science Society</w:t>
-      </w:r>
-      <w:r>
-        <w:rPr>
-          <w:rFonts w:asciiTheme="minorHAnsi" w:hAnsiTheme="minorHAnsi" w:cstheme="minorHAnsi"/>
-          <w:sz w:val="21"/>
-          <w:szCs w:val="20"/>
-        </w:rPr>
-        <w:t xml:space="preserve">, </w:t>
-      </w:r>
-      <w:r>
-        <w:rPr>
-          <w:rFonts w:asciiTheme="minorHAnsi" w:hAnsiTheme="minorHAnsi" w:cstheme="minorHAnsi"/>
-          <w:sz w:val="21"/>
-          <w:szCs w:val="20"/>
-        </w:rPr>
-        <w:t>Society of Hong Kong Studies</w:t>
-      </w:r>
-      <w:r>
-        <w:rPr>
-          <w:rFonts w:asciiTheme="minorHAnsi" w:hAnsiTheme="minorHAnsi" w:cstheme="minorHAnsi"/>
-          <w:sz w:val="21"/>
-          <w:szCs w:val="20"/>
-        </w:rPr>
-        <w:t xml:space="preserve">, </w:t>
-      </w:r>
-      <w:r>
-        <w:rPr>
-          <w:rFonts w:asciiTheme="minorHAnsi" w:hAnsiTheme="minorHAnsi" w:cstheme="minorHAnsi"/>
-          <w:sz w:val="21"/>
-          <w:szCs w:val="20"/>
-        </w:rPr>
-        <w:t>The Hong Kong Political Science Association</w:t>
-      </w:r>
+          <w:color w:val="000000"/>
+          <w:kern w:val="0"/>
+          <w:sz w:val="21"/>
+          <w:szCs w:val="21"/>
+        </w:rPr>
+      </w:pPr>
     </w:p>
     <w:sectPr>
-      <w:headerReference w:type="even" r:id="rId12"/>
-      <w:headerReference w:type="default" r:id="rId13"/>
-      <w:footerReference w:type="even" r:id="rId14"/>
-      <w:footerReference w:type="default" r:id="rId15"/>
-      <w:headerReference w:type="first" r:id="rId16"/>
-      <w:footerReference w:type="first" r:id="rId17"/>
+      <w:headerReference w:type="default" r:id="rId16"/>
+      <w:footerReference w:type="default" r:id="rId17"/>
       <w:pgSz w:w="11906" w:h="16838" w:code="9"/>
       <w:pgMar w:top="1440" w:right="1080" w:bottom="1440" w:left="1080" w:header="720" w:footer="720" w:gutter="0"/>
       <w:cols w:space="720"/>
@@ -7333,16 +9477,6 @@
 </file>
 
 <file path=word/footer1.xml><?xml version="1.0" encoding="utf-8"?>
-<w:ftr xmlns:wpc="http://schemas.microsoft.com/office/word/2010/wordprocessingCanvas" xmlns:cx="http://schemas.microsoft.com/office/drawing/2014/chartex" xmlns:cx1="http://schemas.microsoft.com/office/drawing/2015/9/8/chartex" xmlns:cx2="http://schemas.microsoft.com/office/drawing/2015/10/21/chartex" xmlns:cx3="http://schemas.microsoft.com/office/drawing/2016/5/9/chartex" xmlns:cx4="http://schemas.microsoft.com/office/drawing/2016/5/10/chartex" xmlns:cx5="http://schemas.microsoft.com/office/drawing/2016/5/11/chartex" xmlns:cx6="http://schemas.microsoft.com/office/drawing/2016/5/12/chartex" xmlns:cx7="http://schemas.microsoft.com/office/drawing/2016/5/13/chartex" xmlns:cx8="http://schemas.microsoft.com/office/drawing/2016/5/14/chartex" xmlns:mc="http://schemas.openxmlformats.org/markup-compatibility/2006" xmlns:aink="http://schemas.microsoft.com/office/drawing/2016/ink" xmlns:am3d="http://schemas.microsoft.com/office/drawing/2017/model3d" xmlns:o="urn:schemas-microsoft-com:office:office" xmlns:r="http://schemas.openxmlformats.org/officeDocument/2006/relationships" xmlns:m="http://schemas.openxmlformats.org/officeDocument/2006/math" xmlns:v="urn:schemas-microsoft-com:vml" xmlns:wp14="http://schemas.microsoft.com/office/word/2010/wordprocessingDrawing" xmlns:wp="http://schemas.openxmlformats.org/drawingml/2006/wordprocessingDrawing" xmlns:w10="urn:schemas-microsoft-com:office:word" xmlns:w="http://schemas.openxmlformats.org/wordprocessingml/2006/main" xmlns:w14="http://schemas.microsoft.com/office/word/2010/wordml" xmlns:w15="http://schemas.microsoft.com/office/word/2012/wordml" xmlns:w16cex="http://schemas.microsoft.com/office/word/2018/wordml/cex" xmlns:w16cid="http://schemas.microsoft.com/office/word/2016/wordml/cid" xmlns:w16="http://schemas.microsoft.com/office/word/2018/wordml" xmlns:w16sdtdh="http://schemas.microsoft.com/office/word/2020/wordml/sdtdatahash" xmlns:w16se="http://schemas.microsoft.com/office/word/2015/wordml/symex" xmlns:wpg="http://schemas.microsoft.com/office/word/2010/wordprocessingGroup" xmlns:wpi="http://schemas.microsoft.com/office/word/2010/wordprocessingInk" xmlns:wne="http://schemas.microsoft.com/office/word/2006/wordml" xmlns:wps="http://schemas.microsoft.com/office/word/2010/wordprocessingShape" mc:Ignorable="w14 w15 w16se w16cid w16 w16cex w16sdtdh wp14">
-  <w:p>
-    <w:pPr>
-      <w:pStyle w:val="Footer"/>
-    </w:pPr>
-  </w:p>
-</w:ftr>
-</file>
-
-<file path=word/footer2.xml><?xml version="1.0" encoding="utf-8"?>
 <w:ftr xmlns:wpc="http://schemas.microsoft.com/office/word/2010/wordprocessingCanvas" xmlns:cx="http://schemas.microsoft.com/office/drawing/2014/chartex" xmlns:cx1="http://schemas.microsoft.com/office/drawing/2015/9/8/chartex" xmlns:cx2="http://schemas.microsoft.com/office/drawing/2015/10/21/chartex" xmlns:cx3="http://schemas.microsoft.com/office/drawing/2016/5/9/chartex" xmlns:cx4="http://schemas.microsoft.com/office/drawing/2016/5/10/chartex" xmlns:cx5="http://schemas.microsoft.com/office/drawing/2016/5/11/chartex" xmlns:cx6="http://schemas.microsoft.com/office/drawing/2016/5/12/chartex" xmlns:cx7="http://schemas.microsoft.com/office/drawing/2016/5/13/chartex" xmlns:cx8="http://schemas.microsoft.com/office/drawing/2016/5/14/chartex" xmlns:mc="http://schemas.openxmlformats.org/markup-compatibility/2006" xmlns:aink="http://schemas.microsoft.com/office/drawing/2016/ink" xmlns:am3d="http://schemas.microsoft.com/office/drawing/2017/model3d" xmlns:o="urn:schemas-microsoft-com:office:office" xmlns:r="http://schemas.openxmlformats.org/officeDocument/2006/relationships" xmlns:m="http://schemas.openxmlformats.org/officeDocument/2006/math" xmlns:v="urn:schemas-microsoft-com:vml" xmlns:wp14="http://schemas.microsoft.com/office/word/2010/wordprocessingDrawing" xmlns:wp="http://schemas.openxmlformats.org/drawingml/2006/wordprocessingDrawing" xmlns:w10="urn:schemas-microsoft-com:office:word" xmlns:w="http://schemas.openxmlformats.org/wordprocessingml/2006/main" xmlns:w14="http://schemas.microsoft.com/office/word/2010/wordml" xmlns:w15="http://schemas.microsoft.com/office/word/2012/wordml" xmlns:w16cex="http://schemas.microsoft.com/office/word/2018/wordml/cex" xmlns:w16cid="http://schemas.microsoft.com/office/word/2016/wordml/cid" xmlns:w16="http://schemas.microsoft.com/office/word/2018/wordml" xmlns:w16sdtdh="http://schemas.microsoft.com/office/word/2020/wordml/sdtdatahash" xmlns:w16se="http://schemas.microsoft.com/office/word/2015/wordml/symex" xmlns:wpg="http://schemas.microsoft.com/office/word/2010/wordprocessingGroup" xmlns:wpi="http://schemas.microsoft.com/office/word/2010/wordprocessingInk" xmlns:wne="http://schemas.microsoft.com/office/word/2006/wordml" xmlns:wps="http://schemas.microsoft.com/office/word/2010/wordprocessingShape" mc:Ignorable="w14 w15 w16se w16cid w16 w16cex w16sdtdh wp14">
   <w:sdt>
     <w:sdtPr>
@@ -7384,16 +9518,6 @@
 </w:ftr>
 </file>
 
-<file path=word/footer3.xml><?xml version="1.0" encoding="utf-8"?>
-<w:ftr xmlns:wpc="http://schemas.microsoft.com/office/word/2010/wordprocessingCanvas" xmlns:cx="http://schemas.microsoft.com/office/drawing/2014/chartex" xmlns:cx1="http://schemas.microsoft.com/office/drawing/2015/9/8/chartex" xmlns:cx2="http://schemas.microsoft.com/office/drawing/2015/10/21/chartex" xmlns:cx3="http://schemas.microsoft.com/office/drawing/2016/5/9/chartex" xmlns:cx4="http://schemas.microsoft.com/office/drawing/2016/5/10/chartex" xmlns:cx5="http://schemas.microsoft.com/office/drawing/2016/5/11/chartex" xmlns:cx6="http://schemas.microsoft.com/office/drawing/2016/5/12/chartex" xmlns:cx7="http://schemas.microsoft.com/office/drawing/2016/5/13/chartex" xmlns:cx8="http://schemas.microsoft.com/office/drawing/2016/5/14/chartex" xmlns:mc="http://schemas.openxmlformats.org/markup-compatibility/2006" xmlns:aink="http://schemas.microsoft.com/office/drawing/2016/ink" xmlns:am3d="http://schemas.microsoft.com/office/drawing/2017/model3d" xmlns:o="urn:schemas-microsoft-com:office:office" xmlns:r="http://schemas.openxmlformats.org/officeDocument/2006/relationships" xmlns:m="http://schemas.openxmlformats.org/officeDocument/2006/math" xmlns:v="urn:schemas-microsoft-com:vml" xmlns:wp14="http://schemas.microsoft.com/office/word/2010/wordprocessingDrawing" xmlns:wp="http://schemas.openxmlformats.org/drawingml/2006/wordprocessingDrawing" xmlns:w10="urn:schemas-microsoft-com:office:word" xmlns:w="http://schemas.openxmlformats.org/wordprocessingml/2006/main" xmlns:w14="http://schemas.microsoft.com/office/word/2010/wordml" xmlns:w15="http://schemas.microsoft.com/office/word/2012/wordml" xmlns:w16cex="http://schemas.microsoft.com/office/word/2018/wordml/cex" xmlns:w16cid="http://schemas.microsoft.com/office/word/2016/wordml/cid" xmlns:w16="http://schemas.microsoft.com/office/word/2018/wordml" xmlns:w16sdtdh="http://schemas.microsoft.com/office/word/2020/wordml/sdtdatahash" xmlns:w16se="http://schemas.microsoft.com/office/word/2015/wordml/symex" xmlns:wpg="http://schemas.microsoft.com/office/word/2010/wordprocessingGroup" xmlns:wpi="http://schemas.microsoft.com/office/word/2010/wordprocessingInk" xmlns:wne="http://schemas.microsoft.com/office/word/2006/wordml" xmlns:wps="http://schemas.microsoft.com/office/word/2010/wordprocessingShape" mc:Ignorable="w14 w15 w16se w16cid w16 w16cex w16sdtdh wp14">
-  <w:p>
-    <w:pPr>
-      <w:pStyle w:val="Footer"/>
-    </w:pPr>
-  </w:p>
-</w:ftr>
-</file>
-
 <file path=word/footnotes.xml><?xml version="1.0" encoding="utf-8"?>
 <w:footnotes xmlns:wpc="http://schemas.microsoft.com/office/word/2010/wordprocessingCanvas" xmlns:cx="http://schemas.microsoft.com/office/drawing/2014/chartex" xmlns:cx1="http://schemas.microsoft.com/office/drawing/2015/9/8/chartex" xmlns:cx2="http://schemas.microsoft.com/office/drawing/2015/10/21/chartex" xmlns:cx3="http://schemas.microsoft.com/office/drawing/2016/5/9/chartex" xmlns:cx4="http://schemas.microsoft.com/office/drawing/2016/5/10/chartex" xmlns:cx5="http://schemas.microsoft.com/office/drawing/2016/5/11/chartex" xmlns:cx6="http://schemas.microsoft.com/office/drawing/2016/5/12/chartex" xmlns:cx7="http://schemas.microsoft.com/office/drawing/2016/5/13/chartex" xmlns:cx8="http://schemas.microsoft.com/office/drawing/2016/5/14/chartex" xmlns:mc="http://schemas.openxmlformats.org/markup-compatibility/2006" xmlns:aink="http://schemas.microsoft.com/office/drawing/2016/ink" xmlns:am3d="http://schemas.microsoft.com/office/drawing/2017/model3d" xmlns:o="urn:schemas-microsoft-com:office:office" xmlns:r="http://schemas.openxmlformats.org/officeDocument/2006/relationships" xmlns:m="http://schemas.openxmlformats.org/officeDocument/2006/math" xmlns:v="urn:schemas-microsoft-com:vml" xmlns:wp14="http://schemas.microsoft.com/office/word/2010/wordprocessingDrawing" xmlns:wp="http://schemas.openxmlformats.org/drawingml/2006/wordprocessingDrawing" xmlns:w10="urn:schemas-microsoft-com:office:word" xmlns:w="http://schemas.openxmlformats.org/wordprocessingml/2006/main" xmlns:w14="http://schemas.microsoft.com/office/word/2010/wordml" xmlns:w15="http://schemas.microsoft.com/office/word/2012/wordml" xmlns:w16cex="http://schemas.microsoft.com/office/word/2018/wordml/cex" xmlns:w16cid="http://schemas.microsoft.com/office/word/2016/wordml/cid" xmlns:w16="http://schemas.microsoft.com/office/word/2018/wordml" xmlns:w16sdtdh="http://schemas.microsoft.com/office/word/2020/wordml/sdtdatahash" xmlns:w16se="http://schemas.microsoft.com/office/word/2015/wordml/symex" xmlns:wpg="http://schemas.microsoft.com/office/word/2010/wordprocessingGroup" xmlns:wpi="http://schemas.microsoft.com/office/word/2010/wordprocessingInk" xmlns:wne="http://schemas.microsoft.com/office/word/2006/wordml" xmlns:wps="http://schemas.microsoft.com/office/word/2010/wordprocessingShape" mc:Ignorable="w14 w15 w16se w16cid w16 w16cex w16sdtdh wp14">
   <w:footnote w:type="separator" w:id="-1">
@@ -7417,16 +9541,6 @@
 <w:hdr xmlns:wpc="http://schemas.microsoft.com/office/word/2010/wordprocessingCanvas" xmlns:cx="http://schemas.microsoft.com/office/drawing/2014/chartex" xmlns:cx1="http://schemas.microsoft.com/office/drawing/2015/9/8/chartex" xmlns:cx2="http://schemas.microsoft.com/office/drawing/2015/10/21/chartex" xmlns:cx3="http://schemas.microsoft.com/office/drawing/2016/5/9/chartex" xmlns:cx4="http://schemas.microsoft.com/office/drawing/2016/5/10/chartex" xmlns:cx5="http://schemas.microsoft.com/office/drawing/2016/5/11/chartex" xmlns:cx6="http://schemas.microsoft.com/office/drawing/2016/5/12/chartex" xmlns:cx7="http://schemas.microsoft.com/office/drawing/2016/5/13/chartex" xmlns:cx8="http://schemas.microsoft.com/office/drawing/2016/5/14/chartex" xmlns:mc="http://schemas.openxmlformats.org/markup-compatibility/2006" xmlns:aink="http://schemas.microsoft.com/office/drawing/2016/ink" xmlns:am3d="http://schemas.microsoft.com/office/drawing/2017/model3d" xmlns:o="urn:schemas-microsoft-com:office:office" xmlns:r="http://schemas.openxmlformats.org/officeDocument/2006/relationships" xmlns:m="http://schemas.openxmlformats.org/officeDocument/2006/math" xmlns:v="urn:schemas-microsoft-com:vml" xmlns:wp14="http://schemas.microsoft.com/office/word/2010/wordprocessingDrawing" xmlns:wp="http://schemas.openxmlformats.org/drawingml/2006/wordprocessingDrawing" xmlns:w10="urn:schemas-microsoft-com:office:word" xmlns:w="http://schemas.openxmlformats.org/wordprocessingml/2006/main" xmlns:w14="http://schemas.microsoft.com/office/word/2010/wordml" xmlns:w15="http://schemas.microsoft.com/office/word/2012/wordml" xmlns:w16cex="http://schemas.microsoft.com/office/word/2018/wordml/cex" xmlns:w16cid="http://schemas.microsoft.com/office/word/2016/wordml/cid" xmlns:w16="http://schemas.microsoft.com/office/word/2018/wordml" xmlns:w16sdtdh="http://schemas.microsoft.com/office/word/2020/wordml/sdtdatahash" xmlns:w16se="http://schemas.microsoft.com/office/word/2015/wordml/symex" xmlns:wpg="http://schemas.microsoft.com/office/word/2010/wordprocessingGroup" xmlns:wpi="http://schemas.microsoft.com/office/word/2010/wordprocessingInk" xmlns:wne="http://schemas.microsoft.com/office/word/2006/wordml" xmlns:wps="http://schemas.microsoft.com/office/word/2010/wordprocessingShape" mc:Ignorable="w14 w15 w16se w16cid w16 w16cex w16sdtdh wp14">
   <w:p>
     <w:pPr>
-      <w:pStyle w:val="Header"/>
-    </w:pPr>
-  </w:p>
-</w:hdr>
-</file>
-
-<file path=word/header2.xml><?xml version="1.0" encoding="utf-8"?>
-<w:hdr xmlns:wpc="http://schemas.microsoft.com/office/word/2010/wordprocessingCanvas" xmlns:cx="http://schemas.microsoft.com/office/drawing/2014/chartex" xmlns:cx1="http://schemas.microsoft.com/office/drawing/2015/9/8/chartex" xmlns:cx2="http://schemas.microsoft.com/office/drawing/2015/10/21/chartex" xmlns:cx3="http://schemas.microsoft.com/office/drawing/2016/5/9/chartex" xmlns:cx4="http://schemas.microsoft.com/office/drawing/2016/5/10/chartex" xmlns:cx5="http://schemas.microsoft.com/office/drawing/2016/5/11/chartex" xmlns:cx6="http://schemas.microsoft.com/office/drawing/2016/5/12/chartex" xmlns:cx7="http://schemas.microsoft.com/office/drawing/2016/5/13/chartex" xmlns:cx8="http://schemas.microsoft.com/office/drawing/2016/5/14/chartex" xmlns:mc="http://schemas.openxmlformats.org/markup-compatibility/2006" xmlns:aink="http://schemas.microsoft.com/office/drawing/2016/ink" xmlns:am3d="http://schemas.microsoft.com/office/drawing/2017/model3d" xmlns:o="urn:schemas-microsoft-com:office:office" xmlns:r="http://schemas.openxmlformats.org/officeDocument/2006/relationships" xmlns:m="http://schemas.openxmlformats.org/officeDocument/2006/math" xmlns:v="urn:schemas-microsoft-com:vml" xmlns:wp14="http://schemas.microsoft.com/office/word/2010/wordprocessingDrawing" xmlns:wp="http://schemas.openxmlformats.org/drawingml/2006/wordprocessingDrawing" xmlns:w10="urn:schemas-microsoft-com:office:word" xmlns:w="http://schemas.openxmlformats.org/wordprocessingml/2006/main" xmlns:w14="http://schemas.microsoft.com/office/word/2010/wordml" xmlns:w15="http://schemas.microsoft.com/office/word/2012/wordml" xmlns:w16cex="http://schemas.microsoft.com/office/word/2018/wordml/cex" xmlns:w16cid="http://schemas.microsoft.com/office/word/2016/wordml/cid" xmlns:w16="http://schemas.microsoft.com/office/word/2018/wordml" xmlns:w16sdtdh="http://schemas.microsoft.com/office/word/2020/wordml/sdtdatahash" xmlns:w16se="http://schemas.microsoft.com/office/word/2015/wordml/symex" xmlns:wpg="http://schemas.microsoft.com/office/word/2010/wordprocessingGroup" xmlns:wpi="http://schemas.microsoft.com/office/word/2010/wordprocessingInk" xmlns:wne="http://schemas.microsoft.com/office/word/2006/wordml" xmlns:wps="http://schemas.microsoft.com/office/word/2010/wordprocessingShape" mc:Ignorable="w14 w15 w16se w16cid w16 w16cex w16sdtdh wp14">
-  <w:p>
-    <w:pPr>
       <w:tabs>
         <w:tab w:val="left" w:pos="3750"/>
       </w:tabs>
@@ -7480,7 +9594,7 @@
         <w:sz w:val="22"/>
         <w:szCs w:val="21"/>
       </w:rPr>
-      <w:t>Sept</w:t>
+      <w:t>May</w:t>
     </w:r>
     <w:r>
       <w:rPr>
@@ -7516,7 +9630,7 @@
         <w:sz w:val="22"/>
         <w:szCs w:val="21"/>
       </w:rPr>
-      <w:t>4</w:t>
+      <w:t>5</w:t>
     </w:r>
   </w:p>
   <w:p>
@@ -7527,16 +9641,6 @@
         <w:sz w:val="22"/>
         <w:szCs w:val="21"/>
       </w:rPr>
-    </w:pPr>
-  </w:p>
-</w:hdr>
-</file>
-
-<file path=word/header3.xml><?xml version="1.0" encoding="utf-8"?>
-<w:hdr xmlns:wpc="http://schemas.microsoft.com/office/word/2010/wordprocessingCanvas" xmlns:cx="http://schemas.microsoft.com/office/drawing/2014/chartex" xmlns:cx1="http://schemas.microsoft.com/office/drawing/2015/9/8/chartex" xmlns:cx2="http://schemas.microsoft.com/office/drawing/2015/10/21/chartex" xmlns:cx3="http://schemas.microsoft.com/office/drawing/2016/5/9/chartex" xmlns:cx4="http://schemas.microsoft.com/office/drawing/2016/5/10/chartex" xmlns:cx5="http://schemas.microsoft.com/office/drawing/2016/5/11/chartex" xmlns:cx6="http://schemas.microsoft.com/office/drawing/2016/5/12/chartex" xmlns:cx7="http://schemas.microsoft.com/office/drawing/2016/5/13/chartex" xmlns:cx8="http://schemas.microsoft.com/office/drawing/2016/5/14/chartex" xmlns:mc="http://schemas.openxmlformats.org/markup-compatibility/2006" xmlns:aink="http://schemas.microsoft.com/office/drawing/2016/ink" xmlns:am3d="http://schemas.microsoft.com/office/drawing/2017/model3d" xmlns:o="urn:schemas-microsoft-com:office:office" xmlns:r="http://schemas.openxmlformats.org/officeDocument/2006/relationships" xmlns:m="http://schemas.openxmlformats.org/officeDocument/2006/math" xmlns:v="urn:schemas-microsoft-com:vml" xmlns:wp14="http://schemas.microsoft.com/office/word/2010/wordprocessingDrawing" xmlns:wp="http://schemas.openxmlformats.org/drawingml/2006/wordprocessingDrawing" xmlns:w10="urn:schemas-microsoft-com:office:word" xmlns:w="http://schemas.openxmlformats.org/wordprocessingml/2006/main" xmlns:w14="http://schemas.microsoft.com/office/word/2010/wordml" xmlns:w15="http://schemas.microsoft.com/office/word/2012/wordml" xmlns:w16cex="http://schemas.microsoft.com/office/word/2018/wordml/cex" xmlns:w16cid="http://schemas.microsoft.com/office/word/2016/wordml/cid" xmlns:w16="http://schemas.microsoft.com/office/word/2018/wordml" xmlns:w16sdtdh="http://schemas.microsoft.com/office/word/2020/wordml/sdtdatahash" xmlns:w16se="http://schemas.microsoft.com/office/word/2015/wordml/symex" xmlns:wpg="http://schemas.microsoft.com/office/word/2010/wordprocessingGroup" xmlns:wpi="http://schemas.microsoft.com/office/word/2010/wordprocessingInk" xmlns:wne="http://schemas.microsoft.com/office/word/2006/wordml" xmlns:wps="http://schemas.microsoft.com/office/word/2010/wordprocessingShape" mc:Ignorable="w14 w15 w16se w16cid w16 w16cex w16sdtdh wp14">
-  <w:p>
-    <w:pPr>
-      <w:pStyle w:val="Header"/>
     </w:pPr>
   </w:p>
 </w:hdr>
@@ -8874,6 +10978,92 @@
     </w:lvl>
   </w:abstractNum>
   <w:abstractNum w:abstractNumId="12" w15:restartNumberingAfterBreak="0">
+    <w:nsid w:val="33B86479"/>
+    <w:multiLevelType w:val="hybridMultilevel"/>
+    <w:tmpl w:val="FF4A431A"/>
+    <w:lvl w:ilvl="0" w:tplc="FFFFFFFF">
+      <w:start w:val="1"/>
+      <w:numFmt w:val="decimal"/>
+      <w:lvlText w:val="%1."/>
+      <w:lvlJc w:val="left"/>
+      <w:pPr>
+        <w:ind w:left="360" w:hanging="360"/>
+      </w:pPr>
+    </w:lvl>
+    <w:lvl w:ilvl="1" w:tplc="FFFFFFFF" w:tentative="1">
+      <w:start w:val="1"/>
+      <w:numFmt w:val="lowerLetter"/>
+      <w:lvlText w:val="%2."/>
+      <w:lvlJc w:val="left"/>
+      <w:pPr>
+        <w:ind w:left="1080" w:hanging="360"/>
+      </w:pPr>
+    </w:lvl>
+    <w:lvl w:ilvl="2" w:tplc="FFFFFFFF" w:tentative="1">
+      <w:start w:val="1"/>
+      <w:numFmt w:val="lowerRoman"/>
+      <w:lvlText w:val="%3."/>
+      <w:lvlJc w:val="right"/>
+      <w:pPr>
+        <w:ind w:left="1800" w:hanging="180"/>
+      </w:pPr>
+    </w:lvl>
+    <w:lvl w:ilvl="3" w:tplc="FFFFFFFF" w:tentative="1">
+      <w:start w:val="1"/>
+      <w:numFmt w:val="decimal"/>
+      <w:lvlText w:val="%4."/>
+      <w:lvlJc w:val="left"/>
+      <w:pPr>
+        <w:ind w:left="2520" w:hanging="360"/>
+      </w:pPr>
+    </w:lvl>
+    <w:lvl w:ilvl="4" w:tplc="FFFFFFFF" w:tentative="1">
+      <w:start w:val="1"/>
+      <w:numFmt w:val="lowerLetter"/>
+      <w:lvlText w:val="%5."/>
+      <w:lvlJc w:val="left"/>
+      <w:pPr>
+        <w:ind w:left="3240" w:hanging="360"/>
+      </w:pPr>
+    </w:lvl>
+    <w:lvl w:ilvl="5" w:tplc="FFFFFFFF" w:tentative="1">
+      <w:start w:val="1"/>
+      <w:numFmt w:val="lowerRoman"/>
+      <w:lvlText w:val="%6."/>
+      <w:lvlJc w:val="right"/>
+      <w:pPr>
+        <w:ind w:left="3960" w:hanging="180"/>
+      </w:pPr>
+    </w:lvl>
+    <w:lvl w:ilvl="6" w:tplc="FFFFFFFF" w:tentative="1">
+      <w:start w:val="1"/>
+      <w:numFmt w:val="decimal"/>
+      <w:lvlText w:val="%7."/>
+      <w:lvlJc w:val="left"/>
+      <w:pPr>
+        <w:ind w:left="4680" w:hanging="360"/>
+      </w:pPr>
+    </w:lvl>
+    <w:lvl w:ilvl="7" w:tplc="FFFFFFFF" w:tentative="1">
+      <w:start w:val="1"/>
+      <w:numFmt w:val="lowerLetter"/>
+      <w:lvlText w:val="%8."/>
+      <w:lvlJc w:val="left"/>
+      <w:pPr>
+        <w:ind w:left="5400" w:hanging="360"/>
+      </w:pPr>
+    </w:lvl>
+    <w:lvl w:ilvl="8" w:tplc="FFFFFFFF" w:tentative="1">
+      <w:start w:val="1"/>
+      <w:numFmt w:val="lowerRoman"/>
+      <w:lvlText w:val="%9."/>
+      <w:lvlJc w:val="right"/>
+      <w:pPr>
+        <w:ind w:left="6120" w:hanging="180"/>
+      </w:pPr>
+    </w:lvl>
+  </w:abstractNum>
+  <w:abstractNum w:abstractNumId="13" w15:restartNumberingAfterBreak="0">
     <w:nsid w:val="352800EB"/>
     <w:multiLevelType w:val="hybridMultilevel"/>
     <w:tmpl w:val="BBD2DB42"/>
@@ -8963,7 +11153,7 @@
       </w:pPr>
     </w:lvl>
   </w:abstractNum>
-  <w:abstractNum w:abstractNumId="13" w15:restartNumberingAfterBreak="0">
+  <w:abstractNum w:abstractNumId="14" w15:restartNumberingAfterBreak="0">
     <w:nsid w:val="35ED0757"/>
     <w:multiLevelType w:val="hybridMultilevel"/>
     <w:tmpl w:val="A522830C"/>
@@ -9076,7 +11266,7 @@
       </w:rPr>
     </w:lvl>
   </w:abstractNum>
-  <w:abstractNum w:abstractNumId="14" w15:restartNumberingAfterBreak="0">
+  <w:abstractNum w:abstractNumId="15" w15:restartNumberingAfterBreak="0">
     <w:nsid w:val="39FE1455"/>
     <w:multiLevelType w:val="hybridMultilevel"/>
     <w:tmpl w:val="FF4A431A"/>
@@ -9162,7 +11352,7 @@
       </w:pPr>
     </w:lvl>
   </w:abstractNum>
-  <w:abstractNum w:abstractNumId="15" w15:restartNumberingAfterBreak="0">
+  <w:abstractNum w:abstractNumId="16" w15:restartNumberingAfterBreak="0">
     <w:nsid w:val="3B2A7A4B"/>
     <w:multiLevelType w:val="hybridMultilevel"/>
     <w:tmpl w:val="DBC48228"/>
@@ -9275,7 +11465,7 @@
       </w:rPr>
     </w:lvl>
   </w:abstractNum>
-  <w:abstractNum w:abstractNumId="16" w15:restartNumberingAfterBreak="0">
+  <w:abstractNum w:abstractNumId="17" w15:restartNumberingAfterBreak="0">
     <w:nsid w:val="3C0F4768"/>
     <w:multiLevelType w:val="hybridMultilevel"/>
     <w:tmpl w:val="48FC47EC"/>
@@ -9388,7 +11578,7 @@
       </w:rPr>
     </w:lvl>
   </w:abstractNum>
-  <w:abstractNum w:abstractNumId="17" w15:restartNumberingAfterBreak="0">
+  <w:abstractNum w:abstractNumId="18" w15:restartNumberingAfterBreak="0">
     <w:nsid w:val="3EFC06BF"/>
     <w:multiLevelType w:val="hybridMultilevel"/>
     <w:tmpl w:val="02E45186"/>
@@ -9501,7 +11691,7 @@
       </w:rPr>
     </w:lvl>
   </w:abstractNum>
-  <w:abstractNum w:abstractNumId="18" w15:restartNumberingAfterBreak="0">
+  <w:abstractNum w:abstractNumId="19" w15:restartNumberingAfterBreak="0">
     <w:nsid w:val="405300F4"/>
     <w:multiLevelType w:val="hybridMultilevel"/>
     <w:tmpl w:val="092EAA28"/>
@@ -9591,7 +11781,7 @@
       </w:pPr>
     </w:lvl>
   </w:abstractNum>
-  <w:abstractNum w:abstractNumId="19" w15:restartNumberingAfterBreak="0">
+  <w:abstractNum w:abstractNumId="20" w15:restartNumberingAfterBreak="0">
     <w:nsid w:val="43612072"/>
     <w:multiLevelType w:val="hybridMultilevel"/>
     <w:tmpl w:val="FAE26AC4"/>
@@ -9704,7 +11894,7 @@
       </w:rPr>
     </w:lvl>
   </w:abstractNum>
-  <w:abstractNum w:abstractNumId="20" w15:restartNumberingAfterBreak="0">
+  <w:abstractNum w:abstractNumId="21" w15:restartNumberingAfterBreak="0">
     <w:nsid w:val="43A60916"/>
     <w:multiLevelType w:val="hybridMultilevel"/>
     <w:tmpl w:val="DFAC5D78"/>
@@ -9817,7 +12007,7 @@
       </w:rPr>
     </w:lvl>
   </w:abstractNum>
-  <w:abstractNum w:abstractNumId="21" w15:restartNumberingAfterBreak="0">
+  <w:abstractNum w:abstractNumId="22" w15:restartNumberingAfterBreak="0">
     <w:nsid w:val="43CA5D35"/>
     <w:multiLevelType w:val="hybridMultilevel"/>
     <w:tmpl w:val="029C5B5C"/>
@@ -9903,7 +12093,7 @@
       </w:pPr>
     </w:lvl>
   </w:abstractNum>
-  <w:abstractNum w:abstractNumId="22" w15:restartNumberingAfterBreak="0">
+  <w:abstractNum w:abstractNumId="23" w15:restartNumberingAfterBreak="0">
     <w:nsid w:val="463A6C67"/>
     <w:multiLevelType w:val="hybridMultilevel"/>
     <w:tmpl w:val="799005C8"/>
@@ -10016,7 +12206,7 @@
       </w:rPr>
     </w:lvl>
   </w:abstractNum>
-  <w:abstractNum w:abstractNumId="23" w15:restartNumberingAfterBreak="0">
+  <w:abstractNum w:abstractNumId="24" w15:restartNumberingAfterBreak="0">
     <w:nsid w:val="480B24D2"/>
     <w:multiLevelType w:val="hybridMultilevel"/>
     <w:tmpl w:val="AD7C1B0A"/>
@@ -10129,7 +12319,7 @@
       </w:rPr>
     </w:lvl>
   </w:abstractNum>
-  <w:abstractNum w:abstractNumId="24" w15:restartNumberingAfterBreak="0">
+  <w:abstractNum w:abstractNumId="25" w15:restartNumberingAfterBreak="0">
     <w:nsid w:val="4C005C9A"/>
     <w:multiLevelType w:val="hybridMultilevel"/>
     <w:tmpl w:val="ABFC6C4E"/>
@@ -10242,7 +12432,7 @@
       </w:rPr>
     </w:lvl>
   </w:abstractNum>
-  <w:abstractNum w:abstractNumId="25" w15:restartNumberingAfterBreak="0">
+  <w:abstractNum w:abstractNumId="26" w15:restartNumberingAfterBreak="0">
     <w:nsid w:val="52D33C11"/>
     <w:multiLevelType w:val="hybridMultilevel"/>
     <w:tmpl w:val="3BEC53AC"/>
@@ -10355,7 +12545,7 @@
       </w:rPr>
     </w:lvl>
   </w:abstractNum>
-  <w:abstractNum w:abstractNumId="26" w15:restartNumberingAfterBreak="0">
+  <w:abstractNum w:abstractNumId="27" w15:restartNumberingAfterBreak="0">
     <w:nsid w:val="53D9652C"/>
     <w:multiLevelType w:val="hybridMultilevel"/>
     <w:tmpl w:val="395A93AA"/>
@@ -10468,7 +12658,7 @@
       </w:rPr>
     </w:lvl>
   </w:abstractNum>
-  <w:abstractNum w:abstractNumId="27" w15:restartNumberingAfterBreak="0">
+  <w:abstractNum w:abstractNumId="28" w15:restartNumberingAfterBreak="0">
     <w:nsid w:val="58A5016C"/>
     <w:multiLevelType w:val="hybridMultilevel"/>
     <w:tmpl w:val="DFAC5D78"/>
@@ -10581,7 +12771,7 @@
       </w:rPr>
     </w:lvl>
   </w:abstractNum>
-  <w:abstractNum w:abstractNumId="28" w15:restartNumberingAfterBreak="0">
+  <w:abstractNum w:abstractNumId="29" w15:restartNumberingAfterBreak="0">
     <w:nsid w:val="58F87755"/>
     <w:multiLevelType w:val="hybridMultilevel"/>
     <w:tmpl w:val="821C0884"/>
@@ -10670,7 +12860,7 @@
       </w:pPr>
     </w:lvl>
   </w:abstractNum>
-  <w:abstractNum w:abstractNumId="29" w15:restartNumberingAfterBreak="0">
+  <w:abstractNum w:abstractNumId="30" w15:restartNumberingAfterBreak="0">
     <w:nsid w:val="5E5F2DD2"/>
     <w:multiLevelType w:val="hybridMultilevel"/>
     <w:tmpl w:val="090C73DA"/>
@@ -10783,7 +12973,7 @@
       </w:rPr>
     </w:lvl>
   </w:abstractNum>
-  <w:abstractNum w:abstractNumId="30" w15:restartNumberingAfterBreak="0">
+  <w:abstractNum w:abstractNumId="31" w15:restartNumberingAfterBreak="0">
     <w:nsid w:val="5F6C09DB"/>
     <w:multiLevelType w:val="hybridMultilevel"/>
     <w:tmpl w:val="940C285E"/>
@@ -10896,7 +13086,7 @@
       </w:rPr>
     </w:lvl>
   </w:abstractNum>
-  <w:abstractNum w:abstractNumId="31" w15:restartNumberingAfterBreak="0">
+  <w:abstractNum w:abstractNumId="32" w15:restartNumberingAfterBreak="0">
     <w:nsid w:val="64781038"/>
     <w:multiLevelType w:val="hybridMultilevel"/>
     <w:tmpl w:val="F0406B28"/>
@@ -10982,7 +13172,7 @@
       </w:pPr>
     </w:lvl>
   </w:abstractNum>
-  <w:abstractNum w:abstractNumId="32" w15:restartNumberingAfterBreak="0">
+  <w:abstractNum w:abstractNumId="33" w15:restartNumberingAfterBreak="0">
     <w:nsid w:val="64B71C21"/>
     <w:multiLevelType w:val="hybridMultilevel"/>
     <w:tmpl w:val="B456BD9C"/>
@@ -11095,7 +13285,7 @@
       </w:rPr>
     </w:lvl>
   </w:abstractNum>
-  <w:abstractNum w:abstractNumId="33" w15:restartNumberingAfterBreak="0">
+  <w:abstractNum w:abstractNumId="34" w15:restartNumberingAfterBreak="0">
     <w:nsid w:val="64C06C26"/>
     <w:multiLevelType w:val="hybridMultilevel"/>
     <w:tmpl w:val="716CC558"/>
@@ -11208,7 +13398,7 @@
       </w:rPr>
     </w:lvl>
   </w:abstractNum>
-  <w:abstractNum w:abstractNumId="34" w15:restartNumberingAfterBreak="0">
+  <w:abstractNum w:abstractNumId="35" w15:restartNumberingAfterBreak="0">
     <w:nsid w:val="650F2D36"/>
     <w:multiLevelType w:val="hybridMultilevel"/>
     <w:tmpl w:val="627CAE9E"/>
@@ -11321,7 +13511,7 @@
       </w:rPr>
     </w:lvl>
   </w:abstractNum>
-  <w:abstractNum w:abstractNumId="35" w15:restartNumberingAfterBreak="0">
+  <w:abstractNum w:abstractNumId="36" w15:restartNumberingAfterBreak="0">
     <w:nsid w:val="67707D92"/>
     <w:multiLevelType w:val="hybridMultilevel"/>
     <w:tmpl w:val="158CD872"/>
@@ -11434,7 +13624,7 @@
       </w:rPr>
     </w:lvl>
   </w:abstractNum>
-  <w:abstractNum w:abstractNumId="36" w15:restartNumberingAfterBreak="0">
+  <w:abstractNum w:abstractNumId="37" w15:restartNumberingAfterBreak="0">
     <w:nsid w:val="68C35867"/>
     <w:multiLevelType w:val="hybridMultilevel"/>
     <w:tmpl w:val="64D010C6"/>
@@ -11547,7 +13737,7 @@
       </w:rPr>
     </w:lvl>
   </w:abstractNum>
-  <w:abstractNum w:abstractNumId="37" w15:restartNumberingAfterBreak="0">
+  <w:abstractNum w:abstractNumId="38" w15:restartNumberingAfterBreak="0">
     <w:nsid w:val="71300786"/>
     <w:multiLevelType w:val="hybridMultilevel"/>
     <w:tmpl w:val="EABA8512"/>
@@ -11660,7 +13850,7 @@
       </w:rPr>
     </w:lvl>
   </w:abstractNum>
-  <w:abstractNum w:abstractNumId="38" w15:restartNumberingAfterBreak="0">
+  <w:abstractNum w:abstractNumId="39" w15:restartNumberingAfterBreak="0">
     <w:nsid w:val="717C6241"/>
     <w:multiLevelType w:val="hybridMultilevel"/>
     <w:tmpl w:val="586A6F14"/>
@@ -11773,7 +13963,7 @@
       </w:rPr>
     </w:lvl>
   </w:abstractNum>
-  <w:abstractNum w:abstractNumId="39" w15:restartNumberingAfterBreak="0">
+  <w:abstractNum w:abstractNumId="40" w15:restartNumberingAfterBreak="0">
     <w:nsid w:val="747457E2"/>
     <w:multiLevelType w:val="hybridMultilevel"/>
     <w:tmpl w:val="82C8AF22"/>
@@ -11886,7 +14076,7 @@
       </w:rPr>
     </w:lvl>
   </w:abstractNum>
-  <w:abstractNum w:abstractNumId="40" w15:restartNumberingAfterBreak="0">
+  <w:abstractNum w:abstractNumId="41" w15:restartNumberingAfterBreak="0">
     <w:nsid w:val="75F036A7"/>
     <w:multiLevelType w:val="hybridMultilevel"/>
     <w:tmpl w:val="3264B6EC"/>
@@ -11999,7 +14189,7 @@
       </w:rPr>
     </w:lvl>
   </w:abstractNum>
-  <w:abstractNum w:abstractNumId="41" w15:restartNumberingAfterBreak="0">
+  <w:abstractNum w:abstractNumId="42" w15:restartNumberingAfterBreak="0">
     <w:nsid w:val="7994653C"/>
     <w:multiLevelType w:val="hybridMultilevel"/>
     <w:tmpl w:val="0B7845C6"/>
@@ -12112,7 +14302,7 @@
       </w:rPr>
     </w:lvl>
   </w:abstractNum>
-  <w:abstractNum w:abstractNumId="42" w15:restartNumberingAfterBreak="0">
+  <w:abstractNum w:abstractNumId="43" w15:restartNumberingAfterBreak="0">
     <w:nsid w:val="7A137BDA"/>
     <w:multiLevelType w:val="hybridMultilevel"/>
     <w:tmpl w:val="3C70DCEA"/>
@@ -12225,7 +14415,7 @@
       </w:rPr>
     </w:lvl>
   </w:abstractNum>
-  <w:abstractNum w:abstractNumId="43" w15:restartNumberingAfterBreak="0">
+  <w:abstractNum w:abstractNumId="44" w15:restartNumberingAfterBreak="0">
     <w:nsid w:val="7A601664"/>
     <w:multiLevelType w:val="hybridMultilevel"/>
     <w:tmpl w:val="846C9BD0"/>
@@ -12338,7 +14528,7 @@
       </w:rPr>
     </w:lvl>
   </w:abstractNum>
-  <w:abstractNum w:abstractNumId="44" w15:restartNumberingAfterBreak="0">
+  <w:abstractNum w:abstractNumId="45" w15:restartNumberingAfterBreak="0">
     <w:nsid w:val="7C3E18E6"/>
     <w:multiLevelType w:val="hybridMultilevel"/>
     <w:tmpl w:val="6618244C"/>
@@ -12451,7 +14641,7 @@
       </w:rPr>
     </w:lvl>
   </w:abstractNum>
-  <w:abstractNum w:abstractNumId="45" w15:restartNumberingAfterBreak="0">
+  <w:abstractNum w:abstractNumId="46" w15:restartNumberingAfterBreak="0">
     <w:nsid w:val="7DD2375E"/>
     <w:multiLevelType w:val="hybridMultilevel"/>
     <w:tmpl w:val="8BC47956"/>
@@ -12564,7 +14754,7 @@
       </w:rPr>
     </w:lvl>
   </w:abstractNum>
-  <w:abstractNum w:abstractNumId="46" w15:restartNumberingAfterBreak="0">
+  <w:abstractNum w:abstractNumId="47" w15:restartNumberingAfterBreak="0">
     <w:nsid w:val="7E4B65B4"/>
     <w:multiLevelType w:val="hybridMultilevel"/>
     <w:tmpl w:val="FD38DDE4"/>
@@ -12678,7 +14868,7 @@
     </w:lvl>
   </w:abstractNum>
   <w:num w:numId="1">
-    <w:abstractNumId w:val="22"/>
+    <w:abstractNumId w:val="23"/>
   </w:num>
   <w:num w:numId="2">
     <w:abstractNumId w:val="5"/>
@@ -12687,34 +14877,34 @@
     <w:abstractNumId w:val="4"/>
   </w:num>
   <w:num w:numId="4">
+    <w:abstractNumId w:val="46"/>
+  </w:num>
+  <w:num w:numId="5">
+    <w:abstractNumId w:val="41"/>
+  </w:num>
+  <w:num w:numId="6">
+    <w:abstractNumId w:val="43"/>
+  </w:num>
+  <w:num w:numId="7">
+    <w:abstractNumId w:val="14"/>
+  </w:num>
+  <w:num w:numId="8">
     <w:abstractNumId w:val="45"/>
   </w:num>
-  <w:num w:numId="5">
-    <w:abstractNumId w:val="40"/>
-  </w:num>
-  <w:num w:numId="6">
-    <w:abstractNumId w:val="42"/>
-  </w:num>
-  <w:num w:numId="7">
-    <w:abstractNumId w:val="13"/>
-  </w:num>
-  <w:num w:numId="8">
-    <w:abstractNumId w:val="44"/>
-  </w:num>
   <w:num w:numId="9">
-    <w:abstractNumId w:val="29"/>
+    <w:abstractNumId w:val="30"/>
   </w:num>
   <w:num w:numId="10">
-    <w:abstractNumId w:val="17"/>
+    <w:abstractNumId w:val="18"/>
   </w:num>
   <w:num w:numId="11">
     <w:abstractNumId w:val="11"/>
   </w:num>
   <w:num w:numId="12">
-    <w:abstractNumId w:val="37"/>
+    <w:abstractNumId w:val="38"/>
   </w:num>
   <w:num w:numId="13">
-    <w:abstractNumId w:val="30"/>
+    <w:abstractNumId w:val="31"/>
   </w:num>
   <w:num w:numId="14">
     <w:abstractNumId w:val="2"/>
@@ -12723,67 +14913,67 @@
     <w:abstractNumId w:val="3"/>
   </w:num>
   <w:num w:numId="16">
-    <w:abstractNumId w:val="43"/>
+    <w:abstractNumId w:val="44"/>
   </w:num>
   <w:num w:numId="17">
-    <w:abstractNumId w:val="25"/>
+    <w:abstractNumId w:val="26"/>
   </w:num>
   <w:num w:numId="18">
     <w:abstractNumId w:val="7"/>
   </w:num>
   <w:num w:numId="19">
-    <w:abstractNumId w:val="12"/>
+    <w:abstractNumId w:val="13"/>
   </w:num>
   <w:num w:numId="20">
+    <w:abstractNumId w:val="22"/>
+  </w:num>
+  <w:num w:numId="21">
+    <w:abstractNumId w:val="15"/>
+  </w:num>
+  <w:num w:numId="22">
+    <w:abstractNumId w:val="19"/>
+  </w:num>
+  <w:num w:numId="23">
+    <w:abstractNumId w:val="27"/>
+  </w:num>
+  <w:num w:numId="24">
+    <w:abstractNumId w:val="36"/>
+  </w:num>
+  <w:num w:numId="25">
+    <w:abstractNumId w:val="40"/>
+  </w:num>
+  <w:num w:numId="26">
+    <w:abstractNumId w:val="25"/>
+  </w:num>
+  <w:num w:numId="27">
     <w:abstractNumId w:val="21"/>
   </w:num>
-  <w:num w:numId="21">
-    <w:abstractNumId w:val="14"/>
+  <w:num w:numId="28">
+    <w:abstractNumId w:val="32"/>
   </w:num>
-  <w:num w:numId="22">
-    <w:abstractNumId w:val="18"/>
+  <w:num w:numId="29">
+    <w:abstractNumId w:val="33"/>
   </w:num>
-  <w:num w:numId="23">
-    <w:abstractNumId w:val="26"/>
+  <w:num w:numId="30">
+    <w:abstractNumId w:val="37"/>
   </w:num>
-  <w:num w:numId="24">
-    <w:abstractNumId w:val="35"/>
-  </w:num>
-  <w:num w:numId="25">
-    <w:abstractNumId w:val="39"/>
-  </w:num>
-  <w:num w:numId="26">
+  <w:num w:numId="31">
     <w:abstractNumId w:val="24"/>
   </w:num>
-  <w:num w:numId="27">
-    <w:abstractNumId w:val="20"/>
-  </w:num>
-  <w:num w:numId="28">
-    <w:abstractNumId w:val="31"/>
-  </w:num>
-  <w:num w:numId="29">
-    <w:abstractNumId w:val="32"/>
-  </w:num>
-  <w:num w:numId="30">
-    <w:abstractNumId w:val="36"/>
-  </w:num>
-  <w:num w:numId="31">
-    <w:abstractNumId w:val="23"/>
-  </w:num>
   <w:num w:numId="32">
-    <w:abstractNumId w:val="46"/>
+    <w:abstractNumId w:val="47"/>
   </w:num>
   <w:num w:numId="33">
-    <w:abstractNumId w:val="16"/>
+    <w:abstractNumId w:val="17"/>
   </w:num>
   <w:num w:numId="34">
-    <w:abstractNumId w:val="34"/>
+    <w:abstractNumId w:val="35"/>
   </w:num>
   <w:num w:numId="35">
     <w:abstractNumId w:val="6"/>
   </w:num>
   <w:num w:numId="36">
-    <w:abstractNumId w:val="38"/>
+    <w:abstractNumId w:val="39"/>
   </w:num>
   <w:num w:numId="37">
     <w:abstractNumId w:val="9"/>
@@ -12795,28 +14985,31 @@
     <w:abstractNumId w:val="10"/>
   </w:num>
   <w:num w:numId="40">
-    <w:abstractNumId w:val="19"/>
+    <w:abstractNumId w:val="20"/>
   </w:num>
   <w:num w:numId="41">
     <w:abstractNumId w:val="0"/>
   </w:num>
   <w:num w:numId="42">
-    <w:abstractNumId w:val="28"/>
+    <w:abstractNumId w:val="29"/>
   </w:num>
   <w:num w:numId="43">
-    <w:abstractNumId w:val="27"/>
+    <w:abstractNumId w:val="28"/>
   </w:num>
   <w:num w:numId="44">
     <w:abstractNumId w:val="8"/>
   </w:num>
   <w:num w:numId="45">
-    <w:abstractNumId w:val="33"/>
+    <w:abstractNumId w:val="34"/>
   </w:num>
   <w:num w:numId="46">
-    <w:abstractNumId w:val="41"/>
+    <w:abstractNumId w:val="42"/>
   </w:num>
   <w:num w:numId="47">
-    <w:abstractNumId w:val="15"/>
+    <w:abstractNumId w:val="16"/>
+  </w:num>
+  <w:num w:numId="48">
+    <w:abstractNumId w:val="12"/>
   </w:num>
 </w:numbering>
 </file>
@@ -13591,6 +15784,16 @@
     <w:basedOn w:val="DefaultParagraphFont"/>
     <w:rsid w:val="007859DD"/>
   </w:style>
+  <w:style w:type="character" w:customStyle="1" w:styleId="jet-listing-dynamic-linklabel">
+    <w:name w:val="jet-listing-dynamic-link__label"/>
+    <w:basedOn w:val="DefaultParagraphFont"/>
+    <w:rsid w:val="0040048F"/>
+  </w:style>
+  <w:style w:type="character" w:customStyle="1" w:styleId="c9dxtc">
+    <w:name w:val="c9dxtc"/>
+    <w:basedOn w:val="DefaultParagraphFont"/>
+    <w:rsid w:val="00B85358"/>
+  </w:style>
 </w:styles>
 </file>
 

--- a/files/CV Fong Chi Shun.docx
+++ b/files/CV Fong Chi Shun.docx
@@ -922,7 +922,7 @@
           <w:szCs w:val="21"/>
           <w:lang w:eastAsia="zh-HK"/>
         </w:rPr>
-        <w:t>Chinese Politics and Hong Kong Politics</w:t>
+        <w:t>Politics of East Asia</w:t>
       </w:r>
     </w:p>
     <w:p>
@@ -2557,6 +2557,7 @@
           <w:sz w:val="21"/>
           <w:szCs w:val="21"/>
         </w:rPr>
+        <w:lastRenderedPageBreak/>
         <w:t>W</w:t>
       </w:r>
       <w:r>
@@ -5786,19 +5787,7 @@
           <w:szCs w:val="21"/>
           <w:lang w:eastAsia="zh-HK"/>
         </w:rPr>
-        <w:t xml:space="preserve">Spring </w:t>
-      </w:r>
-      <w:r>
-        <w:rPr>
-          <w:rFonts w:asciiTheme="minorHAnsi" w:eastAsia="2cA" w:hAnsiTheme="minorHAnsi" w:cstheme="minorHAnsi"/>
-          <w:iCs/>
-          <w:kern w:val="0"/>
-          <w:sz w:val="21"/>
-          <w:szCs w:val="21"/>
-          <w:lang w:eastAsia="zh-HK"/>
-        </w:rPr>
-        <w:lastRenderedPageBreak/>
-        <w:t>2018</w:t>
+        <w:t>Spring 2018</w:t>
       </w:r>
       <w:r>
         <w:rPr>
@@ -8409,6 +8398,7 @@
           <w:sz w:val="21"/>
           <w:szCs w:val="21"/>
         </w:rPr>
+        <w:lastRenderedPageBreak/>
         <w:t>Language</w:t>
       </w:r>
     </w:p>

--- a/files/CV Fong Chi Shun.docx
+++ b/files/CV Fong Chi Shun.docx
@@ -10,7 +10,7 @@
         <w:spacing w:line="276" w:lineRule="auto"/>
         <w:jc w:val="center"/>
         <w:rPr>
-          <w:rFonts w:asciiTheme="minorHAnsi" w:eastAsia="2cA" w:hAnsiTheme="minorHAnsi" w:cstheme="minorHAnsi"/>
+          <w:rFonts w:ascii="Times New Roman" w:eastAsia="2cA" w:hAnsi="Times New Roman"/>
           <w:b/>
           <w:bCs/>
           <w:iCs/>
@@ -21,7 +21,7 @@
       </w:pPr>
       <w:r>
         <w:rPr>
-          <w:rFonts w:asciiTheme="minorHAnsi" w:eastAsia="2cA" w:hAnsiTheme="minorHAnsi" w:cstheme="minorHAnsi"/>
+          <w:rFonts w:ascii="Times New Roman" w:eastAsia="2cA" w:hAnsi="Times New Roman"/>
           <w:b/>
           <w:bCs/>
           <w:iCs/>
@@ -33,7 +33,7 @@
       </w:r>
       <w:r>
         <w:rPr>
-          <w:rFonts w:asciiTheme="minorHAnsi" w:eastAsia="2cA" w:hAnsiTheme="minorHAnsi" w:cstheme="minorHAnsi"/>
+          <w:rFonts w:ascii="Times New Roman" w:eastAsia="2cA" w:hAnsi="Times New Roman"/>
           <w:b/>
           <w:bCs/>
           <w:iCs/>
@@ -46,7 +46,7 @@
       </w:r>
       <w:r>
         <w:rPr>
-          <w:rFonts w:asciiTheme="minorHAnsi" w:eastAsia="2cA" w:hAnsiTheme="minorHAnsi" w:cstheme="minorHAnsi"/>
+          <w:rFonts w:ascii="Times New Roman" w:eastAsia="2cA" w:hAnsi="Times New Roman"/>
           <w:b/>
           <w:bCs/>
           <w:iCs/>
@@ -58,7 +58,7 @@
       </w:r>
       <w:r>
         <w:rPr>
-          <w:rFonts w:asciiTheme="minorHAnsi" w:eastAsia="2cA" w:hAnsiTheme="minorHAnsi" w:cstheme="minorHAnsi"/>
+          <w:rFonts w:ascii="Times New Roman" w:eastAsia="2cA" w:hAnsi="Times New Roman"/>
           <w:b/>
           <w:bCs/>
           <w:iCs/>
@@ -80,7 +80,7 @@
         <w:spacing w:line="276" w:lineRule="auto"/>
         <w:jc w:val="center"/>
         <w:rPr>
-          <w:rFonts w:asciiTheme="minorHAnsi" w:hAnsiTheme="minorHAnsi" w:cstheme="minorHAnsi"/>
+          <w:rFonts w:ascii="Times New Roman" w:hAnsi="Times New Roman"/>
           <w:b/>
           <w:bCs/>
           <w:iCs/>
@@ -90,7 +90,7 @@
       </w:pPr>
       <w:r>
         <w:rPr>
-          <w:rFonts w:asciiTheme="minorHAnsi" w:hAnsiTheme="minorHAnsi" w:cstheme="minorHAnsi"/>
+          <w:rFonts w:ascii="Times New Roman" w:hAnsi="Times New Roman"/>
           <w:b/>
           <w:bCs/>
           <w:iCs/>
@@ -101,7 +101,7 @@
       </w:r>
       <w:r>
         <w:rPr>
-          <w:rFonts w:asciiTheme="minorHAnsi" w:hAnsiTheme="minorHAnsi" w:cstheme="minorHAnsi"/>
+          <w:rFonts w:ascii="Times New Roman" w:hAnsi="Times New Roman"/>
           <w:b/>
           <w:bCs/>
           <w:iCs/>
@@ -112,7 +112,7 @@
       </w:r>
       <w:r>
         <w:rPr>
-          <w:rFonts w:asciiTheme="minorHAnsi" w:hAnsiTheme="minorHAnsi" w:cstheme="minorHAnsi"/>
+          <w:rFonts w:ascii="Times New Roman" w:hAnsi="Times New Roman"/>
           <w:b/>
           <w:bCs/>
           <w:iCs/>
@@ -123,7 +123,7 @@
       </w:r>
       <w:r>
         <w:rPr>
-          <w:rFonts w:asciiTheme="minorHAnsi" w:hAnsiTheme="minorHAnsi" w:cstheme="minorHAnsi"/>
+          <w:rFonts w:ascii="Times New Roman" w:hAnsi="Times New Roman"/>
           <w:b/>
           <w:bCs/>
           <w:iCs/>
@@ -136,7 +136,7 @@
         <w:r>
           <w:rPr>
             <w:rStyle w:val="Hyperlink"/>
-            <w:rFonts w:asciiTheme="minorHAnsi" w:hAnsiTheme="minorHAnsi" w:cstheme="minorHAnsi"/>
+            <w:rFonts w:ascii="Times New Roman" w:hAnsi="Times New Roman"/>
             <w:b/>
             <w:bCs/>
             <w:iCs/>
@@ -154,7 +154,7 @@
         <w:adjustRightInd w:val="0"/>
         <w:spacing w:line="276" w:lineRule="auto"/>
         <w:rPr>
-          <w:rFonts w:asciiTheme="minorHAnsi" w:eastAsia="2cA" w:hAnsiTheme="minorHAnsi" w:cstheme="minorHAnsi"/>
+          <w:rFonts w:ascii="Times New Roman" w:eastAsia="2cA" w:hAnsi="Times New Roman"/>
           <w:b/>
           <w:bCs/>
           <w:iCs/>
@@ -164,7 +164,7 @@
       </w:pPr>
       <w:r>
         <w:rPr>
-          <w:rFonts w:asciiTheme="minorHAnsi" w:eastAsia="2cA" w:hAnsiTheme="minorHAnsi" w:cstheme="minorHAnsi"/>
+          <w:rFonts w:ascii="Times New Roman" w:eastAsia="2cA" w:hAnsi="Times New Roman"/>
           <w:b/>
           <w:bCs/>
           <w:iCs/>
@@ -174,7 +174,7 @@
       </w:r>
       <w:r>
         <w:rPr>
-          <w:rFonts w:asciiTheme="minorHAnsi" w:eastAsia="2cA" w:hAnsiTheme="minorHAnsi" w:cstheme="minorHAnsi"/>
+          <w:rFonts w:ascii="Times New Roman" w:eastAsia="2cA" w:hAnsi="Times New Roman"/>
           <w:b/>
           <w:bCs/>
           <w:iCs/>
@@ -188,7 +188,7 @@
       <w:pPr>
         <w:spacing w:line="276" w:lineRule="auto"/>
         <w:rPr>
-          <w:rFonts w:asciiTheme="minorHAnsi" w:hAnsiTheme="minorHAnsi" w:cstheme="minorHAnsi"/>
+          <w:rFonts w:ascii="Times New Roman" w:hAnsi="Times New Roman"/>
           <w:b/>
           <w:bCs/>
           <w:sz w:val="21"/>
@@ -197,7 +197,7 @@
       </w:pPr>
       <w:r>
         <w:rPr>
-          <w:rFonts w:asciiTheme="minorHAnsi" w:hAnsiTheme="minorHAnsi" w:cstheme="minorHAnsi"/>
+          <w:rFonts w:ascii="Times New Roman" w:hAnsi="Times New Roman"/>
           <w:b/>
           <w:bCs/>
           <w:sz w:val="21"/>
@@ -208,7 +208,7 @@
       </w:r>
       <w:r>
         <w:rPr>
-          <w:rFonts w:asciiTheme="minorHAnsi" w:hAnsiTheme="minorHAnsi" w:cstheme="minorHAnsi"/>
+          <w:rFonts w:ascii="Times New Roman" w:hAnsi="Times New Roman"/>
           <w:b/>
           <w:bCs/>
           <w:sz w:val="21"/>
@@ -218,7 +218,7 @@
       </w:r>
       <w:r>
         <w:rPr>
-          <w:rFonts w:asciiTheme="minorHAnsi" w:hAnsiTheme="minorHAnsi" w:cstheme="minorHAnsi"/>
+          <w:rFonts w:ascii="Times New Roman" w:hAnsi="Times New Roman"/>
           <w:b/>
           <w:bCs/>
           <w:sz w:val="21"/>
@@ -231,7 +231,7 @@
       <w:pPr>
         <w:spacing w:line="276" w:lineRule="auto"/>
         <w:rPr>
-          <w:rFonts w:asciiTheme="minorHAnsi" w:hAnsiTheme="minorHAnsi" w:cstheme="minorHAnsi"/>
+          <w:rFonts w:ascii="Times New Roman" w:hAnsi="Times New Roman"/>
           <w:sz w:val="21"/>
           <w:szCs w:val="20"/>
           <w:lang w:eastAsia="zh-HK"/>
@@ -239,7 +239,7 @@
       </w:pPr>
       <w:r>
         <w:rPr>
-          <w:rFonts w:asciiTheme="minorHAnsi" w:hAnsiTheme="minorHAnsi" w:cstheme="minorHAnsi"/>
+          <w:rFonts w:ascii="Times New Roman" w:hAnsi="Times New Roman"/>
           <w:sz w:val="21"/>
           <w:szCs w:val="20"/>
           <w:lang w:eastAsia="zh-HK"/>
@@ -248,7 +248,7 @@
       </w:r>
       <w:r>
         <w:rPr>
-          <w:rFonts w:asciiTheme="minorHAnsi" w:hAnsiTheme="minorHAnsi" w:cstheme="minorHAnsi"/>
+          <w:rFonts w:ascii="Times New Roman" w:hAnsi="Times New Roman"/>
           <w:sz w:val="21"/>
           <w:szCs w:val="20"/>
           <w:lang w:eastAsia="zh-HK"/>
@@ -257,7 +257,7 @@
       </w:r>
       <w:r>
         <w:rPr>
-          <w:rFonts w:asciiTheme="minorHAnsi" w:hAnsiTheme="minorHAnsi" w:cstheme="minorHAnsi"/>
+          <w:rFonts w:ascii="Times New Roman" w:hAnsi="Times New Roman"/>
           <w:sz w:val="21"/>
           <w:szCs w:val="20"/>
           <w:lang w:eastAsia="zh-HK"/>
@@ -266,7 +266,7 @@
       </w:r>
       <w:r>
         <w:rPr>
-          <w:rFonts w:asciiTheme="minorHAnsi" w:hAnsiTheme="minorHAnsi" w:cstheme="minorHAnsi"/>
+          <w:rFonts w:ascii="Times New Roman" w:hAnsi="Times New Roman"/>
           <w:sz w:val="21"/>
           <w:szCs w:val="20"/>
           <w:lang w:eastAsia="zh-HK"/>
@@ -275,7 +275,7 @@
       </w:r>
       <w:r>
         <w:rPr>
-          <w:rFonts w:asciiTheme="minorHAnsi" w:hAnsiTheme="minorHAnsi" w:cstheme="minorHAnsi"/>
+          <w:rFonts w:ascii="Times New Roman" w:hAnsi="Times New Roman"/>
           <w:sz w:val="21"/>
           <w:szCs w:val="20"/>
           <w:lang w:eastAsia="zh-HK"/>
@@ -284,7 +284,7 @@
       </w:r>
       <w:r>
         <w:rPr>
-          <w:rFonts w:asciiTheme="minorHAnsi" w:hAnsiTheme="minorHAnsi" w:cstheme="minorHAnsi"/>
+          <w:rFonts w:ascii="Times New Roman" w:hAnsi="Times New Roman"/>
           <w:sz w:val="21"/>
           <w:szCs w:val="20"/>
           <w:lang w:eastAsia="zh-HK"/>
@@ -293,7 +293,7 @@
       </w:r>
       <w:r>
         <w:rPr>
-          <w:rFonts w:asciiTheme="minorHAnsi" w:hAnsiTheme="minorHAnsi" w:cstheme="minorHAnsi"/>
+          <w:rFonts w:ascii="Times New Roman" w:hAnsi="Times New Roman"/>
           <w:sz w:val="21"/>
           <w:szCs w:val="20"/>
           <w:lang w:eastAsia="zh-HK"/>
@@ -311,15 +311,15 @@
         <w:spacing w:line="276" w:lineRule="auto"/>
         <w:ind w:leftChars="0"/>
         <w:rPr>
-          <w:rFonts w:asciiTheme="minorHAnsi" w:hAnsiTheme="minorHAnsi" w:cstheme="minorHAnsi"/>
-          <w:sz w:val="21"/>
-          <w:szCs w:val="21"/>
-          <w:lang w:eastAsia="zh-HK"/>
-        </w:rPr>
-      </w:pPr>
-      <w:r>
-        <w:rPr>
-          <w:rFonts w:asciiTheme="minorHAnsi" w:hAnsiTheme="minorHAnsi" w:cstheme="minorHAnsi"/>
+          <w:rFonts w:ascii="Times New Roman" w:hAnsi="Times New Roman"/>
+          <w:sz w:val="21"/>
+          <w:szCs w:val="21"/>
+          <w:lang w:eastAsia="zh-HK"/>
+        </w:rPr>
+      </w:pPr>
+      <w:r>
+        <w:rPr>
+          <w:rFonts w:ascii="Times New Roman" w:hAnsi="Times New Roman"/>
           <w:sz w:val="21"/>
           <w:szCs w:val="20"/>
           <w:lang w:eastAsia="zh-HK"/>
@@ -328,6 +328,7 @@
       </w:r>
       <w:r>
         <w:rPr>
+          <w:rFonts w:ascii="Times New Roman" w:hAnsi="Times New Roman"/>
           <w:i/>
           <w:iCs/>
           <w:sz w:val="21"/>
@@ -346,46 +347,33 @@
         <w:spacing w:line="276" w:lineRule="auto"/>
         <w:ind w:leftChars="0"/>
         <w:rPr>
-          <w:rFonts w:asciiTheme="minorHAnsi" w:hAnsiTheme="minorHAnsi" w:cstheme="minorHAnsi"/>
-          <w:sz w:val="21"/>
-          <w:szCs w:val="21"/>
-          <w:lang w:eastAsia="zh-HK"/>
-        </w:rPr>
-      </w:pPr>
-      <w:r>
-        <w:rPr>
-          <w:sz w:val="21"/>
-          <w:szCs w:val="21"/>
-        </w:rPr>
-        <w:t xml:space="preserve">Committee: Joseph Wright (Chair), </w:t>
-      </w:r>
-      <w:r>
-        <w:rPr>
-          <w:sz w:val="21"/>
-          <w:szCs w:val="21"/>
-        </w:rPr>
-        <w:t>Bruce Desmarais</w:t>
-      </w:r>
-      <w:r>
-        <w:rPr>
-          <w:sz w:val="21"/>
-          <w:szCs w:val="21"/>
-        </w:rPr>
-        <w:t xml:space="preserve"> (Co-chair), Daniel Tavana, and Charles Seguin</w:t>
+          <w:rFonts w:ascii="Times New Roman" w:hAnsi="Times New Roman"/>
+          <w:sz w:val="21"/>
+          <w:szCs w:val="21"/>
+          <w:lang w:eastAsia="zh-HK"/>
+        </w:rPr>
+      </w:pPr>
+      <w:r>
+        <w:rPr>
+          <w:rFonts w:ascii="Times New Roman" w:hAnsi="Times New Roman"/>
+          <w:sz w:val="21"/>
+          <w:szCs w:val="21"/>
+        </w:rPr>
+        <w:t>Committee: Joseph Wright (Chair), Bruce Desmarais (Co-chair), Daniel Tavana, and Charles Seguin</w:t>
       </w:r>
     </w:p>
     <w:p>
       <w:pPr>
         <w:spacing w:line="276" w:lineRule="auto"/>
         <w:rPr>
-          <w:rFonts w:asciiTheme="minorHAnsi" w:hAnsiTheme="minorHAnsi" w:cstheme="minorHAnsi"/>
+          <w:rFonts w:ascii="Times New Roman" w:hAnsi="Times New Roman"/>
           <w:sz w:val="21"/>
           <w:szCs w:val="20"/>
         </w:rPr>
       </w:pPr>
       <w:r>
         <w:rPr>
-          <w:rFonts w:asciiTheme="minorHAnsi" w:hAnsiTheme="minorHAnsi" w:cstheme="minorHAnsi"/>
+          <w:rFonts w:ascii="Times New Roman" w:hAnsi="Times New Roman"/>
           <w:sz w:val="21"/>
           <w:szCs w:val="20"/>
           <w:lang w:eastAsia="zh-HK"/>
@@ -394,11 +382,27 @@
       </w:r>
       <w:r>
         <w:rPr>
-          <w:rFonts w:asciiTheme="minorHAnsi" w:hAnsiTheme="minorHAnsi" w:cstheme="minorHAnsi"/>
+          <w:rFonts w:ascii="Times New Roman" w:hAnsi="Times New Roman"/>
           <w:sz w:val="21"/>
           <w:szCs w:val="20"/>
         </w:rPr>
-        <w:t xml:space="preserve"> Comparative Politics, Social Data Analytics</w:t>
+        <w:t xml:space="preserve"> Comparative Politics</w:t>
+      </w:r>
+      <w:r>
+        <w:rPr>
+          <w:rFonts w:ascii="Times New Roman" w:hAnsi="Times New Roman"/>
+          <w:sz w:val="21"/>
+          <w:szCs w:val="20"/>
+        </w:rPr>
+        <w:t xml:space="preserve"> and</w:t>
+      </w:r>
+      <w:r>
+        <w:rPr>
+          <w:rFonts w:ascii="Times New Roman" w:hAnsi="Times New Roman"/>
+          <w:sz w:val="21"/>
+          <w:szCs w:val="20"/>
+        </w:rPr>
+        <w:t xml:space="preserve"> Social Data Analytics</w:t>
       </w:r>
     </w:p>
     <w:p>
@@ -408,14 +412,14 @@
         <w:adjustRightInd w:val="0"/>
         <w:spacing w:line="276" w:lineRule="auto"/>
         <w:rPr>
-          <w:rFonts w:asciiTheme="minorHAnsi" w:hAnsiTheme="minorHAnsi" w:cstheme="minorHAnsi"/>
+          <w:rFonts w:ascii="Times New Roman" w:hAnsi="Times New Roman"/>
           <w:sz w:val="21"/>
           <w:szCs w:val="20"/>
         </w:rPr>
       </w:pPr>
       <w:r>
         <w:rPr>
-          <w:rFonts w:asciiTheme="minorHAnsi" w:hAnsiTheme="minorHAnsi" w:cstheme="minorHAnsi"/>
+          <w:rFonts w:ascii="Times New Roman" w:hAnsi="Times New Roman"/>
           <w:sz w:val="21"/>
           <w:szCs w:val="20"/>
         </w:rPr>
@@ -423,7 +427,7 @@
       </w:r>
       <w:r>
         <w:rPr>
-          <w:rFonts w:asciiTheme="minorHAnsi" w:hAnsiTheme="minorHAnsi" w:cstheme="minorHAnsi"/>
+          <w:rFonts w:ascii="Times New Roman" w:hAnsi="Times New Roman"/>
           <w:b/>
           <w:bCs/>
           <w:sz w:val="21"/>
@@ -433,7 +437,7 @@
       </w:r>
       <w:r>
         <w:rPr>
-          <w:rFonts w:asciiTheme="minorHAnsi" w:hAnsiTheme="minorHAnsi" w:cstheme="minorHAnsi"/>
+          <w:rFonts w:ascii="Times New Roman" w:hAnsi="Times New Roman"/>
           <w:sz w:val="21"/>
           <w:szCs w:val="20"/>
         </w:rPr>
@@ -447,7 +451,7 @@
         <w:adjustRightInd w:val="0"/>
         <w:spacing w:line="276" w:lineRule="auto"/>
         <w:rPr>
-          <w:rFonts w:asciiTheme="minorHAnsi" w:hAnsiTheme="minorHAnsi" w:cstheme="minorHAnsi"/>
+          <w:rFonts w:ascii="Times New Roman" w:hAnsi="Times New Roman"/>
           <w:sz w:val="21"/>
           <w:szCs w:val="20"/>
         </w:rPr>
@@ -458,7 +462,7 @@
         <w:spacing w:line="276" w:lineRule="auto"/>
         <w:jc w:val="both"/>
         <w:rPr>
-          <w:rFonts w:asciiTheme="minorHAnsi" w:hAnsiTheme="minorHAnsi" w:cstheme="minorHAnsi"/>
+          <w:rFonts w:ascii="Times New Roman" w:hAnsi="Times New Roman"/>
           <w:b/>
           <w:bCs/>
           <w:sz w:val="21"/>
@@ -468,7 +472,7 @@
       </w:pPr>
       <w:r>
         <w:rPr>
-          <w:rFonts w:asciiTheme="minorHAnsi" w:hAnsiTheme="minorHAnsi" w:cstheme="minorHAnsi"/>
+          <w:rFonts w:ascii="Times New Roman" w:hAnsi="Times New Roman"/>
           <w:b/>
           <w:bCs/>
           <w:iCs/>
@@ -480,7 +484,7 @@
       </w:r>
       <w:r>
         <w:rPr>
-          <w:rFonts w:asciiTheme="minorHAnsi" w:hAnsiTheme="minorHAnsi" w:cstheme="minorHAnsi"/>
+          <w:rFonts w:ascii="Times New Roman" w:hAnsi="Times New Roman"/>
           <w:b/>
           <w:bCs/>
           <w:sz w:val="21"/>
@@ -495,7 +499,7 @@
         <w:spacing w:line="276" w:lineRule="auto"/>
         <w:jc w:val="both"/>
         <w:rPr>
-          <w:rFonts w:asciiTheme="minorHAnsi" w:hAnsiTheme="minorHAnsi" w:cstheme="minorHAnsi"/>
+          <w:rFonts w:ascii="Times New Roman" w:hAnsi="Times New Roman"/>
           <w:bCs/>
           <w:sz w:val="21"/>
           <w:szCs w:val="20"/>
@@ -503,7 +507,7 @@
       </w:pPr>
       <w:r>
         <w:rPr>
-          <w:rFonts w:asciiTheme="minorHAnsi" w:hAnsiTheme="minorHAnsi" w:cstheme="minorHAnsi"/>
+          <w:rFonts w:ascii="Times New Roman" w:hAnsi="Times New Roman"/>
           <w:bCs/>
           <w:sz w:val="21"/>
           <w:szCs w:val="20"/>
@@ -513,7 +517,7 @@
       </w:r>
       <w:r>
         <w:rPr>
-          <w:rFonts w:asciiTheme="minorHAnsi" w:hAnsiTheme="minorHAnsi" w:cstheme="minorHAnsi"/>
+          <w:rFonts w:ascii="Times New Roman" w:hAnsi="Times New Roman"/>
           <w:bCs/>
           <w:sz w:val="21"/>
           <w:szCs w:val="20"/>
@@ -523,7 +527,7 @@
       </w:r>
       <w:r>
         <w:rPr>
-          <w:rFonts w:asciiTheme="minorHAnsi" w:hAnsiTheme="minorHAnsi" w:cstheme="minorHAnsi"/>
+          <w:rFonts w:ascii="Times New Roman" w:hAnsi="Times New Roman"/>
           <w:bCs/>
           <w:sz w:val="21"/>
           <w:szCs w:val="20"/>
@@ -532,7 +536,7 @@
       </w:r>
       <w:r>
         <w:rPr>
-          <w:rFonts w:asciiTheme="minorHAnsi" w:hAnsiTheme="minorHAnsi" w:cstheme="minorHAnsi"/>
+          <w:rFonts w:ascii="Times New Roman" w:hAnsi="Times New Roman"/>
           <w:bCs/>
           <w:iCs/>
           <w:sz w:val="21"/>
@@ -543,18 +547,40 @@
       </w:r>
       <w:r>
         <w:rPr>
-          <w:rFonts w:asciiTheme="minorHAnsi" w:hAnsiTheme="minorHAnsi" w:cstheme="minorHAnsi"/>
+          <w:rFonts w:ascii="Times New Roman" w:hAnsi="Times New Roman"/>
           <w:bCs/>
           <w:iCs/>
           <w:sz w:val="21"/>
           <w:szCs w:val="20"/>
           <w:lang w:eastAsia="zh-HK"/>
         </w:rPr>
+        <w:t xml:space="preserve"> ~ </w:t>
+      </w:r>
+      <w:r>
+        <w:rPr>
+          <w:rFonts w:ascii="Times New Roman" w:eastAsia="2cA" w:hAnsi="Times New Roman"/>
+          <w:iCs/>
+          <w:kern w:val="0"/>
+          <w:sz w:val="21"/>
+          <w:szCs w:val="21"/>
+          <w:lang w:eastAsia="zh-HK"/>
+        </w:rPr>
+        <w:t>Magna Cum Laude in the US</w:t>
+      </w:r>
+      <w:r>
+        <w:rPr>
+          <w:rFonts w:ascii="Times New Roman" w:hAnsi="Times New Roman"/>
+          <w:bCs/>
+          <w:iCs/>
+          <w:sz w:val="21"/>
+          <w:szCs w:val="20"/>
+          <w:lang w:eastAsia="zh-HK"/>
+        </w:rPr>
         <w:t>)</w:t>
       </w:r>
       <w:r>
         <w:rPr>
-          <w:rFonts w:asciiTheme="minorHAnsi" w:hAnsiTheme="minorHAnsi" w:cstheme="minorHAnsi"/>
+          <w:rFonts w:ascii="Times New Roman" w:hAnsi="Times New Roman"/>
           <w:bCs/>
           <w:sz w:val="21"/>
           <w:szCs w:val="20"/>
@@ -564,7 +590,7 @@
       </w:r>
       <w:r>
         <w:rPr>
-          <w:rFonts w:asciiTheme="minorHAnsi" w:hAnsiTheme="minorHAnsi" w:cstheme="minorHAnsi"/>
+          <w:rFonts w:ascii="Times New Roman" w:hAnsi="Times New Roman"/>
           <w:bCs/>
           <w:iCs/>
           <w:sz w:val="21"/>
@@ -580,7 +606,7 @@
         <w:ind w:left="480"/>
         <w:jc w:val="both"/>
         <w:rPr>
-          <w:rFonts w:asciiTheme="minorHAnsi" w:hAnsiTheme="minorHAnsi" w:cstheme="minorHAnsi"/>
+          <w:rFonts w:ascii="Times New Roman" w:hAnsi="Times New Roman"/>
           <w:bCs/>
           <w:sz w:val="21"/>
           <w:szCs w:val="20"/>
@@ -591,7 +617,7 @@
       <w:pPr>
         <w:spacing w:line="276" w:lineRule="auto"/>
         <w:rPr>
-          <w:rFonts w:asciiTheme="minorHAnsi" w:eastAsia="2cA" w:hAnsiTheme="minorHAnsi" w:cstheme="minorHAnsi"/>
+          <w:rFonts w:ascii="Times New Roman" w:eastAsia="2cA" w:hAnsi="Times New Roman"/>
           <w:b/>
           <w:bCs/>
           <w:iCs/>
@@ -603,7 +629,7 @@
       </w:pPr>
       <w:r>
         <w:rPr>
-          <w:rFonts w:asciiTheme="minorHAnsi" w:eastAsia="2cA" w:hAnsiTheme="minorHAnsi" w:cstheme="minorHAnsi"/>
+          <w:rFonts w:ascii="Times New Roman" w:eastAsia="2cA" w:hAnsi="Times New Roman"/>
           <w:b/>
           <w:bCs/>
           <w:iCs/>
@@ -622,7 +648,7 @@
         <w:adjustRightInd w:val="0"/>
         <w:spacing w:line="276" w:lineRule="auto"/>
         <w:rPr>
-          <w:rFonts w:asciiTheme="minorHAnsi" w:eastAsia="2cA" w:hAnsiTheme="minorHAnsi" w:cstheme="minorHAnsi"/>
+          <w:rFonts w:ascii="Times New Roman" w:eastAsia="2cA" w:hAnsi="Times New Roman"/>
           <w:b/>
           <w:bCs/>
           <w:iCs/>
@@ -636,7 +662,7 @@
       <w:proofErr w:type="spellStart"/>
       <w:r>
         <w:rPr>
-          <w:rFonts w:asciiTheme="minorHAnsi" w:eastAsia="2cA" w:hAnsiTheme="minorHAnsi" w:cstheme="minorHAnsi"/>
+          <w:rFonts w:ascii="Times New Roman" w:eastAsia="2cA" w:hAnsi="Times New Roman"/>
           <w:iCs/>
           <w:kern w:val="0"/>
           <w:sz w:val="21"/>
@@ -648,7 +674,7 @@
       <w:proofErr w:type="spellEnd"/>
       <w:r>
         <w:rPr>
-          <w:rFonts w:asciiTheme="minorHAnsi" w:eastAsia="2cA" w:hAnsiTheme="minorHAnsi" w:cstheme="minorHAnsi"/>
+          <w:rFonts w:ascii="Times New Roman" w:eastAsia="2cA" w:hAnsi="Times New Roman"/>
           <w:iCs/>
           <w:kern w:val="0"/>
           <w:sz w:val="21"/>
@@ -659,157 +685,146 @@
       </w:r>
       <w:r>
         <w:rPr>
-          <w:rFonts w:asciiTheme="minorHAnsi" w:eastAsia="2cA" w:hAnsiTheme="minorHAnsi" w:cstheme="minorHAnsi"/>
+          <w:rFonts w:ascii="Times New Roman" w:eastAsia="2cA" w:hAnsi="Times New Roman"/>
           <w:iCs/>
           <w:kern w:val="0"/>
           <w:sz w:val="21"/>
           <w:szCs w:val="21"/>
           <w:lang w:eastAsia="zh-HK"/>
         </w:rPr>
-        <w:t xml:space="preserve"> (</w:t>
-      </w:r>
-      <w:r>
-        <w:rPr>
-          <w:rFonts w:asciiTheme="minorHAnsi" w:eastAsia="2cA" w:hAnsiTheme="minorHAnsi" w:cstheme="minorHAnsi"/>
+        <w:t xml:space="preserve"> (Second Class Honor, upper Division ~ Magna Cum Laude</w:t>
+      </w:r>
+      <w:r>
+        <w:rPr>
+          <w:rFonts w:ascii="Times New Roman" w:eastAsia="2cA" w:hAnsi="Times New Roman"/>
           <w:iCs/>
           <w:kern w:val="0"/>
           <w:sz w:val="21"/>
           <w:szCs w:val="21"/>
           <w:lang w:eastAsia="zh-HK"/>
         </w:rPr>
-        <w:t>Second Class Honor, upper Division</w:t>
-      </w:r>
-      <w:r>
-        <w:rPr>
-          <w:rFonts w:asciiTheme="minorHAnsi" w:eastAsia="2cA" w:hAnsiTheme="minorHAnsi" w:cstheme="minorHAnsi"/>
+        <w:t xml:space="preserve"> in the US</w:t>
+      </w:r>
+      <w:r>
+        <w:rPr>
+          <w:rFonts w:ascii="Times New Roman" w:eastAsia="2cA" w:hAnsi="Times New Roman"/>
           <w:iCs/>
           <w:kern w:val="0"/>
           <w:sz w:val="21"/>
           <w:szCs w:val="21"/>
           <w:lang w:eastAsia="zh-HK"/>
         </w:rPr>
-        <w:t xml:space="preserve"> ~ </w:t>
-      </w:r>
-      <w:r>
-        <w:rPr>
-          <w:rFonts w:asciiTheme="minorHAnsi" w:eastAsia="2cA" w:hAnsiTheme="minorHAnsi" w:cstheme="minorHAnsi"/>
+        <w:t>)</w:t>
+      </w:r>
+      <w:r>
+        <w:rPr>
+          <w:rFonts w:ascii="Times New Roman" w:eastAsia="2cA" w:hAnsi="Times New Roman"/>
           <w:iCs/>
           <w:kern w:val="0"/>
           <w:sz w:val="21"/>
           <w:szCs w:val="21"/>
           <w:lang w:eastAsia="zh-HK"/>
         </w:rPr>
-        <w:t>Magna Cum Laude</w:t>
-      </w:r>
-      <w:r>
-        <w:rPr>
-          <w:rFonts w:asciiTheme="minorHAnsi" w:eastAsia="2cA" w:hAnsiTheme="minorHAnsi" w:cstheme="minorHAnsi"/>
+        <w:t xml:space="preserve"> in </w:t>
+      </w:r>
+      <w:r>
+        <w:rPr>
+          <w:rFonts w:ascii="Times New Roman" w:eastAsia="2cA" w:hAnsi="Times New Roman"/>
           <w:iCs/>
           <w:kern w:val="0"/>
           <w:sz w:val="21"/>
           <w:szCs w:val="21"/>
           <w:lang w:eastAsia="zh-HK"/>
         </w:rPr>
-        <w:t xml:space="preserve"> in the US</w:t>
-      </w:r>
-      <w:r>
-        <w:rPr>
-          <w:rFonts w:asciiTheme="minorHAnsi" w:eastAsia="2cA" w:hAnsiTheme="minorHAnsi" w:cstheme="minorHAnsi"/>
+        <w:t>Gov</w:t>
+      </w:r>
+      <w:r>
+        <w:rPr>
+          <w:rFonts w:ascii="Times New Roman" w:eastAsia="2cA" w:hAnsi="Times New Roman"/>
           <w:iCs/>
           <w:kern w:val="0"/>
           <w:sz w:val="21"/>
           <w:szCs w:val="21"/>
           <w:lang w:eastAsia="zh-HK"/>
         </w:rPr>
-        <w:t>)</w:t>
-      </w:r>
-      <w:r>
-        <w:rPr>
-          <w:rFonts w:asciiTheme="minorHAnsi" w:eastAsia="2cA" w:hAnsiTheme="minorHAnsi" w:cstheme="minorHAnsi"/>
+        <w:t>ernment</w:t>
+      </w:r>
+      <w:r>
+        <w:rPr>
+          <w:rFonts w:ascii="Times New Roman" w:eastAsia="2cA" w:hAnsi="Times New Roman"/>
           <w:iCs/>
           <w:kern w:val="0"/>
           <w:sz w:val="21"/>
           <w:szCs w:val="21"/>
           <w:lang w:eastAsia="zh-HK"/>
         </w:rPr>
-        <w:t xml:space="preserve"> in </w:t>
-      </w:r>
-      <w:r>
-        <w:rPr>
-          <w:rFonts w:asciiTheme="minorHAnsi" w:eastAsia="2cA" w:hAnsiTheme="minorHAnsi" w:cstheme="minorHAnsi"/>
+        <w:t xml:space="preserve"> and Public Administration</w:t>
+      </w:r>
+      <w:r>
+        <w:rPr>
+          <w:rFonts w:ascii="Times New Roman" w:eastAsia="2cA" w:hAnsi="Times New Roman"/>
           <w:iCs/>
           <w:kern w:val="0"/>
           <w:sz w:val="21"/>
           <w:szCs w:val="21"/>
           <w:lang w:eastAsia="zh-HK"/>
         </w:rPr>
-        <w:t>Gov</w:t>
-      </w:r>
-      <w:r>
-        <w:rPr>
-          <w:rFonts w:asciiTheme="minorHAnsi" w:eastAsia="2cA" w:hAnsiTheme="minorHAnsi" w:cstheme="minorHAnsi"/>
+        <w:t xml:space="preserve"> (GPAD)</w:t>
+      </w:r>
+      <w:r>
+        <w:rPr>
+          <w:rFonts w:ascii="Times New Roman" w:eastAsia="2cA" w:hAnsi="Times New Roman"/>
           <w:iCs/>
           <w:kern w:val="0"/>
           <w:sz w:val="21"/>
           <w:szCs w:val="21"/>
           <w:lang w:eastAsia="zh-HK"/>
         </w:rPr>
-        <w:t>ernment</w:t>
-      </w:r>
-      <w:r>
-        <w:rPr>
-          <w:rFonts w:asciiTheme="minorHAnsi" w:eastAsia="2cA" w:hAnsiTheme="minorHAnsi" w:cstheme="minorHAnsi"/>
+        <w:t>,</w:t>
+      </w:r>
+      <w:r>
+        <w:rPr>
+          <w:rFonts w:ascii="Times New Roman" w:eastAsia="2cA" w:hAnsi="Times New Roman"/>
           <w:iCs/>
           <w:kern w:val="0"/>
           <w:sz w:val="21"/>
           <w:szCs w:val="21"/>
           <w:lang w:eastAsia="zh-HK"/>
         </w:rPr>
-        <w:t xml:space="preserve"> and Public Administration</w:t>
-      </w:r>
-      <w:r>
-        <w:rPr>
-          <w:rFonts w:asciiTheme="minorHAnsi" w:eastAsia="2cA" w:hAnsiTheme="minorHAnsi" w:cstheme="minorHAnsi"/>
+        <w:t xml:space="preserve"> </w:t>
+      </w:r>
+      <w:r>
+        <w:rPr>
+          <w:rFonts w:ascii="Times New Roman" w:eastAsia="2cA" w:hAnsi="Times New Roman"/>
           <w:iCs/>
           <w:kern w:val="0"/>
           <w:sz w:val="21"/>
           <w:szCs w:val="21"/>
           <w:lang w:eastAsia="zh-HK"/>
         </w:rPr>
-        <w:t xml:space="preserve"> (GPAD)</w:t>
-      </w:r>
-      <w:r>
-        <w:rPr>
-          <w:rFonts w:asciiTheme="minorHAnsi" w:eastAsia="2cA" w:hAnsiTheme="minorHAnsi" w:cstheme="minorHAnsi"/>
+        <w:t xml:space="preserve">minor in Sociology, Philosophy, and German, </w:t>
+      </w:r>
+      <w:r>
+        <w:rPr>
+          <w:rFonts w:ascii="Times New Roman" w:eastAsia="2cA" w:hAnsi="Times New Roman"/>
           <w:iCs/>
           <w:kern w:val="0"/>
           <w:sz w:val="21"/>
           <w:szCs w:val="21"/>
           <w:lang w:eastAsia="zh-HK"/>
         </w:rPr>
-        <w:t>,</w:t>
-      </w:r>
-      <w:r>
-        <w:rPr>
-          <w:rFonts w:asciiTheme="minorHAnsi" w:eastAsia="2cA" w:hAnsiTheme="minorHAnsi" w:cstheme="minorHAnsi"/>
+        <w:t>2015</w:t>
+      </w:r>
+      <w:r>
+        <w:rPr>
+          <w:rFonts w:ascii="Times New Roman" w:eastAsia="2cA" w:hAnsi="Times New Roman"/>
           <w:iCs/>
           <w:kern w:val="0"/>
           <w:sz w:val="21"/>
           <w:szCs w:val="21"/>
           <w:lang w:eastAsia="zh-HK"/>
         </w:rPr>
-        <w:t xml:space="preserve"> 2015</w:t>
-      </w:r>
-      <w:r>
-        <w:rPr>
-          <w:rFonts w:asciiTheme="minorHAnsi" w:eastAsia="2cA" w:hAnsiTheme="minorHAnsi" w:cstheme="minorHAnsi"/>
-          <w:iCs/>
-          <w:kern w:val="0"/>
-          <w:sz w:val="21"/>
-          <w:szCs w:val="21"/>
-          <w:lang w:eastAsia="zh-HK"/>
-        </w:rPr>
-        <w:t>, minor in Sociology, Philosophy, and German</w:t>
+        <w:t xml:space="preserve"> </w:t>
       </w:r>
     </w:p>
     <w:p>
@@ -817,7 +832,7 @@
         <w:spacing w:line="276" w:lineRule="auto"/>
         <w:jc w:val="both"/>
         <w:rPr>
-          <w:rFonts w:asciiTheme="minorHAnsi" w:hAnsiTheme="minorHAnsi" w:cstheme="minorHAnsi"/>
+          <w:rFonts w:ascii="Times New Roman" w:hAnsi="Times New Roman"/>
           <w:b/>
           <w:sz w:val="21"/>
           <w:szCs w:val="15"/>
@@ -830,12 +845,14 @@
       <w:pPr>
         <w:spacing w:line="276" w:lineRule="auto"/>
         <w:rPr>
+          <w:rFonts w:ascii="Times New Roman" w:hAnsi="Times New Roman"/>
           <w:b/>
           <w:bCs/>
         </w:rPr>
       </w:pPr>
       <w:r>
         <w:rPr>
+          <w:rFonts w:ascii="Times New Roman" w:hAnsi="Times New Roman"/>
           <w:b/>
           <w:bCs/>
         </w:rPr>
@@ -846,15 +863,15 @@
       <w:pPr>
         <w:spacing w:line="276" w:lineRule="auto"/>
         <w:rPr>
-          <w:rFonts w:asciiTheme="minorHAnsi" w:hAnsiTheme="minorHAnsi" w:cstheme="minorHAnsi"/>
-          <w:sz w:val="21"/>
-          <w:szCs w:val="21"/>
-          <w:lang w:eastAsia="zh-HK"/>
-        </w:rPr>
-      </w:pPr>
-      <w:r>
-        <w:rPr>
-          <w:rFonts w:asciiTheme="minorHAnsi" w:hAnsiTheme="minorHAnsi" w:cstheme="minorHAnsi"/>
+          <w:rFonts w:ascii="Times New Roman" w:hAnsi="Times New Roman"/>
+          <w:sz w:val="21"/>
+          <w:szCs w:val="21"/>
+          <w:lang w:eastAsia="zh-HK"/>
+        </w:rPr>
+      </w:pPr>
+      <w:r>
+        <w:rPr>
+          <w:rFonts w:ascii="Times New Roman" w:hAnsi="Times New Roman"/>
           <w:sz w:val="21"/>
           <w:szCs w:val="21"/>
           <w:lang w:eastAsia="zh-HK"/>
@@ -863,7 +880,7 @@
       </w:r>
       <w:r>
         <w:rPr>
-          <w:rFonts w:asciiTheme="minorHAnsi" w:hAnsiTheme="minorHAnsi" w:cstheme="minorHAnsi"/>
+          <w:rFonts w:ascii="Times New Roman" w:hAnsi="Times New Roman"/>
           <w:sz w:val="21"/>
           <w:szCs w:val="21"/>
           <w:lang w:eastAsia="zh-HK"/>
@@ -872,7 +889,7 @@
       </w:r>
       <w:r>
         <w:rPr>
-          <w:rFonts w:asciiTheme="minorHAnsi" w:hAnsiTheme="minorHAnsi" w:cstheme="minorHAnsi"/>
+          <w:rFonts w:ascii="Times New Roman" w:hAnsi="Times New Roman"/>
           <w:sz w:val="21"/>
           <w:szCs w:val="21"/>
           <w:lang w:eastAsia="zh-HK"/>
@@ -881,7 +898,7 @@
       </w:r>
       <w:r>
         <w:rPr>
-          <w:rFonts w:asciiTheme="minorHAnsi" w:hAnsiTheme="minorHAnsi" w:cstheme="minorHAnsi"/>
+          <w:rFonts w:ascii="Times New Roman" w:hAnsi="Times New Roman"/>
           <w:sz w:val="21"/>
           <w:szCs w:val="21"/>
           <w:lang w:eastAsia="zh-HK"/>
@@ -890,7 +907,7 @@
       </w:r>
       <w:r>
         <w:rPr>
-          <w:rFonts w:asciiTheme="minorHAnsi" w:hAnsiTheme="minorHAnsi" w:cstheme="minorHAnsi"/>
+          <w:rFonts w:ascii="Times New Roman" w:hAnsi="Times New Roman"/>
           <w:sz w:val="21"/>
           <w:szCs w:val="21"/>
           <w:lang w:eastAsia="zh-HK"/>
@@ -899,7 +916,7 @@
       </w:r>
       <w:r>
         <w:rPr>
-          <w:rFonts w:asciiTheme="minorHAnsi" w:hAnsiTheme="minorHAnsi" w:cstheme="minorHAnsi"/>
+          <w:rFonts w:ascii="Times New Roman" w:hAnsi="Times New Roman"/>
           <w:sz w:val="21"/>
           <w:szCs w:val="21"/>
           <w:lang w:eastAsia="zh-HK"/>
@@ -908,7 +925,7 @@
       </w:r>
       <w:r>
         <w:rPr>
-          <w:rFonts w:asciiTheme="minorHAnsi" w:hAnsiTheme="minorHAnsi" w:cstheme="minorHAnsi"/>
+          <w:rFonts w:ascii="Times New Roman" w:hAnsi="Times New Roman"/>
           <w:sz w:val="21"/>
           <w:szCs w:val="21"/>
           <w:lang w:eastAsia="zh-HK"/>
@@ -917,7 +934,7 @@
       </w:r>
       <w:r>
         <w:rPr>
-          <w:rFonts w:asciiTheme="minorHAnsi" w:hAnsiTheme="minorHAnsi" w:cstheme="minorHAnsi"/>
+          <w:rFonts w:ascii="Times New Roman" w:hAnsi="Times New Roman"/>
           <w:sz w:val="21"/>
           <w:szCs w:val="21"/>
           <w:lang w:eastAsia="zh-HK"/>
@@ -929,15 +946,15 @@
       <w:pPr>
         <w:spacing w:line="276" w:lineRule="auto"/>
         <w:rPr>
-          <w:rFonts w:asciiTheme="minorHAnsi" w:eastAsiaTheme="minorEastAsia" w:hAnsiTheme="minorHAnsi" w:cstheme="minorHAnsi"/>
-          <w:kern w:val="0"/>
-          <w:sz w:val="21"/>
-          <w:szCs w:val="21"/>
-        </w:rPr>
-      </w:pPr>
-      <w:r>
-        <w:rPr>
-          <w:rFonts w:asciiTheme="minorHAnsi" w:eastAsiaTheme="minorEastAsia" w:hAnsiTheme="minorHAnsi" w:cstheme="minorHAnsi"/>
+          <w:rFonts w:ascii="Times New Roman" w:eastAsiaTheme="minorEastAsia" w:hAnsi="Times New Roman"/>
+          <w:kern w:val="0"/>
+          <w:sz w:val="21"/>
+          <w:szCs w:val="21"/>
+        </w:rPr>
+      </w:pPr>
+      <w:r>
+        <w:rPr>
+          <w:rFonts w:ascii="Times New Roman" w:eastAsiaTheme="minorEastAsia" w:hAnsi="Times New Roman"/>
           <w:kern w:val="0"/>
           <w:sz w:val="21"/>
           <w:szCs w:val="21"/>
@@ -946,7 +963,7 @@
       </w:r>
       <w:r>
         <w:rPr>
-          <w:rFonts w:asciiTheme="minorHAnsi" w:eastAsiaTheme="minorEastAsia" w:hAnsiTheme="minorHAnsi" w:cstheme="minorHAnsi"/>
+          <w:rFonts w:ascii="Times New Roman" w:eastAsiaTheme="minorEastAsia" w:hAnsi="Times New Roman"/>
           <w:kern w:val="0"/>
           <w:sz w:val="21"/>
           <w:szCs w:val="21"/>
@@ -955,7 +972,7 @@
       </w:r>
       <w:r>
         <w:rPr>
-          <w:rFonts w:asciiTheme="minorHAnsi" w:eastAsiaTheme="minorEastAsia" w:hAnsiTheme="minorHAnsi" w:cstheme="minorHAnsi"/>
+          <w:rFonts w:ascii="Times New Roman" w:eastAsiaTheme="minorEastAsia" w:hAnsi="Times New Roman"/>
           <w:kern w:val="0"/>
           <w:sz w:val="21"/>
           <w:szCs w:val="21"/>
@@ -964,7 +981,7 @@
       </w:r>
       <w:r>
         <w:rPr>
-          <w:rFonts w:asciiTheme="minorHAnsi" w:eastAsiaTheme="minorEastAsia" w:hAnsiTheme="minorHAnsi" w:cstheme="minorHAnsi"/>
+          <w:rFonts w:ascii="Times New Roman" w:eastAsiaTheme="minorEastAsia" w:hAnsi="Times New Roman"/>
           <w:kern w:val="0"/>
           <w:sz w:val="21"/>
           <w:szCs w:val="21"/>
@@ -973,7 +990,7 @@
       </w:r>
       <w:r>
         <w:rPr>
-          <w:rFonts w:asciiTheme="minorHAnsi" w:eastAsiaTheme="minorEastAsia" w:hAnsiTheme="minorHAnsi" w:cstheme="minorHAnsi"/>
+          <w:rFonts w:ascii="Times New Roman" w:eastAsiaTheme="minorEastAsia" w:hAnsi="Times New Roman"/>
           <w:kern w:val="0"/>
           <w:sz w:val="21"/>
           <w:szCs w:val="21"/>
@@ -985,7 +1002,7 @@
       <w:pPr>
         <w:spacing w:line="276" w:lineRule="auto"/>
         <w:rPr>
-          <w:rFonts w:asciiTheme="minorHAnsi" w:hAnsiTheme="minorHAnsi" w:cstheme="minorHAnsi"/>
+          <w:rFonts w:ascii="Times New Roman" w:hAnsi="Times New Roman"/>
           <w:b/>
           <w:color w:val="000000" w:themeColor="text1"/>
           <w:kern w:val="0"/>
@@ -999,7 +1016,7 @@
       <w:pPr>
         <w:spacing w:line="276" w:lineRule="auto"/>
         <w:rPr>
-          <w:rFonts w:asciiTheme="minorHAnsi" w:hAnsiTheme="minorHAnsi" w:cstheme="minorHAnsi"/>
+          <w:rFonts w:ascii="Times New Roman" w:hAnsi="Times New Roman"/>
           <w:b/>
           <w:color w:val="000000"/>
           <w:kern w:val="0"/>
@@ -1008,7 +1025,7 @@
       </w:pPr>
       <w:r>
         <w:rPr>
-          <w:rFonts w:asciiTheme="minorHAnsi" w:hAnsiTheme="minorHAnsi" w:cstheme="minorHAnsi"/>
+          <w:rFonts w:ascii="Times New Roman" w:hAnsi="Times New Roman"/>
           <w:b/>
           <w:color w:val="000000"/>
           <w:kern w:val="0"/>
@@ -1018,7 +1035,7 @@
       </w:r>
       <w:r>
         <w:rPr>
-          <w:rFonts w:asciiTheme="minorHAnsi" w:hAnsiTheme="minorHAnsi" w:cstheme="minorHAnsi"/>
+          <w:rFonts w:ascii="Times New Roman" w:hAnsi="Times New Roman"/>
           <w:b/>
           <w:color w:val="000000"/>
           <w:kern w:val="0"/>
@@ -1031,7 +1048,7 @@
       <w:pPr>
         <w:spacing w:line="276" w:lineRule="auto"/>
         <w:rPr>
-          <w:rFonts w:asciiTheme="minorHAnsi" w:hAnsiTheme="minorHAnsi" w:cstheme="minorHAnsi"/>
+          <w:rFonts w:ascii="Times New Roman" w:hAnsi="Times New Roman"/>
           <w:b/>
           <w:color w:val="000000"/>
           <w:kern w:val="0"/>
@@ -1041,7 +1058,7 @@
       </w:pPr>
       <w:r>
         <w:rPr>
-          <w:rFonts w:asciiTheme="minorHAnsi" w:hAnsiTheme="minorHAnsi" w:cstheme="minorHAnsi"/>
+          <w:rFonts w:ascii="Times New Roman" w:hAnsi="Times New Roman"/>
           <w:b/>
           <w:color w:val="000000"/>
           <w:kern w:val="0"/>
@@ -1061,7 +1078,7 @@
         <w:spacing w:line="276" w:lineRule="auto"/>
         <w:ind w:leftChars="0"/>
         <w:rPr>
-          <w:rFonts w:asciiTheme="minorHAnsi" w:hAnsiTheme="minorHAnsi" w:cstheme="minorHAnsi"/>
+          <w:rFonts w:ascii="Times New Roman" w:hAnsi="Times New Roman"/>
           <w:color w:val="000000"/>
           <w:kern w:val="0"/>
           <w:sz w:val="21"/>
@@ -1071,7 +1088,7 @@
       <w:bookmarkStart w:id="0" w:name="_Hlk27224053"/>
       <w:r>
         <w:rPr>
-          <w:rFonts w:asciiTheme="minorHAnsi" w:hAnsiTheme="minorHAnsi" w:cstheme="minorHAnsi"/>
+          <w:rFonts w:ascii="Times New Roman" w:hAnsi="Times New Roman"/>
           <w:color w:val="000000"/>
           <w:kern w:val="0"/>
           <w:sz w:val="21"/>
@@ -1081,7 +1098,7 @@
       </w:r>
       <w:r>
         <w:rPr>
-          <w:rFonts w:asciiTheme="minorHAnsi" w:hAnsiTheme="minorHAnsi" w:cstheme="minorHAnsi"/>
+          <w:rFonts w:ascii="Times New Roman" w:hAnsi="Times New Roman"/>
           <w:color w:val="000000"/>
           <w:kern w:val="0"/>
           <w:sz w:val="21"/>
@@ -1091,7 +1108,7 @@
       </w:r>
       <w:r>
         <w:rPr>
-          <w:rFonts w:asciiTheme="minorHAnsi" w:hAnsiTheme="minorHAnsi" w:cstheme="minorHAnsi"/>
+          <w:rFonts w:ascii="Times New Roman" w:hAnsi="Times New Roman"/>
           <w:color w:val="000000"/>
           <w:kern w:val="0"/>
           <w:sz w:val="21"/>
@@ -1101,7 +1118,7 @@
       </w:r>
       <w:r>
         <w:rPr>
-          <w:rFonts w:asciiTheme="minorHAnsi" w:hAnsiTheme="minorHAnsi" w:cstheme="minorHAnsi"/>
+          <w:rFonts w:ascii="Times New Roman" w:hAnsi="Times New Roman"/>
           <w:b/>
           <w:bCs/>
           <w:color w:val="000000"/>
@@ -1113,7 +1130,7 @@
       </w:r>
       <w:r>
         <w:rPr>
-          <w:rFonts w:asciiTheme="minorHAnsi" w:hAnsiTheme="minorHAnsi" w:cstheme="minorHAnsi"/>
+          <w:rFonts w:ascii="Times New Roman" w:hAnsi="Times New Roman"/>
           <w:b/>
           <w:bCs/>
           <w:color w:val="000000"/>
@@ -1125,7 +1142,7 @@
       </w:r>
       <w:r>
         <w:rPr>
-          <w:rFonts w:asciiTheme="minorHAnsi" w:hAnsiTheme="minorHAnsi" w:cstheme="minorHAnsi"/>
+          <w:rFonts w:ascii="Times New Roman" w:hAnsi="Times New Roman"/>
           <w:color w:val="000000"/>
           <w:kern w:val="0"/>
           <w:sz w:val="21"/>
@@ -1135,7 +1152,7 @@
       </w:r>
       <w:r>
         <w:rPr>
-          <w:rFonts w:asciiTheme="minorHAnsi" w:hAnsiTheme="minorHAnsi" w:cstheme="minorHAnsi"/>
+          <w:rFonts w:ascii="Times New Roman" w:hAnsi="Times New Roman"/>
           <w:color w:val="000000"/>
           <w:kern w:val="0"/>
           <w:sz w:val="21"/>
@@ -1145,7 +1162,7 @@
       </w:r>
       <w:r>
         <w:rPr>
-          <w:rFonts w:asciiTheme="minorHAnsi" w:hAnsiTheme="minorHAnsi" w:cstheme="minorHAnsi"/>
+          <w:rFonts w:ascii="Times New Roman" w:hAnsi="Times New Roman"/>
           <w:color w:val="000000"/>
           <w:kern w:val="0"/>
           <w:sz w:val="21"/>
@@ -1155,7 +1172,7 @@
       </w:r>
       <w:r>
         <w:rPr>
-          <w:rFonts w:asciiTheme="minorHAnsi" w:hAnsiTheme="minorHAnsi" w:cstheme="minorHAnsi"/>
+          <w:rFonts w:ascii="Times New Roman" w:hAnsi="Times New Roman"/>
           <w:i/>
           <w:iCs/>
           <w:color w:val="000000"/>
@@ -1167,7 +1184,7 @@
       </w:r>
       <w:r>
         <w:rPr>
-          <w:rFonts w:asciiTheme="minorHAnsi" w:hAnsiTheme="minorHAnsi" w:cstheme="minorHAnsi"/>
+          <w:rFonts w:ascii="Times New Roman" w:hAnsi="Times New Roman"/>
           <w:i/>
           <w:iCs/>
           <w:color w:val="000000"/>
@@ -1179,7 +1196,7 @@
       </w:r>
       <w:r>
         <w:rPr>
-          <w:rFonts w:asciiTheme="minorHAnsi" w:hAnsiTheme="minorHAnsi" w:cstheme="minorHAnsi"/>
+          <w:rFonts w:ascii="Times New Roman" w:hAnsi="Times New Roman"/>
           <w:color w:val="000000"/>
           <w:kern w:val="0"/>
           <w:sz w:val="21"/>
@@ -1191,7 +1208,7 @@
         <w:r>
           <w:rPr>
             <w:rStyle w:val="Hyperlink"/>
-            <w:rFonts w:asciiTheme="minorHAnsi" w:hAnsiTheme="minorHAnsi" w:cstheme="minorHAnsi"/>
+            <w:rFonts w:ascii="Times New Roman" w:hAnsi="Times New Roman"/>
             <w:kern w:val="0"/>
             <w:sz w:val="21"/>
             <w:szCs w:val="21"/>
@@ -1201,7 +1218,7 @@
       </w:hyperlink>
       <w:r>
         <w:rPr>
-          <w:rFonts w:asciiTheme="minorHAnsi" w:hAnsiTheme="minorHAnsi" w:cstheme="minorHAnsi"/>
+          <w:rFonts w:ascii="Times New Roman" w:hAnsi="Times New Roman"/>
           <w:color w:val="000000"/>
           <w:kern w:val="0"/>
           <w:sz w:val="21"/>
@@ -1220,16 +1237,16 @@
         <w:spacing w:line="276" w:lineRule="auto"/>
         <w:ind w:leftChars="0"/>
         <w:rPr>
-          <w:rFonts w:asciiTheme="minorHAnsi" w:hAnsiTheme="minorHAnsi" w:cstheme="minorHAnsi"/>
-          <w:color w:val="000000"/>
-          <w:kern w:val="0"/>
-          <w:sz w:val="21"/>
-          <w:szCs w:val="21"/>
-        </w:rPr>
-      </w:pPr>
-      <w:r>
-        <w:rPr>
-          <w:rFonts w:asciiTheme="minorHAnsi" w:hAnsiTheme="minorHAnsi" w:cstheme="minorHAnsi"/>
+          <w:rFonts w:ascii="Times New Roman" w:hAnsi="Times New Roman"/>
+          <w:color w:val="000000"/>
+          <w:kern w:val="0"/>
+          <w:sz w:val="21"/>
+          <w:szCs w:val="21"/>
+        </w:rPr>
+      </w:pPr>
+      <w:r>
+        <w:rPr>
+          <w:rFonts w:ascii="Times New Roman" w:hAnsi="Times New Roman"/>
           <w:color w:val="000000"/>
           <w:kern w:val="0"/>
           <w:sz w:val="21"/>
@@ -1239,7 +1256,7 @@
       </w:r>
       <w:r>
         <w:rPr>
-          <w:rFonts w:asciiTheme="minorHAnsi" w:hAnsiTheme="minorHAnsi" w:cstheme="minorHAnsi"/>
+          <w:rFonts w:ascii="Times New Roman" w:hAnsi="Times New Roman"/>
           <w:color w:val="000000"/>
           <w:kern w:val="0"/>
           <w:sz w:val="21"/>
@@ -1249,7 +1266,7 @@
       </w:r>
       <w:r>
         <w:rPr>
-          <w:rFonts w:asciiTheme="minorHAnsi" w:hAnsiTheme="minorHAnsi" w:cstheme="minorHAnsi"/>
+          <w:rFonts w:ascii="Times New Roman" w:hAnsi="Times New Roman"/>
           <w:color w:val="000000"/>
           <w:kern w:val="0"/>
           <w:sz w:val="21"/>
@@ -1259,7 +1276,7 @@
       </w:r>
       <w:r>
         <w:rPr>
-          <w:rFonts w:asciiTheme="minorHAnsi" w:hAnsiTheme="minorHAnsi" w:cstheme="minorHAnsi"/>
+          <w:rFonts w:ascii="Times New Roman" w:hAnsi="Times New Roman"/>
           <w:b/>
           <w:bCs/>
           <w:color w:val="000000"/>
@@ -1271,7 +1288,7 @@
       </w:r>
       <w:r>
         <w:rPr>
-          <w:rFonts w:asciiTheme="minorHAnsi" w:hAnsiTheme="minorHAnsi" w:cstheme="minorHAnsi"/>
+          <w:rFonts w:ascii="Times New Roman" w:hAnsi="Times New Roman"/>
           <w:color w:val="000000"/>
           <w:kern w:val="0"/>
           <w:sz w:val="21"/>
@@ -1281,7 +1298,7 @@
       </w:r>
       <w:r>
         <w:rPr>
-          <w:rFonts w:asciiTheme="minorHAnsi" w:hAnsiTheme="minorHAnsi" w:cstheme="minorHAnsi"/>
+          <w:rFonts w:ascii="Times New Roman" w:hAnsi="Times New Roman"/>
           <w:iCs/>
           <w:color w:val="000000"/>
           <w:kern w:val="0"/>
@@ -1292,7 +1309,7 @@
       </w:r>
       <w:r>
         <w:rPr>
-          <w:rFonts w:asciiTheme="minorHAnsi" w:hAnsiTheme="minorHAnsi" w:cstheme="minorHAnsi"/>
+          <w:rFonts w:ascii="Times New Roman" w:hAnsi="Times New Roman"/>
           <w:color w:val="000000"/>
           <w:kern w:val="0"/>
           <w:sz w:val="21"/>
@@ -1302,7 +1319,7 @@
       </w:r>
       <w:r>
         <w:rPr>
-          <w:rFonts w:asciiTheme="minorHAnsi" w:hAnsiTheme="minorHAnsi" w:cstheme="minorHAnsi"/>
+          <w:rFonts w:ascii="Times New Roman" w:hAnsi="Times New Roman"/>
           <w:color w:val="000000"/>
           <w:kern w:val="0"/>
           <w:sz w:val="21"/>
@@ -1312,7 +1329,7 @@
       </w:r>
       <w:r>
         <w:rPr>
-          <w:rFonts w:asciiTheme="minorHAnsi" w:hAnsiTheme="minorHAnsi" w:cstheme="minorHAnsi"/>
+          <w:rFonts w:ascii="Times New Roman" w:hAnsi="Times New Roman"/>
           <w:color w:val="000000"/>
           <w:kern w:val="0"/>
           <w:sz w:val="21"/>
@@ -1322,7 +1339,7 @@
       </w:r>
       <w:r>
         <w:rPr>
-          <w:rFonts w:asciiTheme="minorHAnsi" w:hAnsiTheme="minorHAnsi" w:cstheme="minorHAnsi"/>
+          <w:rFonts w:ascii="Times New Roman" w:hAnsi="Times New Roman"/>
           <w:i/>
           <w:color w:val="000000"/>
           <w:kern w:val="0"/>
@@ -1333,7 +1350,7 @@
       </w:r>
       <w:r>
         <w:rPr>
-          <w:rFonts w:asciiTheme="minorHAnsi" w:hAnsiTheme="minorHAnsi" w:cstheme="minorHAnsi"/>
+          <w:rFonts w:ascii="Times New Roman" w:hAnsi="Times New Roman"/>
           <w:color w:val="000000"/>
           <w:kern w:val="0"/>
           <w:sz w:val="21"/>
@@ -1343,7 +1360,7 @@
       </w:r>
       <w:r>
         <w:rPr>
-          <w:rFonts w:asciiTheme="minorHAnsi" w:hAnsiTheme="minorHAnsi" w:cstheme="minorHAnsi"/>
+          <w:rFonts w:ascii="Times New Roman" w:hAnsi="Times New Roman"/>
           <w:i/>
           <w:iCs/>
           <w:color w:val="000000"/>
@@ -1355,7 +1372,7 @@
       </w:r>
       <w:r>
         <w:rPr>
-          <w:rFonts w:asciiTheme="minorHAnsi" w:hAnsiTheme="minorHAnsi" w:cstheme="minorHAnsi"/>
+          <w:rFonts w:ascii="Times New Roman" w:hAnsi="Times New Roman"/>
           <w:color w:val="000000"/>
           <w:kern w:val="0"/>
           <w:sz w:val="21"/>
@@ -1365,7 +1382,7 @@
       </w:r>
       <w:r>
         <w:rPr>
-          <w:rFonts w:asciiTheme="minorHAnsi" w:hAnsiTheme="minorHAnsi" w:cstheme="minorHAnsi"/>
+          <w:rFonts w:ascii="Times New Roman" w:hAnsi="Times New Roman"/>
           <w:sz w:val="21"/>
           <w:szCs w:val="21"/>
         </w:rPr>
@@ -1373,7 +1390,7 @@
       </w:r>
       <w:r>
         <w:rPr>
-          <w:rFonts w:asciiTheme="minorHAnsi" w:hAnsiTheme="minorHAnsi" w:cstheme="minorHAnsi"/>
+          <w:rFonts w:ascii="Times New Roman" w:hAnsi="Times New Roman"/>
           <w:color w:val="000000"/>
           <w:kern w:val="0"/>
           <w:sz w:val="21"/>
@@ -1383,7 +1400,7 @@
       </w:r>
       <w:r>
         <w:rPr>
-          <w:rFonts w:asciiTheme="minorHAnsi" w:hAnsiTheme="minorHAnsi" w:cstheme="minorHAnsi"/>
+          <w:rFonts w:ascii="Times New Roman" w:hAnsi="Times New Roman"/>
           <w:color w:val="000000"/>
           <w:kern w:val="0"/>
           <w:sz w:val="21"/>
@@ -1395,7 +1412,7 @@
         <w:r>
           <w:rPr>
             <w:rStyle w:val="Hyperlink"/>
-            <w:rFonts w:asciiTheme="minorHAnsi" w:hAnsiTheme="minorHAnsi" w:cstheme="minorHAnsi"/>
+            <w:rFonts w:ascii="Times New Roman" w:hAnsi="Times New Roman"/>
             <w:kern w:val="0"/>
             <w:sz w:val="21"/>
             <w:szCs w:val="21"/>
@@ -1405,7 +1422,7 @@
       </w:hyperlink>
       <w:r>
         <w:rPr>
-          <w:rFonts w:asciiTheme="minorHAnsi" w:hAnsiTheme="minorHAnsi" w:cstheme="minorHAnsi"/>
+          <w:rFonts w:ascii="Times New Roman" w:hAnsi="Times New Roman"/>
           <w:color w:val="000000"/>
           <w:kern w:val="0"/>
           <w:sz w:val="21"/>
@@ -1418,7 +1435,7 @@
       <w:pPr>
         <w:spacing w:line="276" w:lineRule="auto"/>
         <w:rPr>
-          <w:rFonts w:asciiTheme="minorHAnsi" w:hAnsiTheme="minorHAnsi" w:cstheme="minorHAnsi"/>
+          <w:rFonts w:ascii="Times New Roman" w:hAnsi="Times New Roman"/>
           <w:i/>
           <w:color w:val="000000"/>
           <w:kern w:val="0"/>
@@ -1433,7 +1450,7 @@
       <w:pPr>
         <w:spacing w:line="276" w:lineRule="auto"/>
         <w:rPr>
-          <w:rFonts w:asciiTheme="minorHAnsi" w:hAnsiTheme="minorHAnsi" w:cstheme="minorHAnsi"/>
+          <w:rFonts w:ascii="Times New Roman" w:hAnsi="Times New Roman"/>
           <w:b/>
           <w:bCs/>
           <w:color w:val="000000"/>
@@ -1444,7 +1461,7 @@
       </w:pPr>
       <w:r>
         <w:rPr>
-          <w:rFonts w:asciiTheme="minorHAnsi" w:hAnsiTheme="minorHAnsi" w:cstheme="minorHAnsi"/>
+          <w:rFonts w:ascii="Times New Roman" w:hAnsi="Times New Roman"/>
           <w:b/>
           <w:bCs/>
           <w:color w:val="000000"/>
@@ -1465,16 +1482,16 @@
         <w:spacing w:line="276" w:lineRule="auto"/>
         <w:ind w:leftChars="0"/>
         <w:rPr>
-          <w:rFonts w:asciiTheme="minorHAnsi" w:hAnsiTheme="minorHAnsi" w:cstheme="minorHAnsi"/>
-          <w:color w:val="000000"/>
-          <w:kern w:val="0"/>
-          <w:sz w:val="21"/>
-          <w:szCs w:val="21"/>
-        </w:rPr>
-      </w:pPr>
-      <w:r>
-        <w:rPr>
-          <w:rFonts w:asciiTheme="minorHAnsi" w:hAnsiTheme="minorHAnsi" w:cstheme="minorHAnsi"/>
+          <w:rFonts w:ascii="Times New Roman" w:hAnsi="Times New Roman"/>
+          <w:color w:val="000000"/>
+          <w:kern w:val="0"/>
+          <w:sz w:val="21"/>
+          <w:szCs w:val="21"/>
+        </w:rPr>
+      </w:pPr>
+      <w:r>
+        <w:rPr>
+          <w:rFonts w:ascii="Times New Roman" w:hAnsi="Times New Roman"/>
           <w:b/>
           <w:bCs/>
           <w:color w:val="000000"/>
@@ -1486,7 +1503,7 @@
       </w:r>
       <w:r>
         <w:rPr>
-          <w:rFonts w:asciiTheme="minorHAnsi" w:hAnsiTheme="minorHAnsi" w:cstheme="minorHAnsi"/>
+          <w:rFonts w:ascii="Times New Roman" w:hAnsi="Times New Roman"/>
           <w:color w:val="000000"/>
           <w:kern w:val="0"/>
           <w:sz w:val="21"/>
@@ -1497,7 +1514,7 @@
       <w:proofErr w:type="spellStart"/>
       <w:r>
         <w:rPr>
-          <w:rFonts w:asciiTheme="minorHAnsi" w:hAnsiTheme="minorHAnsi" w:cstheme="minorHAnsi"/>
+          <w:rFonts w:ascii="Times New Roman" w:hAnsi="Times New Roman"/>
           <w:color w:val="000000"/>
           <w:kern w:val="0"/>
           <w:sz w:val="21"/>
@@ -1508,7 +1525,7 @@
       <w:proofErr w:type="spellEnd"/>
       <w:r>
         <w:rPr>
-          <w:rFonts w:asciiTheme="minorHAnsi" w:hAnsiTheme="minorHAnsi" w:cstheme="minorHAnsi"/>
+          <w:rFonts w:ascii="Times New Roman" w:hAnsi="Times New Roman"/>
           <w:color w:val="000000"/>
           <w:kern w:val="0"/>
           <w:sz w:val="21"/>
@@ -1518,7 +1535,7 @@
       </w:r>
       <w:r>
         <w:rPr>
-          <w:rFonts w:asciiTheme="minorHAnsi" w:hAnsiTheme="minorHAnsi" w:cstheme="minorHAnsi"/>
+          <w:rFonts w:ascii="Times New Roman" w:hAnsi="Times New Roman"/>
           <w:sz w:val="21"/>
           <w:szCs w:val="21"/>
         </w:rPr>
@@ -1526,7 +1543,7 @@
       </w:r>
       <w:r>
         <w:rPr>
-          <w:rFonts w:asciiTheme="minorHAnsi" w:hAnsiTheme="minorHAnsi" w:cstheme="minorHAnsi"/>
+          <w:rFonts w:ascii="Times New Roman" w:hAnsi="Times New Roman"/>
           <w:color w:val="000000"/>
           <w:kern w:val="0"/>
           <w:sz w:val="21"/>
@@ -1537,7 +1554,7 @@
       <w:proofErr w:type="spellStart"/>
       <w:r>
         <w:rPr>
-          <w:rFonts w:asciiTheme="minorHAnsi" w:hAnsiTheme="minorHAnsi" w:cstheme="minorHAnsi"/>
+          <w:rFonts w:ascii="Times New Roman" w:hAnsi="Times New Roman"/>
           <w:color w:val="000000"/>
           <w:kern w:val="0"/>
           <w:sz w:val="21"/>
@@ -1548,7 +1565,7 @@
       <w:proofErr w:type="spellEnd"/>
       <w:r>
         <w:rPr>
-          <w:rFonts w:asciiTheme="minorHAnsi" w:hAnsiTheme="minorHAnsi" w:cstheme="minorHAnsi"/>
+          <w:rFonts w:ascii="Times New Roman" w:hAnsi="Times New Roman"/>
           <w:color w:val="000000"/>
           <w:kern w:val="0"/>
           <w:sz w:val="21"/>
@@ -1558,7 +1575,7 @@
       </w:r>
       <w:r>
         <w:rPr>
-          <w:rFonts w:asciiTheme="minorHAnsi" w:hAnsiTheme="minorHAnsi" w:cstheme="minorHAnsi"/>
+          <w:rFonts w:ascii="Times New Roman" w:hAnsi="Times New Roman"/>
           <w:sz w:val="21"/>
           <w:szCs w:val="21"/>
         </w:rPr>
@@ -1566,7 +1583,7 @@
       </w:r>
       <w:r>
         <w:rPr>
-          <w:rFonts w:asciiTheme="minorHAnsi" w:hAnsiTheme="minorHAnsi" w:cstheme="minorHAnsi"/>
+          <w:rFonts w:ascii="Times New Roman" w:hAnsi="Times New Roman"/>
           <w:color w:val="000000"/>
           <w:kern w:val="0"/>
           <w:sz w:val="21"/>
@@ -1576,7 +1593,7 @@
       </w:r>
       <w:r>
         <w:rPr>
-          <w:rFonts w:asciiTheme="minorHAnsi" w:hAnsiTheme="minorHAnsi" w:cstheme="minorHAnsi"/>
+          <w:rFonts w:ascii="Times New Roman" w:hAnsi="Times New Roman"/>
           <w:sz w:val="21"/>
           <w:szCs w:val="21"/>
         </w:rPr>
@@ -1584,7 +1601,7 @@
       </w:r>
       <w:r>
         <w:rPr>
-          <w:rFonts w:asciiTheme="minorHAnsi" w:hAnsiTheme="minorHAnsi" w:cstheme="minorHAnsi"/>
+          <w:rFonts w:ascii="Times New Roman" w:hAnsi="Times New Roman"/>
           <w:color w:val="000000"/>
           <w:kern w:val="0"/>
           <w:sz w:val="21"/>
@@ -1594,7 +1611,7 @@
       </w:r>
       <w:r>
         <w:rPr>
-          <w:rFonts w:asciiTheme="minorHAnsi" w:hAnsiTheme="minorHAnsi" w:cstheme="minorHAnsi"/>
+          <w:rFonts w:ascii="Times New Roman" w:hAnsi="Times New Roman"/>
           <w:i/>
           <w:iCs/>
           <w:color w:val="000000"/>
@@ -1606,7 +1623,7 @@
       </w:r>
       <w:r>
         <w:rPr>
-          <w:rFonts w:asciiTheme="minorHAnsi" w:hAnsiTheme="minorHAnsi" w:cstheme="minorHAnsi"/>
+          <w:rFonts w:ascii="Times New Roman" w:hAnsi="Times New Roman"/>
           <w:color w:val="000000"/>
           <w:kern w:val="0"/>
           <w:sz w:val="21"/>
@@ -1618,37 +1635,17 @@
         <w:r>
           <w:rPr>
             <w:rStyle w:val="Hyperlink"/>
-            <w:rFonts w:asciiTheme="minorHAnsi" w:hAnsiTheme="minorHAnsi" w:cstheme="minorHAnsi"/>
+            <w:rFonts w:ascii="Times New Roman" w:hAnsi="Times New Roman"/>
             <w:kern w:val="0"/>
             <w:sz w:val="21"/>
             <w:szCs w:val="21"/>
           </w:rPr>
-          <w:t>https://doi.org/10.1007/978-3</w:t>
-        </w:r>
-        <w:r>
-          <w:rPr>
-            <w:rStyle w:val="Hyperlink"/>
-            <w:rFonts w:asciiTheme="minorHAnsi" w:hAnsiTheme="minorHAnsi" w:cstheme="minorHAnsi"/>
-            <w:kern w:val="0"/>
-            <w:sz w:val="21"/>
-            <w:szCs w:val="21"/>
-          </w:rPr>
-          <w:t>-</w:t>
-        </w:r>
-        <w:r>
-          <w:rPr>
-            <w:rStyle w:val="Hyperlink"/>
-            <w:rFonts w:asciiTheme="minorHAnsi" w:hAnsiTheme="minorHAnsi" w:cstheme="minorHAnsi"/>
-            <w:kern w:val="0"/>
-            <w:sz w:val="21"/>
-            <w:szCs w:val="21"/>
-          </w:rPr>
-          <w:t>030-75754-0_6</w:t>
+          <w:t>https://doi.org/10.1007/978-3-030-75754-0_6</w:t>
         </w:r>
       </w:hyperlink>
       <w:r>
         <w:rPr>
-          <w:rFonts w:asciiTheme="minorHAnsi" w:hAnsiTheme="minorHAnsi" w:cstheme="minorHAnsi"/>
+          <w:rFonts w:ascii="Times New Roman" w:hAnsi="Times New Roman"/>
           <w:color w:val="000000"/>
           <w:kern w:val="0"/>
           <w:sz w:val="21"/>
@@ -1661,7 +1658,7 @@
       <w:pPr>
         <w:spacing w:line="276" w:lineRule="auto"/>
         <w:rPr>
-          <w:rFonts w:asciiTheme="minorHAnsi" w:hAnsiTheme="minorHAnsi" w:cstheme="minorHAnsi"/>
+          <w:rFonts w:ascii="Times New Roman" w:hAnsi="Times New Roman"/>
           <w:sz w:val="21"/>
           <w:szCs w:val="21"/>
         </w:rPr>
@@ -1671,7 +1668,7 @@
       <w:pPr>
         <w:spacing w:line="276" w:lineRule="auto"/>
         <w:rPr>
-          <w:rFonts w:asciiTheme="minorHAnsi" w:hAnsiTheme="minorHAnsi" w:cstheme="minorHAnsi"/>
+          <w:rFonts w:ascii="Times New Roman" w:hAnsi="Times New Roman"/>
           <w:b/>
           <w:bCs/>
           <w:color w:val="000000"/>
@@ -1682,7 +1679,7 @@
       </w:pPr>
       <w:r>
         <w:rPr>
-          <w:rFonts w:asciiTheme="minorHAnsi" w:hAnsiTheme="minorHAnsi" w:cstheme="minorHAnsi"/>
+          <w:rFonts w:ascii="Times New Roman" w:hAnsi="Times New Roman"/>
           <w:b/>
           <w:bCs/>
           <w:color w:val="000000"/>
@@ -1694,7 +1691,7 @@
       </w:r>
       <w:r>
         <w:rPr>
-          <w:rFonts w:asciiTheme="minorHAnsi" w:hAnsiTheme="minorHAnsi" w:cstheme="minorHAnsi"/>
+          <w:rFonts w:ascii="Times New Roman" w:hAnsi="Times New Roman"/>
           <w:b/>
           <w:bCs/>
           <w:color w:val="000000"/>
@@ -1706,7 +1703,7 @@
       </w:r>
       <w:r>
         <w:rPr>
-          <w:rFonts w:asciiTheme="minorHAnsi" w:hAnsiTheme="minorHAnsi" w:cstheme="minorHAnsi"/>
+          <w:rFonts w:ascii="Times New Roman" w:hAnsi="Times New Roman"/>
           <w:b/>
           <w:bCs/>
           <w:color w:val="000000"/>
@@ -1728,16 +1725,16 @@
         <w:spacing w:line="276" w:lineRule="auto"/>
         <w:ind w:leftChars="0"/>
         <w:rPr>
-          <w:rFonts w:asciiTheme="minorHAnsi" w:hAnsiTheme="minorHAnsi" w:cstheme="minorHAnsi"/>
-          <w:color w:val="000000"/>
-          <w:kern w:val="0"/>
-          <w:sz w:val="21"/>
-          <w:szCs w:val="21"/>
-        </w:rPr>
-      </w:pPr>
-      <w:r>
-        <w:rPr>
-          <w:rFonts w:asciiTheme="minorHAnsi" w:hAnsiTheme="minorHAnsi" w:cstheme="minorHAnsi"/>
+          <w:rFonts w:ascii="Times New Roman" w:hAnsi="Times New Roman"/>
+          <w:color w:val="000000"/>
+          <w:kern w:val="0"/>
+          <w:sz w:val="21"/>
+          <w:szCs w:val="21"/>
+        </w:rPr>
+      </w:pPr>
+      <w:r>
+        <w:rPr>
+          <w:rFonts w:ascii="Times New Roman" w:hAnsi="Times New Roman"/>
           <w:b/>
           <w:bCs/>
           <w:color w:val="000000"/>
@@ -1749,7 +1746,7 @@
       </w:r>
       <w:r>
         <w:rPr>
-          <w:rFonts w:asciiTheme="minorHAnsi" w:hAnsiTheme="minorHAnsi" w:cstheme="minorHAnsi"/>
+          <w:rFonts w:ascii="Times New Roman" w:hAnsi="Times New Roman"/>
           <w:b/>
           <w:bCs/>
           <w:color w:val="000000"/>
@@ -1761,7 +1758,7 @@
       </w:r>
       <w:r>
         <w:rPr>
-          <w:rFonts w:asciiTheme="minorHAnsi" w:hAnsiTheme="minorHAnsi" w:cstheme="minorHAnsi"/>
+          <w:rFonts w:ascii="Times New Roman" w:hAnsi="Times New Roman"/>
           <w:b/>
           <w:bCs/>
           <w:color w:val="000000"/>
@@ -1773,27 +1770,37 @@
       </w:r>
       <w:r>
         <w:rPr>
-          <w:rFonts w:asciiTheme="minorHAnsi" w:hAnsiTheme="minorHAnsi" w:cstheme="minorHAnsi"/>
-          <w:color w:val="000000"/>
-          <w:kern w:val="0"/>
-          <w:sz w:val="21"/>
-          <w:szCs w:val="21"/>
-        </w:rPr>
-        <w:t xml:space="preserve">. </w:t>
-      </w:r>
-      <w:r>
-        <w:rPr>
-          <w:rFonts w:asciiTheme="minorHAnsi" w:hAnsiTheme="minorHAnsi" w:cstheme="minorHAnsi"/>
-          <w:color w:val="000000"/>
-          <w:kern w:val="0"/>
-          <w:sz w:val="21"/>
-          <w:szCs w:val="21"/>
-        </w:rPr>
-        <w:t xml:space="preserve">Borrowing Credibility from influencers: The </w:t>
-      </w:r>
-      <w:r>
-        <w:rPr>
-          <w:rFonts w:asciiTheme="minorHAnsi" w:hAnsiTheme="minorHAnsi" w:cstheme="minorHAnsi"/>
+          <w:rFonts w:ascii="Times New Roman" w:hAnsi="Times New Roman"/>
+          <w:color w:val="000000"/>
+          <w:kern w:val="0"/>
+          <w:sz w:val="21"/>
+          <w:szCs w:val="21"/>
+        </w:rPr>
+        <w:t xml:space="preserve">. Borrowing Credibility from </w:t>
+      </w:r>
+      <w:r>
+        <w:rPr>
+          <w:rFonts w:ascii="Times New Roman" w:hAnsi="Times New Roman"/>
+          <w:color w:val="000000"/>
+          <w:kern w:val="0"/>
+          <w:sz w:val="21"/>
+          <w:szCs w:val="21"/>
+        </w:rPr>
+        <w:t>Influencers</w:t>
+      </w:r>
+      <w:r>
+        <w:rPr>
+          <w:rFonts w:ascii="Times New Roman" w:hAnsi="Times New Roman"/>
+          <w:color w:val="000000"/>
+          <w:kern w:val="0"/>
+          <w:sz w:val="21"/>
+          <w:szCs w:val="21"/>
+        </w:rPr>
+        <w:t xml:space="preserve">: The </w:t>
+      </w:r>
+      <w:r>
+        <w:rPr>
+          <w:rFonts w:ascii="Times New Roman" w:hAnsi="Times New Roman"/>
           <w:color w:val="000000"/>
           <w:kern w:val="0"/>
           <w:sz w:val="21"/>
@@ -1803,49 +1810,28 @@
       </w:r>
       <w:r>
         <w:rPr>
-          <w:rFonts w:asciiTheme="minorHAnsi" w:hAnsiTheme="minorHAnsi" w:cstheme="minorHAnsi"/>
-          <w:color w:val="000000"/>
-          <w:kern w:val="0"/>
-          <w:sz w:val="21"/>
-          <w:szCs w:val="21"/>
-        </w:rPr>
-        <w:t>ase of Chinese Foreign Propaganda</w:t>
-      </w:r>
-      <w:r>
-        <w:rPr>
-          <w:rFonts w:asciiTheme="minorHAnsi" w:hAnsiTheme="minorHAnsi" w:cstheme="minorHAnsi"/>
-          <w:color w:val="000000"/>
-          <w:kern w:val="0"/>
-          <w:sz w:val="21"/>
-          <w:szCs w:val="21"/>
-        </w:rPr>
-        <w:t xml:space="preserve"> </w:t>
-      </w:r>
-      <w:r>
-        <w:rPr>
-          <w:rFonts w:asciiTheme="minorHAnsi" w:eastAsia="Times New Roman" w:hAnsiTheme="minorHAnsi" w:cstheme="minorHAnsi"/>
+          <w:rFonts w:ascii="Times New Roman" w:hAnsi="Times New Roman"/>
+          <w:color w:val="000000"/>
+          <w:kern w:val="0"/>
+          <w:sz w:val="21"/>
+          <w:szCs w:val="21"/>
+        </w:rPr>
+        <w:t xml:space="preserve">ase of Chinese Foreign Propaganda </w:t>
+      </w:r>
+      <w:r>
+        <w:rPr>
+          <w:rFonts w:ascii="Times New Roman" w:eastAsia="Times New Roman" w:hAnsi="Times New Roman"/>
           <w:color w:val="000000"/>
           <w:kern w:val="0"/>
           <w:sz w:val="21"/>
           <w:szCs w:val="21"/>
           <w:shd w:val="clear" w:color="auto" w:fill="FFFFFF"/>
         </w:rPr>
-        <w:t>(</w:t>
-      </w:r>
-      <w:r>
-        <w:rPr>
-          <w:rFonts w:asciiTheme="minorHAnsi" w:eastAsia="Times New Roman" w:hAnsiTheme="minorHAnsi" w:cstheme="minorHAnsi"/>
-          <w:color w:val="000000"/>
-          <w:kern w:val="0"/>
-          <w:sz w:val="21"/>
-          <w:szCs w:val="21"/>
-          <w:shd w:val="clear" w:color="auto" w:fill="FFFFFF"/>
-        </w:rPr>
-        <w:t xml:space="preserve">accepted by </w:t>
-      </w:r>
-      <w:r>
-        <w:rPr>
-          <w:rFonts w:asciiTheme="minorHAnsi" w:eastAsia="Times New Roman" w:hAnsiTheme="minorHAnsi" w:cstheme="minorHAnsi"/>
+        <w:t xml:space="preserve">(accepted by </w:t>
+      </w:r>
+      <w:r>
+        <w:rPr>
+          <w:rFonts w:ascii="Times New Roman" w:eastAsia="Times New Roman" w:hAnsi="Times New Roman"/>
           <w:b/>
           <w:bCs/>
           <w:color w:val="000000"/>
@@ -1858,7 +1844,7 @@
       </w:r>
       <w:r>
         <w:rPr>
-          <w:rFonts w:asciiTheme="minorHAnsi" w:eastAsia="Times New Roman" w:hAnsiTheme="minorHAnsi" w:cstheme="minorHAnsi"/>
+          <w:rFonts w:ascii="Times New Roman" w:eastAsia="Times New Roman" w:hAnsi="Times New Roman"/>
           <w:color w:val="000000"/>
           <w:kern w:val="0"/>
           <w:sz w:val="21"/>
@@ -1869,7 +1855,7 @@
       </w:r>
       <w:r>
         <w:rPr>
-          <w:rFonts w:asciiTheme="minorHAnsi" w:eastAsia="Times New Roman" w:hAnsiTheme="minorHAnsi" w:cstheme="minorHAnsi"/>
+          <w:rFonts w:ascii="Times New Roman" w:eastAsia="Times New Roman" w:hAnsi="Times New Roman"/>
           <w:color w:val="000000"/>
           <w:kern w:val="0"/>
           <w:sz w:val="21"/>
@@ -1889,16 +1875,16 @@
         <w:spacing w:line="276" w:lineRule="auto"/>
         <w:ind w:leftChars="0"/>
         <w:rPr>
-          <w:rFonts w:asciiTheme="minorHAnsi" w:hAnsiTheme="minorHAnsi" w:cstheme="minorHAnsi"/>
-          <w:color w:val="000000"/>
-          <w:kern w:val="0"/>
-          <w:sz w:val="21"/>
-          <w:szCs w:val="21"/>
-        </w:rPr>
-      </w:pPr>
-      <w:r>
-        <w:rPr>
-          <w:rFonts w:asciiTheme="minorHAnsi" w:hAnsiTheme="minorHAnsi" w:cstheme="minorHAnsi"/>
+          <w:rFonts w:ascii="Times New Roman" w:hAnsi="Times New Roman"/>
+          <w:color w:val="000000"/>
+          <w:kern w:val="0"/>
+          <w:sz w:val="21"/>
+          <w:szCs w:val="21"/>
+        </w:rPr>
+      </w:pPr>
+      <w:r>
+        <w:rPr>
+          <w:rFonts w:ascii="Times New Roman" w:hAnsi="Times New Roman"/>
           <w:color w:val="000000"/>
           <w:kern w:val="0"/>
           <w:sz w:val="21"/>
@@ -1909,7 +1895,7 @@
       <w:proofErr w:type="spellStart"/>
       <w:r>
         <w:rPr>
-          <w:rFonts w:asciiTheme="minorHAnsi" w:hAnsiTheme="minorHAnsi" w:cstheme="minorHAnsi"/>
+          <w:rFonts w:ascii="Times New Roman" w:hAnsi="Times New Roman"/>
           <w:color w:val="000000"/>
           <w:kern w:val="0"/>
           <w:sz w:val="21"/>
@@ -1920,7 +1906,7 @@
       <w:proofErr w:type="spellEnd"/>
       <w:r>
         <w:rPr>
-          <w:rFonts w:asciiTheme="minorHAnsi" w:hAnsiTheme="minorHAnsi" w:cstheme="minorHAnsi"/>
+          <w:rFonts w:ascii="Times New Roman" w:hAnsi="Times New Roman"/>
           <w:color w:val="000000"/>
           <w:kern w:val="0"/>
           <w:sz w:val="21"/>
@@ -1930,7 +1916,7 @@
       </w:r>
       <w:r>
         <w:rPr>
-          <w:rFonts w:asciiTheme="minorHAnsi" w:hAnsiTheme="minorHAnsi" w:cstheme="minorHAnsi"/>
+          <w:rFonts w:ascii="Times New Roman" w:hAnsi="Times New Roman"/>
           <w:b/>
           <w:bCs/>
           <w:color w:val="000000"/>
@@ -1942,7 +1928,7 @@
       </w:r>
       <w:r>
         <w:rPr>
-          <w:rFonts w:asciiTheme="minorHAnsi" w:hAnsiTheme="minorHAnsi" w:cstheme="minorHAnsi"/>
+          <w:rFonts w:ascii="Times New Roman" w:hAnsi="Times New Roman"/>
           <w:color w:val="000000"/>
           <w:kern w:val="0"/>
           <w:sz w:val="21"/>
@@ -1953,7 +1939,7 @@
       <w:proofErr w:type="spellStart"/>
       <w:r>
         <w:rPr>
-          <w:rFonts w:asciiTheme="minorHAnsi" w:eastAsia="Times New Roman" w:hAnsiTheme="minorHAnsi" w:cstheme="minorHAnsi"/>
+          <w:rFonts w:ascii="Times New Roman" w:eastAsia="Times New Roman" w:hAnsi="Times New Roman"/>
           <w:color w:val="222222"/>
           <w:kern w:val="0"/>
           <w:sz w:val="21"/>
@@ -1966,7 +1952,7 @@
       <w:proofErr w:type="spellEnd"/>
       <w:r>
         <w:rPr>
-          <w:rFonts w:asciiTheme="minorHAnsi" w:eastAsia="Times New Roman" w:hAnsiTheme="minorHAnsi" w:cstheme="minorHAnsi"/>
+          <w:rFonts w:ascii="Times New Roman" w:eastAsia="Times New Roman" w:hAnsi="Times New Roman"/>
           <w:color w:val="222222"/>
           <w:kern w:val="0"/>
           <w:sz w:val="21"/>
@@ -1974,23 +1960,11 @@
           <w:shd w:val="clear" w:color="auto" w:fill="FFFFFF"/>
           <w:lang w:eastAsia="zh-CN"/>
         </w:rPr>
-        <w:t xml:space="preserve"> protest claims: How Chinese official newspapers responded to anti-waste incineration protests from Hu Jintao to Xi Jinping</w:t>
-      </w:r>
-      <w:r>
-        <w:rPr>
-          <w:rFonts w:asciiTheme="minorHAnsi" w:eastAsia="Times New Roman" w:hAnsiTheme="minorHAnsi" w:cstheme="minorHAnsi"/>
-          <w:color w:val="222222"/>
-          <w:kern w:val="0"/>
-          <w:sz w:val="21"/>
-          <w:szCs w:val="21"/>
-          <w:shd w:val="clear" w:color="auto" w:fill="FFFFFF"/>
-          <w:lang w:eastAsia="zh-CN"/>
-        </w:rPr>
-        <w:t xml:space="preserve"> (</w:t>
-      </w:r>
-      <w:r>
-        <w:rPr>
-          <w:rFonts w:asciiTheme="minorHAnsi" w:eastAsia="Times New Roman" w:hAnsiTheme="minorHAnsi" w:cstheme="minorHAnsi"/>
+        <w:t xml:space="preserve"> protest claims: How Chinese official newspapers responded to anti-waste incineration protests from Hu Jintao to Xi Jinping (</w:t>
+      </w:r>
+      <w:r>
+        <w:rPr>
+          <w:rFonts w:ascii="Times New Roman" w:eastAsia="Times New Roman" w:hAnsi="Times New Roman"/>
           <w:b/>
           <w:bCs/>
           <w:color w:val="222222"/>
@@ -2004,7 +1978,7 @@
       </w:r>
       <w:r>
         <w:rPr>
-          <w:rFonts w:asciiTheme="minorHAnsi" w:eastAsia="Times New Roman" w:hAnsiTheme="minorHAnsi" w:cstheme="minorHAnsi"/>
+          <w:rFonts w:ascii="Times New Roman" w:eastAsia="Times New Roman" w:hAnsi="Times New Roman"/>
           <w:color w:val="222222"/>
           <w:kern w:val="0"/>
           <w:sz w:val="21"/>
@@ -2016,7 +1990,7 @@
       </w:r>
       <w:r>
         <w:rPr>
-          <w:rFonts w:asciiTheme="minorHAnsi" w:eastAsia="Times New Roman" w:hAnsiTheme="minorHAnsi" w:cstheme="minorHAnsi"/>
+          <w:rFonts w:ascii="Times New Roman" w:eastAsia="Times New Roman" w:hAnsi="Times New Roman"/>
           <w:color w:val="000000"/>
           <w:kern w:val="0"/>
           <w:sz w:val="21"/>
@@ -2036,7 +2010,7 @@
         <w:spacing w:line="276" w:lineRule="auto"/>
         <w:ind w:leftChars="0"/>
         <w:rPr>
-          <w:rFonts w:asciiTheme="minorHAnsi" w:hAnsiTheme="minorHAnsi" w:cstheme="minorHAnsi"/>
+          <w:rFonts w:ascii="Times New Roman" w:hAnsi="Times New Roman"/>
           <w:color w:val="000000"/>
           <w:kern w:val="0"/>
           <w:sz w:val="21"/>
@@ -2046,7 +2020,7 @@
       <w:proofErr w:type="spellStart"/>
       <w:r>
         <w:rPr>
-          <w:rFonts w:asciiTheme="minorHAnsi" w:eastAsia="Times New Roman" w:hAnsiTheme="minorHAnsi" w:cstheme="minorHAnsi"/>
+          <w:rFonts w:ascii="Times New Roman" w:eastAsia="Times New Roman" w:hAnsi="Times New Roman"/>
           <w:kern w:val="0"/>
           <w:sz w:val="21"/>
           <w:szCs w:val="21"/>
@@ -2058,7 +2032,7 @@
       <w:proofErr w:type="spellEnd"/>
       <w:r>
         <w:rPr>
-          <w:rFonts w:asciiTheme="minorHAnsi" w:eastAsia="Times New Roman" w:hAnsiTheme="minorHAnsi" w:cstheme="minorHAnsi"/>
+          <w:rFonts w:ascii="Times New Roman" w:eastAsia="Times New Roman" w:hAnsi="Times New Roman"/>
           <w:kern w:val="0"/>
           <w:sz w:val="21"/>
           <w:szCs w:val="21"/>
@@ -2070,7 +2044,7 @@
       <w:proofErr w:type="spellStart"/>
       <w:r>
         <w:rPr>
-          <w:rFonts w:asciiTheme="minorHAnsi" w:hAnsiTheme="minorHAnsi" w:cstheme="minorHAnsi"/>
+          <w:rFonts w:ascii="Times New Roman" w:hAnsi="Times New Roman"/>
           <w:sz w:val="21"/>
           <w:szCs w:val="21"/>
           <w:shd w:val="clear" w:color="auto" w:fill="FFFFFF"/>
@@ -2079,7 +2053,7 @@
       </w:r>
       <w:r>
         <w:rPr>
-          <w:rFonts w:asciiTheme="minorHAnsi" w:hAnsiTheme="minorHAnsi" w:cstheme="minorHAnsi"/>
+          <w:rFonts w:ascii="Times New Roman" w:hAnsi="Times New Roman"/>
           <w:sz w:val="21"/>
           <w:szCs w:val="21"/>
           <w:shd w:val="clear" w:color="auto" w:fill="FFFFFF"/>
@@ -2089,7 +2063,7 @@
       <w:proofErr w:type="spellEnd"/>
       <w:r>
         <w:rPr>
-          <w:rFonts w:asciiTheme="minorHAnsi" w:hAnsiTheme="minorHAnsi" w:cstheme="minorHAnsi"/>
+          <w:rFonts w:ascii="Times New Roman" w:hAnsi="Times New Roman"/>
           <w:sz w:val="21"/>
           <w:szCs w:val="21"/>
           <w:shd w:val="clear" w:color="auto" w:fill="FFFFFF"/>
@@ -2098,7 +2072,7 @@
       </w:r>
       <w:r>
         <w:rPr>
-          <w:rFonts w:asciiTheme="minorHAnsi" w:eastAsia="Times New Roman" w:hAnsiTheme="minorHAnsi" w:cstheme="minorHAnsi"/>
+          <w:rFonts w:ascii="Times New Roman" w:eastAsia="Times New Roman" w:hAnsi="Times New Roman"/>
           <w:kern w:val="0"/>
           <w:sz w:val="21"/>
           <w:szCs w:val="21"/>
@@ -2109,7 +2083,7 @@
       </w:r>
       <w:r>
         <w:rPr>
-          <w:rFonts w:asciiTheme="minorHAnsi" w:eastAsia="Times New Roman" w:hAnsiTheme="minorHAnsi" w:cstheme="minorHAnsi"/>
+          <w:rFonts w:ascii="Times New Roman" w:eastAsia="Times New Roman" w:hAnsi="Times New Roman"/>
           <w:kern w:val="0"/>
           <w:sz w:val="21"/>
           <w:szCs w:val="21"/>
@@ -2120,7 +2094,7 @@
       </w:r>
       <w:r>
         <w:rPr>
-          <w:rFonts w:asciiTheme="minorHAnsi" w:eastAsia="Times New Roman" w:hAnsiTheme="minorHAnsi" w:cstheme="minorHAnsi"/>
+          <w:rFonts w:ascii="Times New Roman" w:eastAsia="Times New Roman" w:hAnsi="Times New Roman"/>
           <w:kern w:val="0"/>
           <w:sz w:val="21"/>
           <w:szCs w:val="21"/>
@@ -2132,7 +2106,7 @@
       <w:proofErr w:type="spellStart"/>
       <w:r>
         <w:rPr>
-          <w:rFonts w:asciiTheme="minorHAnsi" w:eastAsia="Times New Roman" w:hAnsiTheme="minorHAnsi" w:cstheme="minorHAnsi"/>
+          <w:rFonts w:ascii="Times New Roman" w:eastAsia="Times New Roman" w:hAnsi="Times New Roman"/>
           <w:kern w:val="0"/>
           <w:sz w:val="21"/>
           <w:szCs w:val="21"/>
@@ -2144,7 +2118,7 @@
       <w:proofErr w:type="spellEnd"/>
       <w:r>
         <w:rPr>
-          <w:rFonts w:asciiTheme="minorHAnsi" w:eastAsia="Times New Roman" w:hAnsiTheme="minorHAnsi" w:cstheme="minorHAnsi"/>
+          <w:rFonts w:ascii="Times New Roman" w:eastAsia="Times New Roman" w:hAnsi="Times New Roman"/>
           <w:kern w:val="0"/>
           <w:sz w:val="21"/>
           <w:szCs w:val="21"/>
@@ -2155,7 +2129,7 @@
       </w:r>
       <w:r>
         <w:rPr>
-          <w:rFonts w:asciiTheme="minorHAnsi" w:eastAsia="Times New Roman" w:hAnsiTheme="minorHAnsi" w:cstheme="minorHAnsi"/>
+          <w:rFonts w:ascii="Times New Roman" w:eastAsia="Times New Roman" w:hAnsi="Times New Roman"/>
           <w:kern w:val="0"/>
           <w:sz w:val="21"/>
           <w:szCs w:val="21"/>
@@ -2166,7 +2140,7 @@
       </w:r>
       <w:r>
         <w:rPr>
-          <w:rFonts w:asciiTheme="minorHAnsi" w:eastAsia="Times New Roman" w:hAnsiTheme="minorHAnsi" w:cstheme="minorHAnsi"/>
+          <w:rFonts w:ascii="Times New Roman" w:eastAsia="Times New Roman" w:hAnsi="Times New Roman"/>
           <w:kern w:val="0"/>
           <w:sz w:val="21"/>
           <w:szCs w:val="21"/>
@@ -2177,7 +2151,7 @@
       </w:r>
       <w:r>
         <w:rPr>
-          <w:rFonts w:asciiTheme="minorHAnsi" w:eastAsia="Times New Roman" w:hAnsiTheme="minorHAnsi" w:cstheme="minorHAnsi"/>
+          <w:rFonts w:ascii="Times New Roman" w:eastAsia="Times New Roman" w:hAnsi="Times New Roman"/>
           <w:b/>
           <w:bCs/>
           <w:kern w:val="0"/>
@@ -2190,7 +2164,7 @@
       </w:r>
       <w:r>
         <w:rPr>
-          <w:rFonts w:asciiTheme="minorHAnsi" w:eastAsia="Times New Roman" w:hAnsiTheme="minorHAnsi" w:cstheme="minorHAnsi"/>
+          <w:rFonts w:ascii="Times New Roman" w:eastAsia="Times New Roman" w:hAnsi="Times New Roman"/>
           <w:b/>
           <w:bCs/>
           <w:kern w:val="0"/>
@@ -2203,7 +2177,7 @@
       </w:r>
       <w:r>
         <w:rPr>
-          <w:rFonts w:asciiTheme="minorHAnsi" w:eastAsia="Times New Roman" w:hAnsiTheme="minorHAnsi" w:cstheme="minorHAnsi"/>
+          <w:rFonts w:ascii="Times New Roman" w:eastAsia="Times New Roman" w:hAnsi="Times New Roman"/>
           <w:kern w:val="0"/>
           <w:sz w:val="21"/>
           <w:szCs w:val="21"/>
@@ -2214,7 +2188,7 @@
       </w:r>
       <w:r>
         <w:rPr>
-          <w:rFonts w:asciiTheme="minorHAnsi" w:eastAsia="Times New Roman" w:hAnsiTheme="minorHAnsi" w:cstheme="minorHAnsi"/>
+          <w:rFonts w:ascii="Times New Roman" w:eastAsia="Times New Roman" w:hAnsi="Times New Roman"/>
           <w:kern w:val="0"/>
           <w:sz w:val="21"/>
           <w:szCs w:val="21"/>
@@ -2225,7 +2199,7 @@
       </w:r>
       <w:r>
         <w:rPr>
-          <w:rFonts w:asciiTheme="minorHAnsi" w:eastAsia="Times New Roman" w:hAnsiTheme="minorHAnsi" w:cstheme="minorHAnsi"/>
+          <w:rFonts w:ascii="Times New Roman" w:eastAsia="Times New Roman" w:hAnsi="Times New Roman"/>
           <w:kern w:val="0"/>
           <w:sz w:val="21"/>
           <w:szCs w:val="21"/>
@@ -2236,7 +2210,7 @@
       </w:r>
       <w:r>
         <w:rPr>
-          <w:rFonts w:asciiTheme="minorHAnsi" w:eastAsia="Times New Roman" w:hAnsiTheme="minorHAnsi" w:cstheme="minorHAnsi"/>
+          <w:rFonts w:ascii="Times New Roman" w:eastAsia="Times New Roman" w:hAnsi="Times New Roman"/>
           <w:kern w:val="0"/>
           <w:sz w:val="21"/>
           <w:szCs w:val="21"/>
@@ -2247,7 +2221,7 @@
       </w:r>
       <w:r>
         <w:rPr>
-          <w:rFonts w:asciiTheme="minorHAnsi" w:eastAsia="Times New Roman" w:hAnsiTheme="minorHAnsi" w:cstheme="minorHAnsi"/>
+          <w:rFonts w:ascii="Times New Roman" w:eastAsia="Times New Roman" w:hAnsi="Times New Roman"/>
           <w:kern w:val="0"/>
           <w:sz w:val="21"/>
           <w:szCs w:val="21"/>
@@ -2258,7 +2232,7 @@
       </w:r>
       <w:r>
         <w:rPr>
-          <w:rFonts w:asciiTheme="minorHAnsi" w:eastAsia="Times New Roman" w:hAnsiTheme="minorHAnsi" w:cstheme="minorHAnsi"/>
+          <w:rFonts w:ascii="Times New Roman" w:eastAsia="Times New Roman" w:hAnsi="Times New Roman"/>
           <w:kern w:val="0"/>
           <w:sz w:val="21"/>
           <w:szCs w:val="21"/>
@@ -2268,7 +2242,7 @@
       </w:r>
       <w:r>
         <w:rPr>
-          <w:rFonts w:asciiTheme="minorHAnsi" w:eastAsia="Times New Roman" w:hAnsiTheme="minorHAnsi" w:cstheme="minorHAnsi"/>
+          <w:rFonts w:ascii="Times New Roman" w:eastAsia="Times New Roman" w:hAnsi="Times New Roman"/>
           <w:kern w:val="0"/>
           <w:sz w:val="21"/>
           <w:szCs w:val="21"/>
@@ -2279,7 +2253,7 @@
       </w:r>
       <w:r>
         <w:rPr>
-          <w:rFonts w:asciiTheme="minorHAnsi" w:eastAsia="Times New Roman" w:hAnsiTheme="minorHAnsi" w:cstheme="minorHAnsi"/>
+          <w:rFonts w:ascii="Times New Roman" w:eastAsia="Times New Roman" w:hAnsi="Times New Roman"/>
           <w:kern w:val="0"/>
           <w:sz w:val="21"/>
           <w:szCs w:val="21"/>
@@ -2289,7 +2263,7 @@
       </w:r>
       <w:r>
         <w:rPr>
-          <w:rFonts w:asciiTheme="minorHAnsi" w:eastAsia="Times New Roman" w:hAnsiTheme="minorHAnsi" w:cstheme="minorHAnsi"/>
+          <w:rFonts w:ascii="Times New Roman" w:eastAsia="Times New Roman" w:hAnsi="Times New Roman"/>
           <w:kern w:val="0"/>
           <w:sz w:val="21"/>
           <w:szCs w:val="21"/>
@@ -2300,7 +2274,7 @@
       </w:r>
       <w:r>
         <w:rPr>
-          <w:rFonts w:asciiTheme="minorHAnsi" w:hAnsiTheme="minorHAnsi" w:cstheme="minorHAnsi"/>
+          <w:rFonts w:ascii="Times New Roman" w:hAnsi="Times New Roman"/>
           <w:sz w:val="21"/>
           <w:szCs w:val="21"/>
           <w:shd w:val="clear" w:color="auto" w:fill="FFFFFF"/>
@@ -2309,7 +2283,7 @@
       </w:r>
       <w:r>
         <w:rPr>
-          <w:rFonts w:asciiTheme="minorHAnsi" w:hAnsiTheme="minorHAnsi" w:cstheme="minorHAnsi"/>
+          <w:rFonts w:ascii="Times New Roman" w:hAnsi="Times New Roman"/>
           <w:b/>
           <w:bCs/>
           <w:sz w:val="21"/>
@@ -2320,7 +2294,7 @@
       </w:r>
       <w:r>
         <w:rPr>
-          <w:rFonts w:asciiTheme="minorHAnsi" w:hAnsiTheme="minorHAnsi" w:cstheme="minorHAnsi"/>
+          <w:rFonts w:ascii="Times New Roman" w:hAnsi="Times New Roman"/>
           <w:sz w:val="21"/>
           <w:szCs w:val="21"/>
           <w:shd w:val="clear" w:color="auto" w:fill="FFFFFF"/>
@@ -2329,7 +2303,7 @@
       </w:r>
       <w:r>
         <w:rPr>
-          <w:rFonts w:asciiTheme="minorHAnsi" w:hAnsiTheme="minorHAnsi" w:cstheme="minorHAnsi"/>
+          <w:rFonts w:ascii="Times New Roman" w:hAnsi="Times New Roman"/>
           <w:b/>
           <w:bCs/>
           <w:sz w:val="21"/>
@@ -2340,7 +2314,7 @@
       </w:r>
       <w:r>
         <w:rPr>
-          <w:rFonts w:asciiTheme="minorHAnsi" w:hAnsiTheme="minorHAnsi" w:cstheme="minorHAnsi"/>
+          <w:rFonts w:ascii="Times New Roman" w:hAnsi="Times New Roman"/>
           <w:sz w:val="21"/>
           <w:szCs w:val="21"/>
           <w:shd w:val="clear" w:color="auto" w:fill="FFFFFF"/>
@@ -2349,7 +2323,7 @@
       </w:r>
       <w:r>
         <w:rPr>
-          <w:rFonts w:asciiTheme="minorHAnsi" w:eastAsia="Times New Roman" w:hAnsiTheme="minorHAnsi" w:cstheme="minorHAnsi"/>
+          <w:rFonts w:ascii="Times New Roman" w:eastAsia="Times New Roman" w:hAnsi="Times New Roman"/>
           <w:color w:val="000000"/>
           <w:kern w:val="0"/>
           <w:sz w:val="21"/>
@@ -2369,16 +2343,16 @@
         <w:spacing w:line="276" w:lineRule="auto"/>
         <w:ind w:leftChars="0"/>
         <w:rPr>
-          <w:rFonts w:asciiTheme="minorHAnsi" w:hAnsiTheme="minorHAnsi" w:cstheme="minorHAnsi"/>
-          <w:color w:val="000000"/>
-          <w:kern w:val="0"/>
-          <w:sz w:val="21"/>
-          <w:szCs w:val="21"/>
-        </w:rPr>
-      </w:pPr>
-      <w:r>
-        <w:rPr>
-          <w:rFonts w:asciiTheme="minorHAnsi" w:hAnsiTheme="minorHAnsi" w:cstheme="minorHAnsi"/>
+          <w:rFonts w:ascii="Times New Roman" w:hAnsi="Times New Roman"/>
+          <w:color w:val="000000"/>
+          <w:kern w:val="0"/>
+          <w:sz w:val="21"/>
+          <w:szCs w:val="21"/>
+        </w:rPr>
+      </w:pPr>
+      <w:r>
+        <w:rPr>
+          <w:rFonts w:ascii="Times New Roman" w:hAnsi="Times New Roman"/>
           <w:b/>
           <w:bCs/>
           <w:color w:val="000000"/>
@@ -2390,7 +2364,7 @@
       </w:r>
       <w:r>
         <w:rPr>
-          <w:rFonts w:asciiTheme="minorHAnsi" w:hAnsiTheme="minorHAnsi" w:cstheme="minorHAnsi"/>
+          <w:rFonts w:ascii="Times New Roman" w:hAnsi="Times New Roman"/>
           <w:color w:val="000000"/>
           <w:sz w:val="21"/>
           <w:szCs w:val="21"/>
@@ -2399,7 +2373,7 @@
       </w:r>
       <w:r>
         <w:rPr>
-          <w:rFonts w:asciiTheme="minorHAnsi" w:hAnsiTheme="minorHAnsi" w:cstheme="minorHAnsi"/>
+          <w:rFonts w:ascii="Times New Roman" w:hAnsi="Times New Roman"/>
           <w:b/>
           <w:bCs/>
           <w:color w:val="000000"/>
@@ -2411,7 +2385,7 @@
       </w:r>
       <w:r>
         <w:rPr>
-          <w:rFonts w:asciiTheme="minorHAnsi" w:hAnsiTheme="minorHAnsi" w:cstheme="minorHAnsi"/>
+          <w:rFonts w:ascii="Times New Roman" w:hAnsi="Times New Roman"/>
           <w:color w:val="000000"/>
           <w:kern w:val="0"/>
           <w:sz w:val="21"/>
@@ -2421,7 +2395,7 @@
       </w:r>
       <w:r>
         <w:rPr>
-          <w:rFonts w:asciiTheme="minorHAnsi" w:hAnsiTheme="minorHAnsi" w:cstheme="minorHAnsi"/>
+          <w:rFonts w:ascii="Times New Roman" w:hAnsi="Times New Roman"/>
           <w:color w:val="000000"/>
           <w:sz w:val="21"/>
           <w:szCs w:val="21"/>
@@ -2430,7 +2404,7 @@
       </w:r>
       <w:r>
         <w:rPr>
-          <w:rFonts w:asciiTheme="minorHAnsi" w:eastAsia="Times New Roman" w:hAnsiTheme="minorHAnsi" w:cstheme="minorHAnsi"/>
+          <w:rFonts w:ascii="Times New Roman" w:eastAsia="Times New Roman" w:hAnsi="Times New Roman"/>
           <w:kern w:val="0"/>
           <w:sz w:val="21"/>
           <w:szCs w:val="21"/>
@@ -2440,7 +2414,7 @@
       </w:r>
       <w:r>
         <w:rPr>
-          <w:rFonts w:asciiTheme="minorHAnsi" w:hAnsiTheme="minorHAnsi" w:cstheme="minorHAnsi"/>
+          <w:rFonts w:ascii="Times New Roman" w:hAnsi="Times New Roman"/>
           <w:color w:val="000000"/>
           <w:sz w:val="21"/>
           <w:szCs w:val="21"/>
@@ -2449,7 +2423,7 @@
       </w:r>
       <w:r>
         <w:rPr>
-          <w:rFonts w:asciiTheme="minorHAnsi" w:hAnsiTheme="minorHAnsi" w:cstheme="minorHAnsi"/>
+          <w:rFonts w:ascii="Times New Roman" w:hAnsi="Times New Roman"/>
           <w:color w:val="000000"/>
           <w:sz w:val="21"/>
           <w:szCs w:val="21"/>
@@ -2458,27 +2432,17 @@
       </w:r>
       <w:r>
         <w:rPr>
-          <w:rFonts w:asciiTheme="minorHAnsi" w:hAnsiTheme="minorHAnsi" w:cstheme="minorHAnsi"/>
-          <w:color w:val="000000"/>
-          <w:kern w:val="0"/>
-          <w:sz w:val="21"/>
-          <w:szCs w:val="21"/>
-        </w:rPr>
-        <w:t>Disaggregating Repression: A Study on the Individual Effects of Repression in Hong Kong’s Anti-Extradition Bill Protests</w:t>
-      </w:r>
-      <w:r>
-        <w:rPr>
-          <w:rFonts w:asciiTheme="minorHAnsi" w:hAnsiTheme="minorHAnsi" w:cstheme="minorHAnsi"/>
-          <w:color w:val="000000"/>
-          <w:kern w:val="0"/>
-          <w:sz w:val="21"/>
-          <w:szCs w:val="21"/>
-        </w:rPr>
-        <w:t xml:space="preserve"> (presented at </w:t>
-      </w:r>
-      <w:r>
-        <w:rPr>
-          <w:rFonts w:asciiTheme="minorHAnsi" w:hAnsiTheme="minorHAnsi" w:cstheme="minorHAnsi"/>
+          <w:rFonts w:ascii="Times New Roman" w:hAnsi="Times New Roman"/>
+          <w:color w:val="000000"/>
+          <w:kern w:val="0"/>
+          <w:sz w:val="21"/>
+          <w:szCs w:val="21"/>
+        </w:rPr>
+        <w:t xml:space="preserve">Disaggregating Repression: A Study on the Individual Effects of Repression in Hong Kong’s Anti-Extradition Bill Protests (presented at </w:t>
+      </w:r>
+      <w:r>
+        <w:rPr>
+          <w:rFonts w:ascii="Times New Roman" w:hAnsi="Times New Roman"/>
           <w:b/>
           <w:bCs/>
           <w:color w:val="000000"/>
@@ -2490,7 +2454,7 @@
       </w:r>
       <w:r>
         <w:rPr>
-          <w:rFonts w:asciiTheme="minorHAnsi" w:hAnsiTheme="minorHAnsi" w:cstheme="minorHAnsi"/>
+          <w:rFonts w:ascii="Times New Roman" w:hAnsi="Times New Roman"/>
           <w:color w:val="000000"/>
           <w:kern w:val="0"/>
           <w:sz w:val="21"/>
@@ -2500,7 +2464,7 @@
       </w:r>
       <w:r>
         <w:rPr>
-          <w:rFonts w:asciiTheme="minorHAnsi" w:eastAsia="Times New Roman" w:hAnsiTheme="minorHAnsi" w:cstheme="minorHAnsi"/>
+          <w:rFonts w:ascii="Times New Roman" w:eastAsia="Times New Roman" w:hAnsi="Times New Roman"/>
           <w:color w:val="000000"/>
           <w:kern w:val="0"/>
           <w:sz w:val="21"/>
@@ -2514,7 +2478,7 @@
       <w:pPr>
         <w:widowControl/>
         <w:rPr>
-          <w:rFonts w:asciiTheme="minorHAnsi" w:eastAsia="Times New Roman" w:hAnsiTheme="minorHAnsi" w:cstheme="minorHAnsi"/>
+          <w:rFonts w:ascii="Times New Roman" w:eastAsia="Times New Roman" w:hAnsi="Times New Roman"/>
           <w:kern w:val="0"/>
           <w:sz w:val="21"/>
           <w:szCs w:val="21"/>
@@ -2526,7 +2490,7 @@
       <w:pPr>
         <w:widowControl/>
         <w:rPr>
-          <w:rFonts w:asciiTheme="minorHAnsi" w:eastAsia="Times New Roman" w:hAnsiTheme="minorHAnsi" w:cstheme="minorHAnsi"/>
+          <w:rFonts w:ascii="Times New Roman" w:eastAsia="Times New Roman" w:hAnsi="Times New Roman"/>
           <w:kern w:val="0"/>
           <w:sz w:val="21"/>
           <w:szCs w:val="21"/>
@@ -2538,7 +2502,7 @@
       <w:pPr>
         <w:spacing w:line="276" w:lineRule="auto"/>
         <w:rPr>
-          <w:rFonts w:asciiTheme="minorHAnsi" w:hAnsiTheme="minorHAnsi" w:cstheme="minorHAnsi"/>
+          <w:rFonts w:ascii="Times New Roman" w:hAnsi="Times New Roman"/>
           <w:b/>
           <w:bCs/>
           <w:color w:val="000000"/>
@@ -2549,7 +2513,7 @@
       </w:pPr>
       <w:r>
         <w:rPr>
-          <w:rFonts w:asciiTheme="minorHAnsi" w:hAnsiTheme="minorHAnsi" w:cstheme="minorHAnsi"/>
+          <w:rFonts w:ascii="Times New Roman" w:hAnsi="Times New Roman"/>
           <w:b/>
           <w:bCs/>
           <w:color w:val="000000"/>
@@ -2558,11 +2522,11 @@
           <w:szCs w:val="21"/>
         </w:rPr>
         <w:lastRenderedPageBreak/>
-        <w:t>W</w:t>
-      </w:r>
-      <w:r>
-        <w:rPr>
-          <w:rFonts w:asciiTheme="minorHAnsi" w:hAnsiTheme="minorHAnsi" w:cstheme="minorHAnsi"/>
+        <w:t>Work</w:t>
+      </w:r>
+      <w:r>
+        <w:rPr>
+          <w:rFonts w:ascii="Times New Roman" w:hAnsi="Times New Roman"/>
           <w:b/>
           <w:bCs/>
           <w:color w:val="000000"/>
@@ -2570,11 +2534,11 @@
           <w:sz w:val="21"/>
           <w:szCs w:val="21"/>
         </w:rPr>
-        <w:t xml:space="preserve">orking </w:t>
-      </w:r>
-      <w:r>
-        <w:rPr>
-          <w:rFonts w:asciiTheme="minorHAnsi" w:hAnsiTheme="minorHAnsi" w:cstheme="minorHAnsi"/>
+        <w:t>-</w:t>
+      </w:r>
+      <w:r>
+        <w:rPr>
+          <w:rFonts w:ascii="Times New Roman" w:hAnsi="Times New Roman"/>
           <w:b/>
           <w:bCs/>
           <w:color w:val="000000"/>
@@ -2582,7 +2546,31 @@
           <w:sz w:val="21"/>
           <w:szCs w:val="21"/>
         </w:rPr>
-        <w:t>in progress</w:t>
+        <w:t>in</w:t>
+      </w:r>
+      <w:r>
+        <w:rPr>
+          <w:rFonts w:ascii="Times New Roman" w:hAnsi="Times New Roman"/>
+          <w:b/>
+          <w:bCs/>
+          <w:color w:val="000000"/>
+          <w:kern w:val="0"/>
+          <w:sz w:val="21"/>
+          <w:szCs w:val="21"/>
+        </w:rPr>
+        <w:t>-</w:t>
+      </w:r>
+      <w:r>
+        <w:rPr>
+          <w:rFonts w:ascii="Times New Roman" w:hAnsi="Times New Roman"/>
+          <w:b/>
+          <w:bCs/>
+          <w:color w:val="000000"/>
+          <w:kern w:val="0"/>
+          <w:sz w:val="21"/>
+          <w:szCs w:val="21"/>
+        </w:rPr>
+        <w:t>progress</w:t>
       </w:r>
     </w:p>
     <w:p>
@@ -2595,7 +2583,7 @@
         </w:numPr>
         <w:ind w:leftChars="0"/>
         <w:rPr>
-          <w:rFonts w:asciiTheme="minorHAnsi" w:eastAsia="Times New Roman" w:hAnsiTheme="minorHAnsi" w:cstheme="minorHAnsi"/>
+          <w:rFonts w:ascii="Times New Roman" w:eastAsia="Times New Roman" w:hAnsi="Times New Roman"/>
           <w:kern w:val="0"/>
           <w:sz w:val="21"/>
           <w:szCs w:val="21"/>
@@ -2604,7 +2592,7 @@
       </w:pPr>
       <w:r>
         <w:rPr>
-          <w:rFonts w:asciiTheme="minorHAnsi" w:eastAsia="Times New Roman" w:hAnsiTheme="minorHAnsi" w:cstheme="minorHAnsi"/>
+          <w:rFonts w:ascii="Times New Roman" w:eastAsia="Times New Roman" w:hAnsi="Times New Roman"/>
           <w:kern w:val="0"/>
           <w:sz w:val="21"/>
           <w:szCs w:val="21"/>
@@ -2615,7 +2603,7 @@
       <w:proofErr w:type="spellStart"/>
       <w:r>
         <w:rPr>
-          <w:rFonts w:asciiTheme="minorHAnsi" w:eastAsia="Times New Roman" w:hAnsiTheme="minorHAnsi" w:cstheme="minorHAnsi"/>
+          <w:rFonts w:ascii="Times New Roman" w:eastAsia="Times New Roman" w:hAnsi="Times New Roman"/>
           <w:kern w:val="0"/>
           <w:sz w:val="21"/>
           <w:szCs w:val="21"/>
@@ -2626,57 +2614,17 @@
       <w:proofErr w:type="spellEnd"/>
       <w:r>
         <w:rPr>
-          <w:rFonts w:asciiTheme="minorHAnsi" w:eastAsia="Times New Roman" w:hAnsiTheme="minorHAnsi" w:cstheme="minorHAnsi"/>
+          <w:rFonts w:ascii="Times New Roman" w:eastAsia="Times New Roman" w:hAnsi="Times New Roman"/>
           <w:kern w:val="0"/>
           <w:sz w:val="21"/>
           <w:szCs w:val="21"/>
           <w:lang w:eastAsia="zh-CN"/>
         </w:rPr>
-        <w:t>, Harris</w:t>
-      </w:r>
-      <w:r>
-        <w:rPr>
-          <w:rFonts w:asciiTheme="minorHAnsi" w:eastAsia="Times New Roman" w:hAnsiTheme="minorHAnsi" w:cstheme="minorHAnsi"/>
-          <w:kern w:val="0"/>
-          <w:sz w:val="21"/>
-          <w:szCs w:val="21"/>
-          <w:lang w:eastAsia="zh-CN"/>
-        </w:rPr>
-        <w:t xml:space="preserve">, </w:t>
-      </w:r>
-      <w:r>
-        <w:rPr>
-          <w:rFonts w:asciiTheme="minorHAnsi" w:eastAsia="Times New Roman" w:hAnsiTheme="minorHAnsi" w:cstheme="minorHAnsi"/>
-          <w:kern w:val="0"/>
-          <w:sz w:val="21"/>
-          <w:szCs w:val="21"/>
-          <w:lang w:eastAsia="zh-CN"/>
-        </w:rPr>
-        <w:t>Kevan</w:t>
-      </w:r>
-      <w:r>
-        <w:rPr>
-          <w:rFonts w:asciiTheme="minorHAnsi" w:eastAsia="Times New Roman" w:hAnsiTheme="minorHAnsi" w:cstheme="minorHAnsi"/>
-          <w:kern w:val="0"/>
-          <w:sz w:val="21"/>
-          <w:szCs w:val="21"/>
-          <w:lang w:eastAsia="zh-CN"/>
-        </w:rPr>
-        <w:t>.</w:t>
-      </w:r>
-      <w:r>
-        <w:rPr>
-          <w:rFonts w:asciiTheme="minorHAnsi" w:eastAsia="Times New Roman" w:hAnsiTheme="minorHAnsi" w:cstheme="minorHAnsi"/>
-          <w:kern w:val="0"/>
-          <w:sz w:val="21"/>
-          <w:szCs w:val="21"/>
-          <w:lang w:eastAsia="zh-CN"/>
-        </w:rPr>
-        <w:t xml:space="preserve">, </w:t>
-      </w:r>
-      <w:r>
-        <w:rPr>
-          <w:rFonts w:asciiTheme="minorHAnsi" w:eastAsia="Times New Roman" w:hAnsiTheme="minorHAnsi" w:cstheme="minorHAnsi"/>
+        <w:t xml:space="preserve">, Harris, Kevan., </w:t>
+      </w:r>
+      <w:r>
+        <w:rPr>
+          <w:rFonts w:ascii="Times New Roman" w:eastAsia="Times New Roman" w:hAnsi="Times New Roman"/>
           <w:b/>
           <w:bCs/>
           <w:kern w:val="0"/>
@@ -2688,7 +2636,7 @@
       </w:r>
       <w:r>
         <w:rPr>
-          <w:rFonts w:asciiTheme="minorHAnsi" w:hAnsiTheme="minorHAnsi" w:cstheme="minorHAnsi"/>
+          <w:rFonts w:ascii="Times New Roman" w:hAnsi="Times New Roman"/>
           <w:b/>
           <w:bCs/>
           <w:color w:val="000000"/>
@@ -2700,7 +2648,7 @@
       </w:r>
       <w:r>
         <w:rPr>
-          <w:rFonts w:asciiTheme="minorHAnsi" w:hAnsiTheme="minorHAnsi" w:cstheme="minorHAnsi"/>
+          <w:rFonts w:ascii="Times New Roman" w:hAnsi="Times New Roman"/>
           <w:color w:val="000000"/>
           <w:kern w:val="0"/>
           <w:sz w:val="21"/>
@@ -2710,7 +2658,7 @@
       </w:r>
       <w:r>
         <w:rPr>
-          <w:rFonts w:asciiTheme="minorHAnsi" w:hAnsiTheme="minorHAnsi" w:cstheme="minorHAnsi"/>
+          <w:rFonts w:ascii="Times New Roman" w:hAnsi="Times New Roman"/>
           <w:b/>
           <w:bCs/>
           <w:color w:val="000000"/>
@@ -2722,7 +2670,7 @@
       </w:r>
       <w:r>
         <w:rPr>
-          <w:rFonts w:asciiTheme="minorHAnsi" w:eastAsia="Times New Roman" w:hAnsiTheme="minorHAnsi" w:cstheme="minorHAnsi"/>
+          <w:rFonts w:ascii="Times New Roman" w:eastAsia="Times New Roman" w:hAnsi="Times New Roman"/>
           <w:kern w:val="0"/>
           <w:sz w:val="21"/>
           <w:szCs w:val="21"/>
@@ -2733,7 +2681,7 @@
       <w:proofErr w:type="spellStart"/>
       <w:r>
         <w:rPr>
-          <w:rFonts w:asciiTheme="minorHAnsi" w:eastAsia="Times New Roman" w:hAnsiTheme="minorHAnsi" w:cstheme="minorHAnsi"/>
+          <w:rFonts w:ascii="Times New Roman" w:eastAsia="Times New Roman" w:hAnsi="Times New Roman"/>
           <w:kern w:val="0"/>
           <w:sz w:val="21"/>
           <w:szCs w:val="21"/>
@@ -2744,80 +2692,80 @@
       <w:proofErr w:type="spellEnd"/>
       <w:r>
         <w:rPr>
-          <w:rFonts w:asciiTheme="minorHAnsi" w:eastAsia="Times New Roman" w:hAnsiTheme="minorHAnsi" w:cstheme="minorHAnsi"/>
+          <w:rFonts w:ascii="Times New Roman" w:eastAsia="Times New Roman" w:hAnsi="Times New Roman"/>
           <w:kern w:val="0"/>
           <w:sz w:val="21"/>
           <w:szCs w:val="21"/>
           <w:lang w:eastAsia="zh-CN"/>
         </w:rPr>
-        <w:t xml:space="preserve">, </w:t>
-      </w:r>
-      <w:r>
-        <w:rPr>
-          <w:rFonts w:asciiTheme="minorHAnsi" w:eastAsia="Times New Roman" w:hAnsiTheme="minorHAnsi" w:cstheme="minorHAnsi"/>
+        <w:t xml:space="preserve">, Amir. </w:t>
+      </w:r>
+      <w:bookmarkStart w:id="2" w:name="OLE_LINK1"/>
+      <w:r>
+        <w:rPr>
+          <w:rFonts w:ascii="Times New Roman" w:eastAsia="Times New Roman" w:hAnsi="Times New Roman"/>
           <w:kern w:val="0"/>
           <w:sz w:val="21"/>
           <w:szCs w:val="21"/>
           <w:lang w:eastAsia="zh-CN"/>
         </w:rPr>
-        <w:t xml:space="preserve">Amir. </w:t>
-      </w:r>
-      <w:bookmarkStart w:id="2" w:name="OLE_LINK1"/>
-      <w:r>
-        <w:rPr>
-          <w:rFonts w:asciiTheme="minorHAnsi" w:eastAsia="Times New Roman" w:hAnsiTheme="minorHAnsi" w:cstheme="minorHAnsi"/>
+        <w:t xml:space="preserve">Regime Support and Preference Falsification in Iran before and after the </w:t>
+      </w:r>
+      <w:proofErr w:type="spellStart"/>
+      <w:r>
+        <w:rPr>
+          <w:rFonts w:ascii="Times New Roman" w:eastAsia="Times New Roman" w:hAnsi="Times New Roman"/>
           <w:kern w:val="0"/>
           <w:sz w:val="21"/>
           <w:szCs w:val="21"/>
           <w:lang w:eastAsia="zh-CN"/>
         </w:rPr>
-        <w:t xml:space="preserve">Regime Support and Preference Falsification in Iran before and after the </w:t>
+        <w:t>Mahsa</w:t>
+      </w:r>
+      <w:proofErr w:type="spellEnd"/>
+      <w:r>
+        <w:rPr>
+          <w:rFonts w:ascii="Times New Roman" w:eastAsia="Times New Roman" w:hAnsi="Times New Roman"/>
+          <w:kern w:val="0"/>
+          <w:sz w:val="21"/>
+          <w:szCs w:val="21"/>
+          <w:lang w:eastAsia="zh-CN"/>
+        </w:rPr>
+        <w:t xml:space="preserve"> </w:t>
       </w:r>
       <w:proofErr w:type="spellStart"/>
       <w:r>
         <w:rPr>
-          <w:rFonts w:asciiTheme="minorHAnsi" w:eastAsia="Times New Roman" w:hAnsiTheme="minorHAnsi" w:cstheme="minorHAnsi"/>
+          <w:rFonts w:ascii="Times New Roman" w:eastAsia="Times New Roman" w:hAnsi="Times New Roman"/>
           <w:kern w:val="0"/>
           <w:sz w:val="21"/>
           <w:szCs w:val="21"/>
           <w:lang w:eastAsia="zh-CN"/>
         </w:rPr>
-        <w:t>Mahsa</w:t>
+        <w:t>Amini</w:t>
       </w:r>
       <w:proofErr w:type="spellEnd"/>
       <w:r>
         <w:rPr>
-          <w:rFonts w:asciiTheme="minorHAnsi" w:eastAsia="Times New Roman" w:hAnsiTheme="minorHAnsi" w:cstheme="minorHAnsi"/>
+          <w:rFonts w:ascii="Times New Roman" w:eastAsia="Times New Roman" w:hAnsi="Times New Roman"/>
           <w:kern w:val="0"/>
           <w:sz w:val="21"/>
           <w:szCs w:val="21"/>
           <w:lang w:eastAsia="zh-CN"/>
         </w:rPr>
-        <w:t xml:space="preserve"> </w:t>
-      </w:r>
-      <w:proofErr w:type="spellStart"/>
-      <w:r>
-        <w:rPr>
-          <w:rFonts w:asciiTheme="minorHAnsi" w:eastAsia="Times New Roman" w:hAnsiTheme="minorHAnsi" w:cstheme="minorHAnsi"/>
+        <w:t xml:space="preserve"> Protests</w:t>
+      </w:r>
+      <w:bookmarkEnd w:id="2"/>
+      <w:r>
+        <w:rPr>
+          <w:rFonts w:ascii="Times New Roman" w:eastAsia="Times New Roman" w:hAnsi="Times New Roman"/>
           <w:kern w:val="0"/>
           <w:sz w:val="21"/>
           <w:szCs w:val="21"/>
           <w:lang w:eastAsia="zh-CN"/>
         </w:rPr>
-        <w:t>Amini</w:t>
-      </w:r>
-      <w:proofErr w:type="spellEnd"/>
-      <w:r>
-        <w:rPr>
-          <w:rFonts w:asciiTheme="minorHAnsi" w:eastAsia="Times New Roman" w:hAnsiTheme="minorHAnsi" w:cstheme="minorHAnsi"/>
-          <w:kern w:val="0"/>
-          <w:sz w:val="21"/>
-          <w:szCs w:val="21"/>
-          <w:lang w:eastAsia="zh-CN"/>
-        </w:rPr>
-        <w:t xml:space="preserve"> Protests</w:t>
-      </w:r>
-      <w:bookmarkEnd w:id="2"/>
+        <w:t>.</w:t>
+      </w:r>
     </w:p>
     <w:p>
       <w:pPr>
@@ -2829,7 +2777,7 @@
         </w:numPr>
         <w:ind w:leftChars="0"/>
         <w:rPr>
-          <w:rFonts w:asciiTheme="minorHAnsi" w:eastAsia="Times New Roman" w:hAnsiTheme="minorHAnsi" w:cstheme="minorHAnsi"/>
+          <w:rFonts w:ascii="Times New Roman" w:eastAsia="Times New Roman" w:hAnsi="Times New Roman"/>
           <w:kern w:val="0"/>
           <w:sz w:val="21"/>
           <w:szCs w:val="21"/>
@@ -2838,7 +2786,7 @@
       </w:pPr>
       <w:r>
         <w:rPr>
-          <w:rFonts w:asciiTheme="minorHAnsi" w:eastAsia="Times New Roman" w:hAnsiTheme="minorHAnsi" w:cstheme="minorHAnsi"/>
+          <w:rFonts w:ascii="Times New Roman" w:eastAsia="Times New Roman" w:hAnsi="Times New Roman"/>
           <w:kern w:val="0"/>
           <w:sz w:val="21"/>
           <w:szCs w:val="21"/>
@@ -2849,7 +2797,7 @@
       <w:proofErr w:type="spellStart"/>
       <w:r>
         <w:rPr>
-          <w:rFonts w:asciiTheme="minorHAnsi" w:eastAsia="Times New Roman" w:hAnsiTheme="minorHAnsi" w:cstheme="minorHAnsi"/>
+          <w:rFonts w:ascii="Times New Roman" w:eastAsia="Times New Roman" w:hAnsi="Times New Roman"/>
           <w:kern w:val="0"/>
           <w:sz w:val="21"/>
           <w:szCs w:val="21"/>
@@ -2860,57 +2808,17 @@
       <w:proofErr w:type="spellEnd"/>
       <w:r>
         <w:rPr>
-          <w:rFonts w:asciiTheme="minorHAnsi" w:eastAsia="Times New Roman" w:hAnsiTheme="minorHAnsi" w:cstheme="minorHAnsi"/>
+          <w:rFonts w:ascii="Times New Roman" w:eastAsia="Times New Roman" w:hAnsi="Times New Roman"/>
           <w:kern w:val="0"/>
           <w:sz w:val="21"/>
           <w:szCs w:val="21"/>
           <w:lang w:eastAsia="zh-CN"/>
         </w:rPr>
-        <w:t>, Harris</w:t>
-      </w:r>
-      <w:r>
-        <w:rPr>
-          <w:rFonts w:asciiTheme="minorHAnsi" w:eastAsia="Times New Roman" w:hAnsiTheme="minorHAnsi" w:cstheme="minorHAnsi"/>
-          <w:kern w:val="0"/>
-          <w:sz w:val="21"/>
-          <w:szCs w:val="21"/>
-          <w:lang w:eastAsia="zh-CN"/>
-        </w:rPr>
-        <w:t xml:space="preserve">, </w:t>
-      </w:r>
-      <w:r>
-        <w:rPr>
-          <w:rFonts w:asciiTheme="minorHAnsi" w:eastAsia="Times New Roman" w:hAnsiTheme="minorHAnsi" w:cstheme="minorHAnsi"/>
-          <w:kern w:val="0"/>
-          <w:sz w:val="21"/>
-          <w:szCs w:val="21"/>
-          <w:lang w:eastAsia="zh-CN"/>
-        </w:rPr>
-        <w:t>Kevan</w:t>
-      </w:r>
-      <w:r>
-        <w:rPr>
-          <w:rFonts w:asciiTheme="minorHAnsi" w:eastAsia="Times New Roman" w:hAnsiTheme="minorHAnsi" w:cstheme="minorHAnsi"/>
-          <w:kern w:val="0"/>
-          <w:sz w:val="21"/>
-          <w:szCs w:val="21"/>
-          <w:lang w:eastAsia="zh-CN"/>
-        </w:rPr>
-        <w:t>.</w:t>
-      </w:r>
-      <w:r>
-        <w:rPr>
-          <w:rFonts w:asciiTheme="minorHAnsi" w:eastAsia="Times New Roman" w:hAnsiTheme="minorHAnsi" w:cstheme="minorHAnsi"/>
-          <w:kern w:val="0"/>
-          <w:sz w:val="21"/>
-          <w:szCs w:val="21"/>
-          <w:lang w:eastAsia="zh-CN"/>
-        </w:rPr>
-        <w:t xml:space="preserve">, </w:t>
-      </w:r>
-      <w:r>
-        <w:rPr>
-          <w:rFonts w:asciiTheme="minorHAnsi" w:eastAsia="Times New Roman" w:hAnsiTheme="minorHAnsi" w:cstheme="minorHAnsi"/>
+        <w:t xml:space="preserve">, Harris, Kevan., </w:t>
+      </w:r>
+      <w:r>
+        <w:rPr>
+          <w:rFonts w:ascii="Times New Roman" w:eastAsia="Times New Roman" w:hAnsi="Times New Roman"/>
           <w:b/>
           <w:bCs/>
           <w:kern w:val="0"/>
@@ -2922,7 +2830,7 @@
       </w:r>
       <w:r>
         <w:rPr>
-          <w:rFonts w:asciiTheme="minorHAnsi" w:hAnsiTheme="minorHAnsi" w:cstheme="minorHAnsi"/>
+          <w:rFonts w:ascii="Times New Roman" w:hAnsi="Times New Roman"/>
           <w:b/>
           <w:bCs/>
           <w:color w:val="000000"/>
@@ -2934,7 +2842,7 @@
       </w:r>
       <w:r>
         <w:rPr>
-          <w:rFonts w:asciiTheme="minorHAnsi" w:hAnsiTheme="minorHAnsi" w:cstheme="minorHAnsi"/>
+          <w:rFonts w:ascii="Times New Roman" w:hAnsi="Times New Roman"/>
           <w:color w:val="000000"/>
           <w:kern w:val="0"/>
           <w:sz w:val="21"/>
@@ -2944,7 +2852,7 @@
       </w:r>
       <w:r>
         <w:rPr>
-          <w:rFonts w:asciiTheme="minorHAnsi" w:eastAsia="Times New Roman" w:hAnsiTheme="minorHAnsi" w:cstheme="minorHAnsi"/>
+          <w:rFonts w:ascii="Times New Roman" w:eastAsia="Times New Roman" w:hAnsi="Times New Roman"/>
           <w:kern w:val="0"/>
           <w:sz w:val="21"/>
           <w:szCs w:val="21"/>
@@ -2955,7 +2863,7 @@
       <w:proofErr w:type="spellStart"/>
       <w:r>
         <w:rPr>
-          <w:rFonts w:asciiTheme="minorHAnsi" w:eastAsia="Times New Roman" w:hAnsiTheme="minorHAnsi" w:cstheme="minorHAnsi"/>
+          <w:rFonts w:ascii="Times New Roman" w:eastAsia="Times New Roman" w:hAnsi="Times New Roman"/>
           <w:kern w:val="0"/>
           <w:sz w:val="21"/>
           <w:szCs w:val="21"/>
@@ -2966,7 +2874,7 @@
       <w:proofErr w:type="spellEnd"/>
       <w:r>
         <w:rPr>
-          <w:rFonts w:asciiTheme="minorHAnsi" w:eastAsia="Times New Roman" w:hAnsiTheme="minorHAnsi" w:cstheme="minorHAnsi"/>
+          <w:rFonts w:ascii="Times New Roman" w:eastAsia="Times New Roman" w:hAnsi="Times New Roman"/>
           <w:kern w:val="0"/>
           <w:sz w:val="21"/>
           <w:szCs w:val="21"/>
@@ -2976,7 +2884,7 @@
       </w:r>
       <w:r>
         <w:rPr>
-          <w:rFonts w:asciiTheme="minorHAnsi" w:eastAsia="Times New Roman" w:hAnsiTheme="minorHAnsi" w:cstheme="minorHAnsi"/>
+          <w:rFonts w:ascii="Times New Roman" w:eastAsia="Times New Roman" w:hAnsi="Times New Roman"/>
           <w:i/>
           <w:iCs/>
           <w:kern w:val="0"/>
@@ -2988,7 +2896,7 @@
       </w:r>
       <w:r>
         <w:rPr>
-          <w:rFonts w:asciiTheme="minorHAnsi" w:eastAsia="Times New Roman" w:hAnsiTheme="minorHAnsi" w:cstheme="minorHAnsi"/>
+          <w:rFonts w:ascii="Times New Roman" w:eastAsia="Times New Roman" w:hAnsi="Times New Roman"/>
           <w:kern w:val="0"/>
           <w:sz w:val="21"/>
           <w:szCs w:val="21"/>
@@ -2998,7 +2906,7 @@
       </w:r>
       <w:r>
         <w:rPr>
-          <w:rFonts w:asciiTheme="minorHAnsi" w:eastAsia="Times New Roman" w:hAnsiTheme="minorHAnsi" w:cstheme="minorHAnsi"/>
+          <w:rFonts w:ascii="Times New Roman" w:eastAsia="Times New Roman" w:hAnsi="Times New Roman"/>
           <w:kern w:val="0"/>
           <w:sz w:val="21"/>
           <w:szCs w:val="21"/>
@@ -3006,27 +2914,35 @@
         </w:rPr>
         <w:t xml:space="preserve">Acquiescence Bias </w:t>
       </w:r>
-      <w:proofErr w:type="gramStart"/>
-      <w:r>
-        <w:rPr>
-          <w:rFonts w:asciiTheme="minorHAnsi" w:eastAsia="Times New Roman" w:hAnsiTheme="minorHAnsi" w:cstheme="minorHAnsi"/>
+      <w:r>
+        <w:rPr>
+          <w:rFonts w:ascii="Times New Roman" w:eastAsia="Times New Roman" w:hAnsi="Times New Roman"/>
           <w:kern w:val="0"/>
           <w:sz w:val="21"/>
           <w:szCs w:val="21"/>
           <w:lang w:eastAsia="zh-CN"/>
         </w:rPr>
-        <w:t>In</w:t>
-      </w:r>
-      <w:proofErr w:type="gramEnd"/>
-      <w:r>
-        <w:rPr>
-          <w:rFonts w:asciiTheme="minorHAnsi" w:eastAsia="Times New Roman" w:hAnsiTheme="minorHAnsi" w:cstheme="minorHAnsi"/>
+        <w:t>i</w:t>
+      </w:r>
+      <w:r>
+        <w:rPr>
+          <w:rFonts w:ascii="Times New Roman" w:eastAsia="Times New Roman" w:hAnsi="Times New Roman"/>
           <w:kern w:val="0"/>
           <w:sz w:val="21"/>
           <w:szCs w:val="21"/>
           <w:lang w:eastAsia="zh-CN"/>
         </w:rPr>
-        <w:t xml:space="preserve"> Authoritarian Regimes</w:t>
+        <w:t>n Authoritarian Regimes</w:t>
+      </w:r>
+      <w:r>
+        <w:rPr>
+          <w:rFonts w:ascii="Times New Roman" w:eastAsia="Times New Roman" w:hAnsi="Times New Roman"/>
+          <w:kern w:val="0"/>
+          <w:sz w:val="21"/>
+          <w:szCs w:val="21"/>
+          <w:lang w:eastAsia="zh-CN"/>
+        </w:rPr>
+        <w:t>.</w:t>
       </w:r>
     </w:p>
     <w:p>
@@ -3039,16 +2955,16 @@
         <w:spacing w:line="276" w:lineRule="auto"/>
         <w:ind w:leftChars="0"/>
         <w:rPr>
-          <w:rFonts w:asciiTheme="minorHAnsi" w:hAnsiTheme="minorHAnsi" w:cstheme="minorHAnsi"/>
-          <w:color w:val="000000"/>
-          <w:kern w:val="0"/>
-          <w:sz w:val="21"/>
-          <w:szCs w:val="21"/>
-        </w:rPr>
-      </w:pPr>
-      <w:r>
-        <w:rPr>
-          <w:rFonts w:asciiTheme="minorHAnsi" w:hAnsiTheme="minorHAnsi" w:cstheme="minorHAnsi"/>
+          <w:rFonts w:ascii="Times New Roman" w:hAnsi="Times New Roman"/>
+          <w:color w:val="000000"/>
+          <w:kern w:val="0"/>
+          <w:sz w:val="21"/>
+          <w:szCs w:val="21"/>
+        </w:rPr>
+      </w:pPr>
+      <w:r>
+        <w:rPr>
+          <w:rFonts w:ascii="Times New Roman" w:hAnsi="Times New Roman"/>
           <w:color w:val="000000"/>
           <w:kern w:val="0"/>
           <w:sz w:val="21"/>
@@ -3059,7 +2975,7 @@
       <w:proofErr w:type="spellStart"/>
       <w:r>
         <w:rPr>
-          <w:rFonts w:asciiTheme="minorHAnsi" w:hAnsiTheme="minorHAnsi" w:cstheme="minorHAnsi"/>
+          <w:rFonts w:ascii="Times New Roman" w:hAnsi="Times New Roman"/>
           <w:color w:val="000000"/>
           <w:kern w:val="0"/>
           <w:sz w:val="21"/>
@@ -3070,7 +2986,7 @@
       <w:proofErr w:type="spellEnd"/>
       <w:r>
         <w:rPr>
-          <w:rFonts w:asciiTheme="minorHAnsi" w:hAnsiTheme="minorHAnsi" w:cstheme="minorHAnsi"/>
+          <w:rFonts w:ascii="Times New Roman" w:hAnsi="Times New Roman"/>
           <w:color w:val="000000"/>
           <w:kern w:val="0"/>
           <w:sz w:val="21"/>
@@ -3080,7 +2996,7 @@
       </w:r>
       <w:r>
         <w:rPr>
-          <w:rFonts w:asciiTheme="minorHAnsi" w:eastAsia="Times New Roman" w:hAnsiTheme="minorHAnsi" w:cstheme="minorHAnsi"/>
+          <w:rFonts w:ascii="Times New Roman" w:eastAsia="Times New Roman" w:hAnsi="Times New Roman"/>
           <w:kern w:val="0"/>
           <w:sz w:val="21"/>
           <w:szCs w:val="21"/>
@@ -3090,7 +3006,7 @@
       </w:r>
       <w:r>
         <w:rPr>
-          <w:rFonts w:asciiTheme="minorHAnsi" w:eastAsia="Times New Roman" w:hAnsiTheme="minorHAnsi" w:cstheme="minorHAnsi"/>
+          <w:rFonts w:ascii="Times New Roman" w:eastAsia="Times New Roman" w:hAnsi="Times New Roman"/>
           <w:b/>
           <w:bCs/>
           <w:kern w:val="0"/>
@@ -3102,7 +3018,7 @@
       </w:r>
       <w:r>
         <w:rPr>
-          <w:rFonts w:asciiTheme="minorHAnsi" w:hAnsiTheme="minorHAnsi" w:cstheme="minorHAnsi"/>
+          <w:rFonts w:ascii="Times New Roman" w:hAnsi="Times New Roman"/>
           <w:b/>
           <w:bCs/>
           <w:color w:val="000000"/>
@@ -3114,7 +3030,7 @@
       </w:r>
       <w:r>
         <w:rPr>
-          <w:rFonts w:asciiTheme="minorHAnsi" w:hAnsiTheme="minorHAnsi" w:cstheme="minorHAnsi"/>
+          <w:rFonts w:ascii="Times New Roman" w:hAnsi="Times New Roman"/>
           <w:color w:val="000000"/>
           <w:kern w:val="0"/>
           <w:sz w:val="21"/>
@@ -3124,7 +3040,7 @@
       </w:r>
       <w:r>
         <w:rPr>
-          <w:rFonts w:asciiTheme="minorHAnsi" w:hAnsiTheme="minorHAnsi" w:cstheme="minorHAnsi"/>
+          <w:rFonts w:ascii="Times New Roman" w:hAnsi="Times New Roman"/>
           <w:b/>
           <w:bCs/>
           <w:color w:val="000000"/>
@@ -3136,7 +3052,7 @@
       </w:r>
       <w:r>
         <w:rPr>
-          <w:rFonts w:asciiTheme="minorHAnsi" w:hAnsiTheme="minorHAnsi" w:cstheme="minorHAnsi"/>
+          <w:rFonts w:ascii="Times New Roman" w:hAnsi="Times New Roman"/>
           <w:color w:val="000000"/>
           <w:kern w:val="0"/>
           <w:sz w:val="21"/>
@@ -3146,28 +3062,18 @@
       </w:r>
       <w:r>
         <w:rPr>
-          <w:rFonts w:asciiTheme="minorHAnsi" w:hAnsiTheme="minorHAnsi" w:cstheme="minorHAnsi"/>
-          <w:color w:val="000000"/>
-          <w:kern w:val="0"/>
-          <w:sz w:val="21"/>
-          <w:szCs w:val="21"/>
-        </w:rPr>
-        <w:t>Hu</w:t>
-      </w:r>
-      <w:r>
-        <w:rPr>
-          <w:rFonts w:asciiTheme="minorHAnsi" w:hAnsiTheme="minorHAnsi" w:cstheme="minorHAnsi"/>
-          <w:color w:val="000000"/>
-          <w:kern w:val="0"/>
-          <w:sz w:val="21"/>
-          <w:szCs w:val="21"/>
-        </w:rPr>
-        <w:t xml:space="preserve">, </w:t>
+          <w:rFonts w:ascii="Times New Roman" w:hAnsi="Times New Roman"/>
+          <w:color w:val="000000"/>
+          <w:kern w:val="0"/>
+          <w:sz w:val="21"/>
+          <w:szCs w:val="21"/>
+        </w:rPr>
+        <w:t xml:space="preserve">Hu, </w:t>
       </w:r>
       <w:proofErr w:type="spellStart"/>
       <w:r>
         <w:rPr>
-          <w:rFonts w:asciiTheme="minorHAnsi" w:hAnsiTheme="minorHAnsi" w:cstheme="minorHAnsi"/>
+          <w:rFonts w:ascii="Times New Roman" w:hAnsi="Times New Roman"/>
           <w:color w:val="000000"/>
           <w:kern w:val="0"/>
           <w:sz w:val="21"/>
@@ -3178,7 +3084,7 @@
       <w:proofErr w:type="spellEnd"/>
       <w:r>
         <w:rPr>
-          <w:rFonts w:asciiTheme="minorHAnsi" w:hAnsiTheme="minorHAnsi" w:cstheme="minorHAnsi"/>
+          <w:rFonts w:ascii="Times New Roman" w:hAnsi="Times New Roman"/>
           <w:color w:val="000000"/>
           <w:kern w:val="0"/>
           <w:sz w:val="21"/>
@@ -3188,6 +3094,7 @@
       </w:r>
       <w:r>
         <w:rPr>
+          <w:rFonts w:ascii="Times New Roman" w:hAnsi="Times New Roman"/>
           <w:sz w:val="21"/>
           <w:szCs w:val="21"/>
         </w:rPr>
@@ -3195,6 +3102,7 @@
       </w:r>
       <w:r>
         <w:rPr>
+          <w:rFonts w:ascii="Times New Roman" w:hAnsi="Times New Roman"/>
           <w:sz w:val="21"/>
           <w:szCs w:val="21"/>
         </w:rPr>
@@ -3202,6 +3110,7 @@
       </w:r>
       <w:r>
         <w:rPr>
+          <w:rFonts w:ascii="Times New Roman" w:hAnsi="Times New Roman"/>
           <w:sz w:val="21"/>
           <w:szCs w:val="21"/>
         </w:rPr>
@@ -3209,6 +3118,7 @@
       </w:r>
       <w:r>
         <w:rPr>
+          <w:rFonts w:ascii="Times New Roman" w:hAnsi="Times New Roman"/>
           <w:sz w:val="21"/>
           <w:szCs w:val="21"/>
         </w:rPr>
@@ -3216,6 +3126,7 @@
       </w:r>
       <w:r>
         <w:rPr>
+          <w:rFonts w:ascii="Times New Roman" w:hAnsi="Times New Roman"/>
           <w:sz w:val="21"/>
           <w:szCs w:val="21"/>
         </w:rPr>
@@ -3223,6 +3134,7 @@
       </w:r>
       <w:r>
         <w:rPr>
+          <w:rFonts w:ascii="Times New Roman" w:hAnsi="Times New Roman"/>
           <w:sz w:val="21"/>
           <w:szCs w:val="21"/>
         </w:rPr>
@@ -3230,6 +3142,7 @@
       </w:r>
       <w:r>
         <w:rPr>
+          <w:rFonts w:ascii="Times New Roman" w:hAnsi="Times New Roman"/>
           <w:sz w:val="21"/>
           <w:szCs w:val="21"/>
         </w:rPr>
@@ -3237,6 +3150,7 @@
       </w:r>
       <w:r>
         <w:rPr>
+          <w:rFonts w:ascii="Times New Roman" w:hAnsi="Times New Roman"/>
           <w:sz w:val="21"/>
           <w:szCs w:val="21"/>
         </w:rPr>
@@ -3244,6 +3158,7 @@
       </w:r>
       <w:r>
         <w:rPr>
+          <w:rFonts w:ascii="Times New Roman" w:hAnsi="Times New Roman"/>
           <w:sz w:val="21"/>
           <w:szCs w:val="21"/>
         </w:rPr>
@@ -3251,6 +3166,7 @@
       </w:r>
       <w:r>
         <w:rPr>
+          <w:rFonts w:ascii="Times New Roman" w:hAnsi="Times New Roman"/>
           <w:sz w:val="21"/>
           <w:szCs w:val="21"/>
         </w:rPr>
@@ -3258,6 +3174,7 @@
       </w:r>
       <w:r>
         <w:rPr>
+          <w:rFonts w:ascii="Times New Roman" w:hAnsi="Times New Roman"/>
           <w:sz w:val="21"/>
           <w:szCs w:val="21"/>
         </w:rPr>
@@ -3265,6 +3182,7 @@
       </w:r>
       <w:r>
         <w:rPr>
+          <w:rFonts w:ascii="Times New Roman" w:hAnsi="Times New Roman"/>
           <w:sz w:val="21"/>
           <w:szCs w:val="21"/>
         </w:rPr>
@@ -3272,6 +3190,7 @@
       </w:r>
       <w:r>
         <w:rPr>
+          <w:rFonts w:ascii="Times New Roman" w:hAnsi="Times New Roman"/>
           <w:sz w:val="21"/>
           <w:szCs w:val="21"/>
         </w:rPr>
@@ -3279,6 +3198,7 @@
       </w:r>
       <w:r>
         <w:rPr>
+          <w:rFonts w:ascii="Times New Roman" w:hAnsi="Times New Roman"/>
           <w:sz w:val="21"/>
           <w:szCs w:val="21"/>
         </w:rPr>
@@ -3286,6 +3206,7 @@
       </w:r>
       <w:r>
         <w:rPr>
+          <w:rFonts w:ascii="Times New Roman" w:hAnsi="Times New Roman"/>
           <w:sz w:val="21"/>
           <w:szCs w:val="21"/>
         </w:rPr>
@@ -3293,6 +3214,7 @@
       </w:r>
       <w:r>
         <w:rPr>
+          <w:rFonts w:ascii="Times New Roman" w:hAnsi="Times New Roman"/>
           <w:sz w:val="21"/>
           <w:szCs w:val="21"/>
         </w:rPr>
@@ -3300,6 +3222,7 @@
       </w:r>
       <w:r>
         <w:rPr>
+          <w:rFonts w:ascii="Times New Roman" w:hAnsi="Times New Roman"/>
           <w:sz w:val="21"/>
           <w:szCs w:val="21"/>
         </w:rPr>
@@ -3307,6 +3230,7 @@
       </w:r>
       <w:r>
         <w:rPr>
+          <w:rFonts w:ascii="Times New Roman" w:hAnsi="Times New Roman"/>
           <w:sz w:val="21"/>
           <w:szCs w:val="21"/>
         </w:rPr>
@@ -3314,6 +3238,7 @@
       </w:r>
       <w:r>
         <w:rPr>
+          <w:rFonts w:ascii="Times New Roman" w:hAnsi="Times New Roman"/>
           <w:sz w:val="21"/>
           <w:szCs w:val="21"/>
         </w:rPr>
@@ -3321,6 +3246,7 @@
       </w:r>
       <w:r>
         <w:rPr>
+          <w:rFonts w:ascii="Times New Roman" w:hAnsi="Times New Roman"/>
           <w:sz w:val="21"/>
           <w:szCs w:val="21"/>
         </w:rPr>
@@ -3328,6 +3254,7 @@
       </w:r>
       <w:r>
         <w:rPr>
+          <w:rFonts w:ascii="Times New Roman" w:hAnsi="Times New Roman"/>
           <w:sz w:val="21"/>
           <w:szCs w:val="21"/>
         </w:rPr>
@@ -3335,7 +3262,7 @@
       </w:r>
       <w:r>
         <w:rPr>
-          <w:rFonts w:asciiTheme="minorHAnsi" w:eastAsia="Times New Roman" w:hAnsiTheme="minorHAnsi" w:cstheme="minorHAnsi"/>
+          <w:rFonts w:ascii="Times New Roman" w:eastAsia="Times New Roman" w:hAnsi="Times New Roman"/>
           <w:color w:val="000000"/>
           <w:kern w:val="0"/>
           <w:sz w:val="21"/>
@@ -3347,7 +3274,7 @@
       </w:r>
       <w:r>
         <w:rPr>
-          <w:rFonts w:asciiTheme="minorHAnsi" w:eastAsia="Times New Roman" w:hAnsiTheme="minorHAnsi" w:cstheme="minorHAnsi"/>
+          <w:rFonts w:ascii="Times New Roman" w:eastAsia="Times New Roman" w:hAnsi="Times New Roman"/>
           <w:color w:val="000000"/>
           <w:kern w:val="0"/>
           <w:sz w:val="21"/>
@@ -3358,7 +3285,7 @@
       </w:r>
       <w:r>
         <w:rPr>
-          <w:rFonts w:asciiTheme="minorHAnsi" w:eastAsia="Times New Roman" w:hAnsiTheme="minorHAnsi" w:cstheme="minorHAnsi"/>
+          <w:rFonts w:ascii="Times New Roman" w:eastAsia="Times New Roman" w:hAnsi="Times New Roman"/>
           <w:b/>
           <w:bCs/>
           <w:color w:val="000000"/>
@@ -3371,7 +3298,7 @@
       </w:r>
       <w:r>
         <w:rPr>
-          <w:rFonts w:asciiTheme="minorHAnsi" w:eastAsia="Times New Roman" w:hAnsiTheme="minorHAnsi" w:cstheme="minorHAnsi"/>
+          <w:rFonts w:ascii="Times New Roman" w:eastAsia="Times New Roman" w:hAnsi="Times New Roman"/>
           <w:color w:val="000000"/>
           <w:kern w:val="0"/>
           <w:sz w:val="21"/>
@@ -3379,6 +3306,17 @@
           <w:shd w:val="clear" w:color="auto" w:fill="FFFFFF"/>
         </w:rPr>
         <w:t>)</w:t>
+      </w:r>
+      <w:r>
+        <w:rPr>
+          <w:rFonts w:ascii="Times New Roman" w:eastAsia="Times New Roman" w:hAnsi="Times New Roman"/>
+          <w:color w:val="000000"/>
+          <w:kern w:val="0"/>
+          <w:sz w:val="21"/>
+          <w:szCs w:val="21"/>
+          <w:shd w:val="clear" w:color="auto" w:fill="FFFFFF"/>
+        </w:rPr>
+        <w:t>.</w:t>
       </w:r>
     </w:p>
     <w:p>
@@ -3391,7 +3329,7 @@
         <w:spacing w:line="276" w:lineRule="auto"/>
         <w:ind w:leftChars="0"/>
         <w:rPr>
-          <w:rFonts w:asciiTheme="minorHAnsi" w:hAnsiTheme="minorHAnsi" w:cstheme="minorHAnsi"/>
+          <w:rFonts w:ascii="Times New Roman" w:hAnsi="Times New Roman"/>
           <w:i/>
           <w:iCs/>
           <w:color w:val="000000"/>
@@ -3402,7 +3340,7 @@
       </w:pPr>
       <w:r>
         <w:rPr>
-          <w:rFonts w:asciiTheme="minorHAnsi" w:eastAsia="Times New Roman" w:hAnsiTheme="minorHAnsi" w:cstheme="minorHAnsi"/>
+          <w:rFonts w:ascii="Times New Roman" w:eastAsia="Times New Roman" w:hAnsi="Times New Roman"/>
           <w:b/>
           <w:bCs/>
           <w:color w:val="000000"/>
@@ -3415,7 +3353,7 @@
       </w:r>
       <w:r>
         <w:rPr>
-          <w:rFonts w:asciiTheme="minorHAnsi" w:eastAsia="Times New Roman" w:hAnsiTheme="minorHAnsi" w:cstheme="minorHAnsi"/>
+          <w:rFonts w:ascii="Times New Roman" w:eastAsia="Times New Roman" w:hAnsi="Times New Roman"/>
           <w:color w:val="000000"/>
           <w:kern w:val="0"/>
           <w:sz w:val="21"/>
@@ -3427,7 +3365,7 @@
       <w:proofErr w:type="spellStart"/>
       <w:r>
         <w:rPr>
-          <w:rFonts w:asciiTheme="minorHAnsi" w:eastAsia="Times New Roman" w:hAnsiTheme="minorHAnsi" w:cstheme="minorHAnsi"/>
+          <w:rFonts w:ascii="Times New Roman" w:eastAsia="Times New Roman" w:hAnsi="Times New Roman"/>
           <w:color w:val="000000"/>
           <w:kern w:val="0"/>
           <w:sz w:val="21"/>
@@ -3439,7 +3377,7 @@
       <w:proofErr w:type="spellEnd"/>
       <w:r>
         <w:rPr>
-          <w:rFonts w:asciiTheme="minorHAnsi" w:eastAsia="Times New Roman" w:hAnsiTheme="minorHAnsi" w:cstheme="minorHAnsi"/>
+          <w:rFonts w:ascii="Times New Roman" w:eastAsia="Times New Roman" w:hAnsi="Times New Roman"/>
           <w:color w:val="000000"/>
           <w:kern w:val="0"/>
           <w:sz w:val="21"/>
@@ -3450,7 +3388,7 @@
       </w:r>
       <w:r>
         <w:rPr>
-          <w:rFonts w:asciiTheme="minorHAnsi" w:eastAsia="Times New Roman" w:hAnsiTheme="minorHAnsi" w:cstheme="minorHAnsi"/>
+          <w:rFonts w:ascii="Times New Roman" w:eastAsia="Times New Roman" w:hAnsi="Times New Roman"/>
           <w:color w:val="222222"/>
           <w:kern w:val="0"/>
           <w:sz w:val="21"/>
@@ -3462,7 +3400,7 @@
       </w:r>
       <w:r>
         <w:rPr>
-          <w:rFonts w:asciiTheme="minorHAnsi" w:eastAsia="Times New Roman" w:hAnsiTheme="minorHAnsi" w:cstheme="minorHAnsi"/>
+          <w:rFonts w:ascii="Times New Roman" w:eastAsia="Times New Roman" w:hAnsi="Times New Roman"/>
           <w:color w:val="222222"/>
           <w:kern w:val="0"/>
           <w:sz w:val="21"/>
@@ -3474,7 +3412,7 @@
       </w:r>
       <w:r>
         <w:rPr>
-          <w:rFonts w:asciiTheme="minorHAnsi" w:eastAsia="Times New Roman" w:hAnsiTheme="minorHAnsi" w:cstheme="minorHAnsi"/>
+          <w:rFonts w:ascii="Times New Roman" w:eastAsia="Times New Roman" w:hAnsi="Times New Roman"/>
           <w:color w:val="222222"/>
           <w:kern w:val="0"/>
           <w:sz w:val="21"/>
@@ -3486,7 +3424,7 @@
       </w:r>
       <w:r>
         <w:rPr>
-          <w:rFonts w:asciiTheme="minorHAnsi" w:eastAsia="Times New Roman" w:hAnsiTheme="minorHAnsi" w:cstheme="minorHAnsi"/>
+          <w:rFonts w:ascii="Times New Roman" w:eastAsia="Times New Roman" w:hAnsi="Times New Roman"/>
           <w:color w:val="222222"/>
           <w:kern w:val="0"/>
           <w:sz w:val="21"/>
@@ -3498,7 +3436,7 @@
       </w:r>
       <w:r>
         <w:rPr>
-          <w:rFonts w:asciiTheme="minorHAnsi" w:eastAsia="Times New Roman" w:hAnsiTheme="minorHAnsi" w:cstheme="minorHAnsi"/>
+          <w:rFonts w:ascii="Times New Roman" w:eastAsia="Times New Roman" w:hAnsi="Times New Roman"/>
           <w:color w:val="222222"/>
           <w:kern w:val="0"/>
           <w:sz w:val="21"/>
@@ -3510,7 +3448,7 @@
       </w:r>
       <w:r>
         <w:rPr>
-          <w:rFonts w:asciiTheme="minorHAnsi" w:eastAsia="Times New Roman" w:hAnsiTheme="minorHAnsi" w:cstheme="minorHAnsi"/>
+          <w:rFonts w:ascii="Times New Roman" w:eastAsia="Times New Roman" w:hAnsi="Times New Roman"/>
           <w:color w:val="222222"/>
           <w:kern w:val="0"/>
           <w:sz w:val="21"/>
@@ -3522,7 +3460,7 @@
       </w:r>
       <w:r>
         <w:rPr>
-          <w:rFonts w:asciiTheme="minorHAnsi" w:eastAsia="Times New Roman" w:hAnsiTheme="minorHAnsi" w:cstheme="minorHAnsi"/>
+          <w:rFonts w:ascii="Times New Roman" w:eastAsia="Times New Roman" w:hAnsi="Times New Roman"/>
           <w:color w:val="222222"/>
           <w:kern w:val="0"/>
           <w:sz w:val="21"/>
@@ -3534,7 +3472,7 @@
       </w:r>
       <w:r>
         <w:rPr>
-          <w:rFonts w:asciiTheme="minorHAnsi" w:eastAsia="Times New Roman" w:hAnsiTheme="minorHAnsi" w:cstheme="minorHAnsi"/>
+          <w:rFonts w:ascii="Times New Roman" w:eastAsia="Times New Roman" w:hAnsi="Times New Roman"/>
           <w:color w:val="222222"/>
           <w:kern w:val="0"/>
           <w:sz w:val="21"/>
@@ -3546,7 +3484,7 @@
       </w:r>
       <w:r>
         <w:rPr>
-          <w:rFonts w:asciiTheme="minorHAnsi" w:eastAsia="Times New Roman" w:hAnsiTheme="minorHAnsi" w:cstheme="minorHAnsi"/>
+          <w:rFonts w:ascii="Times New Roman" w:eastAsia="Times New Roman" w:hAnsi="Times New Roman"/>
           <w:color w:val="222222"/>
           <w:kern w:val="0"/>
           <w:sz w:val="21"/>
@@ -3558,7 +3496,7 @@
       </w:r>
       <w:r>
         <w:rPr>
-          <w:rFonts w:asciiTheme="minorHAnsi" w:eastAsia="Times New Roman" w:hAnsiTheme="minorHAnsi" w:cstheme="minorHAnsi"/>
+          <w:rFonts w:ascii="Times New Roman" w:eastAsia="Times New Roman" w:hAnsi="Times New Roman"/>
           <w:color w:val="222222"/>
           <w:kern w:val="0"/>
           <w:sz w:val="21"/>
@@ -3570,7 +3508,7 @@
       </w:r>
       <w:r>
         <w:rPr>
-          <w:rFonts w:asciiTheme="minorHAnsi" w:eastAsia="Times New Roman" w:hAnsiTheme="minorHAnsi" w:cstheme="minorHAnsi"/>
+          <w:rFonts w:ascii="Times New Roman" w:eastAsia="Times New Roman" w:hAnsi="Times New Roman"/>
           <w:color w:val="222222"/>
           <w:kern w:val="0"/>
           <w:sz w:val="21"/>
@@ -3582,7 +3520,7 @@
       </w:r>
       <w:r>
         <w:rPr>
-          <w:rFonts w:asciiTheme="minorHAnsi" w:eastAsia="Times New Roman" w:hAnsiTheme="minorHAnsi" w:cstheme="minorHAnsi"/>
+          <w:rFonts w:ascii="Times New Roman" w:eastAsia="Times New Roman" w:hAnsi="Times New Roman"/>
           <w:color w:val="222222"/>
           <w:kern w:val="0"/>
           <w:sz w:val="21"/>
@@ -3594,7 +3532,7 @@
       </w:r>
       <w:r>
         <w:rPr>
-          <w:rFonts w:asciiTheme="minorHAnsi" w:eastAsia="Times New Roman" w:hAnsiTheme="minorHAnsi" w:cstheme="minorHAnsi"/>
+          <w:rFonts w:ascii="Times New Roman" w:eastAsia="Times New Roman" w:hAnsi="Times New Roman"/>
           <w:color w:val="222222"/>
           <w:kern w:val="0"/>
           <w:sz w:val="21"/>
@@ -3606,7 +3544,7 @@
       </w:r>
       <w:r>
         <w:rPr>
-          <w:rFonts w:asciiTheme="minorHAnsi" w:eastAsia="Times New Roman" w:hAnsiTheme="minorHAnsi" w:cstheme="minorHAnsi"/>
+          <w:rFonts w:ascii="Times New Roman" w:eastAsia="Times New Roman" w:hAnsi="Times New Roman"/>
           <w:color w:val="222222"/>
           <w:kern w:val="0"/>
           <w:sz w:val="21"/>
@@ -3618,7 +3556,7 @@
       </w:r>
       <w:r>
         <w:rPr>
-          <w:rFonts w:asciiTheme="minorHAnsi" w:eastAsia="Times New Roman" w:hAnsiTheme="minorHAnsi" w:cstheme="minorHAnsi"/>
+          <w:rFonts w:ascii="Times New Roman" w:eastAsia="Times New Roman" w:hAnsi="Times New Roman"/>
           <w:color w:val="222222"/>
           <w:kern w:val="0"/>
           <w:sz w:val="21"/>
@@ -3630,7 +3568,7 @@
       </w:r>
       <w:r>
         <w:rPr>
-          <w:rFonts w:asciiTheme="minorHAnsi" w:eastAsia="Times New Roman" w:hAnsiTheme="minorHAnsi" w:cstheme="minorHAnsi"/>
+          <w:rFonts w:ascii="Times New Roman" w:eastAsia="Times New Roman" w:hAnsi="Times New Roman"/>
           <w:color w:val="222222"/>
           <w:kern w:val="0"/>
           <w:sz w:val="21"/>
@@ -3642,7 +3580,7 @@
       </w:r>
       <w:r>
         <w:rPr>
-          <w:rFonts w:asciiTheme="minorHAnsi" w:eastAsia="Times New Roman" w:hAnsiTheme="minorHAnsi" w:cstheme="minorHAnsi"/>
+          <w:rFonts w:ascii="Times New Roman" w:eastAsia="Times New Roman" w:hAnsi="Times New Roman"/>
           <w:color w:val="222222"/>
           <w:kern w:val="0"/>
           <w:sz w:val="21"/>
@@ -3654,7 +3592,7 @@
       </w:r>
       <w:r>
         <w:rPr>
-          <w:rFonts w:asciiTheme="minorHAnsi" w:eastAsia="Times New Roman" w:hAnsiTheme="minorHAnsi" w:cstheme="minorHAnsi"/>
+          <w:rFonts w:ascii="Times New Roman" w:eastAsia="Times New Roman" w:hAnsi="Times New Roman"/>
           <w:color w:val="222222"/>
           <w:kern w:val="0"/>
           <w:sz w:val="21"/>
@@ -3666,7 +3604,7 @@
       </w:r>
       <w:r>
         <w:rPr>
-          <w:rFonts w:asciiTheme="minorHAnsi" w:eastAsia="Times New Roman" w:hAnsiTheme="minorHAnsi" w:cstheme="minorHAnsi"/>
+          <w:rFonts w:ascii="Times New Roman" w:eastAsia="Times New Roman" w:hAnsi="Times New Roman"/>
           <w:color w:val="222222"/>
           <w:kern w:val="0"/>
           <w:sz w:val="21"/>
@@ -3678,7 +3616,7 @@
       </w:r>
       <w:r>
         <w:rPr>
-          <w:rFonts w:asciiTheme="minorHAnsi" w:eastAsia="Times New Roman" w:hAnsiTheme="minorHAnsi" w:cstheme="minorHAnsi"/>
+          <w:rFonts w:ascii="Times New Roman" w:eastAsia="Times New Roman" w:hAnsi="Times New Roman"/>
           <w:i/>
           <w:iCs/>
           <w:color w:val="222222"/>
@@ -3692,7 +3630,7 @@
       </w:r>
       <w:r>
         <w:rPr>
-          <w:rFonts w:asciiTheme="minorHAnsi" w:eastAsia="Times New Roman" w:hAnsiTheme="minorHAnsi" w:cstheme="minorHAnsi"/>
+          <w:rFonts w:ascii="Times New Roman" w:eastAsia="Times New Roman" w:hAnsi="Times New Roman"/>
           <w:color w:val="222222"/>
           <w:kern w:val="0"/>
           <w:sz w:val="21"/>
@@ -3705,7 +3643,7 @@
       <w:proofErr w:type="spellStart"/>
       <w:r>
         <w:rPr>
-          <w:rFonts w:asciiTheme="minorHAnsi" w:eastAsia="Times New Roman" w:hAnsiTheme="minorHAnsi" w:cstheme="minorHAnsi"/>
+          <w:rFonts w:ascii="Times New Roman" w:eastAsia="Times New Roman" w:hAnsi="Times New Roman"/>
           <w:b/>
           <w:bCs/>
           <w:color w:val="222222"/>
@@ -3720,7 +3658,7 @@
       <w:proofErr w:type="spellEnd"/>
       <w:r>
         <w:rPr>
-          <w:rFonts w:asciiTheme="minorHAnsi" w:eastAsia="Times New Roman" w:hAnsiTheme="minorHAnsi" w:cstheme="minorHAnsi"/>
+          <w:rFonts w:ascii="Times New Roman" w:eastAsia="Times New Roman" w:hAnsi="Times New Roman"/>
           <w:b/>
           <w:bCs/>
           <w:color w:val="222222"/>
@@ -3734,7 +3672,7 @@
       </w:r>
       <w:r>
         <w:rPr>
-          <w:rFonts w:asciiTheme="minorHAnsi" w:eastAsia="Times New Roman" w:hAnsiTheme="minorHAnsi" w:cstheme="minorHAnsi"/>
+          <w:rFonts w:ascii="Times New Roman" w:eastAsia="Times New Roman" w:hAnsi="Times New Roman"/>
           <w:color w:val="222222"/>
           <w:kern w:val="0"/>
           <w:sz w:val="21"/>
@@ -3746,7 +3684,7 @@
       </w:r>
       <w:r>
         <w:rPr>
-          <w:rFonts w:asciiTheme="minorHAnsi" w:eastAsia="Times New Roman" w:hAnsiTheme="minorHAnsi" w:cstheme="minorHAnsi"/>
+          <w:rFonts w:ascii="Times New Roman" w:eastAsia="Times New Roman" w:hAnsi="Times New Roman"/>
           <w:b/>
           <w:bCs/>
           <w:color w:val="222222"/>
@@ -3760,7 +3698,7 @@
       </w:r>
       <w:r>
         <w:rPr>
-          <w:rFonts w:asciiTheme="minorHAnsi" w:eastAsia="Times New Roman" w:hAnsiTheme="minorHAnsi" w:cstheme="minorHAnsi"/>
+          <w:rFonts w:ascii="Times New Roman" w:eastAsia="Times New Roman" w:hAnsi="Times New Roman"/>
           <w:color w:val="222222"/>
           <w:kern w:val="0"/>
           <w:sz w:val="21"/>
@@ -3769,6 +3707,18 @@
           <w:lang w:eastAsia="zh-CN"/>
         </w:rPr>
         <w:t>)</w:t>
+      </w:r>
+      <w:r>
+        <w:rPr>
+          <w:rFonts w:ascii="Times New Roman" w:eastAsia="Times New Roman" w:hAnsi="Times New Roman"/>
+          <w:color w:val="222222"/>
+          <w:kern w:val="0"/>
+          <w:sz w:val="21"/>
+          <w:szCs w:val="21"/>
+          <w:shd w:val="clear" w:color="auto" w:fill="FFFFFF"/>
+          <w:lang w:eastAsia="zh-CN"/>
+        </w:rPr>
+        <w:t>.</w:t>
       </w:r>
     </w:p>
     <w:p>
@@ -3779,7 +3729,7 @@
         <w:spacing w:line="276" w:lineRule="auto"/>
         <w:jc w:val="both"/>
         <w:rPr>
-          <w:rFonts w:asciiTheme="minorHAnsi" w:eastAsia="2cA" w:hAnsiTheme="minorHAnsi" w:cstheme="minorHAnsi"/>
+          <w:rFonts w:ascii="Times New Roman" w:eastAsia="2cA" w:hAnsi="Times New Roman"/>
           <w:b/>
           <w:bCs/>
           <w:iCs/>
@@ -3791,7 +3741,7 @@
       <w:pPr>
         <w:spacing w:line="276" w:lineRule="auto"/>
         <w:rPr>
-          <w:rFonts w:asciiTheme="minorHAnsi" w:hAnsiTheme="minorHAnsi" w:cstheme="minorHAnsi"/>
+          <w:rFonts w:ascii="Times New Roman" w:hAnsi="Times New Roman"/>
           <w:color w:val="000000"/>
           <w:kern w:val="0"/>
           <w:szCs w:val="24"/>
@@ -3799,7 +3749,7 @@
       </w:pPr>
       <w:r>
         <w:rPr>
-          <w:rFonts w:asciiTheme="minorHAnsi" w:hAnsiTheme="minorHAnsi" w:cstheme="minorHAnsi"/>
+          <w:rFonts w:ascii="Times New Roman" w:hAnsi="Times New Roman"/>
           <w:b/>
           <w:color w:val="000000"/>
           <w:kern w:val="0"/>
@@ -3818,82 +3768,22 @@
         <w:spacing w:line="276" w:lineRule="auto"/>
         <w:ind w:leftChars="0"/>
         <w:rPr>
-          <w:rFonts w:asciiTheme="minorHAnsi" w:hAnsiTheme="minorHAnsi" w:cstheme="minorHAnsi"/>
-          <w:color w:val="000000"/>
-          <w:kern w:val="0"/>
-          <w:sz w:val="21"/>
-          <w:szCs w:val="21"/>
-        </w:rPr>
-      </w:pPr>
-      <w:r>
-        <w:rPr>
-          <w:rFonts w:asciiTheme="minorHAnsi" w:hAnsiTheme="minorHAnsi" w:cstheme="minorHAnsi"/>
-          <w:color w:val="000000"/>
-          <w:kern w:val="0"/>
-          <w:sz w:val="21"/>
-          <w:szCs w:val="21"/>
-        </w:rPr>
-        <w:t>“Social Media in Social Movement: Studying Collective Actions in a Computational Approach)</w:t>
-      </w:r>
-      <w:r>
-        <w:rPr>
-          <w:rFonts w:asciiTheme="minorHAnsi" w:hAnsiTheme="minorHAnsi" w:cstheme="minorHAnsi"/>
-          <w:color w:val="000000"/>
-          <w:kern w:val="0"/>
-          <w:sz w:val="21"/>
-          <w:szCs w:val="21"/>
-        </w:rPr>
-        <w:t>,</w:t>
-      </w:r>
-      <w:r>
-        <w:rPr>
-          <w:rFonts w:asciiTheme="minorHAnsi" w:hAnsiTheme="minorHAnsi" w:cstheme="minorHAnsi"/>
-          <w:color w:val="000000"/>
-          <w:kern w:val="0"/>
-          <w:sz w:val="21"/>
-          <w:szCs w:val="21"/>
-        </w:rPr>
-        <w:t>”</w:t>
-      </w:r>
-      <w:r>
-        <w:rPr>
-          <w:rFonts w:asciiTheme="minorHAnsi" w:hAnsiTheme="minorHAnsi" w:cstheme="minorHAnsi"/>
-          <w:color w:val="000000"/>
-          <w:kern w:val="0"/>
-          <w:sz w:val="21"/>
-          <w:szCs w:val="21"/>
-        </w:rPr>
-        <w:t xml:space="preserve"> </w:t>
-      </w:r>
-      <w:r>
-        <w:rPr>
-          <w:rFonts w:asciiTheme="minorHAnsi" w:hAnsiTheme="minorHAnsi" w:cstheme="minorHAnsi"/>
-          <w:color w:val="000000"/>
-          <w:kern w:val="0"/>
-          <w:sz w:val="21"/>
-          <w:szCs w:val="21"/>
-        </w:rPr>
-        <w:t>The Hong Kong Studies Initiative of University of British Columbia, Apr 9, 2021</w:t>
-      </w:r>
-      <w:r>
-        <w:rPr>
-          <w:rFonts w:asciiTheme="minorHAnsi" w:hAnsiTheme="minorHAnsi" w:cstheme="minorHAnsi"/>
-          <w:color w:val="000000"/>
-          <w:kern w:val="0"/>
-          <w:sz w:val="21"/>
-          <w:szCs w:val="21"/>
-        </w:rPr>
-        <w:t xml:space="preserve"> (</w:t>
-      </w:r>
-      <w:r>
-        <w:rPr>
-          <w:rFonts w:asciiTheme="minorHAnsi" w:hAnsiTheme="minorHAnsi" w:cstheme="minorHAnsi"/>
-          <w:color w:val="000000"/>
-          <w:kern w:val="0"/>
-          <w:sz w:val="21"/>
-          <w:szCs w:val="21"/>
-        </w:rPr>
-        <w:t xml:space="preserve">with Elgar Teo). </w:t>
+          <w:rFonts w:ascii="Times New Roman" w:hAnsi="Times New Roman"/>
+          <w:color w:val="000000"/>
+          <w:kern w:val="0"/>
+          <w:sz w:val="21"/>
+          <w:szCs w:val="21"/>
+        </w:rPr>
+      </w:pPr>
+      <w:r>
+        <w:rPr>
+          <w:rFonts w:ascii="Times New Roman" w:hAnsi="Times New Roman"/>
+          <w:color w:val="000000"/>
+          <w:kern w:val="0"/>
+          <w:sz w:val="21"/>
+          <w:szCs w:val="21"/>
+        </w:rPr>
+        <w:t xml:space="preserve">“Social Media in Social Movement: Studying Collective Actions in a Computational Approach),” The Hong Kong Studies Initiative of University of British Columbia, Apr 9, 2021 (with Elgar Teo). </w:t>
       </w:r>
     </w:p>
     <w:p>
@@ -3906,82 +3796,22 @@
         <w:spacing w:line="276" w:lineRule="auto"/>
         <w:ind w:leftChars="0"/>
         <w:rPr>
-          <w:rFonts w:asciiTheme="minorHAnsi" w:hAnsiTheme="minorHAnsi" w:cstheme="minorHAnsi"/>
-          <w:color w:val="000000"/>
-          <w:kern w:val="0"/>
-          <w:sz w:val="21"/>
-          <w:szCs w:val="21"/>
-        </w:rPr>
-      </w:pPr>
-      <w:r>
-        <w:rPr>
-          <w:rFonts w:asciiTheme="minorHAnsi" w:hAnsiTheme="minorHAnsi" w:cstheme="minorHAnsi"/>
-          <w:color w:val="000000"/>
-          <w:kern w:val="0"/>
-          <w:sz w:val="21"/>
-          <w:szCs w:val="21"/>
-        </w:rPr>
-        <w:t>“Introducing the ANTI-Extradition Law Amendment Bill Research Data Archive</w:t>
-      </w:r>
-      <w:r>
-        <w:rPr>
-          <w:rFonts w:asciiTheme="minorHAnsi" w:hAnsiTheme="minorHAnsi" w:cstheme="minorHAnsi"/>
-          <w:color w:val="000000"/>
-          <w:kern w:val="0"/>
-          <w:sz w:val="21"/>
-          <w:szCs w:val="21"/>
-        </w:rPr>
-        <w:t>,</w:t>
-      </w:r>
-      <w:r>
-        <w:rPr>
-          <w:rFonts w:asciiTheme="minorHAnsi" w:hAnsiTheme="minorHAnsi" w:cstheme="minorHAnsi"/>
-          <w:color w:val="000000"/>
-          <w:kern w:val="0"/>
-          <w:sz w:val="21"/>
-          <w:szCs w:val="21"/>
-        </w:rPr>
-        <w:t xml:space="preserve">” </w:t>
-      </w:r>
-      <w:r>
-        <w:rPr>
-          <w:rFonts w:asciiTheme="minorHAnsi" w:hAnsiTheme="minorHAnsi" w:cstheme="minorHAnsi"/>
-          <w:color w:val="000000"/>
-          <w:kern w:val="0"/>
-          <w:sz w:val="21"/>
-          <w:szCs w:val="21"/>
-        </w:rPr>
-        <w:t>Analytic Approaches for International Studies (IS 830 G100), Simon Fraser University, Dec 3, 2020</w:t>
-      </w:r>
-      <w:r>
-        <w:rPr>
-          <w:rFonts w:asciiTheme="minorHAnsi" w:hAnsiTheme="minorHAnsi" w:cstheme="minorHAnsi"/>
-          <w:color w:val="000000"/>
-          <w:kern w:val="0"/>
-          <w:sz w:val="21"/>
-          <w:szCs w:val="21"/>
-        </w:rPr>
-        <w:t xml:space="preserve"> (</w:t>
-      </w:r>
-      <w:r>
-        <w:rPr>
-          <w:rFonts w:asciiTheme="minorHAnsi" w:hAnsiTheme="minorHAnsi" w:cstheme="minorHAnsi"/>
-          <w:color w:val="000000"/>
-          <w:kern w:val="0"/>
-          <w:sz w:val="21"/>
-          <w:szCs w:val="21"/>
-        </w:rPr>
-        <w:t>with Elgar Teo)</w:t>
-      </w:r>
-      <w:r>
-        <w:rPr>
-          <w:rFonts w:asciiTheme="minorHAnsi" w:hAnsiTheme="minorHAnsi" w:cstheme="minorHAnsi"/>
-          <w:color w:val="000000"/>
-          <w:kern w:val="0"/>
-          <w:sz w:val="21"/>
-          <w:szCs w:val="21"/>
-        </w:rPr>
-        <w:t>.</w:t>
+          <w:rFonts w:ascii="Times New Roman" w:hAnsi="Times New Roman"/>
+          <w:color w:val="000000"/>
+          <w:kern w:val="0"/>
+          <w:sz w:val="21"/>
+          <w:szCs w:val="21"/>
+        </w:rPr>
+      </w:pPr>
+      <w:r>
+        <w:rPr>
+          <w:rFonts w:ascii="Times New Roman" w:hAnsi="Times New Roman"/>
+          <w:color w:val="000000"/>
+          <w:kern w:val="0"/>
+          <w:sz w:val="21"/>
+          <w:szCs w:val="21"/>
+        </w:rPr>
+        <w:t>“Introducing the ANTI-Extradition Law Amendment Bill Research Data Archive,” Analytic Approaches for International Studies (IS 830 G100), Simon Fraser University, Dec 3, 2020 (with Elgar Teo).</w:t>
       </w:r>
     </w:p>
     <w:p>
@@ -3994,16 +3824,16 @@
         <w:spacing w:line="276" w:lineRule="auto"/>
         <w:ind w:leftChars="0"/>
         <w:rPr>
-          <w:rFonts w:asciiTheme="minorHAnsi" w:hAnsiTheme="minorHAnsi" w:cstheme="minorHAnsi"/>
-          <w:color w:val="000000"/>
-          <w:kern w:val="0"/>
-          <w:sz w:val="21"/>
-          <w:szCs w:val="21"/>
-        </w:rPr>
-      </w:pPr>
-      <w:r>
-        <w:rPr>
-          <w:rFonts w:asciiTheme="minorHAnsi" w:hAnsiTheme="minorHAnsi" w:cstheme="minorHAnsi"/>
+          <w:rFonts w:ascii="Times New Roman" w:hAnsi="Times New Roman"/>
+          <w:color w:val="000000"/>
+          <w:kern w:val="0"/>
+          <w:sz w:val="21"/>
+          <w:szCs w:val="21"/>
+        </w:rPr>
+      </w:pPr>
+      <w:r>
+        <w:rPr>
+          <w:rFonts w:ascii="Times New Roman" w:hAnsi="Times New Roman"/>
           <w:iCs/>
           <w:color w:val="000000"/>
           <w:kern w:val="0"/>
@@ -4014,7 +3844,7 @@
       </w:r>
       <w:r>
         <w:rPr>
-          <w:rFonts w:asciiTheme="minorHAnsi" w:hAnsiTheme="minorHAnsi" w:cstheme="minorHAnsi"/>
+          <w:rFonts w:ascii="Times New Roman" w:hAnsi="Times New Roman"/>
           <w:color w:val="000000"/>
           <w:kern w:val="0"/>
           <w:sz w:val="21"/>
@@ -4025,7 +3855,7 @@
       <w:proofErr w:type="spellStart"/>
       <w:r>
         <w:rPr>
-          <w:rFonts w:asciiTheme="minorHAnsi" w:hAnsiTheme="minorHAnsi" w:cstheme="minorHAnsi"/>
+          <w:rFonts w:ascii="Times New Roman" w:hAnsi="Times New Roman"/>
           <w:color w:val="000000"/>
           <w:kern w:val="0"/>
           <w:sz w:val="21"/>
@@ -4036,7 +3866,7 @@
       <w:proofErr w:type="spellEnd"/>
       <w:r>
         <w:rPr>
-          <w:rFonts w:asciiTheme="minorHAnsi" w:hAnsiTheme="minorHAnsi" w:cstheme="minorHAnsi"/>
+          <w:rFonts w:ascii="Times New Roman" w:hAnsi="Times New Roman"/>
           <w:color w:val="000000"/>
           <w:kern w:val="0"/>
           <w:sz w:val="21"/>
@@ -4049,7 +3879,7 @@
       <w:pPr>
         <w:spacing w:line="276" w:lineRule="auto"/>
         <w:rPr>
-          <w:rFonts w:asciiTheme="minorHAnsi" w:hAnsiTheme="minorHAnsi" w:cstheme="minorHAnsi"/>
+          <w:rFonts w:ascii="Times New Roman" w:hAnsi="Times New Roman"/>
           <w:color w:val="000000"/>
           <w:kern w:val="0"/>
           <w:sz w:val="21"/>
@@ -4061,7 +3891,7 @@
       <w:pPr>
         <w:spacing w:line="276" w:lineRule="auto"/>
         <w:rPr>
-          <w:rFonts w:asciiTheme="minorHAnsi" w:hAnsiTheme="minorHAnsi" w:cstheme="minorHAnsi"/>
+          <w:rFonts w:ascii="Times New Roman" w:hAnsi="Times New Roman"/>
           <w:b/>
           <w:bCs/>
           <w:color w:val="000000"/>
@@ -4071,7 +3901,7 @@
       </w:pPr>
       <w:r>
         <w:rPr>
-          <w:rFonts w:asciiTheme="minorHAnsi" w:hAnsiTheme="minorHAnsi" w:cstheme="minorHAnsi"/>
+          <w:rFonts w:ascii="Times New Roman" w:hAnsi="Times New Roman"/>
           <w:b/>
           <w:bCs/>
           <w:color w:val="000000"/>
@@ -4091,7 +3921,7 @@
         <w:spacing w:line="276" w:lineRule="auto"/>
         <w:ind w:leftChars="0"/>
         <w:rPr>
-          <w:rFonts w:asciiTheme="minorHAnsi" w:hAnsiTheme="minorHAnsi" w:cstheme="minorHAnsi"/>
+          <w:rFonts w:ascii="Times New Roman" w:hAnsi="Times New Roman"/>
           <w:color w:val="000000"/>
           <w:kern w:val="0"/>
           <w:szCs w:val="24"/>
@@ -4100,29 +3930,18 @@
       <w:r>
         <w:rPr>
           <w:rStyle w:val="css-0"/>
-          <w:rFonts w:asciiTheme="minorHAnsi" w:hAnsiTheme="minorHAnsi" w:cstheme="minorHAnsi"/>
+          <w:rFonts w:ascii="Times New Roman" w:hAnsi="Times New Roman"/>
           <w:color w:val="000000"/>
           <w:sz w:val="21"/>
           <w:szCs w:val="21"/>
           <w:bdr w:val="none" w:sz="0" w:space="0" w:color="auto" w:frame="1"/>
         </w:rPr>
-        <w:t>Hong Kong protests: police restrictions on land-reclamation demo ‘disproportionate and unnecessary’, critics say</w:t>
+        <w:t xml:space="preserve">Hong Kong protests: police restrictions on land-reclamation demo ‘disproportionate and unnecessary’, critics say, </w:t>
       </w:r>
       <w:r>
         <w:rPr>
           <w:rStyle w:val="css-0"/>
-          <w:rFonts w:asciiTheme="minorHAnsi" w:hAnsiTheme="minorHAnsi" w:cstheme="minorHAnsi"/>
-          <w:color w:val="000000"/>
-          <w:sz w:val="21"/>
-          <w:szCs w:val="21"/>
-          <w:bdr w:val="none" w:sz="0" w:space="0" w:color="auto" w:frame="1"/>
-        </w:rPr>
-        <w:t xml:space="preserve">, </w:t>
-      </w:r>
-      <w:r>
-        <w:rPr>
-          <w:rStyle w:val="css-0"/>
-          <w:rFonts w:asciiTheme="minorHAnsi" w:hAnsiTheme="minorHAnsi" w:cstheme="minorHAnsi"/>
+          <w:rFonts w:ascii="Times New Roman" w:hAnsi="Times New Roman"/>
           <w:i/>
           <w:iCs/>
           <w:color w:val="000000"/>
@@ -4135,7 +3954,7 @@
       <w:r>
         <w:rPr>
           <w:rStyle w:val="css-0"/>
-          <w:rFonts w:asciiTheme="minorHAnsi" w:hAnsiTheme="minorHAnsi" w:cstheme="minorHAnsi"/>
+          <w:rFonts w:ascii="Times New Roman" w:hAnsi="Times New Roman"/>
           <w:color w:val="000000"/>
           <w:sz w:val="21"/>
           <w:szCs w:val="21"/>
@@ -4154,47 +3973,27 @@
         <w:spacing w:line="276" w:lineRule="auto"/>
         <w:ind w:leftChars="0"/>
         <w:rPr>
-          <w:rFonts w:asciiTheme="minorHAnsi" w:hAnsiTheme="minorHAnsi" w:cstheme="minorHAnsi"/>
-          <w:color w:val="000000"/>
-          <w:kern w:val="0"/>
-          <w:sz w:val="21"/>
-          <w:szCs w:val="21"/>
-        </w:rPr>
-      </w:pPr>
-      <w:r>
-        <w:rPr>
-          <w:rFonts w:asciiTheme="minorHAnsi" w:hAnsiTheme="minorHAnsi" w:cstheme="minorHAnsi"/>
-          <w:color w:val="000000"/>
-          <w:kern w:val="0"/>
-          <w:sz w:val="21"/>
-          <w:szCs w:val="21"/>
-        </w:rPr>
-        <w:t>Who is the Comrade? Five Figures in Response to the Urban Legend during the 2019 Hong Kong Anti-ELAB Movement</w:t>
-      </w:r>
-      <w:r>
-        <w:rPr>
-          <w:rFonts w:asciiTheme="minorHAnsi" w:hAnsiTheme="minorHAnsi" w:cstheme="minorHAnsi"/>
-          <w:color w:val="000000"/>
-          <w:kern w:val="0"/>
-          <w:sz w:val="21"/>
-          <w:szCs w:val="21"/>
-        </w:rPr>
-        <w:t xml:space="preserve"> </w:t>
-      </w:r>
-      <w:r>
-        <w:rPr>
-          <w:rFonts w:asciiTheme="minorHAnsi" w:hAnsiTheme="minorHAnsi" w:cstheme="minorHAnsi"/>
-          <w:color w:val="000000"/>
-          <w:kern w:val="0"/>
-          <w:sz w:val="21"/>
-          <w:szCs w:val="21"/>
-        </w:rPr>
-        <w:t xml:space="preserve">(in Chinese), </w:t>
+          <w:rFonts w:ascii="Times New Roman" w:hAnsi="Times New Roman"/>
+          <w:color w:val="000000"/>
+          <w:kern w:val="0"/>
+          <w:sz w:val="21"/>
+          <w:szCs w:val="21"/>
+        </w:rPr>
+      </w:pPr>
+      <w:r>
+        <w:rPr>
+          <w:rFonts w:ascii="Times New Roman" w:hAnsi="Times New Roman"/>
+          <w:color w:val="000000"/>
+          <w:kern w:val="0"/>
+          <w:sz w:val="21"/>
+          <w:szCs w:val="21"/>
+        </w:rPr>
+        <w:t xml:space="preserve">Who is the Comrade? Five Figures in Response to the Urban Legend during the 2019 Hong Kong Anti-ELAB Movement (in Chinese), </w:t>
       </w:r>
       <w:proofErr w:type="spellStart"/>
       <w:r>
         <w:rPr>
-          <w:rFonts w:asciiTheme="minorHAnsi" w:hAnsiTheme="minorHAnsi" w:cstheme="minorHAnsi"/>
+          <w:rFonts w:ascii="Times New Roman" w:hAnsi="Times New Roman"/>
           <w:i/>
           <w:iCs/>
           <w:color w:val="000000"/>
@@ -4207,7 +4006,7 @@
       <w:proofErr w:type="spellEnd"/>
       <w:r>
         <w:rPr>
-          <w:rFonts w:asciiTheme="minorHAnsi" w:hAnsiTheme="minorHAnsi" w:cstheme="minorHAnsi"/>
+          <w:rFonts w:ascii="Times New Roman" w:hAnsi="Times New Roman"/>
           <w:i/>
           <w:iCs/>
           <w:color w:val="000000"/>
@@ -4219,7 +4018,7 @@
       </w:r>
       <w:r>
         <w:rPr>
-          <w:rFonts w:asciiTheme="minorHAnsi" w:hAnsiTheme="minorHAnsi" w:cstheme="minorHAnsi"/>
+          <w:rFonts w:ascii="Times New Roman" w:hAnsi="Times New Roman"/>
           <w:color w:val="000000"/>
           <w:kern w:val="0"/>
           <w:sz w:val="21"/>
@@ -4238,16 +4037,16 @@
         <w:spacing w:line="276" w:lineRule="auto"/>
         <w:ind w:leftChars="0"/>
         <w:rPr>
-          <w:rFonts w:asciiTheme="minorHAnsi" w:hAnsiTheme="minorHAnsi" w:cstheme="minorHAnsi"/>
-          <w:color w:val="000000"/>
-          <w:kern w:val="0"/>
-          <w:sz w:val="21"/>
-          <w:szCs w:val="21"/>
-        </w:rPr>
-      </w:pPr>
-      <w:r>
-        <w:rPr>
-          <w:rFonts w:asciiTheme="minorHAnsi" w:hAnsiTheme="minorHAnsi" w:cstheme="minorHAnsi"/>
+          <w:rFonts w:ascii="Times New Roman" w:hAnsi="Times New Roman"/>
+          <w:color w:val="000000"/>
+          <w:kern w:val="0"/>
+          <w:sz w:val="21"/>
+          <w:szCs w:val="21"/>
+        </w:rPr>
+      </w:pPr>
+      <w:r>
+        <w:rPr>
+          <w:rFonts w:ascii="Times New Roman" w:hAnsi="Times New Roman"/>
           <w:color w:val="000000"/>
           <w:kern w:val="0"/>
           <w:sz w:val="21"/>
@@ -4257,7 +4056,7 @@
       </w:r>
       <w:r>
         <w:rPr>
-          <w:rFonts w:asciiTheme="minorHAnsi" w:hAnsiTheme="minorHAnsi" w:cstheme="minorHAnsi"/>
+          <w:rFonts w:ascii="Times New Roman" w:hAnsi="Times New Roman"/>
           <w:i/>
           <w:iCs/>
           <w:color w:val="000000"/>
@@ -4269,7 +4068,7 @@
       </w:r>
       <w:r>
         <w:rPr>
-          <w:rFonts w:asciiTheme="minorHAnsi" w:hAnsiTheme="minorHAnsi" w:cstheme="minorHAnsi"/>
+          <w:rFonts w:ascii="Times New Roman" w:hAnsi="Times New Roman"/>
           <w:color w:val="000000"/>
           <w:kern w:val="0"/>
           <w:sz w:val="21"/>
@@ -4288,16 +4087,16 @@
         <w:spacing w:line="276" w:lineRule="auto"/>
         <w:ind w:leftChars="0"/>
         <w:rPr>
-          <w:rFonts w:asciiTheme="minorHAnsi" w:hAnsiTheme="minorHAnsi" w:cstheme="minorHAnsi"/>
-          <w:color w:val="000000"/>
-          <w:kern w:val="0"/>
-          <w:sz w:val="21"/>
-          <w:szCs w:val="21"/>
-        </w:rPr>
-      </w:pPr>
-      <w:r>
-        <w:rPr>
-          <w:rFonts w:asciiTheme="minorHAnsi" w:hAnsiTheme="minorHAnsi" w:cstheme="minorHAnsi"/>
+          <w:rFonts w:ascii="Times New Roman" w:hAnsi="Times New Roman"/>
+          <w:color w:val="000000"/>
+          <w:kern w:val="0"/>
+          <w:sz w:val="21"/>
+          <w:szCs w:val="21"/>
+        </w:rPr>
+      </w:pPr>
+      <w:r>
+        <w:rPr>
+          <w:rFonts w:ascii="Times New Roman" w:hAnsi="Times New Roman"/>
           <w:color w:val="000000"/>
           <w:kern w:val="0"/>
           <w:sz w:val="21"/>
@@ -4308,7 +4107,7 @@
       <w:proofErr w:type="spellStart"/>
       <w:r>
         <w:rPr>
-          <w:rFonts w:asciiTheme="minorHAnsi" w:hAnsiTheme="minorHAnsi" w:cstheme="minorHAnsi"/>
+          <w:rFonts w:ascii="Times New Roman" w:hAnsi="Times New Roman"/>
           <w:i/>
           <w:iCs/>
           <w:color w:val="000000"/>
@@ -4321,7 +4120,7 @@
       <w:proofErr w:type="spellEnd"/>
       <w:r>
         <w:rPr>
-          <w:rFonts w:asciiTheme="minorHAnsi" w:hAnsiTheme="minorHAnsi" w:cstheme="minorHAnsi"/>
+          <w:rFonts w:ascii="Times New Roman" w:hAnsi="Times New Roman"/>
           <w:i/>
           <w:iCs/>
           <w:color w:val="000000"/>
@@ -4333,7 +4132,7 @@
       </w:r>
       <w:r>
         <w:rPr>
-          <w:rFonts w:asciiTheme="minorHAnsi" w:hAnsiTheme="minorHAnsi" w:cstheme="minorHAnsi"/>
+          <w:rFonts w:ascii="Times New Roman" w:hAnsi="Times New Roman"/>
           <w:color w:val="000000"/>
           <w:kern w:val="0"/>
           <w:sz w:val="21"/>
@@ -4352,16 +4151,16 @@
         <w:spacing w:line="276" w:lineRule="auto"/>
         <w:ind w:leftChars="0"/>
         <w:rPr>
-          <w:rFonts w:asciiTheme="minorHAnsi" w:hAnsiTheme="minorHAnsi" w:cstheme="minorHAnsi"/>
-          <w:color w:val="000000"/>
-          <w:kern w:val="0"/>
-          <w:sz w:val="21"/>
-          <w:szCs w:val="21"/>
-        </w:rPr>
-      </w:pPr>
-      <w:r>
-        <w:rPr>
-          <w:rFonts w:asciiTheme="minorHAnsi" w:hAnsiTheme="minorHAnsi" w:cstheme="minorHAnsi"/>
+          <w:rFonts w:ascii="Times New Roman" w:hAnsi="Times New Roman"/>
+          <w:color w:val="000000"/>
+          <w:kern w:val="0"/>
+          <w:sz w:val="21"/>
+          <w:szCs w:val="21"/>
+        </w:rPr>
+      </w:pPr>
+      <w:r>
+        <w:rPr>
+          <w:rFonts w:ascii="Times New Roman" w:hAnsi="Times New Roman"/>
           <w:color w:val="000000"/>
           <w:kern w:val="0"/>
           <w:sz w:val="21"/>
@@ -4371,7 +4170,7 @@
       </w:r>
       <w:r>
         <w:rPr>
-          <w:rFonts w:asciiTheme="minorHAnsi" w:hAnsiTheme="minorHAnsi" w:cstheme="minorHAnsi"/>
+          <w:rFonts w:ascii="Times New Roman" w:hAnsi="Times New Roman"/>
           <w:i/>
           <w:iCs/>
           <w:color w:val="000000"/>
@@ -4383,7 +4182,7 @@
       </w:r>
       <w:r>
         <w:rPr>
-          <w:rFonts w:asciiTheme="minorHAnsi" w:hAnsiTheme="minorHAnsi" w:cstheme="minorHAnsi"/>
+          <w:rFonts w:ascii="Times New Roman" w:hAnsi="Times New Roman"/>
           <w:color w:val="000000"/>
           <w:kern w:val="0"/>
           <w:sz w:val="21"/>
@@ -4402,16 +4201,16 @@
         <w:spacing w:line="276" w:lineRule="auto"/>
         <w:ind w:leftChars="0"/>
         <w:rPr>
-          <w:rFonts w:asciiTheme="minorHAnsi" w:hAnsiTheme="minorHAnsi" w:cstheme="minorHAnsi"/>
-          <w:color w:val="000000"/>
-          <w:kern w:val="0"/>
-          <w:sz w:val="21"/>
-          <w:szCs w:val="21"/>
-        </w:rPr>
-      </w:pPr>
-      <w:r>
-        <w:rPr>
-          <w:rFonts w:asciiTheme="minorHAnsi" w:hAnsiTheme="minorHAnsi" w:cstheme="minorHAnsi"/>
+          <w:rFonts w:ascii="Times New Roman" w:hAnsi="Times New Roman"/>
+          <w:color w:val="000000"/>
+          <w:kern w:val="0"/>
+          <w:sz w:val="21"/>
+          <w:szCs w:val="21"/>
+        </w:rPr>
+      </w:pPr>
+      <w:r>
+        <w:rPr>
+          <w:rFonts w:ascii="Times New Roman" w:hAnsi="Times New Roman"/>
           <w:color w:val="000000"/>
           <w:kern w:val="0"/>
           <w:sz w:val="21"/>
@@ -4421,7 +4220,7 @@
       </w:r>
       <w:r>
         <w:rPr>
-          <w:rFonts w:asciiTheme="minorHAnsi" w:hAnsiTheme="minorHAnsi" w:cstheme="minorHAnsi"/>
+          <w:rFonts w:ascii="Times New Roman" w:hAnsi="Times New Roman"/>
           <w:i/>
           <w:iCs/>
           <w:color w:val="000000"/>
@@ -4433,7 +4232,7 @@
       </w:r>
       <w:r>
         <w:rPr>
-          <w:rFonts w:asciiTheme="minorHAnsi" w:hAnsiTheme="minorHAnsi" w:cstheme="minorHAnsi"/>
+          <w:rFonts w:ascii="Times New Roman" w:hAnsi="Times New Roman"/>
           <w:color w:val="000000"/>
           <w:kern w:val="0"/>
           <w:sz w:val="21"/>
@@ -4452,16 +4251,16 @@
         <w:spacing w:line="276" w:lineRule="auto"/>
         <w:ind w:leftChars="0"/>
         <w:rPr>
-          <w:rFonts w:asciiTheme="minorHAnsi" w:hAnsiTheme="minorHAnsi" w:cstheme="minorHAnsi"/>
-          <w:color w:val="000000"/>
-          <w:kern w:val="0"/>
-          <w:sz w:val="21"/>
-          <w:szCs w:val="21"/>
-        </w:rPr>
-      </w:pPr>
-      <w:r>
-        <w:rPr>
-          <w:rFonts w:asciiTheme="minorHAnsi" w:hAnsiTheme="minorHAnsi" w:cstheme="minorHAnsi"/>
+          <w:rFonts w:ascii="Times New Roman" w:hAnsi="Times New Roman"/>
+          <w:color w:val="000000"/>
+          <w:kern w:val="0"/>
+          <w:sz w:val="21"/>
+          <w:szCs w:val="21"/>
+        </w:rPr>
+      </w:pPr>
+      <w:r>
+        <w:rPr>
+          <w:rFonts w:ascii="Times New Roman" w:hAnsi="Times New Roman"/>
           <w:color w:val="000000"/>
           <w:kern w:val="0"/>
           <w:sz w:val="21"/>
@@ -4471,7 +4270,7 @@
       </w:r>
       <w:r>
         <w:rPr>
-          <w:rFonts w:asciiTheme="minorHAnsi" w:hAnsiTheme="minorHAnsi" w:cstheme="minorHAnsi"/>
+          <w:rFonts w:ascii="Times New Roman" w:hAnsi="Times New Roman"/>
           <w:i/>
           <w:iCs/>
           <w:color w:val="000000"/>
@@ -4483,23 +4282,13 @@
       </w:r>
       <w:r>
         <w:rPr>
-          <w:rFonts w:asciiTheme="minorHAnsi" w:hAnsiTheme="minorHAnsi" w:cstheme="minorHAnsi"/>
-          <w:color w:val="000000"/>
-          <w:kern w:val="0"/>
-          <w:sz w:val="21"/>
-          <w:szCs w:val="21"/>
-        </w:rPr>
-        <w:t>, June 16, 2019.</w:t>
-      </w:r>
-      <w:r>
-        <w:rPr>
-          <w:rFonts w:asciiTheme="minorHAnsi" w:hAnsiTheme="minorHAnsi" w:cstheme="minorHAnsi"/>
-          <w:color w:val="000000"/>
-          <w:kern w:val="0"/>
-          <w:sz w:val="21"/>
-          <w:szCs w:val="21"/>
-        </w:rPr>
-        <w:t xml:space="preserve"> </w:t>
+          <w:rFonts w:ascii="Times New Roman" w:hAnsi="Times New Roman"/>
+          <w:color w:val="000000"/>
+          <w:kern w:val="0"/>
+          <w:sz w:val="21"/>
+          <w:szCs w:val="21"/>
+        </w:rPr>
+        <w:t xml:space="preserve">, June 16, 2019. </w:t>
       </w:r>
     </w:p>
     <w:p>
@@ -4510,7 +4299,7 @@
         <w:spacing w:line="276" w:lineRule="auto"/>
         <w:jc w:val="both"/>
         <w:rPr>
-          <w:rFonts w:asciiTheme="minorHAnsi" w:eastAsia="2cA" w:hAnsiTheme="minorHAnsi" w:cstheme="minorHAnsi"/>
+          <w:rFonts w:ascii="Times New Roman" w:eastAsia="2cA" w:hAnsi="Times New Roman"/>
           <w:b/>
           <w:bCs/>
           <w:iCs/>
@@ -4526,7 +4315,7 @@
         <w:spacing w:line="276" w:lineRule="auto"/>
         <w:jc w:val="both"/>
         <w:rPr>
-          <w:rFonts w:asciiTheme="minorHAnsi" w:eastAsia="2cA" w:hAnsiTheme="minorHAnsi" w:cstheme="minorHAnsi"/>
+          <w:rFonts w:ascii="Times New Roman" w:eastAsia="2cA" w:hAnsi="Times New Roman"/>
           <w:b/>
           <w:bCs/>
           <w:iCs/>
@@ -4536,7 +4325,7 @@
       </w:pPr>
       <w:r>
         <w:rPr>
-          <w:rFonts w:asciiTheme="minorHAnsi" w:eastAsia="2cA" w:hAnsiTheme="minorHAnsi" w:cstheme="minorHAnsi"/>
+          <w:rFonts w:ascii="Times New Roman" w:eastAsia="2cA" w:hAnsi="Times New Roman"/>
           <w:b/>
           <w:bCs/>
           <w:iCs/>
@@ -4546,7 +4335,7 @@
       </w:r>
       <w:r>
         <w:rPr>
-          <w:rFonts w:asciiTheme="minorHAnsi" w:eastAsia="2cA" w:hAnsiTheme="minorHAnsi" w:cstheme="minorHAnsi"/>
+          <w:rFonts w:ascii="Times New Roman" w:eastAsia="2cA" w:hAnsi="Times New Roman"/>
           <w:b/>
           <w:bCs/>
           <w:iCs/>
@@ -4564,7 +4353,7 @@
         <w:spacing w:line="276" w:lineRule="auto"/>
         <w:jc w:val="both"/>
         <w:rPr>
-          <w:rFonts w:asciiTheme="minorHAnsi" w:eastAsia="2cA" w:hAnsiTheme="minorHAnsi" w:cstheme="minorHAnsi"/>
+          <w:rFonts w:ascii="Times New Roman" w:eastAsia="2cA" w:hAnsi="Times New Roman"/>
           <w:b/>
           <w:bCs/>
           <w:iCs/>
@@ -4576,7 +4365,7 @@
       </w:pPr>
       <w:r>
         <w:rPr>
-          <w:rFonts w:asciiTheme="minorHAnsi" w:eastAsia="2cA" w:hAnsiTheme="minorHAnsi" w:cstheme="minorHAnsi"/>
+          <w:rFonts w:ascii="Times New Roman" w:eastAsia="2cA" w:hAnsi="Times New Roman"/>
           <w:b/>
           <w:bCs/>
           <w:iCs/>
@@ -4602,14 +4391,14 @@
         <w:ind w:leftChars="0"/>
         <w:jc w:val="both"/>
         <w:rPr>
-          <w:rFonts w:asciiTheme="minorHAnsi" w:hAnsiTheme="minorHAnsi" w:cstheme="minorHAnsi"/>
-          <w:sz w:val="21"/>
-          <w:szCs w:val="21"/>
-        </w:rPr>
-      </w:pPr>
-      <w:r>
-        <w:rPr>
-          <w:rFonts w:asciiTheme="minorHAnsi" w:hAnsiTheme="minorHAnsi" w:cstheme="minorHAnsi"/>
+          <w:rFonts w:ascii="Times New Roman" w:hAnsi="Times New Roman"/>
+          <w:sz w:val="21"/>
+          <w:szCs w:val="21"/>
+        </w:rPr>
+      </w:pPr>
+      <w:r>
+        <w:rPr>
+          <w:rFonts w:ascii="Times New Roman" w:hAnsi="Times New Roman"/>
           <w:sz w:val="21"/>
           <w:szCs w:val="21"/>
         </w:rPr>
@@ -4630,14 +4419,14 @@
         <w:ind w:leftChars="0"/>
         <w:jc w:val="both"/>
         <w:rPr>
-          <w:rFonts w:asciiTheme="minorHAnsi" w:hAnsiTheme="minorHAnsi" w:cstheme="minorHAnsi"/>
-          <w:sz w:val="21"/>
-          <w:szCs w:val="21"/>
-        </w:rPr>
-      </w:pPr>
-      <w:r>
-        <w:rPr>
-          <w:rFonts w:asciiTheme="minorHAnsi" w:hAnsiTheme="minorHAnsi" w:cstheme="minorHAnsi"/>
+          <w:rFonts w:ascii="Times New Roman" w:hAnsi="Times New Roman"/>
+          <w:sz w:val="21"/>
+          <w:szCs w:val="21"/>
+        </w:rPr>
+      </w:pPr>
+      <w:r>
+        <w:rPr>
+          <w:rFonts w:ascii="Times New Roman" w:hAnsi="Times New Roman"/>
           <w:sz w:val="21"/>
           <w:szCs w:val="21"/>
         </w:rPr>
@@ -4645,7 +4434,7 @@
       </w:r>
       <w:r>
         <w:rPr>
-          <w:rFonts w:asciiTheme="minorHAnsi" w:hAnsiTheme="minorHAnsi" w:cstheme="minorHAnsi"/>
+          <w:rFonts w:ascii="Times New Roman" w:hAnsi="Times New Roman"/>
           <w:sz w:val="21"/>
           <w:szCs w:val="21"/>
         </w:rPr>
@@ -4653,7 +4442,7 @@
       </w:r>
       <w:r>
         <w:rPr>
-          <w:rFonts w:asciiTheme="minorHAnsi" w:hAnsiTheme="minorHAnsi" w:cstheme="minorHAnsi"/>
+          <w:rFonts w:ascii="Times New Roman" w:hAnsi="Times New Roman"/>
           <w:sz w:val="21"/>
           <w:szCs w:val="21"/>
         </w:rPr>
@@ -4661,7 +4450,7 @@
       </w:r>
       <w:r>
         <w:rPr>
-          <w:rFonts w:asciiTheme="minorHAnsi" w:hAnsiTheme="minorHAnsi" w:cstheme="minorHAnsi"/>
+          <w:rFonts w:ascii="Times New Roman" w:hAnsi="Times New Roman"/>
           <w:sz w:val="21"/>
           <w:szCs w:val="21"/>
         </w:rPr>
@@ -4669,7 +4458,7 @@
       </w:r>
       <w:r>
         <w:rPr>
-          <w:rFonts w:asciiTheme="minorHAnsi" w:hAnsiTheme="minorHAnsi" w:cstheme="minorHAnsi"/>
+          <w:rFonts w:ascii="Times New Roman" w:hAnsi="Times New Roman"/>
           <w:sz w:val="21"/>
           <w:szCs w:val="21"/>
         </w:rPr>
@@ -4677,7 +4466,7 @@
       </w:r>
       <w:r>
         <w:rPr>
-          <w:rFonts w:asciiTheme="minorHAnsi" w:hAnsiTheme="minorHAnsi" w:cstheme="minorHAnsi"/>
+          <w:rFonts w:ascii="Times New Roman" w:hAnsi="Times New Roman"/>
           <w:sz w:val="21"/>
           <w:szCs w:val="21"/>
         </w:rPr>
@@ -4698,14 +4487,14 @@
         <w:ind w:leftChars="0"/>
         <w:jc w:val="both"/>
         <w:rPr>
-          <w:rFonts w:asciiTheme="minorHAnsi" w:hAnsiTheme="minorHAnsi" w:cstheme="minorHAnsi"/>
-          <w:sz w:val="21"/>
-          <w:szCs w:val="21"/>
-        </w:rPr>
-      </w:pPr>
-      <w:r>
-        <w:rPr>
-          <w:rFonts w:asciiTheme="minorHAnsi" w:hAnsiTheme="minorHAnsi" w:cstheme="minorHAnsi"/>
+          <w:rFonts w:ascii="Times New Roman" w:hAnsi="Times New Roman"/>
+          <w:sz w:val="21"/>
+          <w:szCs w:val="21"/>
+        </w:rPr>
+      </w:pPr>
+      <w:r>
+        <w:rPr>
+          <w:rFonts w:ascii="Times New Roman" w:hAnsi="Times New Roman"/>
           <w:sz w:val="21"/>
           <w:szCs w:val="21"/>
         </w:rPr>
@@ -4713,7 +4502,7 @@
       </w:r>
       <w:r>
         <w:rPr>
-          <w:rFonts w:asciiTheme="minorHAnsi" w:hAnsiTheme="minorHAnsi" w:cstheme="minorHAnsi"/>
+          <w:rFonts w:ascii="Times New Roman" w:hAnsi="Times New Roman"/>
           <w:i/>
           <w:iCs/>
           <w:sz w:val="21"/>
@@ -4723,7 +4512,7 @@
       </w:r>
       <w:r>
         <w:rPr>
-          <w:rFonts w:asciiTheme="minorHAnsi" w:hAnsiTheme="minorHAnsi" w:cstheme="minorHAnsi"/>
+          <w:rFonts w:ascii="Times New Roman" w:hAnsi="Times New Roman"/>
           <w:sz w:val="21"/>
           <w:szCs w:val="21"/>
         </w:rPr>
@@ -4731,7 +4520,7 @@
       </w:r>
       <w:r>
         <w:rPr>
-          <w:rFonts w:asciiTheme="minorHAnsi" w:hAnsiTheme="minorHAnsi" w:cstheme="minorHAnsi"/>
+          <w:rFonts w:ascii="Times New Roman" w:hAnsi="Times New Roman"/>
           <w:sz w:val="21"/>
           <w:szCs w:val="21"/>
         </w:rPr>
@@ -4739,7 +4528,7 @@
       </w:r>
       <w:r>
         <w:rPr>
-          <w:rFonts w:asciiTheme="minorHAnsi" w:hAnsiTheme="minorHAnsi" w:cstheme="minorHAnsi"/>
+          <w:rFonts w:ascii="Times New Roman" w:hAnsi="Times New Roman"/>
           <w:sz w:val="21"/>
           <w:szCs w:val="21"/>
         </w:rPr>
@@ -4747,7 +4536,7 @@
       </w:r>
       <w:r>
         <w:rPr>
-          <w:rFonts w:asciiTheme="minorHAnsi" w:hAnsiTheme="minorHAnsi" w:cstheme="minorHAnsi"/>
+          <w:rFonts w:ascii="Times New Roman" w:hAnsi="Times New Roman"/>
           <w:sz w:val="21"/>
           <w:szCs w:val="21"/>
         </w:rPr>
@@ -4755,7 +4544,7 @@
       </w:r>
       <w:r>
         <w:rPr>
-          <w:rFonts w:asciiTheme="minorHAnsi" w:hAnsiTheme="minorHAnsi" w:cstheme="minorHAnsi"/>
+          <w:rFonts w:ascii="Times New Roman" w:hAnsi="Times New Roman"/>
           <w:sz w:val="21"/>
           <w:szCs w:val="21"/>
         </w:rPr>
@@ -4776,14 +4565,14 @@
         <w:ind w:leftChars="0" w:right="440"/>
         <w:jc w:val="both"/>
         <w:rPr>
-          <w:rFonts w:asciiTheme="minorHAnsi" w:hAnsiTheme="minorHAnsi" w:cstheme="minorHAnsi"/>
-          <w:sz w:val="21"/>
-          <w:szCs w:val="21"/>
-        </w:rPr>
-      </w:pPr>
-      <w:r>
-        <w:rPr>
-          <w:rFonts w:asciiTheme="minorHAnsi" w:hAnsiTheme="minorHAnsi" w:cstheme="minorHAnsi"/>
+          <w:rFonts w:ascii="Times New Roman" w:hAnsi="Times New Roman"/>
+          <w:sz w:val="21"/>
+          <w:szCs w:val="21"/>
+        </w:rPr>
+      </w:pPr>
+      <w:r>
+        <w:rPr>
+          <w:rFonts w:ascii="Times New Roman" w:hAnsi="Times New Roman"/>
           <w:sz w:val="21"/>
           <w:szCs w:val="21"/>
         </w:rPr>
@@ -4791,7 +4580,7 @@
       </w:r>
       <w:r>
         <w:rPr>
-          <w:rFonts w:asciiTheme="minorHAnsi" w:hAnsiTheme="minorHAnsi" w:cstheme="minorHAnsi"/>
+          <w:rFonts w:ascii="Times New Roman" w:hAnsi="Times New Roman"/>
           <w:sz w:val="21"/>
           <w:szCs w:val="21"/>
         </w:rPr>
@@ -4799,7 +4588,7 @@
       </w:r>
       <w:r>
         <w:rPr>
-          <w:rFonts w:asciiTheme="minorHAnsi" w:hAnsiTheme="minorHAnsi" w:cstheme="minorHAnsi"/>
+          <w:rFonts w:ascii="Times New Roman" w:hAnsi="Times New Roman"/>
           <w:sz w:val="21"/>
           <w:szCs w:val="21"/>
         </w:rPr>
@@ -4807,7 +4596,7 @@
       </w:r>
       <w:r>
         <w:rPr>
-          <w:rFonts w:asciiTheme="minorHAnsi" w:hAnsiTheme="minorHAnsi" w:cstheme="minorHAnsi"/>
+          <w:rFonts w:ascii="Times New Roman" w:hAnsi="Times New Roman"/>
           <w:sz w:val="21"/>
           <w:szCs w:val="21"/>
         </w:rPr>
@@ -4815,7 +4604,7 @@
       </w:r>
       <w:r>
         <w:rPr>
-          <w:rFonts w:asciiTheme="minorHAnsi" w:hAnsiTheme="minorHAnsi" w:cstheme="minorHAnsi"/>
+          <w:rFonts w:ascii="Times New Roman" w:hAnsi="Times New Roman"/>
           <w:sz w:val="21"/>
           <w:szCs w:val="21"/>
         </w:rPr>
@@ -4823,7 +4612,7 @@
       </w:r>
       <w:r>
         <w:rPr>
-          <w:rFonts w:asciiTheme="minorHAnsi" w:hAnsiTheme="minorHAnsi" w:cstheme="minorHAnsi"/>
+          <w:rFonts w:ascii="Times New Roman" w:hAnsi="Times New Roman"/>
           <w:sz w:val="21"/>
           <w:szCs w:val="21"/>
         </w:rPr>
@@ -4844,7 +4633,7 @@
         <w:ind w:leftChars="0" w:right="440"/>
         <w:jc w:val="both"/>
         <w:rPr>
-          <w:rFonts w:asciiTheme="minorHAnsi" w:hAnsiTheme="minorHAnsi" w:cstheme="minorHAnsi"/>
+          <w:rFonts w:ascii="Times New Roman" w:hAnsi="Times New Roman"/>
           <w:i/>
           <w:iCs/>
           <w:sz w:val="21"/>
@@ -4853,7 +4642,7 @@
       </w:pPr>
       <w:r>
         <w:rPr>
-          <w:rFonts w:asciiTheme="minorHAnsi" w:hAnsiTheme="minorHAnsi" w:cstheme="minorHAnsi"/>
+          <w:rFonts w:ascii="Times New Roman" w:hAnsi="Times New Roman"/>
           <w:iCs/>
           <w:sz w:val="21"/>
           <w:szCs w:val="21"/>
@@ -4862,7 +4651,7 @@
       </w:r>
       <w:r>
         <w:rPr>
-          <w:rFonts w:asciiTheme="minorHAnsi" w:hAnsiTheme="minorHAnsi" w:cstheme="minorHAnsi"/>
+          <w:rFonts w:ascii="Times New Roman" w:hAnsi="Times New Roman"/>
           <w:iCs/>
           <w:sz w:val="21"/>
           <w:szCs w:val="21"/>
@@ -4871,7 +4660,7 @@
       </w:r>
       <w:r>
         <w:rPr>
-          <w:rFonts w:asciiTheme="minorHAnsi" w:hAnsiTheme="minorHAnsi" w:cstheme="minorHAnsi"/>
+          <w:rFonts w:ascii="Times New Roman" w:hAnsi="Times New Roman"/>
           <w:sz w:val="21"/>
           <w:szCs w:val="21"/>
         </w:rPr>
@@ -4879,7 +4668,7 @@
       </w:r>
       <w:r>
         <w:rPr>
-          <w:rFonts w:asciiTheme="minorHAnsi" w:hAnsiTheme="minorHAnsi" w:cstheme="minorHAnsi"/>
+          <w:rFonts w:ascii="Times New Roman" w:hAnsi="Times New Roman"/>
           <w:iCs/>
           <w:sz w:val="21"/>
           <w:szCs w:val="21"/>
@@ -4888,7 +4677,7 @@
       </w:r>
       <w:r>
         <w:rPr>
-          <w:rFonts w:asciiTheme="minorHAnsi" w:hAnsiTheme="minorHAnsi" w:cstheme="minorHAnsi"/>
+          <w:rFonts w:ascii="Times New Roman" w:hAnsi="Times New Roman"/>
           <w:iCs/>
           <w:sz w:val="21"/>
           <w:szCs w:val="21"/>
@@ -4897,7 +4686,7 @@
       </w:r>
       <w:r>
         <w:rPr>
-          <w:rFonts w:asciiTheme="minorHAnsi" w:hAnsiTheme="minorHAnsi" w:cstheme="minorHAnsi"/>
+          <w:rFonts w:ascii="Times New Roman" w:hAnsi="Times New Roman"/>
           <w:iCs/>
           <w:sz w:val="21"/>
           <w:szCs w:val="21"/>
@@ -4906,7 +4695,7 @@
       </w:r>
       <w:r>
         <w:rPr>
-          <w:rFonts w:asciiTheme="minorHAnsi" w:hAnsiTheme="minorHAnsi" w:cstheme="minorHAnsi"/>
+          <w:rFonts w:ascii="Times New Roman" w:hAnsi="Times New Roman"/>
           <w:iCs/>
           <w:sz w:val="21"/>
           <w:szCs w:val="21"/>
@@ -4915,7 +4704,7 @@
       </w:r>
       <w:r>
         <w:rPr>
-          <w:rFonts w:asciiTheme="minorHAnsi" w:hAnsiTheme="minorHAnsi" w:cstheme="minorHAnsi"/>
+          <w:rFonts w:ascii="Times New Roman" w:hAnsi="Times New Roman"/>
           <w:iCs/>
           <w:sz w:val="21"/>
           <w:szCs w:val="21"/>
@@ -4924,7 +4713,7 @@
       </w:r>
       <w:r>
         <w:rPr>
-          <w:rFonts w:asciiTheme="minorHAnsi" w:hAnsiTheme="minorHAnsi" w:cstheme="minorHAnsi"/>
+          <w:rFonts w:ascii="Times New Roman" w:hAnsi="Times New Roman"/>
           <w:iCs/>
           <w:sz w:val="21"/>
           <w:szCs w:val="21"/>
@@ -4940,7 +4729,7 @@
         <w:spacing w:line="276" w:lineRule="auto"/>
         <w:jc w:val="both"/>
         <w:rPr>
-          <w:rFonts w:asciiTheme="minorHAnsi" w:eastAsia="2cA" w:hAnsiTheme="minorHAnsi" w:cstheme="minorHAnsi"/>
+          <w:rFonts w:ascii="Times New Roman" w:eastAsia="2cA" w:hAnsi="Times New Roman"/>
           <w:b/>
           <w:bCs/>
           <w:iCs/>
@@ -4959,7 +4748,7 @@
         <w:spacing w:line="276" w:lineRule="auto"/>
         <w:jc w:val="both"/>
         <w:rPr>
-          <w:rFonts w:asciiTheme="minorHAnsi" w:eastAsia="2cA" w:hAnsiTheme="minorHAnsi" w:cstheme="minorHAnsi"/>
+          <w:rFonts w:ascii="Times New Roman" w:eastAsia="2cA" w:hAnsi="Times New Roman"/>
           <w:b/>
           <w:bCs/>
           <w:iCs/>
@@ -4971,7 +4760,7 @@
       </w:pPr>
       <w:r>
         <w:rPr>
-          <w:rFonts w:asciiTheme="minorHAnsi" w:eastAsia="2cA" w:hAnsiTheme="minorHAnsi" w:cstheme="minorHAnsi"/>
+          <w:rFonts w:ascii="Times New Roman" w:eastAsia="2cA" w:hAnsi="Times New Roman"/>
           <w:b/>
           <w:bCs/>
           <w:iCs/>
@@ -4984,7 +4773,7 @@
       </w:r>
       <w:r>
         <w:rPr>
-          <w:rFonts w:asciiTheme="minorHAnsi" w:eastAsia="2cA" w:hAnsiTheme="minorHAnsi" w:cstheme="minorHAnsi"/>
+          <w:rFonts w:ascii="Times New Roman" w:eastAsia="2cA" w:hAnsi="Times New Roman"/>
           <w:b/>
           <w:bCs/>
           <w:iCs/>
@@ -4997,7 +4786,7 @@
       </w:r>
       <w:r>
         <w:rPr>
-          <w:rFonts w:asciiTheme="minorHAnsi" w:eastAsia="2cA" w:hAnsiTheme="minorHAnsi" w:cstheme="minorHAnsi"/>
+          <w:rFonts w:ascii="Times New Roman" w:eastAsia="2cA" w:hAnsi="Times New Roman"/>
           <w:b/>
           <w:bCs/>
           <w:iCs/>
@@ -5010,7 +4799,7 @@
       </w:r>
       <w:r>
         <w:rPr>
-          <w:rFonts w:asciiTheme="minorHAnsi" w:eastAsia="2cA" w:hAnsiTheme="minorHAnsi" w:cstheme="minorHAnsi"/>
+          <w:rFonts w:ascii="Times New Roman" w:eastAsia="2cA" w:hAnsi="Times New Roman"/>
           <w:b/>
           <w:bCs/>
           <w:iCs/>
@@ -5036,7 +4825,7 @@
         <w:ind w:leftChars="0"/>
         <w:jc w:val="both"/>
         <w:rPr>
-          <w:rFonts w:asciiTheme="minorHAnsi" w:eastAsia="2cA" w:hAnsiTheme="minorHAnsi" w:cstheme="minorHAnsi"/>
+          <w:rFonts w:ascii="Times New Roman" w:eastAsia="2cA" w:hAnsi="Times New Roman"/>
           <w:b/>
           <w:bCs/>
           <w:iCs/>
@@ -5048,7 +4837,7 @@
       </w:pPr>
       <w:r>
         <w:rPr>
-          <w:rFonts w:asciiTheme="minorHAnsi" w:hAnsiTheme="minorHAnsi" w:cstheme="minorHAnsi"/>
+          <w:rFonts w:ascii="Times New Roman" w:hAnsi="Times New Roman"/>
           <w:bCs/>
           <w:sz w:val="21"/>
           <w:szCs w:val="21"/>
@@ -5057,7 +4846,7 @@
       </w:r>
       <w:r>
         <w:rPr>
-          <w:rFonts w:asciiTheme="minorHAnsi" w:hAnsiTheme="minorHAnsi" w:cstheme="minorHAnsi"/>
+          <w:rFonts w:ascii="Times New Roman" w:hAnsi="Times New Roman"/>
           <w:bCs/>
           <w:sz w:val="21"/>
           <w:szCs w:val="21"/>
@@ -5066,7 +4855,7 @@
       </w:r>
       <w:r>
         <w:rPr>
-          <w:rFonts w:asciiTheme="minorHAnsi" w:hAnsiTheme="minorHAnsi" w:cstheme="minorHAnsi"/>
+          <w:rFonts w:ascii="Times New Roman" w:hAnsi="Times New Roman"/>
           <w:bCs/>
           <w:sz w:val="21"/>
           <w:szCs w:val="21"/>
@@ -5075,7 +4864,7 @@
       </w:r>
       <w:r>
         <w:rPr>
-          <w:rFonts w:asciiTheme="minorHAnsi" w:hAnsiTheme="minorHAnsi" w:cstheme="minorHAnsi"/>
+          <w:rFonts w:ascii="Times New Roman" w:hAnsi="Times New Roman"/>
           <w:bCs/>
           <w:sz w:val="21"/>
           <w:szCs w:val="21"/>
@@ -5084,7 +4873,7 @@
       </w:r>
       <w:r>
         <w:rPr>
-          <w:rFonts w:asciiTheme="minorHAnsi" w:hAnsiTheme="minorHAnsi" w:cstheme="minorHAnsi"/>
+          <w:rFonts w:ascii="Times New Roman" w:hAnsi="Times New Roman"/>
           <w:bCs/>
           <w:sz w:val="21"/>
           <w:szCs w:val="21"/>
@@ -5093,7 +4882,7 @@
       </w:r>
       <w:r>
         <w:rPr>
-          <w:rFonts w:asciiTheme="minorHAnsi" w:hAnsiTheme="minorHAnsi" w:cstheme="minorHAnsi"/>
+          <w:rFonts w:ascii="Times New Roman" w:hAnsi="Times New Roman"/>
           <w:bCs/>
           <w:sz w:val="21"/>
           <w:szCs w:val="21"/>
@@ -5102,7 +4891,7 @@
       </w:r>
       <w:r>
         <w:rPr>
-          <w:rFonts w:asciiTheme="minorHAnsi" w:hAnsiTheme="minorHAnsi" w:cstheme="minorHAnsi"/>
+          <w:rFonts w:ascii="Times New Roman" w:hAnsi="Times New Roman"/>
           <w:bCs/>
           <w:sz w:val="21"/>
           <w:szCs w:val="21"/>
@@ -5124,7 +4913,7 @@
         <w:ind w:leftChars="0"/>
         <w:jc w:val="both"/>
         <w:rPr>
-          <w:rFonts w:asciiTheme="minorHAnsi" w:eastAsia="2cA" w:hAnsiTheme="minorHAnsi" w:cstheme="minorHAnsi"/>
+          <w:rFonts w:ascii="Times New Roman" w:eastAsia="2cA" w:hAnsi="Times New Roman"/>
           <w:b/>
           <w:bCs/>
           <w:iCs/>
@@ -5136,7 +4925,7 @@
       </w:pPr>
       <w:r>
         <w:rPr>
-          <w:rFonts w:asciiTheme="minorHAnsi" w:eastAsia="2cA" w:hAnsiTheme="minorHAnsi" w:cstheme="minorHAnsi"/>
+          <w:rFonts w:ascii="Times New Roman" w:eastAsia="2cA" w:hAnsi="Times New Roman"/>
           <w:iCs/>
           <w:kern w:val="0"/>
           <w:sz w:val="21"/>
@@ -5147,7 +4936,7 @@
       </w:r>
       <w:r>
         <w:rPr>
-          <w:rFonts w:asciiTheme="minorHAnsi" w:hAnsiTheme="minorHAnsi" w:cstheme="minorHAnsi"/>
+          <w:rFonts w:ascii="Times New Roman" w:hAnsi="Times New Roman"/>
           <w:bCs/>
           <w:sz w:val="21"/>
           <w:szCs w:val="21"/>
@@ -5156,7 +4945,7 @@
       </w:r>
       <w:r>
         <w:rPr>
-          <w:rFonts w:asciiTheme="minorHAnsi" w:hAnsiTheme="minorHAnsi" w:cstheme="minorHAnsi"/>
+          <w:rFonts w:ascii="Times New Roman" w:hAnsi="Times New Roman"/>
           <w:bCs/>
           <w:sz w:val="21"/>
           <w:szCs w:val="21"/>
@@ -5165,7 +4954,7 @@
       </w:r>
       <w:r>
         <w:rPr>
-          <w:rFonts w:asciiTheme="minorHAnsi" w:hAnsiTheme="minorHAnsi" w:cstheme="minorHAnsi"/>
+          <w:rFonts w:ascii="Times New Roman" w:hAnsi="Times New Roman"/>
           <w:bCs/>
           <w:sz w:val="21"/>
           <w:szCs w:val="21"/>
@@ -5174,7 +4963,7 @@
       </w:r>
       <w:r>
         <w:rPr>
-          <w:rFonts w:asciiTheme="minorHAnsi" w:hAnsiTheme="minorHAnsi" w:cstheme="minorHAnsi"/>
+          <w:rFonts w:ascii="Times New Roman" w:hAnsi="Times New Roman"/>
           <w:bCs/>
           <w:sz w:val="21"/>
           <w:szCs w:val="21"/>
@@ -5196,7 +4985,7 @@
         <w:ind w:leftChars="0"/>
         <w:jc w:val="both"/>
         <w:rPr>
-          <w:rFonts w:asciiTheme="minorHAnsi" w:eastAsia="2cA" w:hAnsiTheme="minorHAnsi" w:cstheme="minorHAnsi"/>
+          <w:rFonts w:ascii="Times New Roman" w:eastAsia="2cA" w:hAnsi="Times New Roman"/>
           <w:b/>
           <w:bCs/>
           <w:iCs/>
@@ -5208,7 +4997,7 @@
       </w:pPr>
       <w:r>
         <w:rPr>
-          <w:rFonts w:asciiTheme="minorHAnsi" w:eastAsia="2cA" w:hAnsiTheme="minorHAnsi" w:cstheme="minorHAnsi"/>
+          <w:rFonts w:ascii="Times New Roman" w:eastAsia="2cA" w:hAnsi="Times New Roman"/>
           <w:iCs/>
           <w:kern w:val="0"/>
           <w:sz w:val="21"/>
@@ -5219,7 +5008,7 @@
       </w:r>
       <w:r>
         <w:rPr>
-          <w:rFonts w:asciiTheme="minorHAnsi" w:eastAsia="2cA" w:hAnsiTheme="minorHAnsi" w:cstheme="minorHAnsi"/>
+          <w:rFonts w:ascii="Times New Roman" w:eastAsia="2cA" w:hAnsi="Times New Roman"/>
           <w:iCs/>
           <w:kern w:val="0"/>
           <w:sz w:val="21"/>
@@ -5230,51 +5019,129 @@
       </w:r>
       <w:r>
         <w:rPr>
-          <w:rFonts w:asciiTheme="minorHAnsi" w:eastAsia="2cA" w:hAnsiTheme="minorHAnsi" w:cstheme="minorHAnsi"/>
+          <w:rFonts w:ascii="Times New Roman" w:eastAsia="2cA" w:hAnsi="Times New Roman"/>
           <w:iCs/>
           <w:kern w:val="0"/>
           <w:sz w:val="21"/>
           <w:szCs w:val="21"/>
           <w:lang w:eastAsia="zh-HK"/>
         </w:rPr>
-        <w:t>Government Reforms (Fall 2017, Fall 2018),</w:t>
-      </w:r>
-      <w:r>
-        <w:rPr>
-          <w:rFonts w:asciiTheme="minorHAnsi" w:eastAsia="2cA" w:hAnsiTheme="minorHAnsi" w:cstheme="minorHAnsi"/>
+        <w:t xml:space="preserve">Government Reforms (Fall 2017, Fall 2018), </w:t>
+      </w:r>
+      <w:r>
+        <w:rPr>
+          <w:rFonts w:ascii="Times New Roman" w:eastAsia="2cA" w:hAnsi="Times New Roman"/>
           <w:iCs/>
           <w:kern w:val="0"/>
           <w:sz w:val="21"/>
           <w:szCs w:val="21"/>
           <w:lang w:eastAsia="zh-HK"/>
         </w:rPr>
-        <w:t xml:space="preserve"> </w:t>
-      </w:r>
-      <w:r>
-        <w:rPr>
-          <w:rFonts w:asciiTheme="minorHAnsi" w:eastAsia="2cA" w:hAnsiTheme="minorHAnsi" w:cstheme="minorHAnsi"/>
+        <w:t>Public Human Resources Management</w:t>
+      </w:r>
+      <w:r>
+        <w:rPr>
+          <w:rFonts w:ascii="Times New Roman" w:eastAsia="2cA" w:hAnsi="Times New Roman"/>
           <w:iCs/>
           <w:kern w:val="0"/>
           <w:sz w:val="21"/>
           <w:szCs w:val="21"/>
           <w:lang w:eastAsia="zh-HK"/>
         </w:rPr>
-        <w:t>Public Human Resources Management</w:t>
-      </w:r>
-      <w:r>
-        <w:rPr>
-          <w:rFonts w:asciiTheme="minorHAnsi" w:eastAsia="2cA" w:hAnsiTheme="minorHAnsi" w:cstheme="minorHAnsi"/>
+        <w:t xml:space="preserve"> (</w:t>
+      </w:r>
+      <w:r>
+        <w:rPr>
+          <w:rFonts w:ascii="Times New Roman" w:eastAsia="2cA" w:hAnsi="Times New Roman"/>
           <w:iCs/>
           <w:kern w:val="0"/>
           <w:sz w:val="21"/>
           <w:szCs w:val="21"/>
           <w:lang w:eastAsia="zh-HK"/>
         </w:rPr>
+        <w:t>Fall 2017</w:t>
+      </w:r>
+      <w:r>
+        <w:rPr>
+          <w:rFonts w:ascii="Times New Roman" w:eastAsia="2cA" w:hAnsi="Times New Roman"/>
+          <w:iCs/>
+          <w:kern w:val="0"/>
+          <w:sz w:val="21"/>
+          <w:szCs w:val="21"/>
+          <w:lang w:eastAsia="zh-HK"/>
+        </w:rPr>
+        <w:t xml:space="preserve">, </w:t>
+      </w:r>
+      <w:r>
+        <w:rPr>
+          <w:rFonts w:ascii="Times New Roman" w:eastAsia="2cA" w:hAnsi="Times New Roman"/>
+          <w:iCs/>
+          <w:kern w:val="0"/>
+          <w:sz w:val="21"/>
+          <w:szCs w:val="21"/>
+          <w:lang w:eastAsia="zh-HK"/>
+        </w:rPr>
+        <w:lastRenderedPageBreak/>
+        <w:t>S</w:t>
+      </w:r>
+      <w:r>
+        <w:rPr>
+          <w:rFonts w:ascii="Times New Roman" w:eastAsia="2cA" w:hAnsi="Times New Roman"/>
+          <w:iCs/>
+          <w:kern w:val="0"/>
+          <w:sz w:val="21"/>
+          <w:szCs w:val="21"/>
+          <w:lang w:eastAsia="zh-HK"/>
+        </w:rPr>
+        <w:t>pring 2019</w:t>
+      </w:r>
+      <w:r>
+        <w:rPr>
+          <w:rFonts w:ascii="Times New Roman" w:eastAsia="2cA" w:hAnsi="Times New Roman"/>
+          <w:iCs/>
+          <w:kern w:val="0"/>
+          <w:sz w:val="21"/>
+          <w:szCs w:val="21"/>
+          <w:lang w:eastAsia="zh-HK"/>
+        </w:rPr>
+        <w:t>)</w:t>
+      </w:r>
+      <w:r>
+        <w:rPr>
+          <w:rFonts w:ascii="Times New Roman" w:eastAsia="2cA" w:hAnsi="Times New Roman"/>
+          <w:iCs/>
+          <w:kern w:val="0"/>
+          <w:sz w:val="21"/>
+          <w:szCs w:val="21"/>
+          <w:lang w:eastAsia="zh-HK"/>
+        </w:rPr>
+        <w:t xml:space="preserve">, </w:t>
+      </w:r>
+      <w:r>
+        <w:rPr>
+          <w:rFonts w:ascii="Times New Roman" w:eastAsia="2cA" w:hAnsi="Times New Roman"/>
+          <w:iCs/>
+          <w:kern w:val="0"/>
+          <w:sz w:val="21"/>
+          <w:szCs w:val="21"/>
+          <w:lang w:eastAsia="zh-HK"/>
+        </w:rPr>
+        <w:t>Fundamentals of Public Administration</w:t>
+      </w:r>
+      <w:r>
+        <w:rPr>
+          <w:rFonts w:ascii="Times New Roman" w:eastAsia="2cA" w:hAnsi="Times New Roman"/>
+          <w:iCs/>
+          <w:kern w:val="0"/>
+          <w:sz w:val="21"/>
+          <w:szCs w:val="21"/>
+          <w:lang w:eastAsia="zh-HK"/>
+        </w:rPr>
         <w:t xml:space="preserve"> (</w:t>
       </w:r>
       <w:r>
         <w:rPr>
-          <w:rFonts w:asciiTheme="minorHAnsi" w:eastAsia="2cA" w:hAnsiTheme="minorHAnsi" w:cstheme="minorHAnsi"/>
+          <w:rFonts w:ascii="Times New Roman" w:eastAsia="2cA" w:hAnsi="Times New Roman"/>
           <w:iCs/>
           <w:kern w:val="0"/>
           <w:sz w:val="21"/>
@@ -5285,29 +5152,29 @@
       </w:r>
       <w:r>
         <w:rPr>
-          <w:rFonts w:asciiTheme="minorHAnsi" w:eastAsia="2cA" w:hAnsiTheme="minorHAnsi" w:cstheme="minorHAnsi"/>
+          <w:rFonts w:ascii="Times New Roman" w:eastAsia="2cA" w:hAnsi="Times New Roman"/>
           <w:iCs/>
           <w:kern w:val="0"/>
           <w:sz w:val="21"/>
           <w:szCs w:val="21"/>
           <w:lang w:eastAsia="zh-HK"/>
         </w:rPr>
-        <w:t>, S</w:t>
-      </w:r>
-      <w:r>
-        <w:rPr>
-          <w:rFonts w:asciiTheme="minorHAnsi" w:eastAsia="2cA" w:hAnsiTheme="minorHAnsi" w:cstheme="minorHAnsi"/>
+        <w:t xml:space="preserve">, </w:t>
+      </w:r>
+      <w:r>
+        <w:rPr>
+          <w:rFonts w:ascii="Times New Roman" w:eastAsia="2cA" w:hAnsi="Times New Roman"/>
           <w:iCs/>
           <w:kern w:val="0"/>
           <w:sz w:val="21"/>
           <w:szCs w:val="21"/>
           <w:lang w:eastAsia="zh-HK"/>
         </w:rPr>
-        <w:t>pring 2019</w:t>
-      </w:r>
-      <w:r>
-        <w:rPr>
-          <w:rFonts w:asciiTheme="minorHAnsi" w:eastAsia="2cA" w:hAnsiTheme="minorHAnsi" w:cstheme="minorHAnsi"/>
+        <w:t>Spring 2019</w:t>
+      </w:r>
+      <w:r>
+        <w:rPr>
+          <w:rFonts w:ascii="Times New Roman" w:eastAsia="2cA" w:hAnsi="Times New Roman"/>
           <w:iCs/>
           <w:kern w:val="0"/>
           <w:sz w:val="21"/>
@@ -5318,7 +5185,7 @@
       </w:r>
       <w:r>
         <w:rPr>
-          <w:rFonts w:asciiTheme="minorHAnsi" w:eastAsia="2cA" w:hAnsiTheme="minorHAnsi" w:cstheme="minorHAnsi"/>
+          <w:rFonts w:ascii="Times New Roman" w:eastAsia="2cA" w:hAnsi="Times New Roman"/>
           <w:iCs/>
           <w:kern w:val="0"/>
           <w:sz w:val="21"/>
@@ -5329,18 +5196,18 @@
       </w:r>
       <w:r>
         <w:rPr>
-          <w:rFonts w:asciiTheme="minorHAnsi" w:eastAsia="2cA" w:hAnsiTheme="minorHAnsi" w:cstheme="minorHAnsi"/>
+          <w:rFonts w:ascii="Times New Roman" w:eastAsia="2cA" w:hAnsi="Times New Roman"/>
           <w:iCs/>
           <w:kern w:val="0"/>
           <w:sz w:val="21"/>
           <w:szCs w:val="21"/>
           <w:lang w:eastAsia="zh-HK"/>
         </w:rPr>
-        <w:t>Fundamentals of Public Administration</w:t>
-      </w:r>
-      <w:r>
-        <w:rPr>
-          <w:rFonts w:asciiTheme="minorHAnsi" w:eastAsia="2cA" w:hAnsiTheme="minorHAnsi" w:cstheme="minorHAnsi"/>
+        <w:t>Political of Space</w:t>
+      </w:r>
+      <w:r>
+        <w:rPr>
+          <w:rFonts w:ascii="Times New Roman" w:eastAsia="2cA" w:hAnsi="Times New Roman"/>
           <w:iCs/>
           <w:kern w:val="0"/>
           <w:sz w:val="21"/>
@@ -5351,51 +5218,260 @@
       </w:r>
       <w:r>
         <w:rPr>
-          <w:rFonts w:asciiTheme="minorHAnsi" w:eastAsia="2cA" w:hAnsiTheme="minorHAnsi" w:cstheme="minorHAnsi"/>
+          <w:rFonts w:ascii="Times New Roman" w:eastAsia="2cA" w:hAnsi="Times New Roman"/>
           <w:iCs/>
           <w:kern w:val="0"/>
           <w:sz w:val="21"/>
           <w:szCs w:val="21"/>
           <w:lang w:eastAsia="zh-HK"/>
         </w:rPr>
+        <w:t>Spring 2018</w:t>
+      </w:r>
+      <w:r>
+        <w:rPr>
+          <w:rFonts w:ascii="Times New Roman" w:eastAsia="2cA" w:hAnsi="Times New Roman"/>
+          <w:iCs/>
+          <w:kern w:val="0"/>
+          <w:sz w:val="21"/>
+          <w:szCs w:val="21"/>
+          <w:lang w:eastAsia="zh-HK"/>
+        </w:rPr>
+        <w:t xml:space="preserve">, </w:t>
+      </w:r>
+      <w:r>
+        <w:rPr>
+          <w:rFonts w:ascii="Times New Roman" w:eastAsia="2cA" w:hAnsi="Times New Roman"/>
+          <w:iCs/>
+          <w:kern w:val="0"/>
+          <w:sz w:val="21"/>
+          <w:szCs w:val="21"/>
+          <w:lang w:eastAsia="zh-HK"/>
+        </w:rPr>
+        <w:t>Spring 2019</w:t>
+      </w:r>
+      <w:r>
+        <w:rPr>
+          <w:rFonts w:ascii="Times New Roman" w:eastAsia="2cA" w:hAnsi="Times New Roman"/>
+          <w:iCs/>
+          <w:kern w:val="0"/>
+          <w:sz w:val="21"/>
+          <w:szCs w:val="21"/>
+          <w:lang w:eastAsia="zh-HK"/>
+        </w:rPr>
+        <w:t>)</w:t>
+      </w:r>
+      <w:r>
+        <w:rPr>
+          <w:rFonts w:ascii="Times New Roman" w:eastAsia="2cA" w:hAnsi="Times New Roman"/>
+          <w:iCs/>
+          <w:kern w:val="0"/>
+          <w:sz w:val="21"/>
+          <w:szCs w:val="21"/>
+          <w:lang w:eastAsia="zh-HK"/>
+        </w:rPr>
+        <w:t xml:space="preserve">, </w:t>
+      </w:r>
+      <w:r>
+        <w:rPr>
+          <w:rFonts w:ascii="Times New Roman" w:eastAsia="2cA" w:hAnsi="Times New Roman"/>
+          <w:iCs/>
+          <w:kern w:val="0"/>
+          <w:sz w:val="21"/>
+          <w:szCs w:val="21"/>
+          <w:lang w:eastAsia="zh-HK"/>
+        </w:rPr>
+        <w:t>Issues of Political Philosophy</w:t>
+      </w:r>
+      <w:r>
+        <w:rPr>
+          <w:rFonts w:ascii="Times New Roman" w:eastAsia="2cA" w:hAnsi="Times New Roman"/>
+          <w:iCs/>
+          <w:kern w:val="0"/>
+          <w:sz w:val="21"/>
+          <w:szCs w:val="21"/>
+          <w:lang w:eastAsia="zh-HK"/>
+        </w:rPr>
+        <w:t xml:space="preserve"> (</w:t>
+      </w:r>
+      <w:r>
+        <w:rPr>
+          <w:rFonts w:ascii="Times New Roman" w:eastAsia="2cA" w:hAnsi="Times New Roman"/>
+          <w:iCs/>
+          <w:kern w:val="0"/>
+          <w:sz w:val="21"/>
+          <w:szCs w:val="21"/>
+          <w:lang w:eastAsia="zh-HK"/>
+        </w:rPr>
+        <w:t>Spring 2018</w:t>
+      </w:r>
+      <w:r>
+        <w:rPr>
+          <w:rFonts w:ascii="Times New Roman" w:eastAsia="2cA" w:hAnsi="Times New Roman"/>
+          <w:iCs/>
+          <w:kern w:val="0"/>
+          <w:sz w:val="21"/>
+          <w:szCs w:val="21"/>
+          <w:lang w:eastAsia="zh-HK"/>
+        </w:rPr>
+        <w:t xml:space="preserve">, </w:t>
+      </w:r>
+      <w:r>
+        <w:rPr>
+          <w:rFonts w:ascii="Times New Roman" w:eastAsia="2cA" w:hAnsi="Times New Roman"/>
+          <w:iCs/>
+          <w:kern w:val="0"/>
+          <w:sz w:val="21"/>
+          <w:szCs w:val="21"/>
+          <w:lang w:eastAsia="zh-HK"/>
+        </w:rPr>
+        <w:t>Spring 2019</w:t>
+      </w:r>
+      <w:r>
+        <w:rPr>
+          <w:rFonts w:ascii="Times New Roman" w:eastAsia="2cA" w:hAnsi="Times New Roman"/>
+          <w:iCs/>
+          <w:kern w:val="0"/>
+          <w:sz w:val="21"/>
+          <w:szCs w:val="21"/>
+          <w:lang w:eastAsia="zh-HK"/>
+        </w:rPr>
+        <w:t>)</w:t>
+      </w:r>
+      <w:r>
+        <w:rPr>
+          <w:rFonts w:ascii="Times New Roman" w:eastAsia="2cA" w:hAnsi="Times New Roman"/>
+          <w:iCs/>
+          <w:kern w:val="0"/>
+          <w:sz w:val="21"/>
+          <w:szCs w:val="21"/>
+          <w:lang w:eastAsia="zh-HK"/>
+        </w:rPr>
+        <w:t xml:space="preserve">, </w:t>
+      </w:r>
+      <w:r>
+        <w:rPr>
+          <w:rFonts w:ascii="Times New Roman" w:eastAsia="2cA" w:hAnsi="Times New Roman"/>
+          <w:iCs/>
+          <w:kern w:val="0"/>
+          <w:sz w:val="21"/>
+          <w:szCs w:val="21"/>
+          <w:lang w:eastAsia="zh-HK"/>
+        </w:rPr>
+        <w:t>Fundamentals of Government</w:t>
+      </w:r>
+      <w:r>
+        <w:rPr>
+          <w:rFonts w:ascii="Times New Roman" w:eastAsia="2cA" w:hAnsi="Times New Roman"/>
+          <w:iCs/>
+          <w:kern w:val="0"/>
+          <w:sz w:val="21"/>
+          <w:szCs w:val="21"/>
+          <w:lang w:eastAsia="zh-HK"/>
+        </w:rPr>
+        <w:t xml:space="preserve"> (</w:t>
+      </w:r>
+      <w:r>
+        <w:rPr>
+          <w:rFonts w:ascii="Times New Roman" w:eastAsia="2cA" w:hAnsi="Times New Roman"/>
+          <w:iCs/>
+          <w:kern w:val="0"/>
+          <w:sz w:val="21"/>
+          <w:szCs w:val="21"/>
+          <w:lang w:eastAsia="zh-HK"/>
+        </w:rPr>
         <w:t>Fall 2017</w:t>
       </w:r>
       <w:r>
         <w:rPr>
-          <w:rFonts w:asciiTheme="minorHAnsi" w:eastAsia="2cA" w:hAnsiTheme="minorHAnsi" w:cstheme="minorHAnsi"/>
+          <w:rFonts w:ascii="Times New Roman" w:eastAsia="2cA" w:hAnsi="Times New Roman"/>
           <w:iCs/>
           <w:kern w:val="0"/>
           <w:sz w:val="21"/>
           <w:szCs w:val="21"/>
           <w:lang w:eastAsia="zh-HK"/>
         </w:rPr>
+        <w:t>,</w:t>
+      </w:r>
+      <w:r>
+        <w:rPr>
+          <w:rFonts w:ascii="Times New Roman" w:eastAsia="2cA" w:hAnsi="Times New Roman"/>
+          <w:iCs/>
+          <w:kern w:val="0"/>
+          <w:sz w:val="21"/>
+          <w:szCs w:val="21"/>
+          <w:lang w:eastAsia="zh-HK"/>
+        </w:rPr>
+        <w:t xml:space="preserve"> Fall 2018</w:t>
+      </w:r>
+      <w:r>
+        <w:rPr>
+          <w:rFonts w:ascii="Times New Roman" w:eastAsia="2cA" w:hAnsi="Times New Roman"/>
+          <w:iCs/>
+          <w:kern w:val="0"/>
+          <w:sz w:val="21"/>
+          <w:szCs w:val="21"/>
+          <w:lang w:eastAsia="zh-HK"/>
+        </w:rPr>
+        <w:t>)</w:t>
+      </w:r>
+      <w:r>
+        <w:rPr>
+          <w:rFonts w:ascii="Times New Roman" w:eastAsia="2cA" w:hAnsi="Times New Roman"/>
+          <w:iCs/>
+          <w:kern w:val="0"/>
+          <w:sz w:val="21"/>
+          <w:szCs w:val="21"/>
+          <w:lang w:eastAsia="zh-HK"/>
+        </w:rPr>
         <w:t xml:space="preserve">, </w:t>
       </w:r>
       <w:r>
         <w:rPr>
-          <w:rFonts w:asciiTheme="minorHAnsi" w:eastAsia="2cA" w:hAnsiTheme="minorHAnsi" w:cstheme="minorHAnsi"/>
+          <w:rFonts w:ascii="Times New Roman" w:eastAsia="2cA" w:hAnsi="Times New Roman"/>
           <w:iCs/>
           <w:kern w:val="0"/>
           <w:sz w:val="21"/>
           <w:szCs w:val="21"/>
           <w:lang w:eastAsia="zh-HK"/>
         </w:rPr>
-        <w:t>Spring 2019</w:t>
-      </w:r>
-      <w:r>
-        <w:rPr>
-          <w:rFonts w:asciiTheme="minorHAnsi" w:eastAsia="2cA" w:hAnsiTheme="minorHAnsi" w:cstheme="minorHAnsi"/>
+        <w:t>Politics of Culture</w:t>
+      </w:r>
+      <w:r>
+        <w:rPr>
+          <w:rFonts w:ascii="Times New Roman" w:eastAsia="2cA" w:hAnsi="Times New Roman"/>
           <w:iCs/>
           <w:kern w:val="0"/>
           <w:sz w:val="21"/>
           <w:szCs w:val="21"/>
           <w:lang w:eastAsia="zh-HK"/>
         </w:rPr>
+        <w:t xml:space="preserve"> (</w:t>
+      </w:r>
+      <w:r>
+        <w:rPr>
+          <w:rFonts w:ascii="Times New Roman" w:eastAsia="2cA" w:hAnsi="Times New Roman"/>
+          <w:iCs/>
+          <w:kern w:val="0"/>
+          <w:sz w:val="21"/>
+          <w:szCs w:val="21"/>
+          <w:lang w:eastAsia="zh-HK"/>
+        </w:rPr>
+        <w:t>Fall 2018</w:t>
+      </w:r>
+      <w:r>
+        <w:rPr>
+          <w:rFonts w:ascii="Times New Roman" w:eastAsia="2cA" w:hAnsi="Times New Roman"/>
+          <w:iCs/>
+          <w:kern w:val="0"/>
+          <w:sz w:val="21"/>
+          <w:szCs w:val="21"/>
+          <w:lang w:eastAsia="zh-HK"/>
+        </w:rPr>
         <w:t>)</w:t>
       </w:r>
       <w:r>
         <w:rPr>
-          <w:rFonts w:asciiTheme="minorHAnsi" w:eastAsia="2cA" w:hAnsiTheme="minorHAnsi" w:cstheme="minorHAnsi"/>
+          <w:rFonts w:ascii="Times New Roman" w:eastAsia="2cA" w:hAnsi="Times New Roman"/>
           <w:iCs/>
           <w:kern w:val="0"/>
           <w:sz w:val="21"/>
@@ -5406,29 +5482,40 @@
       </w:r>
       <w:r>
         <w:rPr>
-          <w:rFonts w:asciiTheme="minorHAnsi" w:eastAsia="2cA" w:hAnsiTheme="minorHAnsi" w:cstheme="minorHAnsi"/>
+          <w:rFonts w:ascii="Times New Roman" w:eastAsia="2cA" w:hAnsi="Times New Roman"/>
           <w:iCs/>
           <w:kern w:val="0"/>
           <w:sz w:val="21"/>
           <w:szCs w:val="21"/>
           <w:lang w:eastAsia="zh-HK"/>
         </w:rPr>
-        <w:t>Political of Space</w:t>
-      </w:r>
-      <w:r>
-        <w:rPr>
-          <w:rFonts w:asciiTheme="minorHAnsi" w:eastAsia="2cA" w:hAnsiTheme="minorHAnsi" w:cstheme="minorHAnsi"/>
+        <w:t xml:space="preserve">Democratization (Spring 2018), </w:t>
+      </w:r>
+      <w:r>
+        <w:rPr>
+          <w:rFonts w:ascii="Times New Roman" w:eastAsia="2cA" w:hAnsi="Times New Roman"/>
           <w:iCs/>
           <w:kern w:val="0"/>
           <w:sz w:val="21"/>
           <w:szCs w:val="21"/>
           <w:lang w:eastAsia="zh-HK"/>
         </w:rPr>
+        <w:t>Seminar on Hong Kong studies</w:t>
+      </w:r>
+      <w:r>
+        <w:rPr>
+          <w:rFonts w:ascii="Times New Roman" w:eastAsia="2cA" w:hAnsi="Times New Roman"/>
+          <w:iCs/>
+          <w:kern w:val="0"/>
+          <w:sz w:val="21"/>
+          <w:szCs w:val="21"/>
+          <w:lang w:eastAsia="zh-HK"/>
+        </w:rPr>
         <w:t xml:space="preserve"> (</w:t>
       </w:r>
       <w:r>
         <w:rPr>
-          <w:rFonts w:asciiTheme="minorHAnsi" w:eastAsia="2cA" w:hAnsiTheme="minorHAnsi" w:cstheme="minorHAnsi"/>
+          <w:rFonts w:ascii="Times New Roman" w:eastAsia="2cA" w:hAnsi="Times New Roman"/>
           <w:iCs/>
           <w:kern w:val="0"/>
           <w:sz w:val="21"/>
@@ -5439,367 +5526,36 @@
       </w:r>
       <w:r>
         <w:rPr>
-          <w:rFonts w:asciiTheme="minorHAnsi" w:eastAsia="2cA" w:hAnsiTheme="minorHAnsi" w:cstheme="minorHAnsi"/>
+          <w:rFonts w:ascii="Times New Roman" w:eastAsia="2cA" w:hAnsi="Times New Roman"/>
           <w:iCs/>
           <w:kern w:val="0"/>
           <w:sz w:val="21"/>
           <w:szCs w:val="21"/>
           <w:lang w:eastAsia="zh-HK"/>
         </w:rPr>
-        <w:t xml:space="preserve">, </w:t>
-      </w:r>
-      <w:r>
-        <w:rPr>
-          <w:rFonts w:asciiTheme="minorHAnsi" w:eastAsia="2cA" w:hAnsiTheme="minorHAnsi" w:cstheme="minorHAnsi"/>
+        <w:t>)</w:t>
+      </w:r>
+    </w:p>
+    <w:p>
+      <w:pPr>
+        <w:pStyle w:val="ListParagraph"/>
+        <w:autoSpaceDE w:val="0"/>
+        <w:autoSpaceDN w:val="0"/>
+        <w:adjustRightInd w:val="0"/>
+        <w:spacing w:line="276" w:lineRule="auto"/>
+        <w:ind w:leftChars="0" w:left="360"/>
+        <w:jc w:val="both"/>
+        <w:rPr>
+          <w:rFonts w:ascii="Times New Roman" w:eastAsia="2cA" w:hAnsi="Times New Roman"/>
+          <w:b/>
+          <w:bCs/>
           <w:iCs/>
           <w:kern w:val="0"/>
           <w:sz w:val="21"/>
           <w:szCs w:val="21"/>
           <w:lang w:eastAsia="zh-HK"/>
         </w:rPr>
-        <w:t>Spring 2019</w:t>
-      </w:r>
-      <w:r>
-        <w:rPr>
-          <w:rFonts w:asciiTheme="minorHAnsi" w:eastAsia="2cA" w:hAnsiTheme="minorHAnsi" w:cstheme="minorHAnsi"/>
-          <w:iCs/>
-          <w:kern w:val="0"/>
-          <w:sz w:val="21"/>
-          <w:szCs w:val="21"/>
-          <w:lang w:eastAsia="zh-HK"/>
-        </w:rPr>
-        <w:t>)</w:t>
-      </w:r>
-      <w:r>
-        <w:rPr>
-          <w:rFonts w:asciiTheme="minorHAnsi" w:eastAsia="2cA" w:hAnsiTheme="minorHAnsi" w:cstheme="minorHAnsi"/>
-          <w:iCs/>
-          <w:kern w:val="0"/>
-          <w:sz w:val="21"/>
-          <w:szCs w:val="21"/>
-          <w:lang w:eastAsia="zh-HK"/>
-        </w:rPr>
-        <w:t xml:space="preserve">, </w:t>
-      </w:r>
-      <w:r>
-        <w:rPr>
-          <w:rFonts w:asciiTheme="minorHAnsi" w:eastAsia="2cA" w:hAnsiTheme="minorHAnsi" w:cstheme="minorHAnsi"/>
-          <w:iCs/>
-          <w:kern w:val="0"/>
-          <w:sz w:val="21"/>
-          <w:szCs w:val="21"/>
-          <w:lang w:eastAsia="zh-HK"/>
-        </w:rPr>
-        <w:t>Issues of Political Philosophy</w:t>
-      </w:r>
-      <w:r>
-        <w:rPr>
-          <w:rFonts w:asciiTheme="minorHAnsi" w:eastAsia="2cA" w:hAnsiTheme="minorHAnsi" w:cstheme="minorHAnsi"/>
-          <w:iCs/>
-          <w:kern w:val="0"/>
-          <w:sz w:val="21"/>
-          <w:szCs w:val="21"/>
-          <w:lang w:eastAsia="zh-HK"/>
-        </w:rPr>
-        <w:t xml:space="preserve"> (</w:t>
-      </w:r>
-      <w:r>
-        <w:rPr>
-          <w:rFonts w:asciiTheme="minorHAnsi" w:eastAsia="2cA" w:hAnsiTheme="minorHAnsi" w:cstheme="minorHAnsi"/>
-          <w:iCs/>
-          <w:kern w:val="0"/>
-          <w:sz w:val="21"/>
-          <w:szCs w:val="21"/>
-          <w:lang w:eastAsia="zh-HK"/>
-        </w:rPr>
-        <w:t>Spring 2018</w:t>
-      </w:r>
-      <w:r>
-        <w:rPr>
-          <w:rFonts w:asciiTheme="minorHAnsi" w:eastAsia="2cA" w:hAnsiTheme="minorHAnsi" w:cstheme="minorHAnsi"/>
-          <w:iCs/>
-          <w:kern w:val="0"/>
-          <w:sz w:val="21"/>
-          <w:szCs w:val="21"/>
-          <w:lang w:eastAsia="zh-HK"/>
-        </w:rPr>
-        <w:t xml:space="preserve">, </w:t>
-      </w:r>
-      <w:r>
-        <w:rPr>
-          <w:rFonts w:asciiTheme="minorHAnsi" w:eastAsia="2cA" w:hAnsiTheme="minorHAnsi" w:cstheme="minorHAnsi"/>
-          <w:iCs/>
-          <w:kern w:val="0"/>
-          <w:sz w:val="21"/>
-          <w:szCs w:val="21"/>
-          <w:lang w:eastAsia="zh-HK"/>
-        </w:rPr>
-        <w:t>Spring 2019</w:t>
-      </w:r>
-      <w:r>
-        <w:rPr>
-          <w:rFonts w:asciiTheme="minorHAnsi" w:eastAsia="2cA" w:hAnsiTheme="minorHAnsi" w:cstheme="minorHAnsi"/>
-          <w:iCs/>
-          <w:kern w:val="0"/>
-          <w:sz w:val="21"/>
-          <w:szCs w:val="21"/>
-          <w:lang w:eastAsia="zh-HK"/>
-        </w:rPr>
-        <w:t>)</w:t>
-      </w:r>
-      <w:r>
-        <w:rPr>
-          <w:rFonts w:asciiTheme="minorHAnsi" w:eastAsia="2cA" w:hAnsiTheme="minorHAnsi" w:cstheme="minorHAnsi"/>
-          <w:iCs/>
-          <w:kern w:val="0"/>
-          <w:sz w:val="21"/>
-          <w:szCs w:val="21"/>
-          <w:lang w:eastAsia="zh-HK"/>
-        </w:rPr>
-        <w:t xml:space="preserve">, </w:t>
-      </w:r>
-      <w:r>
-        <w:rPr>
-          <w:rFonts w:asciiTheme="minorHAnsi" w:eastAsia="2cA" w:hAnsiTheme="minorHAnsi" w:cstheme="minorHAnsi"/>
-          <w:iCs/>
-          <w:kern w:val="0"/>
-          <w:sz w:val="21"/>
-          <w:szCs w:val="21"/>
-          <w:lang w:eastAsia="zh-HK"/>
-        </w:rPr>
-        <w:t>Fundamentals of Government</w:t>
-      </w:r>
-      <w:r>
-        <w:rPr>
-          <w:rFonts w:asciiTheme="minorHAnsi" w:eastAsia="2cA" w:hAnsiTheme="minorHAnsi" w:cstheme="minorHAnsi"/>
-          <w:iCs/>
-          <w:kern w:val="0"/>
-          <w:sz w:val="21"/>
-          <w:szCs w:val="21"/>
-          <w:lang w:eastAsia="zh-HK"/>
-        </w:rPr>
-        <w:t xml:space="preserve"> (</w:t>
-      </w:r>
-      <w:r>
-        <w:rPr>
-          <w:rFonts w:asciiTheme="minorHAnsi" w:eastAsia="2cA" w:hAnsiTheme="minorHAnsi" w:cstheme="minorHAnsi"/>
-          <w:iCs/>
-          <w:kern w:val="0"/>
-          <w:sz w:val="21"/>
-          <w:szCs w:val="21"/>
-          <w:lang w:eastAsia="zh-HK"/>
-        </w:rPr>
-        <w:t>Fall 2017</w:t>
-      </w:r>
-      <w:r>
-        <w:rPr>
-          <w:rFonts w:asciiTheme="minorHAnsi" w:eastAsia="2cA" w:hAnsiTheme="minorHAnsi" w:cstheme="minorHAnsi"/>
-          <w:iCs/>
-          <w:kern w:val="0"/>
-          <w:sz w:val="21"/>
-          <w:szCs w:val="21"/>
-          <w:lang w:eastAsia="zh-HK"/>
-        </w:rPr>
-        <w:t>,</w:t>
-      </w:r>
-      <w:r>
-        <w:rPr>
-          <w:rFonts w:asciiTheme="minorHAnsi" w:eastAsia="2cA" w:hAnsiTheme="minorHAnsi" w:cstheme="minorHAnsi"/>
-          <w:iCs/>
-          <w:kern w:val="0"/>
-          <w:sz w:val="21"/>
-          <w:szCs w:val="21"/>
-          <w:lang w:eastAsia="zh-HK"/>
-        </w:rPr>
-        <w:t xml:space="preserve"> Fall 2018</w:t>
-      </w:r>
-      <w:r>
-        <w:rPr>
-          <w:rFonts w:asciiTheme="minorHAnsi" w:eastAsia="2cA" w:hAnsiTheme="minorHAnsi" w:cstheme="minorHAnsi"/>
-          <w:iCs/>
-          <w:kern w:val="0"/>
-          <w:sz w:val="21"/>
-          <w:szCs w:val="21"/>
-          <w:lang w:eastAsia="zh-HK"/>
-        </w:rPr>
-        <w:t>)</w:t>
-      </w:r>
-      <w:r>
-        <w:rPr>
-          <w:rFonts w:asciiTheme="minorHAnsi" w:eastAsia="2cA" w:hAnsiTheme="minorHAnsi" w:cstheme="minorHAnsi"/>
-          <w:iCs/>
-          <w:kern w:val="0"/>
-          <w:sz w:val="21"/>
-          <w:szCs w:val="21"/>
-          <w:lang w:eastAsia="zh-HK"/>
-        </w:rPr>
-        <w:t xml:space="preserve">, </w:t>
-      </w:r>
-      <w:r>
-        <w:rPr>
-          <w:rFonts w:asciiTheme="minorHAnsi" w:eastAsia="2cA" w:hAnsiTheme="minorHAnsi" w:cstheme="minorHAnsi"/>
-          <w:iCs/>
-          <w:kern w:val="0"/>
-          <w:sz w:val="21"/>
-          <w:szCs w:val="21"/>
-          <w:lang w:eastAsia="zh-HK"/>
-        </w:rPr>
-        <w:t>Politics of Culture</w:t>
-      </w:r>
-      <w:r>
-        <w:rPr>
-          <w:rFonts w:asciiTheme="minorHAnsi" w:eastAsia="2cA" w:hAnsiTheme="minorHAnsi" w:cstheme="minorHAnsi"/>
-          <w:iCs/>
-          <w:kern w:val="0"/>
-          <w:sz w:val="21"/>
-          <w:szCs w:val="21"/>
-          <w:lang w:eastAsia="zh-HK"/>
-        </w:rPr>
-        <w:t xml:space="preserve"> (</w:t>
-      </w:r>
-      <w:r>
-        <w:rPr>
-          <w:rFonts w:asciiTheme="minorHAnsi" w:eastAsia="2cA" w:hAnsiTheme="minorHAnsi" w:cstheme="minorHAnsi"/>
-          <w:iCs/>
-          <w:kern w:val="0"/>
-          <w:sz w:val="21"/>
-          <w:szCs w:val="21"/>
-          <w:lang w:eastAsia="zh-HK"/>
-        </w:rPr>
-        <w:t>Fall 2018</w:t>
-      </w:r>
-      <w:r>
-        <w:rPr>
-          <w:rFonts w:asciiTheme="minorHAnsi" w:eastAsia="2cA" w:hAnsiTheme="minorHAnsi" w:cstheme="minorHAnsi"/>
-          <w:iCs/>
-          <w:kern w:val="0"/>
-          <w:sz w:val="21"/>
-          <w:szCs w:val="21"/>
-          <w:lang w:eastAsia="zh-HK"/>
-        </w:rPr>
-        <w:t>)</w:t>
-      </w:r>
-      <w:r>
-        <w:rPr>
-          <w:rFonts w:asciiTheme="minorHAnsi" w:eastAsia="2cA" w:hAnsiTheme="minorHAnsi" w:cstheme="minorHAnsi"/>
-          <w:iCs/>
-          <w:kern w:val="0"/>
-          <w:sz w:val="21"/>
-          <w:szCs w:val="21"/>
-          <w:lang w:eastAsia="zh-HK"/>
-        </w:rPr>
-        <w:t xml:space="preserve">, </w:t>
-      </w:r>
-      <w:r>
-        <w:rPr>
-          <w:rFonts w:asciiTheme="minorHAnsi" w:eastAsia="2cA" w:hAnsiTheme="minorHAnsi" w:cstheme="minorHAnsi"/>
-          <w:iCs/>
-          <w:kern w:val="0"/>
-          <w:sz w:val="21"/>
-          <w:szCs w:val="21"/>
-          <w:lang w:eastAsia="zh-HK"/>
-        </w:rPr>
-        <w:t>Democratization (</w:t>
-      </w:r>
-      <w:r>
-        <w:rPr>
-          <w:rFonts w:asciiTheme="minorHAnsi" w:eastAsia="2cA" w:hAnsiTheme="minorHAnsi" w:cstheme="minorHAnsi"/>
-          <w:iCs/>
-          <w:kern w:val="0"/>
-          <w:sz w:val="21"/>
-          <w:szCs w:val="21"/>
-          <w:lang w:eastAsia="zh-HK"/>
-        </w:rPr>
-        <w:t>Spring</w:t>
-      </w:r>
-      <w:r>
-        <w:rPr>
-          <w:rFonts w:asciiTheme="minorHAnsi" w:eastAsia="2cA" w:hAnsiTheme="minorHAnsi" w:cstheme="minorHAnsi"/>
-          <w:iCs/>
-          <w:kern w:val="0"/>
-          <w:sz w:val="21"/>
-          <w:szCs w:val="21"/>
-          <w:lang w:eastAsia="zh-HK"/>
-        </w:rPr>
-        <w:t xml:space="preserve"> 201</w:t>
-      </w:r>
-      <w:r>
-        <w:rPr>
-          <w:rFonts w:asciiTheme="minorHAnsi" w:eastAsia="2cA" w:hAnsiTheme="minorHAnsi" w:cstheme="minorHAnsi"/>
-          <w:iCs/>
-          <w:kern w:val="0"/>
-          <w:sz w:val="21"/>
-          <w:szCs w:val="21"/>
-          <w:lang w:eastAsia="zh-HK"/>
-        </w:rPr>
-        <w:t>8</w:t>
-      </w:r>
-      <w:r>
-        <w:rPr>
-          <w:rFonts w:asciiTheme="minorHAnsi" w:eastAsia="2cA" w:hAnsiTheme="minorHAnsi" w:cstheme="minorHAnsi"/>
-          <w:iCs/>
-          <w:kern w:val="0"/>
-          <w:sz w:val="21"/>
-          <w:szCs w:val="21"/>
-          <w:lang w:eastAsia="zh-HK"/>
-        </w:rPr>
-        <w:t>)</w:t>
-      </w:r>
-      <w:r>
-        <w:rPr>
-          <w:rFonts w:asciiTheme="minorHAnsi" w:eastAsia="2cA" w:hAnsiTheme="minorHAnsi" w:cstheme="minorHAnsi"/>
-          <w:iCs/>
-          <w:kern w:val="0"/>
-          <w:sz w:val="21"/>
-          <w:szCs w:val="21"/>
-          <w:lang w:eastAsia="zh-HK"/>
-        </w:rPr>
-        <w:t xml:space="preserve">, </w:t>
-      </w:r>
-      <w:r>
-        <w:rPr>
-          <w:rFonts w:asciiTheme="minorHAnsi" w:eastAsia="2cA" w:hAnsiTheme="minorHAnsi" w:cstheme="minorHAnsi"/>
-          <w:iCs/>
-          <w:kern w:val="0"/>
-          <w:sz w:val="21"/>
-          <w:szCs w:val="21"/>
-          <w:lang w:eastAsia="zh-HK"/>
-        </w:rPr>
-        <w:t>Seminar on Hong Kong studies</w:t>
-      </w:r>
-      <w:r>
-        <w:rPr>
-          <w:rFonts w:asciiTheme="minorHAnsi" w:eastAsia="2cA" w:hAnsiTheme="minorHAnsi" w:cstheme="minorHAnsi"/>
-          <w:iCs/>
-          <w:kern w:val="0"/>
-          <w:sz w:val="21"/>
-          <w:szCs w:val="21"/>
-          <w:lang w:eastAsia="zh-HK"/>
-        </w:rPr>
-        <w:t xml:space="preserve"> (</w:t>
-      </w:r>
-      <w:r>
-        <w:rPr>
-          <w:rFonts w:asciiTheme="minorHAnsi" w:eastAsia="2cA" w:hAnsiTheme="minorHAnsi" w:cstheme="minorHAnsi"/>
-          <w:iCs/>
-          <w:kern w:val="0"/>
-          <w:sz w:val="21"/>
-          <w:szCs w:val="21"/>
-          <w:lang w:eastAsia="zh-HK"/>
-        </w:rPr>
-        <w:t>Spring 2018</w:t>
-      </w:r>
-      <w:r>
-        <w:rPr>
-          <w:rFonts w:asciiTheme="minorHAnsi" w:eastAsia="2cA" w:hAnsiTheme="minorHAnsi" w:cstheme="minorHAnsi"/>
-          <w:iCs/>
-          <w:kern w:val="0"/>
-          <w:sz w:val="21"/>
-          <w:szCs w:val="21"/>
-          <w:lang w:eastAsia="zh-HK"/>
-        </w:rPr>
-        <w:t>)</w:t>
-      </w:r>
+      </w:pPr>
     </w:p>
     <w:p>
       <w:pPr>
@@ -5809,17 +5565,114 @@
         <w:spacing w:line="276" w:lineRule="auto"/>
         <w:jc w:val="both"/>
         <w:rPr>
-          <w:rFonts w:asciiTheme="minorHAnsi" w:eastAsia="2cA" w:hAnsiTheme="minorHAnsi" w:cstheme="minorHAnsi"/>
+          <w:rFonts w:ascii="Times New Roman" w:eastAsia="2cA" w:hAnsi="Times New Roman"/>
           <w:b/>
           <w:bCs/>
           <w:iCs/>
           <w:kern w:val="0"/>
           <w:sz w:val="21"/>
           <w:szCs w:val="21"/>
-          <w:u w:val="single"/>
-          <w:lang w:eastAsia="zh-HK"/>
-        </w:rPr>
-      </w:pPr>
+          <w:lang w:eastAsia="zh-HK"/>
+        </w:rPr>
+      </w:pPr>
+      <w:r>
+        <w:rPr>
+          <w:rFonts w:ascii="Times New Roman" w:eastAsia="2cA" w:hAnsi="Times New Roman"/>
+          <w:b/>
+          <w:bCs/>
+          <w:iCs/>
+          <w:kern w:val="0"/>
+          <w:sz w:val="21"/>
+          <w:szCs w:val="21"/>
+          <w:lang w:eastAsia="zh-HK"/>
+        </w:rPr>
+        <w:t>Teaching Training and award</w:t>
+      </w:r>
+    </w:p>
+    <w:p>
+      <w:pPr>
+        <w:pStyle w:val="ListParagraph"/>
+        <w:numPr>
+          <w:ilvl w:val="0"/>
+          <w:numId w:val="46"/>
+        </w:numPr>
+        <w:autoSpaceDE w:val="0"/>
+        <w:autoSpaceDN w:val="0"/>
+        <w:adjustRightInd w:val="0"/>
+        <w:spacing w:line="276" w:lineRule="auto"/>
+        <w:ind w:leftChars="0"/>
+        <w:jc w:val="both"/>
+        <w:rPr>
+          <w:rFonts w:ascii="Times New Roman" w:eastAsia="2cA" w:hAnsi="Times New Roman"/>
+          <w:b/>
+          <w:bCs/>
+          <w:iCs/>
+          <w:kern w:val="0"/>
+          <w:sz w:val="21"/>
+          <w:szCs w:val="21"/>
+          <w:lang w:eastAsia="zh-HK"/>
+        </w:rPr>
+      </w:pPr>
+      <w:r>
+        <w:rPr>
+          <w:rFonts w:ascii="Times New Roman" w:hAnsi="Times New Roman"/>
+          <w:bCs/>
+          <w:sz w:val="21"/>
+          <w:szCs w:val="21"/>
+        </w:rPr>
+        <w:t xml:space="preserve">Course in College Teaching, </w:t>
+      </w:r>
+      <w:r>
+        <w:rPr>
+          <w:rFonts w:ascii="Times New Roman" w:eastAsia="2cA" w:hAnsi="Times New Roman"/>
+          <w:iCs/>
+          <w:kern w:val="0"/>
+          <w:sz w:val="21"/>
+          <w:szCs w:val="21"/>
+          <w:lang w:eastAsia="zh-HK"/>
+        </w:rPr>
+        <w:t>Schreyer Institute for Teaching Excellence, PSU</w:t>
+      </w:r>
+    </w:p>
+    <w:p>
+      <w:pPr>
+        <w:pStyle w:val="ListParagraph"/>
+        <w:numPr>
+          <w:ilvl w:val="0"/>
+          <w:numId w:val="46"/>
+        </w:numPr>
+        <w:spacing w:line="276" w:lineRule="auto"/>
+        <w:ind w:leftChars="0"/>
+        <w:jc w:val="both"/>
+        <w:rPr>
+          <w:rFonts w:ascii="Times New Roman" w:hAnsi="Times New Roman"/>
+          <w:color w:val="000000" w:themeColor="text1"/>
+          <w:sz w:val="21"/>
+          <w:szCs w:val="21"/>
+          <w:lang w:eastAsia="zh-HK"/>
+        </w:rPr>
+      </w:pPr>
+      <w:r>
+        <w:rPr>
+          <w:rFonts w:ascii="Times New Roman" w:hAnsi="Times New Roman"/>
+          <w:color w:val="000000" w:themeColor="text1"/>
+          <w:sz w:val="21"/>
+          <w:szCs w:val="21"/>
+          <w:lang w:eastAsia="zh-HK"/>
+        </w:rPr>
+        <w:t>Exemplary Teaching Assistant Award, CUHK (</w:t>
+      </w:r>
+      <w:r>
+        <w:rPr>
+          <w:rFonts w:ascii="Times New Roman" w:eastAsia="2cA" w:hAnsi="Times New Roman"/>
+          <w:color w:val="000000" w:themeColor="text1"/>
+          <w:kern w:val="0"/>
+          <w:sz w:val="21"/>
+          <w:szCs w:val="21"/>
+          <w:lang w:eastAsia="zh-HK"/>
+        </w:rPr>
+        <w:t>Spring 2018)</w:t>
+      </w:r>
     </w:p>
     <w:p>
       <w:pPr>
@@ -5829,29 +5682,50 @@
         <w:spacing w:line="276" w:lineRule="auto"/>
         <w:jc w:val="both"/>
         <w:rPr>
-          <w:rFonts w:asciiTheme="minorHAnsi" w:eastAsia="2cA" w:hAnsiTheme="minorHAnsi" w:cstheme="minorHAnsi"/>
+          <w:rFonts w:ascii="Times New Roman" w:eastAsia="2cA" w:hAnsi="Times New Roman"/>
           <w:b/>
           <w:bCs/>
           <w:iCs/>
           <w:kern w:val="0"/>
-          <w:lang w:eastAsia="zh-HK"/>
-        </w:rPr>
-      </w:pPr>
-      <w:r>
-        <w:rPr>
-          <w:rFonts w:asciiTheme="minorHAnsi" w:eastAsia="2cA" w:hAnsiTheme="minorHAnsi" w:cstheme="minorHAnsi"/>
+          <w:sz w:val="21"/>
+          <w:szCs w:val="21"/>
+          <w:u w:val="single"/>
+          <w:lang w:eastAsia="zh-HK"/>
+        </w:rPr>
+      </w:pPr>
+    </w:p>
+    <w:p>
+      <w:pPr>
+        <w:autoSpaceDE w:val="0"/>
+        <w:autoSpaceDN w:val="0"/>
+        <w:adjustRightInd w:val="0"/>
+        <w:spacing w:line="276" w:lineRule="auto"/>
+        <w:jc w:val="both"/>
+        <w:rPr>
+          <w:rFonts w:ascii="Times New Roman" w:eastAsia="2cA" w:hAnsi="Times New Roman"/>
           <w:b/>
           <w:bCs/>
           <w:iCs/>
           <w:kern w:val="0"/>
           <w:lang w:eastAsia="zh-HK"/>
         </w:rPr>
+      </w:pPr>
+      <w:r>
+        <w:rPr>
+          <w:rFonts w:ascii="Times New Roman" w:eastAsia="2cA" w:hAnsi="Times New Roman"/>
+          <w:b/>
+          <w:bCs/>
+          <w:iCs/>
+          <w:kern w:val="0"/>
+          <w:lang w:eastAsia="zh-HK"/>
+        </w:rPr>
         <w:t>Research Experience</w:t>
       </w:r>
     </w:p>
     <w:p>
       <w:pPr>
         <w:rPr>
+          <w:rFonts w:ascii="Times New Roman" w:hAnsi="Times New Roman"/>
           <w:b/>
           <w:bCs/>
           <w:sz w:val="21"/>
@@ -5860,6 +5734,7 @@
       </w:pPr>
       <w:r>
         <w:rPr>
+          <w:rFonts w:ascii="Times New Roman" w:hAnsi="Times New Roman"/>
           <w:b/>
           <w:bCs/>
           <w:sz w:val="21"/>
@@ -5877,12 +5752,14 @@
         </w:numPr>
         <w:ind w:leftChars="0"/>
         <w:rPr>
-          <w:sz w:val="21"/>
-          <w:szCs w:val="21"/>
-        </w:rPr>
-      </w:pPr>
-      <w:r>
-        <w:rPr>
+          <w:rFonts w:ascii="Times New Roman" w:hAnsi="Times New Roman"/>
+          <w:sz w:val="21"/>
+          <w:szCs w:val="21"/>
+        </w:rPr>
+      </w:pPr>
+      <w:r>
+        <w:rPr>
+          <w:rFonts w:ascii="Times New Roman" w:hAnsi="Times New Roman"/>
           <w:sz w:val="21"/>
           <w:szCs w:val="21"/>
         </w:rPr>
@@ -5898,12 +5775,14 @@
         </w:numPr>
         <w:ind w:leftChars="0"/>
         <w:rPr>
-          <w:sz w:val="21"/>
-          <w:szCs w:val="21"/>
-        </w:rPr>
-      </w:pPr>
-      <w:r>
-        <w:rPr>
+          <w:rFonts w:ascii="Times New Roman" w:hAnsi="Times New Roman"/>
+          <w:sz w:val="21"/>
+          <w:szCs w:val="21"/>
+        </w:rPr>
+      </w:pPr>
+      <w:r>
+        <w:rPr>
+          <w:rFonts w:ascii="Times New Roman" w:hAnsi="Times New Roman"/>
           <w:sz w:val="21"/>
           <w:szCs w:val="21"/>
         </w:rPr>
@@ -5911,6 +5790,7 @@
       </w:r>
       <w:r>
         <w:rPr>
+          <w:rFonts w:ascii="Times New Roman" w:hAnsi="Times New Roman"/>
           <w:sz w:val="21"/>
           <w:szCs w:val="21"/>
         </w:rPr>
@@ -5918,6 +5798,7 @@
       </w:r>
       <w:r>
         <w:rPr>
+          <w:rFonts w:ascii="Times New Roman" w:hAnsi="Times New Roman"/>
           <w:sz w:val="21"/>
           <w:szCs w:val="21"/>
         </w:rPr>
@@ -5925,6 +5806,7 @@
       </w:r>
       <w:r>
         <w:rPr>
+          <w:rFonts w:ascii="Times New Roman" w:hAnsi="Times New Roman"/>
           <w:sz w:val="21"/>
           <w:szCs w:val="21"/>
         </w:rPr>
@@ -5932,6 +5814,7 @@
       </w:r>
       <w:r>
         <w:rPr>
+          <w:rFonts w:ascii="Times New Roman" w:hAnsi="Times New Roman"/>
           <w:sz w:val="21"/>
           <w:szCs w:val="21"/>
         </w:rPr>
@@ -5939,6 +5822,7 @@
       </w:r>
       <w:r>
         <w:rPr>
+          <w:rFonts w:ascii="Times New Roman" w:hAnsi="Times New Roman"/>
           <w:sz w:val="21"/>
           <w:szCs w:val="21"/>
         </w:rPr>
@@ -5946,6 +5830,7 @@
       </w:r>
       <w:r>
         <w:rPr>
+          <w:rFonts w:ascii="Times New Roman" w:hAnsi="Times New Roman"/>
           <w:sz w:val="21"/>
           <w:szCs w:val="21"/>
         </w:rPr>
@@ -5961,12 +5846,14 @@
         </w:numPr>
         <w:ind w:leftChars="0"/>
         <w:rPr>
-          <w:sz w:val="21"/>
-          <w:szCs w:val="21"/>
-        </w:rPr>
-      </w:pPr>
-      <w:r>
-        <w:rPr>
+          <w:rFonts w:ascii="Times New Roman" w:hAnsi="Times New Roman"/>
+          <w:sz w:val="21"/>
+          <w:szCs w:val="21"/>
+        </w:rPr>
+      </w:pPr>
+      <w:r>
+        <w:rPr>
+          <w:rFonts w:ascii="Times New Roman" w:hAnsi="Times New Roman"/>
           <w:sz w:val="21"/>
           <w:szCs w:val="21"/>
         </w:rPr>
@@ -5974,20 +5861,15 @@
       </w:r>
       <w:r>
         <w:rPr>
-          <w:sz w:val="21"/>
-          <w:szCs w:val="21"/>
-        </w:rPr>
-        <w:t xml:space="preserve"> </w:t>
-      </w:r>
-      <w:r>
-        <w:rPr>
-          <w:sz w:val="21"/>
-          <w:szCs w:val="21"/>
-        </w:rPr>
-        <w:t>Science</w:t>
-      </w:r>
-      <w:r>
-        <w:rPr>
+          <w:rFonts w:ascii="Times New Roman" w:hAnsi="Times New Roman"/>
+          <w:sz w:val="21"/>
+          <w:szCs w:val="21"/>
+        </w:rPr>
+        <w:t xml:space="preserve"> Science</w:t>
+      </w:r>
+      <w:r>
+        <w:rPr>
+          <w:rFonts w:ascii="Times New Roman" w:hAnsi="Times New Roman"/>
           <w:sz w:val="21"/>
           <w:szCs w:val="21"/>
         </w:rPr>
@@ -5995,20 +5877,15 @@
       </w:r>
       <w:r>
         <w:rPr>
-          <w:sz w:val="21"/>
-          <w:szCs w:val="21"/>
-        </w:rPr>
-        <w:t>Technology</w:t>
-      </w:r>
-      <w:r>
-        <w:rPr>
-          <w:sz w:val="21"/>
-          <w:szCs w:val="21"/>
-        </w:rPr>
-        <w:t xml:space="preserve"> </w:t>
-      </w:r>
-      <w:r>
-        <w:rPr>
+          <w:rFonts w:ascii="Times New Roman" w:hAnsi="Times New Roman"/>
+          <w:sz w:val="21"/>
+          <w:szCs w:val="21"/>
+        </w:rPr>
+        <w:t xml:space="preserve">Technology </w:t>
+      </w:r>
+      <w:r>
+        <w:rPr>
+          <w:rFonts w:ascii="Times New Roman" w:hAnsi="Times New Roman"/>
           <w:sz w:val="21"/>
           <w:szCs w:val="21"/>
         </w:rPr>
@@ -6016,6 +5893,7 @@
       </w:r>
       <w:r>
         <w:rPr>
+          <w:rFonts w:ascii="Times New Roman" w:hAnsi="Times New Roman"/>
           <w:sz w:val="21"/>
           <w:szCs w:val="21"/>
         </w:rPr>
@@ -6023,6 +5901,7 @@
       </w:r>
       <w:r>
         <w:rPr>
+          <w:rFonts w:ascii="Times New Roman" w:hAnsi="Times New Roman"/>
           <w:sz w:val="21"/>
           <w:szCs w:val="21"/>
         </w:rPr>
@@ -6038,12 +5917,14 @@
         </w:numPr>
         <w:ind w:leftChars="0"/>
         <w:rPr>
-          <w:sz w:val="21"/>
-          <w:szCs w:val="21"/>
-        </w:rPr>
-      </w:pPr>
-      <w:r>
-        <w:rPr>
+          <w:rFonts w:ascii="Times New Roman" w:hAnsi="Times New Roman"/>
+          <w:sz w:val="21"/>
+          <w:szCs w:val="21"/>
+        </w:rPr>
+      </w:pPr>
+      <w:r>
+        <w:rPr>
+          <w:rFonts w:ascii="Times New Roman" w:hAnsi="Times New Roman"/>
           <w:sz w:val="21"/>
           <w:szCs w:val="21"/>
         </w:rPr>
@@ -6052,6 +5933,7 @@
       <w:proofErr w:type="spellStart"/>
       <w:r>
         <w:rPr>
+          <w:rFonts w:ascii="Times New Roman" w:hAnsi="Times New Roman"/>
           <w:sz w:val="21"/>
           <w:szCs w:val="21"/>
         </w:rPr>
@@ -6060,6 +5942,7 @@
       <w:proofErr w:type="spellEnd"/>
       <w:r>
         <w:rPr>
+          <w:rFonts w:ascii="Times New Roman" w:hAnsi="Times New Roman"/>
           <w:sz w:val="21"/>
           <w:szCs w:val="21"/>
         </w:rPr>
@@ -6067,6 +5950,7 @@
       </w:r>
       <w:r>
         <w:rPr>
+          <w:rFonts w:ascii="Times New Roman" w:hAnsi="Times New Roman"/>
           <w:sz w:val="21"/>
           <w:szCs w:val="21"/>
         </w:rPr>
@@ -6082,12 +5966,14 @@
         </w:numPr>
         <w:ind w:leftChars="0"/>
         <w:rPr>
-          <w:sz w:val="21"/>
-          <w:szCs w:val="21"/>
-        </w:rPr>
-      </w:pPr>
-      <w:r>
-        <w:rPr>
+          <w:rFonts w:ascii="Times New Roman" w:hAnsi="Times New Roman"/>
+          <w:sz w:val="21"/>
+          <w:szCs w:val="21"/>
+        </w:rPr>
+      </w:pPr>
+      <w:r>
+        <w:rPr>
+          <w:rFonts w:ascii="Times New Roman" w:hAnsi="Times New Roman"/>
           <w:sz w:val="21"/>
           <w:szCs w:val="21"/>
         </w:rPr>
@@ -6095,6 +5981,7 @@
       </w:r>
       <w:r>
         <w:rPr>
+          <w:rFonts w:ascii="Times New Roman" w:hAnsi="Times New Roman"/>
           <w:sz w:val="21"/>
           <w:szCs w:val="21"/>
         </w:rPr>
@@ -6102,6 +5989,7 @@
       </w:r>
       <w:r>
         <w:rPr>
+          <w:rFonts w:ascii="Times New Roman" w:hAnsi="Times New Roman"/>
           <w:sz w:val="21"/>
           <w:szCs w:val="21"/>
         </w:rPr>
@@ -6109,6 +5997,7 @@
       </w:r>
       <w:r>
         <w:rPr>
+          <w:rFonts w:ascii="Times New Roman" w:hAnsi="Times New Roman"/>
           <w:sz w:val="21"/>
           <w:szCs w:val="21"/>
         </w:rPr>
@@ -6124,12 +6013,14 @@
         </w:numPr>
         <w:ind w:leftChars="0"/>
         <w:rPr>
-          <w:sz w:val="21"/>
-          <w:szCs w:val="21"/>
-        </w:rPr>
-      </w:pPr>
-      <w:r>
-        <w:rPr>
+          <w:rFonts w:ascii="Times New Roman" w:hAnsi="Times New Roman"/>
+          <w:sz w:val="21"/>
+          <w:szCs w:val="21"/>
+        </w:rPr>
+      </w:pPr>
+      <w:r>
+        <w:rPr>
+          <w:rFonts w:ascii="Times New Roman" w:hAnsi="Times New Roman"/>
           <w:sz w:val="21"/>
           <w:szCs w:val="21"/>
         </w:rPr>
@@ -6138,6 +6029,7 @@
       <w:proofErr w:type="spellStart"/>
       <w:r>
         <w:rPr>
+          <w:rFonts w:ascii="Times New Roman" w:hAnsi="Times New Roman"/>
           <w:sz w:val="21"/>
           <w:szCs w:val="21"/>
         </w:rPr>
@@ -6146,6 +6038,7 @@
       <w:proofErr w:type="spellEnd"/>
       <w:r>
         <w:rPr>
+          <w:rFonts w:ascii="Times New Roman" w:hAnsi="Times New Roman"/>
           <w:sz w:val="21"/>
           <w:szCs w:val="21"/>
         </w:rPr>
@@ -6153,6 +6046,7 @@
       </w:r>
       <w:r>
         <w:rPr>
+          <w:rFonts w:ascii="Times New Roman" w:hAnsi="Times New Roman"/>
           <w:sz w:val="21"/>
           <w:szCs w:val="21"/>
         </w:rPr>
@@ -6160,6 +6054,7 @@
       </w:r>
       <w:r>
         <w:rPr>
+          <w:rFonts w:ascii="Times New Roman" w:hAnsi="Times New Roman"/>
           <w:sz w:val="21"/>
           <w:szCs w:val="21"/>
         </w:rPr>
@@ -6167,6 +6062,7 @@
       </w:r>
       <w:r>
         <w:rPr>
+          <w:rFonts w:ascii="Times New Roman" w:hAnsi="Times New Roman"/>
           <w:sz w:val="21"/>
           <w:szCs w:val="21"/>
         </w:rPr>
@@ -6174,6 +6070,7 @@
       </w:r>
       <w:r>
         <w:rPr>
+          <w:rFonts w:ascii="Times New Roman" w:hAnsi="Times New Roman"/>
           <w:sz w:val="21"/>
           <w:szCs w:val="21"/>
         </w:rPr>
@@ -6181,6 +6078,7 @@
       </w:r>
       <w:r>
         <w:rPr>
+          <w:rFonts w:ascii="Times New Roman" w:hAnsi="Times New Roman"/>
           <w:sz w:val="21"/>
           <w:szCs w:val="21"/>
         </w:rPr>
@@ -6196,12 +6094,14 @@
         </w:numPr>
         <w:ind w:leftChars="0"/>
         <w:rPr>
-          <w:sz w:val="21"/>
-          <w:szCs w:val="21"/>
-        </w:rPr>
-      </w:pPr>
-      <w:r>
-        <w:rPr>
+          <w:rFonts w:ascii="Times New Roman" w:hAnsi="Times New Roman"/>
+          <w:sz w:val="21"/>
+          <w:szCs w:val="21"/>
+        </w:rPr>
+      </w:pPr>
+      <w:r>
+        <w:rPr>
+          <w:rFonts w:ascii="Times New Roman" w:hAnsi="Times New Roman"/>
           <w:sz w:val="21"/>
           <w:szCs w:val="21"/>
         </w:rPr>
@@ -6209,6 +6109,7 @@
       </w:r>
       <w:r>
         <w:rPr>
+          <w:rFonts w:ascii="Times New Roman" w:hAnsi="Times New Roman"/>
           <w:sz w:val="21"/>
           <w:szCs w:val="21"/>
         </w:rPr>
@@ -6216,6 +6117,7 @@
       </w:r>
       <w:r>
         <w:rPr>
+          <w:rFonts w:ascii="Times New Roman" w:hAnsi="Times New Roman"/>
           <w:sz w:val="21"/>
           <w:szCs w:val="21"/>
         </w:rPr>
@@ -6223,6 +6125,7 @@
       </w:r>
       <w:r>
         <w:rPr>
+          <w:rFonts w:ascii="Times New Roman" w:hAnsi="Times New Roman"/>
           <w:sz w:val="21"/>
           <w:szCs w:val="21"/>
         </w:rPr>
@@ -6230,6 +6133,7 @@
       </w:r>
       <w:r>
         <w:rPr>
+          <w:rFonts w:ascii="Times New Roman" w:hAnsi="Times New Roman"/>
           <w:sz w:val="21"/>
           <w:szCs w:val="21"/>
         </w:rPr>
@@ -6245,12 +6149,14 @@
         </w:numPr>
         <w:ind w:leftChars="0"/>
         <w:rPr>
-          <w:sz w:val="21"/>
-          <w:szCs w:val="21"/>
-        </w:rPr>
-      </w:pPr>
-      <w:r>
-        <w:rPr>
+          <w:rFonts w:ascii="Times New Roman" w:hAnsi="Times New Roman"/>
+          <w:sz w:val="21"/>
+          <w:szCs w:val="21"/>
+        </w:rPr>
+      </w:pPr>
+      <w:r>
+        <w:rPr>
+          <w:rFonts w:ascii="Times New Roman" w:hAnsi="Times New Roman"/>
           <w:sz w:val="21"/>
           <w:szCs w:val="21"/>
         </w:rPr>
@@ -6259,6 +6165,7 @@
       <w:proofErr w:type="spellStart"/>
       <w:r>
         <w:rPr>
+          <w:rFonts w:ascii="Times New Roman" w:hAnsi="Times New Roman"/>
           <w:sz w:val="21"/>
           <w:szCs w:val="21"/>
         </w:rPr>
@@ -6267,6 +6174,7 @@
       <w:proofErr w:type="spellEnd"/>
       <w:r>
         <w:rPr>
+          <w:rFonts w:ascii="Times New Roman" w:hAnsi="Times New Roman"/>
           <w:sz w:val="21"/>
           <w:szCs w:val="21"/>
         </w:rPr>
@@ -6274,6 +6182,7 @@
       </w:r>
       <w:r>
         <w:rPr>
+          <w:rFonts w:ascii="Times New Roman" w:hAnsi="Times New Roman"/>
           <w:sz w:val="21"/>
           <w:szCs w:val="21"/>
         </w:rPr>
@@ -6283,6 +6192,7 @@
     <w:p>
       <w:pPr>
         <w:rPr>
+          <w:rFonts w:ascii="Times New Roman" w:hAnsi="Times New Roman"/>
           <w:sz w:val="21"/>
           <w:szCs w:val="21"/>
         </w:rPr>
@@ -6291,6 +6201,7 @@
     <w:p>
       <w:pPr>
         <w:rPr>
+          <w:rFonts w:ascii="Times New Roman" w:hAnsi="Times New Roman"/>
           <w:b/>
           <w:bCs/>
           <w:sz w:val="21"/>
@@ -6299,6 +6210,7 @@
       </w:pPr>
       <w:r>
         <w:rPr>
+          <w:rFonts w:ascii="Times New Roman" w:hAnsi="Times New Roman"/>
           <w:b/>
           <w:bCs/>
           <w:sz w:val="21"/>
@@ -6308,6 +6220,7 @@
       </w:r>
       <w:r>
         <w:rPr>
+          <w:rFonts w:ascii="Times New Roman" w:hAnsi="Times New Roman"/>
           <w:b/>
           <w:bCs/>
           <w:sz w:val="21"/>
@@ -6317,6 +6230,7 @@
       </w:r>
       <w:r>
         <w:rPr>
+          <w:rFonts w:ascii="Times New Roman" w:hAnsi="Times New Roman"/>
           <w:b/>
           <w:bCs/>
           <w:sz w:val="21"/>
@@ -6334,12 +6248,14 @@
         </w:numPr>
         <w:ind w:leftChars="0"/>
         <w:rPr>
-          <w:sz w:val="21"/>
-          <w:szCs w:val="21"/>
-        </w:rPr>
-      </w:pPr>
-      <w:r>
-        <w:rPr>
+          <w:rFonts w:ascii="Times New Roman" w:hAnsi="Times New Roman"/>
+          <w:sz w:val="21"/>
+          <w:szCs w:val="21"/>
+        </w:rPr>
+      </w:pPr>
+      <w:r>
+        <w:rPr>
+          <w:rFonts w:ascii="Times New Roman" w:hAnsi="Times New Roman"/>
           <w:sz w:val="21"/>
           <w:szCs w:val="21"/>
         </w:rPr>
@@ -6355,12 +6271,14 @@
         </w:numPr>
         <w:ind w:leftChars="0"/>
         <w:rPr>
-          <w:sz w:val="21"/>
-          <w:szCs w:val="21"/>
-        </w:rPr>
-      </w:pPr>
-      <w:r>
-        <w:rPr>
+          <w:rFonts w:ascii="Times New Roman" w:hAnsi="Times New Roman"/>
+          <w:sz w:val="21"/>
+          <w:szCs w:val="21"/>
+        </w:rPr>
+      </w:pPr>
+      <w:r>
+        <w:rPr>
+          <w:rFonts w:ascii="Times New Roman" w:hAnsi="Times New Roman"/>
           <w:sz w:val="21"/>
           <w:szCs w:val="21"/>
         </w:rPr>
@@ -6372,7 +6290,7 @@
         <w:spacing w:line="276" w:lineRule="auto"/>
         <w:jc w:val="both"/>
         <w:rPr>
-          <w:rFonts w:asciiTheme="minorHAnsi" w:hAnsiTheme="minorHAnsi" w:cstheme="minorHAnsi"/>
+          <w:rFonts w:ascii="Times New Roman" w:hAnsi="Times New Roman"/>
           <w:b/>
           <w:bCs/>
           <w:szCs w:val="20"/>
@@ -6386,7 +6304,7 @@
         <w:spacing w:line="276" w:lineRule="auto"/>
         <w:jc w:val="both"/>
         <w:rPr>
-          <w:rFonts w:asciiTheme="minorHAnsi" w:hAnsiTheme="minorHAnsi" w:cstheme="minorHAnsi"/>
+          <w:rFonts w:ascii="Times New Roman" w:hAnsi="Times New Roman"/>
           <w:b/>
           <w:bCs/>
           <w:szCs w:val="20"/>
@@ -6395,7 +6313,7 @@
       </w:pPr>
       <w:r>
         <w:rPr>
-          <w:rFonts w:asciiTheme="minorHAnsi" w:hAnsiTheme="minorHAnsi" w:cstheme="minorHAnsi"/>
+          <w:rFonts w:ascii="Times New Roman" w:hAnsi="Times New Roman"/>
           <w:b/>
           <w:bCs/>
           <w:szCs w:val="20"/>
@@ -6404,7 +6322,7 @@
       </w:r>
       <w:r>
         <w:rPr>
-          <w:rFonts w:asciiTheme="minorHAnsi" w:hAnsiTheme="minorHAnsi" w:cstheme="minorHAnsi"/>
+          <w:rFonts w:ascii="Times New Roman" w:hAnsi="Times New Roman"/>
           <w:b/>
           <w:bCs/>
           <w:szCs w:val="20"/>
@@ -6414,13 +6332,33 @@
       </w:r>
       <w:r>
         <w:rPr>
-          <w:rFonts w:asciiTheme="minorHAnsi" w:hAnsiTheme="minorHAnsi" w:cstheme="minorHAnsi"/>
+          <w:rFonts w:ascii="Times New Roman" w:hAnsi="Times New Roman"/>
           <w:b/>
           <w:bCs/>
           <w:szCs w:val="20"/>
           <w:lang w:eastAsia="zh-HK"/>
         </w:rPr>
-        <w:t>Awards and Honors</w:t>
+        <w:t>Awards</w:t>
+      </w:r>
+      <w:r>
+        <w:rPr>
+          <w:rFonts w:ascii="Times New Roman" w:hAnsi="Times New Roman"/>
+          <w:b/>
+          <w:bCs/>
+          <w:szCs w:val="20"/>
+          <w:lang w:eastAsia="zh-HK"/>
+        </w:rPr>
+        <w:t>,</w:t>
+      </w:r>
+      <w:r>
+        <w:rPr>
+          <w:rFonts w:ascii="Times New Roman" w:hAnsi="Times New Roman"/>
+          <w:b/>
+          <w:bCs/>
+          <w:szCs w:val="20"/>
+          <w:lang w:eastAsia="zh-HK"/>
+        </w:rPr>
+        <w:t xml:space="preserve"> and Honors</w:t>
       </w:r>
     </w:p>
     <w:p>
@@ -6434,7 +6372,7 @@
         <w:ind w:leftChars="0"/>
         <w:jc w:val="both"/>
         <w:rPr>
-          <w:rFonts w:asciiTheme="minorHAnsi" w:hAnsiTheme="minorHAnsi" w:cstheme="minorHAnsi"/>
+          <w:rFonts w:ascii="Times New Roman" w:hAnsi="Times New Roman"/>
           <w:color w:val="000000" w:themeColor="text1"/>
           <w:sz w:val="21"/>
           <w:szCs w:val="21"/>
@@ -6443,7 +6381,7 @@
       </w:pPr>
       <w:r>
         <w:rPr>
-          <w:rFonts w:asciiTheme="minorHAnsi" w:hAnsiTheme="minorHAnsi" w:cstheme="minorHAnsi"/>
+          <w:rFonts w:ascii="Times New Roman" w:hAnsi="Times New Roman"/>
           <w:color w:val="000000" w:themeColor="text1"/>
           <w:sz w:val="21"/>
           <w:szCs w:val="21"/>
@@ -6453,7 +6391,7 @@
       </w:r>
       <w:r>
         <w:rPr>
-          <w:rFonts w:asciiTheme="minorHAnsi" w:hAnsiTheme="minorHAnsi" w:cstheme="minorHAnsi"/>
+          <w:rFonts w:ascii="Times New Roman" w:hAnsi="Times New Roman"/>
           <w:color w:val="000000" w:themeColor="text1"/>
           <w:sz w:val="21"/>
           <w:szCs w:val="21"/>
@@ -6463,23 +6401,13 @@
       </w:r>
       <w:r>
         <w:rPr>
-          <w:rFonts w:asciiTheme="minorHAnsi" w:hAnsiTheme="minorHAnsi" w:cstheme="minorHAnsi"/>
+          <w:rFonts w:ascii="Times New Roman" w:hAnsi="Times New Roman"/>
           <w:color w:val="000000" w:themeColor="text1"/>
           <w:sz w:val="21"/>
           <w:szCs w:val="21"/>
           <w:lang w:eastAsia="zh-HK"/>
         </w:rPr>
-        <w:t xml:space="preserve">$7500), </w:t>
-      </w:r>
-      <w:r>
-        <w:rPr>
-          <w:rFonts w:asciiTheme="minorHAnsi" w:hAnsiTheme="minorHAnsi" w:cstheme="minorHAnsi"/>
-          <w:color w:val="000000" w:themeColor="text1"/>
-          <w:sz w:val="21"/>
-          <w:szCs w:val="21"/>
-          <w:lang w:eastAsia="zh-HK"/>
-        </w:rPr>
-        <w:t>PSU College of Liberal Art (Fall 2025)</w:t>
+        <w:t>$7500), PSU College of Liberal Art (Fall 2025)</w:t>
       </w:r>
     </w:p>
     <w:p>
@@ -6493,7 +6421,7 @@
         <w:ind w:leftChars="0"/>
         <w:jc w:val="both"/>
         <w:rPr>
-          <w:rFonts w:asciiTheme="minorHAnsi" w:hAnsiTheme="minorHAnsi" w:cstheme="minorHAnsi"/>
+          <w:rFonts w:ascii="Times New Roman" w:hAnsi="Times New Roman"/>
           <w:color w:val="000000" w:themeColor="text1"/>
           <w:sz w:val="21"/>
           <w:szCs w:val="21"/>
@@ -6502,7 +6430,7 @@
       </w:pPr>
       <w:r>
         <w:rPr>
-          <w:rFonts w:asciiTheme="minorHAnsi" w:hAnsiTheme="minorHAnsi" w:cstheme="minorHAnsi"/>
+          <w:rFonts w:ascii="Times New Roman" w:hAnsi="Times New Roman"/>
           <w:color w:val="000000" w:themeColor="text1"/>
           <w:sz w:val="21"/>
           <w:szCs w:val="21"/>
@@ -6522,7 +6450,7 @@
         <w:ind w:leftChars="0"/>
         <w:jc w:val="both"/>
         <w:rPr>
-          <w:rFonts w:asciiTheme="minorHAnsi" w:hAnsiTheme="minorHAnsi" w:cstheme="minorHAnsi"/>
+          <w:rFonts w:ascii="Times New Roman" w:hAnsi="Times New Roman"/>
           <w:color w:val="000000" w:themeColor="text1"/>
           <w:sz w:val="21"/>
           <w:szCs w:val="21"/>
@@ -6531,205 +6459,95 @@
       </w:pPr>
       <w:r>
         <w:rPr>
-          <w:rFonts w:asciiTheme="minorHAnsi" w:hAnsiTheme="minorHAnsi" w:cstheme="minorHAnsi"/>
+          <w:rFonts w:ascii="Times New Roman" w:hAnsi="Times New Roman"/>
           <w:color w:val="000000" w:themeColor="text1"/>
           <w:sz w:val="21"/>
           <w:szCs w:val="21"/>
           <w:lang w:eastAsia="zh-HK"/>
         </w:rPr>
-        <w:t>P</w:t>
-      </w:r>
-      <w:r>
-        <w:rPr>
-          <w:rFonts w:asciiTheme="minorHAnsi" w:hAnsiTheme="minorHAnsi" w:cstheme="minorHAnsi"/>
+        <w:t xml:space="preserve">Program in Comparative Politics </w:t>
+      </w:r>
+      <w:r>
+        <w:rPr>
+          <w:rFonts w:ascii="Times New Roman" w:hAnsi="Times New Roman"/>
           <w:color w:val="000000" w:themeColor="text1"/>
           <w:sz w:val="21"/>
           <w:szCs w:val="21"/>
           <w:lang w:eastAsia="zh-HK"/>
         </w:rPr>
-        <w:t xml:space="preserve">rogram in </w:t>
-      </w:r>
-      <w:r>
-        <w:rPr>
-          <w:rFonts w:asciiTheme="minorHAnsi" w:hAnsiTheme="minorHAnsi" w:cstheme="minorHAnsi"/>
+        <w:t>(</w:t>
+      </w:r>
+      <w:proofErr w:type="spellStart"/>
+      <w:r>
+        <w:rPr>
+          <w:rFonts w:ascii="Times New Roman" w:hAnsi="Times New Roman"/>
           <w:color w:val="000000" w:themeColor="text1"/>
           <w:sz w:val="21"/>
           <w:szCs w:val="21"/>
           <w:lang w:eastAsia="zh-HK"/>
         </w:rPr>
-        <w:t>C</w:t>
-      </w:r>
-      <w:r>
-        <w:rPr>
-          <w:rFonts w:asciiTheme="minorHAnsi" w:hAnsiTheme="minorHAnsi" w:cstheme="minorHAnsi"/>
+        <w:t>PiCP</w:t>
+      </w:r>
+      <w:proofErr w:type="spellEnd"/>
+      <w:r>
+        <w:rPr>
+          <w:rFonts w:ascii="Times New Roman" w:hAnsi="Times New Roman"/>
           <w:color w:val="000000" w:themeColor="text1"/>
           <w:sz w:val="21"/>
           <w:szCs w:val="21"/>
           <w:lang w:eastAsia="zh-HK"/>
         </w:rPr>
-        <w:t xml:space="preserve">omparative </w:t>
-      </w:r>
-      <w:r>
-        <w:rPr>
-          <w:rFonts w:asciiTheme="minorHAnsi" w:hAnsiTheme="minorHAnsi" w:cstheme="minorHAnsi"/>
+        <w:t xml:space="preserve">) </w:t>
+      </w:r>
+      <w:r>
+        <w:rPr>
+          <w:rFonts w:ascii="Times New Roman" w:hAnsi="Times New Roman"/>
           <w:color w:val="000000" w:themeColor="text1"/>
           <w:sz w:val="21"/>
           <w:szCs w:val="21"/>
           <w:lang w:eastAsia="zh-HK"/>
         </w:rPr>
-        <w:t>P</w:t>
-      </w:r>
-      <w:r>
-        <w:rPr>
-          <w:rFonts w:asciiTheme="minorHAnsi" w:hAnsiTheme="minorHAnsi" w:cstheme="minorHAnsi"/>
+        <w:t>Research Grant (</w:t>
+      </w:r>
+      <w:r>
+        <w:rPr>
+          <w:rFonts w:ascii="Times New Roman" w:hAnsi="Times New Roman"/>
           <w:color w:val="000000" w:themeColor="text1"/>
           <w:sz w:val="21"/>
           <w:szCs w:val="21"/>
           <w:lang w:eastAsia="zh-HK"/>
         </w:rPr>
-        <w:t>olitics</w:t>
-      </w:r>
-      <w:r>
-        <w:rPr>
-          <w:rFonts w:asciiTheme="minorHAnsi" w:hAnsiTheme="minorHAnsi" w:cstheme="minorHAnsi"/>
+        <w:t>$900</w:t>
+      </w:r>
+      <w:r>
+        <w:rPr>
+          <w:rFonts w:ascii="Times New Roman" w:hAnsi="Times New Roman"/>
           <w:color w:val="000000" w:themeColor="text1"/>
           <w:sz w:val="21"/>
           <w:szCs w:val="21"/>
           <w:lang w:eastAsia="zh-HK"/>
         </w:rPr>
-        <w:t xml:space="preserve"> </w:t>
-      </w:r>
-      <w:r>
-        <w:rPr>
-          <w:rFonts w:asciiTheme="minorHAnsi" w:hAnsiTheme="minorHAnsi" w:cstheme="minorHAnsi"/>
+        <w:t>), PSU Political Science (</w:t>
+      </w:r>
+      <w:r>
+        <w:rPr>
+          <w:rFonts w:ascii="Times New Roman" w:hAnsi="Times New Roman"/>
           <w:color w:val="000000" w:themeColor="text1"/>
           <w:sz w:val="21"/>
           <w:szCs w:val="21"/>
           <w:lang w:eastAsia="zh-HK"/>
         </w:rPr>
-        <w:t>(</w:t>
-      </w:r>
-      <w:proofErr w:type="spellStart"/>
-      <w:r>
-        <w:rPr>
-          <w:rFonts w:asciiTheme="minorHAnsi" w:hAnsiTheme="minorHAnsi" w:cstheme="minorHAnsi"/>
+        <w:t>Spring</w:t>
+      </w:r>
+      <w:r>
+        <w:rPr>
+          <w:rFonts w:ascii="Times New Roman" w:hAnsi="Times New Roman"/>
           <w:color w:val="000000" w:themeColor="text1"/>
           <w:sz w:val="21"/>
           <w:szCs w:val="21"/>
           <w:lang w:eastAsia="zh-HK"/>
         </w:rPr>
-        <w:t>PiCP</w:t>
-      </w:r>
-      <w:proofErr w:type="spellEnd"/>
-      <w:r>
-        <w:rPr>
-          <w:rFonts w:asciiTheme="minorHAnsi" w:hAnsiTheme="minorHAnsi" w:cstheme="minorHAnsi"/>
-          <w:color w:val="000000" w:themeColor="text1"/>
-          <w:sz w:val="21"/>
-          <w:szCs w:val="21"/>
-          <w:lang w:eastAsia="zh-HK"/>
-        </w:rPr>
-        <w:t xml:space="preserve">) </w:t>
-      </w:r>
-      <w:r>
-        <w:rPr>
-          <w:rFonts w:asciiTheme="minorHAnsi" w:hAnsiTheme="minorHAnsi" w:cstheme="minorHAnsi"/>
-          <w:color w:val="000000" w:themeColor="text1"/>
-          <w:sz w:val="21"/>
-          <w:szCs w:val="21"/>
-          <w:lang w:eastAsia="zh-HK"/>
-        </w:rPr>
-        <w:t>Research Grant (</w:t>
-      </w:r>
-      <w:r>
-        <w:rPr>
-          <w:rFonts w:asciiTheme="minorHAnsi" w:hAnsiTheme="minorHAnsi" w:cstheme="minorHAnsi"/>
-          <w:color w:val="000000" w:themeColor="text1"/>
-          <w:sz w:val="21"/>
-          <w:szCs w:val="21"/>
-          <w:lang w:eastAsia="zh-HK"/>
-        </w:rPr>
-        <w:t>$900</w:t>
-      </w:r>
-      <w:r>
-        <w:rPr>
-          <w:rFonts w:asciiTheme="minorHAnsi" w:hAnsiTheme="minorHAnsi" w:cstheme="minorHAnsi"/>
-          <w:color w:val="000000" w:themeColor="text1"/>
-          <w:sz w:val="21"/>
-          <w:szCs w:val="21"/>
-          <w:lang w:eastAsia="zh-HK"/>
-        </w:rPr>
-        <w:t>), PSU</w:t>
-      </w:r>
-      <w:r>
-        <w:rPr>
-          <w:rFonts w:asciiTheme="minorHAnsi" w:hAnsiTheme="minorHAnsi" w:cstheme="minorHAnsi"/>
-          <w:color w:val="000000" w:themeColor="text1"/>
-          <w:sz w:val="21"/>
-          <w:szCs w:val="21"/>
-          <w:lang w:eastAsia="zh-HK"/>
-        </w:rPr>
-        <w:t xml:space="preserve"> Political Science</w:t>
-      </w:r>
-      <w:r>
-        <w:rPr>
-          <w:rFonts w:asciiTheme="minorHAnsi" w:hAnsiTheme="minorHAnsi" w:cstheme="minorHAnsi"/>
-          <w:color w:val="000000" w:themeColor="text1"/>
-          <w:sz w:val="21"/>
-          <w:szCs w:val="21"/>
-          <w:lang w:eastAsia="zh-HK"/>
-        </w:rPr>
-        <w:t xml:space="preserve"> (</w:t>
-      </w:r>
-      <w:r>
-        <w:rPr>
-          <w:rFonts w:asciiTheme="minorHAnsi" w:hAnsiTheme="minorHAnsi" w:cstheme="minorHAnsi"/>
-          <w:color w:val="000000" w:themeColor="text1"/>
-          <w:sz w:val="21"/>
-          <w:szCs w:val="21"/>
-          <w:lang w:eastAsia="zh-HK"/>
-        </w:rPr>
-        <w:t>Spring</w:t>
-      </w:r>
-      <w:r>
-        <w:rPr>
-          <w:rFonts w:asciiTheme="minorHAnsi" w:hAnsiTheme="minorHAnsi" w:cstheme="minorHAnsi"/>
-          <w:color w:val="000000" w:themeColor="text1"/>
-          <w:sz w:val="21"/>
-          <w:szCs w:val="21"/>
-          <w:lang w:eastAsia="zh-HK"/>
-        </w:rPr>
-        <w:t xml:space="preserve"> </w:t>
-      </w:r>
-      <w:r>
-        <w:rPr>
-          <w:rFonts w:asciiTheme="minorHAnsi" w:hAnsiTheme="minorHAnsi" w:cstheme="minorHAnsi"/>
-          <w:color w:val="000000" w:themeColor="text1"/>
-          <w:sz w:val="21"/>
-          <w:szCs w:val="21"/>
-          <w:lang w:eastAsia="zh-HK"/>
-        </w:rPr>
-        <w:t>202</w:t>
-      </w:r>
-      <w:r>
-        <w:rPr>
-          <w:rFonts w:asciiTheme="minorHAnsi" w:hAnsiTheme="minorHAnsi" w:cstheme="minorHAnsi"/>
-          <w:color w:val="000000" w:themeColor="text1"/>
-          <w:sz w:val="21"/>
-          <w:szCs w:val="21"/>
-          <w:lang w:eastAsia="zh-HK"/>
-        </w:rPr>
-        <w:t>5</w:t>
-      </w:r>
-      <w:r>
-        <w:rPr>
-          <w:rFonts w:asciiTheme="minorHAnsi" w:hAnsiTheme="minorHAnsi" w:cstheme="minorHAnsi"/>
-          <w:color w:val="000000" w:themeColor="text1"/>
-          <w:sz w:val="21"/>
-          <w:szCs w:val="21"/>
-          <w:lang w:eastAsia="zh-HK"/>
-        </w:rPr>
-        <w:t>)</w:t>
+        <w:t xml:space="preserve"> 2025)</w:t>
       </w:r>
     </w:p>
     <w:p>
@@ -6743,7 +6561,7 @@
         <w:ind w:leftChars="0"/>
         <w:jc w:val="both"/>
         <w:rPr>
-          <w:rFonts w:asciiTheme="minorHAnsi" w:hAnsiTheme="minorHAnsi" w:cstheme="minorHAnsi"/>
+          <w:rFonts w:ascii="Times New Roman" w:hAnsi="Times New Roman"/>
           <w:color w:val="000000" w:themeColor="text1"/>
           <w:sz w:val="21"/>
           <w:szCs w:val="21"/>
@@ -6753,7 +6571,7 @@
       <w:proofErr w:type="spellStart"/>
       <w:r>
         <w:rPr>
-          <w:rFonts w:asciiTheme="minorHAnsi" w:hAnsiTheme="minorHAnsi" w:cstheme="minorHAnsi"/>
+          <w:rFonts w:ascii="Times New Roman" w:hAnsi="Times New Roman"/>
           <w:color w:val="000000" w:themeColor="text1"/>
           <w:sz w:val="21"/>
           <w:szCs w:val="21"/>
@@ -6764,7 +6582,7 @@
       <w:proofErr w:type="spellEnd"/>
       <w:r>
         <w:rPr>
-          <w:rFonts w:asciiTheme="minorHAnsi" w:hAnsiTheme="minorHAnsi" w:cstheme="minorHAnsi"/>
+          <w:rFonts w:ascii="Times New Roman" w:hAnsi="Times New Roman"/>
           <w:color w:val="000000" w:themeColor="text1"/>
           <w:sz w:val="21"/>
           <w:szCs w:val="21"/>
@@ -6774,7 +6592,7 @@
       </w:r>
       <w:r>
         <w:rPr>
-          <w:rFonts w:asciiTheme="minorHAnsi" w:hAnsiTheme="minorHAnsi" w:cstheme="minorHAnsi"/>
+          <w:rFonts w:ascii="Times New Roman" w:hAnsi="Times New Roman"/>
           <w:color w:val="000000" w:themeColor="text1"/>
           <w:sz w:val="21"/>
           <w:szCs w:val="21"/>
@@ -6794,7 +6612,7 @@
         <w:ind w:leftChars="0"/>
         <w:jc w:val="both"/>
         <w:rPr>
-          <w:rFonts w:asciiTheme="minorHAnsi" w:hAnsiTheme="minorHAnsi" w:cstheme="minorHAnsi"/>
+          <w:rFonts w:ascii="Times New Roman" w:hAnsi="Times New Roman"/>
           <w:color w:val="000000" w:themeColor="text1"/>
           <w:sz w:val="21"/>
           <w:szCs w:val="21"/>
@@ -6803,7 +6621,7 @@
       </w:pPr>
       <w:r>
         <w:rPr>
-          <w:rFonts w:asciiTheme="minorHAnsi" w:hAnsiTheme="minorHAnsi" w:cstheme="minorHAnsi"/>
+          <w:rFonts w:ascii="Times New Roman" w:hAnsi="Times New Roman"/>
           <w:color w:val="000000" w:themeColor="text1"/>
           <w:sz w:val="21"/>
           <w:szCs w:val="21"/>
@@ -6813,7 +6631,7 @@
       </w:r>
       <w:r>
         <w:rPr>
-          <w:rFonts w:asciiTheme="minorHAnsi" w:hAnsiTheme="minorHAnsi" w:cstheme="minorHAnsi"/>
+          <w:rFonts w:ascii="Times New Roman" w:hAnsi="Times New Roman"/>
           <w:color w:val="000000" w:themeColor="text1"/>
           <w:sz w:val="21"/>
           <w:szCs w:val="21"/>
@@ -6833,7 +6651,7 @@
         <w:ind w:leftChars="0"/>
         <w:jc w:val="both"/>
         <w:rPr>
-          <w:rFonts w:asciiTheme="minorHAnsi" w:hAnsiTheme="minorHAnsi" w:cstheme="minorHAnsi"/>
+          <w:rFonts w:ascii="Times New Roman" w:hAnsi="Times New Roman"/>
           <w:color w:val="000000" w:themeColor="text1"/>
           <w:sz w:val="21"/>
           <w:szCs w:val="21"/>
@@ -6843,7 +6661,7 @@
       <w:proofErr w:type="spellStart"/>
       <w:r>
         <w:rPr>
-          <w:rFonts w:asciiTheme="minorHAnsi" w:hAnsiTheme="minorHAnsi" w:cstheme="minorHAnsi"/>
+          <w:rFonts w:ascii="Times New Roman" w:hAnsi="Times New Roman"/>
           <w:color w:val="000000" w:themeColor="text1"/>
           <w:sz w:val="21"/>
           <w:szCs w:val="21"/>
@@ -6854,7 +6672,7 @@
       <w:proofErr w:type="spellEnd"/>
       <w:r>
         <w:rPr>
-          <w:rFonts w:asciiTheme="minorHAnsi" w:hAnsiTheme="minorHAnsi" w:cstheme="minorHAnsi"/>
+          <w:rFonts w:ascii="Times New Roman" w:hAnsi="Times New Roman"/>
           <w:color w:val="000000" w:themeColor="text1"/>
           <w:sz w:val="21"/>
           <w:szCs w:val="21"/>
@@ -6864,7 +6682,7 @@
       </w:r>
       <w:r>
         <w:rPr>
-          <w:rFonts w:asciiTheme="minorHAnsi" w:hAnsiTheme="minorHAnsi" w:cstheme="minorHAnsi"/>
+          <w:rFonts w:ascii="Times New Roman" w:hAnsi="Times New Roman"/>
           <w:color w:val="000000" w:themeColor="text1"/>
           <w:sz w:val="21"/>
           <w:szCs w:val="21"/>
@@ -6874,103 +6692,13 @@
       </w:r>
       <w:r>
         <w:rPr>
-          <w:rFonts w:asciiTheme="minorHAnsi" w:hAnsiTheme="minorHAnsi" w:cstheme="minorHAnsi"/>
+          <w:rFonts w:ascii="Times New Roman" w:hAnsi="Times New Roman"/>
           <w:color w:val="000000" w:themeColor="text1"/>
           <w:sz w:val="21"/>
           <w:szCs w:val="21"/>
           <w:lang w:eastAsia="zh-HK"/>
         </w:rPr>
-        <w:t>2</w:t>
-      </w:r>
-      <w:r>
-        <w:rPr>
-          <w:rFonts w:asciiTheme="minorHAnsi" w:hAnsiTheme="minorHAnsi" w:cstheme="minorHAnsi"/>
-          <w:color w:val="000000" w:themeColor="text1"/>
-          <w:sz w:val="21"/>
-          <w:szCs w:val="21"/>
-          <w:lang w:eastAsia="zh-HK"/>
-        </w:rPr>
-        <w:t>,</w:t>
-      </w:r>
-      <w:r>
-        <w:rPr>
-          <w:rFonts w:asciiTheme="minorHAnsi" w:hAnsiTheme="minorHAnsi" w:cstheme="minorHAnsi"/>
-          <w:color w:val="000000" w:themeColor="text1"/>
-          <w:sz w:val="21"/>
-          <w:szCs w:val="21"/>
-          <w:lang w:eastAsia="zh-HK"/>
-        </w:rPr>
-        <w:t>4</w:t>
-      </w:r>
-      <w:r>
-        <w:rPr>
-          <w:rFonts w:asciiTheme="minorHAnsi" w:hAnsiTheme="minorHAnsi" w:cstheme="minorHAnsi"/>
-          <w:color w:val="000000" w:themeColor="text1"/>
-          <w:sz w:val="21"/>
-          <w:szCs w:val="21"/>
-          <w:lang w:eastAsia="zh-HK"/>
-        </w:rPr>
-        <w:t>00), PSU</w:t>
-      </w:r>
-      <w:r>
-        <w:rPr>
-          <w:rFonts w:asciiTheme="minorHAnsi" w:hAnsiTheme="minorHAnsi" w:cstheme="minorHAnsi"/>
-          <w:color w:val="000000" w:themeColor="text1"/>
-          <w:sz w:val="21"/>
-          <w:szCs w:val="21"/>
-          <w:lang w:eastAsia="zh-HK"/>
-        </w:rPr>
-        <w:t xml:space="preserve"> Political Science</w:t>
-      </w:r>
-      <w:r>
-        <w:rPr>
-          <w:rFonts w:asciiTheme="minorHAnsi" w:hAnsiTheme="minorHAnsi" w:cstheme="minorHAnsi"/>
-          <w:color w:val="000000" w:themeColor="text1"/>
-          <w:sz w:val="21"/>
-          <w:szCs w:val="21"/>
-          <w:lang w:eastAsia="zh-HK"/>
-        </w:rPr>
-        <w:t xml:space="preserve"> (</w:t>
-      </w:r>
-      <w:r>
-        <w:rPr>
-          <w:rFonts w:asciiTheme="minorHAnsi" w:hAnsiTheme="minorHAnsi" w:cstheme="minorHAnsi"/>
-          <w:color w:val="000000" w:themeColor="text1"/>
-          <w:sz w:val="21"/>
-          <w:szCs w:val="21"/>
-          <w:lang w:eastAsia="zh-HK"/>
-        </w:rPr>
-        <w:t>Fall</w:t>
-      </w:r>
-      <w:r>
-        <w:rPr>
-          <w:rFonts w:asciiTheme="minorHAnsi" w:hAnsiTheme="minorHAnsi" w:cstheme="minorHAnsi"/>
-          <w:color w:val="000000" w:themeColor="text1"/>
-          <w:sz w:val="21"/>
-          <w:szCs w:val="21"/>
-          <w:lang w:eastAsia="zh-HK"/>
-        </w:rPr>
-        <w:t xml:space="preserve"> 202</w:t>
-      </w:r>
-      <w:r>
-        <w:rPr>
-          <w:rFonts w:asciiTheme="minorHAnsi" w:hAnsiTheme="minorHAnsi" w:cstheme="minorHAnsi"/>
-          <w:color w:val="000000" w:themeColor="text1"/>
-          <w:sz w:val="21"/>
-          <w:szCs w:val="21"/>
-          <w:lang w:eastAsia="zh-HK"/>
-        </w:rPr>
-        <w:t>4</w:t>
-      </w:r>
-      <w:r>
-        <w:rPr>
-          <w:rFonts w:asciiTheme="minorHAnsi" w:hAnsiTheme="minorHAnsi" w:cstheme="minorHAnsi"/>
-          <w:color w:val="000000" w:themeColor="text1"/>
-          <w:sz w:val="21"/>
-          <w:szCs w:val="21"/>
-          <w:lang w:eastAsia="zh-HK"/>
-        </w:rPr>
-        <w:t>)</w:t>
+        <w:t>2,400), PSU Political Science (Fall 2024)</w:t>
       </w:r>
     </w:p>
     <w:p>
@@ -6984,7 +6712,7 @@
         <w:ind w:leftChars="0"/>
         <w:jc w:val="both"/>
         <w:rPr>
-          <w:rFonts w:asciiTheme="minorHAnsi" w:hAnsiTheme="minorHAnsi" w:cstheme="minorHAnsi"/>
+          <w:rFonts w:ascii="Times New Roman" w:hAnsi="Times New Roman"/>
           <w:color w:val="000000" w:themeColor="text1"/>
           <w:sz w:val="21"/>
           <w:szCs w:val="21"/>
@@ -6994,7 +6722,7 @@
       <w:proofErr w:type="spellStart"/>
       <w:r>
         <w:rPr>
-          <w:rFonts w:asciiTheme="minorHAnsi" w:hAnsiTheme="minorHAnsi" w:cstheme="minorHAnsi"/>
+          <w:rFonts w:ascii="Times New Roman" w:hAnsi="Times New Roman"/>
           <w:color w:val="000000" w:themeColor="text1"/>
           <w:sz w:val="21"/>
           <w:szCs w:val="21"/>
@@ -7005,7 +6733,7 @@
       <w:proofErr w:type="spellEnd"/>
       <w:r>
         <w:rPr>
-          <w:rFonts w:asciiTheme="minorHAnsi" w:hAnsiTheme="minorHAnsi" w:cstheme="minorHAnsi"/>
+          <w:rFonts w:ascii="Times New Roman" w:hAnsi="Times New Roman"/>
           <w:color w:val="000000" w:themeColor="text1"/>
           <w:sz w:val="21"/>
           <w:szCs w:val="21"/>
@@ -7015,7 +6743,7 @@
       </w:r>
       <w:r>
         <w:rPr>
-          <w:rFonts w:asciiTheme="minorHAnsi" w:hAnsiTheme="minorHAnsi" w:cstheme="minorHAnsi"/>
+          <w:rFonts w:ascii="Times New Roman" w:hAnsi="Times New Roman"/>
           <w:color w:val="000000" w:themeColor="text1"/>
           <w:sz w:val="21"/>
           <w:szCs w:val="21"/>
@@ -7025,7 +6753,7 @@
       </w:r>
       <w:r>
         <w:rPr>
-          <w:rFonts w:asciiTheme="minorHAnsi" w:hAnsiTheme="minorHAnsi" w:cstheme="minorHAnsi"/>
+          <w:rFonts w:ascii="Times New Roman" w:hAnsi="Times New Roman"/>
           <w:color w:val="000000" w:themeColor="text1"/>
           <w:sz w:val="21"/>
           <w:szCs w:val="21"/>
@@ -7035,103 +6763,53 @@
       </w:r>
       <w:r>
         <w:rPr>
-          <w:rFonts w:asciiTheme="minorHAnsi" w:hAnsiTheme="minorHAnsi" w:cstheme="minorHAnsi"/>
+          <w:rFonts w:ascii="Times New Roman" w:hAnsi="Times New Roman"/>
           <w:color w:val="000000" w:themeColor="text1"/>
           <w:sz w:val="21"/>
           <w:szCs w:val="21"/>
           <w:lang w:eastAsia="zh-HK"/>
         </w:rPr>
-        <w:t>1</w:t>
-      </w:r>
-      <w:r>
-        <w:rPr>
-          <w:rFonts w:asciiTheme="minorHAnsi" w:hAnsiTheme="minorHAnsi" w:cstheme="minorHAnsi"/>
+        <w:t>1,200), PSU</w:t>
+      </w:r>
+      <w:r>
+        <w:rPr>
+          <w:rFonts w:ascii="Times New Roman" w:hAnsi="Times New Roman"/>
           <w:color w:val="000000" w:themeColor="text1"/>
           <w:sz w:val="21"/>
           <w:szCs w:val="21"/>
           <w:lang w:eastAsia="zh-HK"/>
         </w:rPr>
-        <w:t>,</w:t>
-      </w:r>
-      <w:r>
-        <w:rPr>
-          <w:rFonts w:asciiTheme="minorHAnsi" w:hAnsiTheme="minorHAnsi" w:cstheme="minorHAnsi"/>
+        <w:t xml:space="preserve"> Political Science</w:t>
+      </w:r>
+      <w:r>
+        <w:rPr>
+          <w:rFonts w:ascii="Times New Roman" w:hAnsi="Times New Roman"/>
           <w:color w:val="000000" w:themeColor="text1"/>
           <w:sz w:val="21"/>
           <w:szCs w:val="21"/>
           <w:lang w:eastAsia="zh-HK"/>
         </w:rPr>
-        <w:t>2</w:t>
-      </w:r>
-      <w:r>
-        <w:rPr>
-          <w:rFonts w:asciiTheme="minorHAnsi" w:hAnsiTheme="minorHAnsi" w:cstheme="minorHAnsi"/>
+        <w:t xml:space="preserve"> (</w:t>
+      </w:r>
+      <w:r>
+        <w:rPr>
+          <w:rFonts w:ascii="Times New Roman" w:hAnsi="Times New Roman"/>
           <w:color w:val="000000" w:themeColor="text1"/>
           <w:sz w:val="21"/>
           <w:szCs w:val="21"/>
           <w:lang w:eastAsia="zh-HK"/>
         </w:rPr>
-        <w:t>00), PSU</w:t>
-      </w:r>
-      <w:r>
-        <w:rPr>
-          <w:rFonts w:asciiTheme="minorHAnsi" w:hAnsiTheme="minorHAnsi" w:cstheme="minorHAnsi"/>
+        <w:t>Spring</w:t>
+      </w:r>
+      <w:r>
+        <w:rPr>
+          <w:rFonts w:ascii="Times New Roman" w:hAnsi="Times New Roman"/>
           <w:color w:val="000000" w:themeColor="text1"/>
           <w:sz w:val="21"/>
           <w:szCs w:val="21"/>
           <w:lang w:eastAsia="zh-HK"/>
         </w:rPr>
-        <w:t xml:space="preserve"> Political Science</w:t>
-      </w:r>
-      <w:r>
-        <w:rPr>
-          <w:rFonts w:asciiTheme="minorHAnsi" w:hAnsiTheme="minorHAnsi" w:cstheme="minorHAnsi"/>
-          <w:color w:val="000000" w:themeColor="text1"/>
-          <w:sz w:val="21"/>
-          <w:szCs w:val="21"/>
-          <w:lang w:eastAsia="zh-HK"/>
-        </w:rPr>
-        <w:t xml:space="preserve"> (</w:t>
-      </w:r>
-      <w:r>
-        <w:rPr>
-          <w:rFonts w:asciiTheme="minorHAnsi" w:hAnsiTheme="minorHAnsi" w:cstheme="minorHAnsi"/>
-          <w:color w:val="000000" w:themeColor="text1"/>
-          <w:sz w:val="21"/>
-          <w:szCs w:val="21"/>
-          <w:lang w:eastAsia="zh-HK"/>
-        </w:rPr>
-        <w:t>Spring</w:t>
-      </w:r>
-      <w:r>
-        <w:rPr>
-          <w:rFonts w:asciiTheme="minorHAnsi" w:hAnsiTheme="minorHAnsi" w:cstheme="minorHAnsi"/>
-          <w:color w:val="000000" w:themeColor="text1"/>
-          <w:sz w:val="21"/>
-          <w:szCs w:val="21"/>
-          <w:lang w:eastAsia="zh-HK"/>
-        </w:rPr>
-        <w:t xml:space="preserve"> 202</w:t>
-      </w:r>
-      <w:r>
-        <w:rPr>
-          <w:rFonts w:asciiTheme="minorHAnsi" w:hAnsiTheme="minorHAnsi" w:cstheme="minorHAnsi"/>
-          <w:color w:val="000000" w:themeColor="text1"/>
-          <w:sz w:val="21"/>
-          <w:szCs w:val="21"/>
-          <w:lang w:eastAsia="zh-HK"/>
-        </w:rPr>
-        <w:t>4</w:t>
-      </w:r>
-      <w:r>
-        <w:rPr>
-          <w:rFonts w:asciiTheme="minorHAnsi" w:hAnsiTheme="minorHAnsi" w:cstheme="minorHAnsi"/>
-          <w:color w:val="000000" w:themeColor="text1"/>
-          <w:sz w:val="21"/>
-          <w:szCs w:val="21"/>
-          <w:lang w:eastAsia="zh-HK"/>
-        </w:rPr>
-        <w:t>)</w:t>
+        <w:t xml:space="preserve"> 2024)</w:t>
       </w:r>
     </w:p>
     <w:p>
@@ -7147,7 +6825,7 @@
         <w:ind w:leftChars="0"/>
         <w:outlineLvl w:val="1"/>
         <w:rPr>
-          <w:rFonts w:asciiTheme="minorHAnsi" w:eastAsia="Times New Roman" w:hAnsiTheme="minorHAnsi" w:cstheme="minorHAnsi"/>
+          <w:rFonts w:ascii="Times New Roman" w:eastAsia="Times New Roman" w:hAnsi="Times New Roman"/>
           <w:color w:val="000000" w:themeColor="text1"/>
           <w:kern w:val="0"/>
           <w:sz w:val="21"/>
@@ -7157,7 +6835,7 @@
       </w:pPr>
       <w:r>
         <w:rPr>
-          <w:rFonts w:asciiTheme="minorHAnsi" w:eastAsia="Times New Roman" w:hAnsiTheme="minorHAnsi" w:cstheme="minorHAnsi"/>
+          <w:rFonts w:ascii="Times New Roman" w:eastAsia="Times New Roman" w:hAnsi="Times New Roman"/>
           <w:color w:val="000000" w:themeColor="text1"/>
           <w:kern w:val="0"/>
           <w:sz w:val="21"/>
@@ -7168,7 +6846,7 @@
       </w:r>
       <w:r>
         <w:rPr>
-          <w:rFonts w:asciiTheme="minorHAnsi" w:eastAsia="Times New Roman" w:hAnsiTheme="minorHAnsi" w:cstheme="minorHAnsi"/>
+          <w:rFonts w:ascii="Times New Roman" w:eastAsia="Times New Roman" w:hAnsi="Times New Roman"/>
           <w:color w:val="000000" w:themeColor="text1"/>
           <w:kern w:val="0"/>
           <w:sz w:val="21"/>
@@ -7180,7 +6858,7 @@
       <w:proofErr w:type="spellStart"/>
       <w:r>
         <w:rPr>
-          <w:rFonts w:asciiTheme="minorHAnsi" w:eastAsia="Times New Roman" w:hAnsiTheme="minorHAnsi" w:cstheme="minorHAnsi"/>
+          <w:rFonts w:ascii="Times New Roman" w:eastAsia="Times New Roman" w:hAnsi="Times New Roman"/>
           <w:color w:val="000000" w:themeColor="text1"/>
           <w:kern w:val="0"/>
           <w:sz w:val="21"/>
@@ -7192,7 +6870,7 @@
       <w:proofErr w:type="spellEnd"/>
       <w:r>
         <w:rPr>
-          <w:rFonts w:asciiTheme="minorHAnsi" w:eastAsia="Times New Roman" w:hAnsiTheme="minorHAnsi" w:cstheme="minorHAnsi"/>
+          <w:rFonts w:ascii="Times New Roman" w:eastAsia="Times New Roman" w:hAnsi="Times New Roman"/>
           <w:color w:val="000000" w:themeColor="text1"/>
           <w:kern w:val="0"/>
           <w:sz w:val="21"/>
@@ -7203,7 +6881,7 @@
       </w:r>
       <w:r>
         <w:rPr>
-          <w:rFonts w:asciiTheme="minorHAnsi" w:eastAsia="Times New Roman" w:hAnsiTheme="minorHAnsi" w:cstheme="minorHAnsi"/>
+          <w:rFonts w:ascii="Times New Roman" w:eastAsia="Times New Roman" w:hAnsi="Times New Roman"/>
           <w:color w:val="000000" w:themeColor="text1"/>
           <w:kern w:val="0"/>
           <w:sz w:val="21"/>
@@ -7214,7 +6892,7 @@
       </w:r>
       <w:r>
         <w:rPr>
-          <w:rFonts w:asciiTheme="minorHAnsi" w:eastAsia="Times New Roman" w:hAnsiTheme="minorHAnsi" w:cstheme="minorHAnsi"/>
+          <w:rFonts w:ascii="Times New Roman" w:eastAsia="Times New Roman" w:hAnsi="Times New Roman"/>
           <w:color w:val="000000" w:themeColor="text1"/>
           <w:kern w:val="0"/>
           <w:sz w:val="21"/>
@@ -7237,7 +6915,7 @@
         <w:ind w:leftChars="0"/>
         <w:outlineLvl w:val="1"/>
         <w:rPr>
-          <w:rFonts w:asciiTheme="minorHAnsi" w:eastAsia="Times New Roman" w:hAnsiTheme="minorHAnsi" w:cstheme="minorHAnsi"/>
+          <w:rFonts w:ascii="Times New Roman" w:eastAsia="Times New Roman" w:hAnsi="Times New Roman"/>
           <w:color w:val="000000" w:themeColor="text1"/>
           <w:kern w:val="0"/>
           <w:sz w:val="21"/>
@@ -7247,7 +6925,7 @@
       </w:pPr>
       <w:r>
         <w:rPr>
-          <w:rFonts w:asciiTheme="minorHAnsi" w:eastAsia="Times New Roman" w:hAnsiTheme="minorHAnsi" w:cstheme="minorHAnsi"/>
+          <w:rFonts w:ascii="Times New Roman" w:eastAsia="Times New Roman" w:hAnsi="Times New Roman"/>
           <w:color w:val="000000" w:themeColor="text1"/>
           <w:kern w:val="0"/>
           <w:sz w:val="21"/>
@@ -7270,7 +6948,7 @@
         <w:ind w:leftChars="0"/>
         <w:outlineLvl w:val="1"/>
         <w:rPr>
-          <w:rFonts w:asciiTheme="minorHAnsi" w:eastAsia="Times New Roman" w:hAnsiTheme="minorHAnsi" w:cstheme="minorHAnsi"/>
+          <w:rFonts w:ascii="Times New Roman" w:eastAsia="Times New Roman" w:hAnsi="Times New Roman"/>
           <w:color w:val="000000" w:themeColor="text1"/>
           <w:kern w:val="0"/>
           <w:sz w:val="21"/>
@@ -7280,7 +6958,7 @@
       </w:pPr>
       <w:r>
         <w:rPr>
-          <w:rFonts w:asciiTheme="minorHAnsi" w:eastAsia="Times New Roman" w:hAnsiTheme="minorHAnsi" w:cstheme="minorHAnsi"/>
+          <w:rFonts w:ascii="Times New Roman" w:eastAsia="Times New Roman" w:hAnsi="Times New Roman"/>
           <w:color w:val="000000" w:themeColor="text1"/>
           <w:kern w:val="0"/>
           <w:sz w:val="21"/>
@@ -7291,7 +6969,7 @@
       </w:r>
       <w:r>
         <w:rPr>
-          <w:rFonts w:asciiTheme="minorHAnsi" w:eastAsia="Times New Roman" w:hAnsiTheme="minorHAnsi" w:cstheme="minorHAnsi"/>
+          <w:rFonts w:ascii="Times New Roman" w:eastAsia="Times New Roman" w:hAnsi="Times New Roman"/>
           <w:color w:val="000000" w:themeColor="text1"/>
           <w:kern w:val="0"/>
           <w:sz w:val="21"/>
@@ -7302,7 +6980,7 @@
       </w:r>
       <w:r>
         <w:rPr>
-          <w:rFonts w:asciiTheme="minorHAnsi" w:eastAsia="Times New Roman" w:hAnsiTheme="minorHAnsi" w:cstheme="minorHAnsi"/>
+          <w:rFonts w:ascii="Times New Roman" w:eastAsia="Times New Roman" w:hAnsi="Times New Roman"/>
           <w:color w:val="000000" w:themeColor="text1"/>
           <w:kern w:val="0"/>
           <w:sz w:val="21"/>
@@ -7313,7 +6991,7 @@
       </w:r>
       <w:r>
         <w:rPr>
-          <w:rFonts w:asciiTheme="minorHAnsi" w:eastAsia="Times New Roman" w:hAnsiTheme="minorHAnsi" w:cstheme="minorHAnsi"/>
+          <w:rFonts w:ascii="Times New Roman" w:eastAsia="Times New Roman" w:hAnsi="Times New Roman"/>
           <w:color w:val="000000" w:themeColor="text1"/>
           <w:kern w:val="0"/>
           <w:sz w:val="21"/>
@@ -7324,7 +7002,7 @@
       </w:r>
       <w:r>
         <w:rPr>
-          <w:rFonts w:asciiTheme="minorHAnsi" w:eastAsia="Times New Roman" w:hAnsiTheme="minorHAnsi" w:cstheme="minorHAnsi"/>
+          <w:rFonts w:ascii="Times New Roman" w:eastAsia="Times New Roman" w:hAnsi="Times New Roman"/>
           <w:color w:val="000000" w:themeColor="text1"/>
           <w:kern w:val="0"/>
           <w:sz w:val="21"/>
@@ -7335,7 +7013,7 @@
       </w:r>
       <w:r>
         <w:rPr>
-          <w:rFonts w:asciiTheme="minorHAnsi" w:eastAsia="Times New Roman" w:hAnsiTheme="minorHAnsi" w:cstheme="minorHAnsi"/>
+          <w:rFonts w:ascii="Times New Roman" w:eastAsia="Times New Roman" w:hAnsi="Times New Roman"/>
           <w:color w:val="000000" w:themeColor="text1"/>
           <w:kern w:val="0"/>
           <w:sz w:val="21"/>
@@ -7346,7 +7024,7 @@
       </w:r>
       <w:r>
         <w:rPr>
-          <w:rFonts w:asciiTheme="minorHAnsi" w:eastAsia="Times New Roman" w:hAnsiTheme="minorHAnsi" w:cstheme="minorHAnsi"/>
+          <w:rFonts w:ascii="Times New Roman" w:eastAsia="Times New Roman" w:hAnsi="Times New Roman"/>
           <w:color w:val="000000" w:themeColor="text1"/>
           <w:kern w:val="0"/>
           <w:sz w:val="21"/>
@@ -7357,7 +7035,7 @@
       </w:r>
       <w:r>
         <w:rPr>
-          <w:rFonts w:asciiTheme="minorHAnsi" w:eastAsia="Times New Roman" w:hAnsiTheme="minorHAnsi" w:cstheme="minorHAnsi"/>
+          <w:rFonts w:ascii="Times New Roman" w:eastAsia="Times New Roman" w:hAnsi="Times New Roman"/>
           <w:color w:val="000000" w:themeColor="text1"/>
           <w:kern w:val="0"/>
           <w:sz w:val="21"/>
@@ -7369,7 +7047,7 @@
       <w:proofErr w:type="spellStart"/>
       <w:r>
         <w:rPr>
-          <w:rFonts w:asciiTheme="minorHAnsi" w:eastAsia="Times New Roman" w:hAnsiTheme="minorHAnsi" w:cstheme="minorHAnsi"/>
+          <w:rFonts w:ascii="Times New Roman" w:eastAsia="Times New Roman" w:hAnsi="Times New Roman"/>
           <w:color w:val="000000" w:themeColor="text1"/>
           <w:kern w:val="0"/>
           <w:sz w:val="21"/>
@@ -7381,7 +7059,7 @@
       <w:proofErr w:type="spellEnd"/>
       <w:r>
         <w:rPr>
-          <w:rFonts w:asciiTheme="minorHAnsi" w:eastAsia="Times New Roman" w:hAnsiTheme="minorHAnsi" w:cstheme="minorHAnsi"/>
+          <w:rFonts w:ascii="Times New Roman" w:eastAsia="Times New Roman" w:hAnsi="Times New Roman"/>
           <w:color w:val="000000" w:themeColor="text1"/>
           <w:kern w:val="0"/>
           <w:sz w:val="21"/>
@@ -7392,7 +7070,7 @@
       </w:r>
       <w:r>
         <w:rPr>
-          <w:rFonts w:asciiTheme="minorHAnsi" w:eastAsia="Times New Roman" w:hAnsiTheme="minorHAnsi" w:cstheme="minorHAnsi"/>
+          <w:rFonts w:ascii="Times New Roman" w:eastAsia="Times New Roman" w:hAnsi="Times New Roman"/>
           <w:color w:val="000000" w:themeColor="text1"/>
           <w:kern w:val="0"/>
           <w:sz w:val="21"/>
@@ -7413,7 +7091,7 @@
         <w:ind w:leftChars="0"/>
         <w:jc w:val="both"/>
         <w:rPr>
-          <w:rFonts w:asciiTheme="minorHAnsi" w:hAnsiTheme="minorHAnsi" w:cstheme="minorHAnsi"/>
+          <w:rFonts w:ascii="Times New Roman" w:hAnsi="Times New Roman"/>
           <w:color w:val="000000" w:themeColor="text1"/>
           <w:sz w:val="21"/>
           <w:szCs w:val="21"/>
@@ -7422,7 +7100,7 @@
       </w:pPr>
       <w:r>
         <w:rPr>
-          <w:rFonts w:asciiTheme="minorHAnsi" w:hAnsiTheme="minorHAnsi" w:cstheme="minorHAnsi"/>
+          <w:rFonts w:ascii="Times New Roman" w:hAnsi="Times New Roman"/>
           <w:color w:val="000000" w:themeColor="text1"/>
           <w:sz w:val="21"/>
           <w:szCs w:val="21"/>
@@ -7432,7 +7110,7 @@
       </w:r>
       <w:r>
         <w:rPr>
-          <w:rFonts w:asciiTheme="minorHAnsi" w:hAnsiTheme="minorHAnsi" w:cstheme="minorHAnsi"/>
+          <w:rFonts w:ascii="Times New Roman" w:hAnsi="Times New Roman"/>
           <w:color w:val="000000" w:themeColor="text1"/>
           <w:sz w:val="21"/>
           <w:szCs w:val="21"/>
@@ -7442,7 +7120,7 @@
       </w:r>
       <w:r>
         <w:rPr>
-          <w:rFonts w:asciiTheme="minorHAnsi" w:hAnsiTheme="minorHAnsi" w:cstheme="minorHAnsi"/>
+          <w:rFonts w:ascii="Times New Roman" w:hAnsi="Times New Roman"/>
           <w:color w:val="000000" w:themeColor="text1"/>
           <w:sz w:val="21"/>
           <w:szCs w:val="21"/>
@@ -7452,27 +7130,17 @@
       </w:r>
       <w:r>
         <w:rPr>
-          <w:rFonts w:asciiTheme="minorHAnsi" w:hAnsiTheme="minorHAnsi" w:cstheme="minorHAnsi"/>
+          <w:rFonts w:ascii="Times New Roman" w:hAnsi="Times New Roman"/>
           <w:color w:val="000000" w:themeColor="text1"/>
           <w:sz w:val="21"/>
           <w:szCs w:val="21"/>
           <w:lang w:eastAsia="zh-HK"/>
         </w:rPr>
-        <w:t>Political Science</w:t>
-      </w:r>
-      <w:r>
-        <w:rPr>
-          <w:rFonts w:asciiTheme="minorHAnsi" w:hAnsiTheme="minorHAnsi" w:cstheme="minorHAnsi"/>
-          <w:color w:val="000000" w:themeColor="text1"/>
-          <w:sz w:val="21"/>
-          <w:szCs w:val="21"/>
-          <w:lang w:eastAsia="zh-HK"/>
-        </w:rPr>
-        <w:t xml:space="preserve"> </w:t>
-      </w:r>
-      <w:r>
-        <w:rPr>
-          <w:rFonts w:asciiTheme="minorHAnsi" w:hAnsiTheme="minorHAnsi" w:cstheme="minorHAnsi"/>
+        <w:t xml:space="preserve">Political Science </w:t>
+      </w:r>
+      <w:r>
+        <w:rPr>
+          <w:rFonts w:ascii="Times New Roman" w:hAnsi="Times New Roman"/>
           <w:color w:val="000000" w:themeColor="text1"/>
           <w:sz w:val="21"/>
           <w:szCs w:val="21"/>
@@ -7492,7 +7160,7 @@
         <w:ind w:leftChars="0"/>
         <w:jc w:val="both"/>
         <w:rPr>
-          <w:rFonts w:asciiTheme="minorHAnsi" w:hAnsiTheme="minorHAnsi" w:cstheme="minorHAnsi"/>
+          <w:rFonts w:ascii="Times New Roman" w:hAnsi="Times New Roman"/>
           <w:color w:val="000000" w:themeColor="text1"/>
           <w:sz w:val="21"/>
           <w:szCs w:val="21"/>
@@ -7502,7 +7170,7 @@
       <w:proofErr w:type="spellStart"/>
       <w:r>
         <w:rPr>
-          <w:rFonts w:asciiTheme="minorHAnsi" w:hAnsiTheme="minorHAnsi" w:cstheme="minorHAnsi"/>
+          <w:rFonts w:ascii="Times New Roman" w:hAnsi="Times New Roman"/>
           <w:color w:val="000000" w:themeColor="text1"/>
           <w:sz w:val="21"/>
           <w:szCs w:val="21"/>
@@ -7513,7 +7181,7 @@
       <w:proofErr w:type="spellEnd"/>
       <w:r>
         <w:rPr>
-          <w:rFonts w:asciiTheme="minorHAnsi" w:hAnsiTheme="minorHAnsi" w:cstheme="minorHAnsi"/>
+          <w:rFonts w:ascii="Times New Roman" w:hAnsi="Times New Roman"/>
           <w:color w:val="000000" w:themeColor="text1"/>
           <w:sz w:val="21"/>
           <w:szCs w:val="21"/>
@@ -7523,7 +7191,7 @@
       </w:r>
       <w:r>
         <w:rPr>
-          <w:rFonts w:asciiTheme="minorHAnsi" w:hAnsiTheme="minorHAnsi" w:cstheme="minorHAnsi"/>
+          <w:rFonts w:ascii="Times New Roman" w:hAnsi="Times New Roman"/>
           <w:color w:val="000000" w:themeColor="text1"/>
           <w:sz w:val="21"/>
           <w:szCs w:val="21"/>
@@ -7533,7 +7201,7 @@
       </w:r>
       <w:r>
         <w:rPr>
-          <w:rFonts w:asciiTheme="minorHAnsi" w:hAnsiTheme="minorHAnsi" w:cstheme="minorHAnsi"/>
+          <w:rFonts w:ascii="Times New Roman" w:hAnsi="Times New Roman"/>
           <w:color w:val="000000" w:themeColor="text1"/>
           <w:sz w:val="21"/>
           <w:szCs w:val="21"/>
@@ -7543,7 +7211,7 @@
       </w:r>
       <w:r>
         <w:rPr>
-          <w:rFonts w:asciiTheme="minorHAnsi" w:hAnsiTheme="minorHAnsi" w:cstheme="minorHAnsi"/>
+          <w:rFonts w:ascii="Times New Roman" w:hAnsi="Times New Roman"/>
           <w:color w:val="000000" w:themeColor="text1"/>
           <w:sz w:val="21"/>
           <w:szCs w:val="21"/>
@@ -7553,7 +7221,7 @@
       </w:r>
       <w:r>
         <w:rPr>
-          <w:rFonts w:asciiTheme="minorHAnsi" w:hAnsiTheme="minorHAnsi" w:cstheme="minorHAnsi"/>
+          <w:rFonts w:ascii="Times New Roman" w:hAnsi="Times New Roman"/>
           <w:color w:val="000000" w:themeColor="text1"/>
           <w:sz w:val="21"/>
           <w:szCs w:val="21"/>
@@ -7563,7 +7231,7 @@
       </w:r>
       <w:r>
         <w:rPr>
-          <w:rFonts w:asciiTheme="minorHAnsi" w:hAnsiTheme="minorHAnsi" w:cstheme="minorHAnsi"/>
+          <w:rFonts w:ascii="Times New Roman" w:hAnsi="Times New Roman"/>
           <w:color w:val="000000" w:themeColor="text1"/>
           <w:sz w:val="21"/>
           <w:szCs w:val="21"/>
@@ -7583,7 +7251,7 @@
         <w:ind w:leftChars="0"/>
         <w:jc w:val="both"/>
         <w:rPr>
-          <w:rFonts w:asciiTheme="minorHAnsi" w:hAnsiTheme="minorHAnsi" w:cstheme="minorHAnsi"/>
+          <w:rFonts w:ascii="Times New Roman" w:hAnsi="Times New Roman"/>
           <w:color w:val="000000" w:themeColor="text1"/>
           <w:sz w:val="21"/>
           <w:szCs w:val="21"/>
@@ -7592,38 +7260,90 @@
       </w:pPr>
       <w:r>
         <w:rPr>
-          <w:rFonts w:asciiTheme="minorHAnsi" w:hAnsiTheme="minorHAnsi" w:cstheme="minorHAnsi"/>
+          <w:rFonts w:ascii="Times New Roman" w:eastAsia="2cA" w:hAnsi="Times New Roman"/>
+          <w:iCs/>
           <w:color w:val="000000" w:themeColor="text1"/>
-          <w:sz w:val="21"/>
-          <w:szCs w:val="21"/>
-          <w:lang w:eastAsia="zh-HK"/>
-        </w:rPr>
-        <w:t>Exemplary Teaching Assistant Award, CUHK</w:t>
-      </w:r>
-      <w:r>
-        <w:rPr>
-          <w:rFonts w:asciiTheme="minorHAnsi" w:hAnsiTheme="minorHAnsi" w:cstheme="minorHAnsi"/>
+          <w:kern w:val="0"/>
+          <w:sz w:val="21"/>
+          <w:szCs w:val="21"/>
+          <w:lang w:eastAsia="zh-HK"/>
+        </w:rPr>
+        <w:t>Admission Scholarship (5</w:t>
+      </w:r>
+      <w:r>
+        <w:rPr>
+          <w:rFonts w:ascii="Times New Roman" w:eastAsia="2cA" w:hAnsi="Times New Roman"/>
+          <w:iCs/>
           <w:color w:val="000000" w:themeColor="text1"/>
-          <w:sz w:val="21"/>
-          <w:szCs w:val="21"/>
-          <w:lang w:eastAsia="zh-HK"/>
-        </w:rPr>
-        <w:t xml:space="preserve"> (</w:t>
-      </w:r>
-      <w:r>
-        <w:rPr>
-          <w:rFonts w:asciiTheme="minorHAnsi" w:eastAsia="2cA" w:hAnsiTheme="minorHAnsi" w:cstheme="minorHAnsi"/>
+          <w:kern w:val="0"/>
+          <w:sz w:val="21"/>
+          <w:szCs w:val="21"/>
+          <w:lang w:eastAsia="zh-HK"/>
+        </w:rPr>
+        <w:t>,</w:t>
+      </w:r>
+      <w:r>
+        <w:rPr>
+          <w:rFonts w:ascii="Times New Roman" w:eastAsia="2cA" w:hAnsi="Times New Roman"/>
+          <w:iCs/>
           <w:color w:val="000000" w:themeColor="text1"/>
           <w:kern w:val="0"/>
           <w:sz w:val="21"/>
           <w:szCs w:val="21"/>
           <w:lang w:eastAsia="zh-HK"/>
         </w:rPr>
-        <w:t>Spring 2018</w:t>
-      </w:r>
-      <w:r>
-        <w:rPr>
-          <w:rFonts w:asciiTheme="minorHAnsi" w:eastAsia="2cA" w:hAnsiTheme="minorHAnsi" w:cstheme="minorHAnsi"/>
+        <w:t xml:space="preserve">000 HKD), </w:t>
+      </w:r>
+      <w:r>
+        <w:rPr>
+          <w:rFonts w:ascii="Times New Roman" w:hAnsi="Times New Roman"/>
+          <w:color w:val="000000" w:themeColor="text1"/>
+          <w:sz w:val="21"/>
+          <w:szCs w:val="21"/>
+          <w:lang w:eastAsia="zh-HK"/>
+        </w:rPr>
+        <w:t>CUHK</w:t>
+      </w:r>
+      <w:r>
+        <w:rPr>
+          <w:rFonts w:ascii="Times New Roman" w:eastAsia="2cA" w:hAnsi="Times New Roman"/>
+          <w:iCs/>
+          <w:color w:val="000000" w:themeColor="text1"/>
+          <w:kern w:val="0"/>
+          <w:sz w:val="21"/>
+          <w:szCs w:val="21"/>
+          <w:lang w:eastAsia="zh-HK"/>
+        </w:rPr>
+        <w:t xml:space="preserve"> </w:t>
+      </w:r>
+      <w:r>
+        <w:rPr>
+          <w:rFonts w:ascii="Times New Roman" w:eastAsia="2cA" w:hAnsi="Times New Roman"/>
+          <w:iCs/>
+          <w:color w:val="000000" w:themeColor="text1"/>
+          <w:kern w:val="0"/>
+          <w:sz w:val="21"/>
+          <w:szCs w:val="21"/>
+          <w:lang w:eastAsia="zh-HK"/>
+        </w:rPr>
+        <w:t>(</w:t>
+      </w:r>
+      <w:r>
+        <w:rPr>
+          <w:rFonts w:ascii="Times New Roman" w:eastAsia="2cA" w:hAnsi="Times New Roman"/>
+          <w:iCs/>
+          <w:color w:val="000000" w:themeColor="text1"/>
+          <w:kern w:val="0"/>
+          <w:sz w:val="21"/>
+          <w:szCs w:val="21"/>
+          <w:lang w:eastAsia="zh-HK"/>
+        </w:rPr>
+        <w:t>Fall 2011</w:t>
+      </w:r>
+      <w:r>
+        <w:rPr>
+          <w:rFonts w:ascii="Times New Roman" w:eastAsia="2cA" w:hAnsi="Times New Roman"/>
+          <w:iCs/>
           <w:color w:val="000000" w:themeColor="text1"/>
           <w:kern w:val="0"/>
           <w:sz w:val="21"/>
@@ -7635,123 +7355,10 @@
     </w:p>
     <w:p>
       <w:pPr>
-        <w:pStyle w:val="ListParagraph"/>
-        <w:numPr>
-          <w:ilvl w:val="0"/>
-          <w:numId w:val="35"/>
-        </w:numPr>
-        <w:spacing w:line="276" w:lineRule="auto"/>
-        <w:ind w:leftChars="0"/>
-        <w:jc w:val="both"/>
-        <w:rPr>
-          <w:rFonts w:asciiTheme="minorHAnsi" w:hAnsiTheme="minorHAnsi" w:cstheme="minorHAnsi"/>
-          <w:color w:val="000000" w:themeColor="text1"/>
-          <w:sz w:val="21"/>
-          <w:szCs w:val="21"/>
-          <w:lang w:eastAsia="zh-HK"/>
-        </w:rPr>
-      </w:pPr>
-      <w:r>
-        <w:rPr>
-          <w:rFonts w:asciiTheme="minorHAnsi" w:eastAsia="2cA" w:hAnsiTheme="minorHAnsi" w:cstheme="minorHAnsi"/>
-          <w:iCs/>
-          <w:color w:val="000000" w:themeColor="text1"/>
-          <w:kern w:val="0"/>
-          <w:sz w:val="21"/>
-          <w:szCs w:val="21"/>
-          <w:lang w:eastAsia="zh-HK"/>
-        </w:rPr>
-        <w:t>Admission Scholarship (5</w:t>
-      </w:r>
-      <w:r>
-        <w:rPr>
-          <w:rFonts w:asciiTheme="minorHAnsi" w:eastAsia="2cA" w:hAnsiTheme="minorHAnsi" w:cstheme="minorHAnsi"/>
-          <w:iCs/>
-          <w:color w:val="000000" w:themeColor="text1"/>
-          <w:kern w:val="0"/>
-          <w:sz w:val="21"/>
-          <w:szCs w:val="21"/>
-          <w:lang w:eastAsia="zh-HK"/>
-        </w:rPr>
-        <w:t>,</w:t>
-      </w:r>
-      <w:r>
-        <w:rPr>
-          <w:rFonts w:asciiTheme="minorHAnsi" w:eastAsia="2cA" w:hAnsiTheme="minorHAnsi" w:cstheme="minorHAnsi"/>
-          <w:iCs/>
-          <w:color w:val="000000" w:themeColor="text1"/>
-          <w:kern w:val="0"/>
-          <w:sz w:val="21"/>
-          <w:szCs w:val="21"/>
-          <w:lang w:eastAsia="zh-HK"/>
-        </w:rPr>
-        <w:t xml:space="preserve">000 HKD), </w:t>
-      </w:r>
-      <w:r>
-        <w:rPr>
-          <w:rFonts w:asciiTheme="minorHAnsi" w:hAnsiTheme="minorHAnsi" w:cstheme="minorHAnsi"/>
-          <w:color w:val="000000" w:themeColor="text1"/>
-          <w:sz w:val="21"/>
-          <w:szCs w:val="21"/>
-          <w:lang w:eastAsia="zh-HK"/>
-        </w:rPr>
-        <w:t>CUHK</w:t>
-      </w:r>
-      <w:r>
-        <w:rPr>
-          <w:rFonts w:asciiTheme="minorHAnsi" w:eastAsia="2cA" w:hAnsiTheme="minorHAnsi" w:cstheme="minorHAnsi"/>
-          <w:iCs/>
-          <w:color w:val="000000" w:themeColor="text1"/>
-          <w:kern w:val="0"/>
-          <w:sz w:val="21"/>
-          <w:szCs w:val="21"/>
-          <w:lang w:eastAsia="zh-HK"/>
-        </w:rPr>
-        <w:t xml:space="preserve"> </w:t>
-      </w:r>
-      <w:r>
-        <w:rPr>
-          <w:rFonts w:asciiTheme="minorHAnsi" w:eastAsia="2cA" w:hAnsiTheme="minorHAnsi" w:cstheme="minorHAnsi"/>
-          <w:iCs/>
-          <w:color w:val="000000" w:themeColor="text1"/>
-          <w:kern w:val="0"/>
-          <w:sz w:val="21"/>
-          <w:szCs w:val="21"/>
-          <w:lang w:eastAsia="zh-HK"/>
-        </w:rPr>
-        <w:t>(</w:t>
-      </w:r>
-      <w:r>
-        <w:rPr>
-          <w:rFonts w:asciiTheme="minorHAnsi" w:eastAsia="2cA" w:hAnsiTheme="minorHAnsi" w:cstheme="minorHAnsi"/>
-          <w:iCs/>
-          <w:color w:val="000000" w:themeColor="text1"/>
-          <w:kern w:val="0"/>
-          <w:sz w:val="21"/>
-          <w:szCs w:val="21"/>
-          <w:lang w:eastAsia="zh-HK"/>
-        </w:rPr>
-        <w:t>Fall 2011</w:t>
-      </w:r>
-      <w:r>
-        <w:rPr>
-          <w:rFonts w:asciiTheme="minorHAnsi" w:eastAsia="2cA" w:hAnsiTheme="minorHAnsi" w:cstheme="minorHAnsi"/>
-          <w:iCs/>
-          <w:color w:val="000000" w:themeColor="text1"/>
-          <w:kern w:val="0"/>
-          <w:sz w:val="21"/>
-          <w:szCs w:val="21"/>
-          <w:lang w:eastAsia="zh-HK"/>
-        </w:rPr>
-        <w:t>)</w:t>
-      </w:r>
-    </w:p>
-    <w:p>
-      <w:pPr>
         <w:spacing w:line="276" w:lineRule="auto"/>
         <w:jc w:val="both"/>
         <w:rPr>
-          <w:rFonts w:asciiTheme="minorHAnsi" w:hAnsiTheme="minorHAnsi" w:cstheme="minorHAnsi"/>
+          <w:rFonts w:ascii="Times New Roman" w:hAnsi="Times New Roman"/>
           <w:color w:val="000000" w:themeColor="text1"/>
           <w:sz w:val="21"/>
           <w:szCs w:val="21"/>
@@ -7773,14 +7380,14 @@
         <w:adjustRightInd w:val="0"/>
         <w:spacing w:line="276" w:lineRule="auto"/>
         <w:rPr>
-          <w:rFonts w:asciiTheme="minorHAnsi" w:eastAsia="2cA" w:hAnsiTheme="minorHAnsi" w:cstheme="minorHAnsi"/>
+          <w:rFonts w:ascii="Times New Roman" w:eastAsia="2cA" w:hAnsi="Times New Roman"/>
           <w:b/>
           <w:kern w:val="0"/>
         </w:rPr>
       </w:pPr>
       <w:r>
         <w:rPr>
-          <w:rFonts w:asciiTheme="minorHAnsi" w:eastAsia="2cA" w:hAnsiTheme="minorHAnsi" w:cstheme="minorHAnsi"/>
+          <w:rFonts w:ascii="Times New Roman" w:eastAsia="2cA" w:hAnsi="Times New Roman"/>
           <w:b/>
           <w:kern w:val="0"/>
         </w:rPr>
@@ -7801,7 +7408,7 @@
         <w:adjustRightInd w:val="0"/>
         <w:spacing w:line="276" w:lineRule="auto"/>
         <w:rPr>
-          <w:rFonts w:asciiTheme="minorHAnsi" w:eastAsia="2cA" w:hAnsiTheme="minorHAnsi" w:cstheme="minorHAnsi"/>
+          <w:rFonts w:ascii="Times New Roman" w:eastAsia="2cA" w:hAnsi="Times New Roman"/>
           <w:b/>
           <w:kern w:val="0"/>
           <w:sz w:val="21"/>
@@ -7810,7 +7417,7 @@
       </w:pPr>
       <w:r>
         <w:rPr>
-          <w:rFonts w:asciiTheme="minorHAnsi" w:eastAsia="2cA" w:hAnsiTheme="minorHAnsi" w:cstheme="minorHAnsi"/>
+          <w:rFonts w:ascii="Times New Roman" w:eastAsia="2cA" w:hAnsi="Times New Roman"/>
           <w:b/>
           <w:kern w:val="0"/>
           <w:sz w:val="21"/>
@@ -7830,7 +7437,7 @@
         <w:ind w:leftChars="0"/>
         <w:jc w:val="both"/>
         <w:rPr>
-          <w:rFonts w:asciiTheme="minorHAnsi" w:hAnsiTheme="minorHAnsi" w:cstheme="minorHAnsi"/>
+          <w:rFonts w:ascii="Times New Roman" w:hAnsi="Times New Roman"/>
           <w:i/>
           <w:iCs/>
           <w:sz w:val="21"/>
@@ -7840,7 +7447,7 @@
       </w:pPr>
       <w:r>
         <w:rPr>
-          <w:rFonts w:asciiTheme="minorHAnsi" w:hAnsiTheme="minorHAnsi" w:cstheme="minorHAnsi"/>
+          <w:rFonts w:ascii="Times New Roman" w:hAnsi="Times New Roman"/>
           <w:sz w:val="21"/>
           <w:szCs w:val="21"/>
           <w:lang w:val="en-GB" w:eastAsia="zh-HK"/>
@@ -7849,7 +7456,7 @@
       </w:r>
       <w:r>
         <w:rPr>
-          <w:rFonts w:asciiTheme="minorHAnsi" w:hAnsiTheme="minorHAnsi" w:cstheme="minorHAnsi"/>
+          <w:rFonts w:ascii="Times New Roman" w:hAnsi="Times New Roman"/>
           <w:i/>
           <w:iCs/>
           <w:sz w:val="21"/>
@@ -7870,7 +7477,7 @@
         <w:ind w:leftChars="0"/>
         <w:jc w:val="both"/>
         <w:rPr>
-          <w:rFonts w:asciiTheme="minorHAnsi" w:hAnsiTheme="minorHAnsi" w:cstheme="minorHAnsi"/>
+          <w:rFonts w:ascii="Times New Roman" w:hAnsi="Times New Roman"/>
           <w:i/>
           <w:iCs/>
           <w:sz w:val="21"/>
@@ -7880,7 +7487,7 @@
       </w:pPr>
       <w:r>
         <w:rPr>
-          <w:rFonts w:asciiTheme="minorHAnsi" w:hAnsiTheme="minorHAnsi" w:cstheme="minorHAnsi"/>
+          <w:rFonts w:ascii="Times New Roman" w:hAnsi="Times New Roman"/>
           <w:bCs/>
           <w:sz w:val="21"/>
           <w:szCs w:val="21"/>
@@ -7890,35 +7497,26 @@
       </w:r>
       <w:r>
         <w:rPr>
-          <w:rFonts w:asciiTheme="minorHAnsi" w:hAnsiTheme="minorHAnsi" w:cstheme="minorHAnsi"/>
+          <w:rFonts w:ascii="Times New Roman" w:hAnsi="Times New Roman"/>
           <w:bCs/>
           <w:sz w:val="21"/>
           <w:szCs w:val="21"/>
         </w:rPr>
-        <w:t>GPAD</w:t>
-      </w:r>
-      <w:r>
-        <w:rPr>
-          <w:rFonts w:asciiTheme="minorHAnsi" w:hAnsiTheme="minorHAnsi" w:cstheme="minorHAnsi"/>
+        <w:t>GPAD,</w:t>
+      </w:r>
+      <w:r>
+        <w:rPr>
+          <w:rFonts w:ascii="Times New Roman" w:hAnsi="Times New Roman"/>
           <w:bCs/>
           <w:sz w:val="21"/>
           <w:szCs w:val="21"/>
-        </w:rPr>
-        <w:t>,</w:t>
-      </w:r>
-      <w:r>
-        <w:rPr>
-          <w:rFonts w:asciiTheme="minorHAnsi" w:hAnsiTheme="minorHAnsi" w:cstheme="minorHAnsi"/>
-          <w:bCs/>
-          <w:sz w:val="21"/>
-          <w:szCs w:val="21"/>
           <w:lang w:eastAsia="zh-HK"/>
         </w:rPr>
         <w:t xml:space="preserve"> CUHK (</w:t>
       </w:r>
       <w:r>
         <w:rPr>
-          <w:rFonts w:asciiTheme="minorHAnsi" w:hAnsiTheme="minorHAnsi" w:cstheme="minorHAnsi"/>
+          <w:rFonts w:ascii="Times New Roman" w:hAnsi="Times New Roman"/>
           <w:sz w:val="21"/>
           <w:szCs w:val="21"/>
         </w:rPr>
@@ -7936,15 +7534,15 @@
         <w:ind w:leftChars="0"/>
         <w:jc w:val="both"/>
         <w:rPr>
-          <w:rFonts w:asciiTheme="minorHAnsi" w:hAnsiTheme="minorHAnsi" w:cstheme="minorHAnsi"/>
-          <w:sz w:val="21"/>
-          <w:szCs w:val="21"/>
-          <w:lang w:eastAsia="zh-HK"/>
-        </w:rPr>
-      </w:pPr>
-      <w:r>
-        <w:rPr>
-          <w:rFonts w:asciiTheme="minorHAnsi" w:hAnsiTheme="minorHAnsi" w:cstheme="minorHAnsi"/>
+          <w:rFonts w:ascii="Times New Roman" w:hAnsi="Times New Roman"/>
+          <w:sz w:val="21"/>
+          <w:szCs w:val="21"/>
+          <w:lang w:eastAsia="zh-HK"/>
+        </w:rPr>
+      </w:pPr>
+      <w:r>
+        <w:rPr>
+          <w:rFonts w:ascii="Times New Roman" w:hAnsi="Times New Roman"/>
           <w:sz w:val="21"/>
           <w:szCs w:val="21"/>
           <w:lang w:eastAsia="zh-HK"/>
@@ -7954,7 +7552,7 @@
       <w:proofErr w:type="spellStart"/>
       <w:r>
         <w:rPr>
-          <w:rFonts w:asciiTheme="minorHAnsi" w:hAnsiTheme="minorHAnsi" w:cstheme="minorHAnsi"/>
+          <w:rFonts w:ascii="Times New Roman" w:hAnsi="Times New Roman"/>
           <w:i/>
           <w:iCs/>
           <w:sz w:val="21"/>
@@ -7966,61 +7564,16 @@
       <w:proofErr w:type="spellEnd"/>
       <w:r>
         <w:rPr>
-          <w:rFonts w:asciiTheme="minorHAnsi" w:hAnsiTheme="minorHAnsi" w:cstheme="minorHAnsi"/>
-          <w:sz w:val="21"/>
-          <w:szCs w:val="21"/>
-          <w:lang w:eastAsia="zh-HK"/>
-        </w:rPr>
-        <w:t xml:space="preserve"> </w:t>
-      </w:r>
-      <w:r>
-        <w:rPr>
-          <w:rFonts w:asciiTheme="minorHAnsi" w:hAnsiTheme="minorHAnsi" w:cstheme="minorHAnsi"/>
-          <w:sz w:val="21"/>
-          <w:szCs w:val="21"/>
-          <w:lang w:eastAsia="zh-HK"/>
-        </w:rPr>
-        <w:t xml:space="preserve">(the </w:t>
-      </w:r>
-      <w:r>
-        <w:rPr>
-          <w:rFonts w:asciiTheme="minorHAnsi" w:hAnsiTheme="minorHAnsi" w:cstheme="minorHAnsi"/>
-          <w:sz w:val="21"/>
-          <w:szCs w:val="21"/>
-          <w:lang w:eastAsia="zh-HK"/>
-        </w:rPr>
-        <w:t>s</w:t>
-      </w:r>
-      <w:r>
-        <w:rPr>
-          <w:rFonts w:asciiTheme="minorHAnsi" w:hAnsiTheme="minorHAnsi" w:cstheme="minorHAnsi"/>
-          <w:sz w:val="21"/>
-          <w:szCs w:val="21"/>
-          <w:lang w:eastAsia="zh-HK"/>
-        </w:rPr>
-        <w:t xml:space="preserve">tudent </w:t>
-      </w:r>
-      <w:r>
-        <w:rPr>
-          <w:rFonts w:asciiTheme="minorHAnsi" w:hAnsiTheme="minorHAnsi" w:cstheme="minorHAnsi"/>
-          <w:sz w:val="21"/>
-          <w:szCs w:val="21"/>
-          <w:lang w:eastAsia="zh-HK"/>
-        </w:rPr>
-        <w:t>j</w:t>
-      </w:r>
-      <w:r>
-        <w:rPr>
-          <w:rFonts w:asciiTheme="minorHAnsi" w:hAnsiTheme="minorHAnsi" w:cstheme="minorHAnsi"/>
-          <w:sz w:val="21"/>
-          <w:szCs w:val="21"/>
-          <w:lang w:eastAsia="zh-HK"/>
-        </w:rPr>
-        <w:t xml:space="preserve">ournal of </w:t>
-      </w:r>
-      <w:r>
-        <w:rPr>
-          <w:rFonts w:asciiTheme="minorHAnsi" w:hAnsiTheme="minorHAnsi" w:cstheme="minorHAnsi"/>
+          <w:rFonts w:ascii="Times New Roman" w:hAnsi="Times New Roman"/>
+          <w:sz w:val="21"/>
+          <w:szCs w:val="21"/>
+          <w:lang w:eastAsia="zh-HK"/>
+        </w:rPr>
+        <w:t xml:space="preserve"> (the student journal of </w:t>
+      </w:r>
+      <w:r>
+        <w:rPr>
+          <w:rFonts w:ascii="Times New Roman" w:hAnsi="Times New Roman"/>
           <w:bCs/>
           <w:sz w:val="21"/>
           <w:szCs w:val="21"/>
@@ -8030,7 +7583,7 @@
       </w:r>
       <w:r>
         <w:rPr>
-          <w:rFonts w:asciiTheme="minorHAnsi" w:hAnsiTheme="minorHAnsi" w:cstheme="minorHAnsi"/>
+          <w:rFonts w:ascii="Times New Roman" w:hAnsi="Times New Roman"/>
           <w:sz w:val="21"/>
           <w:szCs w:val="21"/>
           <w:lang w:eastAsia="zh-HK"/>
@@ -8039,7 +7592,7 @@
       </w:r>
       <w:r>
         <w:rPr>
-          <w:rFonts w:asciiTheme="minorHAnsi" w:hAnsiTheme="minorHAnsi" w:cstheme="minorHAnsi"/>
+          <w:rFonts w:ascii="Times New Roman" w:hAnsi="Times New Roman"/>
           <w:sz w:val="21"/>
           <w:szCs w:val="21"/>
         </w:rPr>
@@ -8051,7 +7604,7 @@
         <w:spacing w:line="276" w:lineRule="auto"/>
         <w:jc w:val="both"/>
         <w:rPr>
-          <w:rFonts w:asciiTheme="minorHAnsi" w:hAnsiTheme="minorHAnsi" w:cstheme="minorHAnsi"/>
+          <w:rFonts w:ascii="Times New Roman" w:hAnsi="Times New Roman"/>
           <w:b/>
           <w:bCs/>
           <w:sz w:val="21"/>
@@ -8065,7 +7618,7 @@
         <w:spacing w:line="276" w:lineRule="auto"/>
         <w:jc w:val="both"/>
         <w:rPr>
-          <w:rFonts w:asciiTheme="minorHAnsi" w:hAnsiTheme="minorHAnsi" w:cstheme="minorHAnsi"/>
+          <w:rFonts w:ascii="Times New Roman" w:hAnsi="Times New Roman"/>
           <w:sz w:val="21"/>
           <w:szCs w:val="21"/>
           <w:shd w:val="clear" w:color="auto" w:fill="FFFFFF"/>
@@ -8073,7 +7626,7 @@
       </w:pPr>
       <w:r>
         <w:rPr>
-          <w:rFonts w:asciiTheme="minorHAnsi" w:hAnsiTheme="minorHAnsi" w:cstheme="minorHAnsi"/>
+          <w:rFonts w:ascii="Times New Roman" w:hAnsi="Times New Roman"/>
           <w:b/>
           <w:bCs/>
           <w:sz w:val="21"/>
@@ -8084,7 +7637,7 @@
       </w:r>
       <w:r>
         <w:rPr>
-          <w:rFonts w:asciiTheme="minorHAnsi" w:hAnsiTheme="minorHAnsi" w:cstheme="minorHAnsi"/>
+          <w:rFonts w:ascii="Times New Roman" w:hAnsi="Times New Roman"/>
           <w:sz w:val="21"/>
           <w:szCs w:val="21"/>
           <w:shd w:val="clear" w:color="auto" w:fill="FFFFFF"/>
@@ -8103,7 +7656,7 @@
         <w:ind w:leftChars="0"/>
         <w:jc w:val="both"/>
         <w:rPr>
-          <w:rFonts w:asciiTheme="minorHAnsi" w:hAnsiTheme="minorHAnsi" w:cstheme="minorHAnsi"/>
+          <w:rFonts w:ascii="Times New Roman" w:hAnsi="Times New Roman"/>
           <w:sz w:val="21"/>
           <w:szCs w:val="21"/>
           <w:shd w:val="clear" w:color="auto" w:fill="FFFFFF"/>
@@ -8111,7 +7664,7 @@
       </w:pPr>
       <w:r>
         <w:rPr>
-          <w:rFonts w:asciiTheme="minorHAnsi" w:hAnsiTheme="minorHAnsi" w:cstheme="minorHAnsi"/>
+          <w:rFonts w:ascii="Times New Roman" w:hAnsi="Times New Roman"/>
           <w:sz w:val="21"/>
           <w:szCs w:val="21"/>
           <w:shd w:val="clear" w:color="auto" w:fill="FFFFFF"/>
@@ -8130,7 +7683,7 @@
         <w:ind w:leftChars="0"/>
         <w:jc w:val="both"/>
         <w:rPr>
-          <w:rFonts w:asciiTheme="minorHAnsi" w:hAnsiTheme="minorHAnsi" w:cstheme="minorHAnsi"/>
+          <w:rFonts w:ascii="Times New Roman" w:hAnsi="Times New Roman"/>
           <w:sz w:val="21"/>
           <w:szCs w:val="21"/>
           <w:shd w:val="clear" w:color="auto" w:fill="FFFFFF"/>
@@ -8138,7 +7691,7 @@
       </w:pPr>
       <w:r>
         <w:rPr>
-          <w:rFonts w:asciiTheme="minorHAnsi" w:hAnsiTheme="minorHAnsi" w:cstheme="minorHAnsi"/>
+          <w:rFonts w:ascii="Times New Roman" w:hAnsi="Times New Roman"/>
           <w:sz w:val="21"/>
           <w:szCs w:val="21"/>
           <w:shd w:val="clear" w:color="auto" w:fill="FFFFFF"/>
@@ -8151,7 +7704,7 @@
         <w:spacing w:line="276" w:lineRule="auto"/>
         <w:jc w:val="both"/>
         <w:rPr>
-          <w:rFonts w:asciiTheme="minorHAnsi" w:hAnsiTheme="minorHAnsi" w:cstheme="minorHAnsi"/>
+          <w:rFonts w:ascii="Times New Roman" w:hAnsi="Times New Roman"/>
           <w:sz w:val="21"/>
           <w:szCs w:val="21"/>
           <w:lang w:eastAsia="zh-HK"/>
@@ -8163,7 +7716,7 @@
         <w:spacing w:line="276" w:lineRule="auto"/>
         <w:jc w:val="both"/>
         <w:rPr>
-          <w:rFonts w:asciiTheme="minorHAnsi" w:hAnsiTheme="minorHAnsi" w:cstheme="minorHAnsi"/>
+          <w:rFonts w:ascii="Times New Roman" w:hAnsi="Times New Roman"/>
           <w:b/>
           <w:bCs/>
           <w:szCs w:val="20"/>
@@ -8172,33 +7725,14 @@
       </w:pPr>
       <w:r>
         <w:rPr>
-          <w:rFonts w:asciiTheme="minorHAnsi" w:hAnsiTheme="minorHAnsi" w:cstheme="minorHAnsi"/>
+          <w:rFonts w:ascii="Times New Roman" w:hAnsi="Times New Roman"/>
           <w:b/>
           <w:bCs/>
           <w:szCs w:val="20"/>
           <w:lang w:eastAsia="zh-HK"/>
         </w:rPr>
-        <w:t xml:space="preserve">Skills </w:t>
-      </w:r>
-      <w:r>
-        <w:rPr>
-          <w:rFonts w:asciiTheme="minorHAnsi" w:hAnsiTheme="minorHAnsi" w:cstheme="minorHAnsi"/>
-          <w:b/>
-          <w:bCs/>
-          <w:szCs w:val="20"/>
-          <w:lang w:eastAsia="zh-HK"/>
-        </w:rPr>
-        <w:t>a</w:t>
-      </w:r>
-      <w:r>
-        <w:rPr>
-          <w:rFonts w:asciiTheme="minorHAnsi" w:hAnsiTheme="minorHAnsi" w:cstheme="minorHAnsi"/>
-          <w:b/>
-          <w:bCs/>
-          <w:szCs w:val="20"/>
-          <w:lang w:eastAsia="zh-HK"/>
-        </w:rPr>
-        <w:t>nd Additional Training</w:t>
+        <w:lastRenderedPageBreak/>
+        <w:t>Skills and Additional Training</w:t>
       </w:r>
     </w:p>
     <w:p>
@@ -8206,7 +7740,7 @@
         <w:spacing w:line="276" w:lineRule="auto"/>
         <w:jc w:val="both"/>
         <w:rPr>
-          <w:rFonts w:asciiTheme="minorHAnsi" w:hAnsiTheme="minorHAnsi" w:cstheme="minorHAnsi"/>
+          <w:rFonts w:ascii="Times New Roman" w:hAnsi="Times New Roman"/>
           <w:sz w:val="21"/>
           <w:szCs w:val="21"/>
         </w:rPr>
@@ -8214,7 +7748,7 @@
       <w:bookmarkStart w:id="3" w:name="_Hlk63465129"/>
       <w:r>
         <w:rPr>
-          <w:rFonts w:asciiTheme="minorHAnsi" w:hAnsiTheme="minorHAnsi" w:cstheme="minorHAnsi"/>
+          <w:rFonts w:ascii="Times New Roman" w:hAnsi="Times New Roman"/>
           <w:b/>
           <w:bCs/>
           <w:sz w:val="21"/>
@@ -8229,14 +7763,14 @@
         <w:spacing w:line="276" w:lineRule="auto"/>
         <w:jc w:val="both"/>
         <w:rPr>
-          <w:rFonts w:asciiTheme="minorHAnsi" w:hAnsiTheme="minorHAnsi" w:cstheme="minorHAnsi"/>
-          <w:sz w:val="21"/>
-          <w:szCs w:val="21"/>
-        </w:rPr>
-      </w:pPr>
-      <w:r>
-        <w:rPr>
-          <w:rFonts w:asciiTheme="minorHAnsi" w:hAnsiTheme="minorHAnsi" w:cstheme="minorHAnsi"/>
+          <w:rFonts w:ascii="Times New Roman" w:hAnsi="Times New Roman"/>
+          <w:sz w:val="21"/>
+          <w:szCs w:val="21"/>
+        </w:rPr>
+      </w:pPr>
+      <w:r>
+        <w:rPr>
+          <w:rFonts w:ascii="Times New Roman" w:hAnsi="Times New Roman"/>
           <w:sz w:val="21"/>
           <w:szCs w:val="21"/>
         </w:rPr>
@@ -8244,7 +7778,7 @@
       </w:r>
       <w:r>
         <w:rPr>
-          <w:rFonts w:asciiTheme="minorHAnsi" w:hAnsiTheme="minorHAnsi" w:cstheme="minorHAnsi"/>
+          <w:rFonts w:ascii="Times New Roman" w:hAnsi="Times New Roman"/>
           <w:sz w:val="21"/>
           <w:szCs w:val="21"/>
         </w:rPr>
@@ -8252,7 +7786,7 @@
       </w:r>
       <w:r>
         <w:rPr>
-          <w:rFonts w:asciiTheme="minorHAnsi" w:hAnsiTheme="minorHAnsi" w:cstheme="minorHAnsi"/>
+          <w:rFonts w:ascii="Times New Roman" w:hAnsi="Times New Roman"/>
           <w:sz w:val="21"/>
           <w:szCs w:val="21"/>
         </w:rPr>
@@ -8260,7 +7794,7 @@
       </w:r>
       <w:r>
         <w:rPr>
-          <w:rFonts w:asciiTheme="minorHAnsi" w:hAnsiTheme="minorHAnsi" w:cstheme="minorHAnsi"/>
+          <w:rFonts w:ascii="Times New Roman" w:hAnsi="Times New Roman"/>
           <w:sz w:val="21"/>
           <w:szCs w:val="21"/>
         </w:rPr>
@@ -8268,7 +7802,7 @@
       </w:r>
       <w:r>
         <w:rPr>
-          <w:rFonts w:asciiTheme="minorHAnsi" w:hAnsiTheme="minorHAnsi" w:cstheme="minorHAnsi"/>
+          <w:rFonts w:ascii="Times New Roman" w:hAnsi="Times New Roman"/>
           <w:sz w:val="21"/>
           <w:szCs w:val="21"/>
         </w:rPr>
@@ -8276,7 +7810,7 @@
       </w:r>
       <w:r>
         <w:rPr>
-          <w:rFonts w:asciiTheme="minorHAnsi" w:hAnsiTheme="minorHAnsi" w:cstheme="minorHAnsi"/>
+          <w:rFonts w:ascii="Times New Roman" w:hAnsi="Times New Roman"/>
           <w:sz w:val="21"/>
           <w:szCs w:val="21"/>
         </w:rPr>
@@ -8284,7 +7818,7 @@
       </w:r>
       <w:r>
         <w:rPr>
-          <w:rFonts w:asciiTheme="minorHAnsi" w:hAnsiTheme="minorHAnsi" w:cstheme="minorHAnsi"/>
+          <w:rFonts w:ascii="Times New Roman" w:hAnsi="Times New Roman"/>
           <w:sz w:val="21"/>
           <w:szCs w:val="21"/>
         </w:rPr>
@@ -8292,7 +7826,7 @@
       </w:r>
       <w:r>
         <w:rPr>
-          <w:rFonts w:asciiTheme="minorHAnsi" w:hAnsiTheme="minorHAnsi" w:cstheme="minorHAnsi"/>
+          <w:rFonts w:ascii="Times New Roman" w:hAnsi="Times New Roman"/>
           <w:sz w:val="21"/>
           <w:szCs w:val="21"/>
         </w:rPr>
@@ -8300,7 +7834,7 @@
       </w:r>
       <w:r>
         <w:rPr>
-          <w:rFonts w:asciiTheme="minorHAnsi" w:hAnsiTheme="minorHAnsi" w:cstheme="minorHAnsi"/>
+          <w:rFonts w:ascii="Times New Roman" w:hAnsi="Times New Roman"/>
           <w:sz w:val="21"/>
           <w:szCs w:val="21"/>
         </w:rPr>
@@ -8308,7 +7842,7 @@
       </w:r>
       <w:r>
         <w:rPr>
-          <w:rFonts w:asciiTheme="minorHAnsi" w:hAnsiTheme="minorHAnsi" w:cstheme="minorHAnsi"/>
+          <w:rFonts w:ascii="Times New Roman" w:hAnsi="Times New Roman"/>
           <w:sz w:val="21"/>
           <w:szCs w:val="21"/>
         </w:rPr>
@@ -8316,7 +7850,7 @@
       </w:r>
       <w:r>
         <w:rPr>
-          <w:rFonts w:asciiTheme="minorHAnsi" w:hAnsiTheme="minorHAnsi" w:cstheme="minorHAnsi"/>
+          <w:rFonts w:ascii="Times New Roman" w:hAnsi="Times New Roman"/>
           <w:sz w:val="21"/>
           <w:szCs w:val="21"/>
         </w:rPr>
@@ -8324,7 +7858,7 @@
       </w:r>
       <w:r>
         <w:rPr>
-          <w:rFonts w:asciiTheme="minorHAnsi" w:hAnsiTheme="minorHAnsi" w:cstheme="minorHAnsi"/>
+          <w:rFonts w:ascii="Times New Roman" w:hAnsi="Times New Roman"/>
           <w:sz w:val="21"/>
           <w:szCs w:val="21"/>
         </w:rPr>
@@ -8332,7 +7866,7 @@
       </w:r>
       <w:r>
         <w:rPr>
-          <w:rFonts w:asciiTheme="minorHAnsi" w:hAnsiTheme="minorHAnsi" w:cstheme="minorHAnsi"/>
+          <w:rFonts w:ascii="Times New Roman" w:hAnsi="Times New Roman"/>
           <w:sz w:val="21"/>
           <w:szCs w:val="21"/>
         </w:rPr>
@@ -8340,7 +7874,7 @@
       </w:r>
       <w:r>
         <w:rPr>
-          <w:rFonts w:asciiTheme="minorHAnsi" w:hAnsiTheme="minorHAnsi" w:cstheme="minorHAnsi"/>
+          <w:rFonts w:ascii="Times New Roman" w:hAnsi="Times New Roman"/>
           <w:sz w:val="21"/>
           <w:szCs w:val="21"/>
         </w:rPr>
@@ -8348,7 +7882,7 @@
       </w:r>
       <w:r>
         <w:rPr>
-          <w:rFonts w:asciiTheme="minorHAnsi" w:hAnsiTheme="minorHAnsi" w:cstheme="minorHAnsi"/>
+          <w:rFonts w:ascii="Times New Roman" w:hAnsi="Times New Roman"/>
           <w:sz w:val="21"/>
           <w:szCs w:val="21"/>
         </w:rPr>
@@ -8356,7 +7890,7 @@
       </w:r>
       <w:r>
         <w:rPr>
-          <w:rFonts w:asciiTheme="minorHAnsi" w:hAnsiTheme="minorHAnsi" w:cstheme="minorHAnsi"/>
+          <w:rFonts w:ascii="Times New Roman" w:hAnsi="Times New Roman"/>
           <w:sz w:val="21"/>
           <w:szCs w:val="21"/>
         </w:rPr>
@@ -8364,7 +7898,7 @@
       </w:r>
       <w:r>
         <w:rPr>
-          <w:rFonts w:asciiTheme="minorHAnsi" w:hAnsiTheme="minorHAnsi" w:cstheme="minorHAnsi"/>
+          <w:rFonts w:ascii="Times New Roman" w:hAnsi="Times New Roman"/>
           <w:sz w:val="21"/>
           <w:szCs w:val="21"/>
         </w:rPr>
@@ -8376,7 +7910,7 @@
         <w:spacing w:line="276" w:lineRule="auto"/>
         <w:jc w:val="both"/>
         <w:rPr>
-          <w:rFonts w:asciiTheme="minorHAnsi" w:hAnsiTheme="minorHAnsi" w:cstheme="minorHAnsi"/>
+          <w:rFonts w:ascii="Times New Roman" w:hAnsi="Times New Roman"/>
         </w:rPr>
       </w:pPr>
     </w:p>
@@ -8385,20 +7919,19 @@
         <w:spacing w:line="276" w:lineRule="auto"/>
         <w:jc w:val="both"/>
         <w:rPr>
-          <w:rFonts w:asciiTheme="minorHAnsi" w:hAnsiTheme="minorHAnsi" w:cstheme="minorHAnsi"/>
-          <w:sz w:val="21"/>
-          <w:szCs w:val="21"/>
-        </w:rPr>
-      </w:pPr>
-      <w:r>
-        <w:rPr>
-          <w:rFonts w:asciiTheme="minorHAnsi" w:hAnsiTheme="minorHAnsi" w:cstheme="minorHAnsi"/>
+          <w:rFonts w:ascii="Times New Roman" w:hAnsi="Times New Roman"/>
+          <w:sz w:val="21"/>
+          <w:szCs w:val="21"/>
+        </w:rPr>
+      </w:pPr>
+      <w:r>
+        <w:rPr>
+          <w:rFonts w:ascii="Times New Roman" w:hAnsi="Times New Roman"/>
           <w:b/>
           <w:bCs/>
           <w:sz w:val="21"/>
           <w:szCs w:val="21"/>
         </w:rPr>
-        <w:lastRenderedPageBreak/>
         <w:t>Language</w:t>
       </w:r>
     </w:p>
@@ -8407,14 +7940,14 @@
         <w:spacing w:line="276" w:lineRule="auto"/>
         <w:jc w:val="both"/>
         <w:rPr>
-          <w:rFonts w:asciiTheme="minorHAnsi" w:hAnsiTheme="minorHAnsi" w:cstheme="minorHAnsi"/>
-          <w:sz w:val="21"/>
-          <w:szCs w:val="21"/>
-        </w:rPr>
-      </w:pPr>
-      <w:r>
-        <w:rPr>
-          <w:rFonts w:asciiTheme="minorHAnsi" w:hAnsiTheme="minorHAnsi" w:cstheme="minorHAnsi"/>
+          <w:rFonts w:ascii="Times New Roman" w:hAnsi="Times New Roman"/>
+          <w:sz w:val="21"/>
+          <w:szCs w:val="21"/>
+        </w:rPr>
+      </w:pPr>
+      <w:r>
+        <w:rPr>
+          <w:rFonts w:ascii="Times New Roman" w:hAnsi="Times New Roman"/>
           <w:sz w:val="21"/>
           <w:szCs w:val="21"/>
         </w:rPr>
@@ -8422,7 +7955,7 @@
       </w:r>
       <w:r>
         <w:rPr>
-          <w:rFonts w:asciiTheme="minorHAnsi" w:hAnsiTheme="minorHAnsi" w:cstheme="minorHAnsi"/>
+          <w:rFonts w:ascii="Times New Roman" w:hAnsi="Times New Roman"/>
           <w:sz w:val="21"/>
           <w:szCs w:val="21"/>
         </w:rPr>
@@ -8430,7 +7963,7 @@
       </w:r>
       <w:r>
         <w:rPr>
-          <w:rFonts w:asciiTheme="minorHAnsi" w:hAnsiTheme="minorHAnsi" w:cstheme="minorHAnsi"/>
+          <w:rFonts w:ascii="Times New Roman" w:hAnsi="Times New Roman"/>
           <w:sz w:val="21"/>
           <w:szCs w:val="21"/>
         </w:rPr>
@@ -8438,7 +7971,7 @@
       </w:r>
       <w:r>
         <w:rPr>
-          <w:rFonts w:asciiTheme="minorHAnsi" w:hAnsiTheme="minorHAnsi" w:cstheme="minorHAnsi"/>
+          <w:rFonts w:ascii="Times New Roman" w:hAnsi="Times New Roman"/>
           <w:sz w:val="21"/>
           <w:szCs w:val="21"/>
         </w:rPr>
@@ -8446,7 +7979,7 @@
       </w:r>
       <w:r>
         <w:rPr>
-          <w:rFonts w:asciiTheme="minorHAnsi" w:hAnsiTheme="minorHAnsi" w:cstheme="minorHAnsi"/>
+          <w:rFonts w:ascii="Times New Roman" w:hAnsi="Times New Roman"/>
           <w:sz w:val="21"/>
           <w:szCs w:val="21"/>
         </w:rPr>
@@ -8454,7 +7987,7 @@
       </w:r>
       <w:r>
         <w:rPr>
-          <w:rFonts w:asciiTheme="minorHAnsi" w:hAnsiTheme="minorHAnsi" w:cstheme="minorHAnsi"/>
+          <w:rFonts w:ascii="Times New Roman" w:hAnsi="Times New Roman"/>
           <w:sz w:val="21"/>
           <w:szCs w:val="21"/>
         </w:rPr>
@@ -8462,7 +7995,7 @@
       </w:r>
       <w:r>
         <w:rPr>
-          <w:rFonts w:asciiTheme="minorHAnsi" w:hAnsiTheme="minorHAnsi" w:cstheme="minorHAnsi"/>
+          <w:rFonts w:ascii="Times New Roman" w:hAnsi="Times New Roman"/>
           <w:sz w:val="21"/>
           <w:szCs w:val="21"/>
         </w:rPr>
@@ -8470,7 +8003,7 @@
       </w:r>
       <w:r>
         <w:rPr>
-          <w:rFonts w:asciiTheme="minorHAnsi" w:hAnsiTheme="minorHAnsi" w:cstheme="minorHAnsi"/>
+          <w:rFonts w:ascii="Times New Roman" w:hAnsi="Times New Roman"/>
           <w:sz w:val="21"/>
           <w:szCs w:val="21"/>
         </w:rPr>
@@ -8478,7 +8011,7 @@
       </w:r>
       <w:r>
         <w:rPr>
-          <w:rFonts w:asciiTheme="minorHAnsi" w:hAnsiTheme="minorHAnsi" w:cstheme="minorHAnsi"/>
+          <w:rFonts w:ascii="Times New Roman" w:hAnsi="Times New Roman"/>
           <w:sz w:val="21"/>
           <w:szCs w:val="21"/>
         </w:rPr>
@@ -8486,7 +8019,7 @@
       </w:r>
       <w:r>
         <w:rPr>
-          <w:rFonts w:asciiTheme="minorHAnsi" w:hAnsiTheme="minorHAnsi" w:cstheme="minorHAnsi"/>
+          <w:rFonts w:ascii="Times New Roman" w:hAnsi="Times New Roman"/>
           <w:sz w:val="21"/>
           <w:szCs w:val="21"/>
         </w:rPr>
@@ -8494,7 +8027,7 @@
       </w:r>
       <w:r>
         <w:rPr>
-          <w:rFonts w:asciiTheme="minorHAnsi" w:hAnsiTheme="minorHAnsi" w:cstheme="minorHAnsi"/>
+          <w:rFonts w:ascii="Times New Roman" w:hAnsi="Times New Roman"/>
           <w:sz w:val="21"/>
           <w:szCs w:val="21"/>
         </w:rPr>
@@ -8502,7 +8035,7 @@
       </w:r>
       <w:r>
         <w:rPr>
-          <w:rFonts w:asciiTheme="minorHAnsi" w:hAnsiTheme="minorHAnsi" w:cstheme="minorHAnsi"/>
+          <w:rFonts w:ascii="Times New Roman" w:hAnsi="Times New Roman"/>
           <w:sz w:val="21"/>
           <w:szCs w:val="21"/>
         </w:rPr>
@@ -8510,7 +8043,7 @@
       </w:r>
       <w:r>
         <w:rPr>
-          <w:rFonts w:asciiTheme="minorHAnsi" w:hAnsiTheme="minorHAnsi" w:cstheme="minorHAnsi"/>
+          <w:rFonts w:ascii="Times New Roman" w:hAnsi="Times New Roman"/>
           <w:sz w:val="21"/>
           <w:szCs w:val="21"/>
         </w:rPr>
@@ -8518,7 +8051,7 @@
       </w:r>
       <w:r>
         <w:rPr>
-          <w:rFonts w:asciiTheme="minorHAnsi" w:hAnsiTheme="minorHAnsi" w:cstheme="minorHAnsi"/>
+          <w:rFonts w:ascii="Times New Roman" w:hAnsi="Times New Roman"/>
           <w:sz w:val="21"/>
           <w:szCs w:val="21"/>
         </w:rPr>
@@ -8526,7 +8059,7 @@
       </w:r>
       <w:r>
         <w:rPr>
-          <w:rFonts w:asciiTheme="minorHAnsi" w:hAnsiTheme="minorHAnsi" w:cstheme="minorHAnsi"/>
+          <w:rFonts w:ascii="Times New Roman" w:hAnsi="Times New Roman"/>
           <w:sz w:val="21"/>
           <w:szCs w:val="21"/>
         </w:rPr>
@@ -8534,7 +8067,7 @@
       </w:r>
       <w:r>
         <w:rPr>
-          <w:rFonts w:asciiTheme="minorHAnsi" w:hAnsiTheme="minorHAnsi" w:cstheme="minorHAnsi"/>
+          <w:rFonts w:ascii="Times New Roman" w:hAnsi="Times New Roman"/>
           <w:sz w:val="21"/>
           <w:szCs w:val="21"/>
         </w:rPr>
@@ -8542,7 +8075,7 @@
       </w:r>
       <w:r>
         <w:rPr>
-          <w:rFonts w:asciiTheme="minorHAnsi" w:hAnsiTheme="minorHAnsi" w:cstheme="minorHAnsi"/>
+          <w:rFonts w:ascii="Times New Roman" w:hAnsi="Times New Roman"/>
           <w:sz w:val="21"/>
           <w:szCs w:val="21"/>
         </w:rPr>
@@ -8550,7 +8083,7 @@
       </w:r>
       <w:r>
         <w:rPr>
-          <w:rFonts w:asciiTheme="minorHAnsi" w:hAnsiTheme="minorHAnsi" w:cstheme="minorHAnsi"/>
+          <w:rFonts w:ascii="Times New Roman" w:hAnsi="Times New Roman"/>
           <w:sz w:val="21"/>
           <w:szCs w:val="21"/>
         </w:rPr>
@@ -8558,23 +8091,15 @@
       </w:r>
       <w:r>
         <w:rPr>
-          <w:rFonts w:asciiTheme="minorHAnsi" w:hAnsiTheme="minorHAnsi" w:cstheme="minorHAnsi"/>
-          <w:sz w:val="21"/>
-          <w:szCs w:val="21"/>
-        </w:rPr>
-        <w:t>, Latin (</w:t>
-      </w:r>
-      <w:r>
-        <w:rPr>
-          <w:rFonts w:asciiTheme="minorHAnsi" w:hAnsiTheme="minorHAnsi" w:cstheme="minorHAnsi" w:hint="eastAsia"/>
-          <w:sz w:val="21"/>
-          <w:szCs w:val="21"/>
-        </w:rPr>
-        <w:t>elementary</w:t>
-      </w:r>
-      <w:r>
-        <w:rPr>
-          <w:rFonts w:asciiTheme="minorHAnsi" w:hAnsiTheme="minorHAnsi" w:cstheme="minorHAnsi"/>
+          <w:rFonts w:ascii="Times New Roman" w:hAnsi="Times New Roman"/>
+          <w:sz w:val="21"/>
+          <w:szCs w:val="21"/>
+        </w:rPr>
+        <w:t>, Latin (elementary</w:t>
+      </w:r>
+      <w:r>
+        <w:rPr>
+          <w:rFonts w:ascii="Times New Roman" w:hAnsi="Times New Roman"/>
           <w:sz w:val="21"/>
           <w:szCs w:val="21"/>
           <w:lang w:eastAsia="zh-CN"/>
@@ -8587,7 +8112,7 @@
         <w:spacing w:line="276" w:lineRule="auto"/>
         <w:jc w:val="both"/>
         <w:rPr>
-          <w:rFonts w:asciiTheme="minorHAnsi" w:hAnsiTheme="minorHAnsi" w:cstheme="minorHAnsi"/>
+          <w:rFonts w:ascii="Times New Roman" w:hAnsi="Times New Roman"/>
         </w:rPr>
       </w:pPr>
     </w:p>
@@ -8596,14 +8121,14 @@
         <w:spacing w:line="276" w:lineRule="auto"/>
         <w:jc w:val="both"/>
         <w:rPr>
-          <w:rFonts w:asciiTheme="minorHAnsi" w:hAnsiTheme="minorHAnsi" w:cstheme="minorHAnsi"/>
+          <w:rFonts w:ascii="Times New Roman" w:hAnsi="Times New Roman"/>
           <w:b/>
           <w:bCs/>
         </w:rPr>
       </w:pPr>
       <w:r>
         <w:rPr>
-          <w:rFonts w:asciiTheme="minorHAnsi" w:hAnsiTheme="minorHAnsi" w:cstheme="minorHAnsi"/>
+          <w:rFonts w:ascii="Times New Roman" w:hAnsi="Times New Roman"/>
           <w:b/>
           <w:bCs/>
         </w:rPr>
@@ -8615,14 +8140,14 @@
         <w:spacing w:line="276" w:lineRule="auto"/>
         <w:jc w:val="both"/>
         <w:rPr>
-          <w:rFonts w:asciiTheme="minorHAnsi" w:hAnsiTheme="minorHAnsi" w:cstheme="minorHAnsi"/>
+          <w:rFonts w:ascii="Times New Roman" w:hAnsi="Times New Roman"/>
           <w:sz w:val="21"/>
           <w:szCs w:val="20"/>
         </w:rPr>
       </w:pPr>
       <w:r>
         <w:rPr>
-          <w:rFonts w:asciiTheme="minorHAnsi" w:hAnsiTheme="minorHAnsi" w:cstheme="minorHAnsi"/>
+          <w:rFonts w:ascii="Times New Roman" w:hAnsi="Times New Roman"/>
           <w:sz w:val="21"/>
           <w:szCs w:val="20"/>
         </w:rPr>
@@ -8630,7 +8155,7 @@
       </w:r>
       <w:r>
         <w:rPr>
-          <w:rFonts w:asciiTheme="minorHAnsi" w:hAnsiTheme="minorHAnsi" w:cstheme="minorHAnsi"/>
+          <w:rFonts w:ascii="Times New Roman" w:hAnsi="Times New Roman"/>
           <w:color w:val="000000"/>
           <w:kern w:val="0"/>
           <w:sz w:val="21"/>
@@ -8640,7 +8165,7 @@
       </w:r>
       <w:r>
         <w:rPr>
-          <w:rFonts w:asciiTheme="minorHAnsi" w:hAnsiTheme="minorHAnsi" w:cstheme="minorHAnsi"/>
+          <w:rFonts w:ascii="Times New Roman" w:hAnsi="Times New Roman"/>
           <w:sz w:val="21"/>
           <w:szCs w:val="20"/>
         </w:rPr>
@@ -8648,7 +8173,7 @@
       </w:r>
       <w:r>
         <w:rPr>
-          <w:rFonts w:asciiTheme="minorHAnsi" w:hAnsiTheme="minorHAnsi" w:cstheme="minorHAnsi"/>
+          <w:rFonts w:ascii="Times New Roman" w:hAnsi="Times New Roman"/>
           <w:color w:val="000000"/>
           <w:kern w:val="0"/>
           <w:sz w:val="21"/>
@@ -8658,7 +8183,7 @@
       </w:r>
       <w:r>
         <w:rPr>
-          <w:rFonts w:asciiTheme="minorHAnsi" w:hAnsiTheme="minorHAnsi" w:cstheme="minorHAnsi"/>
+          <w:rFonts w:ascii="Times New Roman" w:hAnsi="Times New Roman"/>
           <w:sz w:val="21"/>
           <w:szCs w:val="20"/>
         </w:rPr>
@@ -8666,7 +8191,7 @@
       </w:r>
       <w:r>
         <w:rPr>
-          <w:rFonts w:asciiTheme="minorHAnsi" w:hAnsiTheme="minorHAnsi" w:cstheme="minorHAnsi"/>
+          <w:rFonts w:ascii="Times New Roman" w:hAnsi="Times New Roman"/>
           <w:sz w:val="21"/>
           <w:szCs w:val="20"/>
         </w:rPr>
@@ -8674,7 +8199,7 @@
       </w:r>
       <w:r>
         <w:rPr>
-          <w:rFonts w:asciiTheme="minorHAnsi" w:hAnsiTheme="minorHAnsi" w:cstheme="minorHAnsi"/>
+          <w:rFonts w:ascii="Times New Roman" w:hAnsi="Times New Roman"/>
           <w:sz w:val="21"/>
           <w:szCs w:val="20"/>
         </w:rPr>
@@ -8682,7 +8207,7 @@
       </w:r>
       <w:r>
         <w:rPr>
-          <w:rFonts w:asciiTheme="minorHAnsi" w:hAnsiTheme="minorHAnsi" w:cstheme="minorHAnsi"/>
+          <w:rFonts w:ascii="Times New Roman" w:hAnsi="Times New Roman"/>
           <w:sz w:val="21"/>
           <w:szCs w:val="20"/>
         </w:rPr>
@@ -8690,7 +8215,7 @@
       </w:r>
       <w:r>
         <w:rPr>
-          <w:rFonts w:asciiTheme="minorHAnsi" w:hAnsiTheme="minorHAnsi" w:cstheme="minorHAnsi"/>
+          <w:rFonts w:ascii="Times New Roman" w:hAnsi="Times New Roman"/>
           <w:sz w:val="21"/>
           <w:szCs w:val="20"/>
         </w:rPr>
@@ -8698,7 +8223,7 @@
       </w:r>
       <w:r>
         <w:rPr>
-          <w:rFonts w:asciiTheme="minorHAnsi" w:hAnsiTheme="minorHAnsi" w:cstheme="minorHAnsi"/>
+          <w:rFonts w:ascii="Times New Roman" w:hAnsi="Times New Roman"/>
           <w:sz w:val="21"/>
           <w:szCs w:val="20"/>
         </w:rPr>
@@ -8706,7 +8231,7 @@
       </w:r>
       <w:r>
         <w:rPr>
-          <w:rFonts w:asciiTheme="minorHAnsi" w:hAnsiTheme="minorHAnsi" w:cstheme="minorHAnsi"/>
+          <w:rFonts w:ascii="Times New Roman" w:hAnsi="Times New Roman"/>
           <w:sz w:val="21"/>
           <w:szCs w:val="20"/>
         </w:rPr>
@@ -8718,7 +8243,7 @@
         <w:spacing w:line="276" w:lineRule="auto"/>
         <w:jc w:val="both"/>
         <w:rPr>
-          <w:rFonts w:asciiTheme="minorHAnsi" w:hAnsiTheme="minorHAnsi" w:cstheme="minorHAnsi"/>
+          <w:rFonts w:ascii="Times New Roman" w:hAnsi="Times New Roman"/>
           <w:sz w:val="21"/>
           <w:szCs w:val="20"/>
         </w:rPr>
@@ -8729,20 +8254,16 @@
         <w:spacing w:line="276" w:lineRule="auto"/>
         <w:jc w:val="both"/>
         <w:rPr>
-          <w:rFonts w:asciiTheme="minorHAnsi" w:hAnsiTheme="minorHAnsi" w:cstheme="minorHAnsi"/>
+          <w:rFonts w:ascii="Times New Roman" w:hAnsi="Times New Roman"/>
           <w:b/>
           <w:bCs/>
-          <w:sz w:val="21"/>
-          <w:szCs w:val="20"/>
-        </w:rPr>
-      </w:pPr>
-      <w:r>
-        <w:rPr>
-          <w:rFonts w:asciiTheme="minorHAnsi" w:hAnsiTheme="minorHAnsi" w:cstheme="minorHAnsi"/>
+        </w:rPr>
+      </w:pPr>
+      <w:r>
+        <w:rPr>
+          <w:rFonts w:ascii="Times New Roman" w:hAnsi="Times New Roman"/>
           <w:b/>
           <w:bCs/>
-          <w:sz w:val="21"/>
-          <w:szCs w:val="20"/>
         </w:rPr>
         <w:t>Referee</w:t>
       </w:r>
@@ -8752,7 +8273,7 @@
         <w:spacing w:line="276" w:lineRule="auto"/>
         <w:jc w:val="both"/>
         <w:rPr>
-          <w:rFonts w:asciiTheme="minorHAnsi" w:hAnsiTheme="minorHAnsi" w:cstheme="minorHAnsi"/>
+          <w:rFonts w:ascii="Times New Roman" w:hAnsi="Times New Roman"/>
           <w:b/>
           <w:bCs/>
           <w:sz w:val="21"/>
@@ -8763,7 +8284,8 @@
     <w:tbl>
       <w:tblPr>
         <w:tblStyle w:val="TableGrid"/>
-        <w:tblW w:w="9214" w:type="dxa"/>
+        <w:tblW w:w="9781" w:type="dxa"/>
+        <w:tblInd w:w="-142" w:type="dxa"/>
         <w:tblBorders>
           <w:top w:val="none" w:sz="0" w:space="0" w:color="auto"/>
           <w:left w:val="none" w:sz="0" w:space="0" w:color="auto"/>
@@ -8775,35 +8297,33 @@
         <w:tblLook w:val="04A0" w:firstRow="1" w:lastRow="0" w:firstColumn="1" w:lastColumn="0" w:noHBand="0" w:noVBand="1"/>
       </w:tblPr>
       <w:tblGrid>
-        <w:gridCol w:w="4868"/>
-        <w:gridCol w:w="4346"/>
+        <w:gridCol w:w="5104"/>
+        <w:gridCol w:w="4677"/>
       </w:tblGrid>
       <w:tr>
         <w:tc>
           <w:tcPr>
-            <w:tcW w:w="4868" w:type="dxa"/>
+            <w:tcW w:w="5104" w:type="dxa"/>
           </w:tcPr>
           <w:p>
             <w:pPr>
               <w:spacing w:line="276" w:lineRule="auto"/>
               <w:jc w:val="both"/>
               <w:rPr>
-                <w:rFonts w:asciiTheme="minorHAnsi" w:hAnsiTheme="minorHAnsi" w:cstheme="minorHAnsi"/>
+                <w:rFonts w:ascii="Times New Roman" w:hAnsi="Times New Roman"/>
                 <w:b/>
                 <w:bCs/>
                 <w:color w:val="000000" w:themeColor="text1"/>
-                <w:sz w:val="21"/>
-                <w:szCs w:val="21"/>
+                <w:szCs w:val="24"/>
               </w:rPr>
             </w:pPr>
             <w:r>
               <w:rPr>
-                <w:rFonts w:asciiTheme="minorHAnsi" w:hAnsiTheme="minorHAnsi" w:cstheme="minorHAnsi"/>
+                <w:rFonts w:ascii="Times New Roman" w:hAnsi="Times New Roman"/>
                 <w:b/>
                 <w:bCs/>
                 <w:color w:val="000000" w:themeColor="text1"/>
-                <w:sz w:val="21"/>
-                <w:szCs w:val="21"/>
+                <w:szCs w:val="24"/>
               </w:rPr>
               <w:t>Joseph Wright</w:t>
             </w:r>
@@ -8813,67 +8333,52 @@
               <w:widowControl/>
               <w:shd w:val="clear" w:color="auto" w:fill="FFFFFF"/>
               <w:rPr>
-                <w:rFonts w:asciiTheme="minorHAnsi" w:eastAsia="Times New Roman" w:hAnsiTheme="minorHAnsi" w:cstheme="minorHAnsi"/>
+                <w:rFonts w:ascii="Times New Roman" w:eastAsia="Times New Roman" w:hAnsi="Times New Roman"/>
                 <w:color w:val="000000" w:themeColor="text1"/>
-                <w:sz w:val="21"/>
-                <w:szCs w:val="21"/>
+                <w:szCs w:val="24"/>
               </w:rPr>
             </w:pPr>
             <w:r>
               <w:rPr>
-                <w:rFonts w:asciiTheme="minorHAnsi" w:hAnsiTheme="minorHAnsi" w:cstheme="minorHAnsi"/>
+                <w:rFonts w:ascii="Times New Roman" w:hAnsi="Times New Roman"/>
                 <w:color w:val="000000" w:themeColor="text1"/>
-                <w:sz w:val="21"/>
-                <w:szCs w:val="21"/>
+                <w:szCs w:val="24"/>
               </w:rPr>
-              <w:t>Professor of Political Science</w:t>
-            </w:r>
-            <w:r>
-              <w:rPr>
-                <w:rFonts w:asciiTheme="minorHAnsi" w:hAnsiTheme="minorHAnsi" w:cstheme="minorHAnsi"/>
-                <w:color w:val="000000" w:themeColor="text1"/>
-                <w:sz w:val="21"/>
-                <w:szCs w:val="21"/>
-              </w:rPr>
-              <w:t>, PSU</w:t>
+              <w:t>Professor of Political Science, PSU</w:t>
             </w:r>
           </w:p>
           <w:p>
             <w:pPr>
               <w:widowControl/>
               <w:rPr>
-                <w:rFonts w:asciiTheme="minorHAnsi" w:eastAsia="Times New Roman" w:hAnsiTheme="minorHAnsi" w:cstheme="minorHAnsi"/>
+                <w:rFonts w:ascii="Times New Roman" w:eastAsia="Times New Roman" w:hAnsi="Times New Roman"/>
                 <w:color w:val="000000" w:themeColor="text1"/>
-                <w:sz w:val="21"/>
-                <w:szCs w:val="21"/>
+                <w:szCs w:val="24"/>
               </w:rPr>
             </w:pPr>
             <w:r>
               <w:rPr>
-                <w:rFonts w:asciiTheme="minorHAnsi" w:hAnsiTheme="minorHAnsi" w:cstheme="minorHAnsi"/>
+                <w:rFonts w:ascii="Times New Roman" w:hAnsi="Times New Roman"/>
                 <w:color w:val="000000" w:themeColor="text1"/>
-                <w:sz w:val="21"/>
-                <w:szCs w:val="21"/>
+                <w:szCs w:val="24"/>
                 <w:shd w:val="clear" w:color="auto" w:fill="FFFFFF"/>
               </w:rPr>
               <w:t>424 Susan Welch Liberal Arts Building</w:t>
             </w:r>
             <w:r>
               <w:rPr>
-                <w:rFonts w:asciiTheme="minorHAnsi" w:hAnsiTheme="minorHAnsi" w:cstheme="minorHAnsi"/>
+                <w:rFonts w:ascii="Times New Roman" w:hAnsi="Times New Roman"/>
                 <w:color w:val="000000" w:themeColor="text1"/>
-                <w:sz w:val="21"/>
-                <w:szCs w:val="21"/>
+                <w:szCs w:val="24"/>
                 <w:shd w:val="clear" w:color="auto" w:fill="FFFFFF"/>
               </w:rPr>
               <w:t>,</w:t>
             </w:r>
             <w:r>
               <w:rPr>
-                <w:rFonts w:asciiTheme="minorHAnsi" w:hAnsiTheme="minorHAnsi" w:cstheme="minorHAnsi"/>
+                <w:rFonts w:ascii="Times New Roman" w:hAnsi="Times New Roman"/>
                 <w:color w:val="000000" w:themeColor="text1"/>
-                <w:sz w:val="21"/>
-                <w:szCs w:val="21"/>
+                <w:szCs w:val="24"/>
                 <w:shd w:val="clear" w:color="auto" w:fill="FFFFFF"/>
               </w:rPr>
               <w:t xml:space="preserve"> University Park, PA 16802</w:t>
@@ -8883,45 +8388,21 @@
             <w:pPr>
               <w:widowControl/>
               <w:rPr>
-                <w:rFonts w:asciiTheme="minorHAnsi" w:eastAsia="Times New Roman" w:hAnsiTheme="minorHAnsi" w:cstheme="minorHAnsi"/>
+                <w:rFonts w:ascii="Times New Roman" w:eastAsia="Times New Roman" w:hAnsi="Times New Roman"/>
                 <w:color w:val="000000" w:themeColor="text1"/>
-                <w:sz w:val="21"/>
-                <w:szCs w:val="21"/>
+                <w:szCs w:val="24"/>
               </w:rPr>
             </w:pPr>
             <w:hyperlink r:id="rId12" w:history="1">
               <w:r>
                 <w:rPr>
                   <w:rStyle w:val="jet-listing-dynamic-linklabel"/>
-                  <w:rFonts w:asciiTheme="minorHAnsi" w:hAnsiTheme="minorHAnsi" w:cstheme="minorHAnsi"/>
+                  <w:rFonts w:ascii="Times New Roman" w:hAnsi="Times New Roman"/>
                   <w:color w:val="000000" w:themeColor="text1"/>
-                  <w:sz w:val="21"/>
-                  <w:szCs w:val="21"/>
+                  <w:szCs w:val="24"/>
                   <w:shd w:val="clear" w:color="auto" w:fill="FFFFFF"/>
                 </w:rPr>
-                <w:t>joseph</w:t>
-              </w:r>
-              <w:r>
-                <w:rPr>
-                  <w:rStyle w:val="jet-listing-dynamic-linklabel"/>
-                  <w:rFonts w:asciiTheme="minorHAnsi" w:hAnsiTheme="minorHAnsi" w:cstheme="minorHAnsi"/>
-                  <w:color w:val="000000" w:themeColor="text1"/>
-                  <w:sz w:val="21"/>
-                  <w:szCs w:val="21"/>
-                  <w:shd w:val="clear" w:color="auto" w:fill="FFFFFF"/>
-                </w:rPr>
-                <w:t>G</w:t>
-              </w:r>
-              <w:r>
-                <w:rPr>
-                  <w:rStyle w:val="jet-listing-dynamic-linklabel"/>
-                  <w:rFonts w:asciiTheme="minorHAnsi" w:hAnsiTheme="minorHAnsi" w:cstheme="minorHAnsi"/>
-                  <w:color w:val="000000" w:themeColor="text1"/>
-                  <w:sz w:val="21"/>
-                  <w:szCs w:val="21"/>
-                  <w:shd w:val="clear" w:color="auto" w:fill="FFFFFF"/>
-                </w:rPr>
-                <w:t>wright@gmail.com</w:t>
+                <w:t>josephGwright@gmail.com</w:t>
               </w:r>
             </w:hyperlink>
           </w:p>
@@ -8930,17 +8411,16 @@
               <w:spacing w:line="276" w:lineRule="auto"/>
               <w:jc w:val="both"/>
               <w:rPr>
-                <w:rFonts w:asciiTheme="minorHAnsi" w:hAnsiTheme="minorHAnsi" w:cstheme="minorHAnsi"/>
+                <w:rFonts w:ascii="Times New Roman" w:hAnsi="Times New Roman"/>
                 <w:color w:val="000000" w:themeColor="text1"/>
-                <w:sz w:val="21"/>
-                <w:szCs w:val="21"/>
+                <w:szCs w:val="24"/>
               </w:rPr>
             </w:pPr>
           </w:p>
         </w:tc>
         <w:tc>
           <w:tcPr>
-            <w:tcW w:w="4346" w:type="dxa"/>
+            <w:tcW w:w="4677" w:type="dxa"/>
           </w:tcPr>
           <w:p>
             <w:pPr>
@@ -8948,35 +8428,24 @@
               <w:shd w:val="clear" w:color="auto" w:fill="FFFFFF"/>
               <w:spacing w:before="0"/>
               <w:rPr>
-                <w:rFonts w:asciiTheme="minorHAnsi" w:eastAsia="Times New Roman" w:hAnsiTheme="minorHAnsi" w:cstheme="minorHAnsi"/>
+                <w:rFonts w:ascii="Times New Roman" w:eastAsia="Times New Roman" w:hAnsi="Times New Roman" w:cs="Times New Roman"/>
                 <w:b/>
                 <w:bCs/>
                 <w:color w:val="000000" w:themeColor="text1"/>
-                <w:sz w:val="21"/>
-                <w:szCs w:val="21"/>
+                <w:sz w:val="24"/>
+                <w:szCs w:val="24"/>
               </w:rPr>
             </w:pPr>
             <w:r>
               <w:rPr>
-                <w:rFonts w:asciiTheme="minorHAnsi" w:hAnsiTheme="minorHAnsi" w:cstheme="minorHAnsi"/>
+                <w:rFonts w:ascii="Times New Roman" w:hAnsi="Times New Roman" w:cs="Times New Roman"/>
                 <w:b/>
                 <w:bCs/>
                 <w:color w:val="000000" w:themeColor="text1"/>
-                <w:sz w:val="21"/>
-                <w:szCs w:val="21"/>
+                <w:sz w:val="24"/>
+                <w:szCs w:val="24"/>
               </w:rPr>
-              <w:t xml:space="preserve">Bruce </w:t>
-            </w:r>
-            <w:r>
-              <w:rPr>
-                <w:rFonts w:asciiTheme="minorHAnsi" w:hAnsiTheme="minorHAnsi" w:cstheme="minorHAnsi"/>
-                <w:b/>
-                <w:bCs/>
-                <w:color w:val="000000" w:themeColor="text1"/>
-                <w:sz w:val="21"/>
-                <w:szCs w:val="21"/>
-              </w:rPr>
-              <w:t>Desmarais</w:t>
+              <w:t>Bruce Desmarais</w:t>
             </w:r>
           </w:p>
           <w:p>
@@ -8984,63 +8453,32 @@
               <w:widowControl/>
               <w:shd w:val="clear" w:color="auto" w:fill="FFFFFF"/>
               <w:rPr>
-                <w:rFonts w:asciiTheme="minorHAnsi" w:hAnsiTheme="minorHAnsi" w:cstheme="minorHAnsi"/>
+                <w:rFonts w:ascii="Times New Roman" w:hAnsi="Times New Roman"/>
                 <w:color w:val="000000" w:themeColor="text1"/>
-                <w:sz w:val="21"/>
-                <w:szCs w:val="21"/>
+                <w:szCs w:val="24"/>
               </w:rPr>
             </w:pPr>
             <w:r>
               <w:rPr>
-                <w:rFonts w:asciiTheme="minorHAnsi" w:hAnsiTheme="minorHAnsi" w:cstheme="minorHAnsi"/>
+                <w:rFonts w:ascii="Times New Roman" w:hAnsi="Times New Roman"/>
                 <w:color w:val="000000" w:themeColor="text1"/>
-                <w:sz w:val="21"/>
-                <w:szCs w:val="21"/>
+                <w:szCs w:val="24"/>
               </w:rPr>
-              <w:t>Professor of Political Science</w:t>
+              <w:t>Professor of Political Science and Social Data Analytics,</w:t>
             </w:r>
             <w:r>
               <w:rPr>
-                <w:rFonts w:asciiTheme="minorHAnsi" w:hAnsiTheme="minorHAnsi" w:cstheme="minorHAnsi"/>
+                <w:rFonts w:ascii="Times New Roman" w:hAnsi="Times New Roman"/>
                 <w:color w:val="000000" w:themeColor="text1"/>
-                <w:sz w:val="21"/>
-                <w:szCs w:val="21"/>
-              </w:rPr>
-              <w:t xml:space="preserve"> and</w:t>
-            </w:r>
-            <w:r>
-              <w:rPr>
-                <w:rFonts w:asciiTheme="minorHAnsi" w:hAnsiTheme="minorHAnsi" w:cstheme="minorHAnsi"/>
-                <w:color w:val="000000" w:themeColor="text1"/>
-                <w:sz w:val="21"/>
-                <w:szCs w:val="21"/>
-              </w:rPr>
-              <w:t xml:space="preserve"> Social Data Analytics</w:t>
-            </w:r>
-            <w:r>
-              <w:rPr>
-                <w:rFonts w:asciiTheme="minorHAnsi" w:hAnsiTheme="minorHAnsi" w:cstheme="minorHAnsi"/>
-                <w:color w:val="000000" w:themeColor="text1"/>
-                <w:sz w:val="21"/>
-                <w:szCs w:val="21"/>
-              </w:rPr>
-              <w:t>,</w:t>
-            </w:r>
-            <w:r>
-              <w:rPr>
-                <w:rFonts w:asciiTheme="minorHAnsi" w:hAnsiTheme="minorHAnsi" w:cstheme="minorHAnsi"/>
-                <w:color w:val="000000" w:themeColor="text1"/>
-                <w:sz w:val="21"/>
-                <w:szCs w:val="21"/>
+                <w:szCs w:val="24"/>
               </w:rPr>
               <w:t xml:space="preserve"> </w:t>
             </w:r>
             <w:r>
               <w:rPr>
-                <w:rFonts w:asciiTheme="minorHAnsi" w:hAnsiTheme="minorHAnsi" w:cstheme="minorHAnsi"/>
+                <w:rFonts w:ascii="Times New Roman" w:hAnsi="Times New Roman"/>
                 <w:color w:val="000000" w:themeColor="text1"/>
-                <w:sz w:val="21"/>
-                <w:szCs w:val="21"/>
+                <w:szCs w:val="24"/>
               </w:rPr>
               <w:t>PSU</w:t>
             </w:r>
@@ -9049,39 +8487,35 @@
             <w:pPr>
               <w:widowControl/>
               <w:rPr>
-                <w:rFonts w:asciiTheme="minorHAnsi" w:hAnsiTheme="minorHAnsi" w:cstheme="minorHAnsi"/>
+                <w:rFonts w:ascii="Times New Roman" w:hAnsi="Times New Roman"/>
                 <w:color w:val="000000" w:themeColor="text1"/>
-                <w:sz w:val="21"/>
-                <w:szCs w:val="21"/>
+                <w:szCs w:val="24"/>
                 <w:shd w:val="clear" w:color="auto" w:fill="FFFFFF"/>
               </w:rPr>
             </w:pPr>
             <w:r>
               <w:rPr>
-                <w:rFonts w:asciiTheme="minorHAnsi" w:hAnsiTheme="minorHAnsi" w:cstheme="minorHAnsi"/>
+                <w:rFonts w:ascii="Times New Roman" w:hAnsi="Times New Roman"/>
                 <w:color w:val="000000" w:themeColor="text1"/>
-                <w:sz w:val="21"/>
-                <w:szCs w:val="21"/>
+                <w:szCs w:val="24"/>
                 <w:shd w:val="clear" w:color="auto" w:fill="FFFFFF"/>
               </w:rPr>
               <w:t>419 Susan Welch Liberal Arts Building</w:t>
             </w:r>
             <w:r>
               <w:rPr>
-                <w:rFonts w:asciiTheme="minorHAnsi" w:hAnsiTheme="minorHAnsi" w:cstheme="minorHAnsi"/>
+                <w:rFonts w:ascii="Times New Roman" w:hAnsi="Times New Roman"/>
                 <w:color w:val="000000" w:themeColor="text1"/>
-                <w:sz w:val="21"/>
-                <w:szCs w:val="21"/>
+                <w:szCs w:val="24"/>
                 <w:shd w:val="clear" w:color="auto" w:fill="FFFFFF"/>
               </w:rPr>
               <w:t>,</w:t>
             </w:r>
             <w:r>
               <w:rPr>
-                <w:rFonts w:asciiTheme="minorHAnsi" w:hAnsiTheme="minorHAnsi" w:cstheme="minorHAnsi"/>
+                <w:rFonts w:ascii="Times New Roman" w:hAnsi="Times New Roman"/>
                 <w:color w:val="000000" w:themeColor="text1"/>
-                <w:sz w:val="21"/>
-                <w:szCs w:val="21"/>
+                <w:szCs w:val="24"/>
                 <w:shd w:val="clear" w:color="auto" w:fill="FFFFFF"/>
               </w:rPr>
               <w:t xml:space="preserve"> University Park, PA 16802</w:t>
@@ -9091,20 +8525,18 @@
             <w:pPr>
               <w:widowControl/>
               <w:rPr>
-                <w:rFonts w:asciiTheme="minorHAnsi" w:eastAsia="Times New Roman" w:hAnsiTheme="minorHAnsi" w:cstheme="minorHAnsi"/>
+                <w:rFonts w:ascii="Times New Roman" w:eastAsia="Times New Roman" w:hAnsi="Times New Roman"/>
                 <w:color w:val="000000" w:themeColor="text1"/>
-                <w:sz w:val="21"/>
-                <w:szCs w:val="21"/>
+                <w:szCs w:val="24"/>
               </w:rPr>
             </w:pPr>
             <w:hyperlink r:id="rId13" w:history="1">
               <w:r>
                 <w:rPr>
                   <w:rStyle w:val="jet-listing-dynamic-linklabel"/>
-                  <w:rFonts w:asciiTheme="minorHAnsi" w:hAnsiTheme="minorHAnsi" w:cstheme="minorHAnsi"/>
+                  <w:rFonts w:ascii="Times New Roman" w:hAnsi="Times New Roman"/>
                   <w:color w:val="000000" w:themeColor="text1"/>
-                  <w:sz w:val="21"/>
-                  <w:szCs w:val="21"/>
+                  <w:szCs w:val="24"/>
                   <w:shd w:val="clear" w:color="auto" w:fill="FFFFFF"/>
                 </w:rPr>
                 <w:t>bdesmarais@psu.edu</w:t>
@@ -9116,10 +8548,9 @@
               <w:spacing w:line="276" w:lineRule="auto"/>
               <w:jc w:val="both"/>
               <w:rPr>
-                <w:rFonts w:asciiTheme="minorHAnsi" w:hAnsiTheme="minorHAnsi" w:cstheme="minorHAnsi"/>
+                <w:rFonts w:ascii="Times New Roman" w:hAnsi="Times New Roman"/>
                 <w:color w:val="000000" w:themeColor="text1"/>
-                <w:sz w:val="21"/>
-                <w:szCs w:val="21"/>
+                <w:szCs w:val="24"/>
               </w:rPr>
             </w:pPr>
           </w:p>
@@ -9128,41 +8559,41 @@
       <w:tr>
         <w:tc>
           <w:tcPr>
-            <w:tcW w:w="4868" w:type="dxa"/>
+            <w:tcW w:w="5104" w:type="dxa"/>
           </w:tcPr>
           <w:p>
             <w:pPr>
               <w:pStyle w:val="Heading1"/>
               <w:spacing w:before="0"/>
               <w:rPr>
-                <w:rFonts w:asciiTheme="minorHAnsi" w:hAnsiTheme="minorHAnsi" w:cstheme="minorHAnsi"/>
+                <w:rFonts w:ascii="Times New Roman" w:hAnsi="Times New Roman" w:cs="Times New Roman"/>
                 <w:b/>
                 <w:bCs/>
                 <w:color w:val="000000" w:themeColor="text1"/>
-                <w:sz w:val="21"/>
-                <w:szCs w:val="21"/>
+                <w:sz w:val="24"/>
+                <w:szCs w:val="24"/>
               </w:rPr>
             </w:pPr>
             <w:r>
               <w:rPr>
-                <w:rFonts w:asciiTheme="minorHAnsi" w:hAnsiTheme="minorHAnsi" w:cstheme="minorHAnsi"/>
+                <w:rFonts w:ascii="Times New Roman" w:hAnsi="Times New Roman" w:cs="Times New Roman"/>
                 <w:b/>
                 <w:bCs/>
                 <w:color w:val="000000" w:themeColor="text1"/>
-                <w:sz w:val="21"/>
-                <w:szCs w:val="21"/>
+                <w:sz w:val="24"/>
+                <w:szCs w:val="24"/>
               </w:rPr>
               <w:t xml:space="preserve">Daniel </w:t>
             </w:r>
             <w:proofErr w:type="spellStart"/>
             <w:r>
               <w:rPr>
-                <w:rFonts w:asciiTheme="minorHAnsi" w:hAnsiTheme="minorHAnsi" w:cstheme="minorHAnsi"/>
+                <w:rFonts w:ascii="Times New Roman" w:hAnsi="Times New Roman" w:cs="Times New Roman"/>
                 <w:b/>
                 <w:bCs/>
                 <w:color w:val="000000" w:themeColor="text1"/>
-                <w:sz w:val="21"/>
-                <w:szCs w:val="21"/>
+                <w:sz w:val="24"/>
+                <w:szCs w:val="24"/>
               </w:rPr>
               <w:t>Tavana</w:t>
             </w:r>
@@ -9172,49 +8603,35 @@
             <w:pPr>
               <w:widowControl/>
               <w:rPr>
-                <w:rFonts w:asciiTheme="minorHAnsi" w:eastAsia="Times New Roman" w:hAnsiTheme="minorHAnsi" w:cstheme="minorHAnsi"/>
+                <w:rFonts w:ascii="Times New Roman" w:eastAsia="Times New Roman" w:hAnsi="Times New Roman"/>
                 <w:color w:val="000000" w:themeColor="text1"/>
-                <w:sz w:val="21"/>
-                <w:szCs w:val="21"/>
+                <w:szCs w:val="24"/>
               </w:rPr>
             </w:pPr>
             <w:r>
               <w:rPr>
-                <w:rFonts w:asciiTheme="minorHAnsi" w:hAnsiTheme="minorHAnsi" w:cstheme="minorHAnsi"/>
+                <w:rFonts w:ascii="Times New Roman" w:hAnsi="Times New Roman"/>
                 <w:color w:val="000000" w:themeColor="text1"/>
-                <w:sz w:val="21"/>
-                <w:szCs w:val="21"/>
+                <w:szCs w:val="24"/>
                 <w:shd w:val="clear" w:color="auto" w:fill="FFFFFF"/>
               </w:rPr>
-              <w:t>Assistant Professor of Political Science</w:t>
-            </w:r>
-            <w:r>
-              <w:rPr>
-                <w:rFonts w:asciiTheme="minorHAnsi" w:hAnsiTheme="minorHAnsi" w:cstheme="minorHAnsi"/>
-                <w:color w:val="000000" w:themeColor="text1"/>
-                <w:sz w:val="21"/>
-                <w:szCs w:val="21"/>
-                <w:shd w:val="clear" w:color="auto" w:fill="FFFFFF"/>
-              </w:rPr>
-              <w:t>, PSU</w:t>
+              <w:t>Assistant Professor of Political Science, PSU</w:t>
             </w:r>
           </w:p>
           <w:p>
             <w:pPr>
               <w:widowControl/>
               <w:rPr>
-                <w:rFonts w:asciiTheme="minorHAnsi" w:eastAsia="Times New Roman" w:hAnsiTheme="minorHAnsi" w:cstheme="minorHAnsi"/>
+                <w:rFonts w:ascii="Times New Roman" w:eastAsia="Times New Roman" w:hAnsi="Times New Roman"/>
                 <w:color w:val="000000" w:themeColor="text1"/>
-                <w:sz w:val="21"/>
-                <w:szCs w:val="21"/>
+                <w:szCs w:val="24"/>
               </w:rPr>
             </w:pPr>
             <w:r>
               <w:rPr>
-                <w:rFonts w:asciiTheme="minorHAnsi" w:hAnsiTheme="minorHAnsi" w:cstheme="minorHAnsi"/>
+                <w:rFonts w:ascii="Times New Roman" w:hAnsi="Times New Roman"/>
                 <w:color w:val="000000" w:themeColor="text1"/>
-                <w:sz w:val="21"/>
-                <w:szCs w:val="21"/>
+                <w:szCs w:val="24"/>
                 <w:shd w:val="clear" w:color="auto" w:fill="FFFFFF"/>
               </w:rPr>
               <w:t>450 Susan Welch Liberal Arts Building University Park, PA 16802</w:t>
@@ -9224,20 +8641,18 @@
             <w:pPr>
               <w:widowControl/>
               <w:rPr>
-                <w:rFonts w:asciiTheme="minorHAnsi" w:eastAsia="Times New Roman" w:hAnsiTheme="minorHAnsi" w:cstheme="minorHAnsi"/>
+                <w:rFonts w:ascii="Times New Roman" w:eastAsia="Times New Roman" w:hAnsi="Times New Roman"/>
                 <w:color w:val="000000" w:themeColor="text1"/>
-                <w:sz w:val="21"/>
-                <w:szCs w:val="21"/>
+                <w:szCs w:val="24"/>
               </w:rPr>
             </w:pPr>
             <w:hyperlink r:id="rId14" w:history="1">
               <w:r>
                 <w:rPr>
                   <w:rStyle w:val="jet-listing-dynamic-linklabel"/>
-                  <w:rFonts w:asciiTheme="minorHAnsi" w:hAnsiTheme="minorHAnsi" w:cstheme="minorHAnsi"/>
+                  <w:rFonts w:ascii="Times New Roman" w:hAnsi="Times New Roman"/>
                   <w:color w:val="000000" w:themeColor="text1"/>
-                  <w:sz w:val="21"/>
-                  <w:szCs w:val="21"/>
+                  <w:szCs w:val="24"/>
                   <w:shd w:val="clear" w:color="auto" w:fill="FFFFFF"/>
                 </w:rPr>
                 <w:t>tavana@psu.edu</w:t>
@@ -9247,53 +8662,49 @@
         </w:tc>
         <w:tc>
           <w:tcPr>
-            <w:tcW w:w="4346" w:type="dxa"/>
+            <w:tcW w:w="4677" w:type="dxa"/>
           </w:tcPr>
           <w:p>
             <w:pPr>
               <w:spacing w:line="276" w:lineRule="auto"/>
               <w:jc w:val="both"/>
               <w:rPr>
-                <w:rFonts w:asciiTheme="minorHAnsi" w:hAnsiTheme="minorHAnsi" w:cstheme="minorHAnsi"/>
+                <w:rFonts w:ascii="Times New Roman" w:hAnsi="Times New Roman"/>
                 <w:b/>
                 <w:bCs/>
                 <w:color w:val="000000" w:themeColor="text1"/>
-                <w:sz w:val="21"/>
-                <w:szCs w:val="21"/>
+                <w:szCs w:val="24"/>
               </w:rPr>
             </w:pPr>
             <w:r>
               <w:rPr>
-                <w:rFonts w:asciiTheme="minorHAnsi" w:hAnsiTheme="minorHAnsi" w:cstheme="minorHAnsi"/>
+                <w:rFonts w:ascii="Times New Roman" w:hAnsi="Times New Roman"/>
                 <w:b/>
                 <w:bCs/>
                 <w:color w:val="000000" w:themeColor="text1"/>
-                <w:sz w:val="21"/>
-                <w:szCs w:val="21"/>
+                <w:szCs w:val="24"/>
               </w:rPr>
               <w:t>King-</w:t>
             </w:r>
             <w:proofErr w:type="spellStart"/>
             <w:r>
               <w:rPr>
-                <w:rFonts w:asciiTheme="minorHAnsi" w:hAnsiTheme="minorHAnsi" w:cstheme="minorHAnsi"/>
+                <w:rFonts w:ascii="Times New Roman" w:hAnsi="Times New Roman"/>
                 <w:b/>
                 <w:bCs/>
                 <w:color w:val="000000" w:themeColor="text1"/>
-                <w:sz w:val="21"/>
-                <w:szCs w:val="21"/>
+                <w:szCs w:val="24"/>
               </w:rPr>
               <w:t>Wa</w:t>
             </w:r>
             <w:proofErr w:type="spellEnd"/>
             <w:r>
               <w:rPr>
-                <w:rFonts w:asciiTheme="minorHAnsi" w:hAnsiTheme="minorHAnsi" w:cstheme="minorHAnsi"/>
+                <w:rFonts w:ascii="Times New Roman" w:hAnsi="Times New Roman"/>
                 <w:b/>
                 <w:bCs/>
                 <w:color w:val="000000" w:themeColor="text1"/>
-                <w:sz w:val="21"/>
-                <w:szCs w:val="21"/>
+                <w:szCs w:val="24"/>
               </w:rPr>
               <w:t xml:space="preserve"> Fu</w:t>
             </w:r>
@@ -9303,18 +8714,16 @@
               <w:spacing w:line="276" w:lineRule="auto"/>
               <w:jc w:val="both"/>
               <w:rPr>
-                <w:rFonts w:asciiTheme="minorHAnsi" w:hAnsiTheme="minorHAnsi" w:cstheme="minorHAnsi"/>
+                <w:rFonts w:ascii="Times New Roman" w:hAnsi="Times New Roman"/>
                 <w:color w:val="000000" w:themeColor="text1"/>
-                <w:sz w:val="21"/>
-                <w:szCs w:val="21"/>
+                <w:szCs w:val="24"/>
               </w:rPr>
             </w:pPr>
             <w:r>
               <w:rPr>
-                <w:rFonts w:asciiTheme="minorHAnsi" w:hAnsiTheme="minorHAnsi" w:cstheme="minorHAnsi"/>
+                <w:rFonts w:ascii="Times New Roman" w:hAnsi="Times New Roman"/>
                 <w:color w:val="000000" w:themeColor="text1"/>
-                <w:sz w:val="21"/>
-                <w:szCs w:val="21"/>
+                <w:szCs w:val="24"/>
               </w:rPr>
               <w:t>Professor, Journalism and Media Studies Centre, HKU</w:t>
             </w:r>
@@ -9323,87 +8732,60 @@
             <w:pPr>
               <w:widowControl/>
               <w:rPr>
-                <w:rFonts w:asciiTheme="minorHAnsi" w:hAnsiTheme="minorHAnsi" w:cstheme="minorHAnsi"/>
+                <w:rFonts w:ascii="Times New Roman" w:hAnsi="Times New Roman"/>
                 <w:color w:val="000000" w:themeColor="text1"/>
-                <w:sz w:val="21"/>
-                <w:szCs w:val="21"/>
+                <w:szCs w:val="24"/>
               </w:rPr>
             </w:pPr>
             <w:r>
               <w:rPr>
-                <w:rFonts w:asciiTheme="minorHAnsi" w:hAnsiTheme="minorHAnsi" w:cstheme="minorHAnsi"/>
+                <w:rFonts w:ascii="Times New Roman" w:hAnsi="Times New Roman"/>
                 <w:color w:val="000000" w:themeColor="text1"/>
-                <w:sz w:val="21"/>
-                <w:szCs w:val="21"/>
+                <w:szCs w:val="24"/>
               </w:rPr>
               <w:t xml:space="preserve">Room 206, Eliot Hall, </w:t>
             </w:r>
             <w:proofErr w:type="spellStart"/>
             <w:r>
               <w:rPr>
-                <w:rFonts w:asciiTheme="minorHAnsi" w:hAnsiTheme="minorHAnsi" w:cstheme="minorHAnsi"/>
+                <w:rFonts w:ascii="Times New Roman" w:hAnsi="Times New Roman"/>
                 <w:color w:val="000000" w:themeColor="text1"/>
-                <w:sz w:val="21"/>
-                <w:szCs w:val="21"/>
+                <w:szCs w:val="24"/>
               </w:rPr>
               <w:t>Pokfulam</w:t>
             </w:r>
             <w:proofErr w:type="spellEnd"/>
             <w:r>
               <w:rPr>
-                <w:rFonts w:asciiTheme="minorHAnsi" w:hAnsiTheme="minorHAnsi" w:cstheme="minorHAnsi"/>
+                <w:rFonts w:ascii="Times New Roman" w:hAnsi="Times New Roman"/>
                 <w:color w:val="000000" w:themeColor="text1"/>
-                <w:sz w:val="21"/>
-                <w:szCs w:val="21"/>
+                <w:szCs w:val="24"/>
               </w:rPr>
-              <w:t xml:space="preserve"> Road, Hong Kon</w:t>
-            </w:r>
-            <w:r>
-              <w:rPr>
-                <w:rFonts w:asciiTheme="minorHAnsi" w:hAnsiTheme="minorHAnsi" w:cstheme="minorHAnsi"/>
-                <w:color w:val="000000" w:themeColor="text1"/>
-                <w:sz w:val="21"/>
-                <w:szCs w:val="21"/>
-              </w:rPr>
-              <w:t xml:space="preserve">g </w:t>
+              <w:t xml:space="preserve"> Road, Hong Kong </w:t>
             </w:r>
           </w:p>
           <w:p>
             <w:pPr>
               <w:widowControl/>
               <w:rPr>
-                <w:rFonts w:asciiTheme="minorHAnsi" w:eastAsia="Times New Roman" w:hAnsiTheme="minorHAnsi" w:cstheme="minorHAnsi"/>
+                <w:rFonts w:ascii="Times New Roman" w:eastAsia="Times New Roman" w:hAnsi="Times New Roman"/>
                 <w:color w:val="000000" w:themeColor="text1"/>
-                <w:sz w:val="21"/>
-                <w:szCs w:val="21"/>
+                <w:szCs w:val="24"/>
               </w:rPr>
             </w:pPr>
             <w:hyperlink r:id="rId15" w:history="1">
               <w:r>
                 <w:rPr>
                   <w:rStyle w:val="Hyperlink"/>
-                  <w:rFonts w:asciiTheme="minorHAnsi" w:hAnsiTheme="minorHAnsi" w:cstheme="minorHAnsi"/>
+                  <w:rFonts w:ascii="Times New Roman" w:hAnsi="Times New Roman"/>
                   <w:color w:val="000000" w:themeColor="text1"/>
-                  <w:sz w:val="21"/>
-                  <w:szCs w:val="21"/>
+                  <w:szCs w:val="24"/>
                   <w:u w:val="none"/>
                 </w:rPr>
                 <w:t>kwfu@hku.hk</w:t>
               </w:r>
             </w:hyperlink>
           </w:p>
-          <w:p>
-            <w:pPr>
-              <w:spacing w:line="276" w:lineRule="auto"/>
-              <w:jc w:val="both"/>
-              <w:rPr>
-                <w:rFonts w:asciiTheme="minorHAnsi" w:hAnsiTheme="minorHAnsi" w:cstheme="minorHAnsi"/>
-                <w:color w:val="000000" w:themeColor="text1"/>
-                <w:sz w:val="21"/>
-                <w:szCs w:val="21"/>
-              </w:rPr>
-            </w:pPr>
-          </w:p>
         </w:tc>
       </w:tr>
     </w:tbl>
@@ -9412,7 +8794,7 @@
         <w:spacing w:line="276" w:lineRule="auto"/>
         <w:jc w:val="both"/>
         <w:rPr>
-          <w:rFonts w:asciiTheme="minorHAnsi" w:hAnsiTheme="minorHAnsi" w:cstheme="minorHAnsi"/>
+          <w:rFonts w:ascii="Times New Roman" w:hAnsi="Times New Roman"/>
           <w:b/>
           <w:bCs/>
           <w:sz w:val="21"/>
@@ -9425,7 +8807,7 @@
         <w:spacing w:line="276" w:lineRule="auto"/>
         <w:jc w:val="both"/>
         <w:rPr>
-          <w:rFonts w:asciiTheme="minorHAnsi" w:hAnsiTheme="minorHAnsi" w:cstheme="minorHAnsi"/>
+          <w:rFonts w:ascii="Times New Roman" w:hAnsi="Times New Roman"/>
           <w:color w:val="000000"/>
           <w:kern w:val="0"/>
           <w:sz w:val="21"/>
@@ -9437,7 +8819,7 @@
       <w:headerReference w:type="default" r:id="rId16"/>
       <w:footerReference w:type="default" r:id="rId17"/>
       <w:pgSz w:w="11906" w:h="16838" w:code="9"/>
-      <w:pgMar w:top="1440" w:right="1080" w:bottom="1440" w:left="1080" w:header="720" w:footer="720" w:gutter="0"/>
+      <w:pgMar w:top="1440" w:right="1440" w:bottom="1440" w:left="1440" w:header="720" w:footer="720" w:gutter="0"/>
       <w:cols w:space="720"/>
       <w:noEndnote/>
       <w:titlePg/>
@@ -16048,6 +15430,26 @@
 </a:theme>
 </file>
 
+<file path=word/webextensions/taskpanes.xml><?xml version="1.0" encoding="utf-8"?>
+<wetp:taskpanes xmlns:wetp="http://schemas.microsoft.com/office/webextensions/taskpanes/2010/11">
+  <wetp:taskpane dockstate="right" visibility="0" width="350" row="0">
+    <wetp:webextensionref xmlns:r="http://schemas.openxmlformats.org/officeDocument/2006/relationships" r:id="rId1"/>
+  </wetp:taskpane>
+</wetp:taskpanes>
+</file>
+
+<file path=word/webextensions/webextension1.xml><?xml version="1.0" encoding="utf-8"?>
+<we:webextension xmlns:we="http://schemas.microsoft.com/office/webextensions/webextension/2010/11" id="{918911D3-55E7-9149-BDF6-1B5AC8BF67F4}">
+  <we:reference id="f518cb36-c901-4d52-a9e7-4331342e485d" version="1.2.0.0" store="EXCatalog" storeType="EXCatalog"/>
+  <we:alternateReferences>
+    <we:reference id="WA200001011" version="1.2.0.0" store="en-US" storeType="OMEX"/>
+  </we:alternateReferences>
+  <we:properties/>
+  <we:bindings/>
+  <we:snapshot xmlns:r="http://schemas.openxmlformats.org/officeDocument/2006/relationships"/>
+</we:webextension>
+</file>
+
 <file path=customXml/item1.xml><?xml version="1.0" encoding="utf-8"?>
 <b:Sources xmlns:b="http://schemas.openxmlformats.org/officeDocument/2006/bibliography" xmlns="http://schemas.openxmlformats.org/officeDocument/2006/bibliography" SelectedStyle="/APASixthEditionOfficeOnline.xsl" StyleName="APA"/>
 </file>
